--- a/plantillas_maestras/17_seguro_no_especificado/contratacion_no_consentida/2_o_mas_ddos_varios/mujer/TPL_1890_2025_SEGURO_NO_ESPECIFICADO_CONTRATACION_NO_CONSENTIDA_ASEGURADORA_MUJER_R2.docx
+++ b/plantillas_maestras/17_seguro_no_especificado/contratacion_no_consentida/2_o_mas_ddos_varios/mujer/TPL_1890_2025_SEGURO_NO_ESPECIFICADO_CONTRATACION_NO_CONSENTIDA_ASEGURADORA_MUJER_R2.docx
@@ -290,7 +290,7 @@
           <w14:ligatures w14:val="none"/>
         </w:rPr>
         <w:tab/>
-        <w:t xml:space="preserve">:       </w:t>
+        <w:t xml:space="preserve">: </w:t>
       </w:r>
       <w:r>
         <w:rPr>
@@ -653,7 +653,7 @@
           <w:lang w:val="es-ES" w:eastAsia="es-ES"/>
           <w14:ligatures w14:val="none"/>
         </w:rPr>
-        <w:t xml:space="preserve"> presuntas infracciones a la Ley N°29571, Código de Protección y Defensa del Consumidor (en adelante, Código)</w:t>
+        <w:t xml:space="preserve"> presuntas infracciones a la Ley 29571, Código de Protección y Defensa del Consumidor (en adelante, Código)</w:t>
       </w:r>
       <w:r>
         <w:rPr>
@@ -1087,7 +1087,7 @@
           <w:lang w:eastAsia="es-ES"/>
           <w14:ligatures w14:val="none"/>
         </w:rPr>
-        <w:t xml:space="preserve"> el Seguro Vida Protección Familiar – Póliza N°V-1516143, Póliza N°V-214646, Seguro de Sepelio – Póliza N°V-1733547, y Seguro Oncológico – Póliza N°V-689928 y Póliza N°V-1719112 (en adelante, los </w:t>
+        <w:t xml:space="preserve"> el Seguro Vida Protección Familiar – Póliza V-1516143, Póliza V-214646, Seguro de Sepelio – Póliza V-1733547, y Seguro Oncológico – Póliza V-689928 y Póliza V-1719112 (en adelante, los </w:t>
       </w:r>
       <w:r>
         <w:rPr>
@@ -1997,7 +1997,7 @@
           <w:lang w:eastAsia="es-PE"/>
           <w14:ligatures w14:val="none"/>
         </w:rPr>
-        <w:t>La Secretaría Técnica de la Comisión de Protección al Consumidor N°1 (en adelante, la Secretaría Técnica), en ejercicio de sus facultades</w:t>
+        <w:t>La Secretaría Técnica de la Comisión de Protección al Consumidor 1 (en adelante, la Secretaría Técnica), en ejercicio de sus facultades</w:t>
       </w:r>
       <w:bookmarkEnd w:id="1"/>
       <w:bookmarkEnd w:id="2"/>
@@ -2052,7 +2052,7 @@
           <w:kern w:val="0"/>
           <w14:ligatures w14:val="none"/>
         </w:rPr>
-        <w:t>N°</w:t>
+        <w:t/>
       </w:r>
       <w:proofErr w:type="spellEnd"/>
       <w:r>
@@ -2132,7 +2132,7 @@
           <w:lang w:eastAsia="es-PE"/>
           <w14:ligatures w14:val="none"/>
         </w:rPr>
-        <w:t xml:space="preserve"> del artículo 56° </w:t>
+        <w:t xml:space="preserve"> del artículo 56 </w:t>
       </w:r>
       <w:r>
         <w:rPr>
@@ -2161,7 +2161,7 @@
           <w:lang w:eastAsia="es-PE"/>
           <w14:ligatures w14:val="none"/>
         </w:rPr>
-        <w:t xml:space="preserve">.  </w:t>
+        <w:t xml:space="preserve">. </w:t>
       </w:r>
     </w:p>
     <w:p>
@@ -2231,7 +2231,7 @@
           <w:kern w:val="0"/>
           <w14:ligatures w14:val="none"/>
         </w:rPr>
-        <w:t>N°</w:t>
+        <w:t/>
       </w:r>
       <w:proofErr w:type="spellEnd"/>
       <w:r>
@@ -2292,7 +2292,7 @@
           <w:lang w:eastAsia="es-PE"/>
           <w14:ligatures w14:val="none"/>
         </w:rPr>
-        <w:t xml:space="preserve">artículo 56° </w:t>
+        <w:t xml:space="preserve">artículo 56 </w:t>
       </w:r>
       <w:r>
         <w:rPr>
@@ -2382,7 +2382,7 @@
           <w:kern w:val="0"/>
           <w14:ligatures w14:val="none"/>
         </w:rPr>
-        <w:t>N°</w:t>
+        <w:t/>
       </w:r>
       <w:proofErr w:type="spellEnd"/>
       <w:r>
@@ -2432,7 +2432,7 @@
           <w:lang w:eastAsia="es-PE"/>
           <w14:ligatures w14:val="none"/>
         </w:rPr>
-        <w:t xml:space="preserve"> del artículo 56° </w:t>
+        <w:t xml:space="preserve"> del artículo 56 </w:t>
       </w:r>
       <w:r>
         <w:rPr>
@@ -2517,7 +2517,7 @@
           <w:lang w:eastAsia="es-PE"/>
           <w14:ligatures w14:val="none"/>
         </w:rPr>
-        <w:t>N°</w:t>
+        <w:t/>
       </w:r>
       <w:proofErr w:type="spellEnd"/>
       <w:r>
@@ -2569,7 +2569,7 @@
           <w:lang w:eastAsia="es-PE"/>
           <w14:ligatures w14:val="none"/>
         </w:rPr>
-        <w:t xml:space="preserve"> del artículo 56° </w:t>
+        <w:t xml:space="preserve"> del artículo 56 </w:t>
       </w:r>
       <w:r>
         <w:rPr>
@@ -2654,7 +2654,7 @@
           <w:lang w:eastAsia="es-PE"/>
           <w14:ligatures w14:val="none"/>
         </w:rPr>
-        <w:t>N°</w:t>
+        <w:t/>
       </w:r>
       <w:proofErr w:type="spellEnd"/>
       <w:r>
@@ -2717,7 +2717,7 @@
           <w:lang w:eastAsia="es-PE"/>
           <w14:ligatures w14:val="none"/>
         </w:rPr>
-        <w:t xml:space="preserve"> del artículo 56° </w:t>
+        <w:t xml:space="preserve"> del artículo 56 </w:t>
       </w:r>
       <w:r>
         <w:rPr>
@@ -2799,7 +2799,7 @@
           <w:kern w:val="0"/>
           <w14:ligatures w14:val="none"/>
         </w:rPr>
-        <w:t>N°</w:t>
+        <w:t/>
       </w:r>
       <w:proofErr w:type="spellEnd"/>
       <w:r>
@@ -2816,7 +2816,7 @@
           <w:kern w:val="0"/>
           <w14:ligatures w14:val="none"/>
         </w:rPr>
-        <w:t>. Por consiguiente, corresponde calificar el hecho materia de denuncia como una presunta infracción al deber de entregar a los usuarios copia de los contratos y demás documentación relacionada con dichos actos jurídicos, tipificado en el literal e) del artículo 47° del Código</w:t>
+        <w:t>. Por consiguiente, corresponde calificar el hecho materia de denuncia como una presunta infracción al deber de entregar a los usuarios copia de los contratos y demás documentación relacionada con dichos actos jurídicos, tipificado en el literal e) del artículo 47 del Código</w:t>
       </w:r>
       <w:r>
         <w:rPr>
@@ -2903,7 +2903,7 @@
           <w:kern w:val="0"/>
           <w14:ligatures w14:val="none"/>
         </w:rPr>
-        <w:t>N°</w:t>
+        <w:t/>
       </w:r>
       <w:proofErr w:type="spellEnd"/>
       <w:r>
@@ -2928,7 +2928,7 @@
           <w:kern w:val="0"/>
           <w14:ligatures w14:val="none"/>
         </w:rPr>
-        <w:t>Por consiguiente, corresponde calificar el hecho materia de denuncia como una presunta infracción al deber de entregar a los usuarios copia de los contratos y demás documentación relacionada con dichos actos jurídicos, tipificado en el literal e) del artículo 47° del Código.</w:t>
+        <w:t>Por consiguiente, corresponde calificar el hecho materia de denuncia como una presunta infracción al deber de entregar a los usuarios copia de los contratos y demás documentación relacionada con dichos actos jurídicos, tipificado en el literal e) del artículo 47 del Código.</w:t>
       </w:r>
     </w:p>
     <w:p>
@@ -2998,7 +2998,7 @@
           <w:kern w:val="0"/>
           <w14:ligatures w14:val="none"/>
         </w:rPr>
-        <w:t>N°</w:t>
+        <w:t/>
       </w:r>
       <w:proofErr w:type="spellEnd"/>
       <w:r>
@@ -3015,7 +3015,7 @@
           <w:kern w:val="0"/>
           <w14:ligatures w14:val="none"/>
         </w:rPr>
-        <w:t>. Por consiguiente, corresponde calificar el hecho materia de denuncia como una presunta infracción al deber de entregar a los usuarios copia de los contratos y demás documentación relacionada con dichos actos jurídicos, tipificado en el literal e) del artículo 47° del Código.</w:t>
+        <w:t>. Por consiguiente, corresponde calificar el hecho materia de denuncia como una presunta infracción al deber de entregar a los usuarios copia de los contratos y demás documentación relacionada con dichos actos jurídicos, tipificado en el literal e) del artículo 47 del Código.</w:t>
       </w:r>
     </w:p>
     <w:p>
@@ -3085,7 +3085,7 @@
           <w:kern w:val="0"/>
           <w14:ligatures w14:val="none"/>
         </w:rPr>
-        <w:t>N°</w:t>
+        <w:t/>
       </w:r>
       <w:proofErr w:type="spellEnd"/>
       <w:r>
@@ -3119,7 +3119,7 @@
           <w:kern w:val="0"/>
           <w14:ligatures w14:val="none"/>
         </w:rPr>
-        <w:t>contratos y demás documentación relacionada con dichos actos jurídicos, tipificado en el literal e) del artículo 47° del Código.</w:t>
+        <w:t>contratos y demás documentación relacionada con dichos actos jurídicos, tipificado en el literal e) del artículo 47 del Código.</w:t>
       </w:r>
     </w:p>
     <w:p>
@@ -3189,7 +3189,7 @@
           <w:kern w:val="0"/>
           <w14:ligatures w14:val="none"/>
         </w:rPr>
-        <w:t>N°</w:t>
+        <w:t/>
       </w:r>
       <w:proofErr w:type="spellEnd"/>
       <w:r>
@@ -3206,7 +3206,7 @@
           <w:kern w:val="0"/>
           <w14:ligatures w14:val="none"/>
         </w:rPr>
-        <w:t>. Por consiguiente, corresponde calificar el hecho materia de denuncia como una presunta infracción al deber de entregar a los usuarios copia de los contratos y demás documentación relacionada con dichos actos jurídicos, tipificado en el literal e) del artículo 47° del Código.</w:t>
+        <w:t>. Por consiguiente, corresponde calificar el hecho materia de denuncia como una presunta infracción al deber de entregar a los usuarios copia de los contratos y demás documentación relacionada con dichos actos jurídicos, tipificado en el literal e) del artículo 47 del Código.</w:t>
       </w:r>
     </w:p>
     <w:p>
@@ -3300,7 +3300,7 @@
           <w:lang w:eastAsia="es-PE"/>
           <w14:ligatures w14:val="none"/>
         </w:rPr>
-        <w:t>N°</w:t>
+        <w:t/>
       </w:r>
       <w:proofErr w:type="spellEnd"/>
       <w:r>
@@ -3322,7 +3322,7 @@
           <w:lang w:eastAsia="es-PE"/>
           <w14:ligatures w14:val="none"/>
         </w:rPr>
-        <w:t>N°</w:t>
+        <w:t/>
       </w:r>
       <w:proofErr w:type="spellEnd"/>
       <w:r>
@@ -3344,7 +3344,7 @@
           <w:lang w:eastAsia="es-PE"/>
           <w14:ligatures w14:val="none"/>
         </w:rPr>
-        <w:t>N°</w:t>
+        <w:t/>
       </w:r>
       <w:proofErr w:type="spellEnd"/>
       <w:r>
@@ -3373,7 +3373,7 @@
           <w:lang w:eastAsia="es-PE"/>
           <w14:ligatures w14:val="none"/>
         </w:rPr>
-        <w:t>°</w:t>
+        <w:t/>
       </w:r>
       <w:r>
         <w:rPr>
@@ -3391,7 +3391,7 @@
           <w:lang w:eastAsia="es-PE"/>
           <w14:ligatures w14:val="none"/>
         </w:rPr>
-        <w:t>°</w:t>
+        <w:t/>
       </w:r>
       <w:r>
         <w:rPr>
@@ -3490,7 +3490,7 @@
           <w:lang w:eastAsia="es-PE"/>
           <w14:ligatures w14:val="none"/>
         </w:rPr>
-        <w:t>N°</w:t>
+        <w:t/>
       </w:r>
       <w:proofErr w:type="spellEnd"/>
       <w:r>
@@ -3512,7 +3512,7 @@
           <w:lang w:eastAsia="es-PE"/>
           <w14:ligatures w14:val="none"/>
         </w:rPr>
-        <w:t>N°</w:t>
+        <w:t/>
       </w:r>
       <w:proofErr w:type="spellEnd"/>
       <w:r>
@@ -3534,7 +3534,7 @@
           <w:lang w:eastAsia="es-PE"/>
           <w14:ligatures w14:val="none"/>
         </w:rPr>
-        <w:t>N°</w:t>
+        <w:t/>
       </w:r>
       <w:proofErr w:type="spellEnd"/>
       <w:r>
@@ -3563,7 +3563,7 @@
           <w:lang w:eastAsia="es-PE"/>
           <w14:ligatures w14:val="none"/>
         </w:rPr>
-        <w:t>°</w:t>
+        <w:t/>
       </w:r>
       <w:r>
         <w:rPr>
@@ -3581,7 +3581,7 @@
           <w:lang w:eastAsia="es-PE"/>
           <w14:ligatures w14:val="none"/>
         </w:rPr>
-        <w:t>°</w:t>
+        <w:t/>
       </w:r>
       <w:r>
         <w:rPr>
@@ -3856,7 +3856,7 @@
           <w:lang w:val="es-ES" w:eastAsia="es-ES"/>
           <w14:ligatures w14:val="none"/>
         </w:rPr>
-        <w:t>N°</w:t>
+        <w:t/>
       </w:r>
       <w:proofErr w:type="spellEnd"/>
       <w:r>
@@ -3900,7 +3900,7 @@
           <w:lang w:val="es-ES" w:eastAsia="es-ES"/>
           <w14:ligatures w14:val="none"/>
         </w:rPr>
-        <w:t>N°</w:t>
+        <w:t/>
       </w:r>
       <w:proofErr w:type="spellEnd"/>
       <w:r>
@@ -3933,7 +3933,7 @@
           <w:lang w:val="es-ES" w:eastAsia="es-ES"/>
           <w14:ligatures w14:val="none"/>
         </w:rPr>
-        <w:t xml:space="preserve">) presentar una copia completa, legible y debidamente suscrita de la póliza  de Seguro de Sepelio </w:t>
+        <w:t xml:space="preserve">) presentar una copia completa, legible y debidamente suscrita de la póliza de Seguro de Sepelio </w:t>
       </w:r>
       <w:proofErr w:type="spellStart"/>
       <w:r>
@@ -3944,7 +3944,7 @@
           <w:lang w:val="es-ES" w:eastAsia="es-ES"/>
           <w14:ligatures w14:val="none"/>
         </w:rPr>
-        <w:t>N°</w:t>
+        <w:t/>
       </w:r>
       <w:proofErr w:type="spellEnd"/>
       <w:r>
@@ -3988,7 +3988,7 @@
           <w:lang w:val="es-ES" w:eastAsia="es-ES"/>
           <w14:ligatures w14:val="none"/>
         </w:rPr>
-        <w:t>N°</w:t>
+        <w:t/>
       </w:r>
       <w:proofErr w:type="spellEnd"/>
       <w:r>
@@ -4010,7 +4010,7 @@
           <w:lang w:val="es-ES" w:eastAsia="es-ES"/>
           <w14:ligatures w14:val="none"/>
         </w:rPr>
-        <w:t>N°</w:t>
+        <w:t/>
       </w:r>
       <w:proofErr w:type="spellEnd"/>
       <w:r>
@@ -4032,7 +4032,7 @@
           <w:lang w:val="es-ES" w:eastAsia="es-ES"/>
           <w14:ligatures w14:val="none"/>
         </w:rPr>
-        <w:t>N°</w:t>
+        <w:t/>
       </w:r>
       <w:proofErr w:type="spellEnd"/>
       <w:r>
@@ -4054,7 +4054,7 @@
           <w:lang w:val="es-ES" w:eastAsia="es-ES"/>
           <w14:ligatures w14:val="none"/>
         </w:rPr>
-        <w:t>N°</w:t>
+        <w:t/>
       </w:r>
       <w:proofErr w:type="spellEnd"/>
       <w:r>
@@ -4076,7 +4076,7 @@
           <w:lang w:val="es-ES" w:eastAsia="es-ES"/>
           <w14:ligatures w14:val="none"/>
         </w:rPr>
-        <w:t>N°</w:t>
+        <w:t/>
       </w:r>
       <w:proofErr w:type="spellEnd"/>
       <w:r>
@@ -4179,7 +4179,7 @@
           <w:lang w:eastAsia="es-PE"/>
           <w14:ligatures w14:val="none"/>
         </w:rPr>
-        <w:t xml:space="preserve">RESOLUCIÓN DE LA SECRETARÍA TÉCNICA  </w:t>
+        <w:t xml:space="preserve">RESOLUCIÓN DE LA SECRETARÍA TÉCNICA </w:t>
       </w:r>
     </w:p>
     <w:p>
@@ -4425,7 +4425,7 @@
           <w:lang w:eastAsia="es-PE"/>
           <w14:ligatures w14:val="none"/>
         </w:rPr>
-        <w:t xml:space="preserve"> del artículo 56° de la Ley 29571, Código de Protección y Defensa del Consumidor</w:t>
+        <w:t xml:space="preserve"> del artículo 56 de la Ley 29571, Código de Protección y Defensa del Consumidor</w:t>
       </w:r>
       <w:r>
         <w:rPr>
@@ -4506,7 +4506,7 @@
           <w:lang w:eastAsia="es-PE"/>
           <w14:ligatures w14:val="none"/>
         </w:rPr>
-        <w:t>N°</w:t>
+        <w:t/>
       </w:r>
       <w:proofErr w:type="spellEnd"/>
       <w:r>
@@ -4610,7 +4610,7 @@
           <w:lang w:eastAsia="es-PE"/>
           <w14:ligatures w14:val="none"/>
         </w:rPr>
-        <w:t xml:space="preserve"> del artículo 56° de la Ley 29571, Código de Protección y Defensa del Consumidor</w:t>
+        <w:t xml:space="preserve"> del artículo 56 de la Ley 29571, Código de Protección y Defensa del Consumidor</w:t>
       </w:r>
       <w:r>
         <w:rPr>
@@ -4691,7 +4691,7 @@
           <w:lang w:eastAsia="es-PE"/>
           <w14:ligatures w14:val="none"/>
         </w:rPr>
-        <w:t>N°</w:t>
+        <w:t/>
       </w:r>
       <w:proofErr w:type="spellEnd"/>
       <w:r>
@@ -4785,7 +4785,7 @@
           <w:lang w:eastAsia="es-PE"/>
           <w14:ligatures w14:val="none"/>
         </w:rPr>
-        <w:t xml:space="preserve"> del artículo 56° de la Ley 29571, Código de Protección y Defensa del Consumidor</w:t>
+        <w:t xml:space="preserve"> del artículo 56 de la Ley 29571, Código de Protección y Defensa del Consumidor</w:t>
       </w:r>
       <w:r>
         <w:rPr>
@@ -4866,7 +4866,7 @@
           <w:lang w:eastAsia="es-PE"/>
           <w14:ligatures w14:val="none"/>
         </w:rPr>
-        <w:t>N°</w:t>
+        <w:t/>
       </w:r>
       <w:proofErr w:type="spellEnd"/>
       <w:r>
@@ -4970,7 +4970,7 @@
           <w:lang w:eastAsia="es-PE"/>
           <w14:ligatures w14:val="none"/>
         </w:rPr>
-        <w:t xml:space="preserve"> del artículo 56° de la Ley 29571, Código de Protección y Defensa del Consumidor</w:t>
+        <w:t xml:space="preserve"> del artículo 56 de la Ley 29571, Código de Protección y Defensa del Consumidor</w:t>
       </w:r>
       <w:r>
         <w:rPr>
@@ -5071,7 +5071,7 @@
           <w:lang w:eastAsia="es-PE"/>
           <w14:ligatures w14:val="none"/>
         </w:rPr>
-        <w:t>N°</w:t>
+        <w:t/>
       </w:r>
       <w:proofErr w:type="spellEnd"/>
       <w:r>
@@ -5175,7 +5175,7 @@
           <w:lang w:eastAsia="es-PE"/>
           <w14:ligatures w14:val="none"/>
         </w:rPr>
-        <w:t xml:space="preserve"> del artículo 56° de la Ley 29571, Código de Protección y Defensa del Consumidor</w:t>
+        <w:t xml:space="preserve"> del artículo 56 de la Ley 29571, Código de Protección y Defensa del Consumidor</w:t>
       </w:r>
       <w:r>
         <w:rPr>
@@ -5276,7 +5276,7 @@
           <w:lang w:val="es-ES" w:eastAsia="es-ES"/>
           <w14:ligatures w14:val="none"/>
         </w:rPr>
-        <w:t>N°</w:t>
+        <w:t/>
       </w:r>
       <w:proofErr w:type="spellEnd"/>
       <w:r>
@@ -5369,7 +5369,7 @@
           <w:lang w:eastAsia="es-PE"/>
           <w14:ligatures w14:val="none"/>
         </w:rPr>
-        <w:t>°</w:t>
+        <w:t/>
       </w:r>
       <w:r>
         <w:rPr>
@@ -5469,7 +5469,7 @@
           <w:lang w:eastAsia="es-PE"/>
           <w14:ligatures w14:val="none"/>
         </w:rPr>
-        <w:t>N°</w:t>
+        <w:t/>
       </w:r>
       <w:proofErr w:type="spellEnd"/>
       <w:r>
@@ -5550,7 +5550,7 @@
           <w:lang w:eastAsia="es-PE"/>
           <w14:ligatures w14:val="none"/>
         </w:rPr>
-        <w:t>°</w:t>
+        <w:t/>
       </w:r>
       <w:r>
         <w:rPr>
@@ -5650,7 +5650,7 @@
           <w:lang w:eastAsia="es-PE"/>
           <w14:ligatures w14:val="none"/>
         </w:rPr>
-        <w:t>N°</w:t>
+        <w:t/>
       </w:r>
       <w:proofErr w:type="spellEnd"/>
       <w:r>
@@ -5731,7 +5731,7 @@
           <w:lang w:eastAsia="es-PE"/>
           <w14:ligatures w14:val="none"/>
         </w:rPr>
-        <w:t>°</w:t>
+        <w:t/>
       </w:r>
       <w:r>
         <w:rPr>
@@ -5831,7 +5831,7 @@
           <w:lang w:eastAsia="es-PE"/>
           <w14:ligatures w14:val="none"/>
         </w:rPr>
-        <w:t>N°</w:t>
+        <w:t/>
       </w:r>
       <w:proofErr w:type="spellEnd"/>
       <w:r>
@@ -5912,7 +5912,7 @@
           <w:lang w:eastAsia="es-PE"/>
           <w14:ligatures w14:val="none"/>
         </w:rPr>
-        <w:t>°</w:t>
+        <w:t/>
       </w:r>
       <w:r>
         <w:rPr>
@@ -6032,7 +6032,7 @@
           <w:lang w:eastAsia="es-PE"/>
           <w14:ligatures w14:val="none"/>
         </w:rPr>
-        <w:t>N°</w:t>
+        <w:t/>
       </w:r>
       <w:proofErr w:type="spellEnd"/>
       <w:r>
@@ -6113,7 +6113,7 @@
           <w:lang w:eastAsia="es-PE"/>
           <w14:ligatures w14:val="none"/>
         </w:rPr>
-        <w:t>°</w:t>
+        <w:t/>
       </w:r>
       <w:r>
         <w:rPr>
@@ -6233,7 +6233,7 @@
           <w:lang w:val="es-ES" w:eastAsia="es-ES"/>
           <w14:ligatures w14:val="none"/>
         </w:rPr>
-        <w:t>N°</w:t>
+        <w:t/>
       </w:r>
       <w:proofErr w:type="spellEnd"/>
       <w:r>
@@ -6306,7 +6306,7 @@
           <w:lang w:eastAsia="es-PE"/>
           <w14:ligatures w14:val="none"/>
         </w:rPr>
-        <w:t xml:space="preserve"> infracción a los artículos 18° y 19°</w:t>
+        <w:t xml:space="preserve"> infracción a los artículos 18 y 19</w:t>
       </w:r>
       <w:r>
         <w:rPr>
@@ -6352,7 +6352,7 @@
           <w:kern w:val="0"/>
           <w14:ligatures w14:val="none"/>
         </w:rPr>
-        <w:t>N°</w:t>
+        <w:t/>
       </w:r>
       <w:proofErr w:type="spellEnd"/>
       <w:r>
@@ -6370,7 +6370,7 @@
           <w:kern w:val="0"/>
           <w14:ligatures w14:val="none"/>
         </w:rPr>
-        <w:t>N°</w:t>
+        <w:t/>
       </w:r>
       <w:proofErr w:type="spellEnd"/>
       <w:r>
@@ -6388,7 +6388,7 @@
           <w:kern w:val="0"/>
           <w14:ligatures w14:val="none"/>
         </w:rPr>
-        <w:t>N°</w:t>
+        <w:t/>
       </w:r>
       <w:proofErr w:type="spellEnd"/>
       <w:r>
@@ -6456,7 +6456,7 @@
           <w:lang w:eastAsia="es-PE"/>
           <w14:ligatures w14:val="none"/>
         </w:rPr>
-        <w:t xml:space="preserve"> infracción a los artículos 18° y 19°</w:t>
+        <w:t xml:space="preserve"> infracción a los artículos 18 y 19</w:t>
       </w:r>
       <w:r>
         <w:rPr>
@@ -6542,7 +6542,7 @@
           <w:kern w:val="0"/>
           <w14:ligatures w14:val="none"/>
         </w:rPr>
-        <w:t>N°</w:t>
+        <w:t/>
       </w:r>
       <w:proofErr w:type="spellEnd"/>
       <w:r>
@@ -6560,7 +6560,7 @@
           <w:kern w:val="0"/>
           <w14:ligatures w14:val="none"/>
         </w:rPr>
-        <w:t>N°</w:t>
+        <w:t/>
       </w:r>
       <w:proofErr w:type="spellEnd"/>
       <w:r>
@@ -6594,7 +6594,7 @@
           <w:kern w:val="0"/>
           <w14:ligatures w14:val="none"/>
         </w:rPr>
-        <w:t>N°</w:t>
+        <w:t/>
       </w:r>
       <w:proofErr w:type="spellEnd"/>
       <w:r>
@@ -6885,7 +6885,7 @@
           <w:lang w:eastAsia="es-PE"/>
           <w14:ligatures w14:val="none"/>
         </w:rPr>
-        <w:t>°</w:t>
+        <w:t/>
       </w:r>
       <w:r>
         <w:rPr>
@@ -6981,7 +6981,7 @@
           <w:lang w:eastAsia="es-PE"/>
           <w14:ligatures w14:val="none"/>
         </w:rPr>
-        <w:t>°</w:t>
+        <w:t/>
       </w:r>
       <w:r>
         <w:rPr>
@@ -7177,7 +7177,7 @@
           <w:lang w:eastAsia="es-PE"/>
           <w14:ligatures w14:val="none"/>
         </w:rPr>
-        <w:t>°</w:t>
+        <w:t/>
       </w:r>
       <w:r>
         <w:rPr>
@@ -7370,7 +7370,7 @@
           <w:lang w:val="es-ES" w:eastAsia="es-ES"/>
           <w14:ligatures w14:val="none"/>
         </w:rPr>
-        <w:t>N°</w:t>
+        <w:t/>
       </w:r>
       <w:proofErr w:type="spellEnd"/>
       <w:r>
@@ -7504,7 +7504,7 @@
           <w:lang w:val="es-ES" w:eastAsia="es-ES"/>
           <w14:ligatures w14:val="none"/>
         </w:rPr>
-        <w:t>N°</w:t>
+        <w:t/>
       </w:r>
       <w:proofErr w:type="spellEnd"/>
       <w:r>
@@ -7617,7 +7617,7 @@
           <w:lang w:val="es-ES" w:eastAsia="es-ES"/>
           <w14:ligatures w14:val="none"/>
         </w:rPr>
-        <w:t xml:space="preserve">óliza  de Seguro de Sepelio </w:t>
+        <w:t xml:space="preserve">óliza de Seguro de Sepelio </w:t>
       </w:r>
       <w:proofErr w:type="spellStart"/>
       <w:r>
@@ -7628,7 +7628,7 @@
           <w:lang w:val="es-ES" w:eastAsia="es-ES"/>
           <w14:ligatures w14:val="none"/>
         </w:rPr>
-        <w:t>N°</w:t>
+        <w:t/>
       </w:r>
       <w:proofErr w:type="spellEnd"/>
       <w:r>
@@ -7772,7 +7772,7 @@
           <w:lang w:val="es-ES" w:eastAsia="es-ES"/>
           <w14:ligatures w14:val="none"/>
         </w:rPr>
-        <w:t>N°</w:t>
+        <w:t/>
       </w:r>
       <w:proofErr w:type="spellEnd"/>
       <w:r>
@@ -7894,7 +7894,7 @@
           <w:lang w:val="es-ES" w:eastAsia="es-ES"/>
           <w14:ligatures w14:val="none"/>
         </w:rPr>
-        <w:t>N°</w:t>
+        <w:t/>
       </w:r>
       <w:proofErr w:type="spellEnd"/>
       <w:r>
@@ -7946,7 +7946,7 @@
           <w:lang w:val="es-ES" w:eastAsia="es-ES"/>
           <w14:ligatures w14:val="none"/>
         </w:rPr>
-        <w:t>N°</w:t>
+        <w:t/>
       </w:r>
       <w:proofErr w:type="spellEnd"/>
       <w:r>
@@ -7978,7 +7978,7 @@
           <w:lang w:val="es-ES" w:eastAsia="es-ES"/>
           <w14:ligatures w14:val="none"/>
         </w:rPr>
-        <w:t>N°</w:t>
+        <w:t/>
       </w:r>
       <w:proofErr w:type="spellEnd"/>
       <w:r>
@@ -8020,7 +8020,7 @@
           <w:lang w:val="es-ES" w:eastAsia="es-ES"/>
           <w14:ligatures w14:val="none"/>
         </w:rPr>
-        <w:t>N°</w:t>
+        <w:t/>
       </w:r>
       <w:proofErr w:type="spellEnd"/>
       <w:r>
@@ -8132,7 +8132,7 @@
           <w:lang w:eastAsia="es-PE"/>
           <w14:ligatures w14:val="none"/>
         </w:rPr>
-        <w:t>°</w:t>
+        <w:t/>
       </w:r>
       <w:r>
         <w:rPr>
@@ -8173,7 +8173,7 @@
           <w:lang w:eastAsia="es-PE"/>
           <w14:ligatures w14:val="none"/>
         </w:rPr>
-        <w:t>°</w:t>
+        <w:t/>
       </w:r>
       <w:r>
         <w:rPr>
@@ -8193,7 +8193,7 @@
           <w:lang w:eastAsia="es-PE"/>
           <w14:ligatures w14:val="none"/>
         </w:rPr>
-        <w:t>°</w:t>
+        <w:t/>
       </w:r>
       <w:r>
         <w:rPr>
@@ -8213,7 +8213,7 @@
           <w:lang w:eastAsia="es-PE"/>
           <w14:ligatures w14:val="none"/>
         </w:rPr>
-        <w:t>°</w:t>
+        <w:t/>
       </w:r>
       <w:r>
         <w:rPr>
@@ -8266,7 +8266,7 @@
           <w:lang w:eastAsia="es-PE"/>
           <w14:ligatures w14:val="none"/>
         </w:rPr>
-        <w:t>°</w:t>
+        <w:t/>
       </w:r>
       <w:r>
         <w:rPr>
@@ -8357,7 +8357,7 @@
           <w:lang w:eastAsia="es-PE"/>
           <w14:ligatures w14:val="none"/>
         </w:rPr>
-        <w:t>°</w:t>
+        <w:t/>
       </w:r>
       <w:r>
         <w:rPr>
@@ -8449,7 +8449,7 @@
           <w:lang w:eastAsia="es-PE"/>
           <w14:ligatures w14:val="none"/>
         </w:rPr>
-        <w:t>°</w:t>
+        <w:t/>
       </w:r>
       <w:r>
         <w:rPr>
@@ -8466,7 +8466,7 @@
           <w:kern w:val="0"/>
           <w14:ligatures w14:val="none"/>
         </w:rPr>
-        <w:t>N°</w:t>
+        <w:t/>
       </w:r>
       <w:proofErr w:type="spellEnd"/>
       <w:r>
@@ -8677,7 +8677,7 @@
           <w:lang w:eastAsia="es-PE"/>
           <w14:ligatures w14:val="none"/>
         </w:rPr>
-        <w:t xml:space="preserve"> Salas  y a Rímac Seguros Y Reaseguros S.A. </w:t>
+        <w:t xml:space="preserve"> Salas y a Rímac Seguros Y Reaseguros S.A. </w:t>
       </w:r>
       <w:r>
         <w:rPr>
@@ -8792,7 +8792,7 @@
           <w:lang w:eastAsia="es-PE"/>
           <w14:ligatures w14:val="none"/>
         </w:rPr>
-        <w:t>°</w:t>
+        <w:t/>
       </w:r>
       <w:r>
         <w:rPr>
@@ -8814,7 +8814,7 @@
           <w:rFonts w:ascii="Arial Narrow" w:hAnsi="Arial Narrow"/>
           <w:color w:val="000000"/>
         </w:rPr>
-        <w:t>N°</w:t>
+        <w:t/>
       </w:r>
       <w:proofErr w:type="spellEnd"/>
       <w:r>
@@ -8832,7 +8832,7 @@
           <w:lang w:eastAsia="es-PE"/>
           <w14:ligatures w14:val="none"/>
         </w:rPr>
-        <w:t>°</w:t>
+        <w:t/>
       </w:r>
       <w:r>
         <w:rPr>
@@ -9029,7 +9029,7 @@
           <w:kern w:val="0"/>
           <w14:ligatures w14:val="none"/>
         </w:rPr>
-        <w:t>N°</w:t>
+        <w:t/>
       </w:r>
       <w:proofErr w:type="spellEnd"/>
       <w:r>
@@ -9288,7 +9288,7 @@
           <w:sz w:val="14"/>
           <w:szCs w:val="14"/>
         </w:rPr>
-        <w:t>N°</w:t>
+        <w:t/>
       </w:r>
       <w:proofErr w:type="spellEnd"/>
       <w:r>
@@ -9480,7 +9480,7 @@
           <w:sz w:val="14"/>
           <w:szCs w:val="14"/>
         </w:rPr>
-        <w:t xml:space="preserve">  </w:t>
+        <w:t xml:space="preserve"> </w:t>
       </w:r>
       <w:r>
         <w:rPr>
@@ -9509,7 +9509,7 @@
           <w:sz w:val="14"/>
           <w:szCs w:val="14"/>
         </w:rPr>
-        <w:t>N°</w:t>
+        <w:t/>
       </w:r>
       <w:proofErr w:type="spellEnd"/>
       <w:r>
@@ -9531,7 +9531,7 @@
           <w:sz w:val="14"/>
           <w:szCs w:val="14"/>
         </w:rPr>
-        <w:t>N°</w:t>
+        <w:t/>
       </w:r>
       <w:proofErr w:type="spellEnd"/>
       <w:r>
@@ -9603,7 +9603,7 @@
           <w:sz w:val="14"/>
           <w:szCs w:val="14"/>
         </w:rPr>
-        <w:t>N°</w:t>
+        <w:t/>
       </w:r>
       <w:proofErr w:type="spellEnd"/>
       <w:r>
@@ -9697,7 +9697,7 @@
           <w:sz w:val="14"/>
           <w:szCs w:val="14"/>
         </w:rPr>
-        <w:t>N°</w:t>
+        <w:t/>
       </w:r>
       <w:proofErr w:type="spellEnd"/>
       <w:r>
@@ -9894,7 +9894,7 @@
           <w:sz w:val="14"/>
           <w:szCs w:val="14"/>
         </w:rPr>
-        <w:t>N°</w:t>
+        <w:t/>
       </w:r>
       <w:proofErr w:type="spellEnd"/>
       <w:r>
@@ -9916,7 +9916,7 @@
           <w:sz w:val="14"/>
           <w:szCs w:val="14"/>
         </w:rPr>
-        <w:t>N°</w:t>
+        <w:t/>
       </w:r>
       <w:proofErr w:type="spellEnd"/>
       <w:r>
@@ -9927,7 +9927,7 @@
           <w:sz w:val="14"/>
           <w:szCs w:val="14"/>
         </w:rPr>
-        <w:t xml:space="preserve"> 1308   </w:t>
+        <w:t xml:space="preserve"> 1308 </w:t>
       </w:r>
     </w:p>
     <w:p>
@@ -10063,7 +10063,7 @@
           <w:sz w:val="14"/>
           <w:szCs w:val="14"/>
         </w:rPr>
-        <w:t xml:space="preserve">           </w:t>
+        <w:t xml:space="preserve"> </w:t>
       </w:r>
       <w:r>
         <w:rPr>
@@ -10092,7 +10092,7 @@
           <w:sz w:val="14"/>
           <w:szCs w:val="14"/>
         </w:rPr>
-        <w:t>N°</w:t>
+        <w:t/>
       </w:r>
       <w:proofErr w:type="spellEnd"/>
       <w:r>
@@ -10114,7 +10114,7 @@
           <w:sz w:val="14"/>
           <w:szCs w:val="14"/>
         </w:rPr>
-        <w:t>N°</w:t>
+        <w:t/>
       </w:r>
       <w:proofErr w:type="spellEnd"/>
       <w:r>
@@ -10125,7 +10125,7 @@
           <w:sz w:val="14"/>
           <w:szCs w:val="14"/>
         </w:rPr>
-        <w:t xml:space="preserve"> 1308   </w:t>
+        <w:t xml:space="preserve"> 1308 </w:t>
       </w:r>
     </w:p>
     <w:p>
@@ -10256,7 +10256,7 @@
           <w:sz w:val="14"/>
           <w:szCs w:val="14"/>
         </w:rPr>
-        <w:t xml:space="preserve">           </w:t>
+        <w:t xml:space="preserve"> </w:t>
       </w:r>
       <w:r>
         <w:rPr>
@@ -10285,7 +10285,7 @@
           <w:sz w:val="14"/>
           <w:szCs w:val="14"/>
         </w:rPr>
-        <w:t>N°</w:t>
+        <w:t/>
       </w:r>
       <w:proofErr w:type="spellEnd"/>
       <w:r>
@@ -10307,7 +10307,7 @@
           <w:sz w:val="14"/>
           <w:szCs w:val="14"/>
         </w:rPr>
-        <w:t>N°</w:t>
+        <w:t/>
       </w:r>
       <w:proofErr w:type="spellEnd"/>
       <w:r>
@@ -10318,7 +10318,7 @@
           <w:sz w:val="14"/>
           <w:szCs w:val="14"/>
         </w:rPr>
-        <w:t xml:space="preserve"> 1308   </w:t>
+        <w:t xml:space="preserve"> 1308 </w:t>
       </w:r>
     </w:p>
     <w:p>
@@ -10342,7 +10342,7 @@
           <w:sz w:val="14"/>
           <w:szCs w:val="14"/>
         </w:rPr>
-        <w:t xml:space="preserve">Artículo 18.- Idoneidad   </w:t>
+        <w:t xml:space="preserve">Artículo 18.- Idoneidad </w:t>
       </w:r>
     </w:p>
     <w:p>
@@ -10362,7 +10362,7 @@
           <w:sz w:val="14"/>
           <w:szCs w:val="14"/>
         </w:rPr>
-        <w:t xml:space="preserve">Se entiende por idoneidad la correspondencia entre lo que un consumidor espera y lo que efectivamente recibe, en función a lo que se le hubiera ofrecido, la publicidad e información transmitida, las condiciones y circunstancias de la transacción, las características y naturaleza del producto o servicio, el precio, entre otros factores, atendiendo a las circunstancias del caso.    </w:t>
+        <w:t xml:space="preserve">Se entiende por idoneidad la correspondencia entre lo que un consumidor espera y lo que efectivamente recibe, en función a lo que se le hubiera ofrecido, la publicidad e información transmitida, las condiciones y circunstancias de la transacción, las características y naturaleza del producto o servicio, el precio, entre otros factores, atendiendo a las circunstancias del caso. </w:t>
       </w:r>
     </w:p>
     <w:p>
@@ -10481,7 +10481,7 @@
           <w:sz w:val="14"/>
           <w:szCs w:val="14"/>
         </w:rPr>
-        <w:t xml:space="preserve">  </w:t>
+        <w:t xml:space="preserve"> </w:t>
       </w:r>
       <w:r>
         <w:rPr>
@@ -10510,7 +10510,7 @@
           <w:sz w:val="14"/>
           <w:szCs w:val="14"/>
         </w:rPr>
-        <w:t>N°</w:t>
+        <w:t/>
       </w:r>
       <w:proofErr w:type="spellEnd"/>
       <w:r>
@@ -10706,7 +10706,7 @@
           <w:sz w:val="14"/>
           <w:szCs w:val="14"/>
         </w:rPr>
-        <w:t>Nº</w:t>
+        <w:t/>
       </w:r>
       <w:proofErr w:type="spellEnd"/>
       <w:r>
@@ -10822,7 +10822,7 @@
           <w:sz w:val="14"/>
           <w:szCs w:val="14"/>
         </w:rPr>
-        <w:t>N°</w:t>
+        <w:t/>
       </w:r>
       <w:proofErr w:type="spellEnd"/>
       <w:r>
@@ -10989,7 +10989,7 @@
           <w:szCs w:val="14"/>
           <w:vertAlign w:val="superscript"/>
         </w:rPr>
-        <w:t xml:space="preserve">  </w:t>
+        <w:t xml:space="preserve"> </w:t>
       </w:r>
       <w:r>
         <w:rPr>
@@ -10997,7 +10997,7 @@
           <w:sz w:val="14"/>
           <w:szCs w:val="14"/>
         </w:rPr>
-        <w:t xml:space="preserve">     </w:t>
+        <w:t xml:space="preserve"> </w:t>
       </w:r>
       <w:r>
         <w:rPr>
@@ -11043,7 +11043,7 @@
           <w:sz w:val="14"/>
           <w:szCs w:val="14"/>
         </w:rPr>
-        <w:t>N°</w:t>
+        <w:t/>
       </w:r>
       <w:proofErr w:type="spellEnd"/>
       <w:r>
@@ -11096,7 +11096,7 @@
           <w:sz w:val="14"/>
           <w:szCs w:val="14"/>
         </w:rPr>
-        <w:t>El órgano resolutivo puede sancionar las infracciones administrativas a que se refiere el artículo 108º con amonestación y multas de hasta cuatrocientos cincuenta (450) Unidades Impositivas Tributarias (UIT), las cuales son calificadas de la siguiente manera:</w:t>
+        <w:t>El órgano resolutivo puede sancionar las infracciones administrativas a que se refiere el artículo 108 con amonestación y multas de hasta cuatrocientos cincuenta (450) Unidades Impositivas Tributarias (UIT), las cuales son calificadas de la siguiente manera:</w:t>
       </w:r>
     </w:p>
     <w:p>
@@ -11219,7 +11219,7 @@
           <w:sz w:val="14"/>
           <w:szCs w:val="14"/>
         </w:rPr>
-        <w:t xml:space="preserve">        </w:t>
+        <w:t xml:space="preserve"> </w:t>
       </w:r>
       <w:r>
         <w:rPr>
@@ -12036,7 +12036,7 @@
           <w:sz w:val="14"/>
           <w:szCs w:val="14"/>
         </w:rPr>
-        <w:t xml:space="preserve">         </w:t>
+        <w:t xml:space="preserve"> </w:t>
       </w:r>
       <w:r>
         <w:rPr>
@@ -12082,7 +12082,7 @@
           <w:sz w:val="14"/>
           <w:szCs w:val="14"/>
         </w:rPr>
-        <w:t>N°</w:t>
+        <w:t/>
       </w:r>
       <w:proofErr w:type="spellEnd"/>
       <w:r>
@@ -12300,7 +12300,7 @@
           <w:sz w:val="14"/>
           <w:szCs w:val="14"/>
         </w:rPr>
-        <w:t>Nº</w:t>
+        <w:t/>
       </w:r>
       <w:proofErr w:type="spellEnd"/>
       <w:r>
@@ -12454,7 +12454,7 @@
           <w:sz w:val="14"/>
           <w:szCs w:val="14"/>
         </w:rPr>
-        <w:t>N°</w:t>
+        <w:t/>
       </w:r>
       <w:proofErr w:type="spellEnd"/>
       <w:r>
@@ -12755,7 +12755,7 @@
               <w:sz w:val="16"/>
               <w:szCs w:val="16"/>
             </w:rPr>
-            <w:t xml:space="preserve">CNICA DE LA    </w:t>
+            <w:t xml:space="preserve">CNICA DE LA </w:t>
           </w:r>
         </w:p>
         <w:p>

--- a/plantillas_maestras/17_seguro_no_especificado/contratacion_no_consentida/2_o_mas_ddos_varios/mujer/TPL_1890_2025_SEGURO_NO_ESPECIFICADO_CONTRATACION_NO_CONSENTIDA_ASEGURADORA_MUJER_R2.docx
+++ b/plantillas_maestras/17_seguro_no_especificado/contratacion_no_consentida/2_o_mas_ddos_varios/mujer/TPL_1890_2025_SEGURO_NO_ESPECIFICADO_CONTRATACION_NO_CONSENTIDA_ASEGURADORA_MUJER_R2.docx
@@ -106,7 +106,7 @@
           <w:lang w:eastAsia="es-PE"/>
           <w14:ligatures w14:val="none"/>
         </w:rPr>
-        <w:t>DENUNCIANTE</w:t>
+        <w:t xml:space="preserve">DENUNCIANTE:[DENUNCIANTE] (SEÑORA [APELLIDO])</w:t>
       </w:r>
       <w:r>
         <w:rPr>
@@ -118,7 +118,7 @@
           <w14:ligatures w14:val="none"/>
         </w:rPr>
         <w:tab/>
-        <w:t>:</w:t>
+        <w:t/>
       </w:r>
       <w:r>
         <w:rPr>
@@ -140,7 +140,7 @@
           <w:lang w:eastAsia="es-PE"/>
           <w14:ligatures w14:val="none"/>
         </w:rPr>
-        <w:t xml:space="preserve">DELIA MARGOT PEREZ SALAS </w:t>
+        <w:t xml:space="preserve"/>
       </w:r>
       <w:r>
         <w:rPr>
@@ -151,7 +151,7 @@
           <w:lang w:eastAsia="es-PE"/>
           <w14:ligatures w14:val="none"/>
         </w:rPr>
-        <w:t xml:space="preserve">(SEÑORA </w:t>
+        <w:t xml:space="preserve"/>
       </w:r>
       <w:r>
         <w:rPr>
@@ -162,7 +162,7 @@
           <w:lang w:eastAsia="es-PE"/>
           <w14:ligatures w14:val="none"/>
         </w:rPr>
-        <w:t>PEREZ</w:t>
+        <w:t/>
       </w:r>
       <w:r>
         <w:rPr>
@@ -173,7 +173,7 @@
           <w:lang w:eastAsia="es-PE"/>
           <w14:ligatures w14:val="none"/>
         </w:rPr>
-        <w:t>)</w:t>
+        <w:t/>
       </w:r>
     </w:p>
     <w:p>
@@ -570,7 +570,7 @@
           <w:lang w:val="es-ES" w:eastAsia="es-ES"/>
           <w14:ligatures w14:val="none"/>
         </w:rPr>
-        <w:t xml:space="preserve">Mediante el escrito del </w:t>
+        <w:t xml:space="preserve">Mediante el escrito del 4 de julio del 2025, la señora [APELLIDO] denunció a Rímac por presuntas infracciones a la Ley 29571, Código de Protección y Defensa del Consumidor (en adelante, Código), señalando lo siguiente:</w:t>
       </w:r>
       <w:r>
         <w:rPr>
@@ -580,7 +580,7 @@
           <w:lang w:val="es-ES" w:eastAsia="es-ES"/>
           <w14:ligatures w14:val="none"/>
         </w:rPr>
-        <w:t>4 de julio del 2025</w:t>
+        <w:t/>
       </w:r>
       <w:r>
         <w:rPr>
@@ -599,7 +599,7 @@
           <w:kern w:val="0"/>
           <w14:ligatures w14:val="none"/>
         </w:rPr>
-        <w:t>,</w:t>
+        <w:t/>
       </w:r>
       <w:r>
         <w:rPr>
@@ -607,7 +607,7 @@
           <w:kern w:val="0"/>
           <w14:ligatures w14:val="none"/>
         </w:rPr>
-        <w:t xml:space="preserve"> la señora </w:t>
+        <w:t xml:space="preserve"/>
       </w:r>
       <w:proofErr w:type="spellStart"/>
       <w:r>
@@ -616,7 +616,7 @@
           <w:kern w:val="0"/>
           <w14:ligatures w14:val="none"/>
         </w:rPr>
-        <w:t>Perez</w:t>
+        <w:t/>
       </w:r>
       <w:proofErr w:type="spellEnd"/>
       <w:r>
@@ -625,7 +625,7 @@
           <w:kern w:val="0"/>
           <w14:ligatures w14:val="none"/>
         </w:rPr>
-        <w:t xml:space="preserve"> </w:t>
+        <w:t xml:space="preserve"/>
       </w:r>
       <w:r>
         <w:rPr>
@@ -633,7 +633,7 @@
           <w:kern w:val="0"/>
           <w14:ligatures w14:val="none"/>
         </w:rPr>
-        <w:t>d</w:t>
+        <w:t/>
       </w:r>
       <w:r>
         <w:rPr>
@@ -643,7 +643,7 @@
           <w:lang w:val="es-ES" w:eastAsia="es-ES"/>
           <w14:ligatures w14:val="none"/>
         </w:rPr>
-        <w:t>enunció a Rímac por</w:t>
+        <w:t/>
       </w:r>
       <w:r>
         <w:rPr>
@@ -653,7 +653,7 @@
           <w:lang w:val="es-ES" w:eastAsia="es-ES"/>
           <w14:ligatures w14:val="none"/>
         </w:rPr>
-        <w:t xml:space="preserve"> presuntas infracciones a la Ley 29571, Código de Protección y Defensa del Consumidor (en adelante, Código)</w:t>
+        <w:t xml:space="preserve"/>
       </w:r>
       <w:r>
         <w:rPr>
@@ -674,7 +674,7 @@
           <w:lang w:val="es-ES" w:eastAsia="es-ES"/>
           <w14:ligatures w14:val="none"/>
         </w:rPr>
-        <w:t xml:space="preserve">, señalando </w:t>
+        <w:t xml:space="preserve"/>
       </w:r>
       <w:r>
         <w:rPr>
@@ -685,7 +685,7 @@
           <w:lang w:val="es-ES" w:eastAsia="es-ES"/>
           <w14:ligatures w14:val="none"/>
         </w:rPr>
-        <w:t>lo siguiente:</w:t>
+        <w:t/>
       </w:r>
     </w:p>
     <w:p>
@@ -1852,7 +1852,7 @@
           <w:kern w:val="0"/>
           <w14:ligatures w14:val="none"/>
         </w:rPr>
-        <w:t xml:space="preserve">La señora </w:t>
+        <w:t xml:space="preserve">La señora [APELLIDO] no solicitó medidas correctivas.</w:t>
       </w:r>
       <w:proofErr w:type="spellStart"/>
       <w:r>
@@ -1861,7 +1861,7 @@
           <w:kern w:val="0"/>
           <w14:ligatures w14:val="none"/>
         </w:rPr>
-        <w:t>Perez</w:t>
+        <w:t/>
       </w:r>
       <w:proofErr w:type="spellEnd"/>
       <w:r>
@@ -1870,7 +1870,7 @@
           <w:kern w:val="0"/>
           <w14:ligatures w14:val="none"/>
         </w:rPr>
-        <w:t xml:space="preserve"> </w:t>
+        <w:t xml:space="preserve"/>
       </w:r>
       <w:r>
         <w:rPr>
@@ -1880,7 +1880,7 @@
           <w:lang w:val="es-ES" w:eastAsia="es-ES"/>
           <w14:ligatures w14:val="none"/>
         </w:rPr>
-        <w:t>no solicitó medidas correctivas</w:t>
+        <w:t/>
       </w:r>
       <w:r>
         <w:rPr>
@@ -1890,7 +1890,7 @@
           <w:lang w:val="es-ES" w:eastAsia="es-ES"/>
           <w14:ligatures w14:val="none"/>
         </w:rPr>
-        <w:t>.</w:t>
+        <w:t/>
       </w:r>
     </w:p>
     <w:p>
@@ -4217,7 +4217,7 @@
           <w:lang w:eastAsia="es-PE"/>
           <w14:ligatures w14:val="none"/>
         </w:rPr>
-        <w:t xml:space="preserve">PRIMERO: </w:t>
+        <w:t xml:space="preserve">PRIMERO: admitir a trámite la denuncia del 4 de julio del 2025 interpuesta por la señora [DENUNCIANTE] contra Rímac Seguros Y Reaseguros S.A., por lo siguiente:</w:t>
       </w:r>
       <w:r>
         <w:rPr>
@@ -4228,7 +4228,7 @@
           <w:lang w:eastAsia="es-PE"/>
           <w14:ligatures w14:val="none"/>
         </w:rPr>
-        <w:t xml:space="preserve">admitir a trámite la denuncia del </w:t>
+        <w:t xml:space="preserve"/>
       </w:r>
       <w:r>
         <w:rPr>
@@ -4239,7 +4239,7 @@
           <w:lang w:eastAsia="es-PE"/>
           <w14:ligatures w14:val="none"/>
         </w:rPr>
-        <w:t>4 de julio del 2025</w:t>
+        <w:t/>
       </w:r>
       <w:r>
         <w:rPr>
@@ -4250,7 +4250,7 @@
           <w:lang w:eastAsia="es-PE"/>
           <w14:ligatures w14:val="none"/>
         </w:rPr>
-        <w:t xml:space="preserve"> </w:t>
+        <w:t xml:space="preserve"/>
       </w:r>
       <w:r>
         <w:rPr>
@@ -4261,7 +4261,7 @@
           <w:lang w:eastAsia="es-PE"/>
           <w14:ligatures w14:val="none"/>
         </w:rPr>
-        <w:t xml:space="preserve">interpuesta por </w:t>
+        <w:t xml:space="preserve"/>
       </w:r>
       <w:r>
         <w:rPr>
@@ -4271,7 +4271,7 @@
           <w:kern w:val="0"/>
           <w14:ligatures w14:val="none"/>
         </w:rPr>
-        <w:t xml:space="preserve">la señora </w:t>
+        <w:t xml:space="preserve"/>
       </w:r>
       <w:r>
         <w:rPr>
@@ -4282,7 +4282,7 @@
           <w:lang w:eastAsia="es-PE"/>
           <w14:ligatures w14:val="none"/>
         </w:rPr>
-        <w:t xml:space="preserve">Delia Margot </w:t>
+        <w:t xml:space="preserve"/>
       </w:r>
       <w:proofErr w:type="spellStart"/>
       <w:r>
@@ -4294,7 +4294,7 @@
           <w:lang w:eastAsia="es-PE"/>
           <w14:ligatures w14:val="none"/>
         </w:rPr>
-        <w:t>Perez</w:t>
+        <w:t/>
       </w:r>
       <w:proofErr w:type="spellEnd"/>
       <w:r>
@@ -4306,7 +4306,7 @@
           <w:lang w:eastAsia="es-PE"/>
           <w14:ligatures w14:val="none"/>
         </w:rPr>
-        <w:t xml:space="preserve"> Salas </w:t>
+        <w:t xml:space="preserve"/>
       </w:r>
       <w:r>
         <w:rPr>
@@ -4317,7 +4317,7 @@
           <w:lang w:eastAsia="es-PE"/>
           <w14:ligatures w14:val="none"/>
         </w:rPr>
-        <w:t xml:space="preserve">contra </w:t>
+        <w:t xml:space="preserve"/>
       </w:r>
       <w:r>
         <w:rPr>
@@ -4328,7 +4328,7 @@
           <w:lang w:eastAsia="es-PE"/>
           <w14:ligatures w14:val="none"/>
         </w:rPr>
-        <w:t xml:space="preserve">Rímac </w:t>
+        <w:t xml:space="preserve"/>
       </w:r>
       <w:r>
         <w:rPr>
@@ -4339,7 +4339,7 @@
           <w:lang w:eastAsia="es-PE"/>
           <w14:ligatures w14:val="none"/>
         </w:rPr>
-        <w:t>Seguros Y Reaseguros S.A.</w:t>
+        <w:t/>
       </w:r>
       <w:r>
         <w:rPr>
@@ -4350,7 +4350,7 @@
           <w:lang w:eastAsia="es-PE"/>
           <w14:ligatures w14:val="none"/>
         </w:rPr>
-        <w:t xml:space="preserve">, </w:t>
+        <w:t xml:space="preserve"/>
       </w:r>
       <w:r>
         <w:rPr>
@@ -4361,7 +4361,7 @@
           <w:lang w:eastAsia="es-PE"/>
           <w14:ligatures w14:val="none"/>
         </w:rPr>
-        <w:t>por lo siguiente:</w:t>
+        <w:t/>
       </w:r>
     </w:p>
     <w:p>
@@ -8612,7 +8612,7 @@
           <w:b/>
           <w:bCs/>
         </w:rPr>
-        <w:t>DÉCIMO</w:t>
+        <w:t xml:space="preserve">DÉCIMO: requerir a la señora [DENUNCIANTE] y a Rímac Seguros Y Reaseguros S.A. para que, dentro del plazo de dos (2) días hábiles siguientes a la fecha en que reciban la notificación en sus bandejas de correo electrónico, efectúen la confirmación de recepción de la notificación remitida por este despacho a sus correos electrónicos, de conformidad con el segundo párrafo del numeral 4 del artículo 20 del Texto Único Ordenado de la Ley del Procedimiento Administrativo General, aprobado mediante Decreto Supremo  006-2026-JUS, bajo apercibimiento de rehacer el acto de notificación y notificarle conforme al numeral 1 del artículo 20 del citado cuerpo normativo.</w:t>
       </w:r>
       <w:r>
         <w:rPr>
@@ -8622,7 +8622,7 @@
           <w:kern w:val="0"/>
           <w14:ligatures w14:val="none"/>
         </w:rPr>
-        <w:t>:</w:t>
+        <w:t/>
       </w:r>
       <w:r>
         <w:rPr>
@@ -8632,7 +8632,7 @@
           <w:kern w:val="0"/>
           <w14:ligatures w14:val="none"/>
         </w:rPr>
-        <w:t xml:space="preserve"> requerir </w:t>
+        <w:t xml:space="preserve"/>
       </w:r>
       <w:r>
         <w:rPr>
@@ -8642,7 +8642,7 @@
           <w:kern w:val="0"/>
           <w14:ligatures w14:val="none"/>
         </w:rPr>
-        <w:t xml:space="preserve">a la señora </w:t>
+        <w:t xml:space="preserve"/>
       </w:r>
       <w:r>
         <w:rPr>
@@ -8653,7 +8653,7 @@
           <w:lang w:eastAsia="es-PE"/>
           <w14:ligatures w14:val="none"/>
         </w:rPr>
-        <w:t xml:space="preserve">Delia Margot </w:t>
+        <w:t xml:space="preserve"/>
       </w:r>
       <w:proofErr w:type="spellStart"/>
       <w:r>
@@ -8665,7 +8665,7 @@
           <w:lang w:eastAsia="es-PE"/>
           <w14:ligatures w14:val="none"/>
         </w:rPr>
-        <w:t>Perez</w:t>
+        <w:t/>
       </w:r>
       <w:proofErr w:type="spellEnd"/>
       <w:r>
@@ -8677,112 +8677,112 @@
           <w:lang w:eastAsia="es-PE"/>
           <w14:ligatures w14:val="none"/>
         </w:rPr>
-        <w:t xml:space="preserve"> Salas y a Rímac Seguros Y Reaseguros S.A. </w:t>
+        <w:t xml:space="preserve"/>
       </w:r>
       <w:r>
         <w:rPr>
           <w:rFonts w:ascii="Arial Narrow" w:hAnsi="Arial Narrow"/>
           <w:color w:val="000000"/>
         </w:rPr>
-        <w:t>para que, dentro del plazo de dos (2) días hábiles siguientes a la fecha en que reciba</w:t>
+        <w:t/>
       </w:r>
       <w:r>
         <w:rPr>
           <w:rFonts w:ascii="Arial Narrow" w:hAnsi="Arial Narrow"/>
           <w:color w:val="000000"/>
         </w:rPr>
-        <w:t>n</w:t>
+        <w:t/>
       </w:r>
       <w:r>
         <w:rPr>
           <w:rFonts w:ascii="Arial Narrow" w:hAnsi="Arial Narrow"/>
           <w:color w:val="000000"/>
         </w:rPr>
-        <w:t xml:space="preserve"> la notificación en su</w:t>
+        <w:t xml:space="preserve"/>
       </w:r>
       <w:r>
         <w:rPr>
           <w:rFonts w:ascii="Arial Narrow" w:hAnsi="Arial Narrow"/>
           <w:color w:val="000000"/>
         </w:rPr>
-        <w:t>s</w:t>
+        <w:t/>
       </w:r>
       <w:r>
         <w:rPr>
           <w:rFonts w:ascii="Arial Narrow" w:hAnsi="Arial Narrow"/>
           <w:color w:val="000000"/>
         </w:rPr>
-        <w:t xml:space="preserve"> bandeja</w:t>
+        <w:t xml:space="preserve"/>
       </w:r>
       <w:r>
         <w:rPr>
           <w:rFonts w:ascii="Arial Narrow" w:hAnsi="Arial Narrow"/>
           <w:color w:val="000000"/>
         </w:rPr>
-        <w:t>s</w:t>
+        <w:t/>
       </w:r>
       <w:r>
         <w:rPr>
           <w:rFonts w:ascii="Arial Narrow" w:hAnsi="Arial Narrow"/>
           <w:color w:val="000000"/>
         </w:rPr>
-        <w:t xml:space="preserve"> de correo electrónico, efectúe</w:t>
+        <w:t xml:space="preserve"/>
       </w:r>
       <w:r>
         <w:rPr>
           <w:rFonts w:ascii="Arial Narrow" w:hAnsi="Arial Narrow"/>
           <w:color w:val="000000"/>
         </w:rPr>
-        <w:t>n</w:t>
+        <w:t/>
       </w:r>
       <w:r>
         <w:rPr>
           <w:rFonts w:ascii="Arial Narrow" w:hAnsi="Arial Narrow"/>
           <w:color w:val="000000"/>
         </w:rPr>
-        <w:t xml:space="preserve"> la confirmación de recepción de la notificación remitida por este despacho a su</w:t>
+        <w:t xml:space="preserve"/>
       </w:r>
       <w:r>
         <w:rPr>
           <w:rFonts w:ascii="Arial Narrow" w:hAnsi="Arial Narrow"/>
           <w:color w:val="000000"/>
         </w:rPr>
-        <w:t>s</w:t>
+        <w:t/>
       </w:r>
       <w:r>
         <w:rPr>
           <w:rFonts w:ascii="Arial Narrow" w:hAnsi="Arial Narrow"/>
           <w:color w:val="000000"/>
         </w:rPr>
-        <w:t xml:space="preserve"> correo</w:t>
+        <w:t xml:space="preserve"/>
       </w:r>
       <w:r>
         <w:rPr>
           <w:rFonts w:ascii="Arial Narrow" w:hAnsi="Arial Narrow"/>
           <w:color w:val="000000"/>
         </w:rPr>
-        <w:t>s</w:t>
+        <w:t/>
       </w:r>
       <w:r>
         <w:rPr>
           <w:rFonts w:ascii="Arial Narrow" w:hAnsi="Arial Narrow"/>
           <w:color w:val="000000"/>
         </w:rPr>
-        <w:t xml:space="preserve"> electrónico</w:t>
+        <w:t xml:space="preserve"/>
       </w:r>
       <w:r>
         <w:rPr>
           <w:rFonts w:ascii="Arial Narrow" w:hAnsi="Arial Narrow"/>
           <w:color w:val="000000"/>
         </w:rPr>
-        <w:t>s</w:t>
+        <w:t/>
       </w:r>
       <w:r>
         <w:rPr>
           <w:rFonts w:ascii="Arial Narrow" w:hAnsi="Arial Narrow"/>
           <w:color w:val="000000"/>
         </w:rPr>
-        <w:t>, de conformidad con el segundo párrafo del numeral 4 del artículo 20</w:t>
+        <w:t/>
       </w:r>
       <w:r>
         <w:rPr>
@@ -8799,14 +8799,14 @@
           <w:rFonts w:ascii="Arial Narrow" w:hAnsi="Arial Narrow"/>
           <w:color w:val="000000"/>
         </w:rPr>
-        <w:t xml:space="preserve"> del Texto Único Ordenado de la Ley del Procedimiento Administrativo General</w:t>
+        <w:t xml:space="preserve"/>
       </w:r>
       <w:r>
         <w:rPr>
           <w:rFonts w:ascii="Arial Narrow" w:hAnsi="Arial Narrow"/>
           <w:color w:val="000000"/>
         </w:rPr>
-        <w:t xml:space="preserve">, aprobado mediante Decreto Supremo </w:t>
+        <w:t xml:space="preserve"/>
       </w:r>
       <w:proofErr w:type="spellStart"/>
       <w:r>
@@ -8822,7 +8822,7 @@
           <w:rFonts w:ascii="Arial Narrow" w:hAnsi="Arial Narrow"/>
           <w:color w:val="000000"/>
         </w:rPr>
-        <w:t xml:space="preserve"> 006-2026-JUS, bajo apercibimiento de rehacer el acto de notificación y notificarle conforme al numeral 1 del artículo 20</w:t>
+        <w:t xml:space="preserve"/>
       </w:r>
       <w:r>
         <w:rPr>
@@ -8839,7 +8839,7 @@
           <w:rFonts w:ascii="Arial Narrow" w:hAnsi="Arial Narrow"/>
           <w:color w:val="000000"/>
         </w:rPr>
-        <w:t xml:space="preserve"> del citado cuerpo normativo</w:t>
+        <w:t xml:space="preserve"/>
       </w:r>
       <w:r>
         <w:rPr>
@@ -8852,7 +8852,7 @@
         <w:rPr>
           <w:rFonts w:ascii="Arial Narrow" w:hAnsi="Arial Narrow" w:cs="Arial"/>
         </w:rPr>
-        <w:t>.</w:t>
+        <w:t/>
       </w:r>
     </w:p>
     <w:p>

--- a/plantillas_maestras/17_seguro_no_especificado/contratacion_no_consentida/2_o_mas_ddos_varios/mujer/TPL_1890_2025_SEGURO_NO_ESPECIFICADO_CONTRATACION_NO_CONSENTIDA_ASEGURADORA_MUJER_R2.docx
+++ b/plantillas_maestras/17_seguro_no_especificado/contratacion_no_consentida/2_o_mas_ddos_varios/mujer/TPL_1890_2025_SEGURO_NO_ESPECIFICADO_CONTRATACION_NO_CONSENTIDA_ASEGURADORA_MUJER_R2.docx
@@ -8612,7 +8612,7 @@
           <w:b/>
           <w:bCs/>
         </w:rPr>
-        <w:t xml:space="preserve">DÉCIMO: requerir a la señora [DENUNCIANTE] y a Rímac Seguros Y Reaseguros S.A. para que, dentro del plazo de dos (2) días hábiles siguientes a la fecha en que reciban la notificación en sus bandejas de correo electrónico, efectúen la confirmación de recepción de la notificación remitida por este despacho a sus correos electrónicos, de conformidad con el segundo párrafo del numeral 4 del artículo 20 del Texto Único Ordenado de la Ley del Procedimiento Administrativo General, aprobado mediante Decreto Supremo  006-2026-JUS, bajo apercibimiento de rehacer el acto de notificación y notificarle conforme al numeral 1 del artículo 20 del citado cuerpo normativo.</w:t>
+        <w:t xml:space="preserve">DÉCIMO: requerir a la señora [DENUNCIANTE] y a Rímac Seguros Y Reaseguros S.A. para que, dentro del plazo de dos (2) días hábiles siguientes a la fecha en que reciban la notificación en sus bandejas de correo electrónico, efectúen la confirmación de recepción de la notificación remitida por este despacho a sus correos electrónicos, de conformidad con el segundo párrafo del numeral 4 del artículo 20 del Texto Único Ordenado de la Ley del Procedimiento Administrativo General, aprobado mediante Decreto Supremo 006-2026-JUS, bajo apercibimiento de rehacer el acto de notificación y notificarle conforme al numeral 1 del artículo 20 del citado cuerpo normativo.</w:t>
       </w:r>
       <w:r>
         <w:rPr>

--- a/plantillas_maestras/17_seguro_no_especificado/contratacion_no_consentida/2_o_mas_ddos_varios/mujer/TPL_1890_2025_SEGURO_NO_ESPECIFICADO_CONTRATACION_NO_CONSENTIDA_ASEGURADORA_MUJER_R2.docx
+++ b/plantillas_maestras/17_seguro_no_especificado/contratacion_no_consentida/2_o_mas_ddos_varios/mujer/TPL_1890_2025_SEGURO_NO_ESPECIFICADO_CONTRATACION_NO_CONSENTIDA_ASEGURADORA_MUJER_R2.docx
@@ -584,6 +584,7 @@
       </w:r>
       <w:r>
         <w:rPr>
+          <w:rStyle w:val="Refdenotaalpie"/>
           <w:rFonts w:ascii="Arial Narrow" w:eastAsia="Times New Roman" w:hAnsi="Arial Narrow" w:cs="Times New Roman"/>
           <w:color w:val="000000"/>
           <w:kern w:val="0"/>
@@ -657,6 +658,7 @@
       </w:r>
       <w:r>
         <w:rPr>
+          <w:rStyle w:val="Refdenotaalpie"/>
           <w:rFonts w:ascii="Arial Narrow" w:eastAsia="Times New Roman" w:hAnsi="Arial Narrow" w:cs="Times New Roman"/>
           <w:color w:val="000000"/>
           <w:kern w:val="0"/>
@@ -2004,6 +2006,7 @@
       <w:bookmarkEnd w:id="3"/>
       <w:r>
         <w:rPr>
+          <w:rStyle w:val="Refdenotaalpie"/>
           <w:rFonts w:ascii="Arial Narrow" w:eastAsia="Arial Narrow" w:hAnsi="Arial Narrow" w:cs="Arial Narrow"/>
           <w:kern w:val="0"/>
           <w:vertAlign w:val="superscript"/>
@@ -2147,6 +2150,7 @@
       </w:r>
       <w:r>
         <w:rPr>
+          <w:rStyle w:val="Refdenotaalpie"/>
           <w:vertAlign w:val="superscript"/>
           <w:lang w:eastAsia="es-PE"/>
         </w:rPr>
@@ -2820,6 +2824,7 @@
       </w:r>
       <w:r>
         <w:rPr>
+          <w:rStyle w:val="Refdenotaalpie"/>
           <w:rFonts w:ascii="Arial Narrow" w:eastAsia="Arial Narrow" w:hAnsi="Arial Narrow" w:cs="Arial"/>
           <w:kern w:val="0"/>
           <w:vertAlign w:val="superscript"/>
@@ -3216,7 +3221,6 @@
         <w:rPr>
           <w:rFonts w:ascii="Arial Narrow" w:eastAsia="Arial Narrow" w:hAnsi="Arial Narrow" w:cs="Arial Narrow"/>
           <w:kern w:val="0"/>
-          <w:highlight w:val="red"/>
           <w14:ligatures w14:val="none"/>
         </w:rPr>
       </w:pPr>
@@ -3403,6 +3407,7 @@
       </w:r>
       <w:r>
         <w:rPr>
+          <w:rStyle w:val="Refdenotaalpie"/>
           <w:rFonts w:ascii="Arial Narrow" w:eastAsia="Arial Narrow" w:hAnsi="Arial Narrow" w:cs="Arial"/>
           <w:kern w:val="0"/>
           <w:vertAlign w:val="superscript"/>
@@ -3635,6 +3640,7 @@
       </w:r>
       <w:r>
         <w:rPr>
+          <w:rStyle w:val="Refdenotaalpie"/>
           <w:rFonts w:ascii="Arial Narrow" w:eastAsia="Arial Narrow" w:hAnsi="Arial Narrow" w:cs="Arial Narrow"/>
           <w:kern w:val="0"/>
           <w:vertAlign w:val="superscript"/>
@@ -6958,6 +6964,7 @@
       </w:r>
       <w:r>
         <w:rPr>
+          <w:rStyle w:val="Refdenotaalpie"/>
           <w:rFonts w:ascii="Arial Narrow" w:eastAsia="Calibri" w:hAnsi="Arial Narrow" w:cs="Arial"/>
           <w:kern w:val="0"/>
           <w:vertAlign w:val="superscript"/>
@@ -7002,6 +7009,7 @@
       </w:r>
       <w:r>
         <w:rPr>
+          <w:rStyle w:val="Refdenotaalpie"/>
           <w:rFonts w:ascii="Arial Narrow" w:eastAsia="Calibri" w:hAnsi="Arial Narrow" w:cs="Arial"/>
           <w:spacing w:val="-2"/>
           <w:kern w:val="0"/>
@@ -8146,6 +8154,7 @@
       </w:r>
       <w:r>
         <w:rPr>
+          <w:rStyle w:val="Refdenotaalpie"/>
           <w:rFonts w:ascii="Arial Narrow" w:eastAsia="Arial Narrow" w:hAnsi="Arial Narrow" w:cs="Times New Roman"/>
           <w:color w:val="000000"/>
           <w:kern w:val="0"/>
@@ -8227,6 +8236,7 @@
       </w:r>
       <w:r>
         <w:rPr>
+          <w:rStyle w:val="Refdenotaalpie"/>
           <w:rFonts w:ascii="Arial Narrow" w:eastAsia="Arial Narrow" w:hAnsi="Arial Narrow" w:cs="Times New Roman"/>
           <w:color w:val="000000"/>
           <w:kern w:val="0"/>
@@ -8280,6 +8290,7 @@
       </w:r>
       <w:r>
         <w:rPr>
+          <w:rStyle w:val="Refdenotaalpie"/>
           <w:rFonts w:ascii="Arial Narrow" w:eastAsia="Arial Narrow" w:hAnsi="Arial Narrow" w:cs="Times New Roman"/>
           <w:color w:val="000000"/>
           <w:kern w:val="0"/>
@@ -8479,6 +8490,7 @@
       </w:r>
       <w:r>
         <w:rPr>
+          <w:rStyle w:val="Refdenotaalpie"/>
           <w:rFonts w:ascii="Arial Narrow" w:eastAsia="Calibri" w:hAnsi="Arial Narrow" w:cs="Arial"/>
           <w:kern w:val="0"/>
           <w:vertAlign w:val="superscript"/>
@@ -8843,6 +8855,7 @@
       </w:r>
       <w:r>
         <w:rPr>
+          <w:rStyle w:val="Refdenotaalpie"/>
           <w:rFonts w:ascii="Arial Narrow" w:hAnsi="Arial Narrow"/>
           <w:vertAlign w:val="superscript"/>
         </w:rPr>
@@ -9158,14 +9171,14 @@
         <w:tab w:val="right" w:pos="8838"/>
       </w:tabs>
       <w:rPr>
-        <w:rFonts w:ascii="Arial" w:eastAsia="Arial" w:hAnsi="Arial" w:cs="Arial"/>
+        <w:rFonts w:ascii="Arial Narrow" w:eastAsia="Arial" w:hAnsi="Arial Narrow" w:cs="Arial"/>
         <w:sz w:val="16"/>
         <w:szCs w:val="16"/>
       </w:rPr>
     </w:pPr>
     <w:r>
       <w:rPr>
-        <w:rFonts w:ascii="Arial" w:eastAsia="Arial" w:hAnsi="Arial" w:cs="Arial"/>
+        <w:rFonts w:ascii="Arial Narrow" w:eastAsia="Arial" w:hAnsi="Arial Narrow" w:cs="Arial"/>
         <w:sz w:val="16"/>
         <w:szCs w:val="16"/>
       </w:rPr>
@@ -9179,7 +9192,7 @@
     </w:pPr>
     <w:r>
       <w:rPr>
-        <w:rFonts w:ascii="Arial" w:eastAsia="Arial" w:hAnsi="Arial" w:cs="Arial"/>
+        <w:rFonts w:ascii="Arial Narrow" w:eastAsia="Arial" w:hAnsi="Arial Narrow" w:cs="Arial"/>
         <w:sz w:val="16"/>
         <w:szCs w:val="16"/>
       </w:rPr>
@@ -9187,7 +9200,7 @@
     </w:r>
     <w:r>
       <w:rPr>
-        <w:rFonts w:ascii="Arial" w:eastAsia="Arial" w:hAnsi="Arial" w:cs="Arial"/>
+        <w:rFonts w:ascii="Arial Narrow" w:eastAsia="Arial" w:hAnsi="Arial Narrow" w:cs="Arial"/>
         <w:sz w:val="16"/>
         <w:szCs w:val="16"/>
       </w:rPr>
@@ -9195,7 +9208,7 @@
     </w:r>
     <w:r>
       <w:rPr>
-        <w:rFonts w:ascii="Arial" w:eastAsia="Arial" w:hAnsi="Arial" w:cs="Arial"/>
+        <w:rFonts w:ascii="Arial Narrow" w:eastAsia="Arial" w:hAnsi="Arial Narrow" w:cs="Arial"/>
         <w:sz w:val="16"/>
         <w:szCs w:val="16"/>
       </w:rPr>
@@ -9203,7 +9216,7 @@
     </w:r>
     <w:r>
       <w:rPr>
-        <w:rFonts w:ascii="Arial" w:eastAsia="Arial" w:hAnsi="Arial" w:cs="Arial"/>
+        <w:rFonts w:ascii="Arial Narrow" w:eastAsia="Arial" w:hAnsi="Arial Narrow" w:cs="Arial"/>
         <w:sz w:val="16"/>
         <w:szCs w:val="16"/>
       </w:rPr>
@@ -9211,7 +9224,7 @@
     </w:r>
     <w:r>
       <w:rPr>
-        <w:rFonts w:ascii="Arial" w:eastAsia="Arial" w:hAnsi="Arial" w:cs="Arial"/>
+        <w:rFonts w:ascii="Arial Narrow" w:eastAsia="Arial" w:hAnsi="Arial Narrow" w:cs="Arial"/>
         <w:sz w:val="16"/>
         <w:szCs w:val="16"/>
       </w:rPr>
@@ -9259,8 +9272,9 @@
         <w:rPr>
           <w:rStyle w:val="Refdenotaalpie"/>
           <w:rFonts w:ascii="Arial Narrow" w:hAnsi="Arial Narrow" w:cs="Arial"/>
-          <w:sz w:val="14"/>
-          <w:szCs w:val="14"/>
+          <w:sz w:val="16"/>
+          <w:szCs w:val="14"/>
+          <w:vertAlign w:val="superscript"/>
         </w:rPr>
         <w:footnoteRef/>
       </w:r>
@@ -9395,8 +9409,9 @@
         <w:rPr>
           <w:rStyle w:val="Refdenotaalpie"/>
           <w:rFonts w:ascii="Arial Narrow" w:hAnsi="Arial Narrow" w:cs="Arial"/>
-          <w:sz w:val="14"/>
-          <w:szCs w:val="14"/>
+          <w:sz w:val="16"/>
+          <w:szCs w:val="14"/>
+          <w:vertAlign w:val="superscript"/>
         </w:rPr>
         <w:footnoteRef/>
       </w:r>
@@ -9469,8 +9484,9 @@
         <w:rPr>
           <w:rStyle w:val="Refdenotaalpie"/>
           <w:rFonts w:ascii="Arial Narrow" w:hAnsi="Arial Narrow" w:cs="Arial"/>
-          <w:sz w:val="14"/>
-          <w:szCs w:val="14"/>
+          <w:sz w:val="16"/>
+          <w:szCs w:val="14"/>
+          <w:vertAlign w:val="superscript"/>
         </w:rPr>
         <w:footnoteRef/>
       </w:r>
@@ -9854,8 +9870,9 @@
         <w:rPr>
           <w:rStyle w:val="Refdenotaalpie"/>
           <w:rFonts w:ascii="Arial Narrow" w:hAnsi="Arial Narrow"/>
-          <w:sz w:val="14"/>
-          <w:szCs w:val="14"/>
+          <w:sz w:val="16"/>
+          <w:szCs w:val="14"/>
+          <w:vertAlign w:val="superscript"/>
         </w:rPr>
         <w:footnoteRef/>
       </w:r>
@@ -10052,8 +10069,9 @@
         <w:rPr>
           <w:rStyle w:val="Refdenotaalpie"/>
           <w:rFonts w:ascii="Arial Narrow" w:hAnsi="Arial Narrow"/>
-          <w:sz w:val="14"/>
-          <w:szCs w:val="14"/>
+          <w:sz w:val="16"/>
+          <w:szCs w:val="14"/>
+          <w:vertAlign w:val="superscript"/>
         </w:rPr>
         <w:footnoteRef/>
       </w:r>
@@ -10245,8 +10263,9 @@
         <w:rPr>
           <w:rStyle w:val="Refdenotaalpie"/>
           <w:rFonts w:ascii="Arial Narrow" w:hAnsi="Arial Narrow"/>
-          <w:sz w:val="14"/>
-          <w:szCs w:val="14"/>
+          <w:sz w:val="16"/>
+          <w:szCs w:val="14"/>
+          <w:vertAlign w:val="superscript"/>
         </w:rPr>
         <w:footnoteRef/>
       </w:r>
@@ -10470,8 +10489,9 @@
         <w:rPr>
           <w:rStyle w:val="Refdenotaalpie"/>
           <w:rFonts w:ascii="Arial Narrow" w:hAnsi="Arial Narrow" w:cs="Arial"/>
-          <w:sz w:val="14"/>
-          <w:szCs w:val="14"/>
+          <w:sz w:val="16"/>
+          <w:szCs w:val="14"/>
+          <w:vertAlign w:val="superscript"/>
         </w:rPr>
         <w:footnoteRef/>
       </w:r>
@@ -10677,8 +10697,9 @@
         <w:rPr>
           <w:rStyle w:val="Refdenotaalpie"/>
           <w:rFonts w:ascii="Arial Narrow" w:hAnsi="Arial Narrow" w:cs="Arial"/>
-          <w:sz w:val="14"/>
-          <w:szCs w:val="14"/>
+          <w:sz w:val="16"/>
+          <w:szCs w:val="14"/>
+          <w:vertAlign w:val="superscript"/>
         </w:rPr>
         <w:footnoteRef/>
       </w:r>
@@ -10765,8 +10786,9 @@
         <w:rPr>
           <w:rStyle w:val="Refdenotaalpie"/>
           <w:rFonts w:ascii="Arial Narrow" w:hAnsi="Arial Narrow" w:cs="Arial"/>
-          <w:sz w:val="14"/>
-          <w:szCs w:val="14"/>
+          <w:sz w:val="16"/>
+          <w:szCs w:val="14"/>
+          <w:vertAlign w:val="superscript"/>
         </w:rPr>
         <w:footnoteRef/>
       </w:r>
@@ -10974,9 +10996,9 @@
       </w:pPr>
       <w:r>
         <w:rPr>
-          <w:rStyle w:val="TextonotapieCar"/>
+          <w:rStyle w:val="Refdenotaalpie"/>
           <w:rFonts w:ascii="Arial Narrow" w:hAnsi="Arial Narrow" w:cs="Arial"/>
-          <w:sz w:val="14"/>
+          <w:sz w:val="16"/>
           <w:szCs w:val="14"/>
           <w:vertAlign w:val="superscript"/>
         </w:rPr>
@@ -11208,8 +11230,9 @@
         <w:rPr>
           <w:rStyle w:val="Refdenotaalpie"/>
           <w:rFonts w:ascii="Arial Narrow" w:hAnsi="Arial Narrow" w:cs="Arial"/>
-          <w:sz w:val="14"/>
-          <w:szCs w:val="14"/>
+          <w:sz w:val="16"/>
+          <w:szCs w:val="14"/>
+          <w:vertAlign w:val="superscript"/>
         </w:rPr>
         <w:footnoteRef/>
       </w:r>
@@ -12025,8 +12048,9 @@
         <w:rPr>
           <w:rStyle w:val="Refdenotaalpie"/>
           <w:rFonts w:ascii="Arial Narrow" w:hAnsi="Arial Narrow" w:cs="Arial"/>
-          <w:sz w:val="14"/>
-          <w:szCs w:val="14"/>
+          <w:sz w:val="16"/>
+          <w:szCs w:val="14"/>
+          <w:vertAlign w:val="superscript"/>
         </w:rPr>
         <w:footnoteRef/>
       </w:r>
@@ -12265,8 +12289,9 @@
           <w:rFonts w:ascii="Arial Narrow" w:hAnsi="Arial Narrow" w:cs="Arial"/>
           <w:b/>
           <w:bCs/>
-          <w:sz w:val="14"/>
-          <w:szCs w:val="14"/>
+          <w:sz w:val="16"/>
+          <w:szCs w:val="14"/>
+          <w:vertAlign w:val="superscript"/>
         </w:rPr>
         <w:footnoteRef/>
       </w:r>
@@ -12416,8 +12441,9 @@
         <w:rPr>
           <w:rStyle w:val="Refdenotaalpie"/>
           <w:rFonts w:ascii="Arial Narrow" w:hAnsi="Arial Narrow" w:cs="Arial"/>
-          <w:sz w:val="14"/>
-          <w:szCs w:val="14"/>
+          <w:sz w:val="16"/>
+          <w:szCs w:val="14"/>
+          <w:vertAlign w:val="superscript"/>
         </w:rPr>
         <w:footnoteRef/>
       </w:r>
@@ -14770,6 +14796,17 @@
     <w:locked/>
     <w:rsid w:val="00121544"/>
   </w:style>
+  <w:style w:type="character" w:styleId="FootnoteReference">
+    <w:name w:val="footnote reference"/>
+    <w:basedOn w:val="Fuentedeprrafopredeter"/>
+    <w:uiPriority w:val="99"/>
+    <w:semiHidden/>
+    <w:unhideWhenUsed/>
+    <w:rPr>
+      <w:rFonts w:ascii="Arial Narrow" w:hAnsi="Arial Narrow"/>
+      <w:vertAlign w:val="superscript"/>
+    </w:rPr>
+  </w:style>
 </w:styles>
 </file>
 

--- a/plantillas_maestras/17_seguro_no_especificado/contratacion_no_consentida/2_o_mas_ddos_varios/mujer/TPL_1890_2025_SEGURO_NO_ESPECIFICADO_CONTRATACION_NO_CONSENTIDA_ASEGURADORA_MUJER_R2.docx
+++ b/plantillas_maestras/17_seguro_no_especificado/contratacion_no_consentida/2_o_mas_ddos_varios/mujer/TPL_1890_2025_SEGURO_NO_ESPECIFICADO_CONTRATACION_NO_CONSENTIDA_ASEGURADORA_MUJER_R2.docx
@@ -1,8 +1,8 @@
 
 <file path=word/document.xml><?xml version="1.0" encoding="utf-8"?>
-<w:document xmlns:wpc="http://schemas.microsoft.com/office/word/2010/wordprocessingCanvas" xmlns:cx="http://schemas.microsoft.com/office/drawing/2014/chartex" xmlns:cx1="http://schemas.microsoft.com/office/drawing/2015/9/8/chartex" xmlns:cx2="http://schemas.microsoft.com/office/drawing/2015/10/21/chartex" xmlns:cx3="http://schemas.microsoft.com/office/drawing/2016/5/9/chartex" xmlns:cx4="http://schemas.microsoft.com/office/drawing/2016/5/10/chartex" xmlns:cx5="http://schemas.microsoft.com/office/drawing/2016/5/11/chartex" xmlns:cx6="http://schemas.microsoft.com/office/drawing/2016/5/12/chartex" xmlns:cx7="http://schemas.microsoft.com/office/drawing/2016/5/13/chartex" xmlns:cx8="http://schemas.microsoft.com/office/drawing/2016/5/14/chartex" xmlns:mc="http://schemas.openxmlformats.org/markup-compatibility/2006" xmlns:aink="http://schemas.microsoft.com/office/drawing/2016/ink" xmlns:am3d="http://schemas.microsoft.com/office/drawing/2017/model3d" xmlns:o="urn:schemas-microsoft-com:office:office" xmlns:oel="http://schemas.microsoft.com/office/2019/extlst" xmlns:r="http://schemas.openxmlformats.org/officeDocument/2006/relationships" xmlns:m="http://schemas.openxmlformats.org/officeDocument/2006/math" xmlns:v="urn:schemas-microsoft-com:vml" xmlns:wp14="http://schemas.microsoft.com/office/word/2010/wordprocessingDrawing" xmlns:wp="http://schemas.openxmlformats.org/drawingml/2006/wordprocessingDrawing" xmlns:w10="urn:schemas-microsoft-com:office:word" xmlns:w="http://schemas.openxmlformats.org/wordprocessingml/2006/main" xmlns:w14="http://schemas.microsoft.com/office/word/2010/wordml" xmlns:w15="http://schemas.microsoft.com/office/word/2012/wordml" xmlns:w16cex="http://schemas.microsoft.com/office/word/2018/wordml/cex" xmlns:w16cid="http://schemas.microsoft.com/office/word/2016/wordml/cid" xmlns:w16="http://schemas.microsoft.com/office/word/2018/wordml" xmlns:w16du="http://schemas.microsoft.com/office/word/2023/wordml/word16du" xmlns:w16sdtdh="http://schemas.microsoft.com/office/word/2020/wordml/sdtdatahash" xmlns:w16sdtfl="http://schemas.microsoft.com/office/word/2024/wordml/sdtformatlock" xmlns:w16se="http://schemas.microsoft.com/office/word/2015/wordml/symex" xmlns:wpg="http://schemas.microsoft.com/office/word/2010/wordprocessingGroup" xmlns:wpi="http://schemas.microsoft.com/office/word/2010/wordprocessingInk" xmlns:wne="http://schemas.microsoft.com/office/word/2006/wordml" xmlns:wps="http://schemas.microsoft.com/office/word/2010/wordprocessingShape" mc:Ignorable="w14 w15 w16se w16cid w16 w16cex w16sdtdh w16sdtfl w16du wp14">
+<w:document xmlns:ns1="http://schemas.openxmlformats.org/markup-compatibility/2006" xmlns:ns2="http://schemas.microsoft.com/office/word/2010/wordml" xmlns:ns3="http://schemas.openxmlformats.org/officeDocument/2006/relationships" xmlns:w="http://schemas.openxmlformats.org/wordprocessingml/2006/main" ns1:Ignorable="w14 w15 w16se w16cid w16 w16cex w16sdtdh w16sdtfl w16du wp14">
   <w:body>
-    <w:p>
+    <w:p ns2:paraId="1B509B2D" ns2:textId="1F8116BF">
       <w:pPr>
         <w:tabs>
           <w:tab w:val="left" w:pos="1701"/>
@@ -14,7 +14,7 @@
           <w:color w:val="000000"/>
           <w:kern w:val="0"/>
           <w:lang w:eastAsia="es-PE"/>
-          <w14:ligatures w14:val="none"/>
+          <ns2:ligatures ns2:val="none"/>
         </w:rPr>
       </w:pPr>
       <w:bookmarkStart w:id="0" w:name="_Hlk80343540"/>
@@ -25,7 +25,7 @@
           <w:color w:val="000000"/>
           <w:kern w:val="0"/>
           <w:lang w:eastAsia="es-PE"/>
-          <w14:ligatures w14:val="none"/>
+          <ns2:ligatures ns2:val="none"/>
         </w:rPr>
         <w:t xml:space="preserve">EXPEDIENTE </w:t>
       </w:r>
@@ -36,7 +36,7 @@
           <w:color w:val="000000"/>
           <w:kern w:val="0"/>
           <w:lang w:eastAsia="es-PE"/>
-          <w14:ligatures w14:val="none"/>
+          <ns2:ligatures ns2:val="none"/>
         </w:rPr>
         <w:tab/>
         <w:t>:</w:t>
@@ -48,7 +48,7 @@
           <w:color w:val="000000"/>
           <w:kern w:val="0"/>
           <w:lang w:eastAsia="es-PE"/>
-          <w14:ligatures w14:val="none"/>
+          <ns2:ligatures ns2:val="none"/>
         </w:rPr>
         <w:tab/>
       </w:r>
@@ -61,7 +61,7 @@
           <w:kern w:val="0"/>
           <w:shd w:val="clear" w:color="auto" w:fill="FFFFFF"/>
           <w:lang w:eastAsia="es-PE"/>
-          <w14:ligatures w14:val="none"/>
+          <ns2:ligatures ns2:val="none"/>
         </w:rPr>
         <w:t>1890-2025</w:t>
       </w:r>
@@ -74,12 +74,12 @@
           <w:kern w:val="0"/>
           <w:shd w:val="clear" w:color="auto" w:fill="FFFFFF"/>
           <w:lang w:eastAsia="es-PE"/>
-          <w14:ligatures w14:val="none"/>
+          <ns2:ligatures ns2:val="none"/>
         </w:rPr>
         <w:t>/CC1</w:t>
       </w:r>
     </w:p>
-    <w:p>
+    <w:p ns2:paraId="7E5DC22B" ns2:textId="2161CE9A">
       <w:pPr>
         <w:tabs>
           <w:tab w:val="left" w:pos="1701"/>
@@ -94,7 +94,7 @@
           <w:color w:val="000000"/>
           <w:kern w:val="0"/>
           <w:lang w:eastAsia="es-PE"/>
-          <w14:ligatures w14:val="none"/>
+          <ns2:ligatures ns2:val="none"/>
         </w:rPr>
       </w:pPr>
       <w:r>
@@ -104,7 +104,7 @@
           <w:color w:val="000000"/>
           <w:kern w:val="0"/>
           <w:lang w:eastAsia="es-PE"/>
-          <w14:ligatures w14:val="none"/>
+          <ns2:ligatures ns2:val="none"/>
         </w:rPr>
         <w:t xml:space="preserve">DENUNCIANTE:[DENUNCIANTE] (SEÑORA [APELLIDO])</w:t>
       </w:r>
@@ -115,7 +115,7 @@
           <w:color w:val="000000"/>
           <w:kern w:val="0"/>
           <w:lang w:eastAsia="es-PE"/>
-          <w14:ligatures w14:val="none"/>
+          <ns2:ligatures ns2:val="none"/>
         </w:rPr>
         <w:tab/>
         <w:t/>
@@ -127,7 +127,7 @@
           <w:color w:val="000000"/>
           <w:kern w:val="0"/>
           <w:lang w:eastAsia="es-PE"/>
-          <w14:ligatures w14:val="none"/>
+          <ns2:ligatures ns2:val="none"/>
         </w:rPr>
         <w:tab/>
       </w:r>
@@ -138,7 +138,7 @@
           <w:color w:val="000000"/>
           <w:kern w:val="0"/>
           <w:lang w:eastAsia="es-PE"/>
-          <w14:ligatures w14:val="none"/>
+          <ns2:ligatures ns2:val="none"/>
         </w:rPr>
         <w:t xml:space="preserve"/>
       </w:r>
@@ -149,7 +149,7 @@
           <w:color w:val="000000"/>
           <w:kern w:val="0"/>
           <w:lang w:eastAsia="es-PE"/>
-          <w14:ligatures w14:val="none"/>
+          <ns2:ligatures ns2:val="none"/>
         </w:rPr>
         <w:t xml:space="preserve"/>
       </w:r>
@@ -160,7 +160,7 @@
           <w:color w:val="000000"/>
           <w:kern w:val="0"/>
           <w:lang w:eastAsia="es-PE"/>
-          <w14:ligatures w14:val="none"/>
+          <ns2:ligatures ns2:val="none"/>
         </w:rPr>
         <w:t/>
       </w:r>
@@ -171,12 +171,12 @@
           <w:color w:val="000000"/>
           <w:kern w:val="0"/>
           <w:lang w:eastAsia="es-PE"/>
-          <w14:ligatures w14:val="none"/>
+          <ns2:ligatures ns2:val="none"/>
         </w:rPr>
         <w:t/>
       </w:r>
     </w:p>
-    <w:p>
+    <w:p ns2:paraId="6DEEEDFE" ns2:textId="6512C4FC">
       <w:pPr>
         <w:tabs>
           <w:tab w:val="left" w:pos="1701"/>
@@ -191,7 +191,7 @@
           <w:color w:val="000000"/>
           <w:kern w:val="0"/>
           <w:lang w:eastAsia="es-PE"/>
-          <w14:ligatures w14:val="none"/>
+          <ns2:ligatures ns2:val="none"/>
         </w:rPr>
       </w:pPr>
       <w:r>
@@ -201,7 +201,7 @@
           <w:color w:val="000000"/>
           <w:kern w:val="0"/>
           <w:lang w:eastAsia="es-PE"/>
-          <w14:ligatures w14:val="none"/>
+          <ns2:ligatures ns2:val="none"/>
         </w:rPr>
         <w:t>DENUNCIADO</w:t>
       </w:r>
@@ -212,7 +212,7 @@
           <w:color w:val="000000"/>
           <w:kern w:val="0"/>
           <w:lang w:eastAsia="es-PE"/>
-          <w14:ligatures w14:val="none"/>
+          <ns2:ligatures ns2:val="none"/>
         </w:rPr>
         <w:tab/>
         <w:t>:</w:t>
@@ -224,7 +224,7 @@
           <w:color w:val="000000"/>
           <w:kern w:val="0"/>
           <w:lang w:eastAsia="es-PE"/>
-          <w14:ligatures w14:val="none"/>
+          <ns2:ligatures ns2:val="none"/>
         </w:rPr>
         <w:tab/>
       </w:r>
@@ -235,7 +235,7 @@
           <w:color w:val="000000"/>
           <w:kern w:val="0"/>
           <w:lang w:eastAsia="es-PE"/>
-          <w14:ligatures w14:val="none"/>
+          <ns2:ligatures ns2:val="none"/>
         </w:rPr>
         <w:t xml:space="preserve">RÍMAC SEGUROS Y REASEGUROS S.A. </w:t>
       </w:r>
@@ -246,12 +246,12 @@
           <w:color w:val="000000"/>
           <w:kern w:val="0"/>
           <w:lang w:eastAsia="es-PE"/>
-          <w14:ligatures w14:val="none"/>
+          <ns2:ligatures ns2:val="none"/>
         </w:rPr>
         <w:t>(RÍMAC)</w:t>
       </w:r>
     </w:p>
-    <w:p>
+    <w:p ns2:paraId="022D2B94" ns2:textId="77777777">
       <w:pPr>
         <w:tabs>
           <w:tab w:val="left" w:pos="1701"/>
@@ -266,7 +266,7 @@
           <w:color w:val="000000"/>
           <w:kern w:val="0"/>
           <w:lang w:eastAsia="es-PE"/>
-          <w14:ligatures w14:val="none"/>
+          <ns2:ligatures ns2:val="none"/>
         </w:rPr>
       </w:pPr>
       <w:r>
@@ -276,7 +276,7 @@
           <w:color w:val="000000"/>
           <w:kern w:val="0"/>
           <w:lang w:eastAsia="es-PE"/>
-          <w14:ligatures w14:val="none"/>
+          <ns2:ligatures ns2:val="none"/>
         </w:rPr>
         <w:t>MATERIAS</w:t>
       </w:r>
@@ -287,7 +287,7 @@
           <w:color w:val="000000"/>
           <w:kern w:val="0"/>
           <w:lang w:eastAsia="es-PE"/>
-          <w14:ligatures w14:val="none"/>
+          <ns2:ligatures ns2:val="none"/>
         </w:rPr>
         <w:tab/>
         <w:t xml:space="preserve">: </w:t>
@@ -299,13 +299,13 @@
           <w:color w:val="000000"/>
           <w:kern w:val="0"/>
           <w:lang w:eastAsia="es-PE"/>
-          <w14:ligatures w14:val="none"/>
+          <ns2:ligatures ns2:val="none"/>
         </w:rPr>
         <w:tab/>
         <w:t>ADMISIÓN A TRÁMITE</w:t>
       </w:r>
     </w:p>
-    <w:p>
+    <w:p ns2:paraId="19ED7B73" ns2:textId="77777777">
       <w:pPr>
         <w:tabs>
           <w:tab w:val="left" w:pos="1701"/>
@@ -320,7 +320,7 @@
           <w:color w:val="000000"/>
           <w:kern w:val="0"/>
           <w:lang w:eastAsia="es-PE"/>
-          <w14:ligatures w14:val="none"/>
+          <ns2:ligatures ns2:val="none"/>
         </w:rPr>
       </w:pPr>
       <w:r>
@@ -330,12 +330,12 @@
           <w:color w:val="000000"/>
           <w:kern w:val="0"/>
           <w:lang w:eastAsia="es-PE"/>
-          <w14:ligatures w14:val="none"/>
+          <ns2:ligatures ns2:val="none"/>
         </w:rPr>
         <w:t xml:space="preserve">REQUERIMIENTO DE INFORMACIÓN </w:t>
       </w:r>
     </w:p>
-    <w:p>
+    <w:p ns2:paraId="46A5A479" ns2:textId="5DEBA35E">
       <w:pPr>
         <w:tabs>
           <w:tab w:val="left" w:pos="1701"/>
@@ -349,7 +349,7 @@
           <w:color w:val="000000"/>
           <w:kern w:val="0"/>
           <w:lang w:eastAsia="es-PE"/>
-          <w14:ligatures w14:val="none"/>
+          <ns2:ligatures ns2:val="none"/>
         </w:rPr>
       </w:pPr>
       <w:r>
@@ -359,7 +359,7 @@
           <w:color w:val="000000"/>
           <w:kern w:val="0"/>
           <w:lang w:eastAsia="es-PE"/>
-          <w14:ligatures w14:val="none"/>
+          <ns2:ligatures ns2:val="none"/>
         </w:rPr>
         <w:t xml:space="preserve">RESOLUCIÓN </w:t>
       </w:r>
@@ -370,7 +370,7 @@
           <w:color w:val="000000"/>
           <w:kern w:val="0"/>
           <w:lang w:eastAsia="es-PE"/>
-          <w14:ligatures w14:val="none"/>
+          <ns2:ligatures ns2:val="none"/>
         </w:rPr>
         <w:tab/>
         <w:t>:</w:t>
@@ -382,7 +382,7 @@
           <w:color w:val="000000"/>
           <w:kern w:val="0"/>
           <w:lang w:eastAsia="es-PE"/>
-          <w14:ligatures w14:val="none"/>
+          <ns2:ligatures ns2:val="none"/>
         </w:rPr>
         <w:tab/>
       </w:r>
@@ -393,12 +393,12 @@
           <w:color w:val="000000"/>
           <w:kern w:val="0"/>
           <w:lang w:eastAsia="es-PE"/>
-          <w14:ligatures w14:val="none"/>
+          <ns2:ligatures ns2:val="none"/>
         </w:rPr>
         <w:t>2</w:t>
       </w:r>
     </w:p>
-    <w:p>
+    <w:p ns2:paraId="5BA3A18D" ns2:textId="77777777">
       <w:pPr>
         <w:tabs>
           <w:tab w:val="left" w:pos="1014"/>
@@ -411,11 +411,11 @@
           <w:kern w:val="0"/>
           <w:shd w:val="clear" w:color="auto" w:fill="FFFFFF"/>
           <w:lang w:eastAsia="es-PE"/>
-          <w14:ligatures w14:val="none"/>
-        </w:rPr>
-      </w:pPr>
-    </w:p>
-    <w:p>
+          <ns2:ligatures ns2:val="none"/>
+        </w:rPr>
+      </w:pPr>
+    </w:p>
+    <w:p ns2:paraId="2F799822" ns2:textId="7059B5BF">
       <w:pPr>
         <w:tabs>
           <w:tab w:val="left" w:pos="1014"/>
@@ -428,7 +428,7 @@
           <w:kern w:val="0"/>
           <w:shd w:val="clear" w:color="auto" w:fill="FFFFFF"/>
           <w:lang w:eastAsia="es-PE"/>
-          <w14:ligatures w14:val="none"/>
+          <ns2:ligatures ns2:val="none"/>
         </w:rPr>
       </w:pPr>
       <w:r>
@@ -438,7 +438,7 @@
           <w:kern w:val="0"/>
           <w:shd w:val="clear" w:color="auto" w:fill="FFFFFF"/>
           <w:lang w:eastAsia="es-PE"/>
-          <w14:ligatures w14:val="none"/>
+          <ns2:ligatures ns2:val="none"/>
         </w:rPr>
         <w:t xml:space="preserve">Lima, </w:t>
       </w:r>
@@ -449,7 +449,7 @@
           <w:kern w:val="0"/>
           <w:shd w:val="clear" w:color="auto" w:fill="FFFFFF"/>
           <w:lang w:eastAsia="es-PE"/>
-          <w14:ligatures w14:val="none"/>
+          <ns2:ligatures ns2:val="none"/>
         </w:rPr>
         <w:t>12</w:t>
       </w:r>
@@ -460,7 +460,7 @@
           <w:kern w:val="0"/>
           <w:shd w:val="clear" w:color="auto" w:fill="FFFFFF"/>
           <w:lang w:eastAsia="es-PE"/>
-          <w14:ligatures w14:val="none"/>
+          <ns2:ligatures ns2:val="none"/>
         </w:rPr>
         <w:t xml:space="preserve"> de </w:t>
       </w:r>
@@ -471,7 +471,7 @@
           <w:kern w:val="0"/>
           <w:shd w:val="clear" w:color="auto" w:fill="FFFFFF"/>
           <w:lang w:eastAsia="es-PE"/>
-          <w14:ligatures w14:val="none"/>
+          <ns2:ligatures ns2:val="none"/>
         </w:rPr>
         <w:t>septiembre</w:t>
       </w:r>
@@ -482,12 +482,12 @@
           <w:kern w:val="0"/>
           <w:shd w:val="clear" w:color="auto" w:fill="FFFFFF"/>
           <w:lang w:eastAsia="es-PE"/>
-          <w14:ligatures w14:val="none"/>
+          <ns2:ligatures ns2:val="none"/>
         </w:rPr>
         <w:t xml:space="preserve"> de 2025</w:t>
       </w:r>
     </w:p>
-    <w:p>
+    <w:p ns2:paraId="66CE1821" ns2:textId="77777777">
       <w:pPr>
         <w:tabs>
           <w:tab w:val="left" w:pos="1014"/>
@@ -499,11 +499,11 @@
           <w:color w:val="000000"/>
           <w:kern w:val="0"/>
           <w:lang w:eastAsia="es-PE"/>
-          <w14:ligatures w14:val="none"/>
-        </w:rPr>
-      </w:pPr>
-    </w:p>
-    <w:p>
+          <ns2:ligatures ns2:val="none"/>
+        </w:rPr>
+      </w:pPr>
+    </w:p>
+    <w:p ns2:paraId="0B80AAA5" ns2:textId="77777777">
       <w:pPr>
         <w:numPr>
           <w:ilvl w:val="0"/>
@@ -517,7 +517,7 @@
           <w:color w:val="000000"/>
           <w:kern w:val="0"/>
           <w:lang w:eastAsia="es-PE"/>
-          <w14:ligatures w14:val="none"/>
+          <ns2:ligatures ns2:val="none"/>
         </w:rPr>
       </w:pPr>
       <w:r>
@@ -527,12 +527,12 @@
           <w:color w:val="000000"/>
           <w:kern w:val="0"/>
           <w:lang w:eastAsia="es-PE"/>
-          <w14:ligatures w14:val="none"/>
+          <ns2:ligatures ns2:val="none"/>
         </w:rPr>
         <w:t xml:space="preserve">HECHOS </w:t>
       </w:r>
     </w:p>
-    <w:p>
+    <w:p ns2:paraId="621F2AB2" ns2:textId="77777777">
       <w:pPr>
         <w:spacing w:after="0" w:line="240" w:lineRule="auto"/>
         <w:jc w:val="both"/>
@@ -541,11 +541,11 @@
           <w:color w:val="000000"/>
           <w:kern w:val="0"/>
           <w:lang w:eastAsia="es-PE"/>
-          <w14:ligatures w14:val="none"/>
-        </w:rPr>
-      </w:pPr>
-    </w:p>
-    <w:p>
+          <ns2:ligatures ns2:val="none"/>
+        </w:rPr>
+      </w:pPr>
+    </w:p>
+    <w:p ns2:paraId="60B5D5B0" ns2:textId="12AEF4E1">
       <w:pPr>
         <w:numPr>
           <w:ilvl w:val="1"/>
@@ -559,7 +559,7 @@
           <w:color w:val="000000"/>
           <w:kern w:val="0"/>
           <w:lang w:val="es-ES" w:eastAsia="es-ES"/>
-          <w14:ligatures w14:val="none"/>
+          <ns2:ligatures ns2:val="none"/>
         </w:rPr>
       </w:pPr>
       <w:r>
@@ -568,7 +568,7 @@
           <w:color w:val="000000"/>
           <w:kern w:val="0"/>
           <w:lang w:val="es-ES" w:eastAsia="es-ES"/>
-          <w14:ligatures w14:val="none"/>
+          <ns2:ligatures ns2:val="none"/>
         </w:rPr>
         <w:t xml:space="preserve">Mediante el escrito del 4 de julio del 2025, la señora [APELLIDO] denunció a Rímac por presuntas infracciones a la Ley 29571, Código de Protección y Defensa del Consumidor (en adelante, Código), señalando lo siguiente:</w:t>
       </w:r>
@@ -578,7 +578,7 @@
           <w:color w:val="000000"/>
           <w:kern w:val="0"/>
           <w:lang w:val="es-ES" w:eastAsia="es-ES"/>
-          <w14:ligatures w14:val="none"/>
+          <ns2:ligatures ns2:val="none"/>
         </w:rPr>
         <w:t/>
       </w:r>
@@ -590,7 +590,7 @@
           <w:kern w:val="0"/>
           <w:vertAlign w:val="superscript"/>
           <w:lang w:val="es-ES" w:eastAsia="es-ES"/>
-          <w14:ligatures w14:val="none"/>
+          <ns2:ligatures ns2:val="none"/>
         </w:rPr>
         <w:footnoteReference w:id="1"/>
       </w:r>
@@ -598,7 +598,7 @@
         <w:rPr>
           <w:rFonts w:ascii="Arial Narrow" w:eastAsia="Calibri" w:hAnsi="Arial Narrow" w:cs="Arial"/>
           <w:kern w:val="0"/>
-          <w14:ligatures w14:val="none"/>
+          <ns2:ligatures ns2:val="none"/>
         </w:rPr>
         <w:t/>
       </w:r>
@@ -606,7 +606,7 @@
         <w:rPr>
           <w:rFonts w:ascii="Arial Narrow" w:eastAsia="Calibri" w:hAnsi="Arial Narrow" w:cs="Arial"/>
           <w:kern w:val="0"/>
-          <w14:ligatures w14:val="none"/>
+          <ns2:ligatures ns2:val="none"/>
         </w:rPr>
         <w:t xml:space="preserve"/>
       </w:r>
@@ -615,7 +615,7 @@
         <w:rPr>
           <w:rFonts w:ascii="Arial Narrow" w:eastAsia="Calibri" w:hAnsi="Arial Narrow" w:cs="Arial"/>
           <w:kern w:val="0"/>
-          <w14:ligatures w14:val="none"/>
+          <ns2:ligatures ns2:val="none"/>
         </w:rPr>
         <w:t/>
       </w:r>
@@ -624,7 +624,7 @@
         <w:rPr>
           <w:rFonts w:ascii="Arial Narrow" w:eastAsia="Calibri" w:hAnsi="Arial Narrow" w:cs="Arial"/>
           <w:kern w:val="0"/>
-          <w14:ligatures w14:val="none"/>
+          <ns2:ligatures ns2:val="none"/>
         </w:rPr>
         <w:t xml:space="preserve"/>
       </w:r>
@@ -632,7 +632,7 @@
         <w:rPr>
           <w:rFonts w:ascii="Arial Narrow" w:eastAsia="Calibri" w:hAnsi="Arial Narrow" w:cs="Arial"/>
           <w:kern w:val="0"/>
-          <w14:ligatures w14:val="none"/>
+          <ns2:ligatures ns2:val="none"/>
         </w:rPr>
         <w:t/>
       </w:r>
@@ -642,7 +642,7 @@
           <w:color w:val="000000"/>
           <w:kern w:val="0"/>
           <w:lang w:val="es-ES" w:eastAsia="es-ES"/>
-          <w14:ligatures w14:val="none"/>
+          <ns2:ligatures ns2:val="none"/>
         </w:rPr>
         <w:t/>
       </w:r>
@@ -652,7 +652,7 @@
           <w:color w:val="000000"/>
           <w:kern w:val="0"/>
           <w:lang w:val="es-ES" w:eastAsia="es-ES"/>
-          <w14:ligatures w14:val="none"/>
+          <ns2:ligatures ns2:val="none"/>
         </w:rPr>
         <w:t xml:space="preserve"/>
       </w:r>
@@ -664,7 +664,7 @@
           <w:kern w:val="0"/>
           <w:vertAlign w:val="superscript"/>
           <w:lang w:val="es-ES" w:eastAsia="es-ES"/>
-          <w14:ligatures w14:val="none"/>
+          <ns2:ligatures ns2:val="none"/>
         </w:rPr>
         <w:footnoteReference w:id="2"/>
       </w:r>
@@ -674,7 +674,7 @@
           <w:color w:val="000000"/>
           <w:kern w:val="0"/>
           <w:lang w:val="es-ES" w:eastAsia="es-ES"/>
-          <w14:ligatures w14:val="none"/>
+          <ns2:ligatures ns2:val="none"/>
         </w:rPr>
         <w:t xml:space="preserve"/>
       </w:r>
@@ -685,12 +685,12 @@
           <w:color w:val="000000"/>
           <w:kern w:val="0"/>
           <w:lang w:val="es-ES" w:eastAsia="es-ES"/>
-          <w14:ligatures w14:val="none"/>
+          <ns2:ligatures ns2:val="none"/>
         </w:rPr>
         <w:t/>
       </w:r>
     </w:p>
-    <w:p>
+    <w:p ns2:paraId="3AD3B7C6" ns2:textId="77777777">
       <w:pPr>
         <w:tabs>
           <w:tab w:val="left" w:pos="1134"/>
@@ -702,11 +702,11 @@
           <w:color w:val="000000"/>
           <w:kern w:val="0"/>
           <w:lang w:val="es-ES" w:eastAsia="es-ES"/>
-          <w14:ligatures w14:val="none"/>
-        </w:rPr>
-      </w:pPr>
-    </w:p>
-    <w:p>
+          <ns2:ligatures ns2:val="none"/>
+        </w:rPr>
+      </w:pPr>
+    </w:p>
+    <w:p ns2:paraId="643CAFB3" ns2:textId="77777777">
       <w:pPr>
         <w:pStyle w:val="Prrafodelista"/>
         <w:numPr>
@@ -724,7 +724,7 @@
           <w:color w:val="000000"/>
           <w:kern w:val="0"/>
           <w:lang w:eastAsia="es-ES"/>
-          <w14:ligatures w14:val="none"/>
+          <ns2:ligatures ns2:val="none"/>
         </w:rPr>
       </w:pPr>
       <w:r>
@@ -733,7 +733,7 @@
           <w:color w:val="000000"/>
           <w:kern w:val="0"/>
           <w:lang w:eastAsia="es-ES"/>
-          <w14:ligatures w14:val="none"/>
+          <ns2:ligatures ns2:val="none"/>
         </w:rPr>
         <w:t>Con anterioridad al 2023, laboró en la Universidad Nacional de Educación Enrique Guzmán y Valle</w:t>
       </w:r>
@@ -743,7 +743,7 @@
           <w:color w:val="000000"/>
           <w:kern w:val="0"/>
           <w:lang w:eastAsia="es-ES"/>
-          <w14:ligatures w14:val="none"/>
+          <ns2:ligatures ns2:val="none"/>
         </w:rPr>
         <w:t xml:space="preserve"> (en adelante, la universidad)</w:t>
       </w:r>
@@ -753,12 +753,12 @@
           <w:color w:val="000000"/>
           <w:kern w:val="0"/>
           <w:lang w:eastAsia="es-ES"/>
-          <w14:ligatures w14:val="none"/>
+          <ns2:ligatures ns2:val="none"/>
         </w:rPr>
         <w:t>.</w:t>
       </w:r>
     </w:p>
-    <w:p>
+    <w:p ns2:paraId="03069DCD" ns2:textId="77777777">
       <w:pPr>
         <w:pStyle w:val="Prrafodelista"/>
         <w:spacing w:after="0" w:line="240" w:lineRule="auto"/>
@@ -769,11 +769,11 @@
           <w:color w:val="000000"/>
           <w:kern w:val="0"/>
           <w:lang w:eastAsia="es-ES"/>
-          <w14:ligatures w14:val="none"/>
-        </w:rPr>
-      </w:pPr>
-    </w:p>
-    <w:p>
+          <ns2:ligatures ns2:val="none"/>
+        </w:rPr>
+      </w:pPr>
+    </w:p>
+    <w:p ns2:paraId="4C7681B3" ns2:textId="41599AE9">
       <w:pPr>
         <w:pStyle w:val="Prrafodelista"/>
         <w:numPr>
@@ -791,7 +791,7 @@
           <w:color w:val="000000"/>
           <w:kern w:val="0"/>
           <w:lang w:eastAsia="es-ES"/>
-          <w14:ligatures w14:val="none"/>
+          <ns2:ligatures ns2:val="none"/>
         </w:rPr>
       </w:pPr>
       <w:r>
@@ -800,7 +800,7 @@
           <w:color w:val="000000"/>
           <w:kern w:val="0"/>
           <w:lang w:eastAsia="es-ES"/>
-          <w14:ligatures w14:val="none"/>
+          <ns2:ligatures ns2:val="none"/>
         </w:rPr>
         <w:t>D</w:t>
       </w:r>
@@ -810,7 +810,7 @@
           <w:color w:val="000000"/>
           <w:kern w:val="0"/>
           <w:lang w:eastAsia="es-ES"/>
-          <w14:ligatures w14:val="none"/>
+          <ns2:ligatures ns2:val="none"/>
         </w:rPr>
         <w:t xml:space="preserve">urante el tiempo en que laboró en la universidad, </w:t>
       </w:r>
@@ -820,7 +820,7 @@
           <w:color w:val="000000"/>
           <w:kern w:val="0"/>
           <w:lang w:eastAsia="es-ES"/>
-          <w14:ligatures w14:val="none"/>
+          <ns2:ligatures ns2:val="none"/>
         </w:rPr>
         <w:t>Rímac</w:t>
       </w:r>
@@ -830,7 +830,7 @@
           <w:color w:val="000000"/>
           <w:kern w:val="0"/>
           <w:lang w:eastAsia="es-ES"/>
-          <w14:ligatures w14:val="none"/>
+          <ns2:ligatures ns2:val="none"/>
         </w:rPr>
         <w:t xml:space="preserve"> acu</w:t>
       </w:r>
@@ -840,7 +840,7 @@
           <w:color w:val="000000"/>
           <w:kern w:val="0"/>
           <w:lang w:eastAsia="es-ES"/>
-          <w14:ligatures w14:val="none"/>
+          <ns2:ligatures ns2:val="none"/>
         </w:rPr>
         <w:t>dió</w:t>
       </w:r>
@@ -850,7 +850,7 @@
           <w:color w:val="000000"/>
           <w:kern w:val="0"/>
           <w:lang w:eastAsia="es-ES"/>
-          <w14:ligatures w14:val="none"/>
+          <ns2:ligatures ns2:val="none"/>
         </w:rPr>
         <w:t xml:space="preserve"> </w:t>
       </w:r>
@@ -860,7 +860,7 @@
           <w:color w:val="000000"/>
           <w:kern w:val="0"/>
           <w:lang w:eastAsia="es-ES"/>
-          <w14:ligatures w14:val="none"/>
+          <ns2:ligatures ns2:val="none"/>
         </w:rPr>
         <w:t>a</w:t>
       </w:r>
@@ -870,7 +870,7 @@
           <w:color w:val="000000"/>
           <w:kern w:val="0"/>
           <w:lang w:eastAsia="es-ES"/>
-          <w14:ligatures w14:val="none"/>
+          <ns2:ligatures ns2:val="none"/>
         </w:rPr>
         <w:t xml:space="preserve"> </w:t>
       </w:r>
@@ -880,7 +880,7 @@
           <w:color w:val="000000"/>
           <w:kern w:val="0"/>
           <w:lang w:eastAsia="es-ES"/>
-          <w14:ligatures w14:val="none"/>
+          <ns2:ligatures ns2:val="none"/>
         </w:rPr>
         <w:t>su</w:t>
       </w:r>
@@ -890,7 +890,7 @@
           <w:color w:val="000000"/>
           <w:kern w:val="0"/>
           <w:lang w:eastAsia="es-ES"/>
-          <w14:ligatures w14:val="none"/>
+          <ns2:ligatures ns2:val="none"/>
         </w:rPr>
         <w:t xml:space="preserve"> centro</w:t>
       </w:r>
@@ -900,7 +900,7 @@
           <w:color w:val="000000"/>
           <w:kern w:val="0"/>
           <w:lang w:eastAsia="es-ES"/>
-          <w14:ligatures w14:val="none"/>
+          <ns2:ligatures ns2:val="none"/>
         </w:rPr>
         <w:t xml:space="preserve"> </w:t>
       </w:r>
@@ -910,7 +910,7 @@
           <w:color w:val="000000"/>
           <w:kern w:val="0"/>
           <w:lang w:eastAsia="es-ES"/>
-          <w14:ligatures w14:val="none"/>
+          <ns2:ligatures ns2:val="none"/>
         </w:rPr>
         <w:t>de trabajo para ofrecer sus productos</w:t>
       </w:r>
@@ -920,7 +920,7 @@
           <w:color w:val="000000"/>
           <w:kern w:val="0"/>
           <w:lang w:eastAsia="es-ES"/>
-          <w14:ligatures w14:val="none"/>
+          <ns2:ligatures ns2:val="none"/>
         </w:rPr>
         <w:t xml:space="preserve"> </w:t>
       </w:r>
@@ -930,7 +930,7 @@
           <w:color w:val="000000"/>
           <w:kern w:val="0"/>
           <w:lang w:eastAsia="es-ES"/>
-          <w14:ligatures w14:val="none"/>
+          <ns2:ligatures ns2:val="none"/>
         </w:rPr>
         <w:t>y aceptó</w:t>
       </w:r>
@@ -940,7 +940,7 @@
           <w:color w:val="000000"/>
           <w:kern w:val="0"/>
           <w:lang w:eastAsia="es-ES"/>
-          <w14:ligatures w14:val="none"/>
+          <ns2:ligatures ns2:val="none"/>
         </w:rPr>
         <w:t xml:space="preserve"> contratar </w:t>
       </w:r>
@@ -950,7 +950,7 @@
           <w:color w:val="000000"/>
           <w:kern w:val="0"/>
           <w:lang w:eastAsia="es-ES"/>
-          <w14:ligatures w14:val="none"/>
+          <ns2:ligatures ns2:val="none"/>
         </w:rPr>
         <w:t xml:space="preserve">con </w:t>
       </w:r>
@@ -960,7 +960,7 @@
           <w:color w:val="000000"/>
           <w:kern w:val="0"/>
           <w:lang w:eastAsia="es-ES"/>
-          <w14:ligatures w14:val="none"/>
+          <ns2:ligatures ns2:val="none"/>
         </w:rPr>
         <w:t>la compañía aseguradora</w:t>
       </w:r>
@@ -970,7 +970,7 @@
           <w:color w:val="000000"/>
           <w:kern w:val="0"/>
           <w:lang w:eastAsia="es-ES"/>
-          <w14:ligatures w14:val="none"/>
+          <ns2:ligatures ns2:val="none"/>
         </w:rPr>
         <w:t xml:space="preserve"> </w:t>
       </w:r>
@@ -980,7 +980,7 @@
           <w:color w:val="000000"/>
           <w:kern w:val="0"/>
           <w:lang w:eastAsia="es-ES"/>
-          <w14:ligatures w14:val="none"/>
+          <ns2:ligatures ns2:val="none"/>
         </w:rPr>
         <w:t>un Seguro de Vida en dólares</w:t>
       </w:r>
@@ -990,12 +990,12 @@
           <w:color w:val="000000"/>
           <w:kern w:val="0"/>
           <w:lang w:eastAsia="es-ES"/>
-          <w14:ligatures w14:val="none"/>
+          <ns2:ligatures ns2:val="none"/>
         </w:rPr>
         <w:t xml:space="preserve"> pagando con los descuentos de sus remuneraciones laborales.</w:t>
       </w:r>
     </w:p>
-    <w:p>
+    <w:p ns2:paraId="21F1D51D" ns2:textId="77777777">
       <w:pPr>
         <w:pStyle w:val="Prrafodelista"/>
         <w:spacing w:after="0" w:line="240" w:lineRule="auto"/>
@@ -1006,11 +1006,11 @@
           <w:color w:val="000000"/>
           <w:kern w:val="0"/>
           <w:lang w:eastAsia="es-ES"/>
-          <w14:ligatures w14:val="none"/>
-        </w:rPr>
-      </w:pPr>
-    </w:p>
-    <w:p>
+          <ns2:ligatures ns2:val="none"/>
+        </w:rPr>
+      </w:pPr>
+    </w:p>
+    <w:p ns2:paraId="37B916FD" ns2:textId="6E8322D7">
       <w:pPr>
         <w:pStyle w:val="Prrafodelista"/>
         <w:numPr>
@@ -1028,7 +1028,7 @@
           <w:color w:val="000000"/>
           <w:kern w:val="0"/>
           <w:lang w:eastAsia="es-ES"/>
-          <w14:ligatures w14:val="none"/>
+          <ns2:ligatures ns2:val="none"/>
         </w:rPr>
       </w:pPr>
       <w:r>
@@ -1037,7 +1037,7 @@
           <w:color w:val="000000"/>
           <w:kern w:val="0"/>
           <w:lang w:eastAsia="es-ES"/>
-          <w14:ligatures w14:val="none"/>
+          <ns2:ligatures ns2:val="none"/>
         </w:rPr>
         <w:t>No obstante,</w:t>
       </w:r>
@@ -1047,7 +1047,7 @@
           <w:color w:val="000000"/>
           <w:kern w:val="0"/>
           <w:lang w:eastAsia="es-ES"/>
-          <w14:ligatures w14:val="none"/>
+          <ns2:ligatures ns2:val="none"/>
         </w:rPr>
         <w:t xml:space="preserve"> tomó conocimiento de que figuraban </w:t>
       </w:r>
@@ -1057,7 +1057,7 @@
           <w:color w:val="000000"/>
           <w:kern w:val="0"/>
           <w:lang w:eastAsia="es-ES"/>
-          <w14:ligatures w14:val="none"/>
+          <ns2:ligatures ns2:val="none"/>
         </w:rPr>
         <w:t>cinco</w:t>
       </w:r>
@@ -1067,7 +1067,7 @@
           <w:color w:val="000000"/>
           <w:kern w:val="0"/>
           <w:lang w:eastAsia="es-ES"/>
-          <w14:ligatures w14:val="none"/>
+          <ns2:ligatures ns2:val="none"/>
         </w:rPr>
         <w:t xml:space="preserve"> seguros registrados a su nombre, </w:t>
       </w:r>
@@ -1077,7 +1077,7 @@
           <w:color w:val="000000"/>
           <w:kern w:val="0"/>
           <w:lang w:eastAsia="es-ES"/>
-          <w14:ligatures w14:val="none"/>
+          <ns2:ligatures ns2:val="none"/>
         </w:rPr>
         <w:t>consistentes en</w:t>
       </w:r>
@@ -1087,7 +1087,7 @@
           <w:color w:val="000000"/>
           <w:kern w:val="0"/>
           <w:lang w:eastAsia="es-ES"/>
-          <w14:ligatures w14:val="none"/>
+          <ns2:ligatures ns2:val="none"/>
         </w:rPr>
         <w:t xml:space="preserve"> el Seguro Vida Protección Familiar – Póliza V-1516143, Póliza V-214646, Seguro de Sepelio – Póliza V-1733547, y Seguro Oncológico – Póliza V-689928 y Póliza V-1719112 (en adelante, los </w:t>
       </w:r>
@@ -1097,7 +1097,7 @@
           <w:color w:val="000000"/>
           <w:kern w:val="0"/>
           <w:lang w:eastAsia="es-ES"/>
-          <w14:ligatures w14:val="none"/>
+          <ns2:ligatures ns2:val="none"/>
         </w:rPr>
         <w:t>Cinco Seguros</w:t>
       </w:r>
@@ -1107,12 +1107,12 @@
           <w:color w:val="000000"/>
           <w:kern w:val="0"/>
           <w:lang w:eastAsia="es-ES"/>
-          <w14:ligatures w14:val="none"/>
+          <ns2:ligatures ns2:val="none"/>
         </w:rPr>
         <w:t>), sin haber firmado contrato ni haber otorgado consentimiento para dichos productos.</w:t>
       </w:r>
     </w:p>
-    <w:p>
+    <w:p ns2:paraId="52B3C2CC" ns2:textId="77777777">
       <w:pPr>
         <w:spacing w:after="0" w:line="240" w:lineRule="auto"/>
         <w:jc w:val="both"/>
@@ -1121,11 +1121,11 @@
           <w:color w:val="000000"/>
           <w:kern w:val="0"/>
           <w:lang w:eastAsia="es-ES"/>
-          <w14:ligatures w14:val="none"/>
-        </w:rPr>
-      </w:pPr>
-    </w:p>
-    <w:p>
+          <ns2:ligatures ns2:val="none"/>
+        </w:rPr>
+      </w:pPr>
+    </w:p>
+    <w:p ns2:paraId="5544F29C" ns2:textId="559427FB">
       <w:pPr>
         <w:pStyle w:val="Prrafodelista"/>
         <w:numPr>
@@ -1143,7 +1143,7 @@
           <w:color w:val="000000"/>
           <w:kern w:val="0"/>
           <w:lang w:eastAsia="es-ES"/>
-          <w14:ligatures w14:val="none"/>
+          <ns2:ligatures ns2:val="none"/>
         </w:rPr>
       </w:pPr>
       <w:r>
@@ -1152,7 +1152,7 @@
           <w:color w:val="000000"/>
           <w:kern w:val="0"/>
           <w:lang w:eastAsia="es-ES"/>
-          <w14:ligatures w14:val="none"/>
+          <ns2:ligatures ns2:val="none"/>
         </w:rPr>
         <w:t xml:space="preserve">Durante el tiempo que permaneció en </w:t>
       </w:r>
@@ -1162,7 +1162,7 @@
           <w:color w:val="000000"/>
           <w:kern w:val="0"/>
           <w:lang w:eastAsia="es-ES"/>
-          <w14:ligatures w14:val="none"/>
+          <ns2:ligatures ns2:val="none"/>
         </w:rPr>
         <w:t>la universidad</w:t>
       </w:r>
@@ -1172,7 +1172,7 @@
           <w:color w:val="000000"/>
           <w:kern w:val="0"/>
           <w:lang w:eastAsia="es-ES"/>
-          <w14:ligatures w14:val="none"/>
+          <ns2:ligatures ns2:val="none"/>
         </w:rPr>
         <w:t xml:space="preserve">, </w:t>
       </w:r>
@@ -1182,7 +1182,7 @@
           <w:color w:val="000000"/>
           <w:kern w:val="0"/>
           <w:lang w:eastAsia="es-ES"/>
-          <w14:ligatures w14:val="none"/>
+          <ns2:ligatures ns2:val="none"/>
         </w:rPr>
         <w:t>Rímac</w:t>
       </w:r>
@@ -1192,7 +1192,7 @@
           <w:color w:val="000000"/>
           <w:kern w:val="0"/>
           <w:lang w:eastAsia="es-ES"/>
-          <w14:ligatures w14:val="none"/>
+          <ns2:ligatures ns2:val="none"/>
         </w:rPr>
         <w:t xml:space="preserve"> efectuó descuentos mensuales por </w:t>
       </w:r>
@@ -1202,7 +1202,7 @@
           <w:color w:val="000000"/>
           <w:kern w:val="0"/>
           <w:lang w:eastAsia="es-ES"/>
-          <w14:ligatures w14:val="none"/>
+          <ns2:ligatures ns2:val="none"/>
         </w:rPr>
         <w:t xml:space="preserve">los </w:t>
       </w:r>
@@ -1212,7 +1212,7 @@
           <w:color w:val="000000"/>
           <w:kern w:val="0"/>
           <w:lang w:eastAsia="es-ES"/>
-          <w14:ligatures w14:val="none"/>
+          <ns2:ligatures ns2:val="none"/>
         </w:rPr>
         <w:t>Cinco Seguros</w:t>
       </w:r>
@@ -1222,7 +1222,7 @@
           <w:color w:val="000000"/>
           <w:kern w:val="0"/>
           <w:lang w:eastAsia="es-ES"/>
-          <w14:ligatures w14:val="none"/>
+          <ns2:ligatures ns2:val="none"/>
         </w:rPr>
         <w:t>, los cuales no fueron autorizados. Tomó conocimiento de esta situación luego de haber cesado</w:t>
       </w:r>
@@ -1232,7 +1232,7 @@
           <w:color w:val="000000"/>
           <w:kern w:val="0"/>
           <w:lang w:eastAsia="es-ES"/>
-          <w14:ligatures w14:val="none"/>
+          <ns2:ligatures ns2:val="none"/>
         </w:rPr>
         <w:t xml:space="preserve"> sus labores</w:t>
       </w:r>
@@ -1242,7 +1242,7 @@
           <w:color w:val="000000"/>
           <w:kern w:val="0"/>
           <w:lang w:eastAsia="es-ES"/>
-          <w14:ligatures w14:val="none"/>
+          <ns2:ligatures ns2:val="none"/>
         </w:rPr>
         <w:t xml:space="preserve"> en el 2023, año en el que alcanzó los 70 años, conforme al régimen aplicable a su vínculo laboral con la universidad.</w:t>
       </w:r>
@@ -1252,12 +1252,12 @@
           <w:color w:val="000000"/>
           <w:kern w:val="0"/>
           <w:lang w:eastAsia="es-ES"/>
-          <w14:ligatures w14:val="none"/>
+          <ns2:ligatures ns2:val="none"/>
         </w:rPr>
         <w:t xml:space="preserve"> </w:t>
       </w:r>
     </w:p>
-    <w:p>
+    <w:p ns2:paraId="6CD5839D" ns2:textId="77777777">
       <w:pPr>
         <w:spacing w:after="0" w:line="240" w:lineRule="auto"/>
         <w:jc w:val="both"/>
@@ -1266,11 +1266,11 @@
           <w:color w:val="000000"/>
           <w:kern w:val="0"/>
           <w:lang w:eastAsia="es-ES"/>
-          <w14:ligatures w14:val="none"/>
-        </w:rPr>
-      </w:pPr>
-    </w:p>
-    <w:p>
+          <ns2:ligatures ns2:val="none"/>
+        </w:rPr>
+      </w:pPr>
+    </w:p>
+    <w:p ns2:paraId="5626FC72" ns2:textId="36C5751E">
       <w:pPr>
         <w:pStyle w:val="Prrafodelista"/>
         <w:numPr>
@@ -1288,7 +1288,7 @@
           <w:color w:val="000000"/>
           <w:kern w:val="0"/>
           <w:lang w:eastAsia="es-ES"/>
-          <w14:ligatures w14:val="none"/>
+          <ns2:ligatures ns2:val="none"/>
         </w:rPr>
       </w:pPr>
       <w:r>
@@ -1297,7 +1297,7 @@
           <w:color w:val="000000"/>
           <w:kern w:val="0"/>
           <w:lang w:eastAsia="es-ES"/>
-          <w14:ligatures w14:val="none"/>
+          <ns2:ligatures ns2:val="none"/>
         </w:rPr>
         <w:t xml:space="preserve">Posteriormente, </w:t>
       </w:r>
@@ -1307,7 +1307,7 @@
           <w:color w:val="000000"/>
           <w:kern w:val="0"/>
           <w:lang w:eastAsia="es-ES"/>
-          <w14:ligatures w14:val="none"/>
+          <ns2:ligatures ns2:val="none"/>
         </w:rPr>
         <w:t xml:space="preserve">intentó presentar </w:t>
       </w:r>
@@ -1317,7 +1317,7 @@
           <w:color w:val="000000"/>
           <w:kern w:val="0"/>
           <w:lang w:eastAsia="es-ES"/>
-          <w14:ligatures w14:val="none"/>
+          <ns2:ligatures ns2:val="none"/>
         </w:rPr>
         <w:t>reclamos relacionados con los seguros cuestionados</w:t>
       </w:r>
@@ -1327,7 +1327,7 @@
           <w:color w:val="000000"/>
           <w:kern w:val="0"/>
           <w:lang w:eastAsia="es-ES"/>
-          <w14:ligatures w14:val="none"/>
+          <ns2:ligatures ns2:val="none"/>
         </w:rPr>
         <w:t xml:space="preserve"> ante Rímac</w:t>
       </w:r>
@@ -1337,7 +1337,7 @@
           <w:color w:val="000000"/>
           <w:kern w:val="0"/>
           <w:lang w:eastAsia="es-ES"/>
-          <w14:ligatures w14:val="none"/>
+          <ns2:ligatures ns2:val="none"/>
         </w:rPr>
         <w:t xml:space="preserve">. Indicó que, al intentar obtener </w:t>
       </w:r>
@@ -1348,7 +1348,7 @@
           <w:color w:val="000000"/>
           <w:kern w:val="0"/>
           <w:lang w:eastAsia="es-ES"/>
-          <w14:ligatures w14:val="none"/>
+          <ns2:ligatures ns2:val="none"/>
         </w:rPr>
         <w:t>mayor información</w:t>
       </w:r>
@@ -1359,12 +1359,12 @@
           <w:color w:val="000000"/>
           <w:kern w:val="0"/>
           <w:lang w:eastAsia="es-ES"/>
-          <w14:ligatures w14:val="none"/>
+          <ns2:ligatures ns2:val="none"/>
         </w:rPr>
         <w:t>, el personal de dicha empresa le indicó que debía realizar sus solicitudes por medios virtuales, impidiéndole el ingreso a las oficinas y negándole cualquier información relacionada a los contratos o montos descontados.</w:t>
       </w:r>
     </w:p>
-    <w:p>
+    <w:p ns2:paraId="30AF7629" ns2:textId="77777777">
       <w:pPr>
         <w:spacing w:after="0" w:line="240" w:lineRule="auto"/>
         <w:ind w:left="567"/>
@@ -1374,11 +1374,11 @@
           <w:color w:val="000000"/>
           <w:kern w:val="0"/>
           <w:lang w:eastAsia="es-ES"/>
-          <w14:ligatures w14:val="none"/>
-        </w:rPr>
-      </w:pPr>
-    </w:p>
-    <w:p>
+          <ns2:ligatures ns2:val="none"/>
+        </w:rPr>
+      </w:pPr>
+    </w:p>
+    <w:p ns2:paraId="5654C714" ns2:textId="75D9F831">
       <w:pPr>
         <w:pStyle w:val="Prrafodelista"/>
         <w:numPr>
@@ -1396,7 +1396,7 @@
           <w:color w:val="000000"/>
           <w:kern w:val="0"/>
           <w:lang w:eastAsia="es-ES"/>
-          <w14:ligatures w14:val="none"/>
+          <ns2:ligatures ns2:val="none"/>
         </w:rPr>
       </w:pPr>
       <w:r>
@@ -1405,7 +1405,7 @@
           <w:color w:val="000000"/>
           <w:kern w:val="0"/>
           <w:lang w:eastAsia="es-ES"/>
-          <w14:ligatures w14:val="none"/>
+          <ns2:ligatures ns2:val="none"/>
         </w:rPr>
         <w:t>Ante la falta de respuesta</w:t>
       </w:r>
@@ -1415,7 +1415,7 @@
           <w:color w:val="000000"/>
           <w:kern w:val="0"/>
           <w:lang w:eastAsia="es-ES"/>
-          <w14:ligatures w14:val="none"/>
+          <ns2:ligatures ns2:val="none"/>
         </w:rPr>
         <w:t xml:space="preserve"> de Rímac</w:t>
       </w:r>
@@ -1425,7 +1425,7 @@
           <w:color w:val="000000"/>
           <w:kern w:val="0"/>
           <w:lang w:eastAsia="es-ES"/>
-          <w14:ligatures w14:val="none"/>
+          <ns2:ligatures ns2:val="none"/>
         </w:rPr>
         <w:t xml:space="preserve">, solicitó a la </w:t>
       </w:r>
@@ -1435,7 +1435,7 @@
           <w:color w:val="000000"/>
           <w:kern w:val="0"/>
           <w:lang w:eastAsia="es-ES"/>
-          <w14:ligatures w14:val="none"/>
+          <ns2:ligatures ns2:val="none"/>
         </w:rPr>
         <w:t xml:space="preserve">universidad </w:t>
       </w:r>
@@ -1445,12 +1445,12 @@
           <w:color w:val="000000"/>
           <w:kern w:val="0"/>
           <w:lang w:eastAsia="es-ES"/>
-          <w14:ligatures w14:val="none"/>
+          <ns2:ligatures ns2:val="none"/>
         </w:rPr>
         <w:t>información sobre los descuentos efectuados a lo largo de su vínculo laboral. Recibió una constancia en la que se consignaban descuentos mensuales por conceptos que no reconoció ni autorizó, los cuales se habían ejecutado durante un periodo de 23 años.</w:t>
       </w:r>
     </w:p>
-    <w:p>
+    <w:p ns2:paraId="0D662F59" ns2:textId="77777777">
       <w:pPr>
         <w:spacing w:after="0" w:line="240" w:lineRule="auto"/>
         <w:ind w:left="567"/>
@@ -1460,11 +1460,11 @@
           <w:color w:val="000000"/>
           <w:kern w:val="0"/>
           <w:lang w:eastAsia="es-ES"/>
-          <w14:ligatures w14:val="none"/>
-        </w:rPr>
-      </w:pPr>
-    </w:p>
-    <w:p>
+          <ns2:ligatures ns2:val="none"/>
+        </w:rPr>
+      </w:pPr>
+    </w:p>
+    <w:p ns2:paraId="24331E15" ns2:textId="5E08AC9A">
       <w:pPr>
         <w:pStyle w:val="Prrafodelista"/>
         <w:numPr>
@@ -1482,7 +1482,7 @@
           <w:color w:val="000000"/>
           <w:kern w:val="0"/>
           <w:lang w:eastAsia="es-ES"/>
-          <w14:ligatures w14:val="none"/>
+          <ns2:ligatures ns2:val="none"/>
         </w:rPr>
       </w:pPr>
       <w:r>
@@ -1491,7 +1491,7 @@
           <w:color w:val="000000"/>
           <w:kern w:val="0"/>
           <w:lang w:eastAsia="es-ES"/>
-          <w14:ligatures w14:val="none"/>
+          <ns2:ligatures ns2:val="none"/>
         </w:rPr>
         <w:t xml:space="preserve">Luego de ello, volvió a dirigirse a las oficinas de </w:t>
       </w:r>
@@ -1501,7 +1501,7 @@
           <w:color w:val="000000"/>
           <w:kern w:val="0"/>
           <w:lang w:eastAsia="es-ES"/>
-          <w14:ligatures w14:val="none"/>
+          <ns2:ligatures ns2:val="none"/>
         </w:rPr>
         <w:t>Rímac</w:t>
       </w:r>
@@ -1511,7 +1511,7 @@
           <w:color w:val="000000"/>
           <w:kern w:val="0"/>
           <w:lang w:eastAsia="es-ES"/>
-          <w14:ligatures w14:val="none"/>
+          <ns2:ligatures ns2:val="none"/>
         </w:rPr>
         <w:t xml:space="preserve"> solicitando información sobre los contratos de los </w:t>
       </w:r>
@@ -1521,7 +1521,7 @@
           <w:color w:val="000000"/>
           <w:kern w:val="0"/>
           <w:lang w:eastAsia="es-ES"/>
-          <w14:ligatures w14:val="none"/>
+          <ns2:ligatures ns2:val="none"/>
         </w:rPr>
         <w:t>Cinco Seguros</w:t>
       </w:r>
@@ -1531,7 +1531,7 @@
           <w:color w:val="000000"/>
           <w:kern w:val="0"/>
           <w:lang w:eastAsia="es-ES"/>
-          <w14:ligatures w14:val="none"/>
+          <ns2:ligatures ns2:val="none"/>
         </w:rPr>
         <w:t xml:space="preserve">, sin recibir atención. Señaló que las respuestas eran </w:t>
       </w:r>
@@ -1541,13 +1541,13 @@
           <w:color w:val="000000"/>
           <w:kern w:val="0"/>
           <w:lang w:eastAsia="es-ES"/>
-          <w14:ligatures w14:val="none"/>
+          <ns2:ligatures ns2:val="none"/>
         </w:rPr>
         <w:lastRenderedPageBreak/>
         <w:t>brindadas únicamente por una grabadora automática, sin que personal de la empresa la atendiera directamente.</w:t>
       </w:r>
     </w:p>
-    <w:p>
+    <w:p ns2:paraId="5815E0AC" ns2:textId="77777777">
       <w:pPr>
         <w:pStyle w:val="Prrafodelista"/>
         <w:spacing w:after="0" w:line="240" w:lineRule="auto"/>
@@ -1558,11 +1558,11 @@
           <w:color w:val="000000"/>
           <w:kern w:val="0"/>
           <w:lang w:eastAsia="es-ES"/>
-          <w14:ligatures w14:val="none"/>
-        </w:rPr>
-      </w:pPr>
-    </w:p>
-    <w:p>
+          <ns2:ligatures ns2:val="none"/>
+        </w:rPr>
+      </w:pPr>
+    </w:p>
+    <w:p ns2:paraId="5A59068B" ns2:textId="4F12D002">
       <w:pPr>
         <w:pStyle w:val="Prrafodelista"/>
         <w:numPr>
@@ -1580,7 +1580,7 @@
           <w:color w:val="000000"/>
           <w:kern w:val="0"/>
           <w:lang w:eastAsia="es-ES"/>
-          <w14:ligatures w14:val="none"/>
+          <ns2:ligatures ns2:val="none"/>
         </w:rPr>
       </w:pPr>
       <w:r>
@@ -1589,7 +1589,7 @@
           <w:color w:val="000000"/>
           <w:kern w:val="0"/>
           <w:lang w:eastAsia="es-ES"/>
-          <w14:ligatures w14:val="none"/>
+          <ns2:ligatures ns2:val="none"/>
         </w:rPr>
         <w:t xml:space="preserve">El </w:t>
       </w:r>
@@ -1599,7 +1599,7 @@
           <w:color w:val="000000"/>
           <w:kern w:val="0"/>
           <w:lang w:eastAsia="es-ES"/>
-          <w14:ligatures w14:val="none"/>
+          <ns2:ligatures ns2:val="none"/>
         </w:rPr>
         <w:t>12 de mayo de 2025</w:t>
       </w:r>
@@ -1609,7 +1609,7 @@
           <w:color w:val="000000"/>
           <w:kern w:val="0"/>
           <w:lang w:eastAsia="es-ES"/>
-          <w14:ligatures w14:val="none"/>
+          <ns2:ligatures ns2:val="none"/>
         </w:rPr>
         <w:t xml:space="preserve">, </w:t>
       </w:r>
@@ -1619,7 +1619,7 @@
           <w:color w:val="000000"/>
           <w:kern w:val="0"/>
           <w:lang w:eastAsia="es-ES"/>
-          <w14:ligatures w14:val="none"/>
+          <ns2:ligatures ns2:val="none"/>
         </w:rPr>
         <w:t>envió un</w:t>
       </w:r>
@@ -1629,7 +1629,7 @@
           <w:color w:val="000000"/>
           <w:kern w:val="0"/>
           <w:lang w:eastAsia="es-ES"/>
-          <w14:ligatures w14:val="none"/>
+          <ns2:ligatures ns2:val="none"/>
         </w:rPr>
         <w:t xml:space="preserve"> reclamo mediante</w:t>
       </w:r>
@@ -1639,7 +1639,7 @@
           <w:color w:val="000000"/>
           <w:kern w:val="0"/>
           <w:lang w:eastAsia="es-ES"/>
-          <w14:ligatures w14:val="none"/>
+          <ns2:ligatures ns2:val="none"/>
         </w:rPr>
         <w:t xml:space="preserve"> </w:t>
       </w:r>
@@ -1649,7 +1649,7 @@
           <w:color w:val="000000"/>
           <w:kern w:val="0"/>
           <w:lang w:eastAsia="es-ES"/>
-          <w14:ligatures w14:val="none"/>
+          <ns2:ligatures ns2:val="none"/>
         </w:rPr>
         <w:t>carta notari</w:t>
       </w:r>
@@ -1659,7 +1659,7 @@
           <w:color w:val="000000"/>
           <w:kern w:val="0"/>
           <w:lang w:eastAsia="es-ES"/>
-          <w14:ligatures w14:val="none"/>
+          <ns2:ligatures ns2:val="none"/>
         </w:rPr>
         <w:t xml:space="preserve">al a </w:t>
       </w:r>
@@ -1669,7 +1669,7 @@
           <w:color w:val="000000"/>
           <w:kern w:val="0"/>
           <w:lang w:eastAsia="es-ES"/>
-          <w14:ligatures w14:val="none"/>
+          <ns2:ligatures ns2:val="none"/>
         </w:rPr>
         <w:t>Rímac</w:t>
       </w:r>
@@ -1679,12 +1679,12 @@
           <w:color w:val="000000"/>
           <w:kern w:val="0"/>
           <w:lang w:eastAsia="es-ES"/>
-          <w14:ligatures w14:val="none"/>
+          <ns2:ligatures ns2:val="none"/>
         </w:rPr>
         <w:t>, en la que solicitó se le entregue copia de los contratos vinculados a los seguros cuestionados y se le devolviera el total de los montos descontados durante los 23 años mencionados.</w:t>
       </w:r>
     </w:p>
-    <w:p>
+    <w:p ns2:paraId="245CD718" ns2:textId="77777777">
       <w:pPr>
         <w:pStyle w:val="Prrafodelista"/>
         <w:spacing w:after="0" w:line="240" w:lineRule="auto"/>
@@ -1695,11 +1695,11 @@
           <w:color w:val="000000"/>
           <w:kern w:val="0"/>
           <w:lang w:eastAsia="es-ES"/>
-          <w14:ligatures w14:val="none"/>
-        </w:rPr>
-      </w:pPr>
-    </w:p>
-    <w:p>
+          <ns2:ligatures ns2:val="none"/>
+        </w:rPr>
+      </w:pPr>
+    </w:p>
+    <w:p ns2:paraId="18B469F8" ns2:textId="6FE815D8">
       <w:pPr>
         <w:pStyle w:val="Prrafodelista"/>
         <w:numPr>
@@ -1717,7 +1717,7 @@
           <w:color w:val="000000"/>
           <w:kern w:val="0"/>
           <w:lang w:eastAsia="es-ES"/>
-          <w14:ligatures w14:val="none"/>
+          <ns2:ligatures ns2:val="none"/>
         </w:rPr>
       </w:pPr>
       <w:r>
@@ -1726,7 +1726,7 @@
           <w:color w:val="000000"/>
           <w:kern w:val="0"/>
           <w:lang w:eastAsia="es-ES"/>
-          <w14:ligatures w14:val="none"/>
+          <ns2:ligatures ns2:val="none"/>
         </w:rPr>
         <w:t xml:space="preserve">El 2 de junio de 2025, </w:t>
       </w:r>
@@ -1736,7 +1736,7 @@
           <w:color w:val="000000"/>
           <w:kern w:val="0"/>
           <w:lang w:eastAsia="es-ES"/>
-          <w14:ligatures w14:val="none"/>
+          <ns2:ligatures ns2:val="none"/>
         </w:rPr>
         <w:t>Rímac</w:t>
       </w:r>
@@ -1746,7 +1746,7 @@
           <w:color w:val="000000"/>
           <w:kern w:val="0"/>
           <w:lang w:eastAsia="es-ES"/>
-          <w14:ligatures w14:val="none"/>
+          <ns2:ligatures ns2:val="none"/>
         </w:rPr>
         <w:t xml:space="preserve"> respondió señalando que </w:t>
       </w:r>
@@ -1756,7 +1756,7 @@
           <w:color w:val="000000"/>
           <w:kern w:val="0"/>
           <w:lang w:eastAsia="es-ES"/>
-          <w14:ligatures w14:val="none"/>
+          <ns2:ligatures ns2:val="none"/>
         </w:rPr>
         <w:t>su</w:t>
       </w:r>
@@ -1766,7 +1766,7 @@
           <w:color w:val="000000"/>
           <w:kern w:val="0"/>
           <w:lang w:eastAsia="es-ES"/>
-          <w14:ligatures w14:val="none"/>
+          <ns2:ligatures ns2:val="none"/>
         </w:rPr>
         <w:t xml:space="preserve"> reclamo era infundado, argumentando que </w:t>
       </w:r>
@@ -1776,7 +1776,7 @@
           <w:color w:val="000000"/>
           <w:kern w:val="0"/>
           <w:lang w:eastAsia="es-ES"/>
-          <w14:ligatures w14:val="none"/>
+          <ns2:ligatures ns2:val="none"/>
         </w:rPr>
         <w:t xml:space="preserve">los </w:t>
       </w:r>
@@ -1786,7 +1786,7 @@
           <w:color w:val="000000"/>
           <w:kern w:val="0"/>
           <w:lang w:eastAsia="es-ES"/>
-          <w14:ligatures w14:val="none"/>
+          <ns2:ligatures ns2:val="none"/>
         </w:rPr>
         <w:t>Cinco Seguros</w:t>
       </w:r>
@@ -1796,7 +1796,7 @@
           <w:color w:val="000000"/>
           <w:kern w:val="0"/>
           <w:lang w:eastAsia="es-ES"/>
-          <w14:ligatures w14:val="none"/>
+          <ns2:ligatures ns2:val="none"/>
         </w:rPr>
         <w:t xml:space="preserve"> </w:t>
       </w:r>
@@ -1806,12 +1806,12 @@
           <w:color w:val="000000"/>
           <w:kern w:val="0"/>
           <w:lang w:eastAsia="es-ES"/>
-          <w14:ligatures w14:val="none"/>
+          <ns2:ligatures ns2:val="none"/>
         </w:rPr>
         <w:t>fueron anulados por falta de pago en el 2023 y que los montos descontados no serían materia de devolución, conforme a las condiciones contractuales.</w:t>
       </w:r>
     </w:p>
-    <w:p>
+    <w:p ns2:paraId="33E14FF7" ns2:textId="77777777">
       <w:pPr>
         <w:tabs>
           <w:tab w:val="left" w:pos="1134"/>
@@ -1823,11 +1823,11 @@
           <w:color w:val="000000"/>
           <w:kern w:val="0"/>
           <w:lang w:eastAsia="es-ES"/>
-          <w14:ligatures w14:val="none"/>
-        </w:rPr>
-      </w:pPr>
-    </w:p>
-    <w:p>
+          <ns2:ligatures ns2:val="none"/>
+        </w:rPr>
+      </w:pPr>
+    </w:p>
+    <w:p ns2:paraId="65C58807" ns2:textId="6E9CA681">
       <w:pPr>
         <w:numPr>
           <w:ilvl w:val="1"/>
@@ -1845,14 +1845,14 @@
           <w:color w:val="000000"/>
           <w:kern w:val="0"/>
           <w:lang w:val="es-ES" w:eastAsia="es-ES"/>
-          <w14:ligatures w14:val="none"/>
+          <ns2:ligatures ns2:val="none"/>
         </w:rPr>
       </w:pPr>
       <w:r>
         <w:rPr>
           <w:rFonts w:ascii="Arial Narrow" w:eastAsia="Calibri" w:hAnsi="Arial Narrow" w:cs="Arial"/>
           <w:kern w:val="0"/>
-          <w14:ligatures w14:val="none"/>
+          <ns2:ligatures ns2:val="none"/>
         </w:rPr>
         <w:t xml:space="preserve">La señora [APELLIDO] no solicitó medidas correctivas.</w:t>
       </w:r>
@@ -1861,7 +1861,7 @@
         <w:rPr>
           <w:rFonts w:ascii="Arial Narrow" w:eastAsia="Calibri" w:hAnsi="Arial Narrow" w:cs="Arial"/>
           <w:kern w:val="0"/>
-          <w14:ligatures w14:val="none"/>
+          <ns2:ligatures ns2:val="none"/>
         </w:rPr>
         <w:t/>
       </w:r>
@@ -1870,7 +1870,7 @@
         <w:rPr>
           <w:rFonts w:ascii="Arial Narrow" w:eastAsia="Calibri" w:hAnsi="Arial Narrow" w:cs="Arial"/>
           <w:kern w:val="0"/>
-          <w14:ligatures w14:val="none"/>
+          <ns2:ligatures ns2:val="none"/>
         </w:rPr>
         <w:t xml:space="preserve"/>
       </w:r>
@@ -1880,7 +1880,7 @@
           <w:color w:val="000000"/>
           <w:kern w:val="0"/>
           <w:lang w:val="es-ES" w:eastAsia="es-ES"/>
-          <w14:ligatures w14:val="none"/>
+          <ns2:ligatures ns2:val="none"/>
         </w:rPr>
         <w:t/>
       </w:r>
@@ -1890,12 +1890,12 @@
           <w:color w:val="000000"/>
           <w:kern w:val="0"/>
           <w:lang w:val="es-ES" w:eastAsia="es-ES"/>
-          <w14:ligatures w14:val="none"/>
+          <ns2:ligatures ns2:val="none"/>
         </w:rPr>
         <w:t/>
       </w:r>
     </w:p>
-    <w:p>
+    <w:p ns2:paraId="66005174" ns2:textId="77777777">
       <w:pPr>
         <w:spacing w:after="0" w:line="240" w:lineRule="auto"/>
         <w:contextualSpacing/>
@@ -1906,11 +1906,11 @@
           <w:color w:val="000000"/>
           <w:kern w:val="0"/>
           <w:lang w:eastAsia="es-PE"/>
-          <w14:ligatures w14:val="none"/>
-        </w:rPr>
-      </w:pPr>
-    </w:p>
-    <w:p>
+          <ns2:ligatures ns2:val="none"/>
+        </w:rPr>
+      </w:pPr>
+    </w:p>
+    <w:p ns2:paraId="3541B1F9" ns2:textId="77777777">
       <w:pPr>
         <w:pStyle w:val="Prrafodelista"/>
         <w:numPr>
@@ -1930,7 +1930,7 @@
           <w:color w:val="000000"/>
           <w:kern w:val="0"/>
           <w:lang w:eastAsia="es-PE"/>
-          <w14:ligatures w14:val="none"/>
+          <ns2:ligatures ns2:val="none"/>
         </w:rPr>
       </w:pPr>
       <w:r>
@@ -1940,7 +1940,7 @@
           <w:color w:val="000000"/>
           <w:kern w:val="0"/>
           <w:lang w:eastAsia="es-PE"/>
-          <w14:ligatures w14:val="none"/>
+          <ns2:ligatures ns2:val="none"/>
         </w:rPr>
         <w:t xml:space="preserve">DE LA ADMISIÓN </w:t>
       </w:r>
@@ -1951,12 +1951,12 @@
           <w:color w:val="000000"/>
           <w:kern w:val="0"/>
           <w:lang w:eastAsia="es-PE"/>
-          <w14:ligatures w14:val="none"/>
+          <ns2:ligatures ns2:val="none"/>
         </w:rPr>
         <w:t>A TRÁMITE DE LA DENUNCIA</w:t>
       </w:r>
     </w:p>
-    <w:p>
+    <w:p ns2:paraId="34556756" ns2:textId="77777777">
       <w:pPr>
         <w:spacing w:after="0" w:line="240" w:lineRule="auto"/>
         <w:ind w:left="567"/>
@@ -1968,11 +1968,11 @@
           <w:color w:val="000000"/>
           <w:kern w:val="0"/>
           <w:lang w:eastAsia="es-PE"/>
-          <w14:ligatures w14:val="none"/>
-        </w:rPr>
-      </w:pPr>
-    </w:p>
-    <w:p>
+          <ns2:ligatures ns2:val="none"/>
+        </w:rPr>
+      </w:pPr>
+    </w:p>
+    <w:p ns2:paraId="73AC2300" ns2:textId="7718357A">
       <w:pPr>
         <w:pStyle w:val="Prrafodelista"/>
         <w:numPr>
@@ -1985,7 +1985,7 @@
         <w:rPr>
           <w:rFonts w:ascii="Arial Narrow" w:eastAsia="Arial Narrow" w:hAnsi="Arial Narrow" w:cs="Arial Narrow"/>
           <w:kern w:val="0"/>
-          <w14:ligatures w14:val="none"/>
+          <ns2:ligatures ns2:val="none"/>
         </w:rPr>
       </w:pPr>
       <w:bookmarkStart w:id="1" w:name="_Hlk140755208"/>
@@ -1997,7 +1997,7 @@
           <w:color w:val="000000"/>
           <w:kern w:val="0"/>
           <w:lang w:eastAsia="es-PE"/>
-          <w14:ligatures w14:val="none"/>
+          <ns2:ligatures ns2:val="none"/>
         </w:rPr>
         <w:t>La Secretaría Técnica de la Comisión de Protección al Consumidor 1 (en adelante, la Secretaría Técnica), en ejercicio de sus facultades</w:t>
       </w:r>
@@ -2010,7 +2010,7 @@
           <w:rFonts w:ascii="Arial Narrow" w:eastAsia="Arial Narrow" w:hAnsi="Arial Narrow" w:cs="Arial Narrow"/>
           <w:kern w:val="0"/>
           <w:vertAlign w:val="superscript"/>
-          <w14:ligatures w14:val="none"/>
+          <ns2:ligatures ns2:val="none"/>
         </w:rPr>
         <w:footnoteReference w:id="3"/>
       </w:r>
@@ -2018,7 +2018,7 @@
         <w:rPr>
           <w:rFonts w:ascii="Arial Narrow" w:eastAsia="Arial Narrow" w:hAnsi="Arial Narrow" w:cs="Arial Narrow"/>
           <w:kern w:val="0"/>
-          <w14:ligatures w14:val="none"/>
+          <ns2:ligatures ns2:val="none"/>
         </w:rPr>
         <w:t xml:space="preserve">, </w:t>
       </w:r>
@@ -2028,7 +2028,7 @@
           <w:color w:val="000000"/>
           <w:kern w:val="0"/>
           <w:lang w:eastAsia="es-PE"/>
-          <w14:ligatures w14:val="none"/>
+          <ns2:ligatures ns2:val="none"/>
         </w:rPr>
         <w:t xml:space="preserve">considera </w:t>
       </w:r>
@@ -2036,7 +2036,7 @@
         <w:rPr>
           <w:rFonts w:ascii="Arial Narrow" w:eastAsia="Arial Narrow" w:hAnsi="Arial Narrow" w:cs="Arial Narrow"/>
           <w:kern w:val="0"/>
-          <w14:ligatures w14:val="none"/>
+          <ns2:ligatures ns2:val="none"/>
         </w:rPr>
         <w:t xml:space="preserve">que el hecho denunciado, consistente en que </w:t>
       </w:r>
@@ -2044,7 +2044,7 @@
         <w:rPr>
           <w:rFonts w:ascii="Arial Narrow" w:eastAsia="Arial Narrow" w:hAnsi="Arial Narrow" w:cs="Arial Narrow"/>
           <w:kern w:val="0"/>
-          <w14:ligatures w14:val="none"/>
+          <ns2:ligatures ns2:val="none"/>
         </w:rPr>
         <w:t xml:space="preserve">la compañía aseguradora habría contratado indebidamente a favor de la denunciante la póliza de Seguro de Vida Protección Familiar </w:t>
       </w:r>
@@ -2053,7 +2053,7 @@
         <w:rPr>
           <w:rFonts w:ascii="Arial Narrow" w:eastAsia="Arial Narrow" w:hAnsi="Arial Narrow" w:cs="Arial Narrow"/>
           <w:kern w:val="0"/>
-          <w14:ligatures w14:val="none"/>
+          <ns2:ligatures ns2:val="none"/>
         </w:rPr>
         <w:t/>
       </w:r>
@@ -2062,7 +2062,7 @@
         <w:rPr>
           <w:rFonts w:ascii="Arial Narrow" w:eastAsia="Arial Narrow" w:hAnsi="Arial Narrow" w:cs="Arial Narrow"/>
           <w:kern w:val="0"/>
-          <w14:ligatures w14:val="none"/>
+          <ns2:ligatures ns2:val="none"/>
         </w:rPr>
         <w:t xml:space="preserve"> V-1516143, generando cobro de las primas, pese a no tener su consentimiento</w:t>
       </w:r>
@@ -2070,7 +2070,7 @@
         <w:rPr>
           <w:rFonts w:ascii="Arial Narrow" w:eastAsia="Arial Narrow" w:hAnsi="Arial Narrow" w:cs="Arial Narrow"/>
           <w:kern w:val="0"/>
-          <w14:ligatures w14:val="none"/>
+          <ns2:ligatures ns2:val="none"/>
         </w:rPr>
         <w:t>.</w:t>
       </w:r>
@@ -2078,7 +2078,7 @@
         <w:rPr>
           <w:rFonts w:ascii="Arial Narrow" w:eastAsia="Arial Narrow" w:hAnsi="Arial Narrow" w:cs="Arial Narrow"/>
           <w:kern w:val="0"/>
-          <w14:ligatures w14:val="none"/>
+          <ns2:ligatures ns2:val="none"/>
         </w:rPr>
         <w:t xml:space="preserve"> </w:t>
       </w:r>
@@ -2089,7 +2089,7 @@
           <w:color w:val="000000"/>
           <w:kern w:val="0"/>
           <w:lang w:eastAsia="es-PE"/>
-          <w14:ligatures w14:val="none"/>
+          <ns2:ligatures ns2:val="none"/>
         </w:rPr>
         <w:t>Por consiguiente, corresponde calificar el hecho materia de denuncia como una presunta infracción al deber de protección contra los métodos comerciales</w:t>
       </w:r>
@@ -2100,7 +2100,7 @@
           <w:color w:val="000000"/>
           <w:kern w:val="0"/>
           <w:lang w:eastAsia="es-PE"/>
-          <w14:ligatures w14:val="none"/>
+          <ns2:ligatures ns2:val="none"/>
         </w:rPr>
         <w:t xml:space="preserve"> coercitivos</w:t>
       </w:r>
@@ -2111,7 +2111,7 @@
           <w:color w:val="000000"/>
           <w:kern w:val="0"/>
           <w:lang w:eastAsia="es-PE"/>
-          <w14:ligatures w14:val="none"/>
+          <ns2:ligatures ns2:val="none"/>
         </w:rPr>
         <w:t xml:space="preserve">, tipificado en </w:t>
       </w:r>
@@ -2122,7 +2122,7 @@
           <w:kern w:val="0"/>
           <w:shd w:val="clear" w:color="auto" w:fill="FFFFFF"/>
           <w:lang w:eastAsia="es-PE"/>
-          <w14:ligatures w14:val="none"/>
+          <ns2:ligatures ns2:val="none"/>
         </w:rPr>
         <w:t>literal b)</w:t>
       </w:r>
@@ -2133,7 +2133,7 @@
           <w:kern w:val="0"/>
           <w:shd w:val="clear" w:color="auto" w:fill="FFFFFF"/>
           <w:lang w:eastAsia="es-PE"/>
-          <w14:ligatures w14:val="none"/>
+          <ns2:ligatures ns2:val="none"/>
         </w:rPr>
         <w:t xml:space="preserve"> del artículo 56 </w:t>
       </w:r>
@@ -2144,7 +2144,7 @@
           <w:color w:val="000000"/>
           <w:kern w:val="0"/>
           <w:lang w:eastAsia="es-PE"/>
-          <w14:ligatures w14:val="none"/>
+          <ns2:ligatures ns2:val="none"/>
         </w:rPr>
         <w:t>del Código</w:t>
       </w:r>
@@ -2163,22 +2163,22 @@
           <w:color w:val="000000"/>
           <w:kern w:val="0"/>
           <w:lang w:eastAsia="es-PE"/>
-          <w14:ligatures w14:val="none"/>
+          <ns2:ligatures ns2:val="none"/>
         </w:rPr>
         <w:t xml:space="preserve">. </w:t>
       </w:r>
     </w:p>
-    <w:p>
+    <w:p ns2:paraId="25A07EB5" ns2:textId="77777777">
       <w:pPr>
         <w:pStyle w:val="Prrafodelista"/>
         <w:rPr>
           <w:rFonts w:ascii="Arial Narrow" w:eastAsia="Arial Narrow" w:hAnsi="Arial Narrow" w:cs="Arial Narrow"/>
           <w:kern w:val="0"/>
-          <w14:ligatures w14:val="none"/>
-        </w:rPr>
-      </w:pPr>
-    </w:p>
-    <w:p>
+          <ns2:ligatures ns2:val="none"/>
+        </w:rPr>
+      </w:pPr>
+    </w:p>
+    <w:p ns2:paraId="63AAAC4A" ns2:textId="6502A4BF">
       <w:pPr>
         <w:pStyle w:val="Prrafodelista"/>
         <w:numPr>
@@ -2191,14 +2191,14 @@
         <w:rPr>
           <w:rFonts w:ascii="Arial Narrow" w:eastAsia="Arial Narrow" w:hAnsi="Arial Narrow" w:cs="Arial Narrow"/>
           <w:kern w:val="0"/>
-          <w14:ligatures w14:val="none"/>
-        </w:rPr>
-      </w:pPr>
-      <w:r>
-        <w:rPr>
-          <w:rFonts w:ascii="Arial Narrow" w:eastAsia="Arial Narrow" w:hAnsi="Arial Narrow" w:cs="Arial Narrow"/>
-          <w:kern w:val="0"/>
-          <w14:ligatures w14:val="none"/>
+          <ns2:ligatures ns2:val="none"/>
+        </w:rPr>
+      </w:pPr>
+      <w:r>
+        <w:rPr>
+          <w:rFonts w:ascii="Arial Narrow" w:eastAsia="Arial Narrow" w:hAnsi="Arial Narrow" w:cs="Arial Narrow"/>
+          <w:kern w:val="0"/>
+          <ns2:ligatures ns2:val="none"/>
         </w:rPr>
         <w:t xml:space="preserve">Asimismo, la Secretaría Técnica, en ejercicio de sus facultades, </w:t>
       </w:r>
@@ -2208,7 +2208,7 @@
           <w:color w:val="000000"/>
           <w:kern w:val="0"/>
           <w:lang w:eastAsia="es-PE"/>
-          <w14:ligatures w14:val="none"/>
+          <ns2:ligatures ns2:val="none"/>
         </w:rPr>
         <w:t xml:space="preserve">considera </w:t>
       </w:r>
@@ -2216,7 +2216,7 @@
         <w:rPr>
           <w:rFonts w:ascii="Arial Narrow" w:eastAsia="Arial Narrow" w:hAnsi="Arial Narrow" w:cs="Arial Narrow"/>
           <w:kern w:val="0"/>
-          <w14:ligatures w14:val="none"/>
+          <ns2:ligatures ns2:val="none"/>
         </w:rPr>
         <w:t xml:space="preserve">que el hecho denunciado, consistente en que </w:t>
       </w:r>
@@ -2224,7 +2224,7 @@
         <w:rPr>
           <w:rFonts w:ascii="Arial Narrow" w:eastAsia="Arial Narrow" w:hAnsi="Arial Narrow" w:cs="Arial Narrow"/>
           <w:kern w:val="0"/>
-          <w14:ligatures w14:val="none"/>
+          <ns2:ligatures ns2:val="none"/>
         </w:rPr>
         <w:t xml:space="preserve">la compañía aseguradora habría contratado indebidamente a favor de la denunciante la póliza de Seguro de Vida Protección Familiar </w:t>
       </w:r>
@@ -2233,7 +2233,7 @@
         <w:rPr>
           <w:rFonts w:ascii="Arial Narrow" w:eastAsia="Arial Narrow" w:hAnsi="Arial Narrow" w:cs="Arial Narrow"/>
           <w:kern w:val="0"/>
-          <w14:ligatures w14:val="none"/>
+          <ns2:ligatures ns2:val="none"/>
         </w:rPr>
         <w:t/>
       </w:r>
@@ -2242,7 +2242,7 @@
         <w:rPr>
           <w:rFonts w:ascii="Arial Narrow" w:eastAsia="Arial Narrow" w:hAnsi="Arial Narrow" w:cs="Arial Narrow"/>
           <w:kern w:val="0"/>
-          <w14:ligatures w14:val="none"/>
+          <ns2:ligatures ns2:val="none"/>
         </w:rPr>
         <w:t xml:space="preserve"> V-214646, pese a no tener su consentimiento</w:t>
       </w:r>
@@ -2250,7 +2250,7 @@
         <w:rPr>
           <w:rFonts w:ascii="Arial Narrow" w:eastAsia="Arial Narrow" w:hAnsi="Arial Narrow" w:cs="Arial Narrow"/>
           <w:kern w:val="0"/>
-          <w14:ligatures w14:val="none"/>
+          <ns2:ligatures ns2:val="none"/>
         </w:rPr>
         <w:t xml:space="preserve">. </w:t>
       </w:r>
@@ -2261,7 +2261,7 @@
           <w:color w:val="000000"/>
           <w:kern w:val="0"/>
           <w:lang w:eastAsia="es-PE"/>
-          <w14:ligatures w14:val="none"/>
+          <ns2:ligatures ns2:val="none"/>
         </w:rPr>
         <w:t xml:space="preserve">Por consiguiente, corresponde calificar el hecho materia de denuncia como una presunta infracción al deber de protección contra los métodos comerciales coercitivos, tipificado en </w:t>
       </w:r>
@@ -2272,7 +2272,7 @@
           <w:kern w:val="0"/>
           <w:shd w:val="clear" w:color="auto" w:fill="FFFFFF"/>
           <w:lang w:eastAsia="es-PE"/>
-          <w14:ligatures w14:val="none"/>
+          <ns2:ligatures ns2:val="none"/>
         </w:rPr>
         <w:t>literal b)</w:t>
       </w:r>
@@ -2283,7 +2283,7 @@
           <w:kern w:val="0"/>
           <w:shd w:val="clear" w:color="auto" w:fill="FFFFFF"/>
           <w:lang w:eastAsia="es-PE"/>
-          <w14:ligatures w14:val="none"/>
+          <ns2:ligatures ns2:val="none"/>
         </w:rPr>
         <w:t xml:space="preserve"> del </w:t>
       </w:r>
@@ -2294,7 +2294,7 @@
           <w:kern w:val="0"/>
           <w:shd w:val="clear" w:color="auto" w:fill="FFFFFF"/>
           <w:lang w:eastAsia="es-PE"/>
-          <w14:ligatures w14:val="none"/>
+          <ns2:ligatures ns2:val="none"/>
         </w:rPr>
         <w:t xml:space="preserve">artículo 56 </w:t>
       </w:r>
@@ -2305,22 +2305,22 @@
           <w:color w:val="000000"/>
           <w:kern w:val="0"/>
           <w:lang w:eastAsia="es-PE"/>
-          <w14:ligatures w14:val="none"/>
+          <ns2:ligatures ns2:val="none"/>
         </w:rPr>
         <w:t>del Código.</w:t>
       </w:r>
     </w:p>
-    <w:p>
+    <w:p ns2:paraId="3F7CB46F" ns2:textId="77777777">
       <w:pPr>
         <w:pStyle w:val="Prrafodelista"/>
         <w:rPr>
           <w:rFonts w:ascii="Arial Narrow" w:eastAsia="Arial Narrow" w:hAnsi="Arial Narrow" w:cs="Arial Narrow"/>
           <w:kern w:val="0"/>
-          <w14:ligatures w14:val="none"/>
-        </w:rPr>
-      </w:pPr>
-    </w:p>
-    <w:p>
+          <ns2:ligatures ns2:val="none"/>
+        </w:rPr>
+      </w:pPr>
+    </w:p>
+    <w:p ns2:paraId="769EA714" ns2:textId="58CA62CF">
       <w:pPr>
         <w:pStyle w:val="Prrafodelista"/>
         <w:numPr>
@@ -2333,14 +2333,14 @@
         <w:rPr>
           <w:rFonts w:ascii="Arial Narrow" w:eastAsia="Arial Narrow" w:hAnsi="Arial Narrow" w:cs="Arial Narrow"/>
           <w:kern w:val="0"/>
-          <w14:ligatures w14:val="none"/>
-        </w:rPr>
-      </w:pPr>
-      <w:r>
-        <w:rPr>
-          <w:rFonts w:ascii="Arial Narrow" w:eastAsia="Arial Narrow" w:hAnsi="Arial Narrow" w:cs="Arial Narrow"/>
-          <w:kern w:val="0"/>
-          <w14:ligatures w14:val="none"/>
+          <ns2:ligatures ns2:val="none"/>
+        </w:rPr>
+      </w:pPr>
+      <w:r>
+        <w:rPr>
+          <w:rFonts w:ascii="Arial Narrow" w:eastAsia="Arial Narrow" w:hAnsi="Arial Narrow" w:cs="Arial Narrow"/>
+          <w:kern w:val="0"/>
+          <ns2:ligatures ns2:val="none"/>
         </w:rPr>
         <w:t xml:space="preserve">Además, la Secretaría Técnica, en ejercicio de sus facultades, </w:t>
       </w:r>
@@ -2350,7 +2350,7 @@
           <w:color w:val="000000"/>
           <w:kern w:val="0"/>
           <w:lang w:eastAsia="es-PE"/>
-          <w14:ligatures w14:val="none"/>
+          <ns2:ligatures ns2:val="none"/>
         </w:rPr>
         <w:t xml:space="preserve">considera </w:t>
       </w:r>
@@ -2358,7 +2358,7 @@
         <w:rPr>
           <w:rFonts w:ascii="Arial Narrow" w:eastAsia="Arial Narrow" w:hAnsi="Arial Narrow" w:cs="Arial Narrow"/>
           <w:kern w:val="0"/>
-          <w14:ligatures w14:val="none"/>
+          <ns2:ligatures ns2:val="none"/>
         </w:rPr>
         <w:t xml:space="preserve">que el hecho denunciado, consistente en que </w:t>
       </w:r>
@@ -2366,7 +2366,7 @@
         <w:rPr>
           <w:rFonts w:ascii="Arial Narrow" w:eastAsia="Arial Narrow" w:hAnsi="Arial Narrow" w:cs="Arial Narrow"/>
           <w:kern w:val="0"/>
-          <w14:ligatures w14:val="none"/>
+          <ns2:ligatures ns2:val="none"/>
         </w:rPr>
         <w:t xml:space="preserve">la compañía aseguradora habría contratado indebidamente a favor de la </w:t>
       </w:r>
@@ -2374,7 +2374,7 @@
         <w:rPr>
           <w:rFonts w:ascii="Arial Narrow" w:eastAsia="Arial Narrow" w:hAnsi="Arial Narrow" w:cs="Arial Narrow"/>
           <w:kern w:val="0"/>
-          <w14:ligatures w14:val="none"/>
+          <ns2:ligatures ns2:val="none"/>
         </w:rPr>
         <w:lastRenderedPageBreak/>
         <w:t xml:space="preserve">denunciante la póliza de Seguro de Sepelio </w:t>
@@ -2384,7 +2384,7 @@
         <w:rPr>
           <w:rFonts w:ascii="Arial Narrow" w:eastAsia="Arial Narrow" w:hAnsi="Arial Narrow" w:cs="Arial Narrow"/>
           <w:kern w:val="0"/>
-          <w14:ligatures w14:val="none"/>
+          <ns2:ligatures ns2:val="none"/>
         </w:rPr>
         <w:t/>
       </w:r>
@@ -2393,7 +2393,7 @@
         <w:rPr>
           <w:rFonts w:ascii="Arial Narrow" w:eastAsia="Arial Narrow" w:hAnsi="Arial Narrow" w:cs="Arial Narrow"/>
           <w:kern w:val="0"/>
-          <w14:ligatures w14:val="none"/>
+          <ns2:ligatures ns2:val="none"/>
         </w:rPr>
         <w:t xml:space="preserve"> V-1733547, generando cobro de las primas, pese a no tener su consentimiento</w:t>
       </w:r>
@@ -2401,7 +2401,7 @@
         <w:rPr>
           <w:rFonts w:ascii="Arial Narrow" w:eastAsia="Arial Narrow" w:hAnsi="Arial Narrow" w:cs="Arial Narrow"/>
           <w:kern w:val="0"/>
-          <w14:ligatures w14:val="none"/>
+          <ns2:ligatures ns2:val="none"/>
         </w:rPr>
         <w:t xml:space="preserve">. </w:t>
       </w:r>
@@ -2412,7 +2412,7 @@
           <w:color w:val="000000"/>
           <w:kern w:val="0"/>
           <w:lang w:eastAsia="es-PE"/>
-          <w14:ligatures w14:val="none"/>
+          <ns2:ligatures ns2:val="none"/>
         </w:rPr>
         <w:t xml:space="preserve">Por consiguiente, corresponde calificar el hecho materia de denuncia como una presunta infracción al deber de protección contra los métodos comerciales coercitivos, tipificado en </w:t>
       </w:r>
@@ -2423,7 +2423,7 @@
           <w:kern w:val="0"/>
           <w:shd w:val="clear" w:color="auto" w:fill="FFFFFF"/>
           <w:lang w:eastAsia="es-PE"/>
-          <w14:ligatures w14:val="none"/>
+          <ns2:ligatures ns2:val="none"/>
         </w:rPr>
         <w:t>literal b)</w:t>
       </w:r>
@@ -2434,7 +2434,7 @@
           <w:kern w:val="0"/>
           <w:shd w:val="clear" w:color="auto" w:fill="FFFFFF"/>
           <w:lang w:eastAsia="es-PE"/>
-          <w14:ligatures w14:val="none"/>
+          <ns2:ligatures ns2:val="none"/>
         </w:rPr>
         <w:t xml:space="preserve"> del artículo 56 </w:t>
       </w:r>
@@ -2445,22 +2445,22 @@
           <w:color w:val="000000"/>
           <w:kern w:val="0"/>
           <w:lang w:eastAsia="es-PE"/>
-          <w14:ligatures w14:val="none"/>
+          <ns2:ligatures ns2:val="none"/>
         </w:rPr>
         <w:t>del Código.</w:t>
       </w:r>
     </w:p>
-    <w:p>
+    <w:p ns2:paraId="4903B978" ns2:textId="77777777">
       <w:pPr>
         <w:pStyle w:val="Prrafodelista"/>
         <w:rPr>
           <w:rFonts w:ascii="Arial Narrow" w:eastAsia="Arial Narrow" w:hAnsi="Arial Narrow" w:cs="Arial Narrow"/>
           <w:kern w:val="0"/>
-          <w14:ligatures w14:val="none"/>
-        </w:rPr>
-      </w:pPr>
-    </w:p>
-    <w:p>
+          <ns2:ligatures ns2:val="none"/>
+        </w:rPr>
+      </w:pPr>
+    </w:p>
+    <w:p ns2:paraId="72552F47" ns2:textId="49AD3012">
       <w:pPr>
         <w:pStyle w:val="Prrafodelista"/>
         <w:numPr>
@@ -2473,14 +2473,14 @@
         <w:rPr>
           <w:rFonts w:ascii="Arial Narrow" w:eastAsia="Arial Narrow" w:hAnsi="Arial Narrow" w:cs="Arial Narrow"/>
           <w:kern w:val="0"/>
-          <w14:ligatures w14:val="none"/>
-        </w:rPr>
-      </w:pPr>
-      <w:r>
-        <w:rPr>
-          <w:rFonts w:ascii="Arial Narrow" w:eastAsia="Arial Narrow" w:hAnsi="Arial Narrow" w:cs="Arial Narrow"/>
-          <w:kern w:val="0"/>
-          <w14:ligatures w14:val="none"/>
+          <ns2:ligatures ns2:val="none"/>
+        </w:rPr>
+      </w:pPr>
+      <w:r>
+        <w:rPr>
+          <w:rFonts w:ascii="Arial Narrow" w:eastAsia="Arial Narrow" w:hAnsi="Arial Narrow" w:cs="Arial Narrow"/>
+          <w:kern w:val="0"/>
+          <ns2:ligatures ns2:val="none"/>
         </w:rPr>
         <w:t xml:space="preserve">Adicionalmente, la Secretaría Técnica, en ejercicio de sus facultades, </w:t>
       </w:r>
@@ -2490,7 +2490,7 @@
           <w:color w:val="000000"/>
           <w:kern w:val="0"/>
           <w:lang w:eastAsia="es-PE"/>
-          <w14:ligatures w14:val="none"/>
+          <ns2:ligatures ns2:val="none"/>
         </w:rPr>
         <w:t xml:space="preserve">considera </w:t>
       </w:r>
@@ -2498,7 +2498,7 @@
         <w:rPr>
           <w:rFonts w:ascii="Arial Narrow" w:eastAsia="Arial Narrow" w:hAnsi="Arial Narrow" w:cs="Arial Narrow"/>
           <w:kern w:val="0"/>
-          <w14:ligatures w14:val="none"/>
+          <ns2:ligatures ns2:val="none"/>
         </w:rPr>
         <w:t xml:space="preserve">que el hecho denunciado, consistente en que </w:t>
       </w:r>
@@ -2508,7 +2508,7 @@
           <w:kern w:val="0"/>
           <w:shd w:val="clear" w:color="auto" w:fill="FFFFFF"/>
           <w:lang w:eastAsia="es-PE"/>
-          <w14:ligatures w14:val="none"/>
+          <ns2:ligatures ns2:val="none"/>
         </w:rPr>
         <w:t xml:space="preserve">la compañía aseguradora habría contratado indebidamente a favor de la denunciante la póliza de Seguro Oncológico </w:t>
       </w:r>
@@ -2519,7 +2519,7 @@
           <w:kern w:val="0"/>
           <w:shd w:val="clear" w:color="auto" w:fill="FFFFFF"/>
           <w:lang w:eastAsia="es-PE"/>
-          <w14:ligatures w14:val="none"/>
+          <ns2:ligatures ns2:val="none"/>
         </w:rPr>
         <w:t/>
       </w:r>
@@ -2530,7 +2530,7 @@
           <w:kern w:val="0"/>
           <w:shd w:val="clear" w:color="auto" w:fill="FFFFFF"/>
           <w:lang w:eastAsia="es-PE"/>
-          <w14:ligatures w14:val="none"/>
+          <ns2:ligatures ns2:val="none"/>
         </w:rPr>
         <w:t xml:space="preserve"> V-689928, generando cobro de las primas, pese a no tener su consentimiento</w:t>
       </w:r>
@@ -2538,7 +2538,7 @@
         <w:rPr>
           <w:rFonts w:ascii="Arial Narrow" w:eastAsia="Arial Narrow" w:hAnsi="Arial Narrow" w:cs="Arial Narrow"/>
           <w:kern w:val="0"/>
-          <w14:ligatures w14:val="none"/>
+          <ns2:ligatures ns2:val="none"/>
         </w:rPr>
         <w:t xml:space="preserve">. </w:t>
       </w:r>
@@ -2549,7 +2549,7 @@
           <w:color w:val="000000"/>
           <w:kern w:val="0"/>
           <w:lang w:eastAsia="es-PE"/>
-          <w14:ligatures w14:val="none"/>
+          <ns2:ligatures ns2:val="none"/>
         </w:rPr>
         <w:t xml:space="preserve">Por consiguiente, corresponde calificar el hecho materia de denuncia como una presunta infracción al deber de protección contra los métodos comerciales coercitivos, tipificado en </w:t>
       </w:r>
@@ -2560,7 +2560,7 @@
           <w:kern w:val="0"/>
           <w:shd w:val="clear" w:color="auto" w:fill="FFFFFF"/>
           <w:lang w:eastAsia="es-PE"/>
-          <w14:ligatures w14:val="none"/>
+          <ns2:ligatures ns2:val="none"/>
         </w:rPr>
         <w:t>literal b)</w:t>
       </w:r>
@@ -2571,7 +2571,7 @@
           <w:kern w:val="0"/>
           <w:shd w:val="clear" w:color="auto" w:fill="FFFFFF"/>
           <w:lang w:eastAsia="es-PE"/>
-          <w14:ligatures w14:val="none"/>
+          <ns2:ligatures ns2:val="none"/>
         </w:rPr>
         <w:t xml:space="preserve"> del artículo 56 </w:t>
       </w:r>
@@ -2582,22 +2582,22 @@
           <w:color w:val="000000"/>
           <w:kern w:val="0"/>
           <w:lang w:eastAsia="es-PE"/>
-          <w14:ligatures w14:val="none"/>
+          <ns2:ligatures ns2:val="none"/>
         </w:rPr>
         <w:t>del Código.</w:t>
       </w:r>
     </w:p>
-    <w:p>
+    <w:p ns2:paraId="7CDF4A5B" ns2:textId="77777777">
       <w:pPr>
         <w:pStyle w:val="Prrafodelista"/>
         <w:rPr>
           <w:rFonts w:ascii="Arial Narrow" w:eastAsia="Arial Narrow" w:hAnsi="Arial Narrow" w:cs="Arial Narrow"/>
           <w:kern w:val="0"/>
-          <w14:ligatures w14:val="none"/>
-        </w:rPr>
-      </w:pPr>
-    </w:p>
-    <w:p>
+          <ns2:ligatures ns2:val="none"/>
+        </w:rPr>
+      </w:pPr>
+    </w:p>
+    <w:p ns2:paraId="36D3F809" ns2:textId="2BC965C6">
       <w:pPr>
         <w:pStyle w:val="Prrafodelista"/>
         <w:numPr>
@@ -2610,14 +2610,14 @@
         <w:rPr>
           <w:rFonts w:ascii="Arial Narrow" w:eastAsia="Arial Narrow" w:hAnsi="Arial Narrow" w:cs="Arial Narrow"/>
           <w:kern w:val="0"/>
-          <w14:ligatures w14:val="none"/>
-        </w:rPr>
-      </w:pPr>
-      <w:r>
-        <w:rPr>
-          <w:rFonts w:ascii="Arial Narrow" w:eastAsia="Arial Narrow" w:hAnsi="Arial Narrow" w:cs="Arial Narrow"/>
-          <w:kern w:val="0"/>
-          <w14:ligatures w14:val="none"/>
+          <ns2:ligatures ns2:val="none"/>
+        </w:rPr>
+      </w:pPr>
+      <w:r>
+        <w:rPr>
+          <w:rFonts w:ascii="Arial Narrow" w:eastAsia="Arial Narrow" w:hAnsi="Arial Narrow" w:cs="Arial Narrow"/>
+          <w:kern w:val="0"/>
+          <ns2:ligatures ns2:val="none"/>
         </w:rPr>
         <w:t xml:space="preserve">Así también, la Secretaría Técnica, en ejercicio de sus facultades, </w:t>
       </w:r>
@@ -2627,7 +2627,7 @@
           <w:color w:val="000000"/>
           <w:kern w:val="0"/>
           <w:lang w:eastAsia="es-PE"/>
-          <w14:ligatures w14:val="none"/>
+          <ns2:ligatures ns2:val="none"/>
         </w:rPr>
         <w:t xml:space="preserve">considera </w:t>
       </w:r>
@@ -2635,7 +2635,7 @@
         <w:rPr>
           <w:rFonts w:ascii="Arial Narrow" w:eastAsia="Arial Narrow" w:hAnsi="Arial Narrow" w:cs="Arial Narrow"/>
           <w:kern w:val="0"/>
-          <w14:ligatures w14:val="none"/>
+          <ns2:ligatures ns2:val="none"/>
         </w:rPr>
         <w:t xml:space="preserve">que el hecho denunciado, consistente en que </w:t>
       </w:r>
@@ -2645,7 +2645,7 @@
           <w:kern w:val="0"/>
           <w:shd w:val="clear" w:color="auto" w:fill="FFFFFF"/>
           <w:lang w:eastAsia="es-PE"/>
-          <w14:ligatures w14:val="none"/>
+          <ns2:ligatures ns2:val="none"/>
         </w:rPr>
         <w:t xml:space="preserve">la compañía aseguradora habría contratado indebidamente a favor de la denunciante la póliza de Seguro Oncológico </w:t>
       </w:r>
@@ -2656,7 +2656,7 @@
           <w:kern w:val="0"/>
           <w:shd w:val="clear" w:color="auto" w:fill="FFFFFF"/>
           <w:lang w:eastAsia="es-PE"/>
-          <w14:ligatures w14:val="none"/>
+          <ns2:ligatures ns2:val="none"/>
         </w:rPr>
         <w:t/>
       </w:r>
@@ -2667,7 +2667,7 @@
           <w:kern w:val="0"/>
           <w:shd w:val="clear" w:color="auto" w:fill="FFFFFF"/>
           <w:lang w:eastAsia="es-PE"/>
-          <w14:ligatures w14:val="none"/>
+          <ns2:ligatures ns2:val="none"/>
         </w:rPr>
         <w:t xml:space="preserve"> V-1719112, generando cobro de las primas, pese a no tener su consentimiento</w:t>
       </w:r>
@@ -2675,7 +2675,7 @@
         <w:rPr>
           <w:rFonts w:ascii="Arial Narrow" w:eastAsia="Arial Narrow" w:hAnsi="Arial Narrow" w:cs="Arial Narrow"/>
           <w:kern w:val="0"/>
-          <w14:ligatures w14:val="none"/>
+          <ns2:ligatures ns2:val="none"/>
         </w:rPr>
         <w:t xml:space="preserve">. </w:t>
       </w:r>
@@ -2686,7 +2686,7 @@
           <w:color w:val="000000"/>
           <w:kern w:val="0"/>
           <w:lang w:eastAsia="es-PE"/>
-          <w14:ligatures w14:val="none"/>
+          <ns2:ligatures ns2:val="none"/>
         </w:rPr>
         <w:t xml:space="preserve">Por consiguiente, corresponde calificar el hecho materia de denuncia como una presunta infracción al deber de protección contra los métodos </w:t>
       </w:r>
@@ -2697,7 +2697,7 @@
           <w:color w:val="000000"/>
           <w:kern w:val="0"/>
           <w:lang w:eastAsia="es-PE"/>
-          <w14:ligatures w14:val="none"/>
+          <ns2:ligatures ns2:val="none"/>
         </w:rPr>
         <w:t xml:space="preserve">comerciales coercitivos, tipificado en </w:t>
       </w:r>
@@ -2708,7 +2708,7 @@
           <w:kern w:val="0"/>
           <w:shd w:val="clear" w:color="auto" w:fill="FFFFFF"/>
           <w:lang w:eastAsia="es-PE"/>
-          <w14:ligatures w14:val="none"/>
+          <ns2:ligatures ns2:val="none"/>
         </w:rPr>
         <w:t>literal b)</w:t>
       </w:r>
@@ -2719,7 +2719,7 @@
           <w:kern w:val="0"/>
           <w:shd w:val="clear" w:color="auto" w:fill="FFFFFF"/>
           <w:lang w:eastAsia="es-PE"/>
-          <w14:ligatures w14:val="none"/>
+          <ns2:ligatures ns2:val="none"/>
         </w:rPr>
         <w:t xml:space="preserve"> del artículo 56 </w:t>
       </w:r>
@@ -2730,23 +2730,23 @@
           <w:color w:val="000000"/>
           <w:kern w:val="0"/>
           <w:lang w:eastAsia="es-PE"/>
-          <w14:ligatures w14:val="none"/>
+          <ns2:ligatures ns2:val="none"/>
         </w:rPr>
         <w:t>del Código.</w:t>
       </w:r>
     </w:p>
-    <w:p>
-      <w:pPr>
-        <w:spacing w:after="0" w:line="240" w:lineRule="auto"/>
-        <w:jc w:val="both"/>
-        <w:rPr>
-          <w:rFonts w:ascii="Arial Narrow" w:eastAsia="Arial Narrow" w:hAnsi="Arial Narrow" w:cs="Arial Narrow"/>
-          <w:kern w:val="0"/>
-          <w14:ligatures w14:val="none"/>
-        </w:rPr>
-      </w:pPr>
-    </w:p>
-    <w:p>
+    <w:p ns2:paraId="2DC7B64E" ns2:textId="77777777">
+      <w:pPr>
+        <w:spacing w:after="0" w:line="240" w:lineRule="auto"/>
+        <w:jc w:val="both"/>
+        <w:rPr>
+          <w:rFonts w:ascii="Arial Narrow" w:eastAsia="Arial Narrow" w:hAnsi="Arial Narrow" w:cs="Arial Narrow"/>
+          <w:kern w:val="0"/>
+          <ns2:ligatures ns2:val="none"/>
+        </w:rPr>
+      </w:pPr>
+    </w:p>
+    <w:p ns2:paraId="61A99930" ns2:textId="4E9D8FC8">
       <w:pPr>
         <w:pStyle w:val="Prrafodelista"/>
         <w:numPr>
@@ -2759,14 +2759,14 @@
         <w:rPr>
           <w:rFonts w:ascii="Arial Narrow" w:eastAsia="Arial Narrow" w:hAnsi="Arial Narrow" w:cs="Arial Narrow"/>
           <w:kern w:val="0"/>
-          <w14:ligatures w14:val="none"/>
-        </w:rPr>
-      </w:pPr>
-      <w:r>
-        <w:rPr>
-          <w:rFonts w:ascii="Arial Narrow" w:eastAsia="Arial Narrow" w:hAnsi="Arial Narrow" w:cs="Arial Narrow"/>
-          <w:kern w:val="0"/>
-          <w14:ligatures w14:val="none"/>
+          <ns2:ligatures ns2:val="none"/>
+        </w:rPr>
+      </w:pPr>
+      <w:r>
+        <w:rPr>
+          <w:rFonts w:ascii="Arial Narrow" w:eastAsia="Arial Narrow" w:hAnsi="Arial Narrow" w:cs="Arial Narrow"/>
+          <w:kern w:val="0"/>
+          <ns2:ligatures ns2:val="none"/>
         </w:rPr>
         <w:t xml:space="preserve">Asimismo, </w:t>
       </w:r>
@@ -2776,7 +2776,7 @@
           <w:color w:val="000000"/>
           <w:kern w:val="0"/>
           <w:lang w:eastAsia="es-PE"/>
-          <w14:ligatures w14:val="none"/>
+          <ns2:ligatures ns2:val="none"/>
         </w:rPr>
         <w:t xml:space="preserve">la Secretaría Técnica, en ejercicio de sus facultades, considera </w:t>
       </w:r>
@@ -2784,7 +2784,7 @@
         <w:rPr>
           <w:rFonts w:ascii="Arial Narrow" w:eastAsia="Arial Narrow" w:hAnsi="Arial Narrow" w:cs="Arial"/>
           <w:kern w:val="0"/>
-          <w14:ligatures w14:val="none"/>
+          <ns2:ligatures ns2:val="none"/>
         </w:rPr>
         <w:t xml:space="preserve">que el hecho denunciado, consistente en que </w:t>
       </w:r>
@@ -2792,7 +2792,7 @@
         <w:rPr>
           <w:rFonts w:ascii="Arial Narrow" w:eastAsia="Arial Narrow" w:hAnsi="Arial Narrow" w:cs="Arial Narrow"/>
           <w:kern w:val="0"/>
-          <w14:ligatures w14:val="none"/>
+          <ns2:ligatures ns2:val="none"/>
         </w:rPr>
         <w:t xml:space="preserve">la compañía aseguradora no habría cumplido oportunamente con entregar a la denunciante la póliza de Seguro de Vida Protección Familiar </w:t>
       </w:r>
@@ -2801,7 +2801,7 @@
         <w:rPr>
           <w:rFonts w:ascii="Arial Narrow" w:eastAsia="Arial Narrow" w:hAnsi="Arial Narrow" w:cs="Arial Narrow"/>
           <w:kern w:val="0"/>
-          <w14:ligatures w14:val="none"/>
+          <ns2:ligatures ns2:val="none"/>
         </w:rPr>
         <w:t/>
       </w:r>
@@ -2810,7 +2810,7 @@
         <w:rPr>
           <w:rFonts w:ascii="Arial Narrow" w:eastAsia="Arial Narrow" w:hAnsi="Arial Narrow" w:cs="Arial Narrow"/>
           <w:kern w:val="0"/>
-          <w14:ligatures w14:val="none"/>
+          <ns2:ligatures ns2:val="none"/>
         </w:rPr>
         <w:t xml:space="preserve"> V-1516143</w:t>
       </w:r>
@@ -2818,7 +2818,7 @@
         <w:rPr>
           <w:rFonts w:ascii="Arial Narrow" w:eastAsia="Arial Narrow" w:hAnsi="Arial Narrow" w:cs="Arial"/>
           <w:kern w:val="0"/>
-          <w14:ligatures w14:val="none"/>
+          <ns2:ligatures ns2:val="none"/>
         </w:rPr>
         <w:t>. Por consiguiente, corresponde calificar el hecho materia de denuncia como una presunta infracción al deber de entregar a los usuarios copia de los contratos y demás documentación relacionada con dichos actos jurídicos, tipificado en el literal e) del artículo 47 del Código</w:t>
       </w:r>
@@ -2828,7 +2828,7 @@
           <w:rFonts w:ascii="Arial Narrow" w:eastAsia="Arial Narrow" w:hAnsi="Arial Narrow" w:cs="Arial"/>
           <w:kern w:val="0"/>
           <w:vertAlign w:val="superscript"/>
-          <w14:ligatures w14:val="none"/>
+          <ns2:ligatures ns2:val="none"/>
         </w:rPr>
         <w:footnoteReference w:id="5"/>
       </w:r>
@@ -2836,22 +2836,22 @@
         <w:rPr>
           <w:rFonts w:ascii="Arial Narrow" w:eastAsia="Arial Narrow" w:hAnsi="Arial Narrow" w:cs="Arial"/>
           <w:kern w:val="0"/>
-          <w14:ligatures w14:val="none"/>
+          <ns2:ligatures ns2:val="none"/>
         </w:rPr>
         <w:t>.</w:t>
       </w:r>
     </w:p>
-    <w:p>
+    <w:p ns2:paraId="50BD780F" ns2:textId="77777777">
       <w:pPr>
         <w:pStyle w:val="Prrafodelista"/>
         <w:rPr>
           <w:rFonts w:ascii="Arial Narrow" w:eastAsia="Arial Narrow" w:hAnsi="Arial Narrow" w:cs="Arial Narrow"/>
           <w:kern w:val="0"/>
-          <w14:ligatures w14:val="none"/>
-        </w:rPr>
-      </w:pPr>
-    </w:p>
-    <w:p>
+          <ns2:ligatures ns2:val="none"/>
+        </w:rPr>
+      </w:pPr>
+    </w:p>
+    <w:p ns2:paraId="2D953921" ns2:textId="6C0429E1">
       <w:pPr>
         <w:pStyle w:val="Prrafodelista"/>
         <w:numPr>
@@ -2864,14 +2864,14 @@
         <w:rPr>
           <w:rFonts w:ascii="Arial Narrow" w:eastAsia="Arial Narrow" w:hAnsi="Arial Narrow" w:cs="Arial Narrow"/>
           <w:kern w:val="0"/>
-          <w14:ligatures w14:val="none"/>
-        </w:rPr>
-      </w:pPr>
-      <w:r>
-        <w:rPr>
-          <w:rFonts w:ascii="Arial Narrow" w:eastAsia="Arial Narrow" w:hAnsi="Arial Narrow" w:cs="Arial Narrow"/>
-          <w:kern w:val="0"/>
-          <w14:ligatures w14:val="none"/>
+          <ns2:ligatures ns2:val="none"/>
+        </w:rPr>
+      </w:pPr>
+      <w:r>
+        <w:rPr>
+          <w:rFonts w:ascii="Arial Narrow" w:eastAsia="Arial Narrow" w:hAnsi="Arial Narrow" w:cs="Arial Narrow"/>
+          <w:kern w:val="0"/>
+          <ns2:ligatures ns2:val="none"/>
         </w:rPr>
         <w:t xml:space="preserve">Adicionalmente, </w:t>
       </w:r>
@@ -2881,7 +2881,7 @@
           <w:color w:val="000000"/>
           <w:kern w:val="0"/>
           <w:lang w:eastAsia="es-PE"/>
-          <w14:ligatures w14:val="none"/>
+          <ns2:ligatures ns2:val="none"/>
         </w:rPr>
         <w:t xml:space="preserve">la Secretaría Técnica, en ejercicio de sus facultades, considera </w:t>
       </w:r>
@@ -2889,7 +2889,7 @@
         <w:rPr>
           <w:rFonts w:ascii="Arial Narrow" w:eastAsia="Arial Narrow" w:hAnsi="Arial Narrow" w:cs="Arial"/>
           <w:kern w:val="0"/>
-          <w14:ligatures w14:val="none"/>
+          <ns2:ligatures ns2:val="none"/>
         </w:rPr>
         <w:t xml:space="preserve">que el hecho denunciado, consistente en que </w:t>
       </w:r>
@@ -2897,7 +2897,7 @@
         <w:rPr>
           <w:rFonts w:ascii="Arial Narrow" w:eastAsia="Arial Narrow" w:hAnsi="Arial Narrow" w:cs="Arial Narrow"/>
           <w:kern w:val="0"/>
-          <w14:ligatures w14:val="none"/>
+          <ns2:ligatures ns2:val="none"/>
         </w:rPr>
         <w:t xml:space="preserve">la compañía aseguradora no habría cumplido oportunamente con entregar a la denunciante la póliza de Seguro de Vida Protección Familiar </w:t>
       </w:r>
@@ -2906,7 +2906,7 @@
         <w:rPr>
           <w:rFonts w:ascii="Arial Narrow" w:eastAsia="Arial Narrow" w:hAnsi="Arial Narrow" w:cs="Arial Narrow"/>
           <w:kern w:val="0"/>
-          <w14:ligatures w14:val="none"/>
+          <ns2:ligatures ns2:val="none"/>
         </w:rPr>
         <w:t/>
       </w:r>
@@ -2915,7 +2915,7 @@
         <w:rPr>
           <w:rFonts w:ascii="Arial Narrow" w:eastAsia="Arial Narrow" w:hAnsi="Arial Narrow" w:cs="Arial Narrow"/>
           <w:kern w:val="0"/>
-          <w14:ligatures w14:val="none"/>
+          <ns2:ligatures ns2:val="none"/>
         </w:rPr>
         <w:t xml:space="preserve"> V-214646.</w:t>
       </w:r>
@@ -2923,7 +2923,7 @@
         <w:rPr>
           <w:rFonts w:ascii="Arial Narrow" w:eastAsia="Arial Narrow" w:hAnsi="Arial Narrow" w:cs="Arial Narrow"/>
           <w:kern w:val="0"/>
-          <w14:ligatures w14:val="none"/>
+          <ns2:ligatures ns2:val="none"/>
         </w:rPr>
         <w:t xml:space="preserve"> </w:t>
       </w:r>
@@ -2931,22 +2931,22 @@
         <w:rPr>
           <w:rFonts w:ascii="Arial Narrow" w:eastAsia="Arial Narrow" w:hAnsi="Arial Narrow" w:cs="Arial"/>
           <w:kern w:val="0"/>
-          <w14:ligatures w14:val="none"/>
+          <ns2:ligatures ns2:val="none"/>
         </w:rPr>
         <w:t>Por consiguiente, corresponde calificar el hecho materia de denuncia como una presunta infracción al deber de entregar a los usuarios copia de los contratos y demás documentación relacionada con dichos actos jurídicos, tipificado en el literal e) del artículo 47 del Código.</w:t>
       </w:r>
     </w:p>
-    <w:p>
+    <w:p ns2:paraId="2750D35D" ns2:textId="77777777">
       <w:pPr>
         <w:pStyle w:val="Prrafodelista"/>
         <w:rPr>
           <w:rFonts w:ascii="Arial Narrow" w:eastAsia="Arial Narrow" w:hAnsi="Arial Narrow" w:cs="Arial Narrow"/>
           <w:kern w:val="0"/>
-          <w14:ligatures w14:val="none"/>
-        </w:rPr>
-      </w:pPr>
-    </w:p>
-    <w:p>
+          <ns2:ligatures ns2:val="none"/>
+        </w:rPr>
+      </w:pPr>
+    </w:p>
+    <w:p ns2:paraId="5DC69BB8" ns2:textId="13860F0C">
       <w:pPr>
         <w:pStyle w:val="Prrafodelista"/>
         <w:numPr>
@@ -2959,14 +2959,14 @@
         <w:rPr>
           <w:rFonts w:ascii="Arial Narrow" w:eastAsia="Arial Narrow" w:hAnsi="Arial Narrow" w:cs="Arial Narrow"/>
           <w:kern w:val="0"/>
-          <w14:ligatures w14:val="none"/>
-        </w:rPr>
-      </w:pPr>
-      <w:r>
-        <w:rPr>
-          <w:rFonts w:ascii="Arial Narrow" w:eastAsia="Arial Narrow" w:hAnsi="Arial Narrow" w:cs="Arial Narrow"/>
-          <w:kern w:val="0"/>
-          <w14:ligatures w14:val="none"/>
+          <ns2:ligatures ns2:val="none"/>
+        </w:rPr>
+      </w:pPr>
+      <w:r>
+        <w:rPr>
+          <w:rFonts w:ascii="Arial Narrow" w:eastAsia="Arial Narrow" w:hAnsi="Arial Narrow" w:cs="Arial Narrow"/>
+          <w:kern w:val="0"/>
+          <ns2:ligatures ns2:val="none"/>
         </w:rPr>
         <w:t xml:space="preserve">Además, </w:t>
       </w:r>
@@ -2976,7 +2976,7 @@
           <w:color w:val="000000"/>
           <w:kern w:val="0"/>
           <w:lang w:eastAsia="es-PE"/>
-          <w14:ligatures w14:val="none"/>
+          <ns2:ligatures ns2:val="none"/>
         </w:rPr>
         <w:t xml:space="preserve">la Secretaría Técnica, en ejercicio de sus facultades, considera </w:t>
       </w:r>
@@ -2984,7 +2984,7 @@
         <w:rPr>
           <w:rFonts w:ascii="Arial Narrow" w:eastAsia="Arial Narrow" w:hAnsi="Arial Narrow" w:cs="Arial"/>
           <w:kern w:val="0"/>
-          <w14:ligatures w14:val="none"/>
+          <ns2:ligatures ns2:val="none"/>
         </w:rPr>
         <w:t xml:space="preserve">que el hecho denunciado, consistente en que </w:t>
       </w:r>
@@ -2992,7 +2992,7 @@
         <w:rPr>
           <w:rFonts w:ascii="Arial Narrow" w:eastAsia="Arial Narrow" w:hAnsi="Arial Narrow" w:cs="Arial Narrow"/>
           <w:kern w:val="0"/>
-          <w14:ligatures w14:val="none"/>
+          <ns2:ligatures ns2:val="none"/>
         </w:rPr>
         <w:t xml:space="preserve">la compañía aseguradora no habría cumplido oportunamente con entregar a la denunciante la póliza de Seguro de Sepelio </w:t>
       </w:r>
@@ -3001,7 +3001,7 @@
         <w:rPr>
           <w:rFonts w:ascii="Arial Narrow" w:eastAsia="Arial Narrow" w:hAnsi="Arial Narrow" w:cs="Arial Narrow"/>
           <w:kern w:val="0"/>
-          <w14:ligatures w14:val="none"/>
+          <ns2:ligatures ns2:val="none"/>
         </w:rPr>
         <w:t/>
       </w:r>
@@ -3010,7 +3010,7 @@
         <w:rPr>
           <w:rFonts w:ascii="Arial Narrow" w:eastAsia="Arial Narrow" w:hAnsi="Arial Narrow" w:cs="Arial Narrow"/>
           <w:kern w:val="0"/>
-          <w14:ligatures w14:val="none"/>
+          <ns2:ligatures ns2:val="none"/>
         </w:rPr>
         <w:t xml:space="preserve"> V-1733547</w:t>
       </w:r>
@@ -3018,22 +3018,22 @@
         <w:rPr>
           <w:rFonts w:ascii="Arial Narrow" w:eastAsia="Arial Narrow" w:hAnsi="Arial Narrow" w:cs="Arial"/>
           <w:kern w:val="0"/>
-          <w14:ligatures w14:val="none"/>
+          <ns2:ligatures ns2:val="none"/>
         </w:rPr>
         <w:t>. Por consiguiente, corresponde calificar el hecho materia de denuncia como una presunta infracción al deber de entregar a los usuarios copia de los contratos y demás documentación relacionada con dichos actos jurídicos, tipificado en el literal e) del artículo 47 del Código.</w:t>
       </w:r>
     </w:p>
-    <w:p>
+    <w:p ns2:paraId="5EC6C88E" ns2:textId="77777777">
       <w:pPr>
         <w:pStyle w:val="Prrafodelista"/>
         <w:rPr>
           <w:rFonts w:ascii="Arial Narrow" w:eastAsia="Arial Narrow" w:hAnsi="Arial Narrow" w:cs="Arial Narrow"/>
           <w:kern w:val="0"/>
-          <w14:ligatures w14:val="none"/>
-        </w:rPr>
-      </w:pPr>
-    </w:p>
-    <w:p>
+          <ns2:ligatures ns2:val="none"/>
+        </w:rPr>
+      </w:pPr>
+    </w:p>
+    <w:p ns2:paraId="7BBEB8DC" ns2:textId="3856CB10">
       <w:pPr>
         <w:pStyle w:val="Prrafodelista"/>
         <w:numPr>
@@ -3046,14 +3046,14 @@
         <w:rPr>
           <w:rFonts w:ascii="Arial Narrow" w:eastAsia="Arial Narrow" w:hAnsi="Arial Narrow" w:cs="Arial Narrow"/>
           <w:kern w:val="0"/>
-          <w14:ligatures w14:val="none"/>
-        </w:rPr>
-      </w:pPr>
-      <w:r>
-        <w:rPr>
-          <w:rFonts w:ascii="Arial Narrow" w:eastAsia="Arial Narrow" w:hAnsi="Arial Narrow" w:cs="Arial Narrow"/>
-          <w:kern w:val="0"/>
-          <w14:ligatures w14:val="none"/>
+          <ns2:ligatures ns2:val="none"/>
+        </w:rPr>
+      </w:pPr>
+      <w:r>
+        <w:rPr>
+          <w:rFonts w:ascii="Arial Narrow" w:eastAsia="Arial Narrow" w:hAnsi="Arial Narrow" w:cs="Arial Narrow"/>
+          <w:kern w:val="0"/>
+          <ns2:ligatures ns2:val="none"/>
         </w:rPr>
         <w:t xml:space="preserve">Así también, </w:t>
       </w:r>
@@ -3063,7 +3063,7 @@
           <w:color w:val="000000"/>
           <w:kern w:val="0"/>
           <w:lang w:eastAsia="es-PE"/>
-          <w14:ligatures w14:val="none"/>
+          <ns2:ligatures ns2:val="none"/>
         </w:rPr>
         <w:t xml:space="preserve">la Secretaría Técnica, en ejercicio de sus facultades, considera </w:t>
       </w:r>
@@ -3071,7 +3071,7 @@
         <w:rPr>
           <w:rFonts w:ascii="Arial Narrow" w:eastAsia="Arial Narrow" w:hAnsi="Arial Narrow" w:cs="Arial"/>
           <w:kern w:val="0"/>
-          <w14:ligatures w14:val="none"/>
+          <ns2:ligatures ns2:val="none"/>
         </w:rPr>
         <w:t xml:space="preserve">que el hecho denunciado, consistente en que </w:t>
       </w:r>
@@ -3079,7 +3079,7 @@
         <w:rPr>
           <w:rFonts w:ascii="Arial Narrow" w:eastAsia="Arial Narrow" w:hAnsi="Arial Narrow" w:cs="Arial Narrow"/>
           <w:kern w:val="0"/>
-          <w14:ligatures w14:val="none"/>
+          <ns2:ligatures ns2:val="none"/>
         </w:rPr>
         <w:t xml:space="preserve">la compañía aseguradora no habría cumplido oportunamente con entregar a la denunciante la póliza de Seguro Oncológico </w:t>
       </w:r>
@@ -3088,7 +3088,7 @@
         <w:rPr>
           <w:rFonts w:ascii="Arial Narrow" w:eastAsia="Arial Narrow" w:hAnsi="Arial Narrow" w:cs="Arial Narrow"/>
           <w:kern w:val="0"/>
-          <w14:ligatures w14:val="none"/>
+          <ns2:ligatures ns2:val="none"/>
         </w:rPr>
         <w:t/>
       </w:r>
@@ -3097,7 +3097,7 @@
         <w:rPr>
           <w:rFonts w:ascii="Arial Narrow" w:eastAsia="Arial Narrow" w:hAnsi="Arial Narrow" w:cs="Arial Narrow"/>
           <w:kern w:val="0"/>
-          <w14:ligatures w14:val="none"/>
+          <ns2:ligatures ns2:val="none"/>
         </w:rPr>
         <w:t xml:space="preserve"> V-689928</w:t>
       </w:r>
@@ -3105,7 +3105,7 @@
         <w:rPr>
           <w:rFonts w:ascii="Arial Narrow" w:eastAsia="Arial Narrow" w:hAnsi="Arial Narrow" w:cs="Arial"/>
           <w:kern w:val="0"/>
-          <w14:ligatures w14:val="none"/>
+          <ns2:ligatures ns2:val="none"/>
         </w:rPr>
         <w:t xml:space="preserve">. Por consiguiente, corresponde calificar el hecho materia de denuncia como una presunta infracción al deber de </w:t>
       </w:r>
@@ -3113,7 +3113,7 @@
         <w:rPr>
           <w:rFonts w:ascii="Arial Narrow" w:eastAsia="Arial Narrow" w:hAnsi="Arial Narrow" w:cs="Arial"/>
           <w:kern w:val="0"/>
-          <w14:ligatures w14:val="none"/>
+          <ns2:ligatures ns2:val="none"/>
         </w:rPr>
         <w:lastRenderedPageBreak/>
         <w:t xml:space="preserve">entregar a los usuarios copia de los </w:t>
@@ -3122,22 +3122,22 @@
         <w:rPr>
           <w:rFonts w:ascii="Arial Narrow" w:eastAsia="Arial Narrow" w:hAnsi="Arial Narrow" w:cs="Arial"/>
           <w:kern w:val="0"/>
-          <w14:ligatures w14:val="none"/>
+          <ns2:ligatures ns2:val="none"/>
         </w:rPr>
         <w:t>contratos y demás documentación relacionada con dichos actos jurídicos, tipificado en el literal e) del artículo 47 del Código.</w:t>
       </w:r>
     </w:p>
-    <w:p>
+    <w:p ns2:paraId="3E5BEAD2" ns2:textId="77777777">
       <w:pPr>
         <w:pStyle w:val="Prrafodelista"/>
         <w:rPr>
           <w:rFonts w:ascii="Arial Narrow" w:eastAsia="Arial Narrow" w:hAnsi="Arial Narrow" w:cs="Arial Narrow"/>
           <w:kern w:val="0"/>
-          <w14:ligatures w14:val="none"/>
-        </w:rPr>
-      </w:pPr>
-    </w:p>
-    <w:p>
+          <ns2:ligatures ns2:val="none"/>
+        </w:rPr>
+      </w:pPr>
+    </w:p>
+    <w:p ns2:paraId="6F5903EC" ns2:textId="0C293913">
       <w:pPr>
         <w:pStyle w:val="Prrafodelista"/>
         <w:numPr>
@@ -3150,14 +3150,14 @@
         <w:rPr>
           <w:rFonts w:ascii="Arial Narrow" w:eastAsia="Arial Narrow" w:hAnsi="Arial Narrow" w:cs="Arial Narrow"/>
           <w:kern w:val="0"/>
-          <w14:ligatures w14:val="none"/>
-        </w:rPr>
-      </w:pPr>
-      <w:r>
-        <w:rPr>
-          <w:rFonts w:ascii="Arial Narrow" w:eastAsia="Arial Narrow" w:hAnsi="Arial Narrow" w:cs="Arial Narrow"/>
-          <w:kern w:val="0"/>
-          <w14:ligatures w14:val="none"/>
+          <ns2:ligatures ns2:val="none"/>
+        </w:rPr>
+      </w:pPr>
+      <w:r>
+        <w:rPr>
+          <w:rFonts w:ascii="Arial Narrow" w:eastAsia="Arial Narrow" w:hAnsi="Arial Narrow" w:cs="Arial Narrow"/>
+          <w:kern w:val="0"/>
+          <ns2:ligatures ns2:val="none"/>
         </w:rPr>
         <w:t xml:space="preserve">Asimismo, </w:t>
       </w:r>
@@ -3167,7 +3167,7 @@
           <w:color w:val="000000"/>
           <w:kern w:val="0"/>
           <w:lang w:eastAsia="es-PE"/>
-          <w14:ligatures w14:val="none"/>
+          <ns2:ligatures ns2:val="none"/>
         </w:rPr>
         <w:t xml:space="preserve">la Secretaría Técnica, en ejercicio de sus facultades, considera </w:t>
       </w:r>
@@ -3175,7 +3175,7 @@
         <w:rPr>
           <w:rFonts w:ascii="Arial Narrow" w:eastAsia="Arial Narrow" w:hAnsi="Arial Narrow" w:cs="Arial"/>
           <w:kern w:val="0"/>
-          <w14:ligatures w14:val="none"/>
+          <ns2:ligatures ns2:val="none"/>
         </w:rPr>
         <w:t xml:space="preserve">que el hecho denunciado, consistente en que </w:t>
       </w:r>
@@ -3183,7 +3183,7 @@
         <w:rPr>
           <w:rFonts w:ascii="Arial Narrow" w:eastAsia="Arial Narrow" w:hAnsi="Arial Narrow" w:cs="Arial Narrow"/>
           <w:kern w:val="0"/>
-          <w14:ligatures w14:val="none"/>
+          <ns2:ligatures ns2:val="none"/>
         </w:rPr>
         <w:t xml:space="preserve">la compañía aseguradora no habría cumplido oportunamente con entregar a la denunciante la póliza de Seguro Oncológico </w:t>
       </w:r>
@@ -3192,7 +3192,7 @@
         <w:rPr>
           <w:rFonts w:ascii="Arial Narrow" w:eastAsia="Arial Narrow" w:hAnsi="Arial Narrow" w:cs="Arial Narrow"/>
           <w:kern w:val="0"/>
-          <w14:ligatures w14:val="none"/>
+          <ns2:ligatures ns2:val="none"/>
         </w:rPr>
         <w:t/>
       </w:r>
@@ -3201,7 +3201,7 @@
         <w:rPr>
           <w:rFonts w:ascii="Arial Narrow" w:eastAsia="Arial Narrow" w:hAnsi="Arial Narrow" w:cs="Arial Narrow"/>
           <w:kern w:val="0"/>
-          <w14:ligatures w14:val="none"/>
+          <ns2:ligatures ns2:val="none"/>
         </w:rPr>
         <w:t xml:space="preserve"> V-1719112</w:t>
       </w:r>
@@ -3209,23 +3209,23 @@
         <w:rPr>
           <w:rFonts w:ascii="Arial Narrow" w:eastAsia="Arial Narrow" w:hAnsi="Arial Narrow" w:cs="Arial"/>
           <w:kern w:val="0"/>
-          <w14:ligatures w14:val="none"/>
+          <ns2:ligatures ns2:val="none"/>
         </w:rPr>
         <w:t>. Por consiguiente, corresponde calificar el hecho materia de denuncia como una presunta infracción al deber de entregar a los usuarios copia de los contratos y demás documentación relacionada con dichos actos jurídicos, tipificado en el literal e) del artículo 47 del Código.</w:t>
       </w:r>
     </w:p>
-    <w:p>
-      <w:pPr>
-        <w:spacing w:after="0" w:line="240" w:lineRule="auto"/>
-        <w:jc w:val="both"/>
-        <w:rPr>
-          <w:rFonts w:ascii="Arial Narrow" w:eastAsia="Arial Narrow" w:hAnsi="Arial Narrow" w:cs="Arial Narrow"/>
-          <w:kern w:val="0"/>
-          <w14:ligatures w14:val="none"/>
-        </w:rPr>
-      </w:pPr>
-    </w:p>
-    <w:p>
+    <w:p ns2:paraId="126E91F6" ns2:textId="77777777">
+      <w:pPr>
+        <w:spacing w:after="0" w:line="240" w:lineRule="auto"/>
+        <w:jc w:val="both"/>
+        <w:rPr>
+          <w:rFonts w:ascii="Arial Narrow" w:eastAsia="Arial Narrow" w:hAnsi="Arial Narrow" w:cs="Arial Narrow"/>
+          <w:kern w:val="0"/>
+          <ns2:ligatures ns2:val="none"/>
+        </w:rPr>
+      </w:pPr>
+    </w:p>
+    <w:p ns2:paraId="5C424638" ns2:textId="276A78EC">
       <w:pPr>
         <w:pStyle w:val="Prrafodelista"/>
         <w:numPr>
@@ -3238,14 +3238,14 @@
         <w:rPr>
           <w:rFonts w:ascii="Arial Narrow" w:eastAsia="Arial Narrow" w:hAnsi="Arial Narrow" w:cs="Arial Narrow"/>
           <w:kern w:val="0"/>
-          <w14:ligatures w14:val="none"/>
-        </w:rPr>
-      </w:pPr>
-      <w:r>
-        <w:rPr>
-          <w:rFonts w:ascii="Arial Narrow" w:eastAsia="Arial Narrow" w:hAnsi="Arial Narrow" w:cs="Arial Narrow"/>
-          <w:kern w:val="0"/>
-          <w14:ligatures w14:val="none"/>
+          <ns2:ligatures ns2:val="none"/>
+        </w:rPr>
+      </w:pPr>
+      <w:r>
+        <w:rPr>
+          <w:rFonts w:ascii="Arial Narrow" w:eastAsia="Arial Narrow" w:hAnsi="Arial Narrow" w:cs="Arial Narrow"/>
+          <w:kern w:val="0"/>
+          <ns2:ligatures ns2:val="none"/>
         </w:rPr>
         <w:t>Asimis</w:t>
       </w:r>
@@ -3253,7 +3253,7 @@
         <w:rPr>
           <w:rFonts w:ascii="Arial Narrow" w:eastAsia="Arial Narrow" w:hAnsi="Arial Narrow" w:cs="Arial Narrow"/>
           <w:kern w:val="0"/>
-          <w14:ligatures w14:val="none"/>
+          <ns2:ligatures ns2:val="none"/>
         </w:rPr>
         <w:t xml:space="preserve">mo, la Secretaría Técnica, en ejercicio de sus facultades, </w:t>
       </w:r>
@@ -3263,7 +3263,7 @@
           <w:color w:val="000000"/>
           <w:kern w:val="0"/>
           <w:lang w:eastAsia="es-PE"/>
-          <w14:ligatures w14:val="none"/>
+          <ns2:ligatures ns2:val="none"/>
         </w:rPr>
         <w:t xml:space="preserve">considera </w:t>
       </w:r>
@@ -3271,7 +3271,7 @@
         <w:rPr>
           <w:rFonts w:ascii="Arial Narrow" w:eastAsia="Arial Narrow" w:hAnsi="Arial Narrow" w:cs="Arial Narrow"/>
           <w:kern w:val="0"/>
-          <w14:ligatures w14:val="none"/>
+          <ns2:ligatures ns2:val="none"/>
         </w:rPr>
         <w:t>que el hecho denunciado</w:t>
       </w:r>
@@ -3281,7 +3281,7 @@
           <w:color w:val="000000"/>
           <w:kern w:val="0"/>
           <w:lang w:eastAsia="es-PE"/>
-          <w14:ligatures w14:val="none"/>
+          <ns2:ligatures ns2:val="none"/>
         </w:rPr>
         <w:t xml:space="preserve">, consistente en que </w:t>
       </w:r>
@@ -3291,7 +3291,7 @@
           <w:kern w:val="0"/>
           <w:shd w:val="clear" w:color="auto" w:fill="FFFFFF"/>
           <w:lang w:eastAsia="es-PE"/>
-          <w14:ligatures w14:val="none"/>
+          <ns2:ligatures ns2:val="none"/>
         </w:rPr>
         <w:t xml:space="preserve">la compañía aseguradora no habría cumplido con remitir a la denunciante las pólizas de Vida Protección Familiar </w:t>
       </w:r>
@@ -3302,7 +3302,7 @@
           <w:kern w:val="0"/>
           <w:shd w:val="clear" w:color="auto" w:fill="FFFFFF"/>
           <w:lang w:eastAsia="es-PE"/>
-          <w14:ligatures w14:val="none"/>
+          <ns2:ligatures ns2:val="none"/>
         </w:rPr>
         <w:t/>
       </w:r>
@@ -3313,7 +3313,7 @@
           <w:kern w:val="0"/>
           <w:shd w:val="clear" w:color="auto" w:fill="FFFFFF"/>
           <w:lang w:eastAsia="es-PE"/>
-          <w14:ligatures w14:val="none"/>
+          <ns2:ligatures ns2:val="none"/>
         </w:rPr>
         <w:t xml:space="preserve"> V-1516143, V-214646, Sepelio </w:t>
       </w:r>
@@ -3324,7 +3324,7 @@
           <w:kern w:val="0"/>
           <w:shd w:val="clear" w:color="auto" w:fill="FFFFFF"/>
           <w:lang w:eastAsia="es-PE"/>
-          <w14:ligatures w14:val="none"/>
+          <ns2:ligatures ns2:val="none"/>
         </w:rPr>
         <w:t/>
       </w:r>
@@ -3335,7 +3335,7 @@
           <w:kern w:val="0"/>
           <w:shd w:val="clear" w:color="auto" w:fill="FFFFFF"/>
           <w:lang w:eastAsia="es-PE"/>
-          <w14:ligatures w14:val="none"/>
+          <ns2:ligatures ns2:val="none"/>
         </w:rPr>
         <w:t xml:space="preserve"> V-1733547 y Oncológico </w:t>
       </w:r>
@@ -3346,7 +3346,7 @@
           <w:kern w:val="0"/>
           <w:shd w:val="clear" w:color="auto" w:fill="FFFFFF"/>
           <w:lang w:eastAsia="es-PE"/>
-          <w14:ligatures w14:val="none"/>
+          <ns2:ligatures ns2:val="none"/>
         </w:rPr>
         <w:t/>
       </w:r>
@@ -3357,7 +3357,7 @@
           <w:kern w:val="0"/>
           <w:shd w:val="clear" w:color="auto" w:fill="FFFFFF"/>
           <w:lang w:eastAsia="es-PE"/>
-          <w14:ligatures w14:val="none"/>
+          <ns2:ligatures ns2:val="none"/>
         </w:rPr>
         <w:t xml:space="preserve"> V-689928, V-1719112, pese a su solicitud</w:t>
       </w:r>
@@ -3365,7 +3365,7 @@
         <w:rPr>
           <w:rFonts w:ascii="Arial Narrow" w:eastAsia="Arial Narrow" w:hAnsi="Arial Narrow" w:cs="Arial Narrow"/>
           <w:kern w:val="0"/>
-          <w14:ligatures w14:val="none"/>
+          <ns2:ligatures ns2:val="none"/>
         </w:rPr>
         <w:t>; involucraría una presunta afectación a sus expectativas, quien no habría encontrado una correspondencia entre lo que esperaba recibir de parte del proveedor y lo que realmente recibió. Por consiguiente, corresponde calificar el hecho materia de denuncia como una presunta infracción al deber de idoneidad, tipificado en los artículos 18</w:t>
       </w:r>
@@ -3375,7 +3375,7 @@
           <w:color w:val="000000"/>
           <w:kern w:val="0"/>
           <w:lang w:eastAsia="es-PE"/>
-          <w14:ligatures w14:val="none"/>
+          <ns2:ligatures ns2:val="none"/>
         </w:rPr>
         <w:t/>
       </w:r>
@@ -3383,7 +3383,7 @@
         <w:rPr>
           <w:rFonts w:ascii="Arial Narrow" w:eastAsia="Arial Narrow" w:hAnsi="Arial Narrow" w:cs="Arial Narrow"/>
           <w:kern w:val="0"/>
-          <w14:ligatures w14:val="none"/>
+          <ns2:ligatures ns2:val="none"/>
         </w:rPr>
         <w:t xml:space="preserve"> y 19</w:t>
       </w:r>
@@ -3393,7 +3393,7 @@
           <w:color w:val="000000"/>
           <w:kern w:val="0"/>
           <w:lang w:eastAsia="es-PE"/>
-          <w14:ligatures w14:val="none"/>
+          <ns2:ligatures ns2:val="none"/>
         </w:rPr>
         <w:t/>
       </w:r>
@@ -3401,7 +3401,7 @@
         <w:rPr>
           <w:rFonts w:ascii="Arial Narrow" w:eastAsia="Arial Narrow" w:hAnsi="Arial Narrow" w:cs="Arial Narrow"/>
           <w:kern w:val="0"/>
-          <w14:ligatures w14:val="none"/>
+          <ns2:ligatures ns2:val="none"/>
         </w:rPr>
         <w:t xml:space="preserve"> del Código</w:t>
       </w:r>
@@ -3411,7 +3411,7 @@
           <w:rFonts w:ascii="Arial Narrow" w:eastAsia="Arial Narrow" w:hAnsi="Arial Narrow" w:cs="Arial"/>
           <w:kern w:val="0"/>
           <w:vertAlign w:val="superscript"/>
-          <w14:ligatures w14:val="none"/>
+          <ns2:ligatures ns2:val="none"/>
         </w:rPr>
         <w:footnoteReference w:id="6"/>
       </w:r>
@@ -3419,22 +3419,22 @@
         <w:rPr>
           <w:rFonts w:ascii="Arial Narrow" w:eastAsia="Arial Narrow" w:hAnsi="Arial Narrow" w:cs="Arial Narrow"/>
           <w:kern w:val="0"/>
-          <w14:ligatures w14:val="none"/>
+          <ns2:ligatures ns2:val="none"/>
         </w:rPr>
         <w:t>.</w:t>
       </w:r>
     </w:p>
-    <w:p>
+    <w:p ns2:paraId="056BBD2B" ns2:textId="77777777">
       <w:pPr>
         <w:pStyle w:val="Prrafodelista"/>
         <w:rPr>
           <w:rFonts w:ascii="Arial Narrow" w:eastAsia="Arial Narrow" w:hAnsi="Arial Narrow" w:cs="Arial Narrow"/>
           <w:kern w:val="0"/>
-          <w14:ligatures w14:val="none"/>
-        </w:rPr>
-      </w:pPr>
-    </w:p>
-    <w:p>
+          <ns2:ligatures ns2:val="none"/>
+        </w:rPr>
+      </w:pPr>
+    </w:p>
+    <w:p ns2:paraId="2E32570C" ns2:textId="227AE830">
       <w:pPr>
         <w:pStyle w:val="Prrafodelista"/>
         <w:numPr>
@@ -3447,14 +3447,14 @@
         <w:rPr>
           <w:rFonts w:ascii="Arial Narrow" w:eastAsia="Arial Narrow" w:hAnsi="Arial Narrow" w:cs="Arial Narrow"/>
           <w:kern w:val="0"/>
-          <w14:ligatures w14:val="none"/>
-        </w:rPr>
-      </w:pPr>
-      <w:r>
-        <w:rPr>
-          <w:rFonts w:ascii="Arial Narrow" w:eastAsia="Arial Narrow" w:hAnsi="Arial Narrow" w:cs="Arial Narrow"/>
-          <w:kern w:val="0"/>
-          <w14:ligatures w14:val="none"/>
+          <ns2:ligatures ns2:val="none"/>
+        </w:rPr>
+      </w:pPr>
+      <w:r>
+        <w:rPr>
+          <w:rFonts w:ascii="Arial Narrow" w:eastAsia="Arial Narrow" w:hAnsi="Arial Narrow" w:cs="Arial Narrow"/>
+          <w:kern w:val="0"/>
+          <ns2:ligatures ns2:val="none"/>
         </w:rPr>
         <w:t xml:space="preserve">Además, la Secretaría Técnica, en ejercicio de sus facultades, </w:t>
       </w:r>
@@ -3464,7 +3464,7 @@
           <w:color w:val="000000"/>
           <w:kern w:val="0"/>
           <w:lang w:eastAsia="es-PE"/>
-          <w14:ligatures w14:val="none"/>
+          <ns2:ligatures ns2:val="none"/>
         </w:rPr>
         <w:t xml:space="preserve">considera </w:t>
       </w:r>
@@ -3472,7 +3472,7 @@
         <w:rPr>
           <w:rFonts w:ascii="Arial Narrow" w:eastAsia="Arial Narrow" w:hAnsi="Arial Narrow" w:cs="Arial Narrow"/>
           <w:kern w:val="0"/>
-          <w14:ligatures w14:val="none"/>
+          <ns2:ligatures ns2:val="none"/>
         </w:rPr>
         <w:t xml:space="preserve">que el hecho denunciado, consistente en que </w:t>
       </w:r>
@@ -3482,7 +3482,7 @@
           <w:kern w:val="0"/>
           <w:shd w:val="clear" w:color="auto" w:fill="FFFFFF"/>
           <w:lang w:eastAsia="es-PE"/>
-          <w14:ligatures w14:val="none"/>
+          <ns2:ligatures ns2:val="none"/>
         </w:rPr>
         <w:t xml:space="preserve">la compañía aseguradora se habría negado a devolver a la denunciante el total de los montos descontados por las pólizas de Vida Protección Familiar </w:t>
       </w:r>
@@ -3493,7 +3493,7 @@
           <w:kern w:val="0"/>
           <w:shd w:val="clear" w:color="auto" w:fill="FFFFFF"/>
           <w:lang w:eastAsia="es-PE"/>
-          <w14:ligatures w14:val="none"/>
+          <ns2:ligatures ns2:val="none"/>
         </w:rPr>
         <w:t/>
       </w:r>
@@ -3504,7 +3504,7 @@
           <w:kern w:val="0"/>
           <w:shd w:val="clear" w:color="auto" w:fill="FFFFFF"/>
           <w:lang w:eastAsia="es-PE"/>
-          <w14:ligatures w14:val="none"/>
+          <ns2:ligatures ns2:val="none"/>
         </w:rPr>
         <w:t xml:space="preserve"> V-1516143, V-214646, Sepelio </w:t>
       </w:r>
@@ -3515,7 +3515,7 @@
           <w:kern w:val="0"/>
           <w:shd w:val="clear" w:color="auto" w:fill="FFFFFF"/>
           <w:lang w:eastAsia="es-PE"/>
-          <w14:ligatures w14:val="none"/>
+          <ns2:ligatures ns2:val="none"/>
         </w:rPr>
         <w:t/>
       </w:r>
@@ -3526,7 +3526,7 @@
           <w:kern w:val="0"/>
           <w:shd w:val="clear" w:color="auto" w:fill="FFFFFF"/>
           <w:lang w:eastAsia="es-PE"/>
-          <w14:ligatures w14:val="none"/>
+          <ns2:ligatures ns2:val="none"/>
         </w:rPr>
         <w:t xml:space="preserve"> V-1733547 y Oncológico </w:t>
       </w:r>
@@ -3537,7 +3537,7 @@
           <w:kern w:val="0"/>
           <w:shd w:val="clear" w:color="auto" w:fill="FFFFFF"/>
           <w:lang w:eastAsia="es-PE"/>
-          <w14:ligatures w14:val="none"/>
+          <ns2:ligatures ns2:val="none"/>
         </w:rPr>
         <w:t/>
       </w:r>
@@ -3548,7 +3548,7 @@
           <w:kern w:val="0"/>
           <w:shd w:val="clear" w:color="auto" w:fill="FFFFFF"/>
           <w:lang w:eastAsia="es-PE"/>
-          <w14:ligatures w14:val="none"/>
+          <ns2:ligatures ns2:val="none"/>
         </w:rPr>
         <w:t xml:space="preserve"> V-689928, V-1719112</w:t>
       </w:r>
@@ -3556,7 +3556,7 @@
         <w:rPr>
           <w:rFonts w:ascii="Arial Narrow" w:eastAsia="Arial Narrow" w:hAnsi="Arial Narrow" w:cs="Arial Narrow"/>
           <w:kern w:val="0"/>
-          <w14:ligatures w14:val="none"/>
+          <ns2:ligatures ns2:val="none"/>
         </w:rPr>
         <w:t>; involucraría una presunta afectación a sus expectativas, quien no habría encontrado una correspondencia entre lo que esperaba recibir de parte del proveedor y lo que realmente recibió. Por consiguiente, corresponde calificar el hecho materia de denuncia como una presunta infracción al deber de idoneidad, tipificado en los artículos 18</w:t>
       </w:r>
@@ -3566,7 +3566,7 @@
           <w:color w:val="000000"/>
           <w:kern w:val="0"/>
           <w:lang w:eastAsia="es-PE"/>
-          <w14:ligatures w14:val="none"/>
+          <ns2:ligatures ns2:val="none"/>
         </w:rPr>
         <w:t/>
       </w:r>
@@ -3574,7 +3574,7 @@
         <w:rPr>
           <w:rFonts w:ascii="Arial Narrow" w:eastAsia="Arial Narrow" w:hAnsi="Arial Narrow" w:cs="Arial Narrow"/>
           <w:kern w:val="0"/>
-          <w14:ligatures w14:val="none"/>
+          <ns2:ligatures ns2:val="none"/>
         </w:rPr>
         <w:t xml:space="preserve"> y 19</w:t>
       </w:r>
@@ -3584,7 +3584,7 @@
           <w:color w:val="000000"/>
           <w:kern w:val="0"/>
           <w:lang w:eastAsia="es-PE"/>
-          <w14:ligatures w14:val="none"/>
+          <ns2:ligatures ns2:val="none"/>
         </w:rPr>
         <w:t/>
       </w:r>
@@ -3592,12 +3592,12 @@
         <w:rPr>
           <w:rFonts w:ascii="Arial Narrow" w:eastAsia="Arial Narrow" w:hAnsi="Arial Narrow" w:cs="Arial Narrow"/>
           <w:kern w:val="0"/>
-          <w14:ligatures w14:val="none"/>
+          <ns2:ligatures ns2:val="none"/>
         </w:rPr>
         <w:t xml:space="preserve"> del Código.</w:t>
       </w:r>
     </w:p>
-    <w:p>
+    <w:p ns2:paraId="432038D6" ns2:textId="0A9F6D75">
       <w:pPr>
         <w:pStyle w:val="Prrafodelista"/>
         <w:spacing w:after="0" w:line="240" w:lineRule="auto"/>
@@ -3607,11 +3607,11 @@
           <w:rFonts w:ascii="Arial Narrow" w:eastAsia="Calibri" w:hAnsi="Arial Narrow" w:cs="Arial Narrow"/>
           <w:kern w:val="0"/>
           <w:lang w:eastAsia="es-PE"/>
-          <w14:ligatures w14:val="none"/>
-        </w:rPr>
-      </w:pPr>
-    </w:p>
-    <w:p>
+          <ns2:ligatures ns2:val="none"/>
+        </w:rPr>
+      </w:pPr>
+    </w:p>
+    <w:p ns2:paraId="463134E5" ns2:textId="77777777">
       <w:pPr>
         <w:pStyle w:val="Prrafodelista"/>
         <w:numPr>
@@ -3625,7 +3625,7 @@
           <w:rFonts w:ascii="Arial Narrow" w:eastAsia="Calibri" w:hAnsi="Arial Narrow" w:cs="Arial Narrow"/>
           <w:kern w:val="0"/>
           <w:lang w:eastAsia="es-PE"/>
-          <w14:ligatures w14:val="none"/>
+          <ns2:ligatures ns2:val="none"/>
         </w:rPr>
       </w:pPr>
       <w:r>
@@ -3634,7 +3634,7 @@
           <w:color w:val="000000"/>
           <w:kern w:val="0"/>
           <w:lang w:eastAsia="es-PE"/>
-          <w14:ligatures w14:val="none"/>
+          <ns2:ligatures ns2:val="none"/>
         </w:rPr>
         <w:t>En tanto la denuncia reúne los requisitos establecidos por la norma citada, corresponde admitirla a trámite</w:t>
       </w:r>
@@ -3644,7 +3644,7 @@
           <w:rFonts w:ascii="Arial Narrow" w:eastAsia="Arial Narrow" w:hAnsi="Arial Narrow" w:cs="Arial Narrow"/>
           <w:kern w:val="0"/>
           <w:vertAlign w:val="superscript"/>
-          <w14:ligatures w14:val="none"/>
+          <ns2:ligatures ns2:val="none"/>
         </w:rPr>
         <w:footnoteReference w:id="7"/>
       </w:r>
@@ -3654,12 +3654,12 @@
           <w:color w:val="000000"/>
           <w:kern w:val="0"/>
           <w:lang w:eastAsia="es-PE"/>
-          <w14:ligatures w14:val="none"/>
+          <ns2:ligatures ns2:val="none"/>
         </w:rPr>
         <w:t>.</w:t>
       </w:r>
     </w:p>
-    <w:p>
+    <w:p ns2:paraId="68C71625" ns2:textId="77777777">
       <w:pPr>
         <w:spacing w:after="0" w:line="240" w:lineRule="auto"/>
         <w:ind w:left="567"/>
@@ -3670,11 +3670,11 @@
           <w:color w:val="000000"/>
           <w:kern w:val="0"/>
           <w:lang w:eastAsia="es-PE"/>
-          <w14:ligatures w14:val="none"/>
-        </w:rPr>
-      </w:pPr>
-    </w:p>
-    <w:p>
+          <ns2:ligatures ns2:val="none"/>
+        </w:rPr>
+      </w:pPr>
+    </w:p>
+    <w:p ns2:paraId="38A98B4B" ns2:textId="77777777">
       <w:pPr>
         <w:pStyle w:val="Prrafodelista"/>
         <w:numPr>
@@ -3694,7 +3694,7 @@
           <w:color w:val="000000"/>
           <w:kern w:val="0"/>
           <w:lang w:eastAsia="es-PE"/>
-          <w14:ligatures w14:val="none"/>
+          <ns2:ligatures ns2:val="none"/>
         </w:rPr>
       </w:pPr>
       <w:r>
@@ -3704,7 +3704,7 @@
           <w:color w:val="000000"/>
           <w:kern w:val="0"/>
           <w:lang w:eastAsia="es-PE"/>
-          <w14:ligatures w14:val="none"/>
+          <ns2:ligatures ns2:val="none"/>
         </w:rPr>
         <w:t>REQUERIMIENTO DE INFORMACI</w:t>
       </w:r>
@@ -3715,7 +3715,7 @@
           <w:color w:val="000000"/>
           <w:kern w:val="0"/>
           <w:lang w:eastAsia="es-PE"/>
-          <w14:ligatures w14:val="none"/>
+          <ns2:ligatures ns2:val="none"/>
         </w:rPr>
         <w:t>Ó</w:t>
       </w:r>
@@ -3726,12 +3726,12 @@
           <w:color w:val="000000"/>
           <w:kern w:val="0"/>
           <w:lang w:eastAsia="es-PE"/>
-          <w14:ligatures w14:val="none"/>
+          <ns2:ligatures ns2:val="none"/>
         </w:rPr>
         <w:t>N</w:t>
       </w:r>
     </w:p>
-    <w:p>
+    <w:p ns2:paraId="5B518DC4" ns2:textId="77777777">
       <w:pPr>
         <w:spacing w:after="0" w:line="240" w:lineRule="auto"/>
         <w:jc w:val="both"/>
@@ -3740,11 +3740,11 @@
           <w:color w:val="000000"/>
           <w:kern w:val="0"/>
           <w:lang w:val="es-ES" w:eastAsia="es-ES"/>
-          <w14:ligatures w14:val="none"/>
-        </w:rPr>
-      </w:pPr>
-    </w:p>
-    <w:p>
+          <ns2:ligatures ns2:val="none"/>
+        </w:rPr>
+      </w:pPr>
+    </w:p>
+    <w:p ns2:paraId="62B88A04" ns2:textId="50F80656">
       <w:pPr>
         <w:pStyle w:val="Prrafodelista"/>
         <w:numPr>
@@ -3759,7 +3759,7 @@
           <w:color w:val="000000"/>
           <w:kern w:val="0"/>
           <w:lang w:val="es-ES" w:eastAsia="es-ES"/>
-          <w14:ligatures w14:val="none"/>
+          <ns2:ligatures ns2:val="none"/>
         </w:rPr>
       </w:pPr>
       <w:r>
@@ -3768,7 +3768,7 @@
           <w:color w:val="000000"/>
           <w:kern w:val="0"/>
           <w:lang w:val="es-ES" w:eastAsia="es-ES"/>
-          <w14:ligatures w14:val="none"/>
+          <ns2:ligatures ns2:val="none"/>
         </w:rPr>
         <w:t xml:space="preserve">A efectos de tener mayores elementos que sirvan para la resolución definitiva del presente caso, la Secretaría Técnica, en ejercicio de las facultades que la ley le confiere, </w:t>
       </w:r>
@@ -3778,7 +3778,7 @@
           <w:color w:val="000000"/>
           <w:kern w:val="0"/>
           <w:lang w:val="es-ES" w:eastAsia="es-ES"/>
-          <w14:ligatures w14:val="none"/>
+          <ns2:ligatures ns2:val="none"/>
         </w:rPr>
         <w:t xml:space="preserve">conviene requerir </w:t>
       </w:r>
@@ -3788,7 +3788,7 @@
           <w:color w:val="000000"/>
           <w:kern w:val="0"/>
           <w:lang w:val="es-ES" w:eastAsia="es-ES"/>
-          <w14:ligatures w14:val="none"/>
+          <ns2:ligatures ns2:val="none"/>
         </w:rPr>
         <w:t>a</w:t>
       </w:r>
@@ -3798,7 +3798,7 @@
           <w:color w:val="000000"/>
           <w:kern w:val="0"/>
           <w:lang w:val="es-ES" w:eastAsia="es-ES"/>
-          <w14:ligatures w14:val="none"/>
+          <ns2:ligatures ns2:val="none"/>
         </w:rPr>
         <w:t xml:space="preserve"> </w:t>
       </w:r>
@@ -3808,7 +3808,7 @@
           <w:color w:val="000000"/>
           <w:kern w:val="0"/>
           <w:lang w:val="es-ES" w:eastAsia="es-ES"/>
-          <w14:ligatures w14:val="none"/>
+          <ns2:ligatures ns2:val="none"/>
         </w:rPr>
         <w:t>la compañía aseguradora</w:t>
       </w:r>
@@ -3818,7 +3818,7 @@
           <w:color w:val="000000"/>
           <w:kern w:val="0"/>
           <w:lang w:val="es-ES" w:eastAsia="es-ES"/>
-          <w14:ligatures w14:val="none"/>
+          <ns2:ligatures ns2:val="none"/>
         </w:rPr>
         <w:t xml:space="preserve"> que, en</w:t>
       </w:r>
@@ -3828,7 +3828,7 @@
           <w:color w:val="000000"/>
           <w:kern w:val="0"/>
           <w:lang w:val="es-ES" w:eastAsia="es-ES"/>
-          <w14:ligatures w14:val="none"/>
+          <ns2:ligatures ns2:val="none"/>
         </w:rPr>
         <w:t xml:space="preserve"> un plazo no mayor de cinco (5) días hábiles contado a partir del día </w:t>
       </w:r>
@@ -3838,7 +3838,7 @@
           <w:color w:val="000000"/>
           <w:kern w:val="0"/>
           <w:lang w:val="es-ES" w:eastAsia="es-ES"/>
-          <w14:ligatures w14:val="none"/>
+          <ns2:ligatures ns2:val="none"/>
         </w:rPr>
         <w:lastRenderedPageBreak/>
         <w:t xml:space="preserve">siguiente de la notificación de la presente resolución, cumpla con lo siguiente: </w:t>
@@ -3849,7 +3849,7 @@
           <w:color w:val="000000"/>
           <w:kern w:val="0"/>
           <w:lang w:val="es-ES" w:eastAsia="es-ES"/>
-          <w14:ligatures w14:val="none"/>
+          <ns2:ligatures ns2:val="none"/>
         </w:rPr>
         <w:t xml:space="preserve">(i) presentar una copia completa, legible y debidamente suscrita de la póliza de Seguro de Vida Protección Familiar </w:t>
       </w:r>
@@ -3860,7 +3860,7 @@
           <w:color w:val="000000"/>
           <w:kern w:val="0"/>
           <w:lang w:val="es-ES" w:eastAsia="es-ES"/>
-          <w14:ligatures w14:val="none"/>
+          <ns2:ligatures ns2:val="none"/>
         </w:rPr>
         <w:t/>
       </w:r>
@@ -3871,7 +3871,7 @@
           <w:color w:val="000000"/>
           <w:kern w:val="0"/>
           <w:lang w:val="es-ES" w:eastAsia="es-ES"/>
-          <w14:ligatures w14:val="none"/>
+          <ns2:ligatures ns2:val="none"/>
         </w:rPr>
         <w:t xml:space="preserve"> V-1516143, así como el cargo de remisión de la póliza; (</w:t>
       </w:r>
@@ -3882,7 +3882,7 @@
           <w:color w:val="000000"/>
           <w:kern w:val="0"/>
           <w:lang w:val="es-ES" w:eastAsia="es-ES"/>
-          <w14:ligatures w14:val="none"/>
+          <ns2:ligatures ns2:val="none"/>
         </w:rPr>
         <w:t>ii</w:t>
       </w:r>
@@ -3893,7 +3893,7 @@
           <w:color w:val="000000"/>
           <w:kern w:val="0"/>
           <w:lang w:val="es-ES" w:eastAsia="es-ES"/>
-          <w14:ligatures w14:val="none"/>
+          <ns2:ligatures ns2:val="none"/>
         </w:rPr>
         <w:t xml:space="preserve">) presentar una copia completa, legible y debidamente suscrita de la póliza de Seguro de Vida Protección Familiar </w:t>
       </w:r>
@@ -3904,7 +3904,7 @@
           <w:color w:val="000000"/>
           <w:kern w:val="0"/>
           <w:lang w:val="es-ES" w:eastAsia="es-ES"/>
-          <w14:ligatures w14:val="none"/>
+          <ns2:ligatures ns2:val="none"/>
         </w:rPr>
         <w:t/>
       </w:r>
@@ -3915,7 +3915,7 @@
           <w:color w:val="000000"/>
           <w:kern w:val="0"/>
           <w:lang w:val="es-ES" w:eastAsia="es-ES"/>
-          <w14:ligatures w14:val="none"/>
+          <ns2:ligatures ns2:val="none"/>
         </w:rPr>
         <w:t xml:space="preserve"> V-214646, así como el cargo de remisión de la póliza; (</w:t>
       </w:r>
@@ -3926,7 +3926,7 @@
           <w:color w:val="000000"/>
           <w:kern w:val="0"/>
           <w:lang w:val="es-ES" w:eastAsia="es-ES"/>
-          <w14:ligatures w14:val="none"/>
+          <ns2:ligatures ns2:val="none"/>
         </w:rPr>
         <w:t>iii</w:t>
       </w:r>
@@ -3937,7 +3937,7 @@
           <w:color w:val="000000"/>
           <w:kern w:val="0"/>
           <w:lang w:val="es-ES" w:eastAsia="es-ES"/>
-          <w14:ligatures w14:val="none"/>
+          <ns2:ligatures ns2:val="none"/>
         </w:rPr>
         <w:t xml:space="preserve">) presentar una copia completa, legible y debidamente suscrita de la póliza de Seguro de Sepelio </w:t>
       </w:r>
@@ -3948,7 +3948,7 @@
           <w:color w:val="000000"/>
           <w:kern w:val="0"/>
           <w:lang w:val="es-ES" w:eastAsia="es-ES"/>
-          <w14:ligatures w14:val="none"/>
+          <ns2:ligatures ns2:val="none"/>
         </w:rPr>
         <w:t/>
       </w:r>
@@ -3959,7 +3959,7 @@
           <w:color w:val="000000"/>
           <w:kern w:val="0"/>
           <w:lang w:val="es-ES" w:eastAsia="es-ES"/>
-          <w14:ligatures w14:val="none"/>
+          <ns2:ligatures ns2:val="none"/>
         </w:rPr>
         <w:t xml:space="preserve"> V-1733547, así como el cargo de remisión de la póliza; (</w:t>
       </w:r>
@@ -3970,7 +3970,7 @@
           <w:color w:val="000000"/>
           <w:kern w:val="0"/>
           <w:lang w:val="es-ES" w:eastAsia="es-ES"/>
-          <w14:ligatures w14:val="none"/>
+          <ns2:ligatures ns2:val="none"/>
         </w:rPr>
         <w:t>iv</w:t>
       </w:r>
@@ -3981,7 +3981,7 @@
           <w:color w:val="000000"/>
           <w:kern w:val="0"/>
           <w:lang w:val="es-ES" w:eastAsia="es-ES"/>
-          <w14:ligatures w14:val="none"/>
+          <ns2:ligatures ns2:val="none"/>
         </w:rPr>
         <w:t xml:space="preserve">) presentar una copia completa, legible y debidamente suscrita de la póliza de Seguro Oncológico </w:t>
       </w:r>
@@ -3992,7 +3992,7 @@
           <w:color w:val="000000"/>
           <w:kern w:val="0"/>
           <w:lang w:val="es-ES" w:eastAsia="es-ES"/>
-          <w14:ligatures w14:val="none"/>
+          <ns2:ligatures ns2:val="none"/>
         </w:rPr>
         <w:t/>
       </w:r>
@@ -4003,7 +4003,7 @@
           <w:color w:val="000000"/>
           <w:kern w:val="0"/>
           <w:lang w:val="es-ES" w:eastAsia="es-ES"/>
-          <w14:ligatures w14:val="none"/>
+          <ns2:ligatures ns2:val="none"/>
         </w:rPr>
         <w:t xml:space="preserve"> V-689928, así como el cargo de remisión de la póliza; (v) presentar una copia completa, legible y debidamente suscrita de la póliza de Seguro Oncológico </w:t>
       </w:r>
@@ -4014,7 +4014,7 @@
           <w:color w:val="000000"/>
           <w:kern w:val="0"/>
           <w:lang w:val="es-ES" w:eastAsia="es-ES"/>
-          <w14:ligatures w14:val="none"/>
+          <ns2:ligatures ns2:val="none"/>
         </w:rPr>
         <w:t/>
       </w:r>
@@ -4025,7 +4025,7 @@
           <w:color w:val="000000"/>
           <w:kern w:val="0"/>
           <w:lang w:val="es-ES" w:eastAsia="es-ES"/>
-          <w14:ligatures w14:val="none"/>
+          <ns2:ligatures ns2:val="none"/>
         </w:rPr>
         <w:t xml:space="preserve"> V-1719112, así como el cargo de remisión de la póliza; (vi) presentar los medios probatorios que acrediten que remitió oportunamente las pólizas de Vida Protección Familiar </w:t>
       </w:r>
@@ -4036,7 +4036,7 @@
           <w:color w:val="000000"/>
           <w:kern w:val="0"/>
           <w:lang w:val="es-ES" w:eastAsia="es-ES"/>
-          <w14:ligatures w14:val="none"/>
+          <ns2:ligatures ns2:val="none"/>
         </w:rPr>
         <w:t/>
       </w:r>
@@ -4047,7 +4047,7 @@
           <w:color w:val="000000"/>
           <w:kern w:val="0"/>
           <w:lang w:val="es-ES" w:eastAsia="es-ES"/>
-          <w14:ligatures w14:val="none"/>
+          <ns2:ligatures ns2:val="none"/>
         </w:rPr>
         <w:t xml:space="preserve"> V-1516143, V-214646, Sepelio </w:t>
       </w:r>
@@ -4058,7 +4058,7 @@
           <w:color w:val="000000"/>
           <w:kern w:val="0"/>
           <w:lang w:val="es-ES" w:eastAsia="es-ES"/>
-          <w14:ligatures w14:val="none"/>
+          <ns2:ligatures ns2:val="none"/>
         </w:rPr>
         <w:t/>
       </w:r>
@@ -4069,7 +4069,7 @@
           <w:color w:val="000000"/>
           <w:kern w:val="0"/>
           <w:lang w:val="es-ES" w:eastAsia="es-ES"/>
-          <w14:ligatures w14:val="none"/>
+          <ns2:ligatures ns2:val="none"/>
         </w:rPr>
         <w:t xml:space="preserve"> V-1733547 y Oncológico </w:t>
       </w:r>
@@ -4080,7 +4080,7 @@
           <w:color w:val="000000"/>
           <w:kern w:val="0"/>
           <w:lang w:val="es-ES" w:eastAsia="es-ES"/>
-          <w14:ligatures w14:val="none"/>
+          <ns2:ligatures ns2:val="none"/>
         </w:rPr>
         <w:t/>
       </w:r>
@@ -4091,7 +4091,7 @@
           <w:color w:val="000000"/>
           <w:kern w:val="0"/>
           <w:lang w:val="es-ES" w:eastAsia="es-ES"/>
-          <w14:ligatures w14:val="none"/>
+          <ns2:ligatures ns2:val="none"/>
         </w:rPr>
         <w:t xml:space="preserve"> V-689928, V-1719112 a la denunciante; y, (</w:t>
       </w:r>
@@ -4102,7 +4102,7 @@
           <w:color w:val="000000"/>
           <w:kern w:val="0"/>
           <w:lang w:val="es-ES" w:eastAsia="es-ES"/>
-          <w14:ligatures w14:val="none"/>
+          <ns2:ligatures ns2:val="none"/>
         </w:rPr>
         <w:t>vii</w:t>
       </w:r>
@@ -4113,7 +4113,7 @@
           <w:color w:val="000000"/>
           <w:kern w:val="0"/>
           <w:lang w:val="es-ES" w:eastAsia="es-ES"/>
-          <w14:ligatures w14:val="none"/>
+          <ns2:ligatures ns2:val="none"/>
         </w:rPr>
         <w:t>) presentar todas las comunicaciones cursadas con la parte denunciante en virtud del hecho materia de denuncia</w:t>
       </w:r>
@@ -4123,7 +4123,7 @@
           <w:color w:val="000000"/>
           <w:kern w:val="0"/>
           <w:lang w:val="es-ES" w:eastAsia="es-ES"/>
-          <w14:ligatures w14:val="none"/>
+          <ns2:ligatures ns2:val="none"/>
         </w:rPr>
         <w:t>.</w:t>
       </w:r>
@@ -4133,12 +4133,12 @@
           <w:color w:val="000000"/>
           <w:kern w:val="0"/>
           <w:lang w:eastAsia="es-ES"/>
-          <w14:ligatures w14:val="none"/>
+          <ns2:ligatures ns2:val="none"/>
         </w:rPr>
         <w:t xml:space="preserve"> </w:t>
       </w:r>
     </w:p>
-    <w:p>
+    <w:p ns2:paraId="5C93B848" ns2:textId="77777777">
       <w:pPr>
         <w:pStyle w:val="Prrafodelista"/>
         <w:spacing w:after="0" w:line="240" w:lineRule="auto"/>
@@ -4149,11 +4149,11 @@
           <w:color w:val="000000"/>
           <w:kern w:val="0"/>
           <w:lang w:val="es-ES" w:eastAsia="es-ES"/>
-          <w14:ligatures w14:val="none"/>
-        </w:rPr>
-      </w:pPr>
-    </w:p>
-    <w:p>
+          <ns2:ligatures ns2:val="none"/>
+        </w:rPr>
+      </w:pPr>
+    </w:p>
+    <w:p ns2:paraId="2A119386" ns2:textId="77777777">
       <w:pPr>
         <w:pStyle w:val="Prrafodelista"/>
         <w:numPr>
@@ -4173,7 +4173,7 @@
           <w:color w:val="000000"/>
           <w:kern w:val="0"/>
           <w:lang w:eastAsia="es-PE"/>
-          <w14:ligatures w14:val="none"/>
+          <ns2:ligatures ns2:val="none"/>
         </w:rPr>
       </w:pPr>
       <w:r>
@@ -4183,12 +4183,12 @@
           <w:color w:val="000000"/>
           <w:kern w:val="0"/>
           <w:lang w:eastAsia="es-PE"/>
-          <w14:ligatures w14:val="none"/>
+          <ns2:ligatures ns2:val="none"/>
         </w:rPr>
         <w:t xml:space="preserve">RESOLUCIÓN DE LA SECRETARÍA TÉCNICA </w:t>
       </w:r>
     </w:p>
-    <w:p>
+    <w:p ns2:paraId="7F554EB2" ns2:textId="77777777">
       <w:pPr>
         <w:spacing w:after="0" w:line="240" w:lineRule="auto"/>
         <w:jc w:val="both"/>
@@ -4198,11 +4198,11 @@
           <w:color w:val="000000"/>
           <w:kern w:val="0"/>
           <w:lang w:eastAsia="es-PE"/>
-          <w14:ligatures w14:val="none"/>
-        </w:rPr>
-      </w:pPr>
-    </w:p>
-    <w:p>
+          <ns2:ligatures ns2:val="none"/>
+        </w:rPr>
+      </w:pPr>
+    </w:p>
+    <w:p ns2:paraId="40BE44E6" ns2:textId="0DC7EBB2">
       <w:pPr>
         <w:spacing w:after="0" w:line="240" w:lineRule="auto"/>
         <w:jc w:val="both"/>
@@ -4211,7 +4211,7 @@
           <w:color w:val="000000"/>
           <w:kern w:val="0"/>
           <w:lang w:eastAsia="es-PE"/>
-          <w14:ligatures w14:val="none"/>
+          <ns2:ligatures ns2:val="none"/>
         </w:rPr>
       </w:pPr>
       <w:r>
@@ -4221,7 +4221,7 @@
           <w:color w:val="000000"/>
           <w:kern w:val="0"/>
           <w:lang w:eastAsia="es-PE"/>
-          <w14:ligatures w14:val="none"/>
+          <ns2:ligatures ns2:val="none"/>
         </w:rPr>
         <w:t xml:space="preserve">PRIMERO: admitir a trámite la denuncia del 4 de julio del 2025 interpuesta por la señora [DENUNCIANTE] contra Rímac Seguros Y Reaseguros S.A., por lo siguiente:</w:t>
       </w:r>
@@ -4232,7 +4232,7 @@
           <w:kern w:val="0"/>
           <w:shd w:val="clear" w:color="auto" w:fill="FFFFFF"/>
           <w:lang w:eastAsia="es-PE"/>
-          <w14:ligatures w14:val="none"/>
+          <ns2:ligatures ns2:val="none"/>
         </w:rPr>
         <w:t xml:space="preserve"/>
       </w:r>
@@ -4243,7 +4243,7 @@
           <w:kern w:val="0"/>
           <w:shd w:val="clear" w:color="auto" w:fill="FFFFFF"/>
           <w:lang w:eastAsia="es-PE"/>
-          <w14:ligatures w14:val="none"/>
+          <ns2:ligatures ns2:val="none"/>
         </w:rPr>
         <w:t/>
       </w:r>
@@ -4254,7 +4254,7 @@
           <w:kern w:val="0"/>
           <w:shd w:val="clear" w:color="auto" w:fill="FFFFFF"/>
           <w:lang w:eastAsia="es-PE"/>
-          <w14:ligatures w14:val="none"/>
+          <ns2:ligatures ns2:val="none"/>
         </w:rPr>
         <w:t xml:space="preserve"/>
       </w:r>
@@ -4265,7 +4265,7 @@
           <w:kern w:val="0"/>
           <w:shd w:val="clear" w:color="auto" w:fill="FFFFFF"/>
           <w:lang w:eastAsia="es-PE"/>
-          <w14:ligatures w14:val="none"/>
+          <ns2:ligatures ns2:val="none"/>
         </w:rPr>
         <w:t xml:space="preserve"/>
       </w:r>
@@ -4275,7 +4275,7 @@
           <w:bCs/>
           <w:spacing w:val="-3"/>
           <w:kern w:val="0"/>
-          <w14:ligatures w14:val="none"/>
+          <ns2:ligatures ns2:val="none"/>
         </w:rPr>
         <w:t xml:space="preserve"/>
       </w:r>
@@ -4286,7 +4286,7 @@
           <w:kern w:val="0"/>
           <w:shd w:val="clear" w:color="auto" w:fill="FFFFFF"/>
           <w:lang w:eastAsia="es-PE"/>
-          <w14:ligatures w14:val="none"/>
+          <ns2:ligatures ns2:val="none"/>
         </w:rPr>
         <w:t xml:space="preserve"/>
       </w:r>
@@ -4298,7 +4298,7 @@
           <w:kern w:val="0"/>
           <w:shd w:val="clear" w:color="auto" w:fill="FFFFFF"/>
           <w:lang w:eastAsia="es-PE"/>
-          <w14:ligatures w14:val="none"/>
+          <ns2:ligatures ns2:val="none"/>
         </w:rPr>
         <w:t/>
       </w:r>
@@ -4310,7 +4310,7 @@
           <w:kern w:val="0"/>
           <w:shd w:val="clear" w:color="auto" w:fill="FFFFFF"/>
           <w:lang w:eastAsia="es-PE"/>
-          <w14:ligatures w14:val="none"/>
+          <ns2:ligatures ns2:val="none"/>
         </w:rPr>
         <w:t xml:space="preserve"/>
       </w:r>
@@ -4321,7 +4321,7 @@
           <w:kern w:val="0"/>
           <w:shd w:val="clear" w:color="auto" w:fill="FFFFFF"/>
           <w:lang w:eastAsia="es-PE"/>
-          <w14:ligatures w14:val="none"/>
+          <ns2:ligatures ns2:val="none"/>
         </w:rPr>
         <w:t xml:space="preserve"/>
       </w:r>
@@ -4332,7 +4332,7 @@
           <w:kern w:val="0"/>
           <w:shd w:val="clear" w:color="auto" w:fill="FFFFFF"/>
           <w:lang w:eastAsia="es-PE"/>
-          <w14:ligatures w14:val="none"/>
+          <ns2:ligatures ns2:val="none"/>
         </w:rPr>
         <w:t xml:space="preserve"/>
       </w:r>
@@ -4343,7 +4343,7 @@
           <w:kern w:val="0"/>
           <w:shd w:val="clear" w:color="auto" w:fill="FFFFFF"/>
           <w:lang w:eastAsia="es-PE"/>
-          <w14:ligatures w14:val="none"/>
+          <ns2:ligatures ns2:val="none"/>
         </w:rPr>
         <w:t/>
       </w:r>
@@ -4354,7 +4354,7 @@
           <w:kern w:val="0"/>
           <w:shd w:val="clear" w:color="auto" w:fill="FFFFFF"/>
           <w:lang w:eastAsia="es-PE"/>
-          <w14:ligatures w14:val="none"/>
+          <ns2:ligatures ns2:val="none"/>
         </w:rPr>
         <w:t xml:space="preserve"/>
       </w:r>
@@ -4365,12 +4365,12 @@
           <w:kern w:val="0"/>
           <w:shd w:val="clear" w:color="auto" w:fill="FFFFFF"/>
           <w:lang w:eastAsia="es-PE"/>
-          <w14:ligatures w14:val="none"/>
+          <ns2:ligatures ns2:val="none"/>
         </w:rPr>
         <w:t/>
       </w:r>
     </w:p>
-    <w:p>
+    <w:p ns2:paraId="39215327" ns2:textId="77777777">
       <w:pPr>
         <w:spacing w:after="0" w:line="240" w:lineRule="auto"/>
         <w:jc w:val="both"/>
@@ -4378,11 +4378,11 @@
           <w:rFonts w:ascii="Arial Narrow" w:eastAsia="Calibri" w:hAnsi="Arial Narrow" w:cs="Arial Narrow"/>
           <w:kern w:val="0"/>
           <w:lang w:eastAsia="es-PE"/>
-          <w14:ligatures w14:val="none"/>
-        </w:rPr>
-      </w:pPr>
-    </w:p>
-    <w:p>
+          <ns2:ligatures ns2:val="none"/>
+        </w:rPr>
+      </w:pPr>
+    </w:p>
+    <w:p ns2:paraId="4E7FC1DB" ns2:textId="7F038DD2">
       <w:pPr>
         <w:pStyle w:val="Prrafodelista"/>
         <w:numPr>
@@ -4400,7 +4400,7 @@
           <w:rFonts w:ascii="Arial Narrow" w:eastAsia="Calibri" w:hAnsi="Arial Narrow" w:cs="Arial Narrow"/>
           <w:kern w:val="0"/>
           <w:lang w:eastAsia="es-PE"/>
-          <w14:ligatures w14:val="none"/>
+          <ns2:ligatures ns2:val="none"/>
         </w:rPr>
       </w:pPr>
       <w:r>
@@ -4409,7 +4409,7 @@
           <w:color w:val="000000"/>
           <w:kern w:val="0"/>
           <w:lang w:eastAsia="es-PE"/>
-          <w14:ligatures w14:val="none"/>
+          <ns2:ligatures ns2:val="none"/>
         </w:rPr>
         <w:t xml:space="preserve">Presunta infracción al </w:t>
       </w:r>
@@ -4419,7 +4419,7 @@
           <w:color w:val="000000"/>
           <w:kern w:val="0"/>
           <w:lang w:eastAsia="es-PE"/>
-          <w14:ligatures w14:val="none"/>
+          <ns2:ligatures ns2:val="none"/>
         </w:rPr>
         <w:t>literal b)</w:t>
       </w:r>
@@ -4429,7 +4429,7 @@
           <w:color w:val="000000"/>
           <w:kern w:val="0"/>
           <w:lang w:eastAsia="es-PE"/>
-          <w14:ligatures w14:val="none"/>
+          <ns2:ligatures ns2:val="none"/>
         </w:rPr>
         <w:t xml:space="preserve"> del artículo 56 de la Ley 29571, Código de Protección y Defensa del Consumidor</w:t>
       </w:r>
@@ -4439,7 +4439,7 @@
           <w:kern w:val="0"/>
           <w:shd w:val="clear" w:color="auto" w:fill="FFFFFF"/>
           <w:lang w:eastAsia="es-PE"/>
-          <w14:ligatures w14:val="none"/>
+          <ns2:ligatures ns2:val="none"/>
         </w:rPr>
         <w:t xml:space="preserve">, en tanto </w:t>
       </w:r>
@@ -4449,7 +4449,7 @@
           <w:kern w:val="0"/>
           <w:shd w:val="clear" w:color="auto" w:fill="FFFFFF"/>
           <w:lang w:eastAsia="es-PE"/>
-          <w14:ligatures w14:val="none"/>
+          <ns2:ligatures ns2:val="none"/>
         </w:rPr>
         <w:t>la compañía aseguradora habría contratado indebidamente a favor de</w:t>
       </w:r>
@@ -4459,7 +4459,7 @@
           <w:kern w:val="0"/>
           <w:shd w:val="clear" w:color="auto" w:fill="FFFFFF"/>
           <w:lang w:eastAsia="es-PE"/>
-          <w14:ligatures w14:val="none"/>
+          <ns2:ligatures ns2:val="none"/>
         </w:rPr>
         <w:t xml:space="preserve"> </w:t>
       </w:r>
@@ -4469,7 +4469,7 @@
           <w:kern w:val="0"/>
           <w:shd w:val="clear" w:color="auto" w:fill="FFFFFF"/>
           <w:lang w:eastAsia="es-PE"/>
-          <w14:ligatures w14:val="none"/>
+          <ns2:ligatures ns2:val="none"/>
         </w:rPr>
         <w:t>l</w:t>
       </w:r>
@@ -4479,7 +4479,7 @@
           <w:kern w:val="0"/>
           <w:shd w:val="clear" w:color="auto" w:fill="FFFFFF"/>
           <w:lang w:eastAsia="es-PE"/>
-          <w14:ligatures w14:val="none"/>
+          <ns2:ligatures ns2:val="none"/>
         </w:rPr>
         <w:t>a</w:t>
       </w:r>
@@ -4489,7 +4489,7 @@
           <w:kern w:val="0"/>
           <w:shd w:val="clear" w:color="auto" w:fill="FFFFFF"/>
           <w:lang w:eastAsia="es-PE"/>
-          <w14:ligatures w14:val="none"/>
+          <ns2:ligatures ns2:val="none"/>
         </w:rPr>
         <w:t xml:space="preserve"> denunciante la </w:t>
       </w:r>
@@ -4499,7 +4499,7 @@
           <w:kern w:val="0"/>
           <w:shd w:val="clear" w:color="auto" w:fill="FFFFFF"/>
           <w:lang w:eastAsia="es-PE"/>
-          <w14:ligatures w14:val="none"/>
+          <ns2:ligatures ns2:val="none"/>
         </w:rPr>
         <w:t xml:space="preserve">póliza de Seguro de Vida Protección Familiar </w:t>
       </w:r>
@@ -4510,7 +4510,7 @@
           <w:kern w:val="0"/>
           <w:shd w:val="clear" w:color="auto" w:fill="FFFFFF"/>
           <w:lang w:eastAsia="es-PE"/>
-          <w14:ligatures w14:val="none"/>
+          <ns2:ligatures ns2:val="none"/>
         </w:rPr>
         <w:t/>
       </w:r>
@@ -4521,7 +4521,7 @@
           <w:kern w:val="0"/>
           <w:shd w:val="clear" w:color="auto" w:fill="FFFFFF"/>
           <w:lang w:eastAsia="es-PE"/>
-          <w14:ligatures w14:val="none"/>
+          <ns2:ligatures ns2:val="none"/>
         </w:rPr>
         <w:t xml:space="preserve"> V-1516143</w:t>
       </w:r>
@@ -4531,7 +4531,7 @@
           <w:kern w:val="0"/>
           <w:shd w:val="clear" w:color="auto" w:fill="FFFFFF"/>
           <w:lang w:eastAsia="es-PE"/>
-          <w14:ligatures w14:val="none"/>
+          <ns2:ligatures ns2:val="none"/>
         </w:rPr>
         <w:t>, generando cobro de las primas</w:t>
       </w:r>
@@ -4541,7 +4541,7 @@
           <w:kern w:val="0"/>
           <w:shd w:val="clear" w:color="auto" w:fill="FFFFFF"/>
           <w:lang w:eastAsia="es-PE"/>
-          <w14:ligatures w14:val="none"/>
+          <ns2:ligatures ns2:val="none"/>
         </w:rPr>
         <w:t>, pese a no tener su consentimiento</w:t>
       </w:r>
@@ -4551,23 +4551,23 @@
           <w:kern w:val="0"/>
           <w:shd w:val="clear" w:color="auto" w:fill="FFFFFF"/>
           <w:lang w:eastAsia="es-PE"/>
-          <w14:ligatures w14:val="none"/>
+          <ns2:ligatures ns2:val="none"/>
         </w:rPr>
         <w:t>.</w:t>
       </w:r>
     </w:p>
-    <w:p>
+    <w:p ns2:paraId="7667666F" ns2:textId="77777777">
       <w:pPr>
         <w:pStyle w:val="Prrafodelista"/>
         <w:rPr>
           <w:rFonts w:ascii="Arial Narrow" w:eastAsia="Calibri" w:hAnsi="Arial Narrow" w:cs="Arial Narrow"/>
           <w:kern w:val="0"/>
           <w:lang w:eastAsia="es-PE"/>
-          <w14:ligatures w14:val="none"/>
-        </w:rPr>
-      </w:pPr>
-    </w:p>
-    <w:p>
+          <ns2:ligatures ns2:val="none"/>
+        </w:rPr>
+      </w:pPr>
+    </w:p>
+    <w:p ns2:paraId="3171D0E3" ns2:textId="6CAB6DF4">
       <w:pPr>
         <w:pStyle w:val="Prrafodelista"/>
         <w:numPr>
@@ -4585,7 +4585,7 @@
           <w:rFonts w:ascii="Arial Narrow" w:eastAsia="Calibri" w:hAnsi="Arial Narrow" w:cs="Arial Narrow"/>
           <w:kern w:val="0"/>
           <w:lang w:eastAsia="es-PE"/>
-          <w14:ligatures w14:val="none"/>
+          <ns2:ligatures ns2:val="none"/>
         </w:rPr>
       </w:pPr>
       <w:r>
@@ -4594,7 +4594,7 @@
           <w:color w:val="000000"/>
           <w:kern w:val="0"/>
           <w:lang w:eastAsia="es-PE"/>
-          <w14:ligatures w14:val="none"/>
+          <ns2:ligatures ns2:val="none"/>
         </w:rPr>
         <w:t xml:space="preserve">Presunta infracción al </w:t>
       </w:r>
@@ -4604,7 +4604,7 @@
           <w:color w:val="000000"/>
           <w:kern w:val="0"/>
           <w:lang w:eastAsia="es-PE"/>
-          <w14:ligatures w14:val="none"/>
+          <ns2:ligatures ns2:val="none"/>
         </w:rPr>
         <w:t>literal b)</w:t>
       </w:r>
@@ -4614,7 +4614,7 @@
           <w:color w:val="000000"/>
           <w:kern w:val="0"/>
           <w:lang w:eastAsia="es-PE"/>
-          <w14:ligatures w14:val="none"/>
+          <ns2:ligatures ns2:val="none"/>
         </w:rPr>
         <w:t xml:space="preserve"> del artículo 56 de la Ley 29571, Código de Protección y Defensa del Consumidor</w:t>
       </w:r>
@@ -4624,7 +4624,7 @@
           <w:kern w:val="0"/>
           <w:shd w:val="clear" w:color="auto" w:fill="FFFFFF"/>
           <w:lang w:eastAsia="es-PE"/>
-          <w14:ligatures w14:val="none"/>
+          <ns2:ligatures ns2:val="none"/>
         </w:rPr>
         <w:t xml:space="preserve">, en tanto </w:t>
       </w:r>
@@ -4634,7 +4634,7 @@
           <w:kern w:val="0"/>
           <w:shd w:val="clear" w:color="auto" w:fill="FFFFFF"/>
           <w:lang w:eastAsia="es-PE"/>
-          <w14:ligatures w14:val="none"/>
+          <ns2:ligatures ns2:val="none"/>
         </w:rPr>
         <w:t>la compañía aseguradora habría contratado indebidamente a favor de</w:t>
       </w:r>
@@ -4644,7 +4644,7 @@
           <w:kern w:val="0"/>
           <w:shd w:val="clear" w:color="auto" w:fill="FFFFFF"/>
           <w:lang w:eastAsia="es-PE"/>
-          <w14:ligatures w14:val="none"/>
+          <ns2:ligatures ns2:val="none"/>
         </w:rPr>
         <w:t xml:space="preserve"> </w:t>
       </w:r>
@@ -4654,7 +4654,7 @@
           <w:kern w:val="0"/>
           <w:shd w:val="clear" w:color="auto" w:fill="FFFFFF"/>
           <w:lang w:eastAsia="es-PE"/>
-          <w14:ligatures w14:val="none"/>
+          <ns2:ligatures ns2:val="none"/>
         </w:rPr>
         <w:t>l</w:t>
       </w:r>
@@ -4664,7 +4664,7 @@
           <w:kern w:val="0"/>
           <w:shd w:val="clear" w:color="auto" w:fill="FFFFFF"/>
           <w:lang w:eastAsia="es-PE"/>
-          <w14:ligatures w14:val="none"/>
+          <ns2:ligatures ns2:val="none"/>
         </w:rPr>
         <w:t>a</w:t>
       </w:r>
@@ -4674,7 +4674,7 @@
           <w:kern w:val="0"/>
           <w:shd w:val="clear" w:color="auto" w:fill="FFFFFF"/>
           <w:lang w:eastAsia="es-PE"/>
-          <w14:ligatures w14:val="none"/>
+          <ns2:ligatures ns2:val="none"/>
         </w:rPr>
         <w:t xml:space="preserve"> denunciante </w:t>
       </w:r>
@@ -4684,7 +4684,7 @@
           <w:kern w:val="0"/>
           <w:shd w:val="clear" w:color="auto" w:fill="FFFFFF"/>
           <w:lang w:eastAsia="es-PE"/>
-          <w14:ligatures w14:val="none"/>
+          <ns2:ligatures ns2:val="none"/>
         </w:rPr>
         <w:t xml:space="preserve">la póliza de Seguro de Vida Protección Familiar </w:t>
       </w:r>
@@ -4695,7 +4695,7 @@
           <w:kern w:val="0"/>
           <w:shd w:val="clear" w:color="auto" w:fill="FFFFFF"/>
           <w:lang w:eastAsia="es-PE"/>
-          <w14:ligatures w14:val="none"/>
+          <ns2:ligatures ns2:val="none"/>
         </w:rPr>
         <w:t/>
       </w:r>
@@ -4706,7 +4706,7 @@
           <w:kern w:val="0"/>
           <w:shd w:val="clear" w:color="auto" w:fill="FFFFFF"/>
           <w:lang w:eastAsia="es-PE"/>
-          <w14:ligatures w14:val="none"/>
+          <ns2:ligatures ns2:val="none"/>
         </w:rPr>
         <w:t xml:space="preserve"> V-214646</w:t>
       </w:r>
@@ -4716,7 +4716,7 @@
           <w:kern w:val="0"/>
           <w:shd w:val="clear" w:color="auto" w:fill="FFFFFF"/>
           <w:lang w:eastAsia="es-PE"/>
-          <w14:ligatures w14:val="none"/>
+          <ns2:ligatures ns2:val="none"/>
         </w:rPr>
         <w:t>, pese a no tener su consentimiento</w:t>
       </w:r>
@@ -4726,23 +4726,23 @@
           <w:kern w:val="0"/>
           <w:shd w:val="clear" w:color="auto" w:fill="FFFFFF"/>
           <w:lang w:eastAsia="es-PE"/>
-          <w14:ligatures w14:val="none"/>
+          <ns2:ligatures ns2:val="none"/>
         </w:rPr>
         <w:t>.</w:t>
       </w:r>
     </w:p>
-    <w:p>
+    <w:p ns2:paraId="7B6E06BB" ns2:textId="77777777">
       <w:pPr>
         <w:pStyle w:val="Prrafodelista"/>
         <w:rPr>
           <w:rFonts w:ascii="Arial Narrow" w:eastAsia="Calibri" w:hAnsi="Arial Narrow" w:cs="Arial Narrow"/>
           <w:kern w:val="0"/>
           <w:lang w:eastAsia="es-PE"/>
-          <w14:ligatures w14:val="none"/>
-        </w:rPr>
-      </w:pPr>
-    </w:p>
-    <w:p>
+          <ns2:ligatures ns2:val="none"/>
+        </w:rPr>
+      </w:pPr>
+    </w:p>
+    <w:p ns2:paraId="3337B6D6" ns2:textId="1F5D108D">
       <w:pPr>
         <w:pStyle w:val="Prrafodelista"/>
         <w:numPr>
@@ -4760,7 +4760,7 @@
           <w:rFonts w:ascii="Arial Narrow" w:eastAsia="Calibri" w:hAnsi="Arial Narrow" w:cs="Arial Narrow"/>
           <w:kern w:val="0"/>
           <w:lang w:eastAsia="es-PE"/>
-          <w14:ligatures w14:val="none"/>
+          <ns2:ligatures ns2:val="none"/>
         </w:rPr>
       </w:pPr>
       <w:r>
@@ -4769,7 +4769,7 @@
           <w:color w:val="000000"/>
           <w:kern w:val="0"/>
           <w:lang w:eastAsia="es-PE"/>
-          <w14:ligatures w14:val="none"/>
+          <ns2:ligatures ns2:val="none"/>
         </w:rPr>
         <w:t xml:space="preserve">Presunta infracción al </w:t>
       </w:r>
@@ -4779,7 +4779,7 @@
           <w:color w:val="000000"/>
           <w:kern w:val="0"/>
           <w:lang w:eastAsia="es-PE"/>
-          <w14:ligatures w14:val="none"/>
+          <ns2:ligatures ns2:val="none"/>
         </w:rPr>
         <w:t>literal b)</w:t>
       </w:r>
@@ -4789,7 +4789,7 @@
           <w:color w:val="000000"/>
           <w:kern w:val="0"/>
           <w:lang w:eastAsia="es-PE"/>
-          <w14:ligatures w14:val="none"/>
+          <ns2:ligatures ns2:val="none"/>
         </w:rPr>
         <w:t xml:space="preserve"> del artículo 56 de la Ley 29571, Código de Protección y Defensa del Consumidor</w:t>
       </w:r>
@@ -4799,7 +4799,7 @@
           <w:kern w:val="0"/>
           <w:shd w:val="clear" w:color="auto" w:fill="FFFFFF"/>
           <w:lang w:eastAsia="es-PE"/>
-          <w14:ligatures w14:val="none"/>
+          <ns2:ligatures ns2:val="none"/>
         </w:rPr>
         <w:t xml:space="preserve">, en tanto </w:t>
       </w:r>
@@ -4809,7 +4809,7 @@
           <w:kern w:val="0"/>
           <w:shd w:val="clear" w:color="auto" w:fill="FFFFFF"/>
           <w:lang w:eastAsia="es-PE"/>
-          <w14:ligatures w14:val="none"/>
+          <ns2:ligatures ns2:val="none"/>
         </w:rPr>
         <w:t>la compañía aseguradora habría contratado indebidamente a favor de</w:t>
       </w:r>
@@ -4819,7 +4819,7 @@
           <w:kern w:val="0"/>
           <w:shd w:val="clear" w:color="auto" w:fill="FFFFFF"/>
           <w:lang w:eastAsia="es-PE"/>
-          <w14:ligatures w14:val="none"/>
+          <ns2:ligatures ns2:val="none"/>
         </w:rPr>
         <w:t xml:space="preserve"> </w:t>
       </w:r>
@@ -4829,7 +4829,7 @@
           <w:kern w:val="0"/>
           <w:shd w:val="clear" w:color="auto" w:fill="FFFFFF"/>
           <w:lang w:eastAsia="es-PE"/>
-          <w14:ligatures w14:val="none"/>
+          <ns2:ligatures ns2:val="none"/>
         </w:rPr>
         <w:t>l</w:t>
       </w:r>
@@ -4839,7 +4839,7 @@
           <w:kern w:val="0"/>
           <w:shd w:val="clear" w:color="auto" w:fill="FFFFFF"/>
           <w:lang w:eastAsia="es-PE"/>
-          <w14:ligatures w14:val="none"/>
+          <ns2:ligatures ns2:val="none"/>
         </w:rPr>
         <w:t>a</w:t>
       </w:r>
@@ -4849,7 +4849,7 @@
           <w:kern w:val="0"/>
           <w:shd w:val="clear" w:color="auto" w:fill="FFFFFF"/>
           <w:lang w:eastAsia="es-PE"/>
-          <w14:ligatures w14:val="none"/>
+          <ns2:ligatures ns2:val="none"/>
         </w:rPr>
         <w:t xml:space="preserve"> denunciante la </w:t>
       </w:r>
@@ -4859,7 +4859,7 @@
           <w:kern w:val="0"/>
           <w:shd w:val="clear" w:color="auto" w:fill="FFFFFF"/>
           <w:lang w:eastAsia="es-PE"/>
-          <w14:ligatures w14:val="none"/>
+          <ns2:ligatures ns2:val="none"/>
         </w:rPr>
         <w:t xml:space="preserve">póliza de Seguro de Sepelio </w:t>
       </w:r>
@@ -4870,7 +4870,7 @@
           <w:kern w:val="0"/>
           <w:shd w:val="clear" w:color="auto" w:fill="FFFFFF"/>
           <w:lang w:eastAsia="es-PE"/>
-          <w14:ligatures w14:val="none"/>
+          <ns2:ligatures ns2:val="none"/>
         </w:rPr>
         <w:t/>
       </w:r>
@@ -4881,7 +4881,7 @@
           <w:kern w:val="0"/>
           <w:shd w:val="clear" w:color="auto" w:fill="FFFFFF"/>
           <w:lang w:eastAsia="es-PE"/>
-          <w14:ligatures w14:val="none"/>
+          <ns2:ligatures ns2:val="none"/>
         </w:rPr>
         <w:t xml:space="preserve"> V-1733547</w:t>
       </w:r>
@@ -4891,7 +4891,7 @@
           <w:kern w:val="0"/>
           <w:shd w:val="clear" w:color="auto" w:fill="FFFFFF"/>
           <w:lang w:eastAsia="es-PE"/>
-          <w14:ligatures w14:val="none"/>
+          <ns2:ligatures ns2:val="none"/>
         </w:rPr>
         <w:t xml:space="preserve">, </w:t>
       </w:r>
@@ -4901,7 +4901,7 @@
           <w:kern w:val="0"/>
           <w:shd w:val="clear" w:color="auto" w:fill="FFFFFF"/>
           <w:lang w:eastAsia="es-PE"/>
-          <w14:ligatures w14:val="none"/>
+          <ns2:ligatures ns2:val="none"/>
         </w:rPr>
         <w:t>generando cobro de las primas, pese a no tener su consentimiento</w:t>
       </w:r>
@@ -4911,23 +4911,23 @@
           <w:kern w:val="0"/>
           <w:shd w:val="clear" w:color="auto" w:fill="FFFFFF"/>
           <w:lang w:eastAsia="es-PE"/>
-          <w14:ligatures w14:val="none"/>
+          <ns2:ligatures ns2:val="none"/>
         </w:rPr>
         <w:t>.</w:t>
       </w:r>
     </w:p>
-    <w:p>
+    <w:p ns2:paraId="6AF4F8FE" ns2:textId="77777777">
       <w:pPr>
         <w:pStyle w:val="Prrafodelista"/>
         <w:rPr>
           <w:rFonts w:ascii="Arial Narrow" w:eastAsia="Calibri" w:hAnsi="Arial Narrow" w:cs="Arial Narrow"/>
           <w:kern w:val="0"/>
           <w:lang w:eastAsia="es-PE"/>
-          <w14:ligatures w14:val="none"/>
-        </w:rPr>
-      </w:pPr>
-    </w:p>
-    <w:p>
+          <ns2:ligatures ns2:val="none"/>
+        </w:rPr>
+      </w:pPr>
+    </w:p>
+    <w:p ns2:paraId="216997E5" ns2:textId="08430267">
       <w:pPr>
         <w:pStyle w:val="Prrafodelista"/>
         <w:numPr>
@@ -4945,7 +4945,7 @@
           <w:rFonts w:ascii="Arial Narrow" w:eastAsia="Calibri" w:hAnsi="Arial Narrow" w:cs="Arial Narrow"/>
           <w:kern w:val="0"/>
           <w:lang w:eastAsia="es-PE"/>
-          <w14:ligatures w14:val="none"/>
+          <ns2:ligatures ns2:val="none"/>
         </w:rPr>
       </w:pPr>
       <w:r>
@@ -4954,7 +4954,7 @@
           <w:color w:val="000000"/>
           <w:kern w:val="0"/>
           <w:lang w:eastAsia="es-PE"/>
-          <w14:ligatures w14:val="none"/>
+          <ns2:ligatures ns2:val="none"/>
         </w:rPr>
         <w:t xml:space="preserve">Presunta infracción al </w:t>
       </w:r>
@@ -4964,7 +4964,7 @@
           <w:color w:val="000000"/>
           <w:kern w:val="0"/>
           <w:lang w:eastAsia="es-PE"/>
-          <w14:ligatures w14:val="none"/>
+          <ns2:ligatures ns2:val="none"/>
         </w:rPr>
         <w:t>literal b)</w:t>
       </w:r>
@@ -4974,7 +4974,7 @@
           <w:color w:val="000000"/>
           <w:kern w:val="0"/>
           <w:lang w:eastAsia="es-PE"/>
-          <w14:ligatures w14:val="none"/>
+          <ns2:ligatures ns2:val="none"/>
         </w:rPr>
         <w:t xml:space="preserve"> del artículo 56 de la Ley 29571, Código de Protección y Defensa del Consumidor</w:t>
       </w:r>
@@ -4984,7 +4984,7 @@
           <w:kern w:val="0"/>
           <w:shd w:val="clear" w:color="auto" w:fill="FFFFFF"/>
           <w:lang w:eastAsia="es-PE"/>
-          <w14:ligatures w14:val="none"/>
+          <ns2:ligatures ns2:val="none"/>
         </w:rPr>
         <w:t xml:space="preserve">, en tanto </w:t>
       </w:r>
@@ -4994,7 +4994,7 @@
           <w:kern w:val="0"/>
           <w:shd w:val="clear" w:color="auto" w:fill="FFFFFF"/>
           <w:lang w:eastAsia="es-PE"/>
-          <w14:ligatures w14:val="none"/>
+          <ns2:ligatures ns2:val="none"/>
         </w:rPr>
         <w:t>la compañía aseguradora habría contratado indebidamente a favor de</w:t>
       </w:r>
@@ -5004,7 +5004,7 @@
           <w:kern w:val="0"/>
           <w:shd w:val="clear" w:color="auto" w:fill="FFFFFF"/>
           <w:lang w:eastAsia="es-PE"/>
-          <w14:ligatures w14:val="none"/>
+          <ns2:ligatures ns2:val="none"/>
         </w:rPr>
         <w:t xml:space="preserve"> </w:t>
       </w:r>
@@ -5014,7 +5014,7 @@
           <w:kern w:val="0"/>
           <w:shd w:val="clear" w:color="auto" w:fill="FFFFFF"/>
           <w:lang w:eastAsia="es-PE"/>
-          <w14:ligatures w14:val="none"/>
+          <ns2:ligatures ns2:val="none"/>
         </w:rPr>
         <w:t>l</w:t>
       </w:r>
@@ -5024,7 +5024,7 @@
           <w:kern w:val="0"/>
           <w:shd w:val="clear" w:color="auto" w:fill="FFFFFF"/>
           <w:lang w:eastAsia="es-PE"/>
-          <w14:ligatures w14:val="none"/>
+          <ns2:ligatures ns2:val="none"/>
         </w:rPr>
         <w:t>a</w:t>
       </w:r>
@@ -5034,7 +5034,7 @@
           <w:kern w:val="0"/>
           <w:shd w:val="clear" w:color="auto" w:fill="FFFFFF"/>
           <w:lang w:eastAsia="es-PE"/>
-          <w14:ligatures w14:val="none"/>
+          <ns2:ligatures ns2:val="none"/>
         </w:rPr>
         <w:t xml:space="preserve"> denunciante la </w:t>
       </w:r>
@@ -5044,7 +5044,7 @@
           <w:kern w:val="0"/>
           <w:shd w:val="clear" w:color="auto" w:fill="FFFFFF"/>
           <w:lang w:eastAsia="es-PE"/>
-          <w14:ligatures w14:val="none"/>
+          <ns2:ligatures ns2:val="none"/>
         </w:rPr>
         <w:t xml:space="preserve">póliza de Seguro </w:t>
       </w:r>
@@ -5054,7 +5054,7 @@
           <w:kern w:val="0"/>
           <w:shd w:val="clear" w:color="auto" w:fill="FFFFFF"/>
           <w:lang w:eastAsia="es-PE"/>
-          <w14:ligatures w14:val="none"/>
+          <ns2:ligatures ns2:val="none"/>
         </w:rPr>
         <w:t>Oncológico</w:t>
       </w:r>
@@ -5064,7 +5064,7 @@
           <w:kern w:val="0"/>
           <w:shd w:val="clear" w:color="auto" w:fill="FFFFFF"/>
           <w:lang w:eastAsia="es-PE"/>
-          <w14:ligatures w14:val="none"/>
+          <ns2:ligatures ns2:val="none"/>
         </w:rPr>
         <w:t xml:space="preserve"> </w:t>
       </w:r>
@@ -5075,7 +5075,7 @@
           <w:kern w:val="0"/>
           <w:shd w:val="clear" w:color="auto" w:fill="FFFFFF"/>
           <w:lang w:eastAsia="es-PE"/>
-          <w14:ligatures w14:val="none"/>
+          <ns2:ligatures ns2:val="none"/>
         </w:rPr>
         <w:t/>
       </w:r>
@@ -5086,7 +5086,7 @@
           <w:kern w:val="0"/>
           <w:shd w:val="clear" w:color="auto" w:fill="FFFFFF"/>
           <w:lang w:eastAsia="es-PE"/>
-          <w14:ligatures w14:val="none"/>
+          <ns2:ligatures ns2:val="none"/>
         </w:rPr>
         <w:t xml:space="preserve"> V-689928</w:t>
       </w:r>
@@ -5096,7 +5096,7 @@
           <w:kern w:val="0"/>
           <w:shd w:val="clear" w:color="auto" w:fill="FFFFFF"/>
           <w:lang w:eastAsia="es-PE"/>
-          <w14:ligatures w14:val="none"/>
+          <ns2:ligatures ns2:val="none"/>
         </w:rPr>
         <w:t xml:space="preserve">, </w:t>
       </w:r>
@@ -5106,7 +5106,7 @@
           <w:kern w:val="0"/>
           <w:shd w:val="clear" w:color="auto" w:fill="FFFFFF"/>
           <w:lang w:eastAsia="es-PE"/>
-          <w14:ligatures w14:val="none"/>
+          <ns2:ligatures ns2:val="none"/>
         </w:rPr>
         <w:t>generando cobro de las primas, pese a no tener su consentimiento</w:t>
       </w:r>
@@ -5116,23 +5116,23 @@
           <w:kern w:val="0"/>
           <w:shd w:val="clear" w:color="auto" w:fill="FFFFFF"/>
           <w:lang w:eastAsia="es-PE"/>
-          <w14:ligatures w14:val="none"/>
+          <ns2:ligatures ns2:val="none"/>
         </w:rPr>
         <w:t>.</w:t>
       </w:r>
     </w:p>
-    <w:p>
+    <w:p ns2:paraId="3259ED7A" ns2:textId="77777777">
       <w:pPr>
         <w:pStyle w:val="Prrafodelista"/>
         <w:rPr>
           <w:rFonts w:ascii="Arial Narrow" w:eastAsia="Calibri" w:hAnsi="Arial Narrow" w:cs="Arial Narrow"/>
           <w:kern w:val="0"/>
           <w:lang w:eastAsia="es-PE"/>
-          <w14:ligatures w14:val="none"/>
-        </w:rPr>
-      </w:pPr>
-    </w:p>
-    <w:p>
+          <ns2:ligatures ns2:val="none"/>
+        </w:rPr>
+      </w:pPr>
+    </w:p>
+    <w:p ns2:paraId="043CFA45" ns2:textId="7C52F137">
       <w:pPr>
         <w:pStyle w:val="Prrafodelista"/>
         <w:numPr>
@@ -5150,7 +5150,7 @@
           <w:rFonts w:ascii="Arial Narrow" w:eastAsia="Calibri" w:hAnsi="Arial Narrow" w:cs="Arial Narrow"/>
           <w:kern w:val="0"/>
           <w:lang w:eastAsia="es-PE"/>
-          <w14:ligatures w14:val="none"/>
+          <ns2:ligatures ns2:val="none"/>
         </w:rPr>
       </w:pPr>
       <w:r>
@@ -5159,7 +5159,7 @@
           <w:color w:val="000000"/>
           <w:kern w:val="0"/>
           <w:lang w:eastAsia="es-PE"/>
-          <w14:ligatures w14:val="none"/>
+          <ns2:ligatures ns2:val="none"/>
         </w:rPr>
         <w:t xml:space="preserve">Presunta infracción al </w:t>
       </w:r>
@@ -5169,7 +5169,7 @@
           <w:color w:val="000000"/>
           <w:kern w:val="0"/>
           <w:lang w:eastAsia="es-PE"/>
-          <w14:ligatures w14:val="none"/>
+          <ns2:ligatures ns2:val="none"/>
         </w:rPr>
         <w:t>literal b)</w:t>
       </w:r>
@@ -5179,7 +5179,7 @@
           <w:color w:val="000000"/>
           <w:kern w:val="0"/>
           <w:lang w:eastAsia="es-PE"/>
-          <w14:ligatures w14:val="none"/>
+          <ns2:ligatures ns2:val="none"/>
         </w:rPr>
         <w:t xml:space="preserve"> del artículo 56 de la Ley 29571, Código de Protección y Defensa del Consumidor</w:t>
       </w:r>
@@ -5189,7 +5189,7 @@
           <w:kern w:val="0"/>
           <w:shd w:val="clear" w:color="auto" w:fill="FFFFFF"/>
           <w:lang w:eastAsia="es-PE"/>
-          <w14:ligatures w14:val="none"/>
+          <ns2:ligatures ns2:val="none"/>
         </w:rPr>
         <w:t xml:space="preserve">, en tanto </w:t>
       </w:r>
@@ -5199,7 +5199,7 @@
           <w:kern w:val="0"/>
           <w:shd w:val="clear" w:color="auto" w:fill="FFFFFF"/>
           <w:lang w:eastAsia="es-PE"/>
-          <w14:ligatures w14:val="none"/>
+          <ns2:ligatures ns2:val="none"/>
         </w:rPr>
         <w:t>la compañía aseguradora habría contratado indebidamente a favor de</w:t>
       </w:r>
@@ -5209,7 +5209,7 @@
           <w:kern w:val="0"/>
           <w:shd w:val="clear" w:color="auto" w:fill="FFFFFF"/>
           <w:lang w:eastAsia="es-PE"/>
-          <w14:ligatures w14:val="none"/>
+          <ns2:ligatures ns2:val="none"/>
         </w:rPr>
         <w:t xml:space="preserve"> </w:t>
       </w:r>
@@ -5219,7 +5219,7 @@
           <w:kern w:val="0"/>
           <w:shd w:val="clear" w:color="auto" w:fill="FFFFFF"/>
           <w:lang w:eastAsia="es-PE"/>
-          <w14:ligatures w14:val="none"/>
+          <ns2:ligatures ns2:val="none"/>
         </w:rPr>
         <w:t>l</w:t>
       </w:r>
@@ -5229,7 +5229,7 @@
           <w:kern w:val="0"/>
           <w:shd w:val="clear" w:color="auto" w:fill="FFFFFF"/>
           <w:lang w:eastAsia="es-PE"/>
-          <w14:ligatures w14:val="none"/>
+          <ns2:ligatures ns2:val="none"/>
         </w:rPr>
         <w:t>a</w:t>
       </w:r>
@@ -5239,7 +5239,7 @@
           <w:kern w:val="0"/>
           <w:shd w:val="clear" w:color="auto" w:fill="FFFFFF"/>
           <w:lang w:eastAsia="es-PE"/>
-          <w14:ligatures w14:val="none"/>
+          <ns2:ligatures ns2:val="none"/>
         </w:rPr>
         <w:t xml:space="preserve"> denunciante la </w:t>
       </w:r>
@@ -5249,7 +5249,7 @@
           <w:color w:val="000000"/>
           <w:kern w:val="0"/>
           <w:lang w:val="es-ES" w:eastAsia="es-ES"/>
-          <w14:ligatures w14:val="none"/>
+          <ns2:ligatures ns2:val="none"/>
         </w:rPr>
         <w:t xml:space="preserve">póliza de Seguro </w:t>
       </w:r>
@@ -5259,7 +5259,7 @@
           <w:color w:val="000000"/>
           <w:kern w:val="0"/>
           <w:lang w:val="es-ES" w:eastAsia="es-ES"/>
-          <w14:ligatures w14:val="none"/>
+          <ns2:ligatures ns2:val="none"/>
         </w:rPr>
         <w:t>Oncológico</w:t>
       </w:r>
@@ -5269,7 +5269,7 @@
           <w:color w:val="000000"/>
           <w:kern w:val="0"/>
           <w:lang w:val="es-ES" w:eastAsia="es-ES"/>
-          <w14:ligatures w14:val="none"/>
+          <ns2:ligatures ns2:val="none"/>
         </w:rPr>
         <w:t xml:space="preserve"> </w:t>
       </w:r>
@@ -5280,7 +5280,7 @@
           <w:color w:val="000000"/>
           <w:kern w:val="0"/>
           <w:lang w:val="es-ES" w:eastAsia="es-ES"/>
-          <w14:ligatures w14:val="none"/>
+          <ns2:ligatures ns2:val="none"/>
         </w:rPr>
         <w:t/>
       </w:r>
@@ -5291,7 +5291,7 @@
           <w:color w:val="000000"/>
           <w:kern w:val="0"/>
           <w:lang w:val="es-ES" w:eastAsia="es-ES"/>
-          <w14:ligatures w14:val="none"/>
+          <ns2:ligatures ns2:val="none"/>
         </w:rPr>
         <w:t xml:space="preserve"> V-1719112</w:t>
       </w:r>
@@ -5301,7 +5301,7 @@
           <w:kern w:val="0"/>
           <w:shd w:val="clear" w:color="auto" w:fill="FFFFFF"/>
           <w:lang w:eastAsia="es-PE"/>
-          <w14:ligatures w14:val="none"/>
+          <ns2:ligatures ns2:val="none"/>
         </w:rPr>
         <w:t xml:space="preserve">, </w:t>
       </w:r>
@@ -5311,12 +5311,12 @@
           <w:kern w:val="0"/>
           <w:shd w:val="clear" w:color="auto" w:fill="FFFFFF"/>
           <w:lang w:eastAsia="es-PE"/>
-          <w14:ligatures w14:val="none"/>
+          <ns2:ligatures ns2:val="none"/>
         </w:rPr>
         <w:t>generando cobro de las primas, pese a no tener su consentimiento.</w:t>
       </w:r>
     </w:p>
-    <w:p>
+    <w:p ns2:paraId="163CBB5D" ns2:textId="77777777">
       <w:pPr>
         <w:spacing w:after="0" w:line="240" w:lineRule="auto"/>
         <w:jc w:val="both"/>
@@ -5324,11 +5324,11 @@
           <w:rFonts w:ascii="Arial Narrow" w:eastAsia="Calibri" w:hAnsi="Arial Narrow" w:cs="Arial Narrow"/>
           <w:kern w:val="0"/>
           <w:lang w:eastAsia="es-PE"/>
-          <w14:ligatures w14:val="none"/>
-        </w:rPr>
-      </w:pPr>
-    </w:p>
-    <w:p>
+          <ns2:ligatures ns2:val="none"/>
+        </w:rPr>
+      </w:pPr>
+    </w:p>
+    <w:p ns2:paraId="0B0291C5" ns2:textId="5D6F96AD">
       <w:pPr>
         <w:pStyle w:val="Prrafodelista"/>
         <w:numPr>
@@ -5345,14 +5345,14 @@
         <w:rPr>
           <w:rFonts w:ascii="Arial Narrow" w:eastAsia="Arial Narrow" w:hAnsi="Arial Narrow" w:cs="Arial Narrow"/>
           <w:kern w:val="0"/>
-          <w14:ligatures w14:val="none"/>
-        </w:rPr>
-      </w:pPr>
-      <w:r>
-        <w:rPr>
-          <w:rFonts w:ascii="Arial Narrow" w:eastAsia="Arial Narrow" w:hAnsi="Arial Narrow" w:cs="Arial Narrow"/>
-          <w:kern w:val="0"/>
-          <w14:ligatures w14:val="none"/>
+          <ns2:ligatures ns2:val="none"/>
+        </w:rPr>
+      </w:pPr>
+      <w:r>
+        <w:rPr>
+          <w:rFonts w:ascii="Arial Narrow" w:eastAsia="Arial Narrow" w:hAnsi="Arial Narrow" w:cs="Arial Narrow"/>
+          <w:kern w:val="0"/>
+          <ns2:ligatures ns2:val="none"/>
         </w:rPr>
         <w:t xml:space="preserve">Presunta </w:t>
       </w:r>
@@ -5362,7 +5362,7 @@
           <w:kern w:val="0"/>
           <w:shd w:val="clear" w:color="auto" w:fill="FFFFFF"/>
           <w:lang w:eastAsia="es-PE"/>
-          <w14:ligatures w14:val="none"/>
+          <ns2:ligatures ns2:val="none"/>
         </w:rPr>
         <w:t>infracción al literal e) del artículo 47</w:t>
       </w:r>
@@ -5373,7 +5373,7 @@
           <w:color w:val="000000"/>
           <w:kern w:val="0"/>
           <w:lang w:eastAsia="es-PE"/>
-          <w14:ligatures w14:val="none"/>
+          <ns2:ligatures ns2:val="none"/>
         </w:rPr>
         <w:t/>
       </w:r>
@@ -5383,7 +5383,7 @@
           <w:kern w:val="0"/>
           <w:shd w:val="clear" w:color="auto" w:fill="FFFFFF"/>
           <w:lang w:eastAsia="es-PE"/>
-          <w14:ligatures w14:val="none"/>
+          <ns2:ligatures ns2:val="none"/>
         </w:rPr>
         <w:t xml:space="preserve"> </w:t>
       </w:r>
@@ -5391,7 +5391,7 @@
         <w:rPr>
           <w:rFonts w:ascii="Arial Narrow" w:eastAsia="Calibri" w:hAnsi="Arial Narrow" w:cs="Arial"/>
           <w:kern w:val="0"/>
-          <w14:ligatures w14:val="none"/>
+          <ns2:ligatures ns2:val="none"/>
         </w:rPr>
         <w:t>de</w:t>
       </w:r>
@@ -5401,7 +5401,7 @@
           <w:kern w:val="0"/>
           <w:shd w:val="clear" w:color="auto" w:fill="FFFFFF"/>
           <w:lang w:eastAsia="es-PE"/>
-          <w14:ligatures w14:val="none"/>
+          <ns2:ligatures ns2:val="none"/>
         </w:rPr>
         <w:t xml:space="preserve"> la Ley 29571, Código de Protección y Defensa del Consumidor, </w:t>
       </w:r>
@@ -5412,7 +5412,7 @@
           <w:color w:val="000000"/>
           <w:kern w:val="0"/>
           <w:lang w:eastAsia="es-PE"/>
-          <w14:ligatures w14:val="none"/>
+          <ns2:ligatures ns2:val="none"/>
         </w:rPr>
         <w:t xml:space="preserve">en tanto </w:t>
       </w:r>
@@ -5420,7 +5420,7 @@
         <w:rPr>
           <w:rFonts w:ascii="Arial Narrow" w:eastAsia="Arial Narrow" w:hAnsi="Arial Narrow" w:cs="Arial Narrow"/>
           <w:kern w:val="0"/>
-          <w14:ligatures w14:val="none"/>
+          <ns2:ligatures ns2:val="none"/>
         </w:rPr>
         <w:t>la compañía aseguradora no habría cumplido oportunamente con entregar a</w:t>
       </w:r>
@@ -5428,7 +5428,7 @@
         <w:rPr>
           <w:rFonts w:ascii="Arial Narrow" w:eastAsia="Arial Narrow" w:hAnsi="Arial Narrow" w:cs="Arial Narrow"/>
           <w:kern w:val="0"/>
-          <w14:ligatures w14:val="none"/>
+          <ns2:ligatures ns2:val="none"/>
         </w:rPr>
         <w:t xml:space="preserve"> </w:t>
       </w:r>
@@ -5436,7 +5436,7 @@
         <w:rPr>
           <w:rFonts w:ascii="Arial Narrow" w:eastAsia="Arial Narrow" w:hAnsi="Arial Narrow" w:cs="Arial Narrow"/>
           <w:kern w:val="0"/>
-          <w14:ligatures w14:val="none"/>
+          <ns2:ligatures ns2:val="none"/>
         </w:rPr>
         <w:t>l</w:t>
       </w:r>
@@ -5444,7 +5444,7 @@
         <w:rPr>
           <w:rFonts w:ascii="Arial Narrow" w:eastAsia="Arial Narrow" w:hAnsi="Arial Narrow" w:cs="Arial Narrow"/>
           <w:kern w:val="0"/>
-          <w14:ligatures w14:val="none"/>
+          <ns2:ligatures ns2:val="none"/>
         </w:rPr>
         <w:t>a</w:t>
       </w:r>
@@ -5452,7 +5452,7 @@
         <w:rPr>
           <w:rFonts w:ascii="Arial Narrow" w:eastAsia="Arial Narrow" w:hAnsi="Arial Narrow" w:cs="Arial Narrow"/>
           <w:kern w:val="0"/>
-          <w14:ligatures w14:val="none"/>
+          <ns2:ligatures ns2:val="none"/>
         </w:rPr>
         <w:t xml:space="preserve"> denunciante la </w:t>
       </w:r>
@@ -5462,7 +5462,7 @@
           <w:kern w:val="0"/>
           <w:shd w:val="clear" w:color="auto" w:fill="FFFFFF"/>
           <w:lang w:eastAsia="es-PE"/>
-          <w14:ligatures w14:val="none"/>
+          <ns2:ligatures ns2:val="none"/>
         </w:rPr>
         <w:t xml:space="preserve">póliza de Seguro de Vida Protección Familiar </w:t>
       </w:r>
@@ -5473,7 +5473,7 @@
           <w:kern w:val="0"/>
           <w:shd w:val="clear" w:color="auto" w:fill="FFFFFF"/>
           <w:lang w:eastAsia="es-PE"/>
-          <w14:ligatures w14:val="none"/>
+          <ns2:ligatures ns2:val="none"/>
         </w:rPr>
         <w:t/>
       </w:r>
@@ -5484,7 +5484,7 @@
           <w:kern w:val="0"/>
           <w:shd w:val="clear" w:color="auto" w:fill="FFFFFF"/>
           <w:lang w:eastAsia="es-PE"/>
-          <w14:ligatures w14:val="none"/>
+          <ns2:ligatures ns2:val="none"/>
         </w:rPr>
         <w:t xml:space="preserve"> V-1516143</w:t>
       </w:r>
@@ -5494,22 +5494,22 @@
           <w:color w:val="000000"/>
           <w:kern w:val="0"/>
           <w:lang w:eastAsia="es-ES"/>
-          <w14:ligatures w14:val="none"/>
+          <ns2:ligatures ns2:val="none"/>
         </w:rPr>
         <w:t>.</w:t>
       </w:r>
     </w:p>
-    <w:p>
+    <w:p ns2:paraId="4AEA2F19" ns2:textId="77777777">
       <w:pPr>
         <w:pStyle w:val="Prrafodelista"/>
         <w:rPr>
           <w:rFonts w:ascii="Arial Narrow" w:eastAsia="Arial Narrow" w:hAnsi="Arial Narrow" w:cs="Arial Narrow"/>
           <w:kern w:val="0"/>
-          <w14:ligatures w14:val="none"/>
-        </w:rPr>
-      </w:pPr>
-    </w:p>
-    <w:p>
+          <ns2:ligatures ns2:val="none"/>
+        </w:rPr>
+      </w:pPr>
+    </w:p>
+    <w:p ns2:paraId="0245CD86" ns2:textId="04BC9A33">
       <w:pPr>
         <w:pStyle w:val="Prrafodelista"/>
         <w:numPr>
@@ -5526,14 +5526,14 @@
         <w:rPr>
           <w:rFonts w:ascii="Arial Narrow" w:eastAsia="Arial Narrow" w:hAnsi="Arial Narrow" w:cs="Arial Narrow"/>
           <w:kern w:val="0"/>
-          <w14:ligatures w14:val="none"/>
-        </w:rPr>
-      </w:pPr>
-      <w:r>
-        <w:rPr>
-          <w:rFonts w:ascii="Arial Narrow" w:eastAsia="Arial Narrow" w:hAnsi="Arial Narrow" w:cs="Arial Narrow"/>
-          <w:kern w:val="0"/>
-          <w14:ligatures w14:val="none"/>
+          <ns2:ligatures ns2:val="none"/>
+        </w:rPr>
+      </w:pPr>
+      <w:r>
+        <w:rPr>
+          <w:rFonts w:ascii="Arial Narrow" w:eastAsia="Arial Narrow" w:hAnsi="Arial Narrow" w:cs="Arial Narrow"/>
+          <w:kern w:val="0"/>
+          <ns2:ligatures ns2:val="none"/>
         </w:rPr>
         <w:t xml:space="preserve">Presunta </w:t>
       </w:r>
@@ -5543,7 +5543,7 @@
           <w:kern w:val="0"/>
           <w:shd w:val="clear" w:color="auto" w:fill="FFFFFF"/>
           <w:lang w:eastAsia="es-PE"/>
-          <w14:ligatures w14:val="none"/>
+          <ns2:ligatures ns2:val="none"/>
         </w:rPr>
         <w:t>infracción al literal e) del artículo 47</w:t>
       </w:r>
@@ -5554,7 +5554,7 @@
           <w:color w:val="000000"/>
           <w:kern w:val="0"/>
           <w:lang w:eastAsia="es-PE"/>
-          <w14:ligatures w14:val="none"/>
+          <ns2:ligatures ns2:val="none"/>
         </w:rPr>
         <w:t/>
       </w:r>
@@ -5564,7 +5564,7 @@
           <w:kern w:val="0"/>
           <w:shd w:val="clear" w:color="auto" w:fill="FFFFFF"/>
           <w:lang w:eastAsia="es-PE"/>
-          <w14:ligatures w14:val="none"/>
+          <ns2:ligatures ns2:val="none"/>
         </w:rPr>
         <w:t xml:space="preserve"> </w:t>
       </w:r>
@@ -5572,7 +5572,7 @@
         <w:rPr>
           <w:rFonts w:ascii="Arial Narrow" w:eastAsia="Calibri" w:hAnsi="Arial Narrow" w:cs="Arial"/>
           <w:kern w:val="0"/>
-          <w14:ligatures w14:val="none"/>
+          <ns2:ligatures ns2:val="none"/>
         </w:rPr>
         <w:t>de</w:t>
       </w:r>
@@ -5582,7 +5582,7 @@
           <w:kern w:val="0"/>
           <w:shd w:val="clear" w:color="auto" w:fill="FFFFFF"/>
           <w:lang w:eastAsia="es-PE"/>
-          <w14:ligatures w14:val="none"/>
+          <ns2:ligatures ns2:val="none"/>
         </w:rPr>
         <w:t xml:space="preserve"> la Ley 29571, Código de Protección y Defensa del Consumidor, </w:t>
       </w:r>
@@ -5593,7 +5593,7 @@
           <w:color w:val="000000"/>
           <w:kern w:val="0"/>
           <w:lang w:eastAsia="es-PE"/>
-          <w14:ligatures w14:val="none"/>
+          <ns2:ligatures ns2:val="none"/>
         </w:rPr>
         <w:t xml:space="preserve">en tanto </w:t>
       </w:r>
@@ -5601,7 +5601,7 @@
         <w:rPr>
           <w:rFonts w:ascii="Arial Narrow" w:eastAsia="Arial Narrow" w:hAnsi="Arial Narrow" w:cs="Arial Narrow"/>
           <w:kern w:val="0"/>
-          <w14:ligatures w14:val="none"/>
+          <ns2:ligatures ns2:val="none"/>
         </w:rPr>
         <w:t>la compañía aseguradora no habría cumplido oportunamente con entregar a</w:t>
       </w:r>
@@ -5609,7 +5609,7 @@
         <w:rPr>
           <w:rFonts w:ascii="Arial Narrow" w:eastAsia="Arial Narrow" w:hAnsi="Arial Narrow" w:cs="Arial Narrow"/>
           <w:kern w:val="0"/>
-          <w14:ligatures w14:val="none"/>
+          <ns2:ligatures ns2:val="none"/>
         </w:rPr>
         <w:t xml:space="preserve"> </w:t>
       </w:r>
@@ -5617,7 +5617,7 @@
         <w:rPr>
           <w:rFonts w:ascii="Arial Narrow" w:eastAsia="Arial Narrow" w:hAnsi="Arial Narrow" w:cs="Arial Narrow"/>
           <w:kern w:val="0"/>
-          <w14:ligatures w14:val="none"/>
+          <ns2:ligatures ns2:val="none"/>
         </w:rPr>
         <w:t>l</w:t>
       </w:r>
@@ -5625,7 +5625,7 @@
         <w:rPr>
           <w:rFonts w:ascii="Arial Narrow" w:eastAsia="Arial Narrow" w:hAnsi="Arial Narrow" w:cs="Arial Narrow"/>
           <w:kern w:val="0"/>
-          <w14:ligatures w14:val="none"/>
+          <ns2:ligatures ns2:val="none"/>
         </w:rPr>
         <w:t>a</w:t>
       </w:r>
@@ -5633,7 +5633,7 @@
         <w:rPr>
           <w:rFonts w:ascii="Arial Narrow" w:eastAsia="Arial Narrow" w:hAnsi="Arial Narrow" w:cs="Arial Narrow"/>
           <w:kern w:val="0"/>
-          <w14:ligatures w14:val="none"/>
+          <ns2:ligatures ns2:val="none"/>
         </w:rPr>
         <w:t xml:space="preserve"> denunciante </w:t>
       </w:r>
@@ -5643,7 +5643,7 @@
           <w:kern w:val="0"/>
           <w:shd w:val="clear" w:color="auto" w:fill="FFFFFF"/>
           <w:lang w:eastAsia="es-PE"/>
-          <w14:ligatures w14:val="none"/>
+          <ns2:ligatures ns2:val="none"/>
         </w:rPr>
         <w:t xml:space="preserve">la póliza de Seguro de Vida Protección Familiar </w:t>
       </w:r>
@@ -5654,7 +5654,7 @@
           <w:kern w:val="0"/>
           <w:shd w:val="clear" w:color="auto" w:fill="FFFFFF"/>
           <w:lang w:eastAsia="es-PE"/>
-          <w14:ligatures w14:val="none"/>
+          <ns2:ligatures ns2:val="none"/>
         </w:rPr>
         <w:t/>
       </w:r>
@@ -5665,7 +5665,7 @@
           <w:kern w:val="0"/>
           <w:shd w:val="clear" w:color="auto" w:fill="FFFFFF"/>
           <w:lang w:eastAsia="es-PE"/>
-          <w14:ligatures w14:val="none"/>
+          <ns2:ligatures ns2:val="none"/>
         </w:rPr>
         <w:t xml:space="preserve"> V-214646</w:t>
       </w:r>
@@ -5675,22 +5675,22 @@
           <w:color w:val="000000"/>
           <w:kern w:val="0"/>
           <w:lang w:eastAsia="es-ES"/>
-          <w14:ligatures w14:val="none"/>
+          <ns2:ligatures ns2:val="none"/>
         </w:rPr>
         <w:t>.</w:t>
       </w:r>
     </w:p>
-    <w:p>
+    <w:p ns2:paraId="1EB1F8AB" ns2:textId="77777777">
       <w:pPr>
         <w:pStyle w:val="Prrafodelista"/>
         <w:rPr>
           <w:rFonts w:ascii="Arial Narrow" w:eastAsia="Arial Narrow" w:hAnsi="Arial Narrow" w:cs="Arial Narrow"/>
           <w:kern w:val="0"/>
-          <w14:ligatures w14:val="none"/>
-        </w:rPr>
-      </w:pPr>
-    </w:p>
-    <w:p>
+          <ns2:ligatures ns2:val="none"/>
+        </w:rPr>
+      </w:pPr>
+    </w:p>
+    <w:p ns2:paraId="76A4788F" ns2:textId="522DFB33">
       <w:pPr>
         <w:pStyle w:val="Prrafodelista"/>
         <w:numPr>
@@ -5707,14 +5707,14 @@
         <w:rPr>
           <w:rFonts w:ascii="Arial Narrow" w:eastAsia="Arial Narrow" w:hAnsi="Arial Narrow" w:cs="Arial Narrow"/>
           <w:kern w:val="0"/>
-          <w14:ligatures w14:val="none"/>
-        </w:rPr>
-      </w:pPr>
-      <w:r>
-        <w:rPr>
-          <w:rFonts w:ascii="Arial Narrow" w:eastAsia="Arial Narrow" w:hAnsi="Arial Narrow" w:cs="Arial Narrow"/>
-          <w:kern w:val="0"/>
-          <w14:ligatures w14:val="none"/>
+          <ns2:ligatures ns2:val="none"/>
+        </w:rPr>
+      </w:pPr>
+      <w:r>
+        <w:rPr>
+          <w:rFonts w:ascii="Arial Narrow" w:eastAsia="Arial Narrow" w:hAnsi="Arial Narrow" w:cs="Arial Narrow"/>
+          <w:kern w:val="0"/>
+          <ns2:ligatures ns2:val="none"/>
         </w:rPr>
         <w:t xml:space="preserve">Presunta </w:t>
       </w:r>
@@ -5724,7 +5724,7 @@
           <w:kern w:val="0"/>
           <w:shd w:val="clear" w:color="auto" w:fill="FFFFFF"/>
           <w:lang w:eastAsia="es-PE"/>
-          <w14:ligatures w14:val="none"/>
+          <ns2:ligatures ns2:val="none"/>
         </w:rPr>
         <w:t>infracción al literal e) del artículo 47</w:t>
       </w:r>
@@ -5735,7 +5735,7 @@
           <w:color w:val="000000"/>
           <w:kern w:val="0"/>
           <w:lang w:eastAsia="es-PE"/>
-          <w14:ligatures w14:val="none"/>
+          <ns2:ligatures ns2:val="none"/>
         </w:rPr>
         <w:t/>
       </w:r>
@@ -5745,7 +5745,7 @@
           <w:kern w:val="0"/>
           <w:shd w:val="clear" w:color="auto" w:fill="FFFFFF"/>
           <w:lang w:eastAsia="es-PE"/>
-          <w14:ligatures w14:val="none"/>
+          <ns2:ligatures ns2:val="none"/>
         </w:rPr>
         <w:t xml:space="preserve"> </w:t>
       </w:r>
@@ -5753,7 +5753,7 @@
         <w:rPr>
           <w:rFonts w:ascii="Arial Narrow" w:eastAsia="Calibri" w:hAnsi="Arial Narrow" w:cs="Arial"/>
           <w:kern w:val="0"/>
-          <w14:ligatures w14:val="none"/>
+          <ns2:ligatures ns2:val="none"/>
         </w:rPr>
         <w:t>de</w:t>
       </w:r>
@@ -5763,7 +5763,7 @@
           <w:kern w:val="0"/>
           <w:shd w:val="clear" w:color="auto" w:fill="FFFFFF"/>
           <w:lang w:eastAsia="es-PE"/>
-          <w14:ligatures w14:val="none"/>
+          <ns2:ligatures ns2:val="none"/>
         </w:rPr>
         <w:t xml:space="preserve"> la Ley 29571, Código de Protección y Defensa del Consumidor, </w:t>
       </w:r>
@@ -5774,7 +5774,7 @@
           <w:color w:val="000000"/>
           <w:kern w:val="0"/>
           <w:lang w:eastAsia="es-PE"/>
-          <w14:ligatures w14:val="none"/>
+          <ns2:ligatures ns2:val="none"/>
         </w:rPr>
         <w:t xml:space="preserve">en tanto </w:t>
       </w:r>
@@ -5782,7 +5782,7 @@
         <w:rPr>
           <w:rFonts w:ascii="Arial Narrow" w:eastAsia="Arial Narrow" w:hAnsi="Arial Narrow" w:cs="Arial Narrow"/>
           <w:kern w:val="0"/>
-          <w14:ligatures w14:val="none"/>
+          <ns2:ligatures ns2:val="none"/>
         </w:rPr>
         <w:t>la compañía aseguradora no habría cumplido oportunamente con entregar a</w:t>
       </w:r>
@@ -5790,7 +5790,7 @@
         <w:rPr>
           <w:rFonts w:ascii="Arial Narrow" w:eastAsia="Arial Narrow" w:hAnsi="Arial Narrow" w:cs="Arial Narrow"/>
           <w:kern w:val="0"/>
-          <w14:ligatures w14:val="none"/>
+          <ns2:ligatures ns2:val="none"/>
         </w:rPr>
         <w:t xml:space="preserve"> </w:t>
       </w:r>
@@ -5798,7 +5798,7 @@
         <w:rPr>
           <w:rFonts w:ascii="Arial Narrow" w:eastAsia="Arial Narrow" w:hAnsi="Arial Narrow" w:cs="Arial Narrow"/>
           <w:kern w:val="0"/>
-          <w14:ligatures w14:val="none"/>
+          <ns2:ligatures ns2:val="none"/>
         </w:rPr>
         <w:t>l</w:t>
       </w:r>
@@ -5806,7 +5806,7 @@
         <w:rPr>
           <w:rFonts w:ascii="Arial Narrow" w:eastAsia="Arial Narrow" w:hAnsi="Arial Narrow" w:cs="Arial Narrow"/>
           <w:kern w:val="0"/>
-          <w14:ligatures w14:val="none"/>
+          <ns2:ligatures ns2:val="none"/>
         </w:rPr>
         <w:t>a</w:t>
       </w:r>
@@ -5814,7 +5814,7 @@
         <w:rPr>
           <w:rFonts w:ascii="Arial Narrow" w:eastAsia="Arial Narrow" w:hAnsi="Arial Narrow" w:cs="Arial Narrow"/>
           <w:kern w:val="0"/>
-          <w14:ligatures w14:val="none"/>
+          <ns2:ligatures ns2:val="none"/>
         </w:rPr>
         <w:t xml:space="preserve"> denunciante la </w:t>
       </w:r>
@@ -5824,7 +5824,7 @@
           <w:kern w:val="0"/>
           <w:shd w:val="clear" w:color="auto" w:fill="FFFFFF"/>
           <w:lang w:eastAsia="es-PE"/>
-          <w14:ligatures w14:val="none"/>
+          <ns2:ligatures ns2:val="none"/>
         </w:rPr>
         <w:t xml:space="preserve">póliza de Seguro de Sepelio </w:t>
       </w:r>
@@ -5835,7 +5835,7 @@
           <w:kern w:val="0"/>
           <w:shd w:val="clear" w:color="auto" w:fill="FFFFFF"/>
           <w:lang w:eastAsia="es-PE"/>
-          <w14:ligatures w14:val="none"/>
+          <ns2:ligatures ns2:val="none"/>
         </w:rPr>
         <w:t/>
       </w:r>
@@ -5846,7 +5846,7 @@
           <w:kern w:val="0"/>
           <w:shd w:val="clear" w:color="auto" w:fill="FFFFFF"/>
           <w:lang w:eastAsia="es-PE"/>
-          <w14:ligatures w14:val="none"/>
+          <ns2:ligatures ns2:val="none"/>
         </w:rPr>
         <w:t xml:space="preserve"> V-1733547</w:t>
       </w:r>
@@ -5856,22 +5856,22 @@
           <w:color w:val="000000"/>
           <w:kern w:val="0"/>
           <w:lang w:eastAsia="es-ES"/>
-          <w14:ligatures w14:val="none"/>
+          <ns2:ligatures ns2:val="none"/>
         </w:rPr>
         <w:t>.</w:t>
       </w:r>
     </w:p>
-    <w:p>
+    <w:p ns2:paraId="0935406F" ns2:textId="77777777">
       <w:pPr>
         <w:pStyle w:val="Prrafodelista"/>
         <w:rPr>
           <w:rFonts w:ascii="Arial Narrow" w:eastAsia="Arial Narrow" w:hAnsi="Arial Narrow" w:cs="Arial Narrow"/>
           <w:kern w:val="0"/>
-          <w14:ligatures w14:val="none"/>
-        </w:rPr>
-      </w:pPr>
-    </w:p>
-    <w:p>
+          <ns2:ligatures ns2:val="none"/>
+        </w:rPr>
+      </w:pPr>
+    </w:p>
+    <w:p ns2:paraId="68B1D495" ns2:textId="729CFE52">
       <w:pPr>
         <w:pStyle w:val="Prrafodelista"/>
         <w:numPr>
@@ -5888,14 +5888,14 @@
         <w:rPr>
           <w:rFonts w:ascii="Arial Narrow" w:eastAsia="Arial Narrow" w:hAnsi="Arial Narrow" w:cs="Arial Narrow"/>
           <w:kern w:val="0"/>
-          <w14:ligatures w14:val="none"/>
-        </w:rPr>
-      </w:pPr>
-      <w:r>
-        <w:rPr>
-          <w:rFonts w:ascii="Arial Narrow" w:eastAsia="Arial Narrow" w:hAnsi="Arial Narrow" w:cs="Arial Narrow"/>
-          <w:kern w:val="0"/>
-          <w14:ligatures w14:val="none"/>
+          <ns2:ligatures ns2:val="none"/>
+        </w:rPr>
+      </w:pPr>
+      <w:r>
+        <w:rPr>
+          <w:rFonts w:ascii="Arial Narrow" w:eastAsia="Arial Narrow" w:hAnsi="Arial Narrow" w:cs="Arial Narrow"/>
+          <w:kern w:val="0"/>
+          <ns2:ligatures ns2:val="none"/>
         </w:rPr>
         <w:t xml:space="preserve">Presunta </w:t>
       </w:r>
@@ -5905,7 +5905,7 @@
           <w:kern w:val="0"/>
           <w:shd w:val="clear" w:color="auto" w:fill="FFFFFF"/>
           <w:lang w:eastAsia="es-PE"/>
-          <w14:ligatures w14:val="none"/>
+          <ns2:ligatures ns2:val="none"/>
         </w:rPr>
         <w:t>infracción al literal e) del artículo 47</w:t>
       </w:r>
@@ -5916,7 +5916,7 @@
           <w:color w:val="000000"/>
           <w:kern w:val="0"/>
           <w:lang w:eastAsia="es-PE"/>
-          <w14:ligatures w14:val="none"/>
+          <ns2:ligatures ns2:val="none"/>
         </w:rPr>
         <w:t/>
       </w:r>
@@ -5926,7 +5926,7 @@
           <w:kern w:val="0"/>
           <w:shd w:val="clear" w:color="auto" w:fill="FFFFFF"/>
           <w:lang w:eastAsia="es-PE"/>
-          <w14:ligatures w14:val="none"/>
+          <ns2:ligatures ns2:val="none"/>
         </w:rPr>
         <w:t xml:space="preserve"> </w:t>
       </w:r>
@@ -5934,7 +5934,7 @@
         <w:rPr>
           <w:rFonts w:ascii="Arial Narrow" w:eastAsia="Calibri" w:hAnsi="Arial Narrow" w:cs="Arial"/>
           <w:kern w:val="0"/>
-          <w14:ligatures w14:val="none"/>
+          <ns2:ligatures ns2:val="none"/>
         </w:rPr>
         <w:t>de</w:t>
       </w:r>
@@ -5944,7 +5944,7 @@
           <w:kern w:val="0"/>
           <w:shd w:val="clear" w:color="auto" w:fill="FFFFFF"/>
           <w:lang w:eastAsia="es-PE"/>
-          <w14:ligatures w14:val="none"/>
+          <ns2:ligatures ns2:val="none"/>
         </w:rPr>
         <w:t xml:space="preserve"> la Ley 29571, Código de Protección y Defensa del Consumidor, </w:t>
       </w:r>
@@ -5955,7 +5955,7 @@
           <w:color w:val="000000"/>
           <w:kern w:val="0"/>
           <w:lang w:eastAsia="es-PE"/>
-          <w14:ligatures w14:val="none"/>
+          <ns2:ligatures ns2:val="none"/>
         </w:rPr>
         <w:t xml:space="preserve">en tanto </w:t>
       </w:r>
@@ -5963,7 +5963,7 @@
         <w:rPr>
           <w:rFonts w:ascii="Arial Narrow" w:eastAsia="Arial Narrow" w:hAnsi="Arial Narrow" w:cs="Arial Narrow"/>
           <w:kern w:val="0"/>
-          <w14:ligatures w14:val="none"/>
+          <ns2:ligatures ns2:val="none"/>
         </w:rPr>
         <w:t>la compañía aseguradora no habría cumplido oportunamente con entregar a</w:t>
       </w:r>
@@ -5971,7 +5971,7 @@
         <w:rPr>
           <w:rFonts w:ascii="Arial Narrow" w:eastAsia="Arial Narrow" w:hAnsi="Arial Narrow" w:cs="Arial Narrow"/>
           <w:kern w:val="0"/>
-          <w14:ligatures w14:val="none"/>
+          <ns2:ligatures ns2:val="none"/>
         </w:rPr>
         <w:t xml:space="preserve"> </w:t>
       </w:r>
@@ -5979,7 +5979,7 @@
         <w:rPr>
           <w:rFonts w:ascii="Arial Narrow" w:eastAsia="Arial Narrow" w:hAnsi="Arial Narrow" w:cs="Arial Narrow"/>
           <w:kern w:val="0"/>
-          <w14:ligatures w14:val="none"/>
+          <ns2:ligatures ns2:val="none"/>
         </w:rPr>
         <w:t>l</w:t>
       </w:r>
@@ -5987,7 +5987,7 @@
         <w:rPr>
           <w:rFonts w:ascii="Arial Narrow" w:eastAsia="Arial Narrow" w:hAnsi="Arial Narrow" w:cs="Arial Narrow"/>
           <w:kern w:val="0"/>
-          <w14:ligatures w14:val="none"/>
+          <ns2:ligatures ns2:val="none"/>
         </w:rPr>
         <w:t>a</w:t>
       </w:r>
@@ -5995,7 +5995,7 @@
         <w:rPr>
           <w:rFonts w:ascii="Arial Narrow" w:eastAsia="Arial Narrow" w:hAnsi="Arial Narrow" w:cs="Arial Narrow"/>
           <w:kern w:val="0"/>
-          <w14:ligatures w14:val="none"/>
+          <ns2:ligatures ns2:val="none"/>
         </w:rPr>
         <w:t xml:space="preserve"> denunciante la </w:t>
       </w:r>
@@ -6005,7 +6005,7 @@
           <w:kern w:val="0"/>
           <w:shd w:val="clear" w:color="auto" w:fill="FFFFFF"/>
           <w:lang w:eastAsia="es-PE"/>
-          <w14:ligatures w14:val="none"/>
+          <ns2:ligatures ns2:val="none"/>
         </w:rPr>
         <w:t xml:space="preserve">póliza de Seguro </w:t>
       </w:r>
@@ -6015,7 +6015,7 @@
           <w:kern w:val="0"/>
           <w:shd w:val="clear" w:color="auto" w:fill="FFFFFF"/>
           <w:lang w:eastAsia="es-PE"/>
-          <w14:ligatures w14:val="none"/>
+          <ns2:ligatures ns2:val="none"/>
         </w:rPr>
         <w:t>Oncológico</w:t>
       </w:r>
@@ -6025,7 +6025,7 @@
           <w:kern w:val="0"/>
           <w:shd w:val="clear" w:color="auto" w:fill="FFFFFF"/>
           <w:lang w:eastAsia="es-PE"/>
-          <w14:ligatures w14:val="none"/>
+          <ns2:ligatures ns2:val="none"/>
         </w:rPr>
         <w:t xml:space="preserve"> </w:t>
       </w:r>
@@ -6036,7 +6036,7 @@
           <w:kern w:val="0"/>
           <w:shd w:val="clear" w:color="auto" w:fill="FFFFFF"/>
           <w:lang w:eastAsia="es-PE"/>
-          <w14:ligatures w14:val="none"/>
+          <ns2:ligatures ns2:val="none"/>
         </w:rPr>
         <w:t/>
       </w:r>
@@ -6047,7 +6047,7 @@
           <w:kern w:val="0"/>
           <w:shd w:val="clear" w:color="auto" w:fill="FFFFFF"/>
           <w:lang w:eastAsia="es-PE"/>
-          <w14:ligatures w14:val="none"/>
+          <ns2:ligatures ns2:val="none"/>
         </w:rPr>
         <w:t xml:space="preserve"> V-689928</w:t>
       </w:r>
@@ -6057,22 +6057,22 @@
           <w:color w:val="000000"/>
           <w:kern w:val="0"/>
           <w:lang w:eastAsia="es-ES"/>
-          <w14:ligatures w14:val="none"/>
+          <ns2:ligatures ns2:val="none"/>
         </w:rPr>
         <w:t>.</w:t>
       </w:r>
     </w:p>
-    <w:p>
+    <w:p ns2:paraId="4AAD873A" ns2:textId="77777777">
       <w:pPr>
         <w:pStyle w:val="Prrafodelista"/>
         <w:rPr>
           <w:rFonts w:ascii="Arial Narrow" w:eastAsia="Arial Narrow" w:hAnsi="Arial Narrow" w:cs="Arial Narrow"/>
           <w:kern w:val="0"/>
-          <w14:ligatures w14:val="none"/>
-        </w:rPr>
-      </w:pPr>
-    </w:p>
-    <w:p>
+          <ns2:ligatures ns2:val="none"/>
+        </w:rPr>
+      </w:pPr>
+    </w:p>
+    <w:p ns2:paraId="67D3FD69" ns2:textId="18FF4C19">
       <w:pPr>
         <w:pStyle w:val="Prrafodelista"/>
         <w:numPr>
@@ -6089,14 +6089,14 @@
         <w:rPr>
           <w:rFonts w:ascii="Arial Narrow" w:eastAsia="Arial Narrow" w:hAnsi="Arial Narrow" w:cs="Arial Narrow"/>
           <w:kern w:val="0"/>
-          <w14:ligatures w14:val="none"/>
-        </w:rPr>
-      </w:pPr>
-      <w:r>
-        <w:rPr>
-          <w:rFonts w:ascii="Arial Narrow" w:eastAsia="Arial Narrow" w:hAnsi="Arial Narrow" w:cs="Arial Narrow"/>
-          <w:kern w:val="0"/>
-          <w14:ligatures w14:val="none"/>
+          <ns2:ligatures ns2:val="none"/>
+        </w:rPr>
+      </w:pPr>
+      <w:r>
+        <w:rPr>
+          <w:rFonts w:ascii="Arial Narrow" w:eastAsia="Arial Narrow" w:hAnsi="Arial Narrow" w:cs="Arial Narrow"/>
+          <w:kern w:val="0"/>
+          <ns2:ligatures ns2:val="none"/>
         </w:rPr>
         <w:t xml:space="preserve">Presunta </w:t>
       </w:r>
@@ -6106,7 +6106,7 @@
           <w:kern w:val="0"/>
           <w:shd w:val="clear" w:color="auto" w:fill="FFFFFF"/>
           <w:lang w:eastAsia="es-PE"/>
-          <w14:ligatures w14:val="none"/>
+          <ns2:ligatures ns2:val="none"/>
         </w:rPr>
         <w:t>infracción al literal e) del artículo 47</w:t>
       </w:r>
@@ -6117,7 +6117,7 @@
           <w:color w:val="000000"/>
           <w:kern w:val="0"/>
           <w:lang w:eastAsia="es-PE"/>
-          <w14:ligatures w14:val="none"/>
+          <ns2:ligatures ns2:val="none"/>
         </w:rPr>
         <w:t/>
       </w:r>
@@ -6127,7 +6127,7 @@
           <w:kern w:val="0"/>
           <w:shd w:val="clear" w:color="auto" w:fill="FFFFFF"/>
           <w:lang w:eastAsia="es-PE"/>
-          <w14:ligatures w14:val="none"/>
+          <ns2:ligatures ns2:val="none"/>
         </w:rPr>
         <w:t xml:space="preserve"> </w:t>
       </w:r>
@@ -6135,7 +6135,7 @@
         <w:rPr>
           <w:rFonts w:ascii="Arial Narrow" w:eastAsia="Calibri" w:hAnsi="Arial Narrow" w:cs="Arial"/>
           <w:kern w:val="0"/>
-          <w14:ligatures w14:val="none"/>
+          <ns2:ligatures ns2:val="none"/>
         </w:rPr>
         <w:t>de</w:t>
       </w:r>
@@ -6145,7 +6145,7 @@
           <w:kern w:val="0"/>
           <w:shd w:val="clear" w:color="auto" w:fill="FFFFFF"/>
           <w:lang w:eastAsia="es-PE"/>
-          <w14:ligatures w14:val="none"/>
+          <ns2:ligatures ns2:val="none"/>
         </w:rPr>
         <w:t xml:space="preserve"> la Ley 29571, Código de Protección y Defensa del Consumidor, </w:t>
       </w:r>
@@ -6156,7 +6156,7 @@
           <w:color w:val="000000"/>
           <w:kern w:val="0"/>
           <w:lang w:eastAsia="es-PE"/>
-          <w14:ligatures w14:val="none"/>
+          <ns2:ligatures ns2:val="none"/>
         </w:rPr>
         <w:t xml:space="preserve">en tanto </w:t>
       </w:r>
@@ -6164,7 +6164,7 @@
         <w:rPr>
           <w:rFonts w:ascii="Arial Narrow" w:eastAsia="Arial Narrow" w:hAnsi="Arial Narrow" w:cs="Arial Narrow"/>
           <w:kern w:val="0"/>
-          <w14:ligatures w14:val="none"/>
+          <ns2:ligatures ns2:val="none"/>
         </w:rPr>
         <w:t>la compañía aseguradora no habría cumplido oportunamente con entregar a</w:t>
       </w:r>
@@ -6172,7 +6172,7 @@
         <w:rPr>
           <w:rFonts w:ascii="Arial Narrow" w:eastAsia="Arial Narrow" w:hAnsi="Arial Narrow" w:cs="Arial Narrow"/>
           <w:kern w:val="0"/>
-          <w14:ligatures w14:val="none"/>
+          <ns2:ligatures ns2:val="none"/>
         </w:rPr>
         <w:t xml:space="preserve"> </w:t>
       </w:r>
@@ -6180,7 +6180,7 @@
         <w:rPr>
           <w:rFonts w:ascii="Arial Narrow" w:eastAsia="Arial Narrow" w:hAnsi="Arial Narrow" w:cs="Arial Narrow"/>
           <w:kern w:val="0"/>
-          <w14:ligatures w14:val="none"/>
+          <ns2:ligatures ns2:val="none"/>
         </w:rPr>
         <w:t>l</w:t>
       </w:r>
@@ -6188,7 +6188,7 @@
         <w:rPr>
           <w:rFonts w:ascii="Arial Narrow" w:eastAsia="Arial Narrow" w:hAnsi="Arial Narrow" w:cs="Arial Narrow"/>
           <w:kern w:val="0"/>
-          <w14:ligatures w14:val="none"/>
+          <ns2:ligatures ns2:val="none"/>
         </w:rPr>
         <w:t>a</w:t>
       </w:r>
@@ -6196,7 +6196,7 @@
         <w:rPr>
           <w:rFonts w:ascii="Arial Narrow" w:eastAsia="Arial Narrow" w:hAnsi="Arial Narrow" w:cs="Arial Narrow"/>
           <w:kern w:val="0"/>
-          <w14:ligatures w14:val="none"/>
+          <ns2:ligatures ns2:val="none"/>
         </w:rPr>
         <w:t xml:space="preserve"> denunciante la </w:t>
       </w:r>
@@ -6206,7 +6206,7 @@
           <w:color w:val="000000"/>
           <w:kern w:val="0"/>
           <w:lang w:val="es-ES" w:eastAsia="es-ES"/>
-          <w14:ligatures w14:val="none"/>
+          <ns2:ligatures ns2:val="none"/>
         </w:rPr>
         <w:t xml:space="preserve">póliza de Seguro </w:t>
       </w:r>
@@ -6216,7 +6216,7 @@
           <w:color w:val="000000"/>
           <w:kern w:val="0"/>
           <w:lang w:val="es-ES" w:eastAsia="es-ES"/>
-          <w14:ligatures w14:val="none"/>
+          <ns2:ligatures ns2:val="none"/>
         </w:rPr>
         <w:t>Oncológico</w:t>
       </w:r>
@@ -6226,7 +6226,7 @@
           <w:color w:val="000000"/>
           <w:kern w:val="0"/>
           <w:lang w:val="es-ES" w:eastAsia="es-ES"/>
-          <w14:ligatures w14:val="none"/>
+          <ns2:ligatures ns2:val="none"/>
         </w:rPr>
         <w:t xml:space="preserve"> </w:t>
       </w:r>
@@ -6237,7 +6237,7 @@
           <w:color w:val="000000"/>
           <w:kern w:val="0"/>
           <w:lang w:val="es-ES" w:eastAsia="es-ES"/>
-          <w14:ligatures w14:val="none"/>
+          <ns2:ligatures ns2:val="none"/>
         </w:rPr>
         <w:t/>
       </w:r>
@@ -6248,7 +6248,7 @@
           <w:color w:val="000000"/>
           <w:kern w:val="0"/>
           <w:lang w:val="es-ES" w:eastAsia="es-ES"/>
-          <w14:ligatures w14:val="none"/>
+          <ns2:ligatures ns2:val="none"/>
         </w:rPr>
         <w:t xml:space="preserve"> V-1719112</w:t>
       </w:r>
@@ -6258,23 +6258,23 @@
           <w:color w:val="000000"/>
           <w:kern w:val="0"/>
           <w:lang w:eastAsia="es-ES"/>
-          <w14:ligatures w14:val="none"/>
+          <ns2:ligatures ns2:val="none"/>
         </w:rPr>
         <w:t>.</w:t>
       </w:r>
     </w:p>
-    <w:p>
-      <w:pPr>
-        <w:spacing w:after="0" w:line="240" w:lineRule="auto"/>
-        <w:jc w:val="both"/>
-        <w:rPr>
-          <w:rFonts w:ascii="Arial Narrow" w:eastAsia="Arial Narrow" w:hAnsi="Arial Narrow" w:cs="Arial Narrow"/>
-          <w:kern w:val="0"/>
-          <w14:ligatures w14:val="none"/>
-        </w:rPr>
-      </w:pPr>
-    </w:p>
-    <w:p>
+    <w:p ns2:paraId="6EC511CF" ns2:textId="77777777">
+      <w:pPr>
+        <w:spacing w:after="0" w:line="240" w:lineRule="auto"/>
+        <w:jc w:val="both"/>
+        <w:rPr>
+          <w:rFonts w:ascii="Arial Narrow" w:eastAsia="Arial Narrow" w:hAnsi="Arial Narrow" w:cs="Arial Narrow"/>
+          <w:kern w:val="0"/>
+          <ns2:ligatures ns2:val="none"/>
+        </w:rPr>
+      </w:pPr>
+    </w:p>
+    <w:p ns2:paraId="25A8E39D" ns2:textId="0E0BE0B4">
       <w:pPr>
         <w:pStyle w:val="Prrafodelista"/>
         <w:numPr>
@@ -6291,7 +6291,7 @@
         <w:rPr>
           <w:rFonts w:ascii="Arial Narrow" w:eastAsia="Arial Narrow" w:hAnsi="Arial Narrow" w:cs="Arial Narrow"/>
           <w:kern w:val="0"/>
-          <w14:ligatures w14:val="none"/>
+          <ns2:ligatures ns2:val="none"/>
         </w:rPr>
       </w:pPr>
       <w:r>
@@ -6300,7 +6300,7 @@
           <w:color w:val="000000"/>
           <w:kern w:val="0"/>
           <w:lang w:eastAsia="es-PE"/>
-          <w14:ligatures w14:val="none"/>
+          <ns2:ligatures ns2:val="none"/>
         </w:rPr>
         <w:t>Presunta</w:t>
       </w:r>
@@ -6310,7 +6310,7 @@
           <w:kern w:val="0"/>
           <w:shd w:val="clear" w:color="auto" w:fill="FFFFFF"/>
           <w:lang w:eastAsia="es-PE"/>
-          <w14:ligatures w14:val="none"/>
+          <ns2:ligatures ns2:val="none"/>
         </w:rPr>
         <w:t xml:space="preserve"> infracción a los artículos 18 y 19</w:t>
       </w:r>
@@ -6319,7 +6319,7 @@
           <w:rFonts w:ascii="Arial Narrow" w:eastAsia="Calibri" w:hAnsi="Arial Narrow" w:cs="Arial Narrow"/>
           <w:kern w:val="0"/>
           <w:lang w:eastAsia="es-PE"/>
-          <w14:ligatures w14:val="none"/>
+          <ns2:ligatures ns2:val="none"/>
         </w:rPr>
         <w:t xml:space="preserve"> de </w:t>
       </w:r>
@@ -6329,7 +6329,7 @@
           <w:kern w:val="0"/>
           <w:shd w:val="clear" w:color="auto" w:fill="FFFFFF"/>
           <w:lang w:eastAsia="es-PE"/>
-          <w14:ligatures w14:val="none"/>
+          <ns2:ligatures ns2:val="none"/>
         </w:rPr>
         <w:t xml:space="preserve">la Ley 29571, Código de Protección y Defensa del Consumidor, en tanto </w:t>
       </w:r>
@@ -6339,7 +6339,7 @@
           <w:kern w:val="0"/>
           <w:shd w:val="clear" w:color="auto" w:fill="FFFFFF"/>
           <w:lang w:eastAsia="es-PE"/>
-          <w14:ligatures w14:val="none"/>
+          <ns2:ligatures ns2:val="none"/>
         </w:rPr>
         <w:t xml:space="preserve">la compañía aseguradora </w:t>
       </w:r>
@@ -6347,7 +6347,7 @@
         <w:rPr>
           <w:rFonts w:ascii="Arial Narrow" w:eastAsia="Arial Narrow" w:hAnsi="Arial Narrow" w:cs="Arial Narrow"/>
           <w:kern w:val="0"/>
-          <w14:ligatures w14:val="none"/>
+          <ns2:ligatures ns2:val="none"/>
         </w:rPr>
         <w:t xml:space="preserve">no habría cumplido con remitir a la denunciante las pólizas de Vida Protección Familiar </w:t>
       </w:r>
@@ -6356,7 +6356,7 @@
         <w:rPr>
           <w:rFonts w:ascii="Arial Narrow" w:eastAsia="Arial Narrow" w:hAnsi="Arial Narrow" w:cs="Arial Narrow"/>
           <w:kern w:val="0"/>
-          <w14:ligatures w14:val="none"/>
+          <ns2:ligatures ns2:val="none"/>
         </w:rPr>
         <w:t/>
       </w:r>
@@ -6365,7 +6365,7 @@
         <w:rPr>
           <w:rFonts w:ascii="Arial Narrow" w:eastAsia="Arial Narrow" w:hAnsi="Arial Narrow" w:cs="Arial Narrow"/>
           <w:kern w:val="0"/>
-          <w14:ligatures w14:val="none"/>
+          <ns2:ligatures ns2:val="none"/>
         </w:rPr>
         <w:t xml:space="preserve"> V-1516143, V-214646, Sepelio </w:t>
       </w:r>
@@ -6374,7 +6374,7 @@
         <w:rPr>
           <w:rFonts w:ascii="Arial Narrow" w:eastAsia="Arial Narrow" w:hAnsi="Arial Narrow" w:cs="Arial Narrow"/>
           <w:kern w:val="0"/>
-          <w14:ligatures w14:val="none"/>
+          <ns2:ligatures ns2:val="none"/>
         </w:rPr>
         <w:t/>
       </w:r>
@@ -6383,7 +6383,7 @@
         <w:rPr>
           <w:rFonts w:ascii="Arial Narrow" w:eastAsia="Arial Narrow" w:hAnsi="Arial Narrow" w:cs="Arial Narrow"/>
           <w:kern w:val="0"/>
-          <w14:ligatures w14:val="none"/>
+          <ns2:ligatures ns2:val="none"/>
         </w:rPr>
         <w:t xml:space="preserve"> V-1733547 y Oncológico </w:t>
       </w:r>
@@ -6392,7 +6392,7 @@
         <w:rPr>
           <w:rFonts w:ascii="Arial Narrow" w:eastAsia="Arial Narrow" w:hAnsi="Arial Narrow" w:cs="Arial Narrow"/>
           <w:kern w:val="0"/>
-          <w14:ligatures w14:val="none"/>
+          <ns2:ligatures ns2:val="none"/>
         </w:rPr>
         <w:t/>
       </w:r>
@@ -6401,7 +6401,7 @@
         <w:rPr>
           <w:rFonts w:ascii="Arial Narrow" w:eastAsia="Arial Narrow" w:hAnsi="Arial Narrow" w:cs="Arial Narrow"/>
           <w:kern w:val="0"/>
-          <w14:ligatures w14:val="none"/>
+          <ns2:ligatures ns2:val="none"/>
         </w:rPr>
         <w:t xml:space="preserve"> V-689928, V-1719112, pese a su solicitud</w:t>
       </w:r>
@@ -6409,22 +6409,22 @@
         <w:rPr>
           <w:rFonts w:ascii="Arial Narrow" w:eastAsia="Arial Narrow" w:hAnsi="Arial Narrow" w:cs="Arial Narrow"/>
           <w:kern w:val="0"/>
-          <w14:ligatures w14:val="none"/>
+          <ns2:ligatures ns2:val="none"/>
         </w:rPr>
         <w:t>.</w:t>
       </w:r>
     </w:p>
-    <w:p>
+    <w:p ns2:paraId="0E495C77" ns2:textId="77777777">
       <w:pPr>
         <w:pStyle w:val="Prrafodelista"/>
         <w:rPr>
           <w:rFonts w:ascii="Arial Narrow" w:eastAsia="Arial Narrow" w:hAnsi="Arial Narrow" w:cs="Arial Narrow"/>
           <w:kern w:val="0"/>
-          <w14:ligatures w14:val="none"/>
-        </w:rPr>
-      </w:pPr>
-    </w:p>
-    <w:p>
+          <ns2:ligatures ns2:val="none"/>
+        </w:rPr>
+      </w:pPr>
+    </w:p>
+    <w:p ns2:paraId="4F83CC81" ns2:textId="5D69D3AE">
       <w:pPr>
         <w:pStyle w:val="Prrafodelista"/>
         <w:numPr>
@@ -6441,7 +6441,7 @@
         <w:rPr>
           <w:rFonts w:ascii="Arial Narrow" w:eastAsia="Arial Narrow" w:hAnsi="Arial Narrow" w:cs="Arial Narrow"/>
           <w:kern w:val="0"/>
-          <w14:ligatures w14:val="none"/>
+          <ns2:ligatures ns2:val="none"/>
         </w:rPr>
       </w:pPr>
       <w:r>
@@ -6450,7 +6450,7 @@
           <w:color w:val="000000"/>
           <w:kern w:val="0"/>
           <w:lang w:eastAsia="es-PE"/>
-          <w14:ligatures w14:val="none"/>
+          <ns2:ligatures ns2:val="none"/>
         </w:rPr>
         <w:t>Presunta</w:t>
       </w:r>
@@ -6460,7 +6460,7 @@
           <w:kern w:val="0"/>
           <w:shd w:val="clear" w:color="auto" w:fill="FFFFFF"/>
           <w:lang w:eastAsia="es-PE"/>
-          <w14:ligatures w14:val="none"/>
+          <ns2:ligatures ns2:val="none"/>
         </w:rPr>
         <w:t xml:space="preserve"> infracción a los artículos 18 y 19</w:t>
       </w:r>
@@ -6469,7 +6469,7 @@
           <w:rFonts w:ascii="Arial Narrow" w:eastAsia="Calibri" w:hAnsi="Arial Narrow" w:cs="Arial Narrow"/>
           <w:kern w:val="0"/>
           <w:lang w:eastAsia="es-PE"/>
-          <w14:ligatures w14:val="none"/>
+          <ns2:ligatures ns2:val="none"/>
         </w:rPr>
         <w:t xml:space="preserve"> de </w:t>
       </w:r>
@@ -6479,7 +6479,7 @@
           <w:kern w:val="0"/>
           <w:shd w:val="clear" w:color="auto" w:fill="FFFFFF"/>
           <w:lang w:eastAsia="es-PE"/>
-          <w14:ligatures w14:val="none"/>
+          <ns2:ligatures ns2:val="none"/>
         </w:rPr>
         <w:t xml:space="preserve">la Ley 29571, Código de Protección y Defensa del Consumidor, en tanto </w:t>
       </w:r>
@@ -6489,7 +6489,7 @@
           <w:kern w:val="0"/>
           <w:shd w:val="clear" w:color="auto" w:fill="FFFFFF"/>
           <w:lang w:eastAsia="es-PE"/>
-          <w14:ligatures w14:val="none"/>
+          <ns2:ligatures ns2:val="none"/>
         </w:rPr>
         <w:t xml:space="preserve">la compañía aseguradora </w:t>
       </w:r>
@@ -6497,7 +6497,7 @@
         <w:rPr>
           <w:rFonts w:ascii="Arial Narrow" w:eastAsia="Arial Narrow" w:hAnsi="Arial Narrow" w:cs="Arial Narrow"/>
           <w:kern w:val="0"/>
-          <w14:ligatures w14:val="none"/>
+          <ns2:ligatures ns2:val="none"/>
         </w:rPr>
         <w:t>se habría negado a devolver</w:t>
       </w:r>
@@ -6505,7 +6505,7 @@
         <w:rPr>
           <w:rFonts w:ascii="Arial Narrow" w:eastAsia="Arial Narrow" w:hAnsi="Arial Narrow" w:cs="Arial Narrow"/>
           <w:kern w:val="0"/>
-          <w14:ligatures w14:val="none"/>
+          <ns2:ligatures ns2:val="none"/>
         </w:rPr>
         <w:t xml:space="preserve"> </w:t>
       </w:r>
@@ -6513,7 +6513,7 @@
         <w:rPr>
           <w:rFonts w:ascii="Arial Narrow" w:eastAsia="Arial Narrow" w:hAnsi="Arial Narrow" w:cs="Arial Narrow"/>
           <w:kern w:val="0"/>
-          <w14:ligatures w14:val="none"/>
+          <ns2:ligatures ns2:val="none"/>
         </w:rPr>
         <w:t xml:space="preserve">a la denunciante </w:t>
       </w:r>
@@ -6521,7 +6521,7 @@
         <w:rPr>
           <w:rFonts w:ascii="Arial Narrow" w:eastAsia="Arial Narrow" w:hAnsi="Arial Narrow" w:cs="Arial Narrow"/>
           <w:kern w:val="0"/>
-          <w14:ligatures w14:val="none"/>
+          <ns2:ligatures ns2:val="none"/>
         </w:rPr>
         <w:t xml:space="preserve">el total de los montos </w:t>
       </w:r>
@@ -6529,7 +6529,7 @@
         <w:rPr>
           <w:rFonts w:ascii="Arial Narrow" w:eastAsia="Arial Narrow" w:hAnsi="Arial Narrow" w:cs="Arial Narrow"/>
           <w:kern w:val="0"/>
-          <w14:ligatures w14:val="none"/>
+          <ns2:ligatures ns2:val="none"/>
         </w:rPr>
         <w:t xml:space="preserve">descontados </w:t>
       </w:r>
@@ -6537,7 +6537,7 @@
         <w:rPr>
           <w:rFonts w:ascii="Arial Narrow" w:eastAsia="Arial Narrow" w:hAnsi="Arial Narrow" w:cs="Arial Narrow"/>
           <w:kern w:val="0"/>
-          <w14:ligatures w14:val="none"/>
+          <ns2:ligatures ns2:val="none"/>
         </w:rPr>
         <w:t xml:space="preserve">por las pólizas de Vida Protección Familiar </w:t>
       </w:r>
@@ -6546,7 +6546,7 @@
         <w:rPr>
           <w:rFonts w:ascii="Arial Narrow" w:eastAsia="Arial Narrow" w:hAnsi="Arial Narrow" w:cs="Arial Narrow"/>
           <w:kern w:val="0"/>
-          <w14:ligatures w14:val="none"/>
+          <ns2:ligatures ns2:val="none"/>
         </w:rPr>
         <w:t/>
       </w:r>
@@ -6555,7 +6555,7 @@
         <w:rPr>
           <w:rFonts w:ascii="Arial Narrow" w:eastAsia="Arial Narrow" w:hAnsi="Arial Narrow" w:cs="Arial Narrow"/>
           <w:kern w:val="0"/>
-          <w14:ligatures w14:val="none"/>
+          <ns2:ligatures ns2:val="none"/>
         </w:rPr>
         <w:t xml:space="preserve"> V-1516143, V-214646, Sepelio </w:t>
       </w:r>
@@ -6564,7 +6564,7 @@
         <w:rPr>
           <w:rFonts w:ascii="Arial Narrow" w:eastAsia="Arial Narrow" w:hAnsi="Arial Narrow" w:cs="Arial Narrow"/>
           <w:kern w:val="0"/>
-          <w14:ligatures w14:val="none"/>
+          <ns2:ligatures ns2:val="none"/>
         </w:rPr>
         <w:t/>
       </w:r>
@@ -6573,7 +6573,7 @@
         <w:rPr>
           <w:rFonts w:ascii="Arial Narrow" w:eastAsia="Arial Narrow" w:hAnsi="Arial Narrow" w:cs="Arial Narrow"/>
           <w:kern w:val="0"/>
-          <w14:ligatures w14:val="none"/>
+          <ns2:ligatures ns2:val="none"/>
         </w:rPr>
         <w:t xml:space="preserve"> V-1733547 y </w:t>
       </w:r>
@@ -6581,7 +6581,7 @@
         <w:rPr>
           <w:rFonts w:ascii="Arial Narrow" w:eastAsia="Arial Narrow" w:hAnsi="Arial Narrow" w:cs="Arial Narrow"/>
           <w:kern w:val="0"/>
-          <w14:ligatures w14:val="none"/>
+          <ns2:ligatures ns2:val="none"/>
         </w:rPr>
         <w:t>Oncológico</w:t>
       </w:r>
@@ -6589,7 +6589,7 @@
         <w:rPr>
           <w:rFonts w:ascii="Arial Narrow" w:eastAsia="Arial Narrow" w:hAnsi="Arial Narrow" w:cs="Arial Narrow"/>
           <w:kern w:val="0"/>
-          <w14:ligatures w14:val="none"/>
+          <ns2:ligatures ns2:val="none"/>
         </w:rPr>
         <w:t xml:space="preserve"> </w:t>
       </w:r>
@@ -6598,7 +6598,7 @@
         <w:rPr>
           <w:rFonts w:ascii="Arial Narrow" w:eastAsia="Arial Narrow" w:hAnsi="Arial Narrow" w:cs="Arial Narrow"/>
           <w:kern w:val="0"/>
-          <w14:ligatures w14:val="none"/>
+          <ns2:ligatures ns2:val="none"/>
         </w:rPr>
         <w:t/>
       </w:r>
@@ -6607,7 +6607,7 @@
         <w:rPr>
           <w:rFonts w:ascii="Arial Narrow" w:eastAsia="Arial Narrow" w:hAnsi="Arial Narrow" w:cs="Arial Narrow"/>
           <w:kern w:val="0"/>
-          <w14:ligatures w14:val="none"/>
+          <ns2:ligatures ns2:val="none"/>
         </w:rPr>
         <w:t xml:space="preserve"> V-689928, V-1719112</w:t>
       </w:r>
@@ -6615,23 +6615,23 @@
         <w:rPr>
           <w:rFonts w:ascii="Arial Narrow" w:eastAsia="Arial Narrow" w:hAnsi="Arial Narrow" w:cs="Arial Narrow"/>
           <w:kern w:val="0"/>
-          <w14:ligatures w14:val="none"/>
+          <ns2:ligatures ns2:val="none"/>
         </w:rPr>
         <w:t>.</w:t>
       </w:r>
     </w:p>
-    <w:p>
-      <w:pPr>
-        <w:spacing w:after="0" w:line="240" w:lineRule="auto"/>
-        <w:jc w:val="both"/>
-        <w:rPr>
-          <w:rFonts w:ascii="Arial Narrow" w:eastAsia="Arial Narrow" w:hAnsi="Arial Narrow" w:cs="Arial Narrow"/>
-          <w:kern w:val="0"/>
-          <w14:ligatures w14:val="none"/>
-        </w:rPr>
-      </w:pPr>
-    </w:p>
-    <w:p>
+    <w:p ns2:paraId="042B3F54" ns2:textId="777BBF33">
+      <w:pPr>
+        <w:spacing w:after="0" w:line="240" w:lineRule="auto"/>
+        <w:jc w:val="both"/>
+        <w:rPr>
+          <w:rFonts w:ascii="Arial Narrow" w:eastAsia="Arial Narrow" w:hAnsi="Arial Narrow" w:cs="Arial Narrow"/>
+          <w:kern w:val="0"/>
+          <ns2:ligatures ns2:val="none"/>
+        </w:rPr>
+      </w:pPr>
+    </w:p>
+    <w:p ns2:paraId="0A292C9F" ns2:textId="6A972993">
       <w:pPr>
         <w:spacing w:line="240" w:lineRule="auto"/>
         <w:contextualSpacing/>
@@ -6639,7 +6639,7 @@
         <w:rPr>
           <w:rFonts w:ascii="Arial Narrow" w:eastAsia="Calibri" w:hAnsi="Arial Narrow" w:cs="Arial"/>
           <w:kern w:val="0"/>
-          <w14:ligatures w14:val="none"/>
+          <ns2:ligatures ns2:val="none"/>
         </w:rPr>
       </w:pPr>
       <w:r>
@@ -6649,7 +6649,7 @@
           <w:color w:val="000000"/>
           <w:kern w:val="0"/>
           <w:lang w:eastAsia="es-PE"/>
-          <w14:ligatures w14:val="none"/>
+          <ns2:ligatures ns2:val="none"/>
         </w:rPr>
         <w:t>SEGUNDO:</w:t>
       </w:r>
@@ -6659,7 +6659,7 @@
           <w:color w:val="000000"/>
           <w:kern w:val="0"/>
           <w:lang w:eastAsia="es-PE"/>
-          <w14:ligatures w14:val="none"/>
+          <ns2:ligatures ns2:val="none"/>
         </w:rPr>
         <w:t xml:space="preserve"> tener por ofrecidos los medios probatorios presentados en el escrito de denuncia </w:t>
       </w:r>
@@ -6669,7 +6669,7 @@
           <w:color w:val="000000"/>
           <w:kern w:val="0"/>
           <w:lang w:val="es-ES" w:eastAsia="es-ES"/>
-          <w14:ligatures w14:val="none"/>
+          <ns2:ligatures ns2:val="none"/>
         </w:rPr>
         <w:t xml:space="preserve">del </w:t>
       </w:r>
@@ -6679,7 +6679,7 @@
           <w:color w:val="000000"/>
           <w:kern w:val="0"/>
           <w:lang w:val="es-ES" w:eastAsia="es-ES"/>
-          <w14:ligatures w14:val="none"/>
+          <ns2:ligatures ns2:val="none"/>
         </w:rPr>
         <w:t>4 de julio del 2025</w:t>
       </w:r>
@@ -6687,12 +6687,12 @@
         <w:rPr>
           <w:rFonts w:ascii="Arial Narrow" w:eastAsia="Calibri" w:hAnsi="Arial Narrow" w:cs="Arial"/>
           <w:kern w:val="0"/>
-          <w14:ligatures w14:val="none"/>
+          <ns2:ligatures ns2:val="none"/>
         </w:rPr>
         <w:t>.</w:t>
       </w:r>
     </w:p>
-    <w:p>
+    <w:p ns2:paraId="68A17E97" ns2:textId="77777777">
       <w:pPr>
         <w:spacing w:line="240" w:lineRule="auto"/>
         <w:contextualSpacing/>
@@ -6702,20 +6702,20 @@
           <w:color w:val="000000"/>
           <w:kern w:val="0"/>
           <w:lang w:eastAsia="es-PE"/>
-          <w14:ligatures w14:val="none"/>
-        </w:rPr>
-      </w:pPr>
-    </w:p>
-    <w:p>
-      <w:pPr>
-        <w:spacing w:after="0" w:line="240" w:lineRule="auto"/>
-        <w:jc w:val="both"/>
-        <w:rPr>
-          <w:rFonts w:ascii="Arial Narrow" w:eastAsia="Arial Narrow" w:hAnsi="Arial Narrow" w:cs="Arial Narrow"/>
-          <w:color w:val="000000"/>
-          <w:kern w:val="0"/>
-          <w:lang w:eastAsia="es-PE"/>
-          <w14:ligatures w14:val="none"/>
+          <ns2:ligatures ns2:val="none"/>
+        </w:rPr>
+      </w:pPr>
+    </w:p>
+    <w:p ns2:paraId="168254DA" ns2:textId="78E6FAFA">
+      <w:pPr>
+        <w:spacing w:after="0" w:line="240" w:lineRule="auto"/>
+        <w:jc w:val="both"/>
+        <w:rPr>
+          <w:rFonts w:ascii="Arial Narrow" w:eastAsia="Arial Narrow" w:hAnsi="Arial Narrow" w:cs="Arial Narrow"/>
+          <w:color w:val="000000"/>
+          <w:kern w:val="0"/>
+          <w:lang w:eastAsia="es-PE"/>
+          <ns2:ligatures ns2:val="none"/>
         </w:rPr>
       </w:pPr>
       <w:r>
@@ -6725,7 +6725,7 @@
           <w:color w:val="000000"/>
           <w:kern w:val="0"/>
           <w:lang w:eastAsia="es-PE"/>
-          <w14:ligatures w14:val="none"/>
+          <ns2:ligatures ns2:val="none"/>
         </w:rPr>
         <w:t xml:space="preserve">TERCERO: </w:t>
       </w:r>
@@ -6735,7 +6735,7 @@
           <w:color w:val="000000"/>
           <w:kern w:val="0"/>
           <w:lang w:eastAsia="es-PE"/>
-          <w14:ligatures w14:val="none"/>
+          <ns2:ligatures ns2:val="none"/>
         </w:rPr>
         <w:t xml:space="preserve">requerir a </w:t>
       </w:r>
@@ -6746,7 +6746,7 @@
           <w:kern w:val="0"/>
           <w:shd w:val="clear" w:color="auto" w:fill="FFFFFF"/>
           <w:lang w:eastAsia="es-PE"/>
-          <w14:ligatures w14:val="none"/>
+          <ns2:ligatures ns2:val="none"/>
         </w:rPr>
         <w:t xml:space="preserve">Rímac Seguros Y Reaseguros S.A. </w:t>
       </w:r>
@@ -6756,12 +6756,12 @@
           <w:color w:val="000000"/>
           <w:kern w:val="0"/>
           <w:lang w:eastAsia="es-PE"/>
-          <w14:ligatures w14:val="none"/>
+          <ns2:ligatures ns2:val="none"/>
         </w:rPr>
         <w:t>que cumpla con lo siguiente:</w:t>
       </w:r>
     </w:p>
-    <w:p>
+    <w:p ns2:paraId="20FDFB8D" ns2:textId="77777777">
       <w:pPr>
         <w:spacing w:after="0" w:line="240" w:lineRule="auto"/>
         <w:jc w:val="both"/>
@@ -6770,11 +6770,11 @@
           <w:color w:val="000000"/>
           <w:kern w:val="0"/>
           <w:lang w:eastAsia="es-PE"/>
-          <w14:ligatures w14:val="none"/>
-        </w:rPr>
-      </w:pPr>
-    </w:p>
-    <w:p>
+          <ns2:ligatures ns2:val="none"/>
+        </w:rPr>
+      </w:pPr>
+    </w:p>
+    <w:p ns2:paraId="4AA80738" ns2:textId="77777777">
       <w:pPr>
         <w:numPr>
           <w:ilvl w:val="0"/>
@@ -6788,21 +6788,21 @@
           <w:color w:val="000000"/>
           <w:kern w:val="0"/>
           <w:lang w:eastAsia="es-PE"/>
-          <w14:ligatures w14:val="none"/>
-        </w:rPr>
-      </w:pPr>
-      <w:r>
-        <w:rPr>
-          <w:rFonts w:ascii="Arial Narrow" w:eastAsia="Arial Narrow" w:hAnsi="Arial Narrow" w:cs="Arial Narrow"/>
-          <w:color w:val="000000"/>
-          <w:kern w:val="0"/>
-          <w:lang w:eastAsia="es-PE"/>
-          <w14:ligatures w14:val="none"/>
+          <ns2:ligatures ns2:val="none"/>
+        </w:rPr>
+      </w:pPr>
+      <w:r>
+        <w:rPr>
+          <w:rFonts w:ascii="Arial Narrow" w:eastAsia="Arial Narrow" w:hAnsi="Arial Narrow" w:cs="Arial Narrow"/>
+          <w:color w:val="000000"/>
+          <w:kern w:val="0"/>
+          <w:lang w:eastAsia="es-PE"/>
+          <ns2:ligatures ns2:val="none"/>
         </w:rPr>
         <w:t>presentar documentos que acrediten su inscripción en los Registros Públicos o una declaración jurada que indique que cuenta con dicha inscripción;</w:t>
       </w:r>
     </w:p>
-    <w:p>
+    <w:p ns2:paraId="2B29D59F" ns2:textId="77777777">
       <w:pPr>
         <w:numPr>
           <w:ilvl w:val="0"/>
@@ -6816,21 +6816,21 @@
           <w:color w:val="000000"/>
           <w:kern w:val="0"/>
           <w:lang w:eastAsia="es-PE"/>
-          <w14:ligatures w14:val="none"/>
-        </w:rPr>
-      </w:pPr>
-      <w:r>
-        <w:rPr>
-          <w:rFonts w:ascii="Arial Narrow" w:eastAsia="Arial Narrow" w:hAnsi="Arial Narrow" w:cs="Arial Narrow"/>
-          <w:color w:val="000000"/>
-          <w:kern w:val="0"/>
-          <w:lang w:eastAsia="es-PE"/>
-          <w14:ligatures w14:val="none"/>
+          <ns2:ligatures ns2:val="none"/>
+        </w:rPr>
+      </w:pPr>
+      <w:r>
+        <w:rPr>
+          <w:rFonts w:ascii="Arial Narrow" w:eastAsia="Arial Narrow" w:hAnsi="Arial Narrow" w:cs="Arial Narrow"/>
+          <w:color w:val="000000"/>
+          <w:kern w:val="0"/>
+          <w:lang w:eastAsia="es-PE"/>
+          <ns2:ligatures ns2:val="none"/>
         </w:rPr>
         <w:t>presentar copia simple de las facultades de representación de su representante legal en el presente procedimiento o la declaración jurada que indique que cuenta con dichas facultades y que estas se encuentran vigentes;</w:t>
       </w:r>
     </w:p>
-    <w:p>
+    <w:p ns2:paraId="7EF50C46" ns2:textId="77777777">
       <w:pPr>
         <w:numPr>
           <w:ilvl w:val="0"/>
@@ -6844,21 +6844,21 @@
           <w:color w:val="000000"/>
           <w:kern w:val="0"/>
           <w:lang w:eastAsia="es-PE"/>
-          <w14:ligatures w14:val="none"/>
-        </w:rPr>
-      </w:pPr>
-      <w:r>
-        <w:rPr>
-          <w:rFonts w:ascii="Arial Narrow" w:eastAsia="Arial Narrow" w:hAnsi="Arial Narrow" w:cs="Arial Narrow"/>
-          <w:color w:val="000000"/>
-          <w:kern w:val="0"/>
-          <w:lang w:eastAsia="es-PE"/>
-          <w14:ligatures w14:val="none"/>
+          <ns2:ligatures ns2:val="none"/>
+        </w:rPr>
+      </w:pPr>
+      <w:r>
+        <w:rPr>
+          <w:rFonts w:ascii="Arial Narrow" w:eastAsia="Arial Narrow" w:hAnsi="Arial Narrow" w:cs="Arial Narrow"/>
+          <w:color w:val="000000"/>
+          <w:kern w:val="0"/>
+          <w:lang w:eastAsia="es-PE"/>
+          <ns2:ligatures ns2:val="none"/>
         </w:rPr>
         <w:t>consignar el Número de Registro Único de Contribuyentes (RUC); y,</w:t>
       </w:r>
     </w:p>
-    <w:p>
+    <w:p ns2:paraId="19E4DFA1" ns2:textId="77777777">
       <w:pPr>
         <w:numPr>
           <w:ilvl w:val="0"/>
@@ -6870,16 +6870,16 @@
         <w:rPr>
           <w:rFonts w:ascii="Arial Narrow" w:eastAsia="Calibri" w:hAnsi="Arial Narrow" w:cs="Arial"/>
           <w:kern w:val="0"/>
-          <w14:ligatures w14:val="none"/>
-        </w:rPr>
-      </w:pPr>
-      <w:r>
-        <w:rPr>
-          <w:rFonts w:ascii="Arial Narrow" w:eastAsia="Arial Narrow" w:hAnsi="Arial Narrow" w:cs="Arial Narrow"/>
-          <w:color w:val="000000"/>
-          <w:kern w:val="0"/>
-          <w:lang w:eastAsia="es-PE"/>
-          <w14:ligatures w14:val="none"/>
+          <ns2:ligatures ns2:val="none"/>
+        </w:rPr>
+      </w:pPr>
+      <w:r>
+        <w:rPr>
+          <w:rFonts w:ascii="Arial Narrow" w:eastAsia="Arial Narrow" w:hAnsi="Arial Narrow" w:cs="Arial Narrow"/>
+          <w:color w:val="000000"/>
+          <w:kern w:val="0"/>
+          <w:lang w:eastAsia="es-PE"/>
+          <ns2:ligatures ns2:val="none"/>
         </w:rPr>
         <w:t>fijar domicilio procesal para el procedimiento, de conformidad con el numeral 1 del artículo 442</w:t>
       </w:r>
@@ -6889,7 +6889,7 @@
           <w:color w:val="000000"/>
           <w:kern w:val="0"/>
           <w:lang w:eastAsia="es-PE"/>
-          <w14:ligatures w14:val="none"/>
+          <ns2:ligatures ns2:val="none"/>
         </w:rPr>
         <w:t/>
       </w:r>
@@ -6899,7 +6899,7 @@
           <w:color w:val="000000"/>
           <w:kern w:val="0"/>
           <w:lang w:eastAsia="es-PE"/>
-          <w14:ligatures w14:val="none"/>
+          <ns2:ligatures ns2:val="none"/>
         </w:rPr>
         <w:t xml:space="preserve"> del Código Procesal Civil. </w:t>
       </w:r>
@@ -6907,7 +6907,7 @@
         <w:rPr>
           <w:rFonts w:ascii="Arial Narrow" w:eastAsia="Calibri" w:hAnsi="Arial Narrow" w:cs="Arial"/>
           <w:kern w:val="0"/>
-          <w14:ligatures w14:val="none"/>
+          <ns2:ligatures ns2:val="none"/>
         </w:rPr>
         <w:t>Para ello podrá señalar domicilio físico o una dirección electrónica a la que pueda remitirse las notificaciones</w:t>
       </w:r>
@@ -6916,12 +6916,12 @@
           <w:rFonts w:ascii="Arial Narrow" w:eastAsia="Arial" w:hAnsi="Arial Narrow" w:cs="Arial"/>
           <w:kern w:val="0"/>
           <w:lang w:val="es"/>
-          <w14:ligatures w14:val="none"/>
+          <ns2:ligatures ns2:val="none"/>
         </w:rPr>
         <w:t>;</w:t>
       </w:r>
     </w:p>
-    <w:p>
+    <w:p ns2:paraId="7C63E340" ns2:textId="77777777">
       <w:pPr>
         <w:numPr>
           <w:ilvl w:val="0"/>
@@ -6933,14 +6933,14 @@
         <w:rPr>
           <w:rFonts w:ascii="Arial Narrow" w:eastAsia="Calibri" w:hAnsi="Arial Narrow" w:cs="Arial"/>
           <w:kern w:val="0"/>
-          <w14:ligatures w14:val="none"/>
+          <ns2:ligatures ns2:val="none"/>
         </w:rPr>
       </w:pPr>
       <w:r>
         <w:rPr>
           <w:rFonts w:ascii="Arial Narrow" w:eastAsia="Calibri" w:hAnsi="Arial Narrow" w:cs="Arial"/>
           <w:kern w:val="0"/>
-          <w14:ligatures w14:val="none"/>
+          <ns2:ligatures ns2:val="none"/>
         </w:rPr>
         <w:t xml:space="preserve">en caso califique como </w:t>
       </w:r>
@@ -6949,7 +6949,7 @@
         <w:rPr>
           <w:rFonts w:ascii="Arial Narrow" w:eastAsia="Calibri" w:hAnsi="Arial Narrow" w:cs="Arial"/>
           <w:kern w:val="0"/>
-          <w14:ligatures w14:val="none"/>
+          <ns2:ligatures ns2:val="none"/>
         </w:rPr>
         <w:t>micro empresa</w:t>
       </w:r>
@@ -6958,7 +6958,7 @@
         <w:rPr>
           <w:rFonts w:ascii="Arial Narrow" w:eastAsia="Calibri" w:hAnsi="Arial Narrow" w:cs="Arial"/>
           <w:kern w:val="0"/>
-          <w14:ligatures w14:val="none"/>
+          <ns2:ligatures ns2:val="none"/>
         </w:rPr>
         <w:t xml:space="preserve"> o pequeña empresa, presentar los documentos que acrediten su volumen de ventas o ingresos brutos percibidos el año anterior relativo a todas sus actividades económicas y el número de trabajadores con el que cuenta</w:t>
       </w:r>
@@ -6968,7 +6968,7 @@
           <w:rFonts w:ascii="Arial Narrow" w:eastAsia="Calibri" w:hAnsi="Arial Narrow" w:cs="Arial"/>
           <w:kern w:val="0"/>
           <w:vertAlign w:val="superscript"/>
-          <w14:ligatures w14:val="none"/>
+          <ns2:ligatures ns2:val="none"/>
         </w:rPr>
         <w:footnoteReference w:id="8"/>
       </w:r>
@@ -6976,7 +6976,7 @@
         <w:rPr>
           <w:rFonts w:ascii="Arial Narrow" w:eastAsia="Calibri" w:hAnsi="Arial Narrow" w:cs="Arial"/>
           <w:kern w:val="0"/>
-          <w14:ligatures w14:val="none"/>
+          <ns2:ligatures ns2:val="none"/>
         </w:rPr>
         <w:t>. Ello, a fin de que la Comisión pueda meritar dicha documentación, conforme lo establece el artículo 110</w:t>
       </w:r>
@@ -6986,7 +6986,7 @@
           <w:color w:val="000000"/>
           <w:kern w:val="0"/>
           <w:lang w:eastAsia="es-PE"/>
-          <w14:ligatures w14:val="none"/>
+          <ns2:ligatures ns2:val="none"/>
         </w:rPr>
         <w:t/>
       </w:r>
@@ -6994,7 +6994,7 @@
         <w:rPr>
           <w:rFonts w:ascii="Arial Narrow" w:eastAsia="Calibri" w:hAnsi="Arial Narrow" w:cs="Arial"/>
           <w:kern w:val="0"/>
-          <w14:ligatures w14:val="none"/>
+          <ns2:ligatures ns2:val="none"/>
         </w:rPr>
         <w:t xml:space="preserve"> del </w:t>
       </w:r>
@@ -7003,7 +7003,7 @@
           <w:rFonts w:ascii="Arial Narrow" w:eastAsia="Calibri" w:hAnsi="Arial Narrow" w:cs="Arial"/>
           <w:spacing w:val="-2"/>
           <w:kern w:val="0"/>
-          <w14:ligatures w14:val="none"/>
+          <ns2:ligatures ns2:val="none"/>
         </w:rPr>
         <w:t>Código</w:t>
       </w:r>
@@ -7014,7 +7014,7 @@
           <w:spacing w:val="-2"/>
           <w:kern w:val="0"/>
           <w:vertAlign w:val="superscript"/>
-          <w14:ligatures w14:val="none"/>
+          <ns2:ligatures ns2:val="none"/>
         </w:rPr>
         <w:footnoteReference w:id="9"/>
       </w:r>
@@ -7023,35 +7023,79 @@
           <w:rFonts w:ascii="Arial Narrow" w:eastAsia="Calibri" w:hAnsi="Arial Narrow" w:cs="Arial"/>
           <w:spacing w:val="-2"/>
           <w:kern w:val="0"/>
-          <w14:ligatures w14:val="none"/>
+          <ns2:ligatures ns2:val="none"/>
         </w:rPr>
         <w:t>.</w:t>
       </w:r>
     </w:p>
+    <w:p ns2:paraId="1F11FE32" ns2:textId="77777777">
+      <w:pPr>
+        <w:spacing w:after="0" w:line="240" w:lineRule="auto"/>
+        <w:ind w:left="567"/>
+        <w:jc w:val="both"/>
+        <w:rPr>
+          <w:rFonts w:ascii="Arial Narrow" w:eastAsia="Arial Narrow" w:hAnsi="Arial Narrow" w:cs="Arial Narrow"/>
+          <w:color w:val="000000"/>
+          <w:kern w:val="0"/>
+          <w:lang w:eastAsia="es-PE"/>
+          <ns2:ligatures ns2:val="none"/>
+        </w:rPr>
+      </w:pPr>
+    </w:p>
     <w:p>
       <w:pPr>
         <w:spacing w:after="0" w:line="240" w:lineRule="auto"/>
-        <w:ind w:left="567"/>
-        <w:jc w:val="both"/>
-        <w:rPr>
-          <w:rFonts w:ascii="Arial Narrow" w:eastAsia="Arial Narrow" w:hAnsi="Arial Narrow" w:cs="Arial Narrow"/>
-          <w:color w:val="000000"/>
-          <w:kern w:val="0"/>
-          <w:lang w:eastAsia="es-PE"/>
-          <w14:ligatures w14:val="none"/>
-        </w:rPr>
-      </w:pPr>
-    </w:p>
-    <w:p>
-      <w:pPr>
-        <w:spacing w:after="0" w:line="240" w:lineRule="auto"/>
-        <w:jc w:val="both"/>
-        <w:rPr>
-          <w:rFonts w:ascii="Arial Narrow" w:eastAsia="Arial Narrow" w:hAnsi="Arial Narrow" w:cs="Arial Narrow"/>
-          <w:color w:val="000000"/>
-          <w:kern w:val="0"/>
-          <w:lang w:eastAsia="es-PE"/>
-          <w14:ligatures w14:val="none"/>
+        <w:jc w:val="both"/>
+        <w:rPr>
+          <w:rFonts w:ascii="Arial Narrow" w:eastAsia="Arial Narrow" w:hAnsi="Arial Narrow" w:cs="Arial Narrow"/>
+          <w:color w:val="000000"/>
+          <w:kern w:val="0"/>
+          <w:lang w:eastAsia="es-PE"/>
+          <ns2:ligatures ns2:val="none"/>
+        </w:rPr>
+      </w:pPr>
+      <w:r>
+        <w:rPr>
+          <w:rFonts w:ascii="Arial Narrow" w:hAnsi="Arial Narrow" w:cs="Arial Narrow"/>
+          <w:b w:val="1"/>
+          <w:bCs w:val="1"/>
+          <w:sz w:val="20"/>
+          <w:szCs w:val="20"/>
+        </w:rPr>
+        <w:t xml:space="preserve">CUARTO: </w:t>
+      </w:r>
+      <w:r>
+        <w:rPr>
+          <w:rFonts w:ascii="Arial Narrow" w:hAnsi="Arial Narrow" w:cs="Arial Narrow"/>
+          <w:sz w:val="20"/>
+          <w:szCs w:val="20"/>
+        </w:rPr>
+        <w:t xml:space="preserve">correr traslado de la presente resolución a Rímac Seguros Y Reaseguros S.A para que, de conformidad con lo dispuesto por el artículo 26° de la Ley sobre Facultades, Normas y Organización del Indecopi, aprobado por Decreto Legislativo N° 8079, presenten sus descargos sobre la imputación de cargos realizada en un plazo no mayor a cinco (5) días hábiles contado a partir del día siguiente de la notificación de la presente resolución, vencido el cual, el Secretario Técnico declarará en rebeldía a los denunciados que no lo hubieran presentado. Debe precisarse que de conformidad con lo establecido por el artículo 223° del Texto Único Ordenado de la Ley N° 27444, Ley del Procedimiento Administrativo General, las alegaciones y los hechos relevantes de la reclamación, salvo que hayan sido específicamente negadas en la contestación, se tendrán por aceptadas o meritadas como ciertas.</w:t>
+      </w:r>
+    </w:p>
+    <w:p ns2:paraId="228F876C" ns2:textId="77777777">
+      <w:pPr>
+        <w:spacing w:after="0" w:line="240" w:lineRule="auto"/>
+        <w:jc w:val="both"/>
+        <w:rPr>
+          <w:rFonts w:ascii="Arial Narrow" w:eastAsia="Arial Narrow" w:hAnsi="Arial Narrow" w:cs="Arial Narrow"/>
+          <w:color w:val="000000"/>
+          <w:kern w:val="0"/>
+          <w:lang w:eastAsia="es-PE"/>
+          <ns2:ligatures ns2:val="none"/>
+        </w:rPr>
+      </w:pPr>
+    </w:p>
+    <w:p ns2:paraId="774AFBA5" ns2:textId="6C9E88FC">
+      <w:pPr>
+        <w:spacing w:after="0" w:line="240" w:lineRule="auto"/>
+        <w:jc w:val="both"/>
+        <w:rPr>
+          <w:rFonts w:ascii="Arial Narrow" w:eastAsia="Times New Roman" w:hAnsi="Arial Narrow" w:cs="Arial"/>
+          <w:color w:val="000000"/>
+          <w:kern w:val="0"/>
+          <w:lang w:val="es-ES" w:eastAsia="es-ES"/>
+          <ns2:ligatures ns2:val="none"/>
         </w:rPr>
       </w:pPr>
       <w:r>
@@ -7061,19 +7105,20 @@
           <w:color w:val="000000"/>
           <w:kern w:val="0"/>
           <w:lang w:eastAsia="es-PE"/>
-          <w14:ligatures w14:val="none"/>
-        </w:rPr>
-        <w:t xml:space="preserve">CUARTO: </w:t>
-      </w:r>
-      <w:r>
-        <w:rPr>
-          <w:rFonts w:ascii="Arial Narrow" w:eastAsia="Arial Narrow" w:hAnsi="Arial Narrow" w:cs="Arial Narrow"/>
-          <w:color w:val="000000"/>
-          <w:kern w:val="0"/>
-          <w:lang w:eastAsia="es-PE"/>
-          <w14:ligatures w14:val="none"/>
-        </w:rPr>
-        <w:t xml:space="preserve">correr traslado de la denuncia interpuesta </w:t>
+          <ns2:ligatures ns2:val="none"/>
+        </w:rPr>
+        <w:t xml:space="preserve">QUINTO: </w:t>
+      </w:r>
+      <w:bookmarkStart w:id="4" w:name="_Hlk188286813"/>
+      <w:r>
+        <w:rPr>
+          <w:rFonts w:ascii="Arial Narrow" w:eastAsia="Times New Roman" w:hAnsi="Arial Narrow" w:cs="Arial"/>
+          <w:color w:val="000000"/>
+          <w:kern w:val="0"/>
+          <w:lang w:eastAsia="es-ES"/>
+          <ns2:ligatures ns2:val="none"/>
+        </w:rPr>
+        <w:t xml:space="preserve">requerir </w:t>
       </w:r>
       <w:r>
         <w:rPr>
@@ -7081,101 +7126,886 @@
           <w:color w:val="000000"/>
           <w:kern w:val="0"/>
           <w:lang w:val="es-ES" w:eastAsia="es-ES"/>
-          <w14:ligatures w14:val="none"/>
-        </w:rPr>
-        <w:t xml:space="preserve">el </w:t>
-      </w:r>
+          <ns2:ligatures ns2:val="none"/>
+        </w:rPr>
+        <w:t xml:space="preserve">que, en un </w:t>
+      </w:r>
+      <w:r>
+        <w:rPr>
+          <w:rFonts w:ascii="Arial Narrow" w:eastAsia="Times New Roman" w:hAnsi="Arial Narrow" w:cs="Arial"/>
+          <w:color w:val="000000"/>
+          <w:kern w:val="0"/>
+          <w:lang w:eastAsia="es-ES"/>
+          <ns2:ligatures ns2:val="none"/>
+        </w:rPr>
+        <w:t>plazo no mayor de cinco (5) días hábiles contado a partir del día siguiente de la notificación de la presente resolución</w:t>
+      </w:r>
+      <w:bookmarkEnd w:id="4"/>
+      <w:r>
+        <w:rPr>
+          <w:rFonts w:ascii="Arial Narrow" w:eastAsia="Times New Roman" w:hAnsi="Arial Narrow" w:cs="Arial"/>
+          <w:color w:val="000000"/>
+          <w:kern w:val="0"/>
+          <w:lang w:eastAsia="es-ES"/>
+          <ns2:ligatures ns2:val="none"/>
+        </w:rPr>
+        <w:t xml:space="preserve">, </w:t>
+      </w:r>
+      <w:bookmarkStart w:id="5" w:name="_Hlk188286828"/>
+      <w:r>
+        <w:rPr>
+          <w:rFonts w:ascii="Arial Narrow" w:eastAsia="Times New Roman" w:hAnsi="Arial Narrow" w:cs="Times New Roman"/>
+          <w:color w:val="000000"/>
+          <w:kern w:val="0"/>
+          <w:shd w:val="clear" w:color="auto" w:fill="FFFFFF"/>
+          <w:lang w:eastAsia="es-PE"/>
+          <ns2:ligatures ns2:val="none"/>
+        </w:rPr>
+        <w:t>el proveedor denunciado</w:t>
+      </w:r>
+      <w:r>
+        <w:rPr>
+          <w:rFonts w:ascii="Arial Narrow" w:eastAsia="Times New Roman" w:hAnsi="Arial Narrow" w:cs="Arial"/>
+          <w:color w:val="000000"/>
+          <w:kern w:val="0"/>
+          <w:lang w:eastAsia="es-ES"/>
+          <ns2:ligatures ns2:val="none"/>
+        </w:rPr>
+        <w:t xml:space="preserve"> </w:t>
+      </w:r>
+      <w:bookmarkEnd w:id="5"/>
       <w:r>
         <w:rPr>
           <w:rFonts w:ascii="Arial Narrow" w:eastAsia="Times New Roman" w:hAnsi="Arial Narrow" w:cs="Arial"/>
           <w:color w:val="000000"/>
           <w:kern w:val="0"/>
           <w:lang w:val="es-ES" w:eastAsia="es-ES"/>
-          <w14:ligatures w14:val="none"/>
-        </w:rPr>
-        <w:t>4 de julio del 2025</w:t>
-      </w:r>
-      <w:r>
-        <w:rPr>
-          <w:rFonts w:ascii="Arial Narrow" w:eastAsia="Calibri" w:hAnsi="Arial Narrow" w:cs="Arial"/>
-          <w:kern w:val="0"/>
-          <w14:ligatures w14:val="none"/>
-        </w:rPr>
-        <w:t xml:space="preserve">, </w:t>
-      </w:r>
-      <w:r>
-        <w:rPr>
-          <w:rFonts w:ascii="Arial Narrow" w:eastAsia="Arial Narrow" w:hAnsi="Arial Narrow" w:cs="Arial Narrow"/>
-          <w:color w:val="000000"/>
-          <w:kern w:val="0"/>
-          <w:lang w:eastAsia="es-PE"/>
-          <w14:ligatures w14:val="none"/>
-        </w:rPr>
-        <w:t>a</w:t>
-      </w:r>
-      <w:r>
-        <w:rPr>
-          <w:rFonts w:ascii="Arial Narrow" w:eastAsia="Times New Roman" w:hAnsi="Arial Narrow" w:cs="Times New Roman"/>
-          <w:color w:val="000000"/>
-          <w:kern w:val="0"/>
-          <w:shd w:val="clear" w:color="auto" w:fill="FFFFFF"/>
-          <w:lang w:eastAsia="es-PE"/>
-          <w14:ligatures w14:val="none"/>
+          <ns2:ligatures ns2:val="none"/>
+        </w:rPr>
+        <w:t xml:space="preserve">cumpla con: </w:t>
+      </w:r>
+      <w:r>
+        <w:rPr>
+          <w:rFonts w:ascii="Arial Narrow" w:eastAsia="Times New Roman" w:hAnsi="Arial Narrow" w:cs="Arial"/>
+          <w:color w:val="000000"/>
+          <w:kern w:val="0"/>
+          <w:lang w:val="es-ES" w:eastAsia="es-ES"/>
+          <ns2:ligatures ns2:val="none"/>
+        </w:rPr>
+        <w:t xml:space="preserve">(i) presentar una copia completa, legible y debidamente suscrita de la </w:t>
+      </w:r>
+      <w:r>
+        <w:rPr>
+          <w:rFonts w:ascii="Arial Narrow" w:eastAsia="Times New Roman" w:hAnsi="Arial Narrow" w:cs="Arial"/>
+          <w:color w:val="000000"/>
+          <w:kern w:val="0"/>
+          <w:lang w:val="es-ES" w:eastAsia="es-ES"/>
+          <ns2:ligatures ns2:val="none"/>
+        </w:rPr>
+        <w:t>póliza</w:t>
+      </w:r>
+      <w:r>
+        <w:rPr>
+          <w:rFonts w:ascii="Arial Narrow" w:eastAsia="Times New Roman" w:hAnsi="Arial Narrow" w:cs="Arial"/>
+          <w:color w:val="000000"/>
+          <w:kern w:val="0"/>
+          <w:lang w:val="es-ES" w:eastAsia="es-ES"/>
+          <ns2:ligatures ns2:val="none"/>
         </w:rPr>
         <w:t xml:space="preserve"> </w:t>
       </w:r>
       <w:r>
         <w:rPr>
-          <w:rFonts w:ascii="Arial Narrow" w:eastAsia="Times New Roman" w:hAnsi="Arial Narrow" w:cs="Times New Roman"/>
-          <w:color w:val="000000"/>
-          <w:kern w:val="0"/>
-          <w:shd w:val="clear" w:color="auto" w:fill="FFFFFF"/>
-          <w:lang w:eastAsia="es-PE"/>
-          <w14:ligatures w14:val="none"/>
-        </w:rPr>
-        <w:t>R</w:t>
-      </w:r>
-      <w:r>
-        <w:rPr>
-          <w:rFonts w:ascii="Arial Narrow" w:eastAsia="Times New Roman" w:hAnsi="Arial Narrow" w:cs="Times New Roman"/>
-          <w:color w:val="000000"/>
-          <w:kern w:val="0"/>
-          <w:shd w:val="clear" w:color="auto" w:fill="FFFFFF"/>
-          <w:lang w:eastAsia="es-PE"/>
-          <w14:ligatures w14:val="none"/>
-        </w:rPr>
-        <w:t>ímac Seguros Y Reaseguros S</w:t>
-      </w:r>
-      <w:r>
-        <w:rPr>
-          <w:rFonts w:ascii="Arial Narrow" w:eastAsia="Times New Roman" w:hAnsi="Arial Narrow" w:cs="Times New Roman"/>
-          <w:color w:val="000000"/>
-          <w:kern w:val="0"/>
-          <w:shd w:val="clear" w:color="auto" w:fill="FFFFFF"/>
-          <w:lang w:eastAsia="es-PE"/>
-          <w14:ligatures w14:val="none"/>
-        </w:rPr>
-        <w:t>.A.</w:t>
-      </w:r>
-      <w:r>
-        <w:rPr>
-          <w:rFonts w:ascii="Arial Narrow" w:eastAsia="Arial Narrow" w:hAnsi="Arial Narrow" w:cs="Arial Narrow"/>
-          <w:color w:val="000000"/>
-          <w:kern w:val="0"/>
-          <w:lang w:eastAsia="es-PE"/>
-          <w14:ligatures w14:val="none"/>
-        </w:rPr>
-        <w:t>, p</w:t>
-      </w:r>
-      <w:r>
-        <w:rPr>
-          <w:rFonts w:ascii="Arial Narrow" w:eastAsia="Arial Narrow" w:hAnsi="Arial Narrow" w:cs="Arial Narrow"/>
-          <w:color w:val="000000"/>
-          <w:kern w:val="0"/>
-          <w:lang w:eastAsia="es-PE"/>
-          <w14:ligatures w14:val="none"/>
-        </w:rPr>
-        <w:t>ara que, de conformidad con lo dispuesto por el artículo 26</w:t>
+          <w:rFonts w:ascii="Arial Narrow" w:eastAsia="Times New Roman" w:hAnsi="Arial Narrow" w:cs="Arial"/>
+          <w:color w:val="000000"/>
+          <w:kern w:val="0"/>
+          <w:lang w:val="es-ES" w:eastAsia="es-ES"/>
+          <ns2:ligatures ns2:val="none"/>
+        </w:rPr>
+        <w:t xml:space="preserve">de </w:t>
+      </w:r>
+      <w:r>
+        <w:rPr>
+          <w:rFonts w:ascii="Arial Narrow" w:eastAsia="Times New Roman" w:hAnsi="Arial Narrow" w:cs="Arial"/>
+          <w:color w:val="000000"/>
+          <w:kern w:val="0"/>
+          <w:lang w:val="es-ES" w:eastAsia="es-ES"/>
+          <ns2:ligatures ns2:val="none"/>
+        </w:rPr>
+        <w:t xml:space="preserve">Seguro de </w:t>
+      </w:r>
+      <w:r>
+        <w:rPr>
+          <w:rFonts w:ascii="Arial Narrow" w:eastAsia="Times New Roman" w:hAnsi="Arial Narrow" w:cs="Arial"/>
+          <w:color w:val="000000"/>
+          <w:kern w:val="0"/>
+          <w:lang w:val="es-ES" w:eastAsia="es-ES"/>
+          <ns2:ligatures ns2:val="none"/>
+        </w:rPr>
+        <w:t xml:space="preserve">Vida Protección Familiar </w:t>
+      </w:r>
+      <w:proofErr w:type="spellStart"/>
+      <w:r>
+        <w:rPr>
+          <w:rFonts w:ascii="Arial Narrow" w:eastAsia="Times New Roman" w:hAnsi="Arial Narrow" w:cs="Arial"/>
+          <w:color w:val="000000"/>
+          <w:kern w:val="0"/>
+          <w:lang w:val="es-ES" w:eastAsia="es-ES"/>
+          <ns2:ligatures ns2:val="none"/>
+        </w:rPr>
+        <w:t/>
+      </w:r>
+      <w:proofErr w:type="spellEnd"/>
+      <w:r>
+        <w:rPr>
+          <w:rFonts w:ascii="Arial Narrow" w:eastAsia="Times New Roman" w:hAnsi="Arial Narrow" w:cs="Arial"/>
+          <w:color w:val="000000"/>
+          <w:kern w:val="0"/>
+          <w:lang w:val="es-ES" w:eastAsia="es-ES"/>
+          <ns2:ligatures ns2:val="none"/>
+        </w:rPr>
+        <w:t xml:space="preserve"> V-1516143</w:t>
+      </w:r>
+      <w:r>
+        <w:rPr>
+          <w:rFonts w:ascii="Arial Narrow" w:eastAsia="Times New Roman" w:hAnsi="Arial Narrow" w:cs="Arial"/>
+          <w:color w:val="000000"/>
+          <w:kern w:val="0"/>
+          <w:lang w:val="es-ES" w:eastAsia="es-ES"/>
+          <ns2:ligatures ns2:val="none"/>
+        </w:rPr>
+        <w:t>, así como el cargo de remisión de la póliza;</w:t>
+      </w:r>
+      <w:r>
+        <w:rPr>
+          <w:rFonts w:ascii="Arial Narrow" w:eastAsia="Times New Roman" w:hAnsi="Arial Narrow" w:cs="Arial"/>
+          <w:color w:val="000000"/>
+          <w:kern w:val="0"/>
+          <w:lang w:val="es-ES" w:eastAsia="es-ES"/>
+          <ns2:ligatures ns2:val="none"/>
+        </w:rPr>
+        <w:t xml:space="preserve"> </w:t>
+      </w:r>
+      <w:r>
+        <w:rPr>
+          <w:rFonts w:ascii="Arial Narrow" w:eastAsia="Times New Roman" w:hAnsi="Arial Narrow" w:cs="Arial"/>
+          <w:color w:val="000000"/>
+          <w:kern w:val="0"/>
+          <w:lang w:val="es-ES" w:eastAsia="es-ES"/>
+          <ns2:ligatures ns2:val="none"/>
+        </w:rPr>
+        <w:t>(</w:t>
+      </w:r>
+      <w:proofErr w:type="spellStart"/>
+      <w:r>
+        <w:rPr>
+          <w:rFonts w:ascii="Arial Narrow" w:eastAsia="Times New Roman" w:hAnsi="Arial Narrow" w:cs="Arial"/>
+          <w:color w:val="000000"/>
+          <w:kern w:val="0"/>
+          <w:lang w:val="es-ES" w:eastAsia="es-ES"/>
+          <ns2:ligatures ns2:val="none"/>
+        </w:rPr>
+        <w:t>i</w:t>
+      </w:r>
+      <w:r>
+        <w:rPr>
+          <w:rFonts w:ascii="Arial Narrow" w:eastAsia="Times New Roman" w:hAnsi="Arial Narrow" w:cs="Arial"/>
+          <w:color w:val="000000"/>
+          <w:kern w:val="0"/>
+          <w:lang w:val="es-ES" w:eastAsia="es-ES"/>
+          <ns2:ligatures ns2:val="none"/>
+        </w:rPr>
+        <w:t>i</w:t>
+      </w:r>
+      <w:proofErr w:type="spellEnd"/>
+      <w:r>
+        <w:rPr>
+          <w:rFonts w:ascii="Arial Narrow" w:eastAsia="Times New Roman" w:hAnsi="Arial Narrow" w:cs="Arial"/>
+          <w:color w:val="000000"/>
+          <w:kern w:val="0"/>
+          <w:lang w:val="es-ES" w:eastAsia="es-ES"/>
+          <ns2:ligatures ns2:val="none"/>
+        </w:rPr>
+        <w:t xml:space="preserve">) presentar una copia completa, legible y debidamente suscrita de la </w:t>
+      </w:r>
+      <w:r>
+        <w:rPr>
+          <w:rFonts w:ascii="Arial Narrow" w:eastAsia="Times New Roman" w:hAnsi="Arial Narrow" w:cs="Arial"/>
+          <w:color w:val="000000"/>
+          <w:kern w:val="0"/>
+          <w:lang w:val="es-ES" w:eastAsia="es-ES"/>
+          <ns2:ligatures ns2:val="none"/>
+        </w:rPr>
+        <w:t>póliza</w:t>
+      </w:r>
+      <w:r>
+        <w:rPr>
+          <w:rFonts w:ascii="Arial Narrow" w:eastAsia="Times New Roman" w:hAnsi="Arial Narrow" w:cs="Arial"/>
+          <w:color w:val="000000"/>
+          <w:kern w:val="0"/>
+          <w:lang w:val="es-ES" w:eastAsia="es-ES"/>
+          <ns2:ligatures ns2:val="none"/>
+        </w:rPr>
+        <w:t xml:space="preserve"> </w:t>
+      </w:r>
+      <w:r>
+        <w:rPr>
+          <w:rFonts w:ascii="Arial Narrow" w:eastAsia="Times New Roman" w:hAnsi="Arial Narrow" w:cs="Arial"/>
+          <w:color w:val="000000"/>
+          <w:kern w:val="0"/>
+          <w:lang w:val="es-ES" w:eastAsia="es-ES"/>
+          <ns2:ligatures ns2:val="none"/>
+        </w:rPr>
+        <w:t xml:space="preserve">de </w:t>
+      </w:r>
+      <w:r>
+        <w:rPr>
+          <w:rFonts w:ascii="Arial Narrow" w:eastAsia="Times New Roman" w:hAnsi="Arial Narrow" w:cs="Arial"/>
+          <w:color w:val="000000"/>
+          <w:kern w:val="0"/>
+          <w:lang w:val="es-ES" w:eastAsia="es-ES"/>
+          <ns2:ligatures ns2:val="none"/>
+        </w:rPr>
+        <w:t xml:space="preserve">Seguro de </w:t>
+      </w:r>
+      <w:r>
+        <w:rPr>
+          <w:rFonts w:ascii="Arial Narrow" w:eastAsia="Times New Roman" w:hAnsi="Arial Narrow" w:cs="Arial"/>
+          <w:color w:val="000000"/>
+          <w:kern w:val="0"/>
+          <w:lang w:val="es-ES" w:eastAsia="es-ES"/>
+          <ns2:ligatures ns2:val="none"/>
+        </w:rPr>
+        <w:t xml:space="preserve">Vida Protección Familiar </w:t>
+      </w:r>
+      <w:proofErr w:type="spellStart"/>
+      <w:r>
+        <w:rPr>
+          <w:rFonts w:ascii="Arial Narrow" w:eastAsia="Times New Roman" w:hAnsi="Arial Narrow" w:cs="Arial"/>
+          <w:color w:val="000000"/>
+          <w:kern w:val="0"/>
+          <w:lang w:val="es-ES" w:eastAsia="es-ES"/>
+          <ns2:ligatures ns2:val="none"/>
+        </w:rPr>
+        <w:t/>
+      </w:r>
+      <w:proofErr w:type="spellEnd"/>
+      <w:r>
+        <w:rPr>
+          <w:rFonts w:ascii="Arial Narrow" w:eastAsia="Times New Roman" w:hAnsi="Arial Narrow" w:cs="Arial"/>
+          <w:color w:val="000000"/>
+          <w:kern w:val="0"/>
+          <w:lang w:val="es-ES" w:eastAsia="es-ES"/>
+          <ns2:ligatures ns2:val="none"/>
+        </w:rPr>
+        <w:t xml:space="preserve"> </w:t>
+      </w:r>
+      <w:r>
+        <w:rPr>
+          <w:rFonts w:ascii="Arial Narrow" w:eastAsia="Times New Roman" w:hAnsi="Arial Narrow" w:cs="Arial"/>
+          <w:color w:val="000000"/>
+          <w:kern w:val="0"/>
+          <w:lang w:val="es-ES" w:eastAsia="es-ES"/>
+          <ns2:ligatures ns2:val="none"/>
+        </w:rPr>
+        <w:t>V</w:t>
+      </w:r>
+      <w:r>
+        <w:rPr>
+          <w:rFonts w:ascii="Arial Narrow" w:eastAsia="Times New Roman" w:hAnsi="Arial Narrow" w:cs="Arial"/>
+          <w:color w:val="000000"/>
+          <w:kern w:val="0"/>
+          <w:lang w:val="es-ES" w:eastAsia="es-ES"/>
+          <ns2:ligatures ns2:val="none"/>
+        </w:rPr>
+        <w:t>-214646, así como el cargo de remisión de la póliza</w:t>
+      </w:r>
+      <w:r>
+        <w:rPr>
+          <w:rFonts w:ascii="Arial Narrow" w:eastAsia="Times New Roman" w:hAnsi="Arial Narrow" w:cs="Arial"/>
+          <w:color w:val="000000"/>
+          <w:kern w:val="0"/>
+          <w:lang w:val="es-ES" w:eastAsia="es-ES"/>
+          <ns2:ligatures ns2:val="none"/>
+        </w:rPr>
+        <w:t>; (</w:t>
+      </w:r>
+      <w:proofErr w:type="spellStart"/>
+      <w:r>
+        <w:rPr>
+          <w:rFonts w:ascii="Arial Narrow" w:eastAsia="Times New Roman" w:hAnsi="Arial Narrow" w:cs="Arial"/>
+          <w:color w:val="000000"/>
+          <w:kern w:val="0"/>
+          <w:lang w:val="es-ES" w:eastAsia="es-ES"/>
+          <ns2:ligatures ns2:val="none"/>
+        </w:rPr>
+        <w:t>iii</w:t>
+      </w:r>
+      <w:proofErr w:type="spellEnd"/>
+      <w:r>
+        <w:rPr>
+          <w:rFonts w:ascii="Arial Narrow" w:eastAsia="Times New Roman" w:hAnsi="Arial Narrow" w:cs="Arial"/>
+          <w:color w:val="000000"/>
+          <w:kern w:val="0"/>
+          <w:lang w:val="es-ES" w:eastAsia="es-ES"/>
+          <ns2:ligatures ns2:val="none"/>
+        </w:rPr>
+        <w:t>)</w:t>
+      </w:r>
+      <w:r>
+        <w:rPr>
+          <w:rFonts w:ascii="Arial Narrow" w:eastAsia="Times New Roman" w:hAnsi="Arial Narrow" w:cs="Arial"/>
+          <w:color w:val="000000"/>
+          <w:kern w:val="0"/>
+          <w:lang w:val="es-ES" w:eastAsia="es-ES"/>
+          <ns2:ligatures ns2:val="none"/>
+        </w:rPr>
+        <w:t xml:space="preserve"> </w:t>
+      </w:r>
+      <w:r>
+        <w:rPr>
+          <w:rFonts w:ascii="Arial Narrow" w:eastAsia="Times New Roman" w:hAnsi="Arial Narrow" w:cs="Arial"/>
+          <w:color w:val="000000"/>
+          <w:kern w:val="0"/>
+          <w:lang w:val="es-ES" w:eastAsia="es-ES"/>
+          <ns2:ligatures ns2:val="none"/>
+        </w:rPr>
+        <w:t xml:space="preserve">presentar una </w:t>
+      </w:r>
+      <w:r>
+        <w:rPr>
+          <w:rFonts w:ascii="Arial Narrow" w:eastAsia="Times New Roman" w:hAnsi="Arial Narrow" w:cs="Arial"/>
+          <w:color w:val="000000"/>
+          <w:kern w:val="0"/>
+          <w:lang w:val="es-ES" w:eastAsia="es-ES"/>
+          <ns2:ligatures ns2:val="none"/>
+        </w:rPr>
+        <w:t xml:space="preserve">copia completa, legible y debidamente suscrita de la </w:t>
+      </w:r>
+      <w:r>
+        <w:rPr>
+          <w:rFonts w:ascii="Arial Narrow" w:eastAsia="Times New Roman" w:hAnsi="Arial Narrow" w:cs="Arial"/>
+          <w:color w:val="000000"/>
+          <w:kern w:val="0"/>
+          <w:lang w:val="es-ES" w:eastAsia="es-ES"/>
+          <ns2:ligatures ns2:val="none"/>
+        </w:rPr>
+        <w:t>p</w:t>
+      </w:r>
+      <w:r>
+        <w:rPr>
+          <w:rFonts w:ascii="Arial Narrow" w:eastAsia="Times New Roman" w:hAnsi="Arial Narrow" w:cs="Arial"/>
+          <w:color w:val="000000"/>
+          <w:kern w:val="0"/>
+          <w:lang w:val="es-ES" w:eastAsia="es-ES"/>
+          <ns2:ligatures ns2:val="none"/>
+        </w:rPr>
+        <w:t xml:space="preserve">óliza de Seguro de Sepelio </w:t>
+      </w:r>
+      <w:proofErr w:type="spellStart"/>
+      <w:r>
+        <w:rPr>
+          <w:rFonts w:ascii="Arial Narrow" w:eastAsia="Times New Roman" w:hAnsi="Arial Narrow" w:cs="Arial"/>
+          <w:color w:val="000000"/>
+          <w:kern w:val="0"/>
+          <w:lang w:val="es-ES" w:eastAsia="es-ES"/>
+          <ns2:ligatures ns2:val="none"/>
+        </w:rPr>
+        <w:t/>
+      </w:r>
+      <w:proofErr w:type="spellEnd"/>
+      <w:r>
+        <w:rPr>
+          <w:rFonts w:ascii="Arial Narrow" w:eastAsia="Times New Roman" w:hAnsi="Arial Narrow" w:cs="Arial"/>
+          <w:color w:val="000000"/>
+          <w:kern w:val="0"/>
+          <w:lang w:val="es-ES" w:eastAsia="es-ES"/>
+          <ns2:ligatures ns2:val="none"/>
+        </w:rPr>
+        <w:t xml:space="preserve"> V-1733547</w:t>
+      </w:r>
+      <w:r>
+        <w:rPr>
+          <w:rFonts w:ascii="Arial Narrow" w:eastAsia="Times New Roman" w:hAnsi="Arial Narrow" w:cs="Arial"/>
+          <w:color w:val="000000"/>
+          <w:kern w:val="0"/>
+          <w:lang w:val="es-ES" w:eastAsia="es-ES"/>
+          <ns2:ligatures ns2:val="none"/>
+        </w:rPr>
+        <w:t>, así como el cargo de remisión de la póliza</w:t>
+      </w:r>
+      <w:r>
+        <w:rPr>
+          <w:rFonts w:ascii="Arial Narrow" w:eastAsia="Times New Roman" w:hAnsi="Arial Narrow" w:cs="Arial"/>
+          <w:color w:val="000000"/>
+          <w:kern w:val="0"/>
+          <w:lang w:val="es-ES" w:eastAsia="es-ES"/>
+          <ns2:ligatures ns2:val="none"/>
+        </w:rPr>
+        <w:t xml:space="preserve">; </w:t>
+      </w:r>
+      <w:r>
+        <w:rPr>
+          <w:rFonts w:ascii="Arial Narrow" w:eastAsia="Times New Roman" w:hAnsi="Arial Narrow" w:cs="Arial"/>
+          <w:color w:val="000000"/>
+          <w:kern w:val="0"/>
+          <w:lang w:val="es-ES" w:eastAsia="es-ES"/>
+          <ns2:ligatures ns2:val="none"/>
+        </w:rPr>
+        <w:t>(</w:t>
+      </w:r>
+      <w:proofErr w:type="spellStart"/>
+      <w:r>
+        <w:rPr>
+          <w:rFonts w:ascii="Arial Narrow" w:eastAsia="Times New Roman" w:hAnsi="Arial Narrow" w:cs="Arial"/>
+          <w:color w:val="000000"/>
+          <w:kern w:val="0"/>
+          <w:lang w:val="es-ES" w:eastAsia="es-ES"/>
+          <ns2:ligatures ns2:val="none"/>
+        </w:rPr>
+        <w:t>i</w:t>
+      </w:r>
+      <w:r>
+        <w:rPr>
+          <w:rFonts w:ascii="Arial Narrow" w:eastAsia="Times New Roman" w:hAnsi="Arial Narrow" w:cs="Arial"/>
+          <w:color w:val="000000"/>
+          <w:kern w:val="0"/>
+          <w:lang w:val="es-ES" w:eastAsia="es-ES"/>
+          <ns2:ligatures ns2:val="none"/>
+        </w:rPr>
+        <w:t>v</w:t>
+      </w:r>
+      <w:proofErr w:type="spellEnd"/>
+      <w:r>
+        <w:rPr>
+          <w:rFonts w:ascii="Arial Narrow" w:eastAsia="Times New Roman" w:hAnsi="Arial Narrow" w:cs="Arial"/>
+          <w:color w:val="000000"/>
+          <w:kern w:val="0"/>
+          <w:lang w:val="es-ES" w:eastAsia="es-ES"/>
+          <ns2:ligatures ns2:val="none"/>
+        </w:rPr>
+        <w:t xml:space="preserve">) presentar una copia completa, legible y debidamente suscrita </w:t>
+      </w:r>
+      <w:r>
+        <w:rPr>
+          <w:rFonts w:ascii="Arial Narrow" w:eastAsia="Times New Roman" w:hAnsi="Arial Narrow" w:cs="Arial"/>
+          <w:color w:val="000000"/>
+          <w:kern w:val="0"/>
+          <w:lang w:val="es-ES" w:eastAsia="es-ES"/>
+          <ns2:ligatures ns2:val="none"/>
+        </w:rPr>
+        <w:t xml:space="preserve">de la </w:t>
+      </w:r>
+      <w:r>
+        <w:rPr>
+          <w:rFonts w:ascii="Arial Narrow" w:eastAsia="Times New Roman" w:hAnsi="Arial Narrow" w:cs="Arial"/>
+          <w:color w:val="000000"/>
+          <w:kern w:val="0"/>
+          <w:lang w:val="es-ES" w:eastAsia="es-ES"/>
+          <ns2:ligatures ns2:val="none"/>
+        </w:rPr>
+        <w:t>p</w:t>
+      </w:r>
+      <w:r>
+        <w:rPr>
+          <w:rFonts w:ascii="Arial Narrow" w:eastAsia="Times New Roman" w:hAnsi="Arial Narrow" w:cs="Arial"/>
+          <w:color w:val="000000"/>
+          <w:kern w:val="0"/>
+          <w:lang w:val="es-ES" w:eastAsia="es-ES"/>
+          <ns2:ligatures ns2:val="none"/>
+        </w:rPr>
+        <w:t>óliza de</w:t>
+      </w:r>
+      <w:r>
+        <w:rPr>
+          <w:rFonts w:ascii="Arial Narrow" w:eastAsia="Times New Roman" w:hAnsi="Arial Narrow" w:cs="Arial"/>
+          <w:color w:val="000000"/>
+          <w:kern w:val="0"/>
+          <w:lang w:val="es-ES" w:eastAsia="es-ES"/>
+          <ns2:ligatures ns2:val="none"/>
+        </w:rPr>
+        <w:t xml:space="preserve"> Seguro </w:t>
+      </w:r>
+      <w:r>
+        <w:rPr>
+          <w:rFonts w:ascii="Arial Narrow" w:eastAsia="Times New Roman" w:hAnsi="Arial Narrow" w:cs="Arial"/>
+          <w:color w:val="000000"/>
+          <w:kern w:val="0"/>
+          <w:lang w:val="es-ES" w:eastAsia="es-ES"/>
+          <ns2:ligatures ns2:val="none"/>
+        </w:rPr>
+        <w:t>Oncológico</w:t>
+      </w:r>
+      <w:r>
+        <w:rPr>
+          <w:rFonts w:ascii="Arial Narrow" w:eastAsia="Times New Roman" w:hAnsi="Arial Narrow" w:cs="Arial"/>
+          <w:color w:val="000000"/>
+          <w:kern w:val="0"/>
+          <w:lang w:val="es-ES" w:eastAsia="es-ES"/>
+          <ns2:ligatures ns2:val="none"/>
+        </w:rPr>
+        <w:t xml:space="preserve"> </w:t>
+      </w:r>
+      <w:proofErr w:type="spellStart"/>
+      <w:r>
+        <w:rPr>
+          <w:rFonts w:ascii="Arial Narrow" w:eastAsia="Times New Roman" w:hAnsi="Arial Narrow" w:cs="Arial"/>
+          <w:color w:val="000000"/>
+          <w:kern w:val="0"/>
+          <w:lang w:val="es-ES" w:eastAsia="es-ES"/>
+          <ns2:ligatures ns2:val="none"/>
+        </w:rPr>
+        <w:t/>
+      </w:r>
+      <w:proofErr w:type="spellEnd"/>
+      <w:r>
+        <w:rPr>
+          <w:rFonts w:ascii="Arial Narrow" w:eastAsia="Times New Roman" w:hAnsi="Arial Narrow" w:cs="Arial"/>
+          <w:color w:val="000000"/>
+          <w:kern w:val="0"/>
+          <w:lang w:val="es-ES" w:eastAsia="es-ES"/>
+          <ns2:ligatures ns2:val="none"/>
+        </w:rPr>
+        <w:t xml:space="preserve"> V-689928, así como el cargo de remisión de la póliza</w:t>
+      </w:r>
+      <w:r>
+        <w:rPr>
+          <w:rFonts w:ascii="Arial Narrow" w:eastAsia="Times New Roman" w:hAnsi="Arial Narrow" w:cs="Arial"/>
+          <w:color w:val="000000"/>
+          <w:kern w:val="0"/>
+          <w:lang w:val="es-ES" w:eastAsia="es-ES"/>
+          <ns2:ligatures ns2:val="none"/>
+        </w:rPr>
+        <w:t>;</w:t>
+      </w:r>
+      <w:r>
+        <w:rPr>
+          <w:rFonts w:ascii="Arial Narrow" w:eastAsia="Times New Roman" w:hAnsi="Arial Narrow" w:cs="Arial"/>
+          <w:color w:val="000000"/>
+          <w:kern w:val="0"/>
+          <w:lang w:val="es-ES" w:eastAsia="es-ES"/>
+          <ns2:ligatures ns2:val="none"/>
+        </w:rPr>
+        <w:t xml:space="preserve"> </w:t>
+      </w:r>
+      <w:r>
+        <w:rPr>
+          <w:rFonts w:ascii="Arial Narrow" w:eastAsia="Times New Roman" w:hAnsi="Arial Narrow" w:cs="Arial"/>
+          <w:color w:val="000000"/>
+          <w:kern w:val="0"/>
+          <w:lang w:val="es-ES" w:eastAsia="es-ES"/>
+          <ns2:ligatures ns2:val="none"/>
+        </w:rPr>
+        <w:t>(</w:t>
+      </w:r>
+      <w:r>
+        <w:rPr>
+          <w:rFonts w:ascii="Arial Narrow" w:eastAsia="Times New Roman" w:hAnsi="Arial Narrow" w:cs="Arial"/>
+          <w:color w:val="000000"/>
+          <w:kern w:val="0"/>
+          <w:lang w:val="es-ES" w:eastAsia="es-ES"/>
+          <ns2:ligatures ns2:val="none"/>
+        </w:rPr>
+        <w:t>v</w:t>
+      </w:r>
+      <w:r>
+        <w:rPr>
+          <w:rFonts w:ascii="Arial Narrow" w:eastAsia="Times New Roman" w:hAnsi="Arial Narrow" w:cs="Arial"/>
+          <w:color w:val="000000"/>
+          <w:kern w:val="0"/>
+          <w:lang w:val="es-ES" w:eastAsia="es-ES"/>
+          <ns2:ligatures ns2:val="none"/>
+        </w:rPr>
+        <w:t xml:space="preserve">) </w:t>
+      </w:r>
+      <w:r>
+        <w:rPr>
+          <w:rFonts w:ascii="Arial Narrow" w:eastAsia="Times New Roman" w:hAnsi="Arial Narrow" w:cs="Arial"/>
+          <w:color w:val="000000"/>
+          <w:kern w:val="0"/>
+          <w:lang w:val="es-ES" w:eastAsia="es-ES"/>
+          <ns2:ligatures ns2:val="none"/>
+        </w:rPr>
+        <w:t xml:space="preserve">presentar una copia completa, legible y debidamente suscrita de la </w:t>
+      </w:r>
+      <w:r>
+        <w:rPr>
+          <w:rFonts w:ascii="Arial Narrow" w:eastAsia="Times New Roman" w:hAnsi="Arial Narrow" w:cs="Arial"/>
+          <w:color w:val="000000"/>
+          <w:kern w:val="0"/>
+          <w:lang w:val="es-ES" w:eastAsia="es-ES"/>
+          <ns2:ligatures ns2:val="none"/>
+        </w:rPr>
+        <w:t>p</w:t>
+      </w:r>
+      <w:r>
+        <w:rPr>
+          <w:rFonts w:ascii="Arial Narrow" w:eastAsia="Times New Roman" w:hAnsi="Arial Narrow" w:cs="Arial"/>
+          <w:color w:val="000000"/>
+          <w:kern w:val="0"/>
+          <w:lang w:val="es-ES" w:eastAsia="es-ES"/>
+          <ns2:ligatures ns2:val="none"/>
+        </w:rPr>
+        <w:t xml:space="preserve">óliza de Seguro </w:t>
+      </w:r>
+      <w:r>
+        <w:rPr>
+          <w:rFonts w:ascii="Arial Narrow" w:eastAsia="Times New Roman" w:hAnsi="Arial Narrow" w:cs="Arial"/>
+          <w:color w:val="000000"/>
+          <w:kern w:val="0"/>
+          <w:lang w:val="es-ES" w:eastAsia="es-ES"/>
+          <ns2:ligatures ns2:val="none"/>
+        </w:rPr>
+        <w:t>Oncológico</w:t>
+      </w:r>
+      <w:r>
+        <w:rPr>
+          <w:rFonts w:ascii="Arial Narrow" w:eastAsia="Times New Roman" w:hAnsi="Arial Narrow" w:cs="Arial"/>
+          <w:color w:val="000000"/>
+          <w:kern w:val="0"/>
+          <w:lang w:val="es-ES" w:eastAsia="es-ES"/>
+          <ns2:ligatures ns2:val="none"/>
+        </w:rPr>
+        <w:t xml:space="preserve"> </w:t>
+      </w:r>
+      <w:proofErr w:type="spellStart"/>
+      <w:r>
+        <w:rPr>
+          <w:rFonts w:ascii="Arial Narrow" w:eastAsia="Times New Roman" w:hAnsi="Arial Narrow" w:cs="Arial"/>
+          <w:color w:val="000000"/>
+          <w:kern w:val="0"/>
+          <w:lang w:val="es-ES" w:eastAsia="es-ES"/>
+          <ns2:ligatures ns2:val="none"/>
+        </w:rPr>
+        <w:t/>
+      </w:r>
+      <w:proofErr w:type="spellEnd"/>
+      <w:r>
+        <w:rPr>
+          <w:rFonts w:ascii="Arial Narrow" w:eastAsia="Times New Roman" w:hAnsi="Arial Narrow" w:cs="Arial"/>
+          <w:color w:val="000000"/>
+          <w:kern w:val="0"/>
+          <w:lang w:val="es-ES" w:eastAsia="es-ES"/>
+          <ns2:ligatures ns2:val="none"/>
+        </w:rPr>
+        <w:t xml:space="preserve"> V-1719112, así como el cargo de remisión de la póliza; (vi) presentar los medios probatorios que acr</w:t>
+      </w:r>
+      <w:r>
+        <w:rPr>
+          <w:rFonts w:ascii="Arial Narrow" w:eastAsia="Times New Roman" w:hAnsi="Arial Narrow" w:cs="Arial"/>
+          <w:color w:val="000000"/>
+          <w:kern w:val="0"/>
+          <w:lang w:val="es-ES" w:eastAsia="es-ES"/>
+          <ns2:ligatures ns2:val="none"/>
+        </w:rPr>
+        <w:t xml:space="preserve">editen que remitió </w:t>
+      </w:r>
+      <w:r>
+        <w:rPr>
+          <w:rFonts w:ascii="Arial Narrow" w:eastAsia="Times New Roman" w:hAnsi="Arial Narrow" w:cs="Arial"/>
+          <w:color w:val="000000"/>
+          <w:kern w:val="0"/>
+          <w:lang w:val="es-ES" w:eastAsia="es-ES"/>
+          <ns2:ligatures ns2:val="none"/>
+        </w:rPr>
+        <w:t xml:space="preserve">oportunamente </w:t>
+      </w:r>
+      <w:r>
+        <w:rPr>
+          <w:rFonts w:ascii="Arial Narrow" w:eastAsia="Times New Roman" w:hAnsi="Arial Narrow" w:cs="Arial"/>
+          <w:color w:val="000000"/>
+          <w:kern w:val="0"/>
+          <w:lang w:val="es-ES" w:eastAsia="es-ES"/>
+          <ns2:ligatures ns2:val="none"/>
+        </w:rPr>
+        <w:t xml:space="preserve">las pólizas de Vida Protección Familiar </w:t>
+      </w:r>
+      <w:proofErr w:type="spellStart"/>
+      <w:r>
+        <w:rPr>
+          <w:rFonts w:ascii="Arial Narrow" w:eastAsia="Times New Roman" w:hAnsi="Arial Narrow" w:cs="Arial"/>
+          <w:color w:val="000000"/>
+          <w:kern w:val="0"/>
+          <w:lang w:val="es-ES" w:eastAsia="es-ES"/>
+          <ns2:ligatures ns2:val="none"/>
+        </w:rPr>
+        <w:t/>
+      </w:r>
+      <w:proofErr w:type="spellEnd"/>
+      <w:r>
+        <w:rPr>
+          <w:rFonts w:ascii="Arial Narrow" w:eastAsia="Times New Roman" w:hAnsi="Arial Narrow" w:cs="Arial"/>
+          <w:color w:val="000000"/>
+          <w:kern w:val="0"/>
+          <w:lang w:val="es-ES" w:eastAsia="es-ES"/>
+          <ns2:ligatures ns2:val="none"/>
+        </w:rPr>
+        <w:t xml:space="preserve"> V-1516143, V</w:t>
+      </w:r>
+      <w:r>
+        <w:rPr>
+          <w:rFonts w:ascii="Arial Narrow" w:eastAsia="Times New Roman" w:hAnsi="Arial Narrow" w:cs="Arial"/>
+          <w:color w:val="000000"/>
+          <w:kern w:val="0"/>
+          <w:lang w:val="es-ES" w:eastAsia="es-ES"/>
+          <ns2:ligatures ns2:val="none"/>
+        </w:rPr>
+        <w:t xml:space="preserve">-214646, Sepelio </w:t>
+      </w:r>
+      <w:proofErr w:type="spellStart"/>
+      <w:r>
+        <w:rPr>
+          <w:rFonts w:ascii="Arial Narrow" w:eastAsia="Times New Roman" w:hAnsi="Arial Narrow" w:cs="Arial"/>
+          <w:color w:val="000000"/>
+          <w:kern w:val="0"/>
+          <w:lang w:val="es-ES" w:eastAsia="es-ES"/>
+          <ns2:ligatures ns2:val="none"/>
+        </w:rPr>
+        <w:t/>
+      </w:r>
+      <w:proofErr w:type="spellEnd"/>
+      <w:r>
+        <w:rPr>
+          <w:rFonts w:ascii="Arial Narrow" w:eastAsia="Times New Roman" w:hAnsi="Arial Narrow" w:cs="Arial"/>
+          <w:color w:val="000000"/>
+          <w:kern w:val="0"/>
+          <w:lang w:val="es-ES" w:eastAsia="es-ES"/>
+          <ns2:ligatures ns2:val="none"/>
+        </w:rPr>
+        <w:t xml:space="preserve"> V-1733547 y </w:t>
+      </w:r>
+      <w:r>
+        <w:rPr>
+          <w:rFonts w:ascii="Arial Narrow" w:eastAsia="Times New Roman" w:hAnsi="Arial Narrow" w:cs="Arial"/>
+          <w:color w:val="000000"/>
+          <w:kern w:val="0"/>
+          <w:lang w:val="es-ES" w:eastAsia="es-ES"/>
+          <ns2:ligatures ns2:val="none"/>
+        </w:rPr>
+        <w:t>Oncológico</w:t>
+      </w:r>
+      <w:r>
+        <w:rPr>
+          <w:rFonts w:ascii="Arial Narrow" w:eastAsia="Times New Roman" w:hAnsi="Arial Narrow" w:cs="Arial"/>
+          <w:color w:val="000000"/>
+          <w:kern w:val="0"/>
+          <w:lang w:val="es-ES" w:eastAsia="es-ES"/>
+          <ns2:ligatures ns2:val="none"/>
+        </w:rPr>
+        <w:t xml:space="preserve"> </w:t>
+      </w:r>
+      <w:proofErr w:type="spellStart"/>
+      <w:r>
+        <w:rPr>
+          <w:rFonts w:ascii="Arial Narrow" w:eastAsia="Times New Roman" w:hAnsi="Arial Narrow" w:cs="Arial"/>
+          <w:color w:val="000000"/>
+          <w:kern w:val="0"/>
+          <w:lang w:val="es-ES" w:eastAsia="es-ES"/>
+          <ns2:ligatures ns2:val="none"/>
+        </w:rPr>
+        <w:t/>
+      </w:r>
+      <w:proofErr w:type="spellEnd"/>
+      <w:r>
+        <w:rPr>
+          <w:rFonts w:ascii="Arial Narrow" w:eastAsia="Times New Roman" w:hAnsi="Arial Narrow" w:cs="Arial"/>
+          <w:color w:val="000000"/>
+          <w:kern w:val="0"/>
+          <w:lang w:val="es-ES" w:eastAsia="es-ES"/>
+          <ns2:ligatures ns2:val="none"/>
+        </w:rPr>
+        <w:t xml:space="preserve"> V-689928, V-1719112 a la denunciante; y, (</w:t>
+      </w:r>
+      <w:proofErr w:type="spellStart"/>
+      <w:r>
+        <w:rPr>
+          <w:rFonts w:ascii="Arial Narrow" w:eastAsia="Times New Roman" w:hAnsi="Arial Narrow" w:cs="Arial"/>
+          <w:color w:val="000000"/>
+          <w:kern w:val="0"/>
+          <w:lang w:val="es-ES" w:eastAsia="es-ES"/>
+          <ns2:ligatures ns2:val="none"/>
+        </w:rPr>
+        <w:t>vii</w:t>
+      </w:r>
+      <w:proofErr w:type="spellEnd"/>
+      <w:r>
+        <w:rPr>
+          <w:rFonts w:ascii="Arial Narrow" w:eastAsia="Times New Roman" w:hAnsi="Arial Narrow" w:cs="Arial"/>
+          <w:color w:val="000000"/>
+          <w:kern w:val="0"/>
+          <w:lang w:val="es-ES" w:eastAsia="es-ES"/>
+          <ns2:ligatures ns2:val="none"/>
+        </w:rPr>
+        <w:t>) presentar todas las comunicaciones cursadas con la parte denunciante en virtud del hecho materia de denuncia</w:t>
+      </w:r>
+      <w:r>
+        <w:rPr>
+          <w:rFonts w:ascii="Arial Narrow" w:eastAsia="Times New Roman" w:hAnsi="Arial Narrow" w:cs="Arial"/>
+          <w:color w:val="000000"/>
+          <w:kern w:val="0"/>
+          <w:lang w:val="es-ES" w:eastAsia="es-ES"/>
+          <ns2:ligatures ns2:val="none"/>
+        </w:rPr>
+        <w:t>.</w:t>
+      </w:r>
+    </w:p>
+    <w:p ns2:paraId="12A4D8BD" ns2:textId="77777777">
+      <w:pPr>
+        <w:spacing w:after="0" w:line="240" w:lineRule="auto"/>
+        <w:jc w:val="both"/>
+        <w:rPr>
+          <w:rFonts w:ascii="Arial Narrow" w:eastAsia="Arial Narrow" w:hAnsi="Arial Narrow" w:cs="Arial Narrow"/>
+          <w:b/>
+          <w:color w:val="000000"/>
+          <w:kern w:val="0"/>
+          <w:lang w:val="es-ES" w:eastAsia="es-PE"/>
+          <ns2:ligatures ns2:val="none"/>
+        </w:rPr>
+      </w:pPr>
+    </w:p>
+    <w:p ns2:paraId="591B7E6F" ns2:textId="77777777">
+      <w:pPr>
+        <w:spacing w:after="0" w:line="240" w:lineRule="auto"/>
+        <w:jc w:val="both"/>
+        <w:rPr>
+          <w:rFonts w:ascii="Arial Narrow" w:eastAsia="Arial Narrow" w:hAnsi="Arial Narrow" w:cs="Arial Narrow"/>
+          <w:color w:val="000000"/>
+          <w:kern w:val="0"/>
+          <w:lang w:eastAsia="es-PE"/>
+          <ns2:ligatures ns2:val="none"/>
+        </w:rPr>
+      </w:pPr>
+      <w:r>
+        <w:rPr>
+          <w:rFonts w:ascii="Arial Narrow" w:eastAsia="Arial Narrow" w:hAnsi="Arial Narrow" w:cs="Arial Narrow"/>
+          <w:b/>
+          <w:color w:val="000000"/>
+          <w:kern w:val="0"/>
+          <w:lang w:eastAsia="es-PE"/>
+          <ns2:ligatures ns2:val="none"/>
+        </w:rPr>
+        <w:t>SEXTO:</w:t>
+      </w:r>
+      <w:r>
+        <w:rPr>
+          <w:rFonts w:ascii="Arial Narrow" w:eastAsia="Arial Narrow" w:hAnsi="Arial Narrow" w:cs="Arial Narrow"/>
+          <w:color w:val="000000"/>
+          <w:kern w:val="0"/>
+          <w:lang w:eastAsia="es-PE"/>
+          <ns2:ligatures ns2:val="none"/>
+        </w:rPr>
+        <w:t xml:space="preserve"> </w:t>
+      </w:r>
+      <w:bookmarkStart w:id="6" w:name="_Hlk188286915"/>
+      <w:r>
+        <w:rPr>
+          <w:rFonts w:ascii="Arial Narrow" w:eastAsia="Arial Narrow" w:hAnsi="Arial Narrow" w:cs="Arial Narrow"/>
+          <w:color w:val="000000"/>
+          <w:kern w:val="0"/>
+          <w:lang w:eastAsia="es-PE"/>
+          <ns2:ligatures ns2:val="none"/>
+        </w:rPr>
+        <w:t>informar a las partes que el artículo 110</w:t>
       </w:r>
       <w:r>
         <w:rPr>
@@ -7183,7 +8013,7 @@
           <w:color w:val="000000"/>
           <w:kern w:val="0"/>
           <w:lang w:eastAsia="es-PE"/>
-          <w14:ligatures w14:val="none"/>
+          <ns2:ligatures ns2:val="none"/>
         </w:rPr>
         <w:t/>
       </w:r>
@@ -7193,962 +8023,7 @@
           <w:color w:val="000000"/>
           <w:kern w:val="0"/>
           <w:lang w:eastAsia="es-PE"/>
-          <w14:ligatures w14:val="none"/>
-        </w:rPr>
-        <w:t xml:space="preserve"> de la Ley sobre Facultades, Normas y Organización del Indecopi, aprobada por Decreto Legislativo 807, presente sus descargos en un plazo no mayor de cinco (5) días hábiles contados desde la notificación. </w:t>
-      </w:r>
-    </w:p>
-    <w:p>
-      <w:pPr>
-        <w:spacing w:after="0" w:line="240" w:lineRule="auto"/>
-        <w:jc w:val="both"/>
-        <w:rPr>
-          <w:rFonts w:ascii="Arial Narrow" w:eastAsia="Arial Narrow" w:hAnsi="Arial Narrow" w:cs="Arial Narrow"/>
-          <w:color w:val="000000"/>
-          <w:kern w:val="0"/>
-          <w:lang w:eastAsia="es-PE"/>
-          <w14:ligatures w14:val="none"/>
-        </w:rPr>
-      </w:pPr>
-    </w:p>
-    <w:p>
-      <w:pPr>
-        <w:spacing w:after="0" w:line="240" w:lineRule="auto"/>
-        <w:jc w:val="both"/>
-        <w:rPr>
-          <w:rFonts w:ascii="Arial Narrow" w:eastAsia="Times New Roman" w:hAnsi="Arial Narrow" w:cs="Arial"/>
-          <w:color w:val="000000"/>
-          <w:kern w:val="0"/>
-          <w:lang w:val="es-ES" w:eastAsia="es-ES"/>
-          <w14:ligatures w14:val="none"/>
-        </w:rPr>
-      </w:pPr>
-      <w:r>
-        <w:rPr>
-          <w:rFonts w:ascii="Arial Narrow" w:eastAsia="Arial Narrow" w:hAnsi="Arial Narrow" w:cs="Arial Narrow"/>
-          <w:b/>
-          <w:color w:val="000000"/>
-          <w:kern w:val="0"/>
-          <w:lang w:eastAsia="es-PE"/>
-          <w14:ligatures w14:val="none"/>
-        </w:rPr>
-        <w:t xml:space="preserve">QUINTO: </w:t>
-      </w:r>
-      <w:bookmarkStart w:id="4" w:name="_Hlk188286813"/>
-      <w:r>
-        <w:rPr>
-          <w:rFonts w:ascii="Arial Narrow" w:eastAsia="Times New Roman" w:hAnsi="Arial Narrow" w:cs="Arial"/>
-          <w:color w:val="000000"/>
-          <w:kern w:val="0"/>
-          <w:lang w:eastAsia="es-ES"/>
-          <w14:ligatures w14:val="none"/>
-        </w:rPr>
-        <w:t xml:space="preserve">requerir </w:t>
-      </w:r>
-      <w:r>
-        <w:rPr>
-          <w:rFonts w:ascii="Arial Narrow" w:eastAsia="Times New Roman" w:hAnsi="Arial Narrow" w:cs="Arial"/>
-          <w:color w:val="000000"/>
-          <w:kern w:val="0"/>
-          <w:lang w:val="es-ES" w:eastAsia="es-ES"/>
-          <w14:ligatures w14:val="none"/>
-        </w:rPr>
-        <w:t xml:space="preserve">que, en un </w:t>
-      </w:r>
-      <w:r>
-        <w:rPr>
-          <w:rFonts w:ascii="Arial Narrow" w:eastAsia="Times New Roman" w:hAnsi="Arial Narrow" w:cs="Arial"/>
-          <w:color w:val="000000"/>
-          <w:kern w:val="0"/>
-          <w:lang w:eastAsia="es-ES"/>
-          <w14:ligatures w14:val="none"/>
-        </w:rPr>
-        <w:t>plazo no mayor de cinco (5) días hábiles contado a partir del día siguiente de la notificación de la presente resolución</w:t>
-      </w:r>
-      <w:bookmarkEnd w:id="4"/>
-      <w:r>
-        <w:rPr>
-          <w:rFonts w:ascii="Arial Narrow" w:eastAsia="Times New Roman" w:hAnsi="Arial Narrow" w:cs="Arial"/>
-          <w:color w:val="000000"/>
-          <w:kern w:val="0"/>
-          <w:lang w:eastAsia="es-ES"/>
-          <w14:ligatures w14:val="none"/>
-        </w:rPr>
-        <w:t xml:space="preserve">, </w:t>
-      </w:r>
-      <w:bookmarkStart w:id="5" w:name="_Hlk188286828"/>
-      <w:r>
-        <w:rPr>
-          <w:rFonts w:ascii="Arial Narrow" w:eastAsia="Times New Roman" w:hAnsi="Arial Narrow" w:cs="Times New Roman"/>
-          <w:color w:val="000000"/>
-          <w:kern w:val="0"/>
-          <w:shd w:val="clear" w:color="auto" w:fill="FFFFFF"/>
-          <w:lang w:eastAsia="es-PE"/>
-          <w14:ligatures w14:val="none"/>
-        </w:rPr>
-        <w:t>el proveedor denunciado</w:t>
-      </w:r>
-      <w:r>
-        <w:rPr>
-          <w:rFonts w:ascii="Arial Narrow" w:eastAsia="Times New Roman" w:hAnsi="Arial Narrow" w:cs="Arial"/>
-          <w:color w:val="000000"/>
-          <w:kern w:val="0"/>
-          <w:lang w:eastAsia="es-ES"/>
-          <w14:ligatures w14:val="none"/>
-        </w:rPr>
-        <w:t xml:space="preserve"> </w:t>
-      </w:r>
-      <w:bookmarkEnd w:id="5"/>
-      <w:r>
-        <w:rPr>
-          <w:rFonts w:ascii="Arial Narrow" w:eastAsia="Times New Roman" w:hAnsi="Arial Narrow" w:cs="Arial"/>
-          <w:color w:val="000000"/>
-          <w:kern w:val="0"/>
-          <w:lang w:val="es-ES" w:eastAsia="es-ES"/>
-          <w14:ligatures w14:val="none"/>
-        </w:rPr>
-        <w:t xml:space="preserve">cumpla con: </w:t>
-      </w:r>
-      <w:r>
-        <w:rPr>
-          <w:rFonts w:ascii="Arial Narrow" w:eastAsia="Times New Roman" w:hAnsi="Arial Narrow" w:cs="Arial"/>
-          <w:color w:val="000000"/>
-          <w:kern w:val="0"/>
-          <w:lang w:val="es-ES" w:eastAsia="es-ES"/>
-          <w14:ligatures w14:val="none"/>
-        </w:rPr>
-        <w:t xml:space="preserve">(i) presentar una copia completa, legible y debidamente suscrita de la </w:t>
-      </w:r>
-      <w:r>
-        <w:rPr>
-          <w:rFonts w:ascii="Arial Narrow" w:eastAsia="Times New Roman" w:hAnsi="Arial Narrow" w:cs="Arial"/>
-          <w:color w:val="000000"/>
-          <w:kern w:val="0"/>
-          <w:lang w:val="es-ES" w:eastAsia="es-ES"/>
-          <w14:ligatures w14:val="none"/>
-        </w:rPr>
-        <w:t>póliza</w:t>
-      </w:r>
-      <w:r>
-        <w:rPr>
-          <w:rFonts w:ascii="Arial Narrow" w:eastAsia="Times New Roman" w:hAnsi="Arial Narrow" w:cs="Arial"/>
-          <w:color w:val="000000"/>
-          <w:kern w:val="0"/>
-          <w:lang w:val="es-ES" w:eastAsia="es-ES"/>
-          <w14:ligatures w14:val="none"/>
-        </w:rPr>
-        <w:t xml:space="preserve"> </w:t>
-      </w:r>
-      <w:r>
-        <w:rPr>
-          <w:rFonts w:ascii="Arial Narrow" w:eastAsia="Times New Roman" w:hAnsi="Arial Narrow" w:cs="Arial"/>
-          <w:color w:val="000000"/>
-          <w:kern w:val="0"/>
-          <w:lang w:val="es-ES" w:eastAsia="es-ES"/>
-          <w14:ligatures w14:val="none"/>
-        </w:rPr>
-        <w:t xml:space="preserve">de </w:t>
-      </w:r>
-      <w:r>
-        <w:rPr>
-          <w:rFonts w:ascii="Arial Narrow" w:eastAsia="Times New Roman" w:hAnsi="Arial Narrow" w:cs="Arial"/>
-          <w:color w:val="000000"/>
-          <w:kern w:val="0"/>
-          <w:lang w:val="es-ES" w:eastAsia="es-ES"/>
-          <w14:ligatures w14:val="none"/>
-        </w:rPr>
-        <w:t xml:space="preserve">Seguro de </w:t>
-      </w:r>
-      <w:r>
-        <w:rPr>
-          <w:rFonts w:ascii="Arial Narrow" w:eastAsia="Times New Roman" w:hAnsi="Arial Narrow" w:cs="Arial"/>
-          <w:color w:val="000000"/>
-          <w:kern w:val="0"/>
-          <w:lang w:val="es-ES" w:eastAsia="es-ES"/>
-          <w14:ligatures w14:val="none"/>
-        </w:rPr>
-        <w:t xml:space="preserve">Vida Protección Familiar </w:t>
-      </w:r>
-      <w:proofErr w:type="spellStart"/>
-      <w:r>
-        <w:rPr>
-          <w:rFonts w:ascii="Arial Narrow" w:eastAsia="Times New Roman" w:hAnsi="Arial Narrow" w:cs="Arial"/>
-          <w:color w:val="000000"/>
-          <w:kern w:val="0"/>
-          <w:lang w:val="es-ES" w:eastAsia="es-ES"/>
-          <w14:ligatures w14:val="none"/>
-        </w:rPr>
-        <w:t/>
-      </w:r>
-      <w:proofErr w:type="spellEnd"/>
-      <w:r>
-        <w:rPr>
-          <w:rFonts w:ascii="Arial Narrow" w:eastAsia="Times New Roman" w:hAnsi="Arial Narrow" w:cs="Arial"/>
-          <w:color w:val="000000"/>
-          <w:kern w:val="0"/>
-          <w:lang w:val="es-ES" w:eastAsia="es-ES"/>
-          <w14:ligatures w14:val="none"/>
-        </w:rPr>
-        <w:t xml:space="preserve"> V-1516143</w:t>
-      </w:r>
-      <w:r>
-        <w:rPr>
-          <w:rFonts w:ascii="Arial Narrow" w:eastAsia="Times New Roman" w:hAnsi="Arial Narrow" w:cs="Arial"/>
-          <w:color w:val="000000"/>
-          <w:kern w:val="0"/>
-          <w:lang w:val="es-ES" w:eastAsia="es-ES"/>
-          <w14:ligatures w14:val="none"/>
-        </w:rPr>
-        <w:t>, así como el cargo de remisión de la póliza;</w:t>
-      </w:r>
-      <w:r>
-        <w:rPr>
-          <w:rFonts w:ascii="Arial Narrow" w:eastAsia="Times New Roman" w:hAnsi="Arial Narrow" w:cs="Arial"/>
-          <w:color w:val="000000"/>
-          <w:kern w:val="0"/>
-          <w:lang w:val="es-ES" w:eastAsia="es-ES"/>
-          <w14:ligatures w14:val="none"/>
-        </w:rPr>
-        <w:t xml:space="preserve"> </w:t>
-      </w:r>
-      <w:r>
-        <w:rPr>
-          <w:rFonts w:ascii="Arial Narrow" w:eastAsia="Times New Roman" w:hAnsi="Arial Narrow" w:cs="Arial"/>
-          <w:color w:val="000000"/>
-          <w:kern w:val="0"/>
-          <w:lang w:val="es-ES" w:eastAsia="es-ES"/>
-          <w14:ligatures w14:val="none"/>
-        </w:rPr>
-        <w:t>(</w:t>
-      </w:r>
-      <w:proofErr w:type="spellStart"/>
-      <w:r>
-        <w:rPr>
-          <w:rFonts w:ascii="Arial Narrow" w:eastAsia="Times New Roman" w:hAnsi="Arial Narrow" w:cs="Arial"/>
-          <w:color w:val="000000"/>
-          <w:kern w:val="0"/>
-          <w:lang w:val="es-ES" w:eastAsia="es-ES"/>
-          <w14:ligatures w14:val="none"/>
-        </w:rPr>
-        <w:t>i</w:t>
-      </w:r>
-      <w:r>
-        <w:rPr>
-          <w:rFonts w:ascii="Arial Narrow" w:eastAsia="Times New Roman" w:hAnsi="Arial Narrow" w:cs="Arial"/>
-          <w:color w:val="000000"/>
-          <w:kern w:val="0"/>
-          <w:lang w:val="es-ES" w:eastAsia="es-ES"/>
-          <w14:ligatures w14:val="none"/>
-        </w:rPr>
-        <w:t>i</w:t>
-      </w:r>
-      <w:proofErr w:type="spellEnd"/>
-      <w:r>
-        <w:rPr>
-          <w:rFonts w:ascii="Arial Narrow" w:eastAsia="Times New Roman" w:hAnsi="Arial Narrow" w:cs="Arial"/>
-          <w:color w:val="000000"/>
-          <w:kern w:val="0"/>
-          <w:lang w:val="es-ES" w:eastAsia="es-ES"/>
-          <w14:ligatures w14:val="none"/>
-        </w:rPr>
-        <w:t xml:space="preserve">) presentar una copia completa, legible y debidamente suscrita de la </w:t>
-      </w:r>
-      <w:r>
-        <w:rPr>
-          <w:rFonts w:ascii="Arial Narrow" w:eastAsia="Times New Roman" w:hAnsi="Arial Narrow" w:cs="Arial"/>
-          <w:color w:val="000000"/>
-          <w:kern w:val="0"/>
-          <w:lang w:val="es-ES" w:eastAsia="es-ES"/>
-          <w14:ligatures w14:val="none"/>
-        </w:rPr>
-        <w:t>póliza</w:t>
-      </w:r>
-      <w:r>
-        <w:rPr>
-          <w:rFonts w:ascii="Arial Narrow" w:eastAsia="Times New Roman" w:hAnsi="Arial Narrow" w:cs="Arial"/>
-          <w:color w:val="000000"/>
-          <w:kern w:val="0"/>
-          <w:lang w:val="es-ES" w:eastAsia="es-ES"/>
-          <w14:ligatures w14:val="none"/>
-        </w:rPr>
-        <w:t xml:space="preserve"> </w:t>
-      </w:r>
-      <w:r>
-        <w:rPr>
-          <w:rFonts w:ascii="Arial Narrow" w:eastAsia="Times New Roman" w:hAnsi="Arial Narrow" w:cs="Arial"/>
-          <w:color w:val="000000"/>
-          <w:kern w:val="0"/>
-          <w:lang w:val="es-ES" w:eastAsia="es-ES"/>
-          <w14:ligatures w14:val="none"/>
-        </w:rPr>
-        <w:t xml:space="preserve">de </w:t>
-      </w:r>
-      <w:r>
-        <w:rPr>
-          <w:rFonts w:ascii="Arial Narrow" w:eastAsia="Times New Roman" w:hAnsi="Arial Narrow" w:cs="Arial"/>
-          <w:color w:val="000000"/>
-          <w:kern w:val="0"/>
-          <w:lang w:val="es-ES" w:eastAsia="es-ES"/>
-          <w14:ligatures w14:val="none"/>
-        </w:rPr>
-        <w:t xml:space="preserve">Seguro de </w:t>
-      </w:r>
-      <w:r>
-        <w:rPr>
-          <w:rFonts w:ascii="Arial Narrow" w:eastAsia="Times New Roman" w:hAnsi="Arial Narrow" w:cs="Arial"/>
-          <w:color w:val="000000"/>
-          <w:kern w:val="0"/>
-          <w:lang w:val="es-ES" w:eastAsia="es-ES"/>
-          <w14:ligatures w14:val="none"/>
-        </w:rPr>
-        <w:t xml:space="preserve">Vida Protección Familiar </w:t>
-      </w:r>
-      <w:proofErr w:type="spellStart"/>
-      <w:r>
-        <w:rPr>
-          <w:rFonts w:ascii="Arial Narrow" w:eastAsia="Times New Roman" w:hAnsi="Arial Narrow" w:cs="Arial"/>
-          <w:color w:val="000000"/>
-          <w:kern w:val="0"/>
-          <w:lang w:val="es-ES" w:eastAsia="es-ES"/>
-          <w14:ligatures w14:val="none"/>
-        </w:rPr>
-        <w:t/>
-      </w:r>
-      <w:proofErr w:type="spellEnd"/>
-      <w:r>
-        <w:rPr>
-          <w:rFonts w:ascii="Arial Narrow" w:eastAsia="Times New Roman" w:hAnsi="Arial Narrow" w:cs="Arial"/>
-          <w:color w:val="000000"/>
-          <w:kern w:val="0"/>
-          <w:lang w:val="es-ES" w:eastAsia="es-ES"/>
-          <w14:ligatures w14:val="none"/>
-        </w:rPr>
-        <w:t xml:space="preserve"> </w:t>
-      </w:r>
-      <w:r>
-        <w:rPr>
-          <w:rFonts w:ascii="Arial Narrow" w:eastAsia="Times New Roman" w:hAnsi="Arial Narrow" w:cs="Arial"/>
-          <w:color w:val="000000"/>
-          <w:kern w:val="0"/>
-          <w:lang w:val="es-ES" w:eastAsia="es-ES"/>
-          <w14:ligatures w14:val="none"/>
-        </w:rPr>
-        <w:t>V</w:t>
-      </w:r>
-      <w:r>
-        <w:rPr>
-          <w:rFonts w:ascii="Arial Narrow" w:eastAsia="Times New Roman" w:hAnsi="Arial Narrow" w:cs="Arial"/>
-          <w:color w:val="000000"/>
-          <w:kern w:val="0"/>
-          <w:lang w:val="es-ES" w:eastAsia="es-ES"/>
-          <w14:ligatures w14:val="none"/>
-        </w:rPr>
-        <w:t>-214646, así como el cargo de remisión de la póliza</w:t>
-      </w:r>
-      <w:r>
-        <w:rPr>
-          <w:rFonts w:ascii="Arial Narrow" w:eastAsia="Times New Roman" w:hAnsi="Arial Narrow" w:cs="Arial"/>
-          <w:color w:val="000000"/>
-          <w:kern w:val="0"/>
-          <w:lang w:val="es-ES" w:eastAsia="es-ES"/>
-          <w14:ligatures w14:val="none"/>
-        </w:rPr>
-        <w:t>; (</w:t>
-      </w:r>
-      <w:proofErr w:type="spellStart"/>
-      <w:r>
-        <w:rPr>
-          <w:rFonts w:ascii="Arial Narrow" w:eastAsia="Times New Roman" w:hAnsi="Arial Narrow" w:cs="Arial"/>
-          <w:color w:val="000000"/>
-          <w:kern w:val="0"/>
-          <w:lang w:val="es-ES" w:eastAsia="es-ES"/>
-          <w14:ligatures w14:val="none"/>
-        </w:rPr>
-        <w:t>iii</w:t>
-      </w:r>
-      <w:proofErr w:type="spellEnd"/>
-      <w:r>
-        <w:rPr>
-          <w:rFonts w:ascii="Arial Narrow" w:eastAsia="Times New Roman" w:hAnsi="Arial Narrow" w:cs="Arial"/>
-          <w:color w:val="000000"/>
-          <w:kern w:val="0"/>
-          <w:lang w:val="es-ES" w:eastAsia="es-ES"/>
-          <w14:ligatures w14:val="none"/>
-        </w:rPr>
-        <w:t>)</w:t>
-      </w:r>
-      <w:r>
-        <w:rPr>
-          <w:rFonts w:ascii="Arial Narrow" w:eastAsia="Times New Roman" w:hAnsi="Arial Narrow" w:cs="Arial"/>
-          <w:color w:val="000000"/>
-          <w:kern w:val="0"/>
-          <w:lang w:val="es-ES" w:eastAsia="es-ES"/>
-          <w14:ligatures w14:val="none"/>
-        </w:rPr>
-        <w:t xml:space="preserve"> </w:t>
-      </w:r>
-      <w:r>
-        <w:rPr>
-          <w:rFonts w:ascii="Arial Narrow" w:eastAsia="Times New Roman" w:hAnsi="Arial Narrow" w:cs="Arial"/>
-          <w:color w:val="000000"/>
-          <w:kern w:val="0"/>
-          <w:lang w:val="es-ES" w:eastAsia="es-ES"/>
-          <w14:ligatures w14:val="none"/>
-        </w:rPr>
-        <w:t xml:space="preserve">presentar una </w:t>
-      </w:r>
-      <w:r>
-        <w:rPr>
-          <w:rFonts w:ascii="Arial Narrow" w:eastAsia="Times New Roman" w:hAnsi="Arial Narrow" w:cs="Arial"/>
-          <w:color w:val="000000"/>
-          <w:kern w:val="0"/>
-          <w:lang w:val="es-ES" w:eastAsia="es-ES"/>
-          <w14:ligatures w14:val="none"/>
-        </w:rPr>
-        <w:t xml:space="preserve">copia completa, legible y debidamente suscrita de la </w:t>
-      </w:r>
-      <w:r>
-        <w:rPr>
-          <w:rFonts w:ascii="Arial Narrow" w:eastAsia="Times New Roman" w:hAnsi="Arial Narrow" w:cs="Arial"/>
-          <w:color w:val="000000"/>
-          <w:kern w:val="0"/>
-          <w:lang w:val="es-ES" w:eastAsia="es-ES"/>
-          <w14:ligatures w14:val="none"/>
-        </w:rPr>
-        <w:t>p</w:t>
-      </w:r>
-      <w:r>
-        <w:rPr>
-          <w:rFonts w:ascii="Arial Narrow" w:eastAsia="Times New Roman" w:hAnsi="Arial Narrow" w:cs="Arial"/>
-          <w:color w:val="000000"/>
-          <w:kern w:val="0"/>
-          <w:lang w:val="es-ES" w:eastAsia="es-ES"/>
-          <w14:ligatures w14:val="none"/>
-        </w:rPr>
-        <w:t xml:space="preserve">óliza de Seguro de Sepelio </w:t>
-      </w:r>
-      <w:proofErr w:type="spellStart"/>
-      <w:r>
-        <w:rPr>
-          <w:rFonts w:ascii="Arial Narrow" w:eastAsia="Times New Roman" w:hAnsi="Arial Narrow" w:cs="Arial"/>
-          <w:color w:val="000000"/>
-          <w:kern w:val="0"/>
-          <w:lang w:val="es-ES" w:eastAsia="es-ES"/>
-          <w14:ligatures w14:val="none"/>
-        </w:rPr>
-        <w:t/>
-      </w:r>
-      <w:proofErr w:type="spellEnd"/>
-      <w:r>
-        <w:rPr>
-          <w:rFonts w:ascii="Arial Narrow" w:eastAsia="Times New Roman" w:hAnsi="Arial Narrow" w:cs="Arial"/>
-          <w:color w:val="000000"/>
-          <w:kern w:val="0"/>
-          <w:lang w:val="es-ES" w:eastAsia="es-ES"/>
-          <w14:ligatures w14:val="none"/>
-        </w:rPr>
-        <w:t xml:space="preserve"> V-1733547</w:t>
-      </w:r>
-      <w:r>
-        <w:rPr>
-          <w:rFonts w:ascii="Arial Narrow" w:eastAsia="Times New Roman" w:hAnsi="Arial Narrow" w:cs="Arial"/>
-          <w:color w:val="000000"/>
-          <w:kern w:val="0"/>
-          <w:lang w:val="es-ES" w:eastAsia="es-ES"/>
-          <w14:ligatures w14:val="none"/>
-        </w:rPr>
-        <w:t>, así como el cargo de remisión de la póliza</w:t>
-      </w:r>
-      <w:r>
-        <w:rPr>
-          <w:rFonts w:ascii="Arial Narrow" w:eastAsia="Times New Roman" w:hAnsi="Arial Narrow" w:cs="Arial"/>
-          <w:color w:val="000000"/>
-          <w:kern w:val="0"/>
-          <w:lang w:val="es-ES" w:eastAsia="es-ES"/>
-          <w14:ligatures w14:val="none"/>
-        </w:rPr>
-        <w:t xml:space="preserve">; </w:t>
-      </w:r>
-      <w:r>
-        <w:rPr>
-          <w:rFonts w:ascii="Arial Narrow" w:eastAsia="Times New Roman" w:hAnsi="Arial Narrow" w:cs="Arial"/>
-          <w:color w:val="000000"/>
-          <w:kern w:val="0"/>
-          <w:lang w:val="es-ES" w:eastAsia="es-ES"/>
-          <w14:ligatures w14:val="none"/>
-        </w:rPr>
-        <w:t>(</w:t>
-      </w:r>
-      <w:proofErr w:type="spellStart"/>
-      <w:r>
-        <w:rPr>
-          <w:rFonts w:ascii="Arial Narrow" w:eastAsia="Times New Roman" w:hAnsi="Arial Narrow" w:cs="Arial"/>
-          <w:color w:val="000000"/>
-          <w:kern w:val="0"/>
-          <w:lang w:val="es-ES" w:eastAsia="es-ES"/>
-          <w14:ligatures w14:val="none"/>
-        </w:rPr>
-        <w:t>i</w:t>
-      </w:r>
-      <w:r>
-        <w:rPr>
-          <w:rFonts w:ascii="Arial Narrow" w:eastAsia="Times New Roman" w:hAnsi="Arial Narrow" w:cs="Arial"/>
-          <w:color w:val="000000"/>
-          <w:kern w:val="0"/>
-          <w:lang w:val="es-ES" w:eastAsia="es-ES"/>
-          <w14:ligatures w14:val="none"/>
-        </w:rPr>
-        <w:t>v</w:t>
-      </w:r>
-      <w:proofErr w:type="spellEnd"/>
-      <w:r>
-        <w:rPr>
-          <w:rFonts w:ascii="Arial Narrow" w:eastAsia="Times New Roman" w:hAnsi="Arial Narrow" w:cs="Arial"/>
-          <w:color w:val="000000"/>
-          <w:kern w:val="0"/>
-          <w:lang w:val="es-ES" w:eastAsia="es-ES"/>
-          <w14:ligatures w14:val="none"/>
-        </w:rPr>
-        <w:t xml:space="preserve">) presentar una copia completa, legible y debidamente suscrita </w:t>
-      </w:r>
-      <w:r>
-        <w:rPr>
-          <w:rFonts w:ascii="Arial Narrow" w:eastAsia="Times New Roman" w:hAnsi="Arial Narrow" w:cs="Arial"/>
-          <w:color w:val="000000"/>
-          <w:kern w:val="0"/>
-          <w:lang w:val="es-ES" w:eastAsia="es-ES"/>
-          <w14:ligatures w14:val="none"/>
-        </w:rPr>
-        <w:t xml:space="preserve">de la </w:t>
-      </w:r>
-      <w:r>
-        <w:rPr>
-          <w:rFonts w:ascii="Arial Narrow" w:eastAsia="Times New Roman" w:hAnsi="Arial Narrow" w:cs="Arial"/>
-          <w:color w:val="000000"/>
-          <w:kern w:val="0"/>
-          <w:lang w:val="es-ES" w:eastAsia="es-ES"/>
-          <w14:ligatures w14:val="none"/>
-        </w:rPr>
-        <w:t>p</w:t>
-      </w:r>
-      <w:r>
-        <w:rPr>
-          <w:rFonts w:ascii="Arial Narrow" w:eastAsia="Times New Roman" w:hAnsi="Arial Narrow" w:cs="Arial"/>
-          <w:color w:val="000000"/>
-          <w:kern w:val="0"/>
-          <w:lang w:val="es-ES" w:eastAsia="es-ES"/>
-          <w14:ligatures w14:val="none"/>
-        </w:rPr>
-        <w:t>óliza de</w:t>
-      </w:r>
-      <w:r>
-        <w:rPr>
-          <w:rFonts w:ascii="Arial Narrow" w:eastAsia="Times New Roman" w:hAnsi="Arial Narrow" w:cs="Arial"/>
-          <w:color w:val="000000"/>
-          <w:kern w:val="0"/>
-          <w:lang w:val="es-ES" w:eastAsia="es-ES"/>
-          <w14:ligatures w14:val="none"/>
-        </w:rPr>
-        <w:t xml:space="preserve"> Seguro </w:t>
-      </w:r>
-      <w:r>
-        <w:rPr>
-          <w:rFonts w:ascii="Arial Narrow" w:eastAsia="Times New Roman" w:hAnsi="Arial Narrow" w:cs="Arial"/>
-          <w:color w:val="000000"/>
-          <w:kern w:val="0"/>
-          <w:lang w:val="es-ES" w:eastAsia="es-ES"/>
-          <w14:ligatures w14:val="none"/>
-        </w:rPr>
-        <w:t>Oncológico</w:t>
-      </w:r>
-      <w:r>
-        <w:rPr>
-          <w:rFonts w:ascii="Arial Narrow" w:eastAsia="Times New Roman" w:hAnsi="Arial Narrow" w:cs="Arial"/>
-          <w:color w:val="000000"/>
-          <w:kern w:val="0"/>
-          <w:lang w:val="es-ES" w:eastAsia="es-ES"/>
-          <w14:ligatures w14:val="none"/>
-        </w:rPr>
-        <w:t xml:space="preserve"> </w:t>
-      </w:r>
-      <w:proofErr w:type="spellStart"/>
-      <w:r>
-        <w:rPr>
-          <w:rFonts w:ascii="Arial Narrow" w:eastAsia="Times New Roman" w:hAnsi="Arial Narrow" w:cs="Arial"/>
-          <w:color w:val="000000"/>
-          <w:kern w:val="0"/>
-          <w:lang w:val="es-ES" w:eastAsia="es-ES"/>
-          <w14:ligatures w14:val="none"/>
-        </w:rPr>
-        <w:t/>
-      </w:r>
-      <w:proofErr w:type="spellEnd"/>
-      <w:r>
-        <w:rPr>
-          <w:rFonts w:ascii="Arial Narrow" w:eastAsia="Times New Roman" w:hAnsi="Arial Narrow" w:cs="Arial"/>
-          <w:color w:val="000000"/>
-          <w:kern w:val="0"/>
-          <w:lang w:val="es-ES" w:eastAsia="es-ES"/>
-          <w14:ligatures w14:val="none"/>
-        </w:rPr>
-        <w:t xml:space="preserve"> V-689928, así como el cargo de remisión de la póliza</w:t>
-      </w:r>
-      <w:r>
-        <w:rPr>
-          <w:rFonts w:ascii="Arial Narrow" w:eastAsia="Times New Roman" w:hAnsi="Arial Narrow" w:cs="Arial"/>
-          <w:color w:val="000000"/>
-          <w:kern w:val="0"/>
-          <w:lang w:val="es-ES" w:eastAsia="es-ES"/>
-          <w14:ligatures w14:val="none"/>
-        </w:rPr>
-        <w:t>;</w:t>
-      </w:r>
-      <w:r>
-        <w:rPr>
-          <w:rFonts w:ascii="Arial Narrow" w:eastAsia="Times New Roman" w:hAnsi="Arial Narrow" w:cs="Arial"/>
-          <w:color w:val="000000"/>
-          <w:kern w:val="0"/>
-          <w:lang w:val="es-ES" w:eastAsia="es-ES"/>
-          <w14:ligatures w14:val="none"/>
-        </w:rPr>
-        <w:t xml:space="preserve"> </w:t>
-      </w:r>
-      <w:r>
-        <w:rPr>
-          <w:rFonts w:ascii="Arial Narrow" w:eastAsia="Times New Roman" w:hAnsi="Arial Narrow" w:cs="Arial"/>
-          <w:color w:val="000000"/>
-          <w:kern w:val="0"/>
-          <w:lang w:val="es-ES" w:eastAsia="es-ES"/>
-          <w14:ligatures w14:val="none"/>
-        </w:rPr>
-        <w:t>(</w:t>
-      </w:r>
-      <w:r>
-        <w:rPr>
-          <w:rFonts w:ascii="Arial Narrow" w:eastAsia="Times New Roman" w:hAnsi="Arial Narrow" w:cs="Arial"/>
-          <w:color w:val="000000"/>
-          <w:kern w:val="0"/>
-          <w:lang w:val="es-ES" w:eastAsia="es-ES"/>
-          <w14:ligatures w14:val="none"/>
-        </w:rPr>
-        <w:t>v</w:t>
-      </w:r>
-      <w:r>
-        <w:rPr>
-          <w:rFonts w:ascii="Arial Narrow" w:eastAsia="Times New Roman" w:hAnsi="Arial Narrow" w:cs="Arial"/>
-          <w:color w:val="000000"/>
-          <w:kern w:val="0"/>
-          <w:lang w:val="es-ES" w:eastAsia="es-ES"/>
-          <w14:ligatures w14:val="none"/>
-        </w:rPr>
-        <w:t xml:space="preserve">) </w:t>
-      </w:r>
-      <w:r>
-        <w:rPr>
-          <w:rFonts w:ascii="Arial Narrow" w:eastAsia="Times New Roman" w:hAnsi="Arial Narrow" w:cs="Arial"/>
-          <w:color w:val="000000"/>
-          <w:kern w:val="0"/>
-          <w:lang w:val="es-ES" w:eastAsia="es-ES"/>
-          <w14:ligatures w14:val="none"/>
-        </w:rPr>
-        <w:t xml:space="preserve">presentar una copia completa, legible y debidamente suscrita de la </w:t>
-      </w:r>
-      <w:r>
-        <w:rPr>
-          <w:rFonts w:ascii="Arial Narrow" w:eastAsia="Times New Roman" w:hAnsi="Arial Narrow" w:cs="Arial"/>
-          <w:color w:val="000000"/>
-          <w:kern w:val="0"/>
-          <w:lang w:val="es-ES" w:eastAsia="es-ES"/>
-          <w14:ligatures w14:val="none"/>
-        </w:rPr>
-        <w:t>p</w:t>
-      </w:r>
-      <w:r>
-        <w:rPr>
-          <w:rFonts w:ascii="Arial Narrow" w:eastAsia="Times New Roman" w:hAnsi="Arial Narrow" w:cs="Arial"/>
-          <w:color w:val="000000"/>
-          <w:kern w:val="0"/>
-          <w:lang w:val="es-ES" w:eastAsia="es-ES"/>
-          <w14:ligatures w14:val="none"/>
-        </w:rPr>
-        <w:t xml:space="preserve">óliza de Seguro </w:t>
-      </w:r>
-      <w:r>
-        <w:rPr>
-          <w:rFonts w:ascii="Arial Narrow" w:eastAsia="Times New Roman" w:hAnsi="Arial Narrow" w:cs="Arial"/>
-          <w:color w:val="000000"/>
-          <w:kern w:val="0"/>
-          <w:lang w:val="es-ES" w:eastAsia="es-ES"/>
-          <w14:ligatures w14:val="none"/>
-        </w:rPr>
-        <w:t>Oncológico</w:t>
-      </w:r>
-      <w:r>
-        <w:rPr>
-          <w:rFonts w:ascii="Arial Narrow" w:eastAsia="Times New Roman" w:hAnsi="Arial Narrow" w:cs="Arial"/>
-          <w:color w:val="000000"/>
-          <w:kern w:val="0"/>
-          <w:lang w:val="es-ES" w:eastAsia="es-ES"/>
-          <w14:ligatures w14:val="none"/>
-        </w:rPr>
-        <w:t xml:space="preserve"> </w:t>
-      </w:r>
-      <w:proofErr w:type="spellStart"/>
-      <w:r>
-        <w:rPr>
-          <w:rFonts w:ascii="Arial Narrow" w:eastAsia="Times New Roman" w:hAnsi="Arial Narrow" w:cs="Arial"/>
-          <w:color w:val="000000"/>
-          <w:kern w:val="0"/>
-          <w:lang w:val="es-ES" w:eastAsia="es-ES"/>
-          <w14:ligatures w14:val="none"/>
-        </w:rPr>
-        <w:t/>
-      </w:r>
-      <w:proofErr w:type="spellEnd"/>
-      <w:r>
-        <w:rPr>
-          <w:rFonts w:ascii="Arial Narrow" w:eastAsia="Times New Roman" w:hAnsi="Arial Narrow" w:cs="Arial"/>
-          <w:color w:val="000000"/>
-          <w:kern w:val="0"/>
-          <w:lang w:val="es-ES" w:eastAsia="es-ES"/>
-          <w14:ligatures w14:val="none"/>
-        </w:rPr>
-        <w:t xml:space="preserve"> V-1719112, así como el cargo de remisión de la póliza; (vi) presentar los medios probatorios que acr</w:t>
-      </w:r>
-      <w:r>
-        <w:rPr>
-          <w:rFonts w:ascii="Arial Narrow" w:eastAsia="Times New Roman" w:hAnsi="Arial Narrow" w:cs="Arial"/>
-          <w:color w:val="000000"/>
-          <w:kern w:val="0"/>
-          <w:lang w:val="es-ES" w:eastAsia="es-ES"/>
-          <w14:ligatures w14:val="none"/>
-        </w:rPr>
-        <w:t xml:space="preserve">editen que remitió </w:t>
-      </w:r>
-      <w:r>
-        <w:rPr>
-          <w:rFonts w:ascii="Arial Narrow" w:eastAsia="Times New Roman" w:hAnsi="Arial Narrow" w:cs="Arial"/>
-          <w:color w:val="000000"/>
-          <w:kern w:val="0"/>
-          <w:lang w:val="es-ES" w:eastAsia="es-ES"/>
-          <w14:ligatures w14:val="none"/>
-        </w:rPr>
-        <w:t xml:space="preserve">oportunamente </w:t>
-      </w:r>
-      <w:r>
-        <w:rPr>
-          <w:rFonts w:ascii="Arial Narrow" w:eastAsia="Times New Roman" w:hAnsi="Arial Narrow" w:cs="Arial"/>
-          <w:color w:val="000000"/>
-          <w:kern w:val="0"/>
-          <w:lang w:val="es-ES" w:eastAsia="es-ES"/>
-          <w14:ligatures w14:val="none"/>
-        </w:rPr>
-        <w:t xml:space="preserve">las pólizas de Vida Protección Familiar </w:t>
-      </w:r>
-      <w:proofErr w:type="spellStart"/>
-      <w:r>
-        <w:rPr>
-          <w:rFonts w:ascii="Arial Narrow" w:eastAsia="Times New Roman" w:hAnsi="Arial Narrow" w:cs="Arial"/>
-          <w:color w:val="000000"/>
-          <w:kern w:val="0"/>
-          <w:lang w:val="es-ES" w:eastAsia="es-ES"/>
-          <w14:ligatures w14:val="none"/>
-        </w:rPr>
-        <w:t/>
-      </w:r>
-      <w:proofErr w:type="spellEnd"/>
-      <w:r>
-        <w:rPr>
-          <w:rFonts w:ascii="Arial Narrow" w:eastAsia="Times New Roman" w:hAnsi="Arial Narrow" w:cs="Arial"/>
-          <w:color w:val="000000"/>
-          <w:kern w:val="0"/>
-          <w:lang w:val="es-ES" w:eastAsia="es-ES"/>
-          <w14:ligatures w14:val="none"/>
-        </w:rPr>
-        <w:t xml:space="preserve"> V-1516143, V</w:t>
-      </w:r>
-      <w:r>
-        <w:rPr>
-          <w:rFonts w:ascii="Arial Narrow" w:eastAsia="Times New Roman" w:hAnsi="Arial Narrow" w:cs="Arial"/>
-          <w:color w:val="000000"/>
-          <w:kern w:val="0"/>
-          <w:lang w:val="es-ES" w:eastAsia="es-ES"/>
-          <w14:ligatures w14:val="none"/>
-        </w:rPr>
-        <w:t xml:space="preserve">-214646, Sepelio </w:t>
-      </w:r>
-      <w:proofErr w:type="spellStart"/>
-      <w:r>
-        <w:rPr>
-          <w:rFonts w:ascii="Arial Narrow" w:eastAsia="Times New Roman" w:hAnsi="Arial Narrow" w:cs="Arial"/>
-          <w:color w:val="000000"/>
-          <w:kern w:val="0"/>
-          <w:lang w:val="es-ES" w:eastAsia="es-ES"/>
-          <w14:ligatures w14:val="none"/>
-        </w:rPr>
-        <w:t/>
-      </w:r>
-      <w:proofErr w:type="spellEnd"/>
-      <w:r>
-        <w:rPr>
-          <w:rFonts w:ascii="Arial Narrow" w:eastAsia="Times New Roman" w:hAnsi="Arial Narrow" w:cs="Arial"/>
-          <w:color w:val="000000"/>
-          <w:kern w:val="0"/>
-          <w:lang w:val="es-ES" w:eastAsia="es-ES"/>
-          <w14:ligatures w14:val="none"/>
-        </w:rPr>
-        <w:t xml:space="preserve"> V-1733547 y </w:t>
-      </w:r>
-      <w:r>
-        <w:rPr>
-          <w:rFonts w:ascii="Arial Narrow" w:eastAsia="Times New Roman" w:hAnsi="Arial Narrow" w:cs="Arial"/>
-          <w:color w:val="000000"/>
-          <w:kern w:val="0"/>
-          <w:lang w:val="es-ES" w:eastAsia="es-ES"/>
-          <w14:ligatures w14:val="none"/>
-        </w:rPr>
-        <w:t>Oncológico</w:t>
-      </w:r>
-      <w:r>
-        <w:rPr>
-          <w:rFonts w:ascii="Arial Narrow" w:eastAsia="Times New Roman" w:hAnsi="Arial Narrow" w:cs="Arial"/>
-          <w:color w:val="000000"/>
-          <w:kern w:val="0"/>
-          <w:lang w:val="es-ES" w:eastAsia="es-ES"/>
-          <w14:ligatures w14:val="none"/>
-        </w:rPr>
-        <w:t xml:space="preserve"> </w:t>
-      </w:r>
-      <w:proofErr w:type="spellStart"/>
-      <w:r>
-        <w:rPr>
-          <w:rFonts w:ascii="Arial Narrow" w:eastAsia="Times New Roman" w:hAnsi="Arial Narrow" w:cs="Arial"/>
-          <w:color w:val="000000"/>
-          <w:kern w:val="0"/>
-          <w:lang w:val="es-ES" w:eastAsia="es-ES"/>
-          <w14:ligatures w14:val="none"/>
-        </w:rPr>
-        <w:t/>
-      </w:r>
-      <w:proofErr w:type="spellEnd"/>
-      <w:r>
-        <w:rPr>
-          <w:rFonts w:ascii="Arial Narrow" w:eastAsia="Times New Roman" w:hAnsi="Arial Narrow" w:cs="Arial"/>
-          <w:color w:val="000000"/>
-          <w:kern w:val="0"/>
-          <w:lang w:val="es-ES" w:eastAsia="es-ES"/>
-          <w14:ligatures w14:val="none"/>
-        </w:rPr>
-        <w:t xml:space="preserve"> V-689928, V-1719112 a la denunciante; y, (</w:t>
-      </w:r>
-      <w:proofErr w:type="spellStart"/>
-      <w:r>
-        <w:rPr>
-          <w:rFonts w:ascii="Arial Narrow" w:eastAsia="Times New Roman" w:hAnsi="Arial Narrow" w:cs="Arial"/>
-          <w:color w:val="000000"/>
-          <w:kern w:val="0"/>
-          <w:lang w:val="es-ES" w:eastAsia="es-ES"/>
-          <w14:ligatures w14:val="none"/>
-        </w:rPr>
-        <w:t>vii</w:t>
-      </w:r>
-      <w:proofErr w:type="spellEnd"/>
-      <w:r>
-        <w:rPr>
-          <w:rFonts w:ascii="Arial Narrow" w:eastAsia="Times New Roman" w:hAnsi="Arial Narrow" w:cs="Arial"/>
-          <w:color w:val="000000"/>
-          <w:kern w:val="0"/>
-          <w:lang w:val="es-ES" w:eastAsia="es-ES"/>
-          <w14:ligatures w14:val="none"/>
-        </w:rPr>
-        <w:t>) presentar todas las comunicaciones cursadas con la parte denunciante en virtud del hecho materia de denuncia</w:t>
-      </w:r>
-      <w:r>
-        <w:rPr>
-          <w:rFonts w:ascii="Arial Narrow" w:eastAsia="Times New Roman" w:hAnsi="Arial Narrow" w:cs="Arial"/>
-          <w:color w:val="000000"/>
-          <w:kern w:val="0"/>
-          <w:lang w:val="es-ES" w:eastAsia="es-ES"/>
-          <w14:ligatures w14:val="none"/>
-        </w:rPr>
-        <w:t>.</w:t>
-      </w:r>
-    </w:p>
-    <w:p>
-      <w:pPr>
-        <w:spacing w:after="0" w:line="240" w:lineRule="auto"/>
-        <w:jc w:val="both"/>
-        <w:rPr>
-          <w:rFonts w:ascii="Arial Narrow" w:eastAsia="Arial Narrow" w:hAnsi="Arial Narrow" w:cs="Arial Narrow"/>
-          <w:b/>
-          <w:color w:val="000000"/>
-          <w:kern w:val="0"/>
-          <w:lang w:val="es-ES" w:eastAsia="es-PE"/>
-          <w14:ligatures w14:val="none"/>
-        </w:rPr>
-      </w:pPr>
-    </w:p>
-    <w:p>
-      <w:pPr>
-        <w:spacing w:after="0" w:line="240" w:lineRule="auto"/>
-        <w:jc w:val="both"/>
-        <w:rPr>
-          <w:rFonts w:ascii="Arial Narrow" w:eastAsia="Arial Narrow" w:hAnsi="Arial Narrow" w:cs="Arial Narrow"/>
-          <w:color w:val="000000"/>
-          <w:kern w:val="0"/>
-          <w:lang w:eastAsia="es-PE"/>
-          <w14:ligatures w14:val="none"/>
-        </w:rPr>
-      </w:pPr>
-      <w:r>
-        <w:rPr>
-          <w:rFonts w:ascii="Arial Narrow" w:eastAsia="Arial Narrow" w:hAnsi="Arial Narrow" w:cs="Arial Narrow"/>
-          <w:b/>
-          <w:color w:val="000000"/>
-          <w:kern w:val="0"/>
-          <w:lang w:eastAsia="es-PE"/>
-          <w14:ligatures w14:val="none"/>
-        </w:rPr>
-        <w:t>SEXTO:</w:t>
-      </w:r>
-      <w:r>
-        <w:rPr>
-          <w:rFonts w:ascii="Arial Narrow" w:eastAsia="Arial Narrow" w:hAnsi="Arial Narrow" w:cs="Arial Narrow"/>
-          <w:color w:val="000000"/>
-          <w:kern w:val="0"/>
-          <w:lang w:eastAsia="es-PE"/>
-          <w14:ligatures w14:val="none"/>
-        </w:rPr>
-        <w:t xml:space="preserve"> </w:t>
-      </w:r>
-      <w:bookmarkStart w:id="6" w:name="_Hlk188286915"/>
-      <w:r>
-        <w:rPr>
-          <w:rFonts w:ascii="Arial Narrow" w:eastAsia="Arial Narrow" w:hAnsi="Arial Narrow" w:cs="Arial Narrow"/>
-          <w:color w:val="000000"/>
-          <w:kern w:val="0"/>
-          <w:lang w:eastAsia="es-PE"/>
-          <w14:ligatures w14:val="none"/>
-        </w:rPr>
-        <w:t>informar a las partes que el artículo 110</w:t>
-      </w:r>
-      <w:r>
-        <w:rPr>
-          <w:rFonts w:ascii="Arial Narrow" w:eastAsia="Times New Roman" w:hAnsi="Arial Narrow" w:cs="Segoe UI"/>
-          <w:color w:val="000000"/>
-          <w:kern w:val="0"/>
-          <w:lang w:eastAsia="es-PE"/>
-          <w14:ligatures w14:val="none"/>
-        </w:rPr>
-        <w:t/>
-      </w:r>
-      <w:r>
-        <w:rPr>
-          <w:rFonts w:ascii="Arial Narrow" w:eastAsia="Arial Narrow" w:hAnsi="Arial Narrow" w:cs="Arial Narrow"/>
-          <w:color w:val="000000"/>
-          <w:kern w:val="0"/>
-          <w:lang w:eastAsia="es-PE"/>
-          <w14:ligatures w14:val="none"/>
+          <ns2:ligatures ns2:val="none"/>
         </w:rPr>
         <w:t xml:space="preserve"> de la Ley 29571, Código de Protección y Defensa del Consumidor</w:t>
       </w:r>
@@ -8160,7 +8035,7 @@
           <w:kern w:val="0"/>
           <w:vertAlign w:val="superscript"/>
           <w:lang w:eastAsia="es-PE"/>
-          <w14:ligatures w14:val="none"/>
+          <ns2:ligatures ns2:val="none"/>
         </w:rPr>
         <w:footnoteReference w:id="10"/>
       </w:r>
@@ -8170,7 +8045,7 @@
           <w:color w:val="000000"/>
           <w:kern w:val="0"/>
           <w:lang w:eastAsia="es-PE"/>
-          <w14:ligatures w14:val="none"/>
+          <ns2:ligatures ns2:val="none"/>
         </w:rPr>
         <w:t>, faculta a la Comisión a calificar las infracciones de la referida norma como leves, graves o muy graves e imponer sanciones que van desde una amonestación hasta una multa por un máximo de 450 Unidades Impositivas Tributarias, sin perjuicio de las medidas correctivas, reparadoras y complementarias, que puedan ordenarse de acuerdo a lo estipulado en los artículos 114</w:t>
       </w:r>
@@ -8180,7 +8055,7 @@
           <w:color w:val="000000"/>
           <w:kern w:val="0"/>
           <w:lang w:eastAsia="es-PE"/>
-          <w14:ligatures w14:val="none"/>
+          <ns2:ligatures ns2:val="none"/>
         </w:rPr>
         <w:t/>
       </w:r>
@@ -8190,7 +8065,7 @@
           <w:color w:val="000000"/>
           <w:kern w:val="0"/>
           <w:lang w:eastAsia="es-PE"/>
-          <w14:ligatures w14:val="none"/>
+          <ns2:ligatures ns2:val="none"/>
         </w:rPr>
         <w:t>, 115</w:t>
       </w:r>
@@ -8200,7 +8075,7 @@
           <w:color w:val="000000"/>
           <w:kern w:val="0"/>
           <w:lang w:eastAsia="es-PE"/>
-          <w14:ligatures w14:val="none"/>
+          <ns2:ligatures ns2:val="none"/>
         </w:rPr>
         <w:t/>
       </w:r>
@@ -8210,7 +8085,7 @@
           <w:color w:val="000000"/>
           <w:kern w:val="0"/>
           <w:lang w:eastAsia="es-PE"/>
-          <w14:ligatures w14:val="none"/>
+          <ns2:ligatures ns2:val="none"/>
         </w:rPr>
         <w:t xml:space="preserve"> y 116</w:t>
       </w:r>
@@ -8220,7 +8095,7 @@
           <w:color w:val="000000"/>
           <w:kern w:val="0"/>
           <w:lang w:eastAsia="es-PE"/>
-          <w14:ligatures w14:val="none"/>
+          <ns2:ligatures ns2:val="none"/>
         </w:rPr>
         <w:t/>
       </w:r>
@@ -8230,7 +8105,7 @@
           <w:color w:val="000000"/>
           <w:kern w:val="0"/>
           <w:lang w:eastAsia="es-PE"/>
-          <w14:ligatures w14:val="none"/>
+          <ns2:ligatures ns2:val="none"/>
         </w:rPr>
         <w:t xml:space="preserve"> de la referida norma</w:t>
       </w:r>
@@ -8242,7 +8117,7 @@
           <w:kern w:val="0"/>
           <w:vertAlign w:val="superscript"/>
           <w:lang w:eastAsia="es-PE"/>
-          <w14:ligatures w14:val="none"/>
+          <ns2:ligatures ns2:val="none"/>
         </w:rPr>
         <w:footnoteReference w:id="11"/>
       </w:r>
@@ -8252,7 +8127,7 @@
           <w:color w:val="000000"/>
           <w:kern w:val="0"/>
           <w:lang w:eastAsia="es-PE"/>
-          <w14:ligatures w14:val="none"/>
+          <ns2:ligatures ns2:val="none"/>
         </w:rPr>
         <w:t xml:space="preserve">. </w:t>
       </w:r>
@@ -8263,7 +8138,7 @@
           <w:color w:val="000000"/>
           <w:kern w:val="0"/>
           <w:lang w:eastAsia="es-PE"/>
-          <w14:ligatures w14:val="none"/>
+          <ns2:ligatures ns2:val="none"/>
         </w:rPr>
         <w:lastRenderedPageBreak/>
         <w:t>Asimismo, se consideran circunstancias atenuantes para la graduación de la sanción, el allanamiento de la denuncia o el reconocimiento de las pretensiones en ella contenidas, de acuerdo con el artículo 112</w:t>
@@ -8274,7 +8149,7 @@
           <w:color w:val="000000"/>
           <w:kern w:val="0"/>
           <w:lang w:eastAsia="es-PE"/>
-          <w14:ligatures w14:val="none"/>
+          <ns2:ligatures ns2:val="none"/>
         </w:rPr>
         <w:t/>
       </w:r>
@@ -8284,7 +8159,7 @@
           <w:color w:val="000000"/>
           <w:kern w:val="0"/>
           <w:lang w:eastAsia="es-PE"/>
-          <w14:ligatures w14:val="none"/>
+          <ns2:ligatures ns2:val="none"/>
         </w:rPr>
         <w:t xml:space="preserve"> del Código</w:t>
       </w:r>
@@ -8296,7 +8171,7 @@
           <w:kern w:val="0"/>
           <w:vertAlign w:val="superscript"/>
           <w:lang w:eastAsia="es-PE"/>
-          <w14:ligatures w14:val="none"/>
+          <ns2:ligatures ns2:val="none"/>
         </w:rPr>
         <w:footnoteReference w:id="12"/>
       </w:r>
@@ -8306,12 +8181,12 @@
           <w:color w:val="000000"/>
           <w:kern w:val="0"/>
           <w:lang w:eastAsia="es-PE"/>
-          <w14:ligatures w14:val="none"/>
+          <ns2:ligatures ns2:val="none"/>
         </w:rPr>
         <w:t>.</w:t>
       </w:r>
     </w:p>
-    <w:p>
+    <w:p ns2:paraId="0ECE55DF" ns2:textId="77777777">
       <w:pPr>
         <w:shd w:val="clear" w:color="auto" w:fill="FFFFFF"/>
         <w:spacing w:after="0" w:line="240" w:lineRule="auto"/>
@@ -8322,11 +8197,11 @@
           <w:color w:val="000000"/>
           <w:kern w:val="0"/>
           <w:lang w:eastAsia="es-PE"/>
-          <w14:ligatures w14:val="none"/>
-        </w:rPr>
-      </w:pPr>
-    </w:p>
-    <w:p>
+          <ns2:ligatures ns2:val="none"/>
+        </w:rPr>
+      </w:pPr>
+    </w:p>
+    <w:p ns2:paraId="1CC114EB" ns2:textId="77777777">
       <w:pPr>
         <w:shd w:val="clear" w:color="auto" w:fill="FFFFFF"/>
         <w:spacing w:after="0" w:line="240" w:lineRule="auto"/>
@@ -8336,7 +8211,7 @@
           <w:color w:val="000000"/>
           <w:kern w:val="0"/>
           <w:lang w:eastAsia="es-PE"/>
-          <w14:ligatures w14:val="none"/>
+          <ns2:ligatures ns2:val="none"/>
         </w:rPr>
       </w:pPr>
       <w:r>
@@ -8346,7 +8221,7 @@
           <w:color w:val="000000"/>
           <w:kern w:val="0"/>
           <w:lang w:eastAsia="es-PE"/>
-          <w14:ligatures w14:val="none"/>
+          <ns2:ligatures ns2:val="none"/>
         </w:rPr>
         <w:t>SÉTIMO:</w:t>
       </w:r>
@@ -8356,7 +8231,7 @@
           <w:color w:val="000000"/>
           <w:kern w:val="0"/>
           <w:lang w:eastAsia="es-PE"/>
-          <w14:ligatures w14:val="none"/>
+          <ns2:ligatures ns2:val="none"/>
         </w:rPr>
         <w:t xml:space="preserve"> informar a las partes que conforme a lo establecido en el artículo 39</w:t>
       </w:r>
@@ -8366,7 +8241,7 @@
           <w:color w:val="000000"/>
           <w:kern w:val="0"/>
           <w:lang w:eastAsia="es-PE"/>
-          <w14:ligatures w14:val="none"/>
+          <ns2:ligatures ns2:val="none"/>
         </w:rPr>
         <w:t/>
       </w:r>
@@ -8376,12 +8251,12 @@
           <w:color w:val="000000"/>
           <w:kern w:val="0"/>
           <w:lang w:eastAsia="es-PE"/>
-          <w14:ligatures w14:val="none"/>
+          <ns2:ligatures ns2:val="none"/>
         </w:rPr>
         <w:t xml:space="preserve"> de la Ley sobre Facultades, Normas y Organización del Indecopi, aprobada por Decreto Legislativo 807, los gastos por los peritajes realizados, actuación de pruebas, inspecciones y otros derivados de la tramitación del proceso serán de cargo de la parte que solicita la prueba, salvo pacto en contrario. En todos los casos, la resolución final determinará si los gastos deben ser asumidos por alguna de las partes, o reembolsados a la otra parte o al Indecopi, según sea el caso, de manera adicional a la sanción que haya podido imponerse. </w:t>
       </w:r>
     </w:p>
-    <w:p>
+    <w:p ns2:paraId="364C4B19" ns2:textId="77777777">
       <w:pPr>
         <w:shd w:val="clear" w:color="auto" w:fill="FFFFFF"/>
         <w:spacing w:after="0" w:line="240" w:lineRule="auto"/>
@@ -8391,11 +8266,11 @@
           <w:color w:val="000000"/>
           <w:kern w:val="0"/>
           <w:lang w:eastAsia="es-PE"/>
-          <w14:ligatures w14:val="none"/>
-        </w:rPr>
-      </w:pPr>
-    </w:p>
-    <w:p>
+          <ns2:ligatures ns2:val="none"/>
+        </w:rPr>
+      </w:pPr>
+    </w:p>
+    <w:p ns2:paraId="27E9BBC0" ns2:textId="77777777">
       <w:pPr>
         <w:suppressAutoHyphens/>
         <w:spacing w:after="0" w:line="240" w:lineRule="auto"/>
@@ -8404,7 +8279,7 @@
           <w:rFonts w:ascii="Arial Narrow" w:eastAsia="Calibri" w:hAnsi="Arial Narrow" w:cs="Arial"/>
           <w:kern w:val="0"/>
           <w:u w:val="single"/>
-          <w14:ligatures w14:val="none"/>
+          <ns2:ligatures ns2:val="none"/>
         </w:rPr>
       </w:pPr>
       <w:r>
@@ -8413,7 +8288,7 @@
           <w:b/>
           <w:bCs/>
           <w:kern w:val="0"/>
-          <w14:ligatures w14:val="none"/>
+          <ns2:ligatures ns2:val="none"/>
         </w:rPr>
         <w:t>OCTAVO</w:t>
       </w:r>
@@ -8422,7 +8297,7 @@
           <w:rFonts w:ascii="Arial Narrow" w:eastAsia="Calibri" w:hAnsi="Arial Narrow" w:cs="Arial"/>
           <w:b/>
           <w:kern w:val="0"/>
-          <w14:ligatures w14:val="none"/>
+          <ns2:ligatures ns2:val="none"/>
         </w:rPr>
         <w:t>:</w:t>
       </w:r>
@@ -8430,7 +8305,7 @@
         <w:rPr>
           <w:rFonts w:ascii="Arial Narrow" w:eastAsia="Calibri" w:hAnsi="Arial Narrow" w:cs="Arial"/>
           <w:kern w:val="0"/>
-          <w14:ligatures w14:val="none"/>
+          <ns2:ligatures ns2:val="none"/>
         </w:rPr>
         <w:t xml:space="preserve"> comunicar a las partes que, </w:t>
       </w:r>
@@ -8439,7 +8314,7 @@
         <w:rPr>
           <w:rFonts w:ascii="Arial Narrow" w:eastAsia="Calibri" w:hAnsi="Arial Narrow" w:cs="Arial"/>
           <w:kern w:val="0"/>
-          <w14:ligatures w14:val="none"/>
+          <ns2:ligatures ns2:val="none"/>
         </w:rPr>
         <w:t>de acuerdo a</w:t>
       </w:r>
@@ -8448,7 +8323,7 @@
         <w:rPr>
           <w:rFonts w:ascii="Arial Narrow" w:eastAsia="Calibri" w:hAnsi="Arial Narrow" w:cs="Arial"/>
           <w:kern w:val="0"/>
-          <w14:ligatures w14:val="none"/>
+          <ns2:ligatures ns2:val="none"/>
         </w:rPr>
         <w:t xml:space="preserve"> lo señalado por el artículo 29</w:t>
       </w:r>
@@ -8458,7 +8333,7 @@
           <w:color w:val="000000"/>
           <w:kern w:val="0"/>
           <w:lang w:eastAsia="es-PE"/>
-          <w14:ligatures w14:val="none"/>
+          <ns2:ligatures ns2:val="none"/>
         </w:rPr>
         <w:t/>
       </w:r>
@@ -8466,7 +8341,7 @@
         <w:rPr>
           <w:rFonts w:ascii="Arial Narrow" w:eastAsia="Calibri" w:hAnsi="Arial Narrow" w:cs="Arial"/>
           <w:kern w:val="0"/>
-          <w14:ligatures w14:val="none"/>
+          <ns2:ligatures ns2:val="none"/>
         </w:rPr>
         <w:t xml:space="preserve"> del Decreto Legislativo </w:t>
       </w:r>
@@ -8475,7 +8350,7 @@
         <w:rPr>
           <w:rFonts w:ascii="Arial Narrow" w:eastAsia="Calibri" w:hAnsi="Arial Narrow" w:cs="Arial"/>
           <w:kern w:val="0"/>
-          <w14:ligatures w14:val="none"/>
+          <ns2:ligatures ns2:val="none"/>
         </w:rPr>
         <w:t/>
       </w:r>
@@ -8484,7 +8359,7 @@
         <w:rPr>
           <w:rFonts w:ascii="Arial Narrow" w:eastAsia="Calibri" w:hAnsi="Arial Narrow" w:cs="Arial"/>
           <w:kern w:val="0"/>
-          <w14:ligatures w14:val="none"/>
+          <ns2:ligatures ns2:val="none"/>
         </w:rPr>
         <w:t xml:space="preserve"> 807</w:t>
       </w:r>
@@ -8494,7 +8369,7 @@
           <w:rFonts w:ascii="Arial Narrow" w:eastAsia="Calibri" w:hAnsi="Arial Narrow" w:cs="Arial"/>
           <w:kern w:val="0"/>
           <w:vertAlign w:val="superscript"/>
-          <w14:ligatures w14:val="none"/>
+          <ns2:ligatures ns2:val="none"/>
         </w:rPr>
         <w:footnoteReference w:id="13"/>
       </w:r>
@@ -8502,7 +8377,7 @@
         <w:rPr>
           <w:rFonts w:ascii="Arial Narrow" w:eastAsia="Calibri" w:hAnsi="Arial Narrow" w:cs="Arial"/>
           <w:kern w:val="0"/>
-          <w14:ligatures w14:val="none"/>
+          <ns2:ligatures ns2:val="none"/>
         </w:rPr>
         <w:t xml:space="preserve">, hasta antes de la emisión de la Resolución Final tienen la posibilidad de solicitar una audiencia de conciliación. En caso deleguen a favor de una tercera persona su actuación en la diligencia programada, esta deberá presentar un poder especial con firma legalizada ante Notario Público, donde conste </w:t>
       </w:r>
@@ -8511,7 +8386,7 @@
           <w:rFonts w:ascii="Arial Narrow" w:eastAsia="Calibri" w:hAnsi="Arial Narrow" w:cs="Arial"/>
           <w:kern w:val="0"/>
           <w:u w:val="single"/>
-          <w14:ligatures w14:val="none"/>
+          <ns2:ligatures ns2:val="none"/>
         </w:rPr>
         <w:t>expresamente su facultad para asistir y conciliar en su representación</w:t>
       </w:r>
@@ -8520,7 +8395,7 @@
           <w:rFonts w:ascii="Arial Narrow" w:eastAsia="Calibri" w:hAnsi="Arial Narrow" w:cs="Arial"/>
           <w:bCs/>
           <w:kern w:val="0"/>
-          <w14:ligatures w14:val="none"/>
+          <ns2:ligatures ns2:val="none"/>
         </w:rPr>
         <w:t>.</w:t>
       </w:r>
@@ -8530,7 +8405,7 @@
           <w:b/>
           <w:bCs/>
           <w:kern w:val="0"/>
-          <w14:ligatures w14:val="none"/>
+          <ns2:ligatures ns2:val="none"/>
         </w:rPr>
         <w:t xml:space="preserve"> </w:t>
       </w:r>
@@ -8539,12 +8414,12 @@
           <w:rFonts w:ascii="Arial Narrow" w:eastAsia="Calibri" w:hAnsi="Arial Narrow" w:cs="Arial"/>
           <w:kern w:val="0"/>
           <w:u w:val="single"/>
-          <w14:ligatures w14:val="none"/>
+          <ns2:ligatures ns2:val="none"/>
         </w:rPr>
         <w:t xml:space="preserve">Ello bajo apercibimiento de no realizar la audiencia de conciliación y levantar el acta de inasistencia correspondiente. </w:t>
       </w:r>
     </w:p>
-    <w:p>
+    <w:p ns2:paraId="4CD47B08" ns2:textId="77777777">
       <w:pPr>
         <w:suppressAutoHyphens/>
         <w:spacing w:after="0" w:line="240" w:lineRule="auto"/>
@@ -8553,11 +8428,11 @@
           <w:rFonts w:ascii="Arial Narrow" w:eastAsia="Calibri" w:hAnsi="Arial Narrow" w:cs="Arial"/>
           <w:kern w:val="0"/>
           <w:u w:val="single"/>
-          <w14:ligatures w14:val="none"/>
-        </w:rPr>
-      </w:pPr>
-    </w:p>
-    <w:p>
+          <ns2:ligatures ns2:val="none"/>
+        </w:rPr>
+      </w:pPr>
+    </w:p>
+    <w:p ns2:paraId="0E80CA49" ns2:textId="77777777">
       <w:pPr>
         <w:suppressAutoHyphens/>
         <w:spacing w:after="0" w:line="240" w:lineRule="auto"/>
@@ -8567,7 +8442,7 @@
           <w:color w:val="000000"/>
           <w:kern w:val="0"/>
           <w:lang w:eastAsia="es-PE"/>
-          <w14:ligatures w14:val="none"/>
+          <ns2:ligatures ns2:val="none"/>
         </w:rPr>
       </w:pPr>
       <w:r>
@@ -8577,7 +8452,7 @@
           <w:color w:val="000000"/>
           <w:kern w:val="0"/>
           <w:lang w:eastAsia="es-PE"/>
-          <w14:ligatures w14:val="none"/>
+          <ns2:ligatures ns2:val="none"/>
         </w:rPr>
         <w:lastRenderedPageBreak/>
         <w:t>NOVENO:</w:t>
@@ -8588,14 +8463,14 @@
           <w:color w:val="000000"/>
           <w:kern w:val="0"/>
           <w:lang w:eastAsia="es-PE"/>
-          <w14:ligatures w14:val="none"/>
+          <ns2:ligatures ns2:val="none"/>
         </w:rPr>
         <w:t xml:space="preserve"> poner en conocimiento de las partes que, antes de la emisión de la Resolución Final, tienen la posibilidad de formular su desistimiento o presentar el acuerdo arribado mediante la conciliación, mediación, transacción o cualquier otro que, de forma indubitable, deje constancia que se ha solucionado la controversia materia de denuncia.</w:t>
       </w:r>
       <w:bookmarkStart w:id="7" w:name="h.gjdgxs" w:colFirst="0" w:colLast="0"/>
       <w:bookmarkEnd w:id="7"/>
     </w:p>
-    <w:p>
+    <w:p ns2:paraId="7DDD06F7" ns2:textId="77777777">
       <w:pPr>
         <w:suppressAutoHyphens/>
         <w:spacing w:after="0" w:line="240" w:lineRule="auto"/>
@@ -8605,11 +8480,11 @@
           <w:color w:val="000000"/>
           <w:kern w:val="0"/>
           <w:lang w:eastAsia="es-PE"/>
-          <w14:ligatures w14:val="none"/>
-        </w:rPr>
-      </w:pPr>
-    </w:p>
-    <w:p>
+          <ns2:ligatures ns2:val="none"/>
+        </w:rPr>
+      </w:pPr>
+    </w:p>
+    <w:p ns2:paraId="236137A1" ns2:textId="560F1F3B">
       <w:pPr>
         <w:suppressAutoHyphens/>
         <w:spacing w:after="0" w:line="240" w:lineRule="auto"/>
@@ -8632,7 +8507,7 @@
           <w:b/>
           <w:spacing w:val="-3"/>
           <w:kern w:val="0"/>
-          <w14:ligatures w14:val="none"/>
+          <ns2:ligatures ns2:val="none"/>
         </w:rPr>
         <w:t/>
       </w:r>
@@ -8642,7 +8517,7 @@
           <w:bCs/>
           <w:spacing w:val="-3"/>
           <w:kern w:val="0"/>
-          <w14:ligatures w14:val="none"/>
+          <ns2:ligatures ns2:val="none"/>
         </w:rPr>
         <w:t xml:space="preserve"/>
       </w:r>
@@ -8652,7 +8527,7 @@
           <w:bCs/>
           <w:spacing w:val="-3"/>
           <w:kern w:val="0"/>
-          <w14:ligatures w14:val="none"/>
+          <ns2:ligatures ns2:val="none"/>
         </w:rPr>
         <w:t xml:space="preserve"/>
       </w:r>
@@ -8663,7 +8538,7 @@
           <w:kern w:val="0"/>
           <w:shd w:val="clear" w:color="auto" w:fill="FFFFFF"/>
           <w:lang w:eastAsia="es-PE"/>
-          <w14:ligatures w14:val="none"/>
+          <ns2:ligatures ns2:val="none"/>
         </w:rPr>
         <w:t xml:space="preserve"/>
       </w:r>
@@ -8675,7 +8550,7 @@
           <w:kern w:val="0"/>
           <w:shd w:val="clear" w:color="auto" w:fill="FFFFFF"/>
           <w:lang w:eastAsia="es-PE"/>
-          <w14:ligatures w14:val="none"/>
+          <ns2:ligatures ns2:val="none"/>
         </w:rPr>
         <w:t/>
       </w:r>
@@ -8687,7 +8562,7 @@
           <w:kern w:val="0"/>
           <w:shd w:val="clear" w:color="auto" w:fill="FFFFFF"/>
           <w:lang w:eastAsia="es-PE"/>
-          <w14:ligatures w14:val="none"/>
+          <ns2:ligatures ns2:val="none"/>
         </w:rPr>
         <w:t xml:space="preserve"/>
       </w:r>
@@ -8802,7 +8677,7 @@
           <w:color w:val="000000"/>
           <w:kern w:val="0"/>
           <w:lang w:eastAsia="es-PE"/>
-          <w14:ligatures w14:val="none"/>
+          <ns2:ligatures ns2:val="none"/>
         </w:rPr>
         <w:t/>
       </w:r>
@@ -8842,7 +8717,7 @@
           <w:color w:val="000000"/>
           <w:kern w:val="0"/>
           <w:lang w:eastAsia="es-PE"/>
-          <w14:ligatures w14:val="none"/>
+          <ns2:ligatures ns2:val="none"/>
         </w:rPr>
         <w:t/>
       </w:r>
@@ -8868,7 +8743,7 @@
         <w:t/>
       </w:r>
     </w:p>
-    <w:p>
+    <w:p ns2:paraId="639FE5BE" ns2:textId="77777777">
       <w:pPr>
         <w:suppressAutoHyphens/>
         <w:spacing w:after="0" w:line="240" w:lineRule="auto"/>
@@ -8878,7 +8753,7 @@
         </w:rPr>
       </w:pPr>
     </w:p>
-    <w:p>
+    <w:p ns2:paraId="36317C11" ns2:textId="77777777">
       <w:pPr>
         <w:suppressAutoHyphens/>
         <w:spacing w:after="0" w:line="240" w:lineRule="auto"/>
@@ -8891,7 +8766,7 @@
       <w:bookmarkStart w:id="8" w:name="_Hlk198890962"/>
     </w:p>
     <w:bookmarkEnd w:id="8"/>
-    <w:p>
+    <w:p ns2:paraId="418E1D52" ns2:textId="77777777">
       <w:pPr>
         <w:spacing w:after="0" w:line="240" w:lineRule="auto"/>
         <w:jc w:val="both"/>
@@ -8901,11 +8776,11 @@
           <w:color w:val="000000"/>
           <w:kern w:val="0"/>
           <w:lang w:eastAsia="es-PE"/>
-          <w14:ligatures w14:val="none"/>
-        </w:rPr>
-      </w:pPr>
-    </w:p>
-    <w:p>
+          <ns2:ligatures ns2:val="none"/>
+        </w:rPr>
+      </w:pPr>
+    </w:p>
+    <w:p ns2:paraId="0407B94C" ns2:textId="77777777">
       <w:pPr>
         <w:spacing w:after="0" w:line="240" w:lineRule="auto"/>
         <w:jc w:val="both"/>
@@ -8915,11 +8790,11 @@
           <w:color w:val="000000"/>
           <w:kern w:val="0"/>
           <w:lang w:eastAsia="es-PE"/>
-          <w14:ligatures w14:val="none"/>
-        </w:rPr>
-      </w:pPr>
-    </w:p>
-    <w:p>
+          <ns2:ligatures ns2:val="none"/>
+        </w:rPr>
+      </w:pPr>
+    </w:p>
+    <w:p ns2:paraId="375C384E" ns2:textId="77777777">
       <w:pPr>
         <w:spacing w:after="0" w:line="240" w:lineRule="auto"/>
         <w:jc w:val="both"/>
@@ -8929,12 +8804,12 @@
           <w:color w:val="000000"/>
           <w:kern w:val="0"/>
           <w:lang w:eastAsia="es-PE"/>
-          <w14:ligatures w14:val="none"/>
+          <ns2:ligatures ns2:val="none"/>
         </w:rPr>
       </w:pPr>
     </w:p>
     <w:bookmarkEnd w:id="0"/>
-    <w:p>
+    <w:p ns2:paraId="7609987B" ns2:textId="77777777">
       <w:pPr>
         <w:shd w:val="clear" w:color="auto" w:fill="FFFFFF"/>
         <w:spacing w:after="0" w:line="240" w:lineRule="auto"/>
@@ -8943,7 +8818,7 @@
           <w:rFonts w:ascii="Arial Narrow" w:eastAsia="Calibri" w:hAnsi="Arial Narrow" w:cs="Times New Roman"/>
           <w:color w:val="000000"/>
           <w:kern w:val="0"/>
-          <w14:ligatures w14:val="none"/>
+          <ns2:ligatures ns2:val="none"/>
         </w:rPr>
       </w:pPr>
       <w:r>
@@ -8953,12 +8828,12 @@
           <w:bCs/>
           <w:color w:val="000000"/>
           <w:kern w:val="0"/>
-          <w14:ligatures w14:val="none"/>
+          <ns2:ligatures ns2:val="none"/>
         </w:rPr>
         <w:t>EVELING ROA QUISPE</w:t>
       </w:r>
     </w:p>
-    <w:p>
+    <w:p ns2:paraId="692BA8AF" ns2:textId="77777777">
       <w:pPr>
         <w:shd w:val="clear" w:color="auto" w:fill="FFFFFF"/>
         <w:spacing w:after="0" w:line="240" w:lineRule="auto"/>
@@ -8969,7 +8844,7 @@
           <w:bCs/>
           <w:color w:val="000000"/>
           <w:kern w:val="0"/>
-          <w14:ligatures w14:val="none"/>
+          <ns2:ligatures ns2:val="none"/>
         </w:rPr>
       </w:pPr>
       <w:r>
@@ -8979,12 +8854,12 @@
           <w:bCs/>
           <w:color w:val="000000"/>
           <w:kern w:val="0"/>
-          <w14:ligatures w14:val="none"/>
+          <ns2:ligatures ns2:val="none"/>
         </w:rPr>
         <w:t>Secretaria Técnica</w:t>
       </w:r>
     </w:p>
-    <w:p>
+    <w:p ns2:paraId="4AF3211C" ns2:textId="77777777">
       <w:pPr>
         <w:shd w:val="clear" w:color="auto" w:fill="FFFFFF"/>
         <w:spacing w:after="0" w:line="240" w:lineRule="auto"/>
@@ -8995,7 +8870,7 @@
           <w:bCs/>
           <w:color w:val="000000"/>
           <w:kern w:val="0"/>
-          <w14:ligatures w14:val="none"/>
+          <ns2:ligatures ns2:val="none"/>
         </w:rPr>
       </w:pPr>
       <w:r>
@@ -9005,7 +8880,7 @@
           <w:bCs/>
           <w:color w:val="000000"/>
           <w:kern w:val="0"/>
-          <w14:ligatures w14:val="none"/>
+          <ns2:ligatures ns2:val="none"/>
         </w:rPr>
         <w:t>Comisión </w:t>
       </w:r>
@@ -9017,7 +8892,7 @@
           <w:color w:val="000000"/>
           <w:kern w:val="0"/>
           <w:shd w:val="clear" w:color="auto" w:fill="FFFFFF"/>
-          <w14:ligatures w14:val="none"/>
+          <ns2:ligatures ns2:val="none"/>
         </w:rPr>
         <w:t>de</w:t>
       </w:r>
@@ -9028,7 +8903,7 @@
           <w:bCs/>
           <w:color w:val="000000"/>
           <w:kern w:val="0"/>
-          <w14:ligatures w14:val="none"/>
+          <ns2:ligatures ns2:val="none"/>
         </w:rPr>
         <w:t xml:space="preserve"> Protección al Consumidor </w:t>
       </w:r>
@@ -9040,7 +8915,7 @@
           <w:bCs/>
           <w:color w:val="000000"/>
           <w:kern w:val="0"/>
-          <w14:ligatures w14:val="none"/>
+          <ns2:ligatures ns2:val="none"/>
         </w:rPr>
         <w:t/>
       </w:r>
@@ -9052,12 +8927,12 @@
           <w:bCs/>
           <w:color w:val="000000"/>
           <w:kern w:val="0"/>
-          <w14:ligatures w14:val="none"/>
+          <ns2:ligatures ns2:val="none"/>
         </w:rPr>
         <w:t xml:space="preserve"> 1</w:t>
       </w:r>
     </w:p>
-    <w:p>
+    <w:p ns2:paraId="602C43F9" ns2:textId="77777777">
       <w:pPr>
         <w:spacing w:after="0" w:line="240" w:lineRule="auto"/>
         <w:jc w:val="both"/>
@@ -9067,11 +8942,11 @@
           <w:color w:val="000000"/>
           <w:kern w:val="0"/>
           <w:lang w:eastAsia="es-PE"/>
-          <w14:ligatures w14:val="none"/>
-        </w:rPr>
-      </w:pPr>
-    </w:p>
-    <w:p>
+          <ns2:ligatures ns2:val="none"/>
+        </w:rPr>
+      </w:pPr>
+    </w:p>
+    <w:p ns2:paraId="1D3884F8" ns2:textId="77777777">
       <w:pPr>
         <w:spacing w:after="0" w:line="240" w:lineRule="auto"/>
         <w:jc w:val="both"/>
@@ -9089,12 +8964,12 @@
           <w:sz w:val="16"/>
           <w:szCs w:val="16"/>
           <w:lang w:eastAsia="es-PE"/>
-          <w14:ligatures w14:val="none"/>
+          <ns2:ligatures ns2:val="none"/>
         </w:rPr>
         <w:t>LSM/JCQ</w:t>
       </w:r>
     </w:p>
-    <w:p>
+    <w:p ns2:paraId="08D2E184" ns2:textId="77777777">
       <w:pPr>
         <w:spacing w:line="240" w:lineRule="auto"/>
         <w:rPr>
@@ -9102,7 +8977,7 @@
         </w:rPr>
       </w:pPr>
     </w:p>
-    <w:p>
+    <w:p ns2:paraId="1D2233A3" ns2:textId="77777777">
       <w:pPr>
         <w:spacing w:line="240" w:lineRule="auto"/>
         <w:rPr>
@@ -9110,17 +8985,17 @@
         </w:rPr>
       </w:pPr>
     </w:p>
-    <w:p>
+    <w:p ns2:paraId="4423ADE9" ns2:textId="77777777">
       <w:pPr>
         <w:rPr>
           <w:rFonts w:ascii="Arial Narrow" w:hAnsi="Arial Narrow"/>
         </w:rPr>
       </w:pPr>
     </w:p>
-    <w:p/>
+    <w:p ns2:paraId="74AAB5F4" ns2:textId="77777777"/>
     <w:sectPr>
-      <w:headerReference w:type="default" r:id="rId8"/>
-      <w:footerReference w:type="default" r:id="rId9"/>
+      <w:headerReference w:type="default" ns3:id="rId8"/>
+      <w:footerReference w:type="default" ns3:id="rId9"/>
       <w:pgSz w:w="11906" w:h="16838"/>
       <w:pgMar w:top="1417" w:right="1701" w:bottom="1417" w:left="1701" w:header="708" w:footer="708" w:gutter="0"/>
       <w:cols w:space="708"/>

--- a/plantillas_maestras/17_seguro_no_especificado/contratacion_no_consentida/2_o_mas_ddos_varios/mujer/TPL_1890_2025_SEGURO_NO_ESPECIFICADO_CONTRATACION_NO_CONSENTIDA_ASEGURADORA_MUJER_R2.docx
+++ b/plantillas_maestras/17_seguro_no_especificado/contratacion_no_consentida/2_o_mas_ddos_varios/mujer/TPL_1890_2025_SEGURO_NO_ESPECIFICADO_CONTRATACION_NO_CONSENTIDA_ASEGURADORA_MUJER_R2.docx
@@ -7070,7 +7070,7 @@
           <w:sz w:val="20"/>
           <w:szCs w:val="20"/>
         </w:rPr>
-        <w:t xml:space="preserve">correr traslado de la presente resolución a Rímac Seguros Y Reaseguros S.A para que, de conformidad con lo dispuesto por el artículo 26° de la Ley sobre Facultades, Normas y Organización del Indecopi, aprobado por Decreto Legislativo N° 8079, presenten sus descargos sobre la imputación de cargos realizada en un plazo no mayor a cinco (5) días hábiles contado a partir del día siguiente de la notificación de la presente resolución, vencido el cual, el Secretario Técnico declarará en rebeldía a los denunciados que no lo hubieran presentado. Debe precisarse que de conformidad con lo establecido por el artículo 223° del Texto Único Ordenado de la Ley N° 27444, Ley del Procedimiento Administrativo General, las alegaciones y los hechos relevantes de la reclamación, salvo que hayan sido específicamente negadas en la contestación, se tendrán por aceptadas o meritadas como ciertas.</w:t>
+        <w:t xml:space="preserve">correr traslado de la presente resolución a Rímac Seguros Y Reaseguros S.A. para que, de conformidad con lo dispuesto por el artículo 26 de la Ley sobre Facultades, Normas y Organización del Indecopi, aprobada por Decreto Legislativo 807, presente sus descargos sobre la imputación de cargos realizada en un plazo no mayor a cinco (5) días hábiles contado a partir del día siguiente de la notificación de la presente resolución, vencido el cual, el Secretario Técnico declarará en rebeldía al denunciado que no lo hubiera presentado. Debe precisarse que de conformidad con lo establecido por el artículo 223 del Texto Único Ordenado de la Ley 27444, Ley del Procedimiento Administrativo General, las alegaciones y los hechos relevantes de la reclamación, salvo que hayan sido específicamente negadas en la contestación, se tendrán por aceptadas o merituadas como ciertas.</w:t>
       </w:r>
     </w:p>
     <w:p ns2:paraId="228F876C" ns2:textId="77777777">
@@ -8830,7 +8830,7 @@
           <w:kern w:val="0"/>
           <ns2:ligatures ns2:val="none"/>
         </w:rPr>
-        <w:t>EVELING ROA QUISPE</w:t>
+        <w:t xml:space="preserve">LUISA ANALÍ SILVA MALPARTIDA</w:t>
       </w:r>
     </w:p>
     <w:p ns2:paraId="692BA8AF" ns2:textId="77777777">
@@ -8856,7 +8856,7 @@
           <w:kern w:val="0"/>
           <ns2:ligatures ns2:val="none"/>
         </w:rPr>
-        <w:t>Secretaria Técnica</w:t>
+        <w:t xml:space="preserve">Secretaria Técnica Ad Hoc</w:t>
       </w:r>
     </w:p>
     <w:p ns2:paraId="4AF3211C" ns2:textId="77777777">

--- a/plantillas_maestras/17_seguro_no_especificado/contratacion_no_consentida/2_o_mas_ddos_varios/mujer/TPL_1890_2025_SEGURO_NO_ESPECIFICADO_CONTRATACION_NO_CONSENTIDA_ASEGURADORA_MUJER_R2.docx
+++ b/plantillas_maestras/17_seguro_no_especificado/contratacion_no_consentida/2_o_mas_ddos_varios/mujer/TPL_1890_2025_SEGURO_NO_ESPECIFICADO_CONTRATACION_NO_CONSENTIDA_ASEGURADORA_MUJER_R2.docx
@@ -451,7 +451,7 @@
           <w:lang w:eastAsia="es-PE"/>
           <ns2:ligatures ns2:val="none"/>
         </w:rPr>
-        <w:t>12</w:t>
+        <w:t xml:space="preserve">12 de setiembre de 2025</w:t>
       </w:r>
       <w:r>
         <w:rPr>
@@ -462,7 +462,7 @@
           <w:lang w:eastAsia="es-PE"/>
           <ns2:ligatures ns2:val="none"/>
         </w:rPr>
-        <w:t xml:space="preserve"> de </w:t>
+        <w:t xml:space="preserve"/>
       </w:r>
       <w:r>
         <w:rPr>
@@ -473,7 +473,7 @@
           <w:lang w:eastAsia="es-PE"/>
           <ns2:ligatures ns2:val="none"/>
         </w:rPr>
-        <w:t>septiembre</w:t>
+        <w:t xml:space="preserve"/>
       </w:r>
       <w:r>
         <w:rPr>
@@ -484,7 +484,7 @@
           <w:lang w:eastAsia="es-PE"/>
           <ns2:ligatures ns2:val="none"/>
         </w:rPr>
-        <w:t xml:space="preserve"> de 2025</w:t>
+        <w:t xml:space="preserve"/>
       </w:r>
     </w:p>
     <w:p ns2:paraId="66CE1821" ns2:textId="77777777">
@@ -570,7 +570,7 @@
           <w:lang w:val="es-ES" w:eastAsia="es-ES"/>
           <ns2:ligatures ns2:val="none"/>
         </w:rPr>
-        <w:t xml:space="preserve">Mediante el escrito del 4 de julio del 2025, la señora [APELLIDO] denunció a Rímac por presuntas infracciones a la Ley 29571, Código de Protección y Defensa del Consumidor (en adelante, Código), señalando lo siguiente:</w:t>
+        <w:t xml:space="preserve">Mediante el escrito del 4 de julio de 2025, la señora [APELLIDO] denunció a Rímac por presuntas infracciones a la Ley 29571, Código de Protección y Defensa del Consumidor (en adelante, Código), señalando lo siguiente:</w:t>
       </w:r>
       <w:r>
         <w:rPr>
@@ -4223,7 +4223,7 @@
           <w:lang w:eastAsia="es-PE"/>
           <ns2:ligatures ns2:val="none"/>
         </w:rPr>
-        <w:t xml:space="preserve">PRIMERO: admitir a trámite la denuncia del 4 de julio del 2025 interpuesta por la señora [DENUNCIANTE] contra Rímac Seguros Y Reaseguros S.A., por lo siguiente:</w:t>
+        <w:t xml:space="preserve">PRIMERO: admitir a trámite la denuncia del 4 de julio de 2025 interpuesta por la señora [DENUNCIANTE] contra Rímac Seguros Y Reaseguros S.A., por lo siguiente:</w:t>
       </w:r>
       <w:r>
         <w:rPr>
@@ -6681,7 +6681,7 @@
           <w:lang w:val="es-ES" w:eastAsia="es-ES"/>
           <ns2:ligatures ns2:val="none"/>
         </w:rPr>
-        <w:t>4 de julio del 2025</w:t>
+        <w:t xml:space="preserve">4 de julio de 2025</w:t>
       </w:r>
       <w:r>
         <w:rPr>
@@ -9210,7 +9210,7 @@
           <w:sz w:val="14"/>
           <w:szCs w:val="14"/>
         </w:rPr>
-        <w:t>8 de agosto del 2025</w:t>
+        <w:t xml:space="preserve">8 de agosto de 2025</w:t>
       </w:r>
       <w:r>
         <w:rPr>
@@ -9227,7 +9227,7 @@
           <w:sz w:val="14"/>
           <w:szCs w:val="14"/>
         </w:rPr>
-        <w:t>recepcionada</w:t>
+        <w:t xml:space="preserve">recibida</w:t>
       </w:r>
       <w:proofErr w:type="spellEnd"/>
       <w:r>
@@ -9244,7 +9244,7 @@
           <w:sz w:val="14"/>
           <w:szCs w:val="14"/>
         </w:rPr>
-        <w:t>8 de agosto del 2025</w:t>
+        <w:t xml:space="preserve">8 de agosto de 2025</w:t>
       </w:r>
       <w:r>
         <w:rPr>
@@ -9322,7 +9322,7 @@
           <w:sz w:val="14"/>
           <w:szCs w:val="14"/>
         </w:rPr>
-        <w:t>el 2 de setiembre del 2010 en el Diario Oficial El Peruano, vigente desde el 2 de octubre del 2010 y modificado por Decreto Legislativo 1308.</w:t>
+        <w:t xml:space="preserve">el 2 de setiembre de 2010 en el Diario Oficial El Peruano, vigente desde el 2 de octubre de 2010 y modificado por Decreto Legislativo 1308.</w:t>
       </w:r>
     </w:p>
     <w:p>

--- a/plantillas_maestras/17_seguro_no_especificado/contratacion_no_consentida/2_o_mas_ddos_varios/mujer/TPL_1890_2025_SEGURO_NO_ESPECIFICADO_CONTRATACION_NO_CONSENTIDA_ASEGURADORA_MUJER_R2.docx
+++ b/plantillas_maestras/17_seguro_no_especificado/contratacion_no_consentida/2_o_mas_ddos_varios/mujer/TPL_1890_2025_SEGURO_NO_ESPECIFICADO_CONTRATACION_NO_CONSENTIDA_ASEGURADORA_MUJER_R2.docx
@@ -1,8 +1,8 @@
 
 <file path=word/document.xml><?xml version="1.0" encoding="utf-8"?>
-<w:document xmlns:ns1="http://schemas.openxmlformats.org/markup-compatibility/2006" xmlns:ns2="http://schemas.microsoft.com/office/word/2010/wordml" xmlns:ns3="http://schemas.openxmlformats.org/officeDocument/2006/relationships" xmlns:w="http://schemas.openxmlformats.org/wordprocessingml/2006/main" ns1:Ignorable="w14 w15 w16se w16cid w16 w16cex w16sdtdh w16sdtfl w16du wp14">
+<w:document xmlns:mc="http://schemas.openxmlformats.org/markup-compatibility/2006" xmlns:r="http://schemas.openxmlformats.org/officeDocument/2006/relationships" xmlns:w="http://schemas.openxmlformats.org/wordprocessingml/2006/main" xmlns:w14="http://schemas.microsoft.com/office/word/2010/wordml" xmlns:w15="http://schemas.microsoft.com/office/word/2012/wordml" xmlns:w16="http://schemas.microsoft.com/office/word/2018/wordml" xmlns:w16cex="http://schemas.microsoft.com/office/word/2018/wordml/cex" xmlns:w16cid="http://schemas.microsoft.com/office/word/2016/wordml/cid" xmlns:w16du="http://schemas.microsoft.com/office/word/2023/wordml/word16du" xmlns:w16sdtdh="http://schemas.microsoft.com/office/word/2020/wordml/sdtdatahash" xmlns:w16se="http://schemas.microsoft.com/office/word/2015/wordml/symex" xmlns:wp14="http://schemas.microsoft.com/office/word/2010/wordprocessingDrawing" mc:Ignorable="w14 w15 w16se w16cid w16 w16cex w16sdtdh w16du wp14">
   <w:body>
-    <w:p ns2:paraId="1B509B2D" ns2:textId="1F8116BF">
+    <w:p>
       <w:pPr>
         <w:tabs>
           <w:tab w:val="left" w:pos="1701"/>
@@ -14,7 +14,7 @@
           <w:color w:val="000000"/>
           <w:kern w:val="0"/>
           <w:lang w:eastAsia="es-PE"/>
-          <ns2:ligatures ns2:val="none"/>
+          <w14:ligatures w14:val="none"/>
         </w:rPr>
       </w:pPr>
       <w:bookmarkStart w:id="0" w:name="_Hlk80343540"/>
@@ -25,7 +25,7 @@
           <w:color w:val="000000"/>
           <w:kern w:val="0"/>
           <w:lang w:eastAsia="es-PE"/>
-          <ns2:ligatures ns2:val="none"/>
+          <w14:ligatures w14:val="none"/>
         </w:rPr>
         <w:t xml:space="preserve">EXPEDIENTE </w:t>
       </w:r>
@@ -36,7 +36,7 @@
           <w:color w:val="000000"/>
           <w:kern w:val="0"/>
           <w:lang w:eastAsia="es-PE"/>
-          <ns2:ligatures ns2:val="none"/>
+          <w14:ligatures w14:val="none"/>
         </w:rPr>
         <w:tab/>
         <w:t>:</w:t>
@@ -48,7 +48,7 @@
           <w:color w:val="000000"/>
           <w:kern w:val="0"/>
           <w:lang w:eastAsia="es-PE"/>
-          <ns2:ligatures ns2:val="none"/>
+          <w14:ligatures w14:val="none"/>
         </w:rPr>
         <w:tab/>
       </w:r>
@@ -61,7 +61,7 @@
           <w:kern w:val="0"/>
           <w:shd w:val="clear" w:color="auto" w:fill="FFFFFF"/>
           <w:lang w:eastAsia="es-PE"/>
-          <ns2:ligatures ns2:val="none"/>
+          <w14:ligatures w14:val="none"/>
         </w:rPr>
         <w:t>1890-2025</w:t>
       </w:r>
@@ -74,12 +74,12 @@
           <w:kern w:val="0"/>
           <w:shd w:val="clear" w:color="auto" w:fill="FFFFFF"/>
           <w:lang w:eastAsia="es-PE"/>
-          <ns2:ligatures ns2:val="none"/>
+          <w14:ligatures w14:val="none"/>
         </w:rPr>
         <w:t>/CC1</w:t>
       </w:r>
     </w:p>
-    <w:p ns2:paraId="7E5DC22B" ns2:textId="2161CE9A">
+    <w:p>
       <w:pPr>
         <w:tabs>
           <w:tab w:val="left" w:pos="1701"/>
@@ -94,7 +94,7 @@
           <w:color w:val="000000"/>
           <w:kern w:val="0"/>
           <w:lang w:eastAsia="es-PE"/>
-          <ns2:ligatures ns2:val="none"/>
+          <w14:ligatures w14:val="none"/>
         </w:rPr>
       </w:pPr>
       <w:r>
@@ -104,79 +104,16 @@
           <w:color w:val="000000"/>
           <w:kern w:val="0"/>
           <w:lang w:eastAsia="es-PE"/>
-          <ns2:ligatures ns2:val="none"/>
-        </w:rPr>
-        <w:t xml:space="preserve">DENUNCIANTE:[DENUNCIANTE] (SEÑORA [APELLIDO])</w:t>
-      </w:r>
-      <w:r>
-        <w:rPr>
-          <w:rFonts w:ascii="Arial Narrow" w:eastAsia="Arial Narrow" w:hAnsi="Arial Narrow" w:cs="Arial Narrow"/>
-          <w:b/>
-          <w:color w:val="000000"/>
-          <w:kern w:val="0"/>
-          <w:lang w:eastAsia="es-PE"/>
-          <ns2:ligatures ns2:val="none"/>
-        </w:rPr>
+          <w14:ligatures w14:val="none"/>
+        </w:rPr>
+        <w:t>DENUNCIANTE</w:t>
         <w:tab/>
-        <w:t/>
-      </w:r>
-      <w:r>
-        <w:rPr>
-          <w:rFonts w:ascii="Arial Narrow" w:eastAsia="Arial Narrow" w:hAnsi="Arial Narrow" w:cs="Arial Narrow"/>
-          <w:b/>
-          <w:color w:val="000000"/>
-          <w:kern w:val="0"/>
-          <w:lang w:eastAsia="es-PE"/>
-          <ns2:ligatures ns2:val="none"/>
-        </w:rPr>
+        <w:t>:</w:t>
         <w:tab/>
-      </w:r>
-      <w:r>
-        <w:rPr>
-          <w:rFonts w:ascii="Arial Narrow" w:eastAsia="Arial Narrow" w:hAnsi="Arial Narrow" w:cs="Arial Narrow"/>
-          <w:b/>
-          <w:color w:val="000000"/>
-          <w:kern w:val="0"/>
-          <w:lang w:eastAsia="es-PE"/>
-          <ns2:ligatures ns2:val="none"/>
-        </w:rPr>
-        <w:t xml:space="preserve"/>
-      </w:r>
-      <w:r>
-        <w:rPr>
-          <w:rFonts w:ascii="Arial Narrow" w:eastAsia="Arial Narrow" w:hAnsi="Arial Narrow" w:cs="Arial Narrow"/>
-          <w:b/>
-          <w:color w:val="000000"/>
-          <w:kern w:val="0"/>
-          <w:lang w:eastAsia="es-PE"/>
-          <ns2:ligatures ns2:val="none"/>
-        </w:rPr>
-        <w:t xml:space="preserve"/>
-      </w:r>
-      <w:r>
-        <w:rPr>
-          <w:rFonts w:ascii="Arial Narrow" w:eastAsia="Arial Narrow" w:hAnsi="Arial Narrow" w:cs="Arial Narrow"/>
-          <w:b/>
-          <w:color w:val="000000"/>
-          <w:kern w:val="0"/>
-          <w:lang w:eastAsia="es-PE"/>
-          <ns2:ligatures ns2:val="none"/>
-        </w:rPr>
-        <w:t/>
-      </w:r>
-      <w:r>
-        <w:rPr>
-          <w:rFonts w:ascii="Arial Narrow" w:eastAsia="Arial Narrow" w:hAnsi="Arial Narrow" w:cs="Arial Narrow"/>
-          <w:b/>
-          <w:color w:val="000000"/>
-          <w:kern w:val="0"/>
-          <w:lang w:eastAsia="es-PE"/>
-          <ns2:ligatures ns2:val="none"/>
-        </w:rPr>
-        <w:t/>
-      </w:r>
-    </w:p>
-    <w:p ns2:paraId="6DEEEDFE" ns2:textId="6512C4FC">
+        <w:t xml:space="preserve">[DENUNCIANTE] (SEÑORA [APELLIDO])</w:t>
+      </w:r>
+    </w:p>
+    <w:p>
       <w:pPr>
         <w:tabs>
           <w:tab w:val="left" w:pos="1701"/>
@@ -191,7 +128,7 @@
           <w:color w:val="000000"/>
           <w:kern w:val="0"/>
           <w:lang w:eastAsia="es-PE"/>
-          <ns2:ligatures ns2:val="none"/>
+          <w14:ligatures w14:val="none"/>
         </w:rPr>
       </w:pPr>
       <w:r>
@@ -201,7 +138,7 @@
           <w:color w:val="000000"/>
           <w:kern w:val="0"/>
           <w:lang w:eastAsia="es-PE"/>
-          <ns2:ligatures ns2:val="none"/>
+          <w14:ligatures w14:val="none"/>
         </w:rPr>
         <w:t>DENUNCIADO</w:t>
       </w:r>
@@ -212,7 +149,7 @@
           <w:color w:val="000000"/>
           <w:kern w:val="0"/>
           <w:lang w:eastAsia="es-PE"/>
-          <ns2:ligatures ns2:val="none"/>
+          <w14:ligatures w14:val="none"/>
         </w:rPr>
         <w:tab/>
         <w:t>:</w:t>
@@ -224,7 +161,7 @@
           <w:color w:val="000000"/>
           <w:kern w:val="0"/>
           <w:lang w:eastAsia="es-PE"/>
-          <ns2:ligatures ns2:val="none"/>
+          <w14:ligatures w14:val="none"/>
         </w:rPr>
         <w:tab/>
       </w:r>
@@ -235,7 +172,7 @@
           <w:color w:val="000000"/>
           <w:kern w:val="0"/>
           <w:lang w:eastAsia="es-PE"/>
-          <ns2:ligatures ns2:val="none"/>
+          <w14:ligatures w14:val="none"/>
         </w:rPr>
         <w:t xml:space="preserve">RÍMAC SEGUROS Y REASEGUROS S.A. </w:t>
       </w:r>
@@ -246,12 +183,12 @@
           <w:color w:val="000000"/>
           <w:kern w:val="0"/>
           <w:lang w:eastAsia="es-PE"/>
-          <ns2:ligatures ns2:val="none"/>
+          <w14:ligatures w14:val="none"/>
         </w:rPr>
         <w:t>(RÍMAC)</w:t>
       </w:r>
     </w:p>
-    <w:p ns2:paraId="022D2B94" ns2:textId="77777777">
+    <w:p>
       <w:pPr>
         <w:tabs>
           <w:tab w:val="left" w:pos="1701"/>
@@ -266,7 +203,7 @@
           <w:color w:val="000000"/>
           <w:kern w:val="0"/>
           <w:lang w:eastAsia="es-PE"/>
-          <ns2:ligatures ns2:val="none"/>
+          <w14:ligatures w14:val="none"/>
         </w:rPr>
       </w:pPr>
       <w:r>
@@ -276,7 +213,7 @@
           <w:color w:val="000000"/>
           <w:kern w:val="0"/>
           <w:lang w:eastAsia="es-PE"/>
-          <ns2:ligatures ns2:val="none"/>
+          <w14:ligatures w14:val="none"/>
         </w:rPr>
         <w:t>MATERIAS</w:t>
       </w:r>
@@ -287,7 +224,7 @@
           <w:color w:val="000000"/>
           <w:kern w:val="0"/>
           <w:lang w:eastAsia="es-PE"/>
-          <ns2:ligatures ns2:val="none"/>
+          <w14:ligatures w14:val="none"/>
         </w:rPr>
         <w:tab/>
         <w:t xml:space="preserve">: </w:t>
@@ -299,13 +236,13 @@
           <w:color w:val="000000"/>
           <w:kern w:val="0"/>
           <w:lang w:eastAsia="es-PE"/>
-          <ns2:ligatures ns2:val="none"/>
+          <w14:ligatures w14:val="none"/>
         </w:rPr>
         <w:tab/>
         <w:t>ADMISIÓN A TRÁMITE</w:t>
       </w:r>
     </w:p>
-    <w:p ns2:paraId="19ED7B73" ns2:textId="77777777">
+    <w:p>
       <w:pPr>
         <w:tabs>
           <w:tab w:val="left" w:pos="1701"/>
@@ -320,7 +257,7 @@
           <w:color w:val="000000"/>
           <w:kern w:val="0"/>
           <w:lang w:eastAsia="es-PE"/>
-          <ns2:ligatures ns2:val="none"/>
+          <w14:ligatures w14:val="none"/>
         </w:rPr>
       </w:pPr>
       <w:r>
@@ -330,12 +267,12 @@
           <w:color w:val="000000"/>
           <w:kern w:val="0"/>
           <w:lang w:eastAsia="es-PE"/>
-          <ns2:ligatures ns2:val="none"/>
+          <w14:ligatures w14:val="none"/>
         </w:rPr>
         <w:t xml:space="preserve">REQUERIMIENTO DE INFORMACIÓN </w:t>
       </w:r>
     </w:p>
-    <w:p ns2:paraId="46A5A479" ns2:textId="5DEBA35E">
+    <w:p>
       <w:pPr>
         <w:tabs>
           <w:tab w:val="left" w:pos="1701"/>
@@ -349,7 +286,7 @@
           <w:color w:val="000000"/>
           <w:kern w:val="0"/>
           <w:lang w:eastAsia="es-PE"/>
-          <ns2:ligatures ns2:val="none"/>
+          <w14:ligatures w14:val="none"/>
         </w:rPr>
       </w:pPr>
       <w:r>
@@ -359,7 +296,7 @@
           <w:color w:val="000000"/>
           <w:kern w:val="0"/>
           <w:lang w:eastAsia="es-PE"/>
-          <ns2:ligatures ns2:val="none"/>
+          <w14:ligatures w14:val="none"/>
         </w:rPr>
         <w:t xml:space="preserve">RESOLUCIÓN </w:t>
       </w:r>
@@ -370,7 +307,7 @@
           <w:color w:val="000000"/>
           <w:kern w:val="0"/>
           <w:lang w:eastAsia="es-PE"/>
-          <ns2:ligatures ns2:val="none"/>
+          <w14:ligatures w14:val="none"/>
         </w:rPr>
         <w:tab/>
         <w:t>:</w:t>
@@ -382,7 +319,7 @@
           <w:color w:val="000000"/>
           <w:kern w:val="0"/>
           <w:lang w:eastAsia="es-PE"/>
-          <ns2:ligatures ns2:val="none"/>
+          <w14:ligatures w14:val="none"/>
         </w:rPr>
         <w:tab/>
       </w:r>
@@ -393,12 +330,12 @@
           <w:color w:val="000000"/>
           <w:kern w:val="0"/>
           <w:lang w:eastAsia="es-PE"/>
-          <ns2:ligatures ns2:val="none"/>
+          <w14:ligatures w14:val="none"/>
         </w:rPr>
         <w:t>2</w:t>
       </w:r>
     </w:p>
-    <w:p ns2:paraId="5BA3A18D" ns2:textId="77777777">
+    <w:p>
       <w:pPr>
         <w:tabs>
           <w:tab w:val="left" w:pos="1014"/>
@@ -411,11 +348,11 @@
           <w:kern w:val="0"/>
           <w:shd w:val="clear" w:color="auto" w:fill="FFFFFF"/>
           <w:lang w:eastAsia="es-PE"/>
-          <ns2:ligatures ns2:val="none"/>
-        </w:rPr>
-      </w:pPr>
-    </w:p>
-    <w:p ns2:paraId="2F799822" ns2:textId="7059B5BF">
+          <w14:ligatures w14:val="none"/>
+        </w:rPr>
+      </w:pPr>
+    </w:p>
+    <w:p>
       <w:pPr>
         <w:tabs>
           <w:tab w:val="left" w:pos="1014"/>
@@ -428,7 +365,7 @@
           <w:kern w:val="0"/>
           <w:shd w:val="clear" w:color="auto" w:fill="FFFFFF"/>
           <w:lang w:eastAsia="es-PE"/>
-          <ns2:ligatures ns2:val="none"/>
+          <w14:ligatures w14:val="none"/>
         </w:rPr>
       </w:pPr>
       <w:r>
@@ -438,7 +375,7 @@
           <w:kern w:val="0"/>
           <w:shd w:val="clear" w:color="auto" w:fill="FFFFFF"/>
           <w:lang w:eastAsia="es-PE"/>
-          <ns2:ligatures ns2:val="none"/>
+          <w14:ligatures w14:val="none"/>
         </w:rPr>
         <w:t xml:space="preserve">Lima, </w:t>
       </w:r>
@@ -449,7 +386,7 @@
           <w:kern w:val="0"/>
           <w:shd w:val="clear" w:color="auto" w:fill="FFFFFF"/>
           <w:lang w:eastAsia="es-PE"/>
-          <ns2:ligatures ns2:val="none"/>
+          <w14:ligatures w14:val="none"/>
         </w:rPr>
         <w:t xml:space="preserve">12 de setiembre de 2025</w:t>
       </w:r>
@@ -460,7 +397,7 @@
           <w:kern w:val="0"/>
           <w:shd w:val="clear" w:color="auto" w:fill="FFFFFF"/>
           <w:lang w:eastAsia="es-PE"/>
-          <ns2:ligatures ns2:val="none"/>
+          <w14:ligatures w14:val="none"/>
         </w:rPr>
         <w:t xml:space="preserve"/>
       </w:r>
@@ -471,7 +408,7 @@
           <w:kern w:val="0"/>
           <w:shd w:val="clear" w:color="auto" w:fill="FFFFFF"/>
           <w:lang w:eastAsia="es-PE"/>
-          <ns2:ligatures ns2:val="none"/>
+          <w14:ligatures w14:val="none"/>
         </w:rPr>
         <w:t xml:space="preserve"/>
       </w:r>
@@ -482,12 +419,12 @@
           <w:kern w:val="0"/>
           <w:shd w:val="clear" w:color="auto" w:fill="FFFFFF"/>
           <w:lang w:eastAsia="es-PE"/>
-          <ns2:ligatures ns2:val="none"/>
+          <w14:ligatures w14:val="none"/>
         </w:rPr>
         <w:t xml:space="preserve"/>
       </w:r>
     </w:p>
-    <w:p ns2:paraId="66CE1821" ns2:textId="77777777">
+    <w:p>
       <w:pPr>
         <w:tabs>
           <w:tab w:val="left" w:pos="1014"/>
@@ -499,11 +436,11 @@
           <w:color w:val="000000"/>
           <w:kern w:val="0"/>
           <w:lang w:eastAsia="es-PE"/>
-          <ns2:ligatures ns2:val="none"/>
-        </w:rPr>
-      </w:pPr>
-    </w:p>
-    <w:p ns2:paraId="0B80AAA5" ns2:textId="77777777">
+          <w14:ligatures w14:val="none"/>
+        </w:rPr>
+      </w:pPr>
+    </w:p>
+    <w:p>
       <w:pPr>
         <w:numPr>
           <w:ilvl w:val="0"/>
@@ -517,7 +454,7 @@
           <w:color w:val="000000"/>
           <w:kern w:val="0"/>
           <w:lang w:eastAsia="es-PE"/>
-          <ns2:ligatures ns2:val="none"/>
+          <w14:ligatures w14:val="none"/>
         </w:rPr>
       </w:pPr>
       <w:r>
@@ -527,12 +464,12 @@
           <w:color w:val="000000"/>
           <w:kern w:val="0"/>
           <w:lang w:eastAsia="es-PE"/>
-          <ns2:ligatures ns2:val="none"/>
+          <w14:ligatures w14:val="none"/>
         </w:rPr>
         <w:t xml:space="preserve">HECHOS </w:t>
       </w:r>
     </w:p>
-    <w:p ns2:paraId="621F2AB2" ns2:textId="77777777">
+    <w:p>
       <w:pPr>
         <w:spacing w:after="0" w:line="240" w:lineRule="auto"/>
         <w:jc w:val="both"/>
@@ -541,11 +478,11 @@
           <w:color w:val="000000"/>
           <w:kern w:val="0"/>
           <w:lang w:eastAsia="es-PE"/>
-          <ns2:ligatures ns2:val="none"/>
-        </w:rPr>
-      </w:pPr>
-    </w:p>
-    <w:p ns2:paraId="60B5D5B0" ns2:textId="12AEF4E1">
+          <w14:ligatures w14:val="none"/>
+        </w:rPr>
+      </w:pPr>
+    </w:p>
+    <w:p>
       <w:pPr>
         <w:numPr>
           <w:ilvl w:val="1"/>
@@ -559,7 +496,7 @@
           <w:color w:val="000000"/>
           <w:kern w:val="0"/>
           <w:lang w:val="es-ES" w:eastAsia="es-ES"/>
-          <ns2:ligatures ns2:val="none"/>
+          <w14:ligatures w14:val="none"/>
         </w:rPr>
       </w:pPr>
       <w:r>
@@ -568,7 +505,7 @@
           <w:color w:val="000000"/>
           <w:kern w:val="0"/>
           <w:lang w:val="es-ES" w:eastAsia="es-ES"/>
-          <ns2:ligatures ns2:val="none"/>
+          <w14:ligatures w14:val="none"/>
         </w:rPr>
         <w:t xml:space="preserve">Mediante el escrito del 4 de julio de 2025, la señora [APELLIDO] denunció a Rímac por presuntas infracciones a la Ley 29571, Código de Protección y Defensa del Consumidor (en adelante, Código), señalando lo siguiente:</w:t>
       </w:r>
@@ -578,7 +515,7 @@
           <w:color w:val="000000"/>
           <w:kern w:val="0"/>
           <w:lang w:val="es-ES" w:eastAsia="es-ES"/>
-          <ns2:ligatures ns2:val="none"/>
+          <w14:ligatures w14:val="none"/>
         </w:rPr>
         <w:t/>
       </w:r>
@@ -590,7 +527,7 @@
           <w:kern w:val="0"/>
           <w:vertAlign w:val="superscript"/>
           <w:lang w:val="es-ES" w:eastAsia="es-ES"/>
-          <ns2:ligatures ns2:val="none"/>
+          <w14:ligatures w14:val="none"/>
         </w:rPr>
         <w:footnoteReference w:id="1"/>
       </w:r>
@@ -598,7 +535,7 @@
         <w:rPr>
           <w:rFonts w:ascii="Arial Narrow" w:eastAsia="Calibri" w:hAnsi="Arial Narrow" w:cs="Arial"/>
           <w:kern w:val="0"/>
-          <ns2:ligatures ns2:val="none"/>
+          <w14:ligatures w14:val="none"/>
         </w:rPr>
         <w:t/>
       </w:r>
@@ -606,7 +543,7 @@
         <w:rPr>
           <w:rFonts w:ascii="Arial Narrow" w:eastAsia="Calibri" w:hAnsi="Arial Narrow" w:cs="Arial"/>
           <w:kern w:val="0"/>
-          <ns2:ligatures ns2:val="none"/>
+          <w14:ligatures w14:val="none"/>
         </w:rPr>
         <w:t xml:space="preserve"/>
       </w:r>
@@ -615,7 +552,7 @@
         <w:rPr>
           <w:rFonts w:ascii="Arial Narrow" w:eastAsia="Calibri" w:hAnsi="Arial Narrow" w:cs="Arial"/>
           <w:kern w:val="0"/>
-          <ns2:ligatures ns2:val="none"/>
+          <w14:ligatures w14:val="none"/>
         </w:rPr>
         <w:t/>
       </w:r>
@@ -624,7 +561,7 @@
         <w:rPr>
           <w:rFonts w:ascii="Arial Narrow" w:eastAsia="Calibri" w:hAnsi="Arial Narrow" w:cs="Arial"/>
           <w:kern w:val="0"/>
-          <ns2:ligatures ns2:val="none"/>
+          <w14:ligatures w14:val="none"/>
         </w:rPr>
         <w:t xml:space="preserve"/>
       </w:r>
@@ -632,7 +569,7 @@
         <w:rPr>
           <w:rFonts w:ascii="Arial Narrow" w:eastAsia="Calibri" w:hAnsi="Arial Narrow" w:cs="Arial"/>
           <w:kern w:val="0"/>
-          <ns2:ligatures ns2:val="none"/>
+          <w14:ligatures w14:val="none"/>
         </w:rPr>
         <w:t/>
       </w:r>
@@ -642,7 +579,7 @@
           <w:color w:val="000000"/>
           <w:kern w:val="0"/>
           <w:lang w:val="es-ES" w:eastAsia="es-ES"/>
-          <ns2:ligatures ns2:val="none"/>
+          <w14:ligatures w14:val="none"/>
         </w:rPr>
         <w:t/>
       </w:r>
@@ -652,7 +589,7 @@
           <w:color w:val="000000"/>
           <w:kern w:val="0"/>
           <w:lang w:val="es-ES" w:eastAsia="es-ES"/>
-          <ns2:ligatures ns2:val="none"/>
+          <w14:ligatures w14:val="none"/>
         </w:rPr>
         <w:t xml:space="preserve"/>
       </w:r>
@@ -664,7 +601,7 @@
           <w:kern w:val="0"/>
           <w:vertAlign w:val="superscript"/>
           <w:lang w:val="es-ES" w:eastAsia="es-ES"/>
-          <ns2:ligatures ns2:val="none"/>
+          <w14:ligatures w14:val="none"/>
         </w:rPr>
         <w:footnoteReference w:id="2"/>
       </w:r>
@@ -674,7 +611,7 @@
           <w:color w:val="000000"/>
           <w:kern w:val="0"/>
           <w:lang w:val="es-ES" w:eastAsia="es-ES"/>
-          <ns2:ligatures ns2:val="none"/>
+          <w14:ligatures w14:val="none"/>
         </w:rPr>
         <w:t xml:space="preserve"/>
       </w:r>
@@ -685,12 +622,12 @@
           <w:color w:val="000000"/>
           <w:kern w:val="0"/>
           <w:lang w:val="es-ES" w:eastAsia="es-ES"/>
-          <ns2:ligatures ns2:val="none"/>
+          <w14:ligatures w14:val="none"/>
         </w:rPr>
         <w:t/>
       </w:r>
     </w:p>
-    <w:p ns2:paraId="3AD3B7C6" ns2:textId="77777777">
+    <w:p>
       <w:pPr>
         <w:tabs>
           <w:tab w:val="left" w:pos="1134"/>
@@ -702,11 +639,11 @@
           <w:color w:val="000000"/>
           <w:kern w:val="0"/>
           <w:lang w:val="es-ES" w:eastAsia="es-ES"/>
-          <ns2:ligatures ns2:val="none"/>
-        </w:rPr>
-      </w:pPr>
-    </w:p>
-    <w:p ns2:paraId="643CAFB3" ns2:textId="77777777">
+          <w14:ligatures w14:val="none"/>
+        </w:rPr>
+      </w:pPr>
+    </w:p>
+    <w:p>
       <w:pPr>
         <w:pStyle w:val="Prrafodelista"/>
         <w:numPr>
@@ -724,7 +661,7 @@
           <w:color w:val="000000"/>
           <w:kern w:val="0"/>
           <w:lang w:eastAsia="es-ES"/>
-          <ns2:ligatures ns2:val="none"/>
+          <w14:ligatures w14:val="none"/>
         </w:rPr>
       </w:pPr>
       <w:r>
@@ -733,7 +670,7 @@
           <w:color w:val="000000"/>
           <w:kern w:val="0"/>
           <w:lang w:eastAsia="es-ES"/>
-          <ns2:ligatures ns2:val="none"/>
+          <w14:ligatures w14:val="none"/>
         </w:rPr>
         <w:t>Con anterioridad al 2023, laboró en la Universidad Nacional de Educación Enrique Guzmán y Valle</w:t>
       </w:r>
@@ -743,7 +680,7 @@
           <w:color w:val="000000"/>
           <w:kern w:val="0"/>
           <w:lang w:eastAsia="es-ES"/>
-          <ns2:ligatures ns2:val="none"/>
+          <w14:ligatures w14:val="none"/>
         </w:rPr>
         <w:t xml:space="preserve"> (en adelante, la universidad)</w:t>
       </w:r>
@@ -753,12 +690,12 @@
           <w:color w:val="000000"/>
           <w:kern w:val="0"/>
           <w:lang w:eastAsia="es-ES"/>
-          <ns2:ligatures ns2:val="none"/>
+          <w14:ligatures w14:val="none"/>
         </w:rPr>
         <w:t>.</w:t>
       </w:r>
     </w:p>
-    <w:p ns2:paraId="03069DCD" ns2:textId="77777777">
+    <w:p>
       <w:pPr>
         <w:pStyle w:val="Prrafodelista"/>
         <w:spacing w:after="0" w:line="240" w:lineRule="auto"/>
@@ -769,11 +706,11 @@
           <w:color w:val="000000"/>
           <w:kern w:val="0"/>
           <w:lang w:eastAsia="es-ES"/>
-          <ns2:ligatures ns2:val="none"/>
-        </w:rPr>
-      </w:pPr>
-    </w:p>
-    <w:p ns2:paraId="4C7681B3" ns2:textId="41599AE9">
+          <w14:ligatures w14:val="none"/>
+        </w:rPr>
+      </w:pPr>
+    </w:p>
+    <w:p>
       <w:pPr>
         <w:pStyle w:val="Prrafodelista"/>
         <w:numPr>
@@ -791,7 +728,7 @@
           <w:color w:val="000000"/>
           <w:kern w:val="0"/>
           <w:lang w:eastAsia="es-ES"/>
-          <ns2:ligatures ns2:val="none"/>
+          <w14:ligatures w14:val="none"/>
         </w:rPr>
       </w:pPr>
       <w:r>
@@ -800,7 +737,7 @@
           <w:color w:val="000000"/>
           <w:kern w:val="0"/>
           <w:lang w:eastAsia="es-ES"/>
-          <ns2:ligatures ns2:val="none"/>
+          <w14:ligatures w14:val="none"/>
         </w:rPr>
         <w:t>D</w:t>
       </w:r>
@@ -810,7 +747,7 @@
           <w:color w:val="000000"/>
           <w:kern w:val="0"/>
           <w:lang w:eastAsia="es-ES"/>
-          <ns2:ligatures ns2:val="none"/>
+          <w14:ligatures w14:val="none"/>
         </w:rPr>
         <w:t xml:space="preserve">urante el tiempo en que laboró en la universidad, </w:t>
       </w:r>
@@ -820,7 +757,7 @@
           <w:color w:val="000000"/>
           <w:kern w:val="0"/>
           <w:lang w:eastAsia="es-ES"/>
-          <ns2:ligatures ns2:val="none"/>
+          <w14:ligatures w14:val="none"/>
         </w:rPr>
         <w:t>Rímac</w:t>
       </w:r>
@@ -830,7 +767,7 @@
           <w:color w:val="000000"/>
           <w:kern w:val="0"/>
           <w:lang w:eastAsia="es-ES"/>
-          <ns2:ligatures ns2:val="none"/>
+          <w14:ligatures w14:val="none"/>
         </w:rPr>
         <w:t xml:space="preserve"> acu</w:t>
       </w:r>
@@ -840,7 +777,7 @@
           <w:color w:val="000000"/>
           <w:kern w:val="0"/>
           <w:lang w:eastAsia="es-ES"/>
-          <ns2:ligatures ns2:val="none"/>
+          <w14:ligatures w14:val="none"/>
         </w:rPr>
         <w:t>dió</w:t>
       </w:r>
@@ -850,7 +787,7 @@
           <w:color w:val="000000"/>
           <w:kern w:val="0"/>
           <w:lang w:eastAsia="es-ES"/>
-          <ns2:ligatures ns2:val="none"/>
+          <w14:ligatures w14:val="none"/>
         </w:rPr>
         <w:t xml:space="preserve"> </w:t>
       </w:r>
@@ -860,7 +797,7 @@
           <w:color w:val="000000"/>
           <w:kern w:val="0"/>
           <w:lang w:eastAsia="es-ES"/>
-          <ns2:ligatures ns2:val="none"/>
+          <w14:ligatures w14:val="none"/>
         </w:rPr>
         <w:t>a</w:t>
       </w:r>
@@ -870,7 +807,7 @@
           <w:color w:val="000000"/>
           <w:kern w:val="0"/>
           <w:lang w:eastAsia="es-ES"/>
-          <ns2:ligatures ns2:val="none"/>
+          <w14:ligatures w14:val="none"/>
         </w:rPr>
         <w:t xml:space="preserve"> </w:t>
       </w:r>
@@ -880,7 +817,7 @@
           <w:color w:val="000000"/>
           <w:kern w:val="0"/>
           <w:lang w:eastAsia="es-ES"/>
-          <ns2:ligatures ns2:val="none"/>
+          <w14:ligatures w14:val="none"/>
         </w:rPr>
         <w:t>su</w:t>
       </w:r>
@@ -890,7 +827,7 @@
           <w:color w:val="000000"/>
           <w:kern w:val="0"/>
           <w:lang w:eastAsia="es-ES"/>
-          <ns2:ligatures ns2:val="none"/>
+          <w14:ligatures w14:val="none"/>
         </w:rPr>
         <w:t xml:space="preserve"> centro</w:t>
       </w:r>
@@ -900,7 +837,7 @@
           <w:color w:val="000000"/>
           <w:kern w:val="0"/>
           <w:lang w:eastAsia="es-ES"/>
-          <ns2:ligatures ns2:val="none"/>
+          <w14:ligatures w14:val="none"/>
         </w:rPr>
         <w:t xml:space="preserve"> </w:t>
       </w:r>
@@ -910,7 +847,7 @@
           <w:color w:val="000000"/>
           <w:kern w:val="0"/>
           <w:lang w:eastAsia="es-ES"/>
-          <ns2:ligatures ns2:val="none"/>
+          <w14:ligatures w14:val="none"/>
         </w:rPr>
         <w:t>de trabajo para ofrecer sus productos</w:t>
       </w:r>
@@ -920,7 +857,7 @@
           <w:color w:val="000000"/>
           <w:kern w:val="0"/>
           <w:lang w:eastAsia="es-ES"/>
-          <ns2:ligatures ns2:val="none"/>
+          <w14:ligatures w14:val="none"/>
         </w:rPr>
         <w:t xml:space="preserve"> </w:t>
       </w:r>
@@ -930,7 +867,7 @@
           <w:color w:val="000000"/>
           <w:kern w:val="0"/>
           <w:lang w:eastAsia="es-ES"/>
-          <ns2:ligatures ns2:val="none"/>
+          <w14:ligatures w14:val="none"/>
         </w:rPr>
         <w:t>y aceptó</w:t>
       </w:r>
@@ -940,7 +877,7 @@
           <w:color w:val="000000"/>
           <w:kern w:val="0"/>
           <w:lang w:eastAsia="es-ES"/>
-          <ns2:ligatures ns2:val="none"/>
+          <w14:ligatures w14:val="none"/>
         </w:rPr>
         <w:t xml:space="preserve"> contratar </w:t>
       </w:r>
@@ -950,7 +887,7 @@
           <w:color w:val="000000"/>
           <w:kern w:val="0"/>
           <w:lang w:eastAsia="es-ES"/>
-          <ns2:ligatures ns2:val="none"/>
+          <w14:ligatures w14:val="none"/>
         </w:rPr>
         <w:t xml:space="preserve">con </w:t>
       </w:r>
@@ -960,7 +897,7 @@
           <w:color w:val="000000"/>
           <w:kern w:val="0"/>
           <w:lang w:eastAsia="es-ES"/>
-          <ns2:ligatures ns2:val="none"/>
+          <w14:ligatures w14:val="none"/>
         </w:rPr>
         <w:t>la compañía aseguradora</w:t>
       </w:r>
@@ -970,7 +907,7 @@
           <w:color w:val="000000"/>
           <w:kern w:val="0"/>
           <w:lang w:eastAsia="es-ES"/>
-          <ns2:ligatures ns2:val="none"/>
+          <w14:ligatures w14:val="none"/>
         </w:rPr>
         <w:t xml:space="preserve"> </w:t>
       </w:r>
@@ -980,7 +917,7 @@
           <w:color w:val="000000"/>
           <w:kern w:val="0"/>
           <w:lang w:eastAsia="es-ES"/>
-          <ns2:ligatures ns2:val="none"/>
+          <w14:ligatures w14:val="none"/>
         </w:rPr>
         <w:t>un Seguro de Vida en dólares</w:t>
       </w:r>
@@ -990,12 +927,12 @@
           <w:color w:val="000000"/>
           <w:kern w:val="0"/>
           <w:lang w:eastAsia="es-ES"/>
-          <ns2:ligatures ns2:val="none"/>
+          <w14:ligatures w14:val="none"/>
         </w:rPr>
         <w:t xml:space="preserve"> pagando con los descuentos de sus remuneraciones laborales.</w:t>
       </w:r>
     </w:p>
-    <w:p ns2:paraId="21F1D51D" ns2:textId="77777777">
+    <w:p>
       <w:pPr>
         <w:pStyle w:val="Prrafodelista"/>
         <w:spacing w:after="0" w:line="240" w:lineRule="auto"/>
@@ -1006,11 +943,11 @@
           <w:color w:val="000000"/>
           <w:kern w:val="0"/>
           <w:lang w:eastAsia="es-ES"/>
-          <ns2:ligatures ns2:val="none"/>
-        </w:rPr>
-      </w:pPr>
-    </w:p>
-    <w:p ns2:paraId="37B916FD" ns2:textId="6E8322D7">
+          <w14:ligatures w14:val="none"/>
+        </w:rPr>
+      </w:pPr>
+    </w:p>
+    <w:p>
       <w:pPr>
         <w:pStyle w:val="Prrafodelista"/>
         <w:numPr>
@@ -1028,7 +965,7 @@
           <w:color w:val="000000"/>
           <w:kern w:val="0"/>
           <w:lang w:eastAsia="es-ES"/>
-          <ns2:ligatures ns2:val="none"/>
+          <w14:ligatures w14:val="none"/>
         </w:rPr>
       </w:pPr>
       <w:r>
@@ -1037,7 +974,7 @@
           <w:color w:val="000000"/>
           <w:kern w:val="0"/>
           <w:lang w:eastAsia="es-ES"/>
-          <ns2:ligatures ns2:val="none"/>
+          <w14:ligatures w14:val="none"/>
         </w:rPr>
         <w:t>No obstante,</w:t>
       </w:r>
@@ -1047,7 +984,7 @@
           <w:color w:val="000000"/>
           <w:kern w:val="0"/>
           <w:lang w:eastAsia="es-ES"/>
-          <ns2:ligatures ns2:val="none"/>
+          <w14:ligatures w14:val="none"/>
         </w:rPr>
         <w:t xml:space="preserve"> tomó conocimiento de que figuraban </w:t>
       </w:r>
@@ -1057,7 +994,7 @@
           <w:color w:val="000000"/>
           <w:kern w:val="0"/>
           <w:lang w:eastAsia="es-ES"/>
-          <ns2:ligatures ns2:val="none"/>
+          <w14:ligatures w14:val="none"/>
         </w:rPr>
         <w:t>cinco</w:t>
       </w:r>
@@ -1067,7 +1004,7 @@
           <w:color w:val="000000"/>
           <w:kern w:val="0"/>
           <w:lang w:eastAsia="es-ES"/>
-          <ns2:ligatures ns2:val="none"/>
+          <w14:ligatures w14:val="none"/>
         </w:rPr>
         <w:t xml:space="preserve"> seguros registrados a su nombre, </w:t>
       </w:r>
@@ -1077,7 +1014,7 @@
           <w:color w:val="000000"/>
           <w:kern w:val="0"/>
           <w:lang w:eastAsia="es-ES"/>
-          <ns2:ligatures ns2:val="none"/>
+          <w14:ligatures w14:val="none"/>
         </w:rPr>
         <w:t>consistentes en</w:t>
       </w:r>
@@ -1087,7 +1024,7 @@
           <w:color w:val="000000"/>
           <w:kern w:val="0"/>
           <w:lang w:eastAsia="es-ES"/>
-          <ns2:ligatures ns2:val="none"/>
+          <w14:ligatures w14:val="none"/>
         </w:rPr>
         <w:t xml:space="preserve"> el Seguro Vida Protección Familiar – Póliza V-1516143, Póliza V-214646, Seguro de Sepelio – Póliza V-1733547, y Seguro Oncológico – Póliza V-689928 y Póliza V-1719112 (en adelante, los </w:t>
       </w:r>
@@ -1097,7 +1034,7 @@
           <w:color w:val="000000"/>
           <w:kern w:val="0"/>
           <w:lang w:eastAsia="es-ES"/>
-          <ns2:ligatures ns2:val="none"/>
+          <w14:ligatures w14:val="none"/>
         </w:rPr>
         <w:t>Cinco Seguros</w:t>
       </w:r>
@@ -1107,12 +1044,12 @@
           <w:color w:val="000000"/>
           <w:kern w:val="0"/>
           <w:lang w:eastAsia="es-ES"/>
-          <ns2:ligatures ns2:val="none"/>
+          <w14:ligatures w14:val="none"/>
         </w:rPr>
         <w:t>), sin haber firmado contrato ni haber otorgado consentimiento para dichos productos.</w:t>
       </w:r>
     </w:p>
-    <w:p ns2:paraId="52B3C2CC" ns2:textId="77777777">
+    <w:p>
       <w:pPr>
         <w:spacing w:after="0" w:line="240" w:lineRule="auto"/>
         <w:jc w:val="both"/>
@@ -1121,11 +1058,11 @@
           <w:color w:val="000000"/>
           <w:kern w:val="0"/>
           <w:lang w:eastAsia="es-ES"/>
-          <ns2:ligatures ns2:val="none"/>
-        </w:rPr>
-      </w:pPr>
-    </w:p>
-    <w:p ns2:paraId="5544F29C" ns2:textId="559427FB">
+          <w14:ligatures w14:val="none"/>
+        </w:rPr>
+      </w:pPr>
+    </w:p>
+    <w:p>
       <w:pPr>
         <w:pStyle w:val="Prrafodelista"/>
         <w:numPr>
@@ -1143,7 +1080,7 @@
           <w:color w:val="000000"/>
           <w:kern w:val="0"/>
           <w:lang w:eastAsia="es-ES"/>
-          <ns2:ligatures ns2:val="none"/>
+          <w14:ligatures w14:val="none"/>
         </w:rPr>
       </w:pPr>
       <w:r>
@@ -1152,7 +1089,7 @@
           <w:color w:val="000000"/>
           <w:kern w:val="0"/>
           <w:lang w:eastAsia="es-ES"/>
-          <ns2:ligatures ns2:val="none"/>
+          <w14:ligatures w14:val="none"/>
         </w:rPr>
         <w:t xml:space="preserve">Durante el tiempo que permaneció en </w:t>
       </w:r>
@@ -1162,7 +1099,7 @@
           <w:color w:val="000000"/>
           <w:kern w:val="0"/>
           <w:lang w:eastAsia="es-ES"/>
-          <ns2:ligatures ns2:val="none"/>
+          <w14:ligatures w14:val="none"/>
         </w:rPr>
         <w:t>la universidad</w:t>
       </w:r>
@@ -1172,7 +1109,7 @@
           <w:color w:val="000000"/>
           <w:kern w:val="0"/>
           <w:lang w:eastAsia="es-ES"/>
-          <ns2:ligatures ns2:val="none"/>
+          <w14:ligatures w14:val="none"/>
         </w:rPr>
         <w:t xml:space="preserve">, </w:t>
       </w:r>
@@ -1182,7 +1119,7 @@
           <w:color w:val="000000"/>
           <w:kern w:val="0"/>
           <w:lang w:eastAsia="es-ES"/>
-          <ns2:ligatures ns2:val="none"/>
+          <w14:ligatures w14:val="none"/>
         </w:rPr>
         <w:t>Rímac</w:t>
       </w:r>
@@ -1192,7 +1129,7 @@
           <w:color w:val="000000"/>
           <w:kern w:val="0"/>
           <w:lang w:eastAsia="es-ES"/>
-          <ns2:ligatures ns2:val="none"/>
+          <w14:ligatures w14:val="none"/>
         </w:rPr>
         <w:t xml:space="preserve"> efectuó descuentos mensuales por </w:t>
       </w:r>
@@ -1202,7 +1139,7 @@
           <w:color w:val="000000"/>
           <w:kern w:val="0"/>
           <w:lang w:eastAsia="es-ES"/>
-          <ns2:ligatures ns2:val="none"/>
+          <w14:ligatures w14:val="none"/>
         </w:rPr>
         <w:t xml:space="preserve">los </w:t>
       </w:r>
@@ -1212,7 +1149,7 @@
           <w:color w:val="000000"/>
           <w:kern w:val="0"/>
           <w:lang w:eastAsia="es-ES"/>
-          <ns2:ligatures ns2:val="none"/>
+          <w14:ligatures w14:val="none"/>
         </w:rPr>
         <w:t>Cinco Seguros</w:t>
       </w:r>
@@ -1222,7 +1159,7 @@
           <w:color w:val="000000"/>
           <w:kern w:val="0"/>
           <w:lang w:eastAsia="es-ES"/>
-          <ns2:ligatures ns2:val="none"/>
+          <w14:ligatures w14:val="none"/>
         </w:rPr>
         <w:t>, los cuales no fueron autorizados. Tomó conocimiento de esta situación luego de haber cesado</w:t>
       </w:r>
@@ -1232,7 +1169,7 @@
           <w:color w:val="000000"/>
           <w:kern w:val="0"/>
           <w:lang w:eastAsia="es-ES"/>
-          <ns2:ligatures ns2:val="none"/>
+          <w14:ligatures w14:val="none"/>
         </w:rPr>
         <w:t xml:space="preserve"> sus labores</w:t>
       </w:r>
@@ -1242,7 +1179,7 @@
           <w:color w:val="000000"/>
           <w:kern w:val="0"/>
           <w:lang w:eastAsia="es-ES"/>
-          <ns2:ligatures ns2:val="none"/>
+          <w14:ligatures w14:val="none"/>
         </w:rPr>
         <w:t xml:space="preserve"> en el 2023, año en el que alcanzó los 70 años, conforme al régimen aplicable a su vínculo laboral con la universidad.</w:t>
       </w:r>
@@ -1252,12 +1189,12 @@
           <w:color w:val="000000"/>
           <w:kern w:val="0"/>
           <w:lang w:eastAsia="es-ES"/>
-          <ns2:ligatures ns2:val="none"/>
+          <w14:ligatures w14:val="none"/>
         </w:rPr>
         <w:t xml:space="preserve"> </w:t>
       </w:r>
     </w:p>
-    <w:p ns2:paraId="6CD5839D" ns2:textId="77777777">
+    <w:p>
       <w:pPr>
         <w:spacing w:after="0" w:line="240" w:lineRule="auto"/>
         <w:jc w:val="both"/>
@@ -1266,11 +1203,11 @@
           <w:color w:val="000000"/>
           <w:kern w:val="0"/>
           <w:lang w:eastAsia="es-ES"/>
-          <ns2:ligatures ns2:val="none"/>
-        </w:rPr>
-      </w:pPr>
-    </w:p>
-    <w:p ns2:paraId="5626FC72" ns2:textId="36C5751E">
+          <w14:ligatures w14:val="none"/>
+        </w:rPr>
+      </w:pPr>
+    </w:p>
+    <w:p>
       <w:pPr>
         <w:pStyle w:val="Prrafodelista"/>
         <w:numPr>
@@ -1288,7 +1225,7 @@
           <w:color w:val="000000"/>
           <w:kern w:val="0"/>
           <w:lang w:eastAsia="es-ES"/>
-          <ns2:ligatures ns2:val="none"/>
+          <w14:ligatures w14:val="none"/>
         </w:rPr>
       </w:pPr>
       <w:r>
@@ -1297,7 +1234,7 @@
           <w:color w:val="000000"/>
           <w:kern w:val="0"/>
           <w:lang w:eastAsia="es-ES"/>
-          <ns2:ligatures ns2:val="none"/>
+          <w14:ligatures w14:val="none"/>
         </w:rPr>
         <w:t xml:space="preserve">Posteriormente, </w:t>
       </w:r>
@@ -1307,7 +1244,7 @@
           <w:color w:val="000000"/>
           <w:kern w:val="0"/>
           <w:lang w:eastAsia="es-ES"/>
-          <ns2:ligatures ns2:val="none"/>
+          <w14:ligatures w14:val="none"/>
         </w:rPr>
         <w:t xml:space="preserve">intentó presentar </w:t>
       </w:r>
@@ -1317,7 +1254,7 @@
           <w:color w:val="000000"/>
           <w:kern w:val="0"/>
           <w:lang w:eastAsia="es-ES"/>
-          <ns2:ligatures ns2:val="none"/>
+          <w14:ligatures w14:val="none"/>
         </w:rPr>
         <w:t>reclamos relacionados con los seguros cuestionados</w:t>
       </w:r>
@@ -1327,7 +1264,7 @@
           <w:color w:val="000000"/>
           <w:kern w:val="0"/>
           <w:lang w:eastAsia="es-ES"/>
-          <ns2:ligatures ns2:val="none"/>
+          <w14:ligatures w14:val="none"/>
         </w:rPr>
         <w:t xml:space="preserve"> ante Rímac</w:t>
       </w:r>
@@ -1337,7 +1274,7 @@
           <w:color w:val="000000"/>
           <w:kern w:val="0"/>
           <w:lang w:eastAsia="es-ES"/>
-          <ns2:ligatures ns2:val="none"/>
+          <w14:ligatures w14:val="none"/>
         </w:rPr>
         <w:t xml:space="preserve">. Indicó que, al intentar obtener </w:t>
       </w:r>
@@ -1348,7 +1285,7 @@
           <w:color w:val="000000"/>
           <w:kern w:val="0"/>
           <w:lang w:eastAsia="es-ES"/>
-          <ns2:ligatures ns2:val="none"/>
+          <w14:ligatures w14:val="none"/>
         </w:rPr>
         <w:t>mayor información</w:t>
       </w:r>
@@ -1359,12 +1296,12 @@
           <w:color w:val="000000"/>
           <w:kern w:val="0"/>
           <w:lang w:eastAsia="es-ES"/>
-          <ns2:ligatures ns2:val="none"/>
+          <w14:ligatures w14:val="none"/>
         </w:rPr>
         <w:t>, el personal de dicha empresa le indicó que debía realizar sus solicitudes por medios virtuales, impidiéndole el ingreso a las oficinas y negándole cualquier información relacionada a los contratos o montos descontados.</w:t>
       </w:r>
     </w:p>
-    <w:p ns2:paraId="30AF7629" ns2:textId="77777777">
+    <w:p>
       <w:pPr>
         <w:spacing w:after="0" w:line="240" w:lineRule="auto"/>
         <w:ind w:left="567"/>
@@ -1374,11 +1311,11 @@
           <w:color w:val="000000"/>
           <w:kern w:val="0"/>
           <w:lang w:eastAsia="es-ES"/>
-          <ns2:ligatures ns2:val="none"/>
-        </w:rPr>
-      </w:pPr>
-    </w:p>
-    <w:p ns2:paraId="5654C714" ns2:textId="75D9F831">
+          <w14:ligatures w14:val="none"/>
+        </w:rPr>
+      </w:pPr>
+    </w:p>
+    <w:p>
       <w:pPr>
         <w:pStyle w:val="Prrafodelista"/>
         <w:numPr>
@@ -1396,7 +1333,7 @@
           <w:color w:val="000000"/>
           <w:kern w:val="0"/>
           <w:lang w:eastAsia="es-ES"/>
-          <ns2:ligatures ns2:val="none"/>
+          <w14:ligatures w14:val="none"/>
         </w:rPr>
       </w:pPr>
       <w:r>
@@ -1405,7 +1342,7 @@
           <w:color w:val="000000"/>
           <w:kern w:val="0"/>
           <w:lang w:eastAsia="es-ES"/>
-          <ns2:ligatures ns2:val="none"/>
+          <w14:ligatures w14:val="none"/>
         </w:rPr>
         <w:t>Ante la falta de respuesta</w:t>
       </w:r>
@@ -1415,7 +1352,7 @@
           <w:color w:val="000000"/>
           <w:kern w:val="0"/>
           <w:lang w:eastAsia="es-ES"/>
-          <ns2:ligatures ns2:val="none"/>
+          <w14:ligatures w14:val="none"/>
         </w:rPr>
         <w:t xml:space="preserve"> de Rímac</w:t>
       </w:r>
@@ -1425,7 +1362,7 @@
           <w:color w:val="000000"/>
           <w:kern w:val="0"/>
           <w:lang w:eastAsia="es-ES"/>
-          <ns2:ligatures ns2:val="none"/>
+          <w14:ligatures w14:val="none"/>
         </w:rPr>
         <w:t xml:space="preserve">, solicitó a la </w:t>
       </w:r>
@@ -1435,7 +1372,7 @@
           <w:color w:val="000000"/>
           <w:kern w:val="0"/>
           <w:lang w:eastAsia="es-ES"/>
-          <ns2:ligatures ns2:val="none"/>
+          <w14:ligatures w14:val="none"/>
         </w:rPr>
         <w:t xml:space="preserve">universidad </w:t>
       </w:r>
@@ -1445,12 +1382,12 @@
           <w:color w:val="000000"/>
           <w:kern w:val="0"/>
           <w:lang w:eastAsia="es-ES"/>
-          <ns2:ligatures ns2:val="none"/>
+          <w14:ligatures w14:val="none"/>
         </w:rPr>
         <w:t>información sobre los descuentos efectuados a lo largo de su vínculo laboral. Recibió una constancia en la que se consignaban descuentos mensuales por conceptos que no reconoció ni autorizó, los cuales se habían ejecutado durante un periodo de 23 años.</w:t>
       </w:r>
     </w:p>
-    <w:p ns2:paraId="0D662F59" ns2:textId="77777777">
+    <w:p>
       <w:pPr>
         <w:spacing w:after="0" w:line="240" w:lineRule="auto"/>
         <w:ind w:left="567"/>
@@ -1460,11 +1397,11 @@
           <w:color w:val="000000"/>
           <w:kern w:val="0"/>
           <w:lang w:eastAsia="es-ES"/>
-          <ns2:ligatures ns2:val="none"/>
-        </w:rPr>
-      </w:pPr>
-    </w:p>
-    <w:p ns2:paraId="24331E15" ns2:textId="5E08AC9A">
+          <w14:ligatures w14:val="none"/>
+        </w:rPr>
+      </w:pPr>
+    </w:p>
+    <w:p>
       <w:pPr>
         <w:pStyle w:val="Prrafodelista"/>
         <w:numPr>
@@ -1482,7 +1419,7 @@
           <w:color w:val="000000"/>
           <w:kern w:val="0"/>
           <w:lang w:eastAsia="es-ES"/>
-          <ns2:ligatures ns2:val="none"/>
+          <w14:ligatures w14:val="none"/>
         </w:rPr>
       </w:pPr>
       <w:r>
@@ -1491,7 +1428,7 @@
           <w:color w:val="000000"/>
           <w:kern w:val="0"/>
           <w:lang w:eastAsia="es-ES"/>
-          <ns2:ligatures ns2:val="none"/>
+          <w14:ligatures w14:val="none"/>
         </w:rPr>
         <w:t xml:space="preserve">Luego de ello, volvió a dirigirse a las oficinas de </w:t>
       </w:r>
@@ -1501,7 +1438,7 @@
           <w:color w:val="000000"/>
           <w:kern w:val="0"/>
           <w:lang w:eastAsia="es-ES"/>
-          <ns2:ligatures ns2:val="none"/>
+          <w14:ligatures w14:val="none"/>
         </w:rPr>
         <w:t>Rímac</w:t>
       </w:r>
@@ -1511,7 +1448,7 @@
           <w:color w:val="000000"/>
           <w:kern w:val="0"/>
           <w:lang w:eastAsia="es-ES"/>
-          <ns2:ligatures ns2:val="none"/>
+          <w14:ligatures w14:val="none"/>
         </w:rPr>
         <w:t xml:space="preserve"> solicitando información sobre los contratos de los </w:t>
       </w:r>
@@ -1521,7 +1458,7 @@
           <w:color w:val="000000"/>
           <w:kern w:val="0"/>
           <w:lang w:eastAsia="es-ES"/>
-          <ns2:ligatures ns2:val="none"/>
+          <w14:ligatures w14:val="none"/>
         </w:rPr>
         <w:t>Cinco Seguros</w:t>
       </w:r>
@@ -1531,7 +1468,7 @@
           <w:color w:val="000000"/>
           <w:kern w:val="0"/>
           <w:lang w:eastAsia="es-ES"/>
-          <ns2:ligatures ns2:val="none"/>
+          <w14:ligatures w14:val="none"/>
         </w:rPr>
         <w:t xml:space="preserve">, sin recibir atención. Señaló que las respuestas eran </w:t>
       </w:r>
@@ -1541,13 +1478,13 @@
           <w:color w:val="000000"/>
           <w:kern w:val="0"/>
           <w:lang w:eastAsia="es-ES"/>
-          <ns2:ligatures ns2:val="none"/>
+          <w14:ligatures w14:val="none"/>
         </w:rPr>
         <w:lastRenderedPageBreak/>
         <w:t>brindadas únicamente por una grabadora automática, sin que personal de la empresa la atendiera directamente.</w:t>
       </w:r>
     </w:p>
-    <w:p ns2:paraId="5815E0AC" ns2:textId="77777777">
+    <w:p>
       <w:pPr>
         <w:pStyle w:val="Prrafodelista"/>
         <w:spacing w:after="0" w:line="240" w:lineRule="auto"/>
@@ -1558,11 +1495,11 @@
           <w:color w:val="000000"/>
           <w:kern w:val="0"/>
           <w:lang w:eastAsia="es-ES"/>
-          <ns2:ligatures ns2:val="none"/>
-        </w:rPr>
-      </w:pPr>
-    </w:p>
-    <w:p ns2:paraId="5A59068B" ns2:textId="4F12D002">
+          <w14:ligatures w14:val="none"/>
+        </w:rPr>
+      </w:pPr>
+    </w:p>
+    <w:p>
       <w:pPr>
         <w:pStyle w:val="Prrafodelista"/>
         <w:numPr>
@@ -1580,7 +1517,7 @@
           <w:color w:val="000000"/>
           <w:kern w:val="0"/>
           <w:lang w:eastAsia="es-ES"/>
-          <ns2:ligatures ns2:val="none"/>
+          <w14:ligatures w14:val="none"/>
         </w:rPr>
       </w:pPr>
       <w:r>
@@ -1589,7 +1526,7 @@
           <w:color w:val="000000"/>
           <w:kern w:val="0"/>
           <w:lang w:eastAsia="es-ES"/>
-          <ns2:ligatures ns2:val="none"/>
+          <w14:ligatures w14:val="none"/>
         </w:rPr>
         <w:t xml:space="preserve">El </w:t>
       </w:r>
@@ -1599,7 +1536,7 @@
           <w:color w:val="000000"/>
           <w:kern w:val="0"/>
           <w:lang w:eastAsia="es-ES"/>
-          <ns2:ligatures ns2:val="none"/>
+          <w14:ligatures w14:val="none"/>
         </w:rPr>
         <w:t>12 de mayo de 2025</w:t>
       </w:r>
@@ -1609,7 +1546,7 @@
           <w:color w:val="000000"/>
           <w:kern w:val="0"/>
           <w:lang w:eastAsia="es-ES"/>
-          <ns2:ligatures ns2:val="none"/>
+          <w14:ligatures w14:val="none"/>
         </w:rPr>
         <w:t xml:space="preserve">, </w:t>
       </w:r>
@@ -1619,7 +1556,7 @@
           <w:color w:val="000000"/>
           <w:kern w:val="0"/>
           <w:lang w:eastAsia="es-ES"/>
-          <ns2:ligatures ns2:val="none"/>
+          <w14:ligatures w14:val="none"/>
         </w:rPr>
         <w:t>envió un</w:t>
       </w:r>
@@ -1629,7 +1566,7 @@
           <w:color w:val="000000"/>
           <w:kern w:val="0"/>
           <w:lang w:eastAsia="es-ES"/>
-          <ns2:ligatures ns2:val="none"/>
+          <w14:ligatures w14:val="none"/>
         </w:rPr>
         <w:t xml:space="preserve"> reclamo mediante</w:t>
       </w:r>
@@ -1639,7 +1576,7 @@
           <w:color w:val="000000"/>
           <w:kern w:val="0"/>
           <w:lang w:eastAsia="es-ES"/>
-          <ns2:ligatures ns2:val="none"/>
+          <w14:ligatures w14:val="none"/>
         </w:rPr>
         <w:t xml:space="preserve"> </w:t>
       </w:r>
@@ -1649,7 +1586,7 @@
           <w:color w:val="000000"/>
           <w:kern w:val="0"/>
           <w:lang w:eastAsia="es-ES"/>
-          <ns2:ligatures ns2:val="none"/>
+          <w14:ligatures w14:val="none"/>
         </w:rPr>
         <w:t>carta notari</w:t>
       </w:r>
@@ -1659,7 +1596,7 @@
           <w:color w:val="000000"/>
           <w:kern w:val="0"/>
           <w:lang w:eastAsia="es-ES"/>
-          <ns2:ligatures ns2:val="none"/>
+          <w14:ligatures w14:val="none"/>
         </w:rPr>
         <w:t xml:space="preserve">al a </w:t>
       </w:r>
@@ -1669,7 +1606,7 @@
           <w:color w:val="000000"/>
           <w:kern w:val="0"/>
           <w:lang w:eastAsia="es-ES"/>
-          <ns2:ligatures ns2:val="none"/>
+          <w14:ligatures w14:val="none"/>
         </w:rPr>
         <w:t>Rímac</w:t>
       </w:r>
@@ -1679,12 +1616,12 @@
           <w:color w:val="000000"/>
           <w:kern w:val="0"/>
           <w:lang w:eastAsia="es-ES"/>
-          <ns2:ligatures ns2:val="none"/>
+          <w14:ligatures w14:val="none"/>
         </w:rPr>
         <w:t>, en la que solicitó se le entregue copia de los contratos vinculados a los seguros cuestionados y se le devolviera el total de los montos descontados durante los 23 años mencionados.</w:t>
       </w:r>
     </w:p>
-    <w:p ns2:paraId="245CD718" ns2:textId="77777777">
+    <w:p>
       <w:pPr>
         <w:pStyle w:val="Prrafodelista"/>
         <w:spacing w:after="0" w:line="240" w:lineRule="auto"/>
@@ -1695,11 +1632,11 @@
           <w:color w:val="000000"/>
           <w:kern w:val="0"/>
           <w:lang w:eastAsia="es-ES"/>
-          <ns2:ligatures ns2:val="none"/>
-        </w:rPr>
-      </w:pPr>
-    </w:p>
-    <w:p ns2:paraId="18B469F8" ns2:textId="6FE815D8">
+          <w14:ligatures w14:val="none"/>
+        </w:rPr>
+      </w:pPr>
+    </w:p>
+    <w:p>
       <w:pPr>
         <w:pStyle w:val="Prrafodelista"/>
         <w:numPr>
@@ -1717,7 +1654,7 @@
           <w:color w:val="000000"/>
           <w:kern w:val="0"/>
           <w:lang w:eastAsia="es-ES"/>
-          <ns2:ligatures ns2:val="none"/>
+          <w14:ligatures w14:val="none"/>
         </w:rPr>
       </w:pPr>
       <w:r>
@@ -1726,7 +1663,7 @@
           <w:color w:val="000000"/>
           <w:kern w:val="0"/>
           <w:lang w:eastAsia="es-ES"/>
-          <ns2:ligatures ns2:val="none"/>
+          <w14:ligatures w14:val="none"/>
         </w:rPr>
         <w:t xml:space="preserve">El 2 de junio de 2025, </w:t>
       </w:r>
@@ -1736,7 +1673,7 @@
           <w:color w:val="000000"/>
           <w:kern w:val="0"/>
           <w:lang w:eastAsia="es-ES"/>
-          <ns2:ligatures ns2:val="none"/>
+          <w14:ligatures w14:val="none"/>
         </w:rPr>
         <w:t>Rímac</w:t>
       </w:r>
@@ -1746,7 +1683,7 @@
           <w:color w:val="000000"/>
           <w:kern w:val="0"/>
           <w:lang w:eastAsia="es-ES"/>
-          <ns2:ligatures ns2:val="none"/>
+          <w14:ligatures w14:val="none"/>
         </w:rPr>
         <w:t xml:space="preserve"> respondió señalando que </w:t>
       </w:r>
@@ -1756,7 +1693,7 @@
           <w:color w:val="000000"/>
           <w:kern w:val="0"/>
           <w:lang w:eastAsia="es-ES"/>
-          <ns2:ligatures ns2:val="none"/>
+          <w14:ligatures w14:val="none"/>
         </w:rPr>
         <w:t>su</w:t>
       </w:r>
@@ -1766,7 +1703,7 @@
           <w:color w:val="000000"/>
           <w:kern w:val="0"/>
           <w:lang w:eastAsia="es-ES"/>
-          <ns2:ligatures ns2:val="none"/>
+          <w14:ligatures w14:val="none"/>
         </w:rPr>
         <w:t xml:space="preserve"> reclamo era infundado, argumentando que </w:t>
       </w:r>
@@ -1776,7 +1713,7 @@
           <w:color w:val="000000"/>
           <w:kern w:val="0"/>
           <w:lang w:eastAsia="es-ES"/>
-          <ns2:ligatures ns2:val="none"/>
+          <w14:ligatures w14:val="none"/>
         </w:rPr>
         <w:t xml:space="preserve">los </w:t>
       </w:r>
@@ -1786,7 +1723,7 @@
           <w:color w:val="000000"/>
           <w:kern w:val="0"/>
           <w:lang w:eastAsia="es-ES"/>
-          <ns2:ligatures ns2:val="none"/>
+          <w14:ligatures w14:val="none"/>
         </w:rPr>
         <w:t>Cinco Seguros</w:t>
       </w:r>
@@ -1796,7 +1733,7 @@
           <w:color w:val="000000"/>
           <w:kern w:val="0"/>
           <w:lang w:eastAsia="es-ES"/>
-          <ns2:ligatures ns2:val="none"/>
+          <w14:ligatures w14:val="none"/>
         </w:rPr>
         <w:t xml:space="preserve"> </w:t>
       </w:r>
@@ -1806,12 +1743,12 @@
           <w:color w:val="000000"/>
           <w:kern w:val="0"/>
           <w:lang w:eastAsia="es-ES"/>
-          <ns2:ligatures ns2:val="none"/>
+          <w14:ligatures w14:val="none"/>
         </w:rPr>
         <w:t>fueron anulados por falta de pago en el 2023 y que los montos descontados no serían materia de devolución, conforme a las condiciones contractuales.</w:t>
       </w:r>
     </w:p>
-    <w:p ns2:paraId="33E14FF7" ns2:textId="77777777">
+    <w:p>
       <w:pPr>
         <w:tabs>
           <w:tab w:val="left" w:pos="1134"/>
@@ -1823,11 +1760,11 @@
           <w:color w:val="000000"/>
           <w:kern w:val="0"/>
           <w:lang w:eastAsia="es-ES"/>
-          <ns2:ligatures ns2:val="none"/>
-        </w:rPr>
-      </w:pPr>
-    </w:p>
-    <w:p ns2:paraId="65C58807" ns2:textId="6E9CA681">
+          <w14:ligatures w14:val="none"/>
+        </w:rPr>
+      </w:pPr>
+    </w:p>
+    <w:p>
       <w:pPr>
         <w:numPr>
           <w:ilvl w:val="1"/>
@@ -1845,14 +1782,14 @@
           <w:color w:val="000000"/>
           <w:kern w:val="0"/>
           <w:lang w:val="es-ES" w:eastAsia="es-ES"/>
-          <ns2:ligatures ns2:val="none"/>
+          <w14:ligatures w14:val="none"/>
         </w:rPr>
       </w:pPr>
       <w:r>
         <w:rPr>
           <w:rFonts w:ascii="Arial Narrow" w:eastAsia="Calibri" w:hAnsi="Arial Narrow" w:cs="Arial"/>
           <w:kern w:val="0"/>
-          <ns2:ligatures ns2:val="none"/>
+          <w14:ligatures w14:val="none"/>
         </w:rPr>
         <w:t xml:space="preserve">La señora [APELLIDO] no solicitó medidas correctivas.</w:t>
       </w:r>
@@ -1861,7 +1798,7 @@
         <w:rPr>
           <w:rFonts w:ascii="Arial Narrow" w:eastAsia="Calibri" w:hAnsi="Arial Narrow" w:cs="Arial"/>
           <w:kern w:val="0"/>
-          <ns2:ligatures ns2:val="none"/>
+          <w14:ligatures w14:val="none"/>
         </w:rPr>
         <w:t/>
       </w:r>
@@ -1870,7 +1807,7 @@
         <w:rPr>
           <w:rFonts w:ascii="Arial Narrow" w:eastAsia="Calibri" w:hAnsi="Arial Narrow" w:cs="Arial"/>
           <w:kern w:val="0"/>
-          <ns2:ligatures ns2:val="none"/>
+          <w14:ligatures w14:val="none"/>
         </w:rPr>
         <w:t xml:space="preserve"/>
       </w:r>
@@ -1880,7 +1817,7 @@
           <w:color w:val="000000"/>
           <w:kern w:val="0"/>
           <w:lang w:val="es-ES" w:eastAsia="es-ES"/>
-          <ns2:ligatures ns2:val="none"/>
+          <w14:ligatures w14:val="none"/>
         </w:rPr>
         <w:t/>
       </w:r>
@@ -1890,12 +1827,12 @@
           <w:color w:val="000000"/>
           <w:kern w:val="0"/>
           <w:lang w:val="es-ES" w:eastAsia="es-ES"/>
-          <ns2:ligatures ns2:val="none"/>
+          <w14:ligatures w14:val="none"/>
         </w:rPr>
         <w:t/>
       </w:r>
     </w:p>
-    <w:p ns2:paraId="66005174" ns2:textId="77777777">
+    <w:p>
       <w:pPr>
         <w:spacing w:after="0" w:line="240" w:lineRule="auto"/>
         <w:contextualSpacing/>
@@ -1906,11 +1843,11 @@
           <w:color w:val="000000"/>
           <w:kern w:val="0"/>
           <w:lang w:eastAsia="es-PE"/>
-          <ns2:ligatures ns2:val="none"/>
-        </w:rPr>
-      </w:pPr>
-    </w:p>
-    <w:p ns2:paraId="3541B1F9" ns2:textId="77777777">
+          <w14:ligatures w14:val="none"/>
+        </w:rPr>
+      </w:pPr>
+    </w:p>
+    <w:p>
       <w:pPr>
         <w:pStyle w:val="Prrafodelista"/>
         <w:numPr>
@@ -1930,7 +1867,7 @@
           <w:color w:val="000000"/>
           <w:kern w:val="0"/>
           <w:lang w:eastAsia="es-PE"/>
-          <ns2:ligatures ns2:val="none"/>
+          <w14:ligatures w14:val="none"/>
         </w:rPr>
       </w:pPr>
       <w:r>
@@ -1940,7 +1877,7 @@
           <w:color w:val="000000"/>
           <w:kern w:val="0"/>
           <w:lang w:eastAsia="es-PE"/>
-          <ns2:ligatures ns2:val="none"/>
+          <w14:ligatures w14:val="none"/>
         </w:rPr>
         <w:t xml:space="preserve">DE LA ADMISIÓN </w:t>
       </w:r>
@@ -1951,12 +1888,12 @@
           <w:color w:val="000000"/>
           <w:kern w:val="0"/>
           <w:lang w:eastAsia="es-PE"/>
-          <ns2:ligatures ns2:val="none"/>
+          <w14:ligatures w14:val="none"/>
         </w:rPr>
         <w:t>A TRÁMITE DE LA DENUNCIA</w:t>
       </w:r>
     </w:p>
-    <w:p ns2:paraId="34556756" ns2:textId="77777777">
+    <w:p>
       <w:pPr>
         <w:spacing w:after="0" w:line="240" w:lineRule="auto"/>
         <w:ind w:left="567"/>
@@ -1968,11 +1905,11 @@
           <w:color w:val="000000"/>
           <w:kern w:val="0"/>
           <w:lang w:eastAsia="es-PE"/>
-          <ns2:ligatures ns2:val="none"/>
-        </w:rPr>
-      </w:pPr>
-    </w:p>
-    <w:p ns2:paraId="73AC2300" ns2:textId="7718357A">
+          <w14:ligatures w14:val="none"/>
+        </w:rPr>
+      </w:pPr>
+    </w:p>
+    <w:p>
       <w:pPr>
         <w:pStyle w:val="Prrafodelista"/>
         <w:numPr>
@@ -1985,7 +1922,7 @@
         <w:rPr>
           <w:rFonts w:ascii="Arial Narrow" w:eastAsia="Arial Narrow" w:hAnsi="Arial Narrow" w:cs="Arial Narrow"/>
           <w:kern w:val="0"/>
-          <ns2:ligatures ns2:val="none"/>
+          <w14:ligatures w14:val="none"/>
         </w:rPr>
       </w:pPr>
       <w:bookmarkStart w:id="1" w:name="_Hlk140755208"/>
@@ -1997,7 +1934,7 @@
           <w:color w:val="000000"/>
           <w:kern w:val="0"/>
           <w:lang w:eastAsia="es-PE"/>
-          <ns2:ligatures ns2:val="none"/>
+          <w14:ligatures w14:val="none"/>
         </w:rPr>
         <w:t>La Secretaría Técnica de la Comisión de Protección al Consumidor 1 (en adelante, la Secretaría Técnica), en ejercicio de sus facultades</w:t>
       </w:r>
@@ -2010,7 +1947,7 @@
           <w:rFonts w:ascii="Arial Narrow" w:eastAsia="Arial Narrow" w:hAnsi="Arial Narrow" w:cs="Arial Narrow"/>
           <w:kern w:val="0"/>
           <w:vertAlign w:val="superscript"/>
-          <ns2:ligatures ns2:val="none"/>
+          <w14:ligatures w14:val="none"/>
         </w:rPr>
         <w:footnoteReference w:id="3"/>
       </w:r>
@@ -2018,7 +1955,7 @@
         <w:rPr>
           <w:rFonts w:ascii="Arial Narrow" w:eastAsia="Arial Narrow" w:hAnsi="Arial Narrow" w:cs="Arial Narrow"/>
           <w:kern w:val="0"/>
-          <ns2:ligatures ns2:val="none"/>
+          <w14:ligatures w14:val="none"/>
         </w:rPr>
         <w:t xml:space="preserve">, </w:t>
       </w:r>
@@ -2028,7 +1965,7 @@
           <w:color w:val="000000"/>
           <w:kern w:val="0"/>
           <w:lang w:eastAsia="es-PE"/>
-          <ns2:ligatures ns2:val="none"/>
+          <w14:ligatures w14:val="none"/>
         </w:rPr>
         <w:t xml:space="preserve">considera </w:t>
       </w:r>
@@ -2036,7 +1973,7 @@
         <w:rPr>
           <w:rFonts w:ascii="Arial Narrow" w:eastAsia="Arial Narrow" w:hAnsi="Arial Narrow" w:cs="Arial Narrow"/>
           <w:kern w:val="0"/>
-          <ns2:ligatures ns2:val="none"/>
+          <w14:ligatures w14:val="none"/>
         </w:rPr>
         <w:t xml:space="preserve">que el hecho denunciado, consistente en que </w:t>
       </w:r>
@@ -2044,7 +1981,7 @@
         <w:rPr>
           <w:rFonts w:ascii="Arial Narrow" w:eastAsia="Arial Narrow" w:hAnsi="Arial Narrow" w:cs="Arial Narrow"/>
           <w:kern w:val="0"/>
-          <ns2:ligatures ns2:val="none"/>
+          <w14:ligatures w14:val="none"/>
         </w:rPr>
         <w:t xml:space="preserve">la compañía aseguradora habría contratado indebidamente a favor de la denunciante la póliza de Seguro de Vida Protección Familiar </w:t>
       </w:r>
@@ -2053,7 +1990,7 @@
         <w:rPr>
           <w:rFonts w:ascii="Arial Narrow" w:eastAsia="Arial Narrow" w:hAnsi="Arial Narrow" w:cs="Arial Narrow"/>
           <w:kern w:val="0"/>
-          <ns2:ligatures ns2:val="none"/>
+          <w14:ligatures w14:val="none"/>
         </w:rPr>
         <w:t/>
       </w:r>
@@ -2062,7 +1999,7 @@
         <w:rPr>
           <w:rFonts w:ascii="Arial Narrow" w:eastAsia="Arial Narrow" w:hAnsi="Arial Narrow" w:cs="Arial Narrow"/>
           <w:kern w:val="0"/>
-          <ns2:ligatures ns2:val="none"/>
+          <w14:ligatures w14:val="none"/>
         </w:rPr>
         <w:t xml:space="preserve"> V-1516143, generando cobro de las primas, pese a no tener su consentimiento</w:t>
       </w:r>
@@ -2070,7 +2007,7 @@
         <w:rPr>
           <w:rFonts w:ascii="Arial Narrow" w:eastAsia="Arial Narrow" w:hAnsi="Arial Narrow" w:cs="Arial Narrow"/>
           <w:kern w:val="0"/>
-          <ns2:ligatures ns2:val="none"/>
+          <w14:ligatures w14:val="none"/>
         </w:rPr>
         <w:t>.</w:t>
       </w:r>
@@ -2078,7 +2015,7 @@
         <w:rPr>
           <w:rFonts w:ascii="Arial Narrow" w:eastAsia="Arial Narrow" w:hAnsi="Arial Narrow" w:cs="Arial Narrow"/>
           <w:kern w:val="0"/>
-          <ns2:ligatures ns2:val="none"/>
+          <w14:ligatures w14:val="none"/>
         </w:rPr>
         <w:t xml:space="preserve"> </w:t>
       </w:r>
@@ -2089,7 +2026,7 @@
           <w:color w:val="000000"/>
           <w:kern w:val="0"/>
           <w:lang w:eastAsia="es-PE"/>
-          <ns2:ligatures ns2:val="none"/>
+          <w14:ligatures w14:val="none"/>
         </w:rPr>
         <w:t>Por consiguiente, corresponde calificar el hecho materia de denuncia como una presunta infracción al deber de protección contra los métodos comerciales</w:t>
       </w:r>
@@ -2100,7 +2037,7 @@
           <w:color w:val="000000"/>
           <w:kern w:val="0"/>
           <w:lang w:eastAsia="es-PE"/>
-          <ns2:ligatures ns2:val="none"/>
+          <w14:ligatures w14:val="none"/>
         </w:rPr>
         <w:t xml:space="preserve"> coercitivos</w:t>
       </w:r>
@@ -2111,7 +2048,7 @@
           <w:color w:val="000000"/>
           <w:kern w:val="0"/>
           <w:lang w:eastAsia="es-PE"/>
-          <ns2:ligatures ns2:val="none"/>
+          <w14:ligatures w14:val="none"/>
         </w:rPr>
         <w:t xml:space="preserve">, tipificado en </w:t>
       </w:r>
@@ -2122,7 +2059,7 @@
           <w:kern w:val="0"/>
           <w:shd w:val="clear" w:color="auto" w:fill="FFFFFF"/>
           <w:lang w:eastAsia="es-PE"/>
-          <ns2:ligatures ns2:val="none"/>
+          <w14:ligatures w14:val="none"/>
         </w:rPr>
         <w:t>literal b)</w:t>
       </w:r>
@@ -2133,7 +2070,7 @@
           <w:kern w:val="0"/>
           <w:shd w:val="clear" w:color="auto" w:fill="FFFFFF"/>
           <w:lang w:eastAsia="es-PE"/>
-          <ns2:ligatures ns2:val="none"/>
+          <w14:ligatures w14:val="none"/>
         </w:rPr>
         <w:t xml:space="preserve"> del artículo 56 </w:t>
       </w:r>
@@ -2144,7 +2081,7 @@
           <w:color w:val="000000"/>
           <w:kern w:val="0"/>
           <w:lang w:eastAsia="es-PE"/>
-          <ns2:ligatures ns2:val="none"/>
+          <w14:ligatures w14:val="none"/>
         </w:rPr>
         <w:t>del Código</w:t>
       </w:r>
@@ -2163,22 +2100,22 @@
           <w:color w:val="000000"/>
           <w:kern w:val="0"/>
           <w:lang w:eastAsia="es-PE"/>
-          <ns2:ligatures ns2:val="none"/>
+          <w14:ligatures w14:val="none"/>
         </w:rPr>
         <w:t xml:space="preserve">. </w:t>
       </w:r>
     </w:p>
-    <w:p ns2:paraId="25A07EB5" ns2:textId="77777777">
+    <w:p>
       <w:pPr>
         <w:pStyle w:val="Prrafodelista"/>
         <w:rPr>
           <w:rFonts w:ascii="Arial Narrow" w:eastAsia="Arial Narrow" w:hAnsi="Arial Narrow" w:cs="Arial Narrow"/>
           <w:kern w:val="0"/>
-          <ns2:ligatures ns2:val="none"/>
-        </w:rPr>
-      </w:pPr>
-    </w:p>
-    <w:p ns2:paraId="63AAAC4A" ns2:textId="6502A4BF">
+          <w14:ligatures w14:val="none"/>
+        </w:rPr>
+      </w:pPr>
+    </w:p>
+    <w:p>
       <w:pPr>
         <w:pStyle w:val="Prrafodelista"/>
         <w:numPr>
@@ -2191,14 +2128,14 @@
         <w:rPr>
           <w:rFonts w:ascii="Arial Narrow" w:eastAsia="Arial Narrow" w:hAnsi="Arial Narrow" w:cs="Arial Narrow"/>
           <w:kern w:val="0"/>
-          <ns2:ligatures ns2:val="none"/>
-        </w:rPr>
-      </w:pPr>
-      <w:r>
-        <w:rPr>
-          <w:rFonts w:ascii="Arial Narrow" w:eastAsia="Arial Narrow" w:hAnsi="Arial Narrow" w:cs="Arial Narrow"/>
-          <w:kern w:val="0"/>
-          <ns2:ligatures ns2:val="none"/>
+          <w14:ligatures w14:val="none"/>
+        </w:rPr>
+      </w:pPr>
+      <w:r>
+        <w:rPr>
+          <w:rFonts w:ascii="Arial Narrow" w:eastAsia="Arial Narrow" w:hAnsi="Arial Narrow" w:cs="Arial Narrow"/>
+          <w:kern w:val="0"/>
+          <w14:ligatures w14:val="none"/>
         </w:rPr>
         <w:t xml:space="preserve">Asimismo, la Secretaría Técnica, en ejercicio de sus facultades, </w:t>
       </w:r>
@@ -2208,7 +2145,7 @@
           <w:color w:val="000000"/>
           <w:kern w:val="0"/>
           <w:lang w:eastAsia="es-PE"/>
-          <ns2:ligatures ns2:val="none"/>
+          <w14:ligatures w14:val="none"/>
         </w:rPr>
         <w:t xml:space="preserve">considera </w:t>
       </w:r>
@@ -2216,7 +2153,7 @@
         <w:rPr>
           <w:rFonts w:ascii="Arial Narrow" w:eastAsia="Arial Narrow" w:hAnsi="Arial Narrow" w:cs="Arial Narrow"/>
           <w:kern w:val="0"/>
-          <ns2:ligatures ns2:val="none"/>
+          <w14:ligatures w14:val="none"/>
         </w:rPr>
         <w:t xml:space="preserve">que el hecho denunciado, consistente en que </w:t>
       </w:r>
@@ -2224,7 +2161,7 @@
         <w:rPr>
           <w:rFonts w:ascii="Arial Narrow" w:eastAsia="Arial Narrow" w:hAnsi="Arial Narrow" w:cs="Arial Narrow"/>
           <w:kern w:val="0"/>
-          <ns2:ligatures ns2:val="none"/>
+          <w14:ligatures w14:val="none"/>
         </w:rPr>
         <w:t xml:space="preserve">la compañía aseguradora habría contratado indebidamente a favor de la denunciante la póliza de Seguro de Vida Protección Familiar </w:t>
       </w:r>
@@ -2233,7 +2170,7 @@
         <w:rPr>
           <w:rFonts w:ascii="Arial Narrow" w:eastAsia="Arial Narrow" w:hAnsi="Arial Narrow" w:cs="Arial Narrow"/>
           <w:kern w:val="0"/>
-          <ns2:ligatures ns2:val="none"/>
+          <w14:ligatures w14:val="none"/>
         </w:rPr>
         <w:t/>
       </w:r>
@@ -2242,7 +2179,7 @@
         <w:rPr>
           <w:rFonts w:ascii="Arial Narrow" w:eastAsia="Arial Narrow" w:hAnsi="Arial Narrow" w:cs="Arial Narrow"/>
           <w:kern w:val="0"/>
-          <ns2:ligatures ns2:val="none"/>
+          <w14:ligatures w14:val="none"/>
         </w:rPr>
         <w:t xml:space="preserve"> V-214646, pese a no tener su consentimiento</w:t>
       </w:r>
@@ -2250,7 +2187,7 @@
         <w:rPr>
           <w:rFonts w:ascii="Arial Narrow" w:eastAsia="Arial Narrow" w:hAnsi="Arial Narrow" w:cs="Arial Narrow"/>
           <w:kern w:val="0"/>
-          <ns2:ligatures ns2:val="none"/>
+          <w14:ligatures w14:val="none"/>
         </w:rPr>
         <w:t xml:space="preserve">. </w:t>
       </w:r>
@@ -2261,7 +2198,7 @@
           <w:color w:val="000000"/>
           <w:kern w:val="0"/>
           <w:lang w:eastAsia="es-PE"/>
-          <ns2:ligatures ns2:val="none"/>
+          <w14:ligatures w14:val="none"/>
         </w:rPr>
         <w:t xml:space="preserve">Por consiguiente, corresponde calificar el hecho materia de denuncia como una presunta infracción al deber de protección contra los métodos comerciales coercitivos, tipificado en </w:t>
       </w:r>
@@ -2272,7 +2209,7 @@
           <w:kern w:val="0"/>
           <w:shd w:val="clear" w:color="auto" w:fill="FFFFFF"/>
           <w:lang w:eastAsia="es-PE"/>
-          <ns2:ligatures ns2:val="none"/>
+          <w14:ligatures w14:val="none"/>
         </w:rPr>
         <w:t>literal b)</w:t>
       </w:r>
@@ -2283,7 +2220,7 @@
           <w:kern w:val="0"/>
           <w:shd w:val="clear" w:color="auto" w:fill="FFFFFF"/>
           <w:lang w:eastAsia="es-PE"/>
-          <ns2:ligatures ns2:val="none"/>
+          <w14:ligatures w14:val="none"/>
         </w:rPr>
         <w:t xml:space="preserve"> del </w:t>
       </w:r>
@@ -2294,7 +2231,7 @@
           <w:kern w:val="0"/>
           <w:shd w:val="clear" w:color="auto" w:fill="FFFFFF"/>
           <w:lang w:eastAsia="es-PE"/>
-          <ns2:ligatures ns2:val="none"/>
+          <w14:ligatures w14:val="none"/>
         </w:rPr>
         <w:t xml:space="preserve">artículo 56 </w:t>
       </w:r>
@@ -2305,22 +2242,22 @@
           <w:color w:val="000000"/>
           <w:kern w:val="0"/>
           <w:lang w:eastAsia="es-PE"/>
-          <ns2:ligatures ns2:val="none"/>
+          <w14:ligatures w14:val="none"/>
         </w:rPr>
         <w:t>del Código.</w:t>
       </w:r>
     </w:p>
-    <w:p ns2:paraId="3F7CB46F" ns2:textId="77777777">
+    <w:p>
       <w:pPr>
         <w:pStyle w:val="Prrafodelista"/>
         <w:rPr>
           <w:rFonts w:ascii="Arial Narrow" w:eastAsia="Arial Narrow" w:hAnsi="Arial Narrow" w:cs="Arial Narrow"/>
           <w:kern w:val="0"/>
-          <ns2:ligatures ns2:val="none"/>
-        </w:rPr>
-      </w:pPr>
-    </w:p>
-    <w:p ns2:paraId="769EA714" ns2:textId="58CA62CF">
+          <w14:ligatures w14:val="none"/>
+        </w:rPr>
+      </w:pPr>
+    </w:p>
+    <w:p>
       <w:pPr>
         <w:pStyle w:val="Prrafodelista"/>
         <w:numPr>
@@ -2333,14 +2270,14 @@
         <w:rPr>
           <w:rFonts w:ascii="Arial Narrow" w:eastAsia="Arial Narrow" w:hAnsi="Arial Narrow" w:cs="Arial Narrow"/>
           <w:kern w:val="0"/>
-          <ns2:ligatures ns2:val="none"/>
-        </w:rPr>
-      </w:pPr>
-      <w:r>
-        <w:rPr>
-          <w:rFonts w:ascii="Arial Narrow" w:eastAsia="Arial Narrow" w:hAnsi="Arial Narrow" w:cs="Arial Narrow"/>
-          <w:kern w:val="0"/>
-          <ns2:ligatures ns2:val="none"/>
+          <w14:ligatures w14:val="none"/>
+        </w:rPr>
+      </w:pPr>
+      <w:r>
+        <w:rPr>
+          <w:rFonts w:ascii="Arial Narrow" w:eastAsia="Arial Narrow" w:hAnsi="Arial Narrow" w:cs="Arial Narrow"/>
+          <w:kern w:val="0"/>
+          <w14:ligatures w14:val="none"/>
         </w:rPr>
         <w:t xml:space="preserve">Además, la Secretaría Técnica, en ejercicio de sus facultades, </w:t>
       </w:r>
@@ -2350,7 +2287,7 @@
           <w:color w:val="000000"/>
           <w:kern w:val="0"/>
           <w:lang w:eastAsia="es-PE"/>
-          <ns2:ligatures ns2:val="none"/>
+          <w14:ligatures w14:val="none"/>
         </w:rPr>
         <w:t xml:space="preserve">considera </w:t>
       </w:r>
@@ -2358,7 +2295,7 @@
         <w:rPr>
           <w:rFonts w:ascii="Arial Narrow" w:eastAsia="Arial Narrow" w:hAnsi="Arial Narrow" w:cs="Arial Narrow"/>
           <w:kern w:val="0"/>
-          <ns2:ligatures ns2:val="none"/>
+          <w14:ligatures w14:val="none"/>
         </w:rPr>
         <w:t xml:space="preserve">que el hecho denunciado, consistente en que </w:t>
       </w:r>
@@ -2366,7 +2303,7 @@
         <w:rPr>
           <w:rFonts w:ascii="Arial Narrow" w:eastAsia="Arial Narrow" w:hAnsi="Arial Narrow" w:cs="Arial Narrow"/>
           <w:kern w:val="0"/>
-          <ns2:ligatures ns2:val="none"/>
+          <w14:ligatures w14:val="none"/>
         </w:rPr>
         <w:t xml:space="preserve">la compañía aseguradora habría contratado indebidamente a favor de la </w:t>
       </w:r>
@@ -2374,7 +2311,7 @@
         <w:rPr>
           <w:rFonts w:ascii="Arial Narrow" w:eastAsia="Arial Narrow" w:hAnsi="Arial Narrow" w:cs="Arial Narrow"/>
           <w:kern w:val="0"/>
-          <ns2:ligatures ns2:val="none"/>
+          <w14:ligatures w14:val="none"/>
         </w:rPr>
         <w:lastRenderedPageBreak/>
         <w:t xml:space="preserve">denunciante la póliza de Seguro de Sepelio </w:t>
@@ -2384,7 +2321,7 @@
         <w:rPr>
           <w:rFonts w:ascii="Arial Narrow" w:eastAsia="Arial Narrow" w:hAnsi="Arial Narrow" w:cs="Arial Narrow"/>
           <w:kern w:val="0"/>
-          <ns2:ligatures ns2:val="none"/>
+          <w14:ligatures w14:val="none"/>
         </w:rPr>
         <w:t/>
       </w:r>
@@ -2393,7 +2330,7 @@
         <w:rPr>
           <w:rFonts w:ascii="Arial Narrow" w:eastAsia="Arial Narrow" w:hAnsi="Arial Narrow" w:cs="Arial Narrow"/>
           <w:kern w:val="0"/>
-          <ns2:ligatures ns2:val="none"/>
+          <w14:ligatures w14:val="none"/>
         </w:rPr>
         <w:t xml:space="preserve"> V-1733547, generando cobro de las primas, pese a no tener su consentimiento</w:t>
       </w:r>
@@ -2401,7 +2338,7 @@
         <w:rPr>
           <w:rFonts w:ascii="Arial Narrow" w:eastAsia="Arial Narrow" w:hAnsi="Arial Narrow" w:cs="Arial Narrow"/>
           <w:kern w:val="0"/>
-          <ns2:ligatures ns2:val="none"/>
+          <w14:ligatures w14:val="none"/>
         </w:rPr>
         <w:t xml:space="preserve">. </w:t>
       </w:r>
@@ -2412,7 +2349,7 @@
           <w:color w:val="000000"/>
           <w:kern w:val="0"/>
           <w:lang w:eastAsia="es-PE"/>
-          <ns2:ligatures ns2:val="none"/>
+          <w14:ligatures w14:val="none"/>
         </w:rPr>
         <w:t xml:space="preserve">Por consiguiente, corresponde calificar el hecho materia de denuncia como una presunta infracción al deber de protección contra los métodos comerciales coercitivos, tipificado en </w:t>
       </w:r>
@@ -2423,7 +2360,7 @@
           <w:kern w:val="0"/>
           <w:shd w:val="clear" w:color="auto" w:fill="FFFFFF"/>
           <w:lang w:eastAsia="es-PE"/>
-          <ns2:ligatures ns2:val="none"/>
+          <w14:ligatures w14:val="none"/>
         </w:rPr>
         <w:t>literal b)</w:t>
       </w:r>
@@ -2434,7 +2371,7 @@
           <w:kern w:val="0"/>
           <w:shd w:val="clear" w:color="auto" w:fill="FFFFFF"/>
           <w:lang w:eastAsia="es-PE"/>
-          <ns2:ligatures ns2:val="none"/>
+          <w14:ligatures w14:val="none"/>
         </w:rPr>
         <w:t xml:space="preserve"> del artículo 56 </w:t>
       </w:r>
@@ -2445,22 +2382,22 @@
           <w:color w:val="000000"/>
           <w:kern w:val="0"/>
           <w:lang w:eastAsia="es-PE"/>
-          <ns2:ligatures ns2:val="none"/>
+          <w14:ligatures w14:val="none"/>
         </w:rPr>
         <w:t>del Código.</w:t>
       </w:r>
     </w:p>
-    <w:p ns2:paraId="4903B978" ns2:textId="77777777">
+    <w:p>
       <w:pPr>
         <w:pStyle w:val="Prrafodelista"/>
         <w:rPr>
           <w:rFonts w:ascii="Arial Narrow" w:eastAsia="Arial Narrow" w:hAnsi="Arial Narrow" w:cs="Arial Narrow"/>
           <w:kern w:val="0"/>
-          <ns2:ligatures ns2:val="none"/>
-        </w:rPr>
-      </w:pPr>
-    </w:p>
-    <w:p ns2:paraId="72552F47" ns2:textId="49AD3012">
+          <w14:ligatures w14:val="none"/>
+        </w:rPr>
+      </w:pPr>
+    </w:p>
+    <w:p>
       <w:pPr>
         <w:pStyle w:val="Prrafodelista"/>
         <w:numPr>
@@ -2473,14 +2410,14 @@
         <w:rPr>
           <w:rFonts w:ascii="Arial Narrow" w:eastAsia="Arial Narrow" w:hAnsi="Arial Narrow" w:cs="Arial Narrow"/>
           <w:kern w:val="0"/>
-          <ns2:ligatures ns2:val="none"/>
-        </w:rPr>
-      </w:pPr>
-      <w:r>
-        <w:rPr>
-          <w:rFonts w:ascii="Arial Narrow" w:eastAsia="Arial Narrow" w:hAnsi="Arial Narrow" w:cs="Arial Narrow"/>
-          <w:kern w:val="0"/>
-          <ns2:ligatures ns2:val="none"/>
+          <w14:ligatures w14:val="none"/>
+        </w:rPr>
+      </w:pPr>
+      <w:r>
+        <w:rPr>
+          <w:rFonts w:ascii="Arial Narrow" w:eastAsia="Arial Narrow" w:hAnsi="Arial Narrow" w:cs="Arial Narrow"/>
+          <w:kern w:val="0"/>
+          <w14:ligatures w14:val="none"/>
         </w:rPr>
         <w:t xml:space="preserve">Adicionalmente, la Secretaría Técnica, en ejercicio de sus facultades, </w:t>
       </w:r>
@@ -2490,7 +2427,7 @@
           <w:color w:val="000000"/>
           <w:kern w:val="0"/>
           <w:lang w:eastAsia="es-PE"/>
-          <ns2:ligatures ns2:val="none"/>
+          <w14:ligatures w14:val="none"/>
         </w:rPr>
         <w:t xml:space="preserve">considera </w:t>
       </w:r>
@@ -2498,7 +2435,7 @@
         <w:rPr>
           <w:rFonts w:ascii="Arial Narrow" w:eastAsia="Arial Narrow" w:hAnsi="Arial Narrow" w:cs="Arial Narrow"/>
           <w:kern w:val="0"/>
-          <ns2:ligatures ns2:val="none"/>
+          <w14:ligatures w14:val="none"/>
         </w:rPr>
         <w:t xml:space="preserve">que el hecho denunciado, consistente en que </w:t>
       </w:r>
@@ -2508,7 +2445,7 @@
           <w:kern w:val="0"/>
           <w:shd w:val="clear" w:color="auto" w:fill="FFFFFF"/>
           <w:lang w:eastAsia="es-PE"/>
-          <ns2:ligatures ns2:val="none"/>
+          <w14:ligatures w14:val="none"/>
         </w:rPr>
         <w:t xml:space="preserve">la compañía aseguradora habría contratado indebidamente a favor de la denunciante la póliza de Seguro Oncológico </w:t>
       </w:r>
@@ -2519,7 +2456,7 @@
           <w:kern w:val="0"/>
           <w:shd w:val="clear" w:color="auto" w:fill="FFFFFF"/>
           <w:lang w:eastAsia="es-PE"/>
-          <ns2:ligatures ns2:val="none"/>
+          <w14:ligatures w14:val="none"/>
         </w:rPr>
         <w:t/>
       </w:r>
@@ -2530,7 +2467,7 @@
           <w:kern w:val="0"/>
           <w:shd w:val="clear" w:color="auto" w:fill="FFFFFF"/>
           <w:lang w:eastAsia="es-PE"/>
-          <ns2:ligatures ns2:val="none"/>
+          <w14:ligatures w14:val="none"/>
         </w:rPr>
         <w:t xml:space="preserve"> V-689928, generando cobro de las primas, pese a no tener su consentimiento</w:t>
       </w:r>
@@ -2538,7 +2475,7 @@
         <w:rPr>
           <w:rFonts w:ascii="Arial Narrow" w:eastAsia="Arial Narrow" w:hAnsi="Arial Narrow" w:cs="Arial Narrow"/>
           <w:kern w:val="0"/>
-          <ns2:ligatures ns2:val="none"/>
+          <w14:ligatures w14:val="none"/>
         </w:rPr>
         <w:t xml:space="preserve">. </w:t>
       </w:r>
@@ -2549,7 +2486,7 @@
           <w:color w:val="000000"/>
           <w:kern w:val="0"/>
           <w:lang w:eastAsia="es-PE"/>
-          <ns2:ligatures ns2:val="none"/>
+          <w14:ligatures w14:val="none"/>
         </w:rPr>
         <w:t xml:space="preserve">Por consiguiente, corresponde calificar el hecho materia de denuncia como una presunta infracción al deber de protección contra los métodos comerciales coercitivos, tipificado en </w:t>
       </w:r>
@@ -2560,7 +2497,7 @@
           <w:kern w:val="0"/>
           <w:shd w:val="clear" w:color="auto" w:fill="FFFFFF"/>
           <w:lang w:eastAsia="es-PE"/>
-          <ns2:ligatures ns2:val="none"/>
+          <w14:ligatures w14:val="none"/>
         </w:rPr>
         <w:t>literal b)</w:t>
       </w:r>
@@ -2571,7 +2508,7 @@
           <w:kern w:val="0"/>
           <w:shd w:val="clear" w:color="auto" w:fill="FFFFFF"/>
           <w:lang w:eastAsia="es-PE"/>
-          <ns2:ligatures ns2:val="none"/>
+          <w14:ligatures w14:val="none"/>
         </w:rPr>
         <w:t xml:space="preserve"> del artículo 56 </w:t>
       </w:r>
@@ -2582,22 +2519,22 @@
           <w:color w:val="000000"/>
           <w:kern w:val="0"/>
           <w:lang w:eastAsia="es-PE"/>
-          <ns2:ligatures ns2:val="none"/>
+          <w14:ligatures w14:val="none"/>
         </w:rPr>
         <w:t>del Código.</w:t>
       </w:r>
     </w:p>
-    <w:p ns2:paraId="7CDF4A5B" ns2:textId="77777777">
+    <w:p>
       <w:pPr>
         <w:pStyle w:val="Prrafodelista"/>
         <w:rPr>
           <w:rFonts w:ascii="Arial Narrow" w:eastAsia="Arial Narrow" w:hAnsi="Arial Narrow" w:cs="Arial Narrow"/>
           <w:kern w:val="0"/>
-          <ns2:ligatures ns2:val="none"/>
-        </w:rPr>
-      </w:pPr>
-    </w:p>
-    <w:p ns2:paraId="36D3F809" ns2:textId="2BC965C6">
+          <w14:ligatures w14:val="none"/>
+        </w:rPr>
+      </w:pPr>
+    </w:p>
+    <w:p>
       <w:pPr>
         <w:pStyle w:val="Prrafodelista"/>
         <w:numPr>
@@ -2610,14 +2547,14 @@
         <w:rPr>
           <w:rFonts w:ascii="Arial Narrow" w:eastAsia="Arial Narrow" w:hAnsi="Arial Narrow" w:cs="Arial Narrow"/>
           <w:kern w:val="0"/>
-          <ns2:ligatures ns2:val="none"/>
-        </w:rPr>
-      </w:pPr>
-      <w:r>
-        <w:rPr>
-          <w:rFonts w:ascii="Arial Narrow" w:eastAsia="Arial Narrow" w:hAnsi="Arial Narrow" w:cs="Arial Narrow"/>
-          <w:kern w:val="0"/>
-          <ns2:ligatures ns2:val="none"/>
+          <w14:ligatures w14:val="none"/>
+        </w:rPr>
+      </w:pPr>
+      <w:r>
+        <w:rPr>
+          <w:rFonts w:ascii="Arial Narrow" w:eastAsia="Arial Narrow" w:hAnsi="Arial Narrow" w:cs="Arial Narrow"/>
+          <w:kern w:val="0"/>
+          <w14:ligatures w14:val="none"/>
         </w:rPr>
         <w:t xml:space="preserve">Así también, la Secretaría Técnica, en ejercicio de sus facultades, </w:t>
       </w:r>
@@ -2627,7 +2564,7 @@
           <w:color w:val="000000"/>
           <w:kern w:val="0"/>
           <w:lang w:eastAsia="es-PE"/>
-          <ns2:ligatures ns2:val="none"/>
+          <w14:ligatures w14:val="none"/>
         </w:rPr>
         <w:t xml:space="preserve">considera </w:t>
       </w:r>
@@ -2635,7 +2572,7 @@
         <w:rPr>
           <w:rFonts w:ascii="Arial Narrow" w:eastAsia="Arial Narrow" w:hAnsi="Arial Narrow" w:cs="Arial Narrow"/>
           <w:kern w:val="0"/>
-          <ns2:ligatures ns2:val="none"/>
+          <w14:ligatures w14:val="none"/>
         </w:rPr>
         <w:t xml:space="preserve">que el hecho denunciado, consistente en que </w:t>
       </w:r>
@@ -2645,7 +2582,7 @@
           <w:kern w:val="0"/>
           <w:shd w:val="clear" w:color="auto" w:fill="FFFFFF"/>
           <w:lang w:eastAsia="es-PE"/>
-          <ns2:ligatures ns2:val="none"/>
+          <w14:ligatures w14:val="none"/>
         </w:rPr>
         <w:t xml:space="preserve">la compañía aseguradora habría contratado indebidamente a favor de la denunciante la póliza de Seguro Oncológico </w:t>
       </w:r>
@@ -2656,7 +2593,7 @@
           <w:kern w:val="0"/>
           <w:shd w:val="clear" w:color="auto" w:fill="FFFFFF"/>
           <w:lang w:eastAsia="es-PE"/>
-          <ns2:ligatures ns2:val="none"/>
+          <w14:ligatures w14:val="none"/>
         </w:rPr>
         <w:t/>
       </w:r>
@@ -2667,7 +2604,7 @@
           <w:kern w:val="0"/>
           <w:shd w:val="clear" w:color="auto" w:fill="FFFFFF"/>
           <w:lang w:eastAsia="es-PE"/>
-          <ns2:ligatures ns2:val="none"/>
+          <w14:ligatures w14:val="none"/>
         </w:rPr>
         <w:t xml:space="preserve"> V-1719112, generando cobro de las primas, pese a no tener su consentimiento</w:t>
       </w:r>
@@ -2675,7 +2612,7 @@
         <w:rPr>
           <w:rFonts w:ascii="Arial Narrow" w:eastAsia="Arial Narrow" w:hAnsi="Arial Narrow" w:cs="Arial Narrow"/>
           <w:kern w:val="0"/>
-          <ns2:ligatures ns2:val="none"/>
+          <w14:ligatures w14:val="none"/>
         </w:rPr>
         <w:t xml:space="preserve">. </w:t>
       </w:r>
@@ -2686,7 +2623,7 @@
           <w:color w:val="000000"/>
           <w:kern w:val="0"/>
           <w:lang w:eastAsia="es-PE"/>
-          <ns2:ligatures ns2:val="none"/>
+          <w14:ligatures w14:val="none"/>
         </w:rPr>
         <w:t xml:space="preserve">Por consiguiente, corresponde calificar el hecho materia de denuncia como una presunta infracción al deber de protección contra los métodos </w:t>
       </w:r>
@@ -2697,7 +2634,7 @@
           <w:color w:val="000000"/>
           <w:kern w:val="0"/>
           <w:lang w:eastAsia="es-PE"/>
-          <ns2:ligatures ns2:val="none"/>
+          <w14:ligatures w14:val="none"/>
         </w:rPr>
         <w:t xml:space="preserve">comerciales coercitivos, tipificado en </w:t>
       </w:r>
@@ -2708,7 +2645,7 @@
           <w:kern w:val="0"/>
           <w:shd w:val="clear" w:color="auto" w:fill="FFFFFF"/>
           <w:lang w:eastAsia="es-PE"/>
-          <ns2:ligatures ns2:val="none"/>
+          <w14:ligatures w14:val="none"/>
         </w:rPr>
         <w:t>literal b)</w:t>
       </w:r>
@@ -2719,7 +2656,7 @@
           <w:kern w:val="0"/>
           <w:shd w:val="clear" w:color="auto" w:fill="FFFFFF"/>
           <w:lang w:eastAsia="es-PE"/>
-          <ns2:ligatures ns2:val="none"/>
+          <w14:ligatures w14:val="none"/>
         </w:rPr>
         <w:t xml:space="preserve"> del artículo 56 </w:t>
       </w:r>
@@ -2730,23 +2667,23 @@
           <w:color w:val="000000"/>
           <w:kern w:val="0"/>
           <w:lang w:eastAsia="es-PE"/>
-          <ns2:ligatures ns2:val="none"/>
+          <w14:ligatures w14:val="none"/>
         </w:rPr>
         <w:t>del Código.</w:t>
       </w:r>
     </w:p>
-    <w:p ns2:paraId="2DC7B64E" ns2:textId="77777777">
-      <w:pPr>
-        <w:spacing w:after="0" w:line="240" w:lineRule="auto"/>
-        <w:jc w:val="both"/>
-        <w:rPr>
-          <w:rFonts w:ascii="Arial Narrow" w:eastAsia="Arial Narrow" w:hAnsi="Arial Narrow" w:cs="Arial Narrow"/>
-          <w:kern w:val="0"/>
-          <ns2:ligatures ns2:val="none"/>
-        </w:rPr>
-      </w:pPr>
-    </w:p>
-    <w:p ns2:paraId="61A99930" ns2:textId="4E9D8FC8">
+    <w:p>
+      <w:pPr>
+        <w:spacing w:after="0" w:line="240" w:lineRule="auto"/>
+        <w:jc w:val="both"/>
+        <w:rPr>
+          <w:rFonts w:ascii="Arial Narrow" w:eastAsia="Arial Narrow" w:hAnsi="Arial Narrow" w:cs="Arial Narrow"/>
+          <w:kern w:val="0"/>
+          <w14:ligatures w14:val="none"/>
+        </w:rPr>
+      </w:pPr>
+    </w:p>
+    <w:p>
       <w:pPr>
         <w:pStyle w:val="Prrafodelista"/>
         <w:numPr>
@@ -2759,14 +2696,14 @@
         <w:rPr>
           <w:rFonts w:ascii="Arial Narrow" w:eastAsia="Arial Narrow" w:hAnsi="Arial Narrow" w:cs="Arial Narrow"/>
           <w:kern w:val="0"/>
-          <ns2:ligatures ns2:val="none"/>
-        </w:rPr>
-      </w:pPr>
-      <w:r>
-        <w:rPr>
-          <w:rFonts w:ascii="Arial Narrow" w:eastAsia="Arial Narrow" w:hAnsi="Arial Narrow" w:cs="Arial Narrow"/>
-          <w:kern w:val="0"/>
-          <ns2:ligatures ns2:val="none"/>
+          <w14:ligatures w14:val="none"/>
+        </w:rPr>
+      </w:pPr>
+      <w:r>
+        <w:rPr>
+          <w:rFonts w:ascii="Arial Narrow" w:eastAsia="Arial Narrow" w:hAnsi="Arial Narrow" w:cs="Arial Narrow"/>
+          <w:kern w:val="0"/>
+          <w14:ligatures w14:val="none"/>
         </w:rPr>
         <w:t xml:space="preserve">Asimismo, </w:t>
       </w:r>
@@ -2776,7 +2713,7 @@
           <w:color w:val="000000"/>
           <w:kern w:val="0"/>
           <w:lang w:eastAsia="es-PE"/>
-          <ns2:ligatures ns2:val="none"/>
+          <w14:ligatures w14:val="none"/>
         </w:rPr>
         <w:t xml:space="preserve">la Secretaría Técnica, en ejercicio de sus facultades, considera </w:t>
       </w:r>
@@ -2784,7 +2721,7 @@
         <w:rPr>
           <w:rFonts w:ascii="Arial Narrow" w:eastAsia="Arial Narrow" w:hAnsi="Arial Narrow" w:cs="Arial"/>
           <w:kern w:val="0"/>
-          <ns2:ligatures ns2:val="none"/>
+          <w14:ligatures w14:val="none"/>
         </w:rPr>
         <w:t xml:space="preserve">que el hecho denunciado, consistente en que </w:t>
       </w:r>
@@ -2792,7 +2729,7 @@
         <w:rPr>
           <w:rFonts w:ascii="Arial Narrow" w:eastAsia="Arial Narrow" w:hAnsi="Arial Narrow" w:cs="Arial Narrow"/>
           <w:kern w:val="0"/>
-          <ns2:ligatures ns2:val="none"/>
+          <w14:ligatures w14:val="none"/>
         </w:rPr>
         <w:t xml:space="preserve">la compañía aseguradora no habría cumplido oportunamente con entregar a la denunciante la póliza de Seguro de Vida Protección Familiar </w:t>
       </w:r>
@@ -2801,7 +2738,7 @@
         <w:rPr>
           <w:rFonts w:ascii="Arial Narrow" w:eastAsia="Arial Narrow" w:hAnsi="Arial Narrow" w:cs="Arial Narrow"/>
           <w:kern w:val="0"/>
-          <ns2:ligatures ns2:val="none"/>
+          <w14:ligatures w14:val="none"/>
         </w:rPr>
         <w:t/>
       </w:r>
@@ -2810,7 +2747,7 @@
         <w:rPr>
           <w:rFonts w:ascii="Arial Narrow" w:eastAsia="Arial Narrow" w:hAnsi="Arial Narrow" w:cs="Arial Narrow"/>
           <w:kern w:val="0"/>
-          <ns2:ligatures ns2:val="none"/>
+          <w14:ligatures w14:val="none"/>
         </w:rPr>
         <w:t xml:space="preserve"> V-1516143</w:t>
       </w:r>
@@ -2818,7 +2755,7 @@
         <w:rPr>
           <w:rFonts w:ascii="Arial Narrow" w:eastAsia="Arial Narrow" w:hAnsi="Arial Narrow" w:cs="Arial"/>
           <w:kern w:val="0"/>
-          <ns2:ligatures ns2:val="none"/>
+          <w14:ligatures w14:val="none"/>
         </w:rPr>
         <w:t>. Por consiguiente, corresponde calificar el hecho materia de denuncia como una presunta infracción al deber de entregar a los usuarios copia de los contratos y demás documentación relacionada con dichos actos jurídicos, tipificado en el literal e) del artículo 47 del Código</w:t>
       </w:r>
@@ -2828,7 +2765,7 @@
           <w:rFonts w:ascii="Arial Narrow" w:eastAsia="Arial Narrow" w:hAnsi="Arial Narrow" w:cs="Arial"/>
           <w:kern w:val="0"/>
           <w:vertAlign w:val="superscript"/>
-          <ns2:ligatures ns2:val="none"/>
+          <w14:ligatures w14:val="none"/>
         </w:rPr>
         <w:footnoteReference w:id="5"/>
       </w:r>
@@ -2836,22 +2773,22 @@
         <w:rPr>
           <w:rFonts w:ascii="Arial Narrow" w:eastAsia="Arial Narrow" w:hAnsi="Arial Narrow" w:cs="Arial"/>
           <w:kern w:val="0"/>
-          <ns2:ligatures ns2:val="none"/>
+          <w14:ligatures w14:val="none"/>
         </w:rPr>
         <w:t>.</w:t>
       </w:r>
     </w:p>
-    <w:p ns2:paraId="50BD780F" ns2:textId="77777777">
+    <w:p>
       <w:pPr>
         <w:pStyle w:val="Prrafodelista"/>
         <w:rPr>
           <w:rFonts w:ascii="Arial Narrow" w:eastAsia="Arial Narrow" w:hAnsi="Arial Narrow" w:cs="Arial Narrow"/>
           <w:kern w:val="0"/>
-          <ns2:ligatures ns2:val="none"/>
-        </w:rPr>
-      </w:pPr>
-    </w:p>
-    <w:p ns2:paraId="2D953921" ns2:textId="6C0429E1">
+          <w14:ligatures w14:val="none"/>
+        </w:rPr>
+      </w:pPr>
+    </w:p>
+    <w:p>
       <w:pPr>
         <w:pStyle w:val="Prrafodelista"/>
         <w:numPr>
@@ -2864,14 +2801,14 @@
         <w:rPr>
           <w:rFonts w:ascii="Arial Narrow" w:eastAsia="Arial Narrow" w:hAnsi="Arial Narrow" w:cs="Arial Narrow"/>
           <w:kern w:val="0"/>
-          <ns2:ligatures ns2:val="none"/>
-        </w:rPr>
-      </w:pPr>
-      <w:r>
-        <w:rPr>
-          <w:rFonts w:ascii="Arial Narrow" w:eastAsia="Arial Narrow" w:hAnsi="Arial Narrow" w:cs="Arial Narrow"/>
-          <w:kern w:val="0"/>
-          <ns2:ligatures ns2:val="none"/>
+          <w14:ligatures w14:val="none"/>
+        </w:rPr>
+      </w:pPr>
+      <w:r>
+        <w:rPr>
+          <w:rFonts w:ascii="Arial Narrow" w:eastAsia="Arial Narrow" w:hAnsi="Arial Narrow" w:cs="Arial Narrow"/>
+          <w:kern w:val="0"/>
+          <w14:ligatures w14:val="none"/>
         </w:rPr>
         <w:t xml:space="preserve">Adicionalmente, </w:t>
       </w:r>
@@ -2881,7 +2818,7 @@
           <w:color w:val="000000"/>
           <w:kern w:val="0"/>
           <w:lang w:eastAsia="es-PE"/>
-          <ns2:ligatures ns2:val="none"/>
+          <w14:ligatures w14:val="none"/>
         </w:rPr>
         <w:t xml:space="preserve">la Secretaría Técnica, en ejercicio de sus facultades, considera </w:t>
       </w:r>
@@ -2889,7 +2826,7 @@
         <w:rPr>
           <w:rFonts w:ascii="Arial Narrow" w:eastAsia="Arial Narrow" w:hAnsi="Arial Narrow" w:cs="Arial"/>
           <w:kern w:val="0"/>
-          <ns2:ligatures ns2:val="none"/>
+          <w14:ligatures w14:val="none"/>
         </w:rPr>
         <w:t xml:space="preserve">que el hecho denunciado, consistente en que </w:t>
       </w:r>
@@ -2897,7 +2834,7 @@
         <w:rPr>
           <w:rFonts w:ascii="Arial Narrow" w:eastAsia="Arial Narrow" w:hAnsi="Arial Narrow" w:cs="Arial Narrow"/>
           <w:kern w:val="0"/>
-          <ns2:ligatures ns2:val="none"/>
+          <w14:ligatures w14:val="none"/>
         </w:rPr>
         <w:t xml:space="preserve">la compañía aseguradora no habría cumplido oportunamente con entregar a la denunciante la póliza de Seguro de Vida Protección Familiar </w:t>
       </w:r>
@@ -2906,7 +2843,7 @@
         <w:rPr>
           <w:rFonts w:ascii="Arial Narrow" w:eastAsia="Arial Narrow" w:hAnsi="Arial Narrow" w:cs="Arial Narrow"/>
           <w:kern w:val="0"/>
-          <ns2:ligatures ns2:val="none"/>
+          <w14:ligatures w14:val="none"/>
         </w:rPr>
         <w:t/>
       </w:r>
@@ -2915,7 +2852,7 @@
         <w:rPr>
           <w:rFonts w:ascii="Arial Narrow" w:eastAsia="Arial Narrow" w:hAnsi="Arial Narrow" w:cs="Arial Narrow"/>
           <w:kern w:val="0"/>
-          <ns2:ligatures ns2:val="none"/>
+          <w14:ligatures w14:val="none"/>
         </w:rPr>
         <w:t xml:space="preserve"> V-214646.</w:t>
       </w:r>
@@ -2923,7 +2860,7 @@
         <w:rPr>
           <w:rFonts w:ascii="Arial Narrow" w:eastAsia="Arial Narrow" w:hAnsi="Arial Narrow" w:cs="Arial Narrow"/>
           <w:kern w:val="0"/>
-          <ns2:ligatures ns2:val="none"/>
+          <w14:ligatures w14:val="none"/>
         </w:rPr>
         <w:t xml:space="preserve"> </w:t>
       </w:r>
@@ -2931,22 +2868,22 @@
         <w:rPr>
           <w:rFonts w:ascii="Arial Narrow" w:eastAsia="Arial Narrow" w:hAnsi="Arial Narrow" w:cs="Arial"/>
           <w:kern w:val="0"/>
-          <ns2:ligatures ns2:val="none"/>
+          <w14:ligatures w14:val="none"/>
         </w:rPr>
         <w:t>Por consiguiente, corresponde calificar el hecho materia de denuncia como una presunta infracción al deber de entregar a los usuarios copia de los contratos y demás documentación relacionada con dichos actos jurídicos, tipificado en el literal e) del artículo 47 del Código.</w:t>
       </w:r>
     </w:p>
-    <w:p ns2:paraId="2750D35D" ns2:textId="77777777">
+    <w:p>
       <w:pPr>
         <w:pStyle w:val="Prrafodelista"/>
         <w:rPr>
           <w:rFonts w:ascii="Arial Narrow" w:eastAsia="Arial Narrow" w:hAnsi="Arial Narrow" w:cs="Arial Narrow"/>
           <w:kern w:val="0"/>
-          <ns2:ligatures ns2:val="none"/>
-        </w:rPr>
-      </w:pPr>
-    </w:p>
-    <w:p ns2:paraId="5DC69BB8" ns2:textId="13860F0C">
+          <w14:ligatures w14:val="none"/>
+        </w:rPr>
+      </w:pPr>
+    </w:p>
+    <w:p>
       <w:pPr>
         <w:pStyle w:val="Prrafodelista"/>
         <w:numPr>
@@ -2959,14 +2896,14 @@
         <w:rPr>
           <w:rFonts w:ascii="Arial Narrow" w:eastAsia="Arial Narrow" w:hAnsi="Arial Narrow" w:cs="Arial Narrow"/>
           <w:kern w:val="0"/>
-          <ns2:ligatures ns2:val="none"/>
-        </w:rPr>
-      </w:pPr>
-      <w:r>
-        <w:rPr>
-          <w:rFonts w:ascii="Arial Narrow" w:eastAsia="Arial Narrow" w:hAnsi="Arial Narrow" w:cs="Arial Narrow"/>
-          <w:kern w:val="0"/>
-          <ns2:ligatures ns2:val="none"/>
+          <w14:ligatures w14:val="none"/>
+        </w:rPr>
+      </w:pPr>
+      <w:r>
+        <w:rPr>
+          <w:rFonts w:ascii="Arial Narrow" w:eastAsia="Arial Narrow" w:hAnsi="Arial Narrow" w:cs="Arial Narrow"/>
+          <w:kern w:val="0"/>
+          <w14:ligatures w14:val="none"/>
         </w:rPr>
         <w:t xml:space="preserve">Además, </w:t>
       </w:r>
@@ -2976,7 +2913,7 @@
           <w:color w:val="000000"/>
           <w:kern w:val="0"/>
           <w:lang w:eastAsia="es-PE"/>
-          <ns2:ligatures ns2:val="none"/>
+          <w14:ligatures w14:val="none"/>
         </w:rPr>
         <w:t xml:space="preserve">la Secretaría Técnica, en ejercicio de sus facultades, considera </w:t>
       </w:r>
@@ -2984,7 +2921,7 @@
         <w:rPr>
           <w:rFonts w:ascii="Arial Narrow" w:eastAsia="Arial Narrow" w:hAnsi="Arial Narrow" w:cs="Arial"/>
           <w:kern w:val="0"/>
-          <ns2:ligatures ns2:val="none"/>
+          <w14:ligatures w14:val="none"/>
         </w:rPr>
         <w:t xml:space="preserve">que el hecho denunciado, consistente en que </w:t>
       </w:r>
@@ -2992,7 +2929,7 @@
         <w:rPr>
           <w:rFonts w:ascii="Arial Narrow" w:eastAsia="Arial Narrow" w:hAnsi="Arial Narrow" w:cs="Arial Narrow"/>
           <w:kern w:val="0"/>
-          <ns2:ligatures ns2:val="none"/>
+          <w14:ligatures w14:val="none"/>
         </w:rPr>
         <w:t xml:space="preserve">la compañía aseguradora no habría cumplido oportunamente con entregar a la denunciante la póliza de Seguro de Sepelio </w:t>
       </w:r>
@@ -3001,7 +2938,7 @@
         <w:rPr>
           <w:rFonts w:ascii="Arial Narrow" w:eastAsia="Arial Narrow" w:hAnsi="Arial Narrow" w:cs="Arial Narrow"/>
           <w:kern w:val="0"/>
-          <ns2:ligatures ns2:val="none"/>
+          <w14:ligatures w14:val="none"/>
         </w:rPr>
         <w:t/>
       </w:r>
@@ -3010,7 +2947,7 @@
         <w:rPr>
           <w:rFonts w:ascii="Arial Narrow" w:eastAsia="Arial Narrow" w:hAnsi="Arial Narrow" w:cs="Arial Narrow"/>
           <w:kern w:val="0"/>
-          <ns2:ligatures ns2:val="none"/>
+          <w14:ligatures w14:val="none"/>
         </w:rPr>
         <w:t xml:space="preserve"> V-1733547</w:t>
       </w:r>
@@ -3018,22 +2955,22 @@
         <w:rPr>
           <w:rFonts w:ascii="Arial Narrow" w:eastAsia="Arial Narrow" w:hAnsi="Arial Narrow" w:cs="Arial"/>
           <w:kern w:val="0"/>
-          <ns2:ligatures ns2:val="none"/>
+          <w14:ligatures w14:val="none"/>
         </w:rPr>
         <w:t>. Por consiguiente, corresponde calificar el hecho materia de denuncia como una presunta infracción al deber de entregar a los usuarios copia de los contratos y demás documentación relacionada con dichos actos jurídicos, tipificado en el literal e) del artículo 47 del Código.</w:t>
       </w:r>
     </w:p>
-    <w:p ns2:paraId="5EC6C88E" ns2:textId="77777777">
+    <w:p>
       <w:pPr>
         <w:pStyle w:val="Prrafodelista"/>
         <w:rPr>
           <w:rFonts w:ascii="Arial Narrow" w:eastAsia="Arial Narrow" w:hAnsi="Arial Narrow" w:cs="Arial Narrow"/>
           <w:kern w:val="0"/>
-          <ns2:ligatures ns2:val="none"/>
-        </w:rPr>
-      </w:pPr>
-    </w:p>
-    <w:p ns2:paraId="7BBEB8DC" ns2:textId="3856CB10">
+          <w14:ligatures w14:val="none"/>
+        </w:rPr>
+      </w:pPr>
+    </w:p>
+    <w:p>
       <w:pPr>
         <w:pStyle w:val="Prrafodelista"/>
         <w:numPr>
@@ -3046,14 +2983,14 @@
         <w:rPr>
           <w:rFonts w:ascii="Arial Narrow" w:eastAsia="Arial Narrow" w:hAnsi="Arial Narrow" w:cs="Arial Narrow"/>
           <w:kern w:val="0"/>
-          <ns2:ligatures ns2:val="none"/>
-        </w:rPr>
-      </w:pPr>
-      <w:r>
-        <w:rPr>
-          <w:rFonts w:ascii="Arial Narrow" w:eastAsia="Arial Narrow" w:hAnsi="Arial Narrow" w:cs="Arial Narrow"/>
-          <w:kern w:val="0"/>
-          <ns2:ligatures ns2:val="none"/>
+          <w14:ligatures w14:val="none"/>
+        </w:rPr>
+      </w:pPr>
+      <w:r>
+        <w:rPr>
+          <w:rFonts w:ascii="Arial Narrow" w:eastAsia="Arial Narrow" w:hAnsi="Arial Narrow" w:cs="Arial Narrow"/>
+          <w:kern w:val="0"/>
+          <w14:ligatures w14:val="none"/>
         </w:rPr>
         <w:t xml:space="preserve">Así también, </w:t>
       </w:r>
@@ -3063,7 +3000,7 @@
           <w:color w:val="000000"/>
           <w:kern w:val="0"/>
           <w:lang w:eastAsia="es-PE"/>
-          <ns2:ligatures ns2:val="none"/>
+          <w14:ligatures w14:val="none"/>
         </w:rPr>
         <w:t xml:space="preserve">la Secretaría Técnica, en ejercicio de sus facultades, considera </w:t>
       </w:r>
@@ -3071,7 +3008,7 @@
         <w:rPr>
           <w:rFonts w:ascii="Arial Narrow" w:eastAsia="Arial Narrow" w:hAnsi="Arial Narrow" w:cs="Arial"/>
           <w:kern w:val="0"/>
-          <ns2:ligatures ns2:val="none"/>
+          <w14:ligatures w14:val="none"/>
         </w:rPr>
         <w:t xml:space="preserve">que el hecho denunciado, consistente en que </w:t>
       </w:r>
@@ -3079,7 +3016,7 @@
         <w:rPr>
           <w:rFonts w:ascii="Arial Narrow" w:eastAsia="Arial Narrow" w:hAnsi="Arial Narrow" w:cs="Arial Narrow"/>
           <w:kern w:val="0"/>
-          <ns2:ligatures ns2:val="none"/>
+          <w14:ligatures w14:val="none"/>
         </w:rPr>
         <w:t xml:space="preserve">la compañía aseguradora no habría cumplido oportunamente con entregar a la denunciante la póliza de Seguro Oncológico </w:t>
       </w:r>
@@ -3088,7 +3025,7 @@
         <w:rPr>
           <w:rFonts w:ascii="Arial Narrow" w:eastAsia="Arial Narrow" w:hAnsi="Arial Narrow" w:cs="Arial Narrow"/>
           <w:kern w:val="0"/>
-          <ns2:ligatures ns2:val="none"/>
+          <w14:ligatures w14:val="none"/>
         </w:rPr>
         <w:t/>
       </w:r>
@@ -3097,7 +3034,7 @@
         <w:rPr>
           <w:rFonts w:ascii="Arial Narrow" w:eastAsia="Arial Narrow" w:hAnsi="Arial Narrow" w:cs="Arial Narrow"/>
           <w:kern w:val="0"/>
-          <ns2:ligatures ns2:val="none"/>
+          <w14:ligatures w14:val="none"/>
         </w:rPr>
         <w:t xml:space="preserve"> V-689928</w:t>
       </w:r>
@@ -3105,7 +3042,7 @@
         <w:rPr>
           <w:rFonts w:ascii="Arial Narrow" w:eastAsia="Arial Narrow" w:hAnsi="Arial Narrow" w:cs="Arial"/>
           <w:kern w:val="0"/>
-          <ns2:ligatures ns2:val="none"/>
+          <w14:ligatures w14:val="none"/>
         </w:rPr>
         <w:t xml:space="preserve">. Por consiguiente, corresponde calificar el hecho materia de denuncia como una presunta infracción al deber de </w:t>
       </w:r>
@@ -3113,7 +3050,7 @@
         <w:rPr>
           <w:rFonts w:ascii="Arial Narrow" w:eastAsia="Arial Narrow" w:hAnsi="Arial Narrow" w:cs="Arial"/>
           <w:kern w:val="0"/>
-          <ns2:ligatures ns2:val="none"/>
+          <w14:ligatures w14:val="none"/>
         </w:rPr>
         <w:lastRenderedPageBreak/>
         <w:t xml:space="preserve">entregar a los usuarios copia de los </w:t>
@@ -3122,22 +3059,22 @@
         <w:rPr>
           <w:rFonts w:ascii="Arial Narrow" w:eastAsia="Arial Narrow" w:hAnsi="Arial Narrow" w:cs="Arial"/>
           <w:kern w:val="0"/>
-          <ns2:ligatures ns2:val="none"/>
+          <w14:ligatures w14:val="none"/>
         </w:rPr>
         <w:t>contratos y demás documentación relacionada con dichos actos jurídicos, tipificado en el literal e) del artículo 47 del Código.</w:t>
       </w:r>
     </w:p>
-    <w:p ns2:paraId="3E5BEAD2" ns2:textId="77777777">
+    <w:p>
       <w:pPr>
         <w:pStyle w:val="Prrafodelista"/>
         <w:rPr>
           <w:rFonts w:ascii="Arial Narrow" w:eastAsia="Arial Narrow" w:hAnsi="Arial Narrow" w:cs="Arial Narrow"/>
           <w:kern w:val="0"/>
-          <ns2:ligatures ns2:val="none"/>
-        </w:rPr>
-      </w:pPr>
-    </w:p>
-    <w:p ns2:paraId="6F5903EC" ns2:textId="0C293913">
+          <w14:ligatures w14:val="none"/>
+        </w:rPr>
+      </w:pPr>
+    </w:p>
+    <w:p>
       <w:pPr>
         <w:pStyle w:val="Prrafodelista"/>
         <w:numPr>
@@ -3150,14 +3087,14 @@
         <w:rPr>
           <w:rFonts w:ascii="Arial Narrow" w:eastAsia="Arial Narrow" w:hAnsi="Arial Narrow" w:cs="Arial Narrow"/>
           <w:kern w:val="0"/>
-          <ns2:ligatures ns2:val="none"/>
-        </w:rPr>
-      </w:pPr>
-      <w:r>
-        <w:rPr>
-          <w:rFonts w:ascii="Arial Narrow" w:eastAsia="Arial Narrow" w:hAnsi="Arial Narrow" w:cs="Arial Narrow"/>
-          <w:kern w:val="0"/>
-          <ns2:ligatures ns2:val="none"/>
+          <w14:ligatures w14:val="none"/>
+        </w:rPr>
+      </w:pPr>
+      <w:r>
+        <w:rPr>
+          <w:rFonts w:ascii="Arial Narrow" w:eastAsia="Arial Narrow" w:hAnsi="Arial Narrow" w:cs="Arial Narrow"/>
+          <w:kern w:val="0"/>
+          <w14:ligatures w14:val="none"/>
         </w:rPr>
         <w:t xml:space="preserve">Asimismo, </w:t>
       </w:r>
@@ -3167,7 +3104,7 @@
           <w:color w:val="000000"/>
           <w:kern w:val="0"/>
           <w:lang w:eastAsia="es-PE"/>
-          <ns2:ligatures ns2:val="none"/>
+          <w14:ligatures w14:val="none"/>
         </w:rPr>
         <w:t xml:space="preserve">la Secretaría Técnica, en ejercicio de sus facultades, considera </w:t>
       </w:r>
@@ -3175,7 +3112,7 @@
         <w:rPr>
           <w:rFonts w:ascii="Arial Narrow" w:eastAsia="Arial Narrow" w:hAnsi="Arial Narrow" w:cs="Arial"/>
           <w:kern w:val="0"/>
-          <ns2:ligatures ns2:val="none"/>
+          <w14:ligatures w14:val="none"/>
         </w:rPr>
         <w:t xml:space="preserve">que el hecho denunciado, consistente en que </w:t>
       </w:r>
@@ -3183,7 +3120,7 @@
         <w:rPr>
           <w:rFonts w:ascii="Arial Narrow" w:eastAsia="Arial Narrow" w:hAnsi="Arial Narrow" w:cs="Arial Narrow"/>
           <w:kern w:val="0"/>
-          <ns2:ligatures ns2:val="none"/>
+          <w14:ligatures w14:val="none"/>
         </w:rPr>
         <w:t xml:space="preserve">la compañía aseguradora no habría cumplido oportunamente con entregar a la denunciante la póliza de Seguro Oncológico </w:t>
       </w:r>
@@ -3192,7 +3129,7 @@
         <w:rPr>
           <w:rFonts w:ascii="Arial Narrow" w:eastAsia="Arial Narrow" w:hAnsi="Arial Narrow" w:cs="Arial Narrow"/>
           <w:kern w:val="0"/>
-          <ns2:ligatures ns2:val="none"/>
+          <w14:ligatures w14:val="none"/>
         </w:rPr>
         <w:t/>
       </w:r>
@@ -3201,7 +3138,7 @@
         <w:rPr>
           <w:rFonts w:ascii="Arial Narrow" w:eastAsia="Arial Narrow" w:hAnsi="Arial Narrow" w:cs="Arial Narrow"/>
           <w:kern w:val="0"/>
-          <ns2:ligatures ns2:val="none"/>
+          <w14:ligatures w14:val="none"/>
         </w:rPr>
         <w:t xml:space="preserve"> V-1719112</w:t>
       </w:r>
@@ -3209,23 +3146,23 @@
         <w:rPr>
           <w:rFonts w:ascii="Arial Narrow" w:eastAsia="Arial Narrow" w:hAnsi="Arial Narrow" w:cs="Arial"/>
           <w:kern w:val="0"/>
-          <ns2:ligatures ns2:val="none"/>
+          <w14:ligatures w14:val="none"/>
         </w:rPr>
         <w:t>. Por consiguiente, corresponde calificar el hecho materia de denuncia como una presunta infracción al deber de entregar a los usuarios copia de los contratos y demás documentación relacionada con dichos actos jurídicos, tipificado en el literal e) del artículo 47 del Código.</w:t>
       </w:r>
     </w:p>
-    <w:p ns2:paraId="126E91F6" ns2:textId="77777777">
-      <w:pPr>
-        <w:spacing w:after="0" w:line="240" w:lineRule="auto"/>
-        <w:jc w:val="both"/>
-        <w:rPr>
-          <w:rFonts w:ascii="Arial Narrow" w:eastAsia="Arial Narrow" w:hAnsi="Arial Narrow" w:cs="Arial Narrow"/>
-          <w:kern w:val="0"/>
-          <ns2:ligatures ns2:val="none"/>
-        </w:rPr>
-      </w:pPr>
-    </w:p>
-    <w:p ns2:paraId="5C424638" ns2:textId="276A78EC">
+    <w:p>
+      <w:pPr>
+        <w:spacing w:after="0" w:line="240" w:lineRule="auto"/>
+        <w:jc w:val="both"/>
+        <w:rPr>
+          <w:rFonts w:ascii="Arial Narrow" w:eastAsia="Arial Narrow" w:hAnsi="Arial Narrow" w:cs="Arial Narrow"/>
+          <w:kern w:val="0"/>
+          <w14:ligatures w14:val="none"/>
+        </w:rPr>
+      </w:pPr>
+    </w:p>
+    <w:p>
       <w:pPr>
         <w:pStyle w:val="Prrafodelista"/>
         <w:numPr>
@@ -3238,14 +3175,14 @@
         <w:rPr>
           <w:rFonts w:ascii="Arial Narrow" w:eastAsia="Arial Narrow" w:hAnsi="Arial Narrow" w:cs="Arial Narrow"/>
           <w:kern w:val="0"/>
-          <ns2:ligatures ns2:val="none"/>
-        </w:rPr>
-      </w:pPr>
-      <w:r>
-        <w:rPr>
-          <w:rFonts w:ascii="Arial Narrow" w:eastAsia="Arial Narrow" w:hAnsi="Arial Narrow" w:cs="Arial Narrow"/>
-          <w:kern w:val="0"/>
-          <ns2:ligatures ns2:val="none"/>
+          <w14:ligatures w14:val="none"/>
+        </w:rPr>
+      </w:pPr>
+      <w:r>
+        <w:rPr>
+          <w:rFonts w:ascii="Arial Narrow" w:eastAsia="Arial Narrow" w:hAnsi="Arial Narrow" w:cs="Arial Narrow"/>
+          <w:kern w:val="0"/>
+          <w14:ligatures w14:val="none"/>
         </w:rPr>
         <w:t>Asimis</w:t>
       </w:r>
@@ -3253,7 +3190,7 @@
         <w:rPr>
           <w:rFonts w:ascii="Arial Narrow" w:eastAsia="Arial Narrow" w:hAnsi="Arial Narrow" w:cs="Arial Narrow"/>
           <w:kern w:val="0"/>
-          <ns2:ligatures ns2:val="none"/>
+          <w14:ligatures w14:val="none"/>
         </w:rPr>
         <w:t xml:space="preserve">mo, la Secretaría Técnica, en ejercicio de sus facultades, </w:t>
       </w:r>
@@ -3263,7 +3200,7 @@
           <w:color w:val="000000"/>
           <w:kern w:val="0"/>
           <w:lang w:eastAsia="es-PE"/>
-          <ns2:ligatures ns2:val="none"/>
+          <w14:ligatures w14:val="none"/>
         </w:rPr>
         <w:t xml:space="preserve">considera </w:t>
       </w:r>
@@ -3271,7 +3208,7 @@
         <w:rPr>
           <w:rFonts w:ascii="Arial Narrow" w:eastAsia="Arial Narrow" w:hAnsi="Arial Narrow" w:cs="Arial Narrow"/>
           <w:kern w:val="0"/>
-          <ns2:ligatures ns2:val="none"/>
+          <w14:ligatures w14:val="none"/>
         </w:rPr>
         <w:t>que el hecho denunciado</w:t>
       </w:r>
@@ -3281,7 +3218,7 @@
           <w:color w:val="000000"/>
           <w:kern w:val="0"/>
           <w:lang w:eastAsia="es-PE"/>
-          <ns2:ligatures ns2:val="none"/>
+          <w14:ligatures w14:val="none"/>
         </w:rPr>
         <w:t xml:space="preserve">, consistente en que </w:t>
       </w:r>
@@ -3291,7 +3228,7 @@
           <w:kern w:val="0"/>
           <w:shd w:val="clear" w:color="auto" w:fill="FFFFFF"/>
           <w:lang w:eastAsia="es-PE"/>
-          <ns2:ligatures ns2:val="none"/>
+          <w14:ligatures w14:val="none"/>
         </w:rPr>
         <w:t xml:space="preserve">la compañía aseguradora no habría cumplido con remitir a la denunciante las pólizas de Vida Protección Familiar </w:t>
       </w:r>
@@ -3302,7 +3239,7 @@
           <w:kern w:val="0"/>
           <w:shd w:val="clear" w:color="auto" w:fill="FFFFFF"/>
           <w:lang w:eastAsia="es-PE"/>
-          <ns2:ligatures ns2:val="none"/>
+          <w14:ligatures w14:val="none"/>
         </w:rPr>
         <w:t/>
       </w:r>
@@ -3313,7 +3250,7 @@
           <w:kern w:val="0"/>
           <w:shd w:val="clear" w:color="auto" w:fill="FFFFFF"/>
           <w:lang w:eastAsia="es-PE"/>
-          <ns2:ligatures ns2:val="none"/>
+          <w14:ligatures w14:val="none"/>
         </w:rPr>
         <w:t xml:space="preserve"> V-1516143, V-214646, Sepelio </w:t>
       </w:r>
@@ -3324,7 +3261,7 @@
           <w:kern w:val="0"/>
           <w:shd w:val="clear" w:color="auto" w:fill="FFFFFF"/>
           <w:lang w:eastAsia="es-PE"/>
-          <ns2:ligatures ns2:val="none"/>
+          <w14:ligatures w14:val="none"/>
         </w:rPr>
         <w:t/>
       </w:r>
@@ -3335,7 +3272,7 @@
           <w:kern w:val="0"/>
           <w:shd w:val="clear" w:color="auto" w:fill="FFFFFF"/>
           <w:lang w:eastAsia="es-PE"/>
-          <ns2:ligatures ns2:val="none"/>
+          <w14:ligatures w14:val="none"/>
         </w:rPr>
         <w:t xml:space="preserve"> V-1733547 y Oncológico </w:t>
       </w:r>
@@ -3346,7 +3283,7 @@
           <w:kern w:val="0"/>
           <w:shd w:val="clear" w:color="auto" w:fill="FFFFFF"/>
           <w:lang w:eastAsia="es-PE"/>
-          <ns2:ligatures ns2:val="none"/>
+          <w14:ligatures w14:val="none"/>
         </w:rPr>
         <w:t/>
       </w:r>
@@ -3357,7 +3294,7 @@
           <w:kern w:val="0"/>
           <w:shd w:val="clear" w:color="auto" w:fill="FFFFFF"/>
           <w:lang w:eastAsia="es-PE"/>
-          <ns2:ligatures ns2:val="none"/>
+          <w14:ligatures w14:val="none"/>
         </w:rPr>
         <w:t xml:space="preserve"> V-689928, V-1719112, pese a su solicitud</w:t>
       </w:r>
@@ -3365,7 +3302,7 @@
         <w:rPr>
           <w:rFonts w:ascii="Arial Narrow" w:eastAsia="Arial Narrow" w:hAnsi="Arial Narrow" w:cs="Arial Narrow"/>
           <w:kern w:val="0"/>
-          <ns2:ligatures ns2:val="none"/>
+          <w14:ligatures w14:val="none"/>
         </w:rPr>
         <w:t>; involucraría una presunta afectación a sus expectativas, quien no habría encontrado una correspondencia entre lo que esperaba recibir de parte del proveedor y lo que realmente recibió. Por consiguiente, corresponde calificar el hecho materia de denuncia como una presunta infracción al deber de idoneidad, tipificado en los artículos 18</w:t>
       </w:r>
@@ -3375,7 +3312,7 @@
           <w:color w:val="000000"/>
           <w:kern w:val="0"/>
           <w:lang w:eastAsia="es-PE"/>
-          <ns2:ligatures ns2:val="none"/>
+          <w14:ligatures w14:val="none"/>
         </w:rPr>
         <w:t/>
       </w:r>
@@ -3383,7 +3320,7 @@
         <w:rPr>
           <w:rFonts w:ascii="Arial Narrow" w:eastAsia="Arial Narrow" w:hAnsi="Arial Narrow" w:cs="Arial Narrow"/>
           <w:kern w:val="0"/>
-          <ns2:ligatures ns2:val="none"/>
+          <w14:ligatures w14:val="none"/>
         </w:rPr>
         <w:t xml:space="preserve"> y 19</w:t>
       </w:r>
@@ -3393,7 +3330,7 @@
           <w:color w:val="000000"/>
           <w:kern w:val="0"/>
           <w:lang w:eastAsia="es-PE"/>
-          <ns2:ligatures ns2:val="none"/>
+          <w14:ligatures w14:val="none"/>
         </w:rPr>
         <w:t/>
       </w:r>
@@ -3401,7 +3338,7 @@
         <w:rPr>
           <w:rFonts w:ascii="Arial Narrow" w:eastAsia="Arial Narrow" w:hAnsi="Arial Narrow" w:cs="Arial Narrow"/>
           <w:kern w:val="0"/>
-          <ns2:ligatures ns2:val="none"/>
+          <w14:ligatures w14:val="none"/>
         </w:rPr>
         <w:t xml:space="preserve"> del Código</w:t>
       </w:r>
@@ -3411,7 +3348,7 @@
           <w:rFonts w:ascii="Arial Narrow" w:eastAsia="Arial Narrow" w:hAnsi="Arial Narrow" w:cs="Arial"/>
           <w:kern w:val="0"/>
           <w:vertAlign w:val="superscript"/>
-          <ns2:ligatures ns2:val="none"/>
+          <w14:ligatures w14:val="none"/>
         </w:rPr>
         <w:footnoteReference w:id="6"/>
       </w:r>
@@ -3419,22 +3356,22 @@
         <w:rPr>
           <w:rFonts w:ascii="Arial Narrow" w:eastAsia="Arial Narrow" w:hAnsi="Arial Narrow" w:cs="Arial Narrow"/>
           <w:kern w:val="0"/>
-          <ns2:ligatures ns2:val="none"/>
+          <w14:ligatures w14:val="none"/>
         </w:rPr>
         <w:t>.</w:t>
       </w:r>
     </w:p>
-    <w:p ns2:paraId="056BBD2B" ns2:textId="77777777">
+    <w:p>
       <w:pPr>
         <w:pStyle w:val="Prrafodelista"/>
         <w:rPr>
           <w:rFonts w:ascii="Arial Narrow" w:eastAsia="Arial Narrow" w:hAnsi="Arial Narrow" w:cs="Arial Narrow"/>
           <w:kern w:val="0"/>
-          <ns2:ligatures ns2:val="none"/>
-        </w:rPr>
-      </w:pPr>
-    </w:p>
-    <w:p ns2:paraId="2E32570C" ns2:textId="227AE830">
+          <w14:ligatures w14:val="none"/>
+        </w:rPr>
+      </w:pPr>
+    </w:p>
+    <w:p>
       <w:pPr>
         <w:pStyle w:val="Prrafodelista"/>
         <w:numPr>
@@ -3447,14 +3384,14 @@
         <w:rPr>
           <w:rFonts w:ascii="Arial Narrow" w:eastAsia="Arial Narrow" w:hAnsi="Arial Narrow" w:cs="Arial Narrow"/>
           <w:kern w:val="0"/>
-          <ns2:ligatures ns2:val="none"/>
-        </w:rPr>
-      </w:pPr>
-      <w:r>
-        <w:rPr>
-          <w:rFonts w:ascii="Arial Narrow" w:eastAsia="Arial Narrow" w:hAnsi="Arial Narrow" w:cs="Arial Narrow"/>
-          <w:kern w:val="0"/>
-          <ns2:ligatures ns2:val="none"/>
+          <w14:ligatures w14:val="none"/>
+        </w:rPr>
+      </w:pPr>
+      <w:r>
+        <w:rPr>
+          <w:rFonts w:ascii="Arial Narrow" w:eastAsia="Arial Narrow" w:hAnsi="Arial Narrow" w:cs="Arial Narrow"/>
+          <w:kern w:val="0"/>
+          <w14:ligatures w14:val="none"/>
         </w:rPr>
         <w:t xml:space="preserve">Además, la Secretaría Técnica, en ejercicio de sus facultades, </w:t>
       </w:r>
@@ -3464,7 +3401,7 @@
           <w:color w:val="000000"/>
           <w:kern w:val="0"/>
           <w:lang w:eastAsia="es-PE"/>
-          <ns2:ligatures ns2:val="none"/>
+          <w14:ligatures w14:val="none"/>
         </w:rPr>
         <w:t xml:space="preserve">considera </w:t>
       </w:r>
@@ -3472,7 +3409,7 @@
         <w:rPr>
           <w:rFonts w:ascii="Arial Narrow" w:eastAsia="Arial Narrow" w:hAnsi="Arial Narrow" w:cs="Arial Narrow"/>
           <w:kern w:val="0"/>
-          <ns2:ligatures ns2:val="none"/>
+          <w14:ligatures w14:val="none"/>
         </w:rPr>
         <w:t xml:space="preserve">que el hecho denunciado, consistente en que </w:t>
       </w:r>
@@ -3482,7 +3419,7 @@
           <w:kern w:val="0"/>
           <w:shd w:val="clear" w:color="auto" w:fill="FFFFFF"/>
           <w:lang w:eastAsia="es-PE"/>
-          <ns2:ligatures ns2:val="none"/>
+          <w14:ligatures w14:val="none"/>
         </w:rPr>
         <w:t xml:space="preserve">la compañía aseguradora se habría negado a devolver a la denunciante el total de los montos descontados por las pólizas de Vida Protección Familiar </w:t>
       </w:r>
@@ -3493,7 +3430,7 @@
           <w:kern w:val="0"/>
           <w:shd w:val="clear" w:color="auto" w:fill="FFFFFF"/>
           <w:lang w:eastAsia="es-PE"/>
-          <ns2:ligatures ns2:val="none"/>
+          <w14:ligatures w14:val="none"/>
         </w:rPr>
         <w:t/>
       </w:r>
@@ -3504,7 +3441,7 @@
           <w:kern w:val="0"/>
           <w:shd w:val="clear" w:color="auto" w:fill="FFFFFF"/>
           <w:lang w:eastAsia="es-PE"/>
-          <ns2:ligatures ns2:val="none"/>
+          <w14:ligatures w14:val="none"/>
         </w:rPr>
         <w:t xml:space="preserve"> V-1516143, V-214646, Sepelio </w:t>
       </w:r>
@@ -3515,7 +3452,7 @@
           <w:kern w:val="0"/>
           <w:shd w:val="clear" w:color="auto" w:fill="FFFFFF"/>
           <w:lang w:eastAsia="es-PE"/>
-          <ns2:ligatures ns2:val="none"/>
+          <w14:ligatures w14:val="none"/>
         </w:rPr>
         <w:t/>
       </w:r>
@@ -3526,7 +3463,7 @@
           <w:kern w:val="0"/>
           <w:shd w:val="clear" w:color="auto" w:fill="FFFFFF"/>
           <w:lang w:eastAsia="es-PE"/>
-          <ns2:ligatures ns2:val="none"/>
+          <w14:ligatures w14:val="none"/>
         </w:rPr>
         <w:t xml:space="preserve"> V-1733547 y Oncológico </w:t>
       </w:r>
@@ -3537,7 +3474,7 @@
           <w:kern w:val="0"/>
           <w:shd w:val="clear" w:color="auto" w:fill="FFFFFF"/>
           <w:lang w:eastAsia="es-PE"/>
-          <ns2:ligatures ns2:val="none"/>
+          <w14:ligatures w14:val="none"/>
         </w:rPr>
         <w:t/>
       </w:r>
@@ -3548,7 +3485,7 @@
           <w:kern w:val="0"/>
           <w:shd w:val="clear" w:color="auto" w:fill="FFFFFF"/>
           <w:lang w:eastAsia="es-PE"/>
-          <ns2:ligatures ns2:val="none"/>
+          <w14:ligatures w14:val="none"/>
         </w:rPr>
         <w:t xml:space="preserve"> V-689928, V-1719112</w:t>
       </w:r>
@@ -3556,7 +3493,7 @@
         <w:rPr>
           <w:rFonts w:ascii="Arial Narrow" w:eastAsia="Arial Narrow" w:hAnsi="Arial Narrow" w:cs="Arial Narrow"/>
           <w:kern w:val="0"/>
-          <ns2:ligatures ns2:val="none"/>
+          <w14:ligatures w14:val="none"/>
         </w:rPr>
         <w:t>; involucraría una presunta afectación a sus expectativas, quien no habría encontrado una correspondencia entre lo que esperaba recibir de parte del proveedor y lo que realmente recibió. Por consiguiente, corresponde calificar el hecho materia de denuncia como una presunta infracción al deber de idoneidad, tipificado en los artículos 18</w:t>
       </w:r>
@@ -3566,7 +3503,7 @@
           <w:color w:val="000000"/>
           <w:kern w:val="0"/>
           <w:lang w:eastAsia="es-PE"/>
-          <ns2:ligatures ns2:val="none"/>
+          <w14:ligatures w14:val="none"/>
         </w:rPr>
         <w:t/>
       </w:r>
@@ -3574,7 +3511,7 @@
         <w:rPr>
           <w:rFonts w:ascii="Arial Narrow" w:eastAsia="Arial Narrow" w:hAnsi="Arial Narrow" w:cs="Arial Narrow"/>
           <w:kern w:val="0"/>
-          <ns2:ligatures ns2:val="none"/>
+          <w14:ligatures w14:val="none"/>
         </w:rPr>
         <w:t xml:space="preserve"> y 19</w:t>
       </w:r>
@@ -3584,7 +3521,7 @@
           <w:color w:val="000000"/>
           <w:kern w:val="0"/>
           <w:lang w:eastAsia="es-PE"/>
-          <ns2:ligatures ns2:val="none"/>
+          <w14:ligatures w14:val="none"/>
         </w:rPr>
         <w:t/>
       </w:r>
@@ -3592,12 +3529,12 @@
         <w:rPr>
           <w:rFonts w:ascii="Arial Narrow" w:eastAsia="Arial Narrow" w:hAnsi="Arial Narrow" w:cs="Arial Narrow"/>
           <w:kern w:val="0"/>
-          <ns2:ligatures ns2:val="none"/>
+          <w14:ligatures w14:val="none"/>
         </w:rPr>
         <w:t xml:space="preserve"> del Código.</w:t>
       </w:r>
     </w:p>
-    <w:p ns2:paraId="432038D6" ns2:textId="0A9F6D75">
+    <w:p>
       <w:pPr>
         <w:pStyle w:val="Prrafodelista"/>
         <w:spacing w:after="0" w:line="240" w:lineRule="auto"/>
@@ -3607,11 +3544,11 @@
           <w:rFonts w:ascii="Arial Narrow" w:eastAsia="Calibri" w:hAnsi="Arial Narrow" w:cs="Arial Narrow"/>
           <w:kern w:val="0"/>
           <w:lang w:eastAsia="es-PE"/>
-          <ns2:ligatures ns2:val="none"/>
-        </w:rPr>
-      </w:pPr>
-    </w:p>
-    <w:p ns2:paraId="463134E5" ns2:textId="77777777">
+          <w14:ligatures w14:val="none"/>
+        </w:rPr>
+      </w:pPr>
+    </w:p>
+    <w:p>
       <w:pPr>
         <w:pStyle w:val="Prrafodelista"/>
         <w:numPr>
@@ -3625,7 +3562,7 @@
           <w:rFonts w:ascii="Arial Narrow" w:eastAsia="Calibri" w:hAnsi="Arial Narrow" w:cs="Arial Narrow"/>
           <w:kern w:val="0"/>
           <w:lang w:eastAsia="es-PE"/>
-          <ns2:ligatures ns2:val="none"/>
+          <w14:ligatures w14:val="none"/>
         </w:rPr>
       </w:pPr>
       <w:r>
@@ -3634,7 +3571,7 @@
           <w:color w:val="000000"/>
           <w:kern w:val="0"/>
           <w:lang w:eastAsia="es-PE"/>
-          <ns2:ligatures ns2:val="none"/>
+          <w14:ligatures w14:val="none"/>
         </w:rPr>
         <w:t>En tanto la denuncia reúne los requisitos establecidos por la norma citada, corresponde admitirla a trámite</w:t>
       </w:r>
@@ -3644,7 +3581,7 @@
           <w:rFonts w:ascii="Arial Narrow" w:eastAsia="Arial Narrow" w:hAnsi="Arial Narrow" w:cs="Arial Narrow"/>
           <w:kern w:val="0"/>
           <w:vertAlign w:val="superscript"/>
-          <ns2:ligatures ns2:val="none"/>
+          <w14:ligatures w14:val="none"/>
         </w:rPr>
         <w:footnoteReference w:id="7"/>
       </w:r>
@@ -3654,12 +3591,12 @@
           <w:color w:val="000000"/>
           <w:kern w:val="0"/>
           <w:lang w:eastAsia="es-PE"/>
-          <ns2:ligatures ns2:val="none"/>
+          <w14:ligatures w14:val="none"/>
         </w:rPr>
         <w:t>.</w:t>
       </w:r>
     </w:p>
-    <w:p ns2:paraId="68C71625" ns2:textId="77777777">
+    <w:p>
       <w:pPr>
         <w:spacing w:after="0" w:line="240" w:lineRule="auto"/>
         <w:ind w:left="567"/>
@@ -3670,11 +3607,11 @@
           <w:color w:val="000000"/>
           <w:kern w:val="0"/>
           <w:lang w:eastAsia="es-PE"/>
-          <ns2:ligatures ns2:val="none"/>
-        </w:rPr>
-      </w:pPr>
-    </w:p>
-    <w:p ns2:paraId="38A98B4B" ns2:textId="77777777">
+          <w14:ligatures w14:val="none"/>
+        </w:rPr>
+      </w:pPr>
+    </w:p>
+    <w:p>
       <w:pPr>
         <w:pStyle w:val="Prrafodelista"/>
         <w:numPr>
@@ -3694,7 +3631,7 @@
           <w:color w:val="000000"/>
           <w:kern w:val="0"/>
           <w:lang w:eastAsia="es-PE"/>
-          <ns2:ligatures ns2:val="none"/>
+          <w14:ligatures w14:val="none"/>
         </w:rPr>
       </w:pPr>
       <w:r>
@@ -3704,7 +3641,7 @@
           <w:color w:val="000000"/>
           <w:kern w:val="0"/>
           <w:lang w:eastAsia="es-PE"/>
-          <ns2:ligatures ns2:val="none"/>
+          <w14:ligatures w14:val="none"/>
         </w:rPr>
         <w:t>REQUERIMIENTO DE INFORMACI</w:t>
       </w:r>
@@ -3715,7 +3652,7 @@
           <w:color w:val="000000"/>
           <w:kern w:val="0"/>
           <w:lang w:eastAsia="es-PE"/>
-          <ns2:ligatures ns2:val="none"/>
+          <w14:ligatures w14:val="none"/>
         </w:rPr>
         <w:t>Ó</w:t>
       </w:r>
@@ -3726,12 +3663,12 @@
           <w:color w:val="000000"/>
           <w:kern w:val="0"/>
           <w:lang w:eastAsia="es-PE"/>
-          <ns2:ligatures ns2:val="none"/>
+          <w14:ligatures w14:val="none"/>
         </w:rPr>
         <w:t>N</w:t>
       </w:r>
     </w:p>
-    <w:p ns2:paraId="5B518DC4" ns2:textId="77777777">
+    <w:p>
       <w:pPr>
         <w:spacing w:after="0" w:line="240" w:lineRule="auto"/>
         <w:jc w:val="both"/>
@@ -3740,11 +3677,11 @@
           <w:color w:val="000000"/>
           <w:kern w:val="0"/>
           <w:lang w:val="es-ES" w:eastAsia="es-ES"/>
-          <ns2:ligatures ns2:val="none"/>
-        </w:rPr>
-      </w:pPr>
-    </w:p>
-    <w:p ns2:paraId="62B88A04" ns2:textId="50F80656">
+          <w14:ligatures w14:val="none"/>
+        </w:rPr>
+      </w:pPr>
+    </w:p>
+    <w:p>
       <w:pPr>
         <w:pStyle w:val="Prrafodelista"/>
         <w:numPr>
@@ -3759,7 +3696,7 @@
           <w:color w:val="000000"/>
           <w:kern w:val="0"/>
           <w:lang w:val="es-ES" w:eastAsia="es-ES"/>
-          <ns2:ligatures ns2:val="none"/>
+          <w14:ligatures w14:val="none"/>
         </w:rPr>
       </w:pPr>
       <w:r>
@@ -3768,7 +3705,7 @@
           <w:color w:val="000000"/>
           <w:kern w:val="0"/>
           <w:lang w:val="es-ES" w:eastAsia="es-ES"/>
-          <ns2:ligatures ns2:val="none"/>
+          <w14:ligatures w14:val="none"/>
         </w:rPr>
         <w:t xml:space="preserve">A efectos de tener mayores elementos que sirvan para la resolución definitiva del presente caso, la Secretaría Técnica, en ejercicio de las facultades que la ley le confiere, </w:t>
       </w:r>
@@ -3778,7 +3715,7 @@
           <w:color w:val="000000"/>
           <w:kern w:val="0"/>
           <w:lang w:val="es-ES" w:eastAsia="es-ES"/>
-          <ns2:ligatures ns2:val="none"/>
+          <w14:ligatures w14:val="none"/>
         </w:rPr>
         <w:t xml:space="preserve">conviene requerir </w:t>
       </w:r>
@@ -3788,7 +3725,7 @@
           <w:color w:val="000000"/>
           <w:kern w:val="0"/>
           <w:lang w:val="es-ES" w:eastAsia="es-ES"/>
-          <ns2:ligatures ns2:val="none"/>
+          <w14:ligatures w14:val="none"/>
         </w:rPr>
         <w:t>a</w:t>
       </w:r>
@@ -3798,7 +3735,7 @@
           <w:color w:val="000000"/>
           <w:kern w:val="0"/>
           <w:lang w:val="es-ES" w:eastAsia="es-ES"/>
-          <ns2:ligatures ns2:val="none"/>
+          <w14:ligatures w14:val="none"/>
         </w:rPr>
         <w:t xml:space="preserve"> </w:t>
       </w:r>
@@ -3808,7 +3745,7 @@
           <w:color w:val="000000"/>
           <w:kern w:val="0"/>
           <w:lang w:val="es-ES" w:eastAsia="es-ES"/>
-          <ns2:ligatures ns2:val="none"/>
+          <w14:ligatures w14:val="none"/>
         </w:rPr>
         <w:t>la compañía aseguradora</w:t>
       </w:r>
@@ -3818,7 +3755,7 @@
           <w:color w:val="000000"/>
           <w:kern w:val="0"/>
           <w:lang w:val="es-ES" w:eastAsia="es-ES"/>
-          <ns2:ligatures ns2:val="none"/>
+          <w14:ligatures w14:val="none"/>
         </w:rPr>
         <w:t xml:space="preserve"> que, en</w:t>
       </w:r>
@@ -3828,7 +3765,7 @@
           <w:color w:val="000000"/>
           <w:kern w:val="0"/>
           <w:lang w:val="es-ES" w:eastAsia="es-ES"/>
-          <ns2:ligatures ns2:val="none"/>
+          <w14:ligatures w14:val="none"/>
         </w:rPr>
         <w:t xml:space="preserve"> un plazo no mayor de cinco (5) días hábiles contado a partir del día </w:t>
       </w:r>
@@ -3838,7 +3775,7 @@
           <w:color w:val="000000"/>
           <w:kern w:val="0"/>
           <w:lang w:val="es-ES" w:eastAsia="es-ES"/>
-          <ns2:ligatures ns2:val="none"/>
+          <w14:ligatures w14:val="none"/>
         </w:rPr>
         <w:lastRenderedPageBreak/>
         <w:t xml:space="preserve">siguiente de la notificación de la presente resolución, cumpla con lo siguiente: </w:t>
@@ -3849,7 +3786,7 @@
           <w:color w:val="000000"/>
           <w:kern w:val="0"/>
           <w:lang w:val="es-ES" w:eastAsia="es-ES"/>
-          <ns2:ligatures ns2:val="none"/>
+          <w14:ligatures w14:val="none"/>
         </w:rPr>
         <w:t xml:space="preserve">(i) presentar una copia completa, legible y debidamente suscrita de la póliza de Seguro de Vida Protección Familiar </w:t>
       </w:r>
@@ -3860,7 +3797,7 @@
           <w:color w:val="000000"/>
           <w:kern w:val="0"/>
           <w:lang w:val="es-ES" w:eastAsia="es-ES"/>
-          <ns2:ligatures ns2:val="none"/>
+          <w14:ligatures w14:val="none"/>
         </w:rPr>
         <w:t/>
       </w:r>
@@ -3871,7 +3808,7 @@
           <w:color w:val="000000"/>
           <w:kern w:val="0"/>
           <w:lang w:val="es-ES" w:eastAsia="es-ES"/>
-          <ns2:ligatures ns2:val="none"/>
+          <w14:ligatures w14:val="none"/>
         </w:rPr>
         <w:t xml:space="preserve"> V-1516143, así como el cargo de remisión de la póliza; (</w:t>
       </w:r>
@@ -3882,7 +3819,7 @@
           <w:color w:val="000000"/>
           <w:kern w:val="0"/>
           <w:lang w:val="es-ES" w:eastAsia="es-ES"/>
-          <ns2:ligatures ns2:val="none"/>
+          <w14:ligatures w14:val="none"/>
         </w:rPr>
         <w:t>ii</w:t>
       </w:r>
@@ -3893,7 +3830,7 @@
           <w:color w:val="000000"/>
           <w:kern w:val="0"/>
           <w:lang w:val="es-ES" w:eastAsia="es-ES"/>
-          <ns2:ligatures ns2:val="none"/>
+          <w14:ligatures w14:val="none"/>
         </w:rPr>
         <w:t xml:space="preserve">) presentar una copia completa, legible y debidamente suscrita de la póliza de Seguro de Vida Protección Familiar </w:t>
       </w:r>
@@ -3904,7 +3841,7 @@
           <w:color w:val="000000"/>
           <w:kern w:val="0"/>
           <w:lang w:val="es-ES" w:eastAsia="es-ES"/>
-          <ns2:ligatures ns2:val="none"/>
+          <w14:ligatures w14:val="none"/>
         </w:rPr>
         <w:t/>
       </w:r>
@@ -3915,7 +3852,7 @@
           <w:color w:val="000000"/>
           <w:kern w:val="0"/>
           <w:lang w:val="es-ES" w:eastAsia="es-ES"/>
-          <ns2:ligatures ns2:val="none"/>
+          <w14:ligatures w14:val="none"/>
         </w:rPr>
         <w:t xml:space="preserve"> V-214646, así como el cargo de remisión de la póliza; (</w:t>
       </w:r>
@@ -3926,7 +3863,7 @@
           <w:color w:val="000000"/>
           <w:kern w:val="0"/>
           <w:lang w:val="es-ES" w:eastAsia="es-ES"/>
-          <ns2:ligatures ns2:val="none"/>
+          <w14:ligatures w14:val="none"/>
         </w:rPr>
         <w:t>iii</w:t>
       </w:r>
@@ -3937,7 +3874,7 @@
           <w:color w:val="000000"/>
           <w:kern w:val="0"/>
           <w:lang w:val="es-ES" w:eastAsia="es-ES"/>
-          <ns2:ligatures ns2:val="none"/>
+          <w14:ligatures w14:val="none"/>
         </w:rPr>
         <w:t xml:space="preserve">) presentar una copia completa, legible y debidamente suscrita de la póliza de Seguro de Sepelio </w:t>
       </w:r>
@@ -3948,7 +3885,7 @@
           <w:color w:val="000000"/>
           <w:kern w:val="0"/>
           <w:lang w:val="es-ES" w:eastAsia="es-ES"/>
-          <ns2:ligatures ns2:val="none"/>
+          <w14:ligatures w14:val="none"/>
         </w:rPr>
         <w:t/>
       </w:r>
@@ -3959,7 +3896,7 @@
           <w:color w:val="000000"/>
           <w:kern w:val="0"/>
           <w:lang w:val="es-ES" w:eastAsia="es-ES"/>
-          <ns2:ligatures ns2:val="none"/>
+          <w14:ligatures w14:val="none"/>
         </w:rPr>
         <w:t xml:space="preserve"> V-1733547, así como el cargo de remisión de la póliza; (</w:t>
       </w:r>
@@ -3970,7 +3907,7 @@
           <w:color w:val="000000"/>
           <w:kern w:val="0"/>
           <w:lang w:val="es-ES" w:eastAsia="es-ES"/>
-          <ns2:ligatures ns2:val="none"/>
+          <w14:ligatures w14:val="none"/>
         </w:rPr>
         <w:t>iv</w:t>
       </w:r>
@@ -3981,7 +3918,7 @@
           <w:color w:val="000000"/>
           <w:kern w:val="0"/>
           <w:lang w:val="es-ES" w:eastAsia="es-ES"/>
-          <ns2:ligatures ns2:val="none"/>
+          <w14:ligatures w14:val="none"/>
         </w:rPr>
         <w:t xml:space="preserve">) presentar una copia completa, legible y debidamente suscrita de la póliza de Seguro Oncológico </w:t>
       </w:r>
@@ -3992,7 +3929,7 @@
           <w:color w:val="000000"/>
           <w:kern w:val="0"/>
           <w:lang w:val="es-ES" w:eastAsia="es-ES"/>
-          <ns2:ligatures ns2:val="none"/>
+          <w14:ligatures w14:val="none"/>
         </w:rPr>
         <w:t/>
       </w:r>
@@ -4003,7 +3940,7 @@
           <w:color w:val="000000"/>
           <w:kern w:val="0"/>
           <w:lang w:val="es-ES" w:eastAsia="es-ES"/>
-          <ns2:ligatures ns2:val="none"/>
+          <w14:ligatures w14:val="none"/>
         </w:rPr>
         <w:t xml:space="preserve"> V-689928, así como el cargo de remisión de la póliza; (v) presentar una copia completa, legible y debidamente suscrita de la póliza de Seguro Oncológico </w:t>
       </w:r>
@@ -4014,7 +3951,7 @@
           <w:color w:val="000000"/>
           <w:kern w:val="0"/>
           <w:lang w:val="es-ES" w:eastAsia="es-ES"/>
-          <ns2:ligatures ns2:val="none"/>
+          <w14:ligatures w14:val="none"/>
         </w:rPr>
         <w:t/>
       </w:r>
@@ -4025,7 +3962,7 @@
           <w:color w:val="000000"/>
           <w:kern w:val="0"/>
           <w:lang w:val="es-ES" w:eastAsia="es-ES"/>
-          <ns2:ligatures ns2:val="none"/>
+          <w14:ligatures w14:val="none"/>
         </w:rPr>
         <w:t xml:space="preserve"> V-1719112, así como el cargo de remisión de la póliza; (vi) presentar los medios probatorios que acrediten que remitió oportunamente las pólizas de Vida Protección Familiar </w:t>
       </w:r>
@@ -4036,7 +3973,7 @@
           <w:color w:val="000000"/>
           <w:kern w:val="0"/>
           <w:lang w:val="es-ES" w:eastAsia="es-ES"/>
-          <ns2:ligatures ns2:val="none"/>
+          <w14:ligatures w14:val="none"/>
         </w:rPr>
         <w:t/>
       </w:r>
@@ -4047,7 +3984,7 @@
           <w:color w:val="000000"/>
           <w:kern w:val="0"/>
           <w:lang w:val="es-ES" w:eastAsia="es-ES"/>
-          <ns2:ligatures ns2:val="none"/>
+          <w14:ligatures w14:val="none"/>
         </w:rPr>
         <w:t xml:space="preserve"> V-1516143, V-214646, Sepelio </w:t>
       </w:r>
@@ -4058,7 +3995,7 @@
           <w:color w:val="000000"/>
           <w:kern w:val="0"/>
           <w:lang w:val="es-ES" w:eastAsia="es-ES"/>
-          <ns2:ligatures ns2:val="none"/>
+          <w14:ligatures w14:val="none"/>
         </w:rPr>
         <w:t/>
       </w:r>
@@ -4069,7 +4006,7 @@
           <w:color w:val="000000"/>
           <w:kern w:val="0"/>
           <w:lang w:val="es-ES" w:eastAsia="es-ES"/>
-          <ns2:ligatures ns2:val="none"/>
+          <w14:ligatures w14:val="none"/>
         </w:rPr>
         <w:t xml:space="preserve"> V-1733547 y Oncológico </w:t>
       </w:r>
@@ -4080,7 +4017,7 @@
           <w:color w:val="000000"/>
           <w:kern w:val="0"/>
           <w:lang w:val="es-ES" w:eastAsia="es-ES"/>
-          <ns2:ligatures ns2:val="none"/>
+          <w14:ligatures w14:val="none"/>
         </w:rPr>
         <w:t/>
       </w:r>
@@ -4091,7 +4028,7 @@
           <w:color w:val="000000"/>
           <w:kern w:val="0"/>
           <w:lang w:val="es-ES" w:eastAsia="es-ES"/>
-          <ns2:ligatures ns2:val="none"/>
+          <w14:ligatures w14:val="none"/>
         </w:rPr>
         <w:t xml:space="preserve"> V-689928, V-1719112 a la denunciante; y, (</w:t>
       </w:r>
@@ -4102,7 +4039,7 @@
           <w:color w:val="000000"/>
           <w:kern w:val="0"/>
           <w:lang w:val="es-ES" w:eastAsia="es-ES"/>
-          <ns2:ligatures ns2:val="none"/>
+          <w14:ligatures w14:val="none"/>
         </w:rPr>
         <w:t>vii</w:t>
       </w:r>
@@ -4113,7 +4050,7 @@
           <w:color w:val="000000"/>
           <w:kern w:val="0"/>
           <w:lang w:val="es-ES" w:eastAsia="es-ES"/>
-          <ns2:ligatures ns2:val="none"/>
+          <w14:ligatures w14:val="none"/>
         </w:rPr>
         <w:t>) presentar todas las comunicaciones cursadas con la parte denunciante en virtud del hecho materia de denuncia</w:t>
       </w:r>
@@ -4123,7 +4060,7 @@
           <w:color w:val="000000"/>
           <w:kern w:val="0"/>
           <w:lang w:val="es-ES" w:eastAsia="es-ES"/>
-          <ns2:ligatures ns2:val="none"/>
+          <w14:ligatures w14:val="none"/>
         </w:rPr>
         <w:t>.</w:t>
       </w:r>
@@ -4133,12 +4070,12 @@
           <w:color w:val="000000"/>
           <w:kern w:val="0"/>
           <w:lang w:eastAsia="es-ES"/>
-          <ns2:ligatures ns2:val="none"/>
+          <w14:ligatures w14:val="none"/>
         </w:rPr>
         <w:t xml:space="preserve"> </w:t>
       </w:r>
     </w:p>
-    <w:p ns2:paraId="5C93B848" ns2:textId="77777777">
+    <w:p>
       <w:pPr>
         <w:pStyle w:val="Prrafodelista"/>
         <w:spacing w:after="0" w:line="240" w:lineRule="auto"/>
@@ -4149,11 +4086,11 @@
           <w:color w:val="000000"/>
           <w:kern w:val="0"/>
           <w:lang w:val="es-ES" w:eastAsia="es-ES"/>
-          <ns2:ligatures ns2:val="none"/>
-        </w:rPr>
-      </w:pPr>
-    </w:p>
-    <w:p ns2:paraId="2A119386" ns2:textId="77777777">
+          <w14:ligatures w14:val="none"/>
+        </w:rPr>
+      </w:pPr>
+    </w:p>
+    <w:p>
       <w:pPr>
         <w:pStyle w:val="Prrafodelista"/>
         <w:numPr>
@@ -4173,7 +4110,7 @@
           <w:color w:val="000000"/>
           <w:kern w:val="0"/>
           <w:lang w:eastAsia="es-PE"/>
-          <ns2:ligatures ns2:val="none"/>
+          <w14:ligatures w14:val="none"/>
         </w:rPr>
       </w:pPr>
       <w:r>
@@ -4183,12 +4120,12 @@
           <w:color w:val="000000"/>
           <w:kern w:val="0"/>
           <w:lang w:eastAsia="es-PE"/>
-          <ns2:ligatures ns2:val="none"/>
+          <w14:ligatures w14:val="none"/>
         </w:rPr>
         <w:t xml:space="preserve">RESOLUCIÓN DE LA SECRETARÍA TÉCNICA </w:t>
       </w:r>
     </w:p>
-    <w:p ns2:paraId="7F554EB2" ns2:textId="77777777">
+    <w:p>
       <w:pPr>
         <w:spacing w:after="0" w:line="240" w:lineRule="auto"/>
         <w:jc w:val="both"/>
@@ -4198,11 +4135,11 @@
           <w:color w:val="000000"/>
           <w:kern w:val="0"/>
           <w:lang w:eastAsia="es-PE"/>
-          <ns2:ligatures ns2:val="none"/>
-        </w:rPr>
-      </w:pPr>
-    </w:p>
-    <w:p ns2:paraId="40BE44E6" ns2:textId="0DC7EBB2">
+          <w14:ligatures w14:val="none"/>
+        </w:rPr>
+      </w:pPr>
+    </w:p>
+    <w:p>
       <w:pPr>
         <w:spacing w:after="0" w:line="240" w:lineRule="auto"/>
         <w:jc w:val="both"/>
@@ -4211,7 +4148,7 @@
           <w:color w:val="000000"/>
           <w:kern w:val="0"/>
           <w:lang w:eastAsia="es-PE"/>
-          <ns2:ligatures ns2:val="none"/>
+          <w14:ligatures w14:val="none"/>
         </w:rPr>
       </w:pPr>
       <w:r>
@@ -4221,7 +4158,7 @@
           <w:color w:val="000000"/>
           <w:kern w:val="0"/>
           <w:lang w:eastAsia="es-PE"/>
-          <ns2:ligatures ns2:val="none"/>
+          <w14:ligatures w14:val="none"/>
         </w:rPr>
         <w:t xml:space="preserve">PRIMERO: admitir a trámite la denuncia del 4 de julio de 2025 interpuesta por la señora [DENUNCIANTE] contra Rímac Seguros Y Reaseguros S.A., por lo siguiente:</w:t>
       </w:r>
@@ -4232,7 +4169,7 @@
           <w:kern w:val="0"/>
           <w:shd w:val="clear" w:color="auto" w:fill="FFFFFF"/>
           <w:lang w:eastAsia="es-PE"/>
-          <ns2:ligatures ns2:val="none"/>
+          <w14:ligatures w14:val="none"/>
         </w:rPr>
         <w:t xml:space="preserve"/>
       </w:r>
@@ -4243,7 +4180,7 @@
           <w:kern w:val="0"/>
           <w:shd w:val="clear" w:color="auto" w:fill="FFFFFF"/>
           <w:lang w:eastAsia="es-PE"/>
-          <ns2:ligatures ns2:val="none"/>
+          <w14:ligatures w14:val="none"/>
         </w:rPr>
         <w:t/>
       </w:r>
@@ -4254,7 +4191,7 @@
           <w:kern w:val="0"/>
           <w:shd w:val="clear" w:color="auto" w:fill="FFFFFF"/>
           <w:lang w:eastAsia="es-PE"/>
-          <ns2:ligatures ns2:val="none"/>
+          <w14:ligatures w14:val="none"/>
         </w:rPr>
         <w:t xml:space="preserve"/>
       </w:r>
@@ -4265,7 +4202,7 @@
           <w:kern w:val="0"/>
           <w:shd w:val="clear" w:color="auto" w:fill="FFFFFF"/>
           <w:lang w:eastAsia="es-PE"/>
-          <ns2:ligatures ns2:val="none"/>
+          <w14:ligatures w14:val="none"/>
         </w:rPr>
         <w:t xml:space="preserve"/>
       </w:r>
@@ -4275,7 +4212,7 @@
           <w:bCs/>
           <w:spacing w:val="-3"/>
           <w:kern w:val="0"/>
-          <ns2:ligatures ns2:val="none"/>
+          <w14:ligatures w14:val="none"/>
         </w:rPr>
         <w:t xml:space="preserve"/>
       </w:r>
@@ -4286,7 +4223,7 @@
           <w:kern w:val="0"/>
           <w:shd w:val="clear" w:color="auto" w:fill="FFFFFF"/>
           <w:lang w:eastAsia="es-PE"/>
-          <ns2:ligatures ns2:val="none"/>
+          <w14:ligatures w14:val="none"/>
         </w:rPr>
         <w:t xml:space="preserve"/>
       </w:r>
@@ -4298,7 +4235,7 @@
           <w:kern w:val="0"/>
           <w:shd w:val="clear" w:color="auto" w:fill="FFFFFF"/>
           <w:lang w:eastAsia="es-PE"/>
-          <ns2:ligatures ns2:val="none"/>
+          <w14:ligatures w14:val="none"/>
         </w:rPr>
         <w:t/>
       </w:r>
@@ -4310,7 +4247,7 @@
           <w:kern w:val="0"/>
           <w:shd w:val="clear" w:color="auto" w:fill="FFFFFF"/>
           <w:lang w:eastAsia="es-PE"/>
-          <ns2:ligatures ns2:val="none"/>
+          <w14:ligatures w14:val="none"/>
         </w:rPr>
         <w:t xml:space="preserve"/>
       </w:r>
@@ -4321,7 +4258,7 @@
           <w:kern w:val="0"/>
           <w:shd w:val="clear" w:color="auto" w:fill="FFFFFF"/>
           <w:lang w:eastAsia="es-PE"/>
-          <ns2:ligatures ns2:val="none"/>
+          <w14:ligatures w14:val="none"/>
         </w:rPr>
         <w:t xml:space="preserve"/>
       </w:r>
@@ -4332,7 +4269,7 @@
           <w:kern w:val="0"/>
           <w:shd w:val="clear" w:color="auto" w:fill="FFFFFF"/>
           <w:lang w:eastAsia="es-PE"/>
-          <ns2:ligatures ns2:val="none"/>
+          <w14:ligatures w14:val="none"/>
         </w:rPr>
         <w:t xml:space="preserve"/>
       </w:r>
@@ -4343,7 +4280,7 @@
           <w:kern w:val="0"/>
           <w:shd w:val="clear" w:color="auto" w:fill="FFFFFF"/>
           <w:lang w:eastAsia="es-PE"/>
-          <ns2:ligatures ns2:val="none"/>
+          <w14:ligatures w14:val="none"/>
         </w:rPr>
         <w:t/>
       </w:r>
@@ -4354,7 +4291,7 @@
           <w:kern w:val="0"/>
           <w:shd w:val="clear" w:color="auto" w:fill="FFFFFF"/>
           <w:lang w:eastAsia="es-PE"/>
-          <ns2:ligatures ns2:val="none"/>
+          <w14:ligatures w14:val="none"/>
         </w:rPr>
         <w:t xml:space="preserve"/>
       </w:r>
@@ -4365,12 +4302,12 @@
           <w:kern w:val="0"/>
           <w:shd w:val="clear" w:color="auto" w:fill="FFFFFF"/>
           <w:lang w:eastAsia="es-PE"/>
-          <ns2:ligatures ns2:val="none"/>
+          <w14:ligatures w14:val="none"/>
         </w:rPr>
         <w:t/>
       </w:r>
     </w:p>
-    <w:p ns2:paraId="39215327" ns2:textId="77777777">
+    <w:p>
       <w:pPr>
         <w:spacing w:after="0" w:line="240" w:lineRule="auto"/>
         <w:jc w:val="both"/>
@@ -4378,11 +4315,11 @@
           <w:rFonts w:ascii="Arial Narrow" w:eastAsia="Calibri" w:hAnsi="Arial Narrow" w:cs="Arial Narrow"/>
           <w:kern w:val="0"/>
           <w:lang w:eastAsia="es-PE"/>
-          <ns2:ligatures ns2:val="none"/>
-        </w:rPr>
-      </w:pPr>
-    </w:p>
-    <w:p ns2:paraId="4E7FC1DB" ns2:textId="7F038DD2">
+          <w14:ligatures w14:val="none"/>
+        </w:rPr>
+      </w:pPr>
+    </w:p>
+    <w:p>
       <w:pPr>
         <w:pStyle w:val="Prrafodelista"/>
         <w:numPr>
@@ -4400,7 +4337,7 @@
           <w:rFonts w:ascii="Arial Narrow" w:eastAsia="Calibri" w:hAnsi="Arial Narrow" w:cs="Arial Narrow"/>
           <w:kern w:val="0"/>
           <w:lang w:eastAsia="es-PE"/>
-          <ns2:ligatures ns2:val="none"/>
+          <w14:ligatures w14:val="none"/>
         </w:rPr>
       </w:pPr>
       <w:r>
@@ -4409,7 +4346,7 @@
           <w:color w:val="000000"/>
           <w:kern w:val="0"/>
           <w:lang w:eastAsia="es-PE"/>
-          <ns2:ligatures ns2:val="none"/>
+          <w14:ligatures w14:val="none"/>
         </w:rPr>
         <w:t xml:space="preserve">Presunta infracción al </w:t>
       </w:r>
@@ -4419,7 +4356,7 @@
           <w:color w:val="000000"/>
           <w:kern w:val="0"/>
           <w:lang w:eastAsia="es-PE"/>
-          <ns2:ligatures ns2:val="none"/>
+          <w14:ligatures w14:val="none"/>
         </w:rPr>
         <w:t>literal b)</w:t>
       </w:r>
@@ -4429,7 +4366,7 @@
           <w:color w:val="000000"/>
           <w:kern w:val="0"/>
           <w:lang w:eastAsia="es-PE"/>
-          <ns2:ligatures ns2:val="none"/>
+          <w14:ligatures w14:val="none"/>
         </w:rPr>
         <w:t xml:space="preserve"> del artículo 56 de la Ley 29571, Código de Protección y Defensa del Consumidor</w:t>
       </w:r>
@@ -4439,7 +4376,7 @@
           <w:kern w:val="0"/>
           <w:shd w:val="clear" w:color="auto" w:fill="FFFFFF"/>
           <w:lang w:eastAsia="es-PE"/>
-          <ns2:ligatures ns2:val="none"/>
+          <w14:ligatures w14:val="none"/>
         </w:rPr>
         <w:t xml:space="preserve">, en tanto </w:t>
       </w:r>
@@ -4449,7 +4386,7 @@
           <w:kern w:val="0"/>
           <w:shd w:val="clear" w:color="auto" w:fill="FFFFFF"/>
           <w:lang w:eastAsia="es-PE"/>
-          <ns2:ligatures ns2:val="none"/>
+          <w14:ligatures w14:val="none"/>
         </w:rPr>
         <w:t>la compañía aseguradora habría contratado indebidamente a favor de</w:t>
       </w:r>
@@ -4459,7 +4396,7 @@
           <w:kern w:val="0"/>
           <w:shd w:val="clear" w:color="auto" w:fill="FFFFFF"/>
           <w:lang w:eastAsia="es-PE"/>
-          <ns2:ligatures ns2:val="none"/>
+          <w14:ligatures w14:val="none"/>
         </w:rPr>
         <w:t xml:space="preserve"> </w:t>
       </w:r>
@@ -4469,7 +4406,7 @@
           <w:kern w:val="0"/>
           <w:shd w:val="clear" w:color="auto" w:fill="FFFFFF"/>
           <w:lang w:eastAsia="es-PE"/>
-          <ns2:ligatures ns2:val="none"/>
+          <w14:ligatures w14:val="none"/>
         </w:rPr>
         <w:t>l</w:t>
       </w:r>
@@ -4479,7 +4416,7 @@
           <w:kern w:val="0"/>
           <w:shd w:val="clear" w:color="auto" w:fill="FFFFFF"/>
           <w:lang w:eastAsia="es-PE"/>
-          <ns2:ligatures ns2:val="none"/>
+          <w14:ligatures w14:val="none"/>
         </w:rPr>
         <w:t>a</w:t>
       </w:r>
@@ -4489,7 +4426,7 @@
           <w:kern w:val="0"/>
           <w:shd w:val="clear" w:color="auto" w:fill="FFFFFF"/>
           <w:lang w:eastAsia="es-PE"/>
-          <ns2:ligatures ns2:val="none"/>
+          <w14:ligatures w14:val="none"/>
         </w:rPr>
         <w:t xml:space="preserve"> denunciante la </w:t>
       </w:r>
@@ -4499,7 +4436,7 @@
           <w:kern w:val="0"/>
           <w:shd w:val="clear" w:color="auto" w:fill="FFFFFF"/>
           <w:lang w:eastAsia="es-PE"/>
-          <ns2:ligatures ns2:val="none"/>
+          <w14:ligatures w14:val="none"/>
         </w:rPr>
         <w:t xml:space="preserve">póliza de Seguro de Vida Protección Familiar </w:t>
       </w:r>
@@ -4510,7 +4447,7 @@
           <w:kern w:val="0"/>
           <w:shd w:val="clear" w:color="auto" w:fill="FFFFFF"/>
           <w:lang w:eastAsia="es-PE"/>
-          <ns2:ligatures ns2:val="none"/>
+          <w14:ligatures w14:val="none"/>
         </w:rPr>
         <w:t/>
       </w:r>
@@ -4521,7 +4458,7 @@
           <w:kern w:val="0"/>
           <w:shd w:val="clear" w:color="auto" w:fill="FFFFFF"/>
           <w:lang w:eastAsia="es-PE"/>
-          <ns2:ligatures ns2:val="none"/>
+          <w14:ligatures w14:val="none"/>
         </w:rPr>
         <w:t xml:space="preserve"> V-1516143</w:t>
       </w:r>
@@ -4531,7 +4468,7 @@
           <w:kern w:val="0"/>
           <w:shd w:val="clear" w:color="auto" w:fill="FFFFFF"/>
           <w:lang w:eastAsia="es-PE"/>
-          <ns2:ligatures ns2:val="none"/>
+          <w14:ligatures w14:val="none"/>
         </w:rPr>
         <w:t>, generando cobro de las primas</w:t>
       </w:r>
@@ -4541,7 +4478,7 @@
           <w:kern w:val="0"/>
           <w:shd w:val="clear" w:color="auto" w:fill="FFFFFF"/>
           <w:lang w:eastAsia="es-PE"/>
-          <ns2:ligatures ns2:val="none"/>
+          <w14:ligatures w14:val="none"/>
         </w:rPr>
         <w:t>, pese a no tener su consentimiento</w:t>
       </w:r>
@@ -4551,23 +4488,23 @@
           <w:kern w:val="0"/>
           <w:shd w:val="clear" w:color="auto" w:fill="FFFFFF"/>
           <w:lang w:eastAsia="es-PE"/>
-          <ns2:ligatures ns2:val="none"/>
+          <w14:ligatures w14:val="none"/>
         </w:rPr>
         <w:t>.</w:t>
       </w:r>
     </w:p>
-    <w:p ns2:paraId="7667666F" ns2:textId="77777777">
+    <w:p>
       <w:pPr>
         <w:pStyle w:val="Prrafodelista"/>
         <w:rPr>
           <w:rFonts w:ascii="Arial Narrow" w:eastAsia="Calibri" w:hAnsi="Arial Narrow" w:cs="Arial Narrow"/>
           <w:kern w:val="0"/>
           <w:lang w:eastAsia="es-PE"/>
-          <ns2:ligatures ns2:val="none"/>
-        </w:rPr>
-      </w:pPr>
-    </w:p>
-    <w:p ns2:paraId="3171D0E3" ns2:textId="6CAB6DF4">
+          <w14:ligatures w14:val="none"/>
+        </w:rPr>
+      </w:pPr>
+    </w:p>
+    <w:p>
       <w:pPr>
         <w:pStyle w:val="Prrafodelista"/>
         <w:numPr>
@@ -4585,7 +4522,7 @@
           <w:rFonts w:ascii="Arial Narrow" w:eastAsia="Calibri" w:hAnsi="Arial Narrow" w:cs="Arial Narrow"/>
           <w:kern w:val="0"/>
           <w:lang w:eastAsia="es-PE"/>
-          <ns2:ligatures ns2:val="none"/>
+          <w14:ligatures w14:val="none"/>
         </w:rPr>
       </w:pPr>
       <w:r>
@@ -4594,7 +4531,7 @@
           <w:color w:val="000000"/>
           <w:kern w:val="0"/>
           <w:lang w:eastAsia="es-PE"/>
-          <ns2:ligatures ns2:val="none"/>
+          <w14:ligatures w14:val="none"/>
         </w:rPr>
         <w:t xml:space="preserve">Presunta infracción al </w:t>
       </w:r>
@@ -4604,7 +4541,7 @@
           <w:color w:val="000000"/>
           <w:kern w:val="0"/>
           <w:lang w:eastAsia="es-PE"/>
-          <ns2:ligatures ns2:val="none"/>
+          <w14:ligatures w14:val="none"/>
         </w:rPr>
         <w:t>literal b)</w:t>
       </w:r>
@@ -4614,7 +4551,7 @@
           <w:color w:val="000000"/>
           <w:kern w:val="0"/>
           <w:lang w:eastAsia="es-PE"/>
-          <ns2:ligatures ns2:val="none"/>
+          <w14:ligatures w14:val="none"/>
         </w:rPr>
         <w:t xml:space="preserve"> del artículo 56 de la Ley 29571, Código de Protección y Defensa del Consumidor</w:t>
       </w:r>
@@ -4624,7 +4561,7 @@
           <w:kern w:val="0"/>
           <w:shd w:val="clear" w:color="auto" w:fill="FFFFFF"/>
           <w:lang w:eastAsia="es-PE"/>
-          <ns2:ligatures ns2:val="none"/>
+          <w14:ligatures w14:val="none"/>
         </w:rPr>
         <w:t xml:space="preserve">, en tanto </w:t>
       </w:r>
@@ -4634,7 +4571,7 @@
           <w:kern w:val="0"/>
           <w:shd w:val="clear" w:color="auto" w:fill="FFFFFF"/>
           <w:lang w:eastAsia="es-PE"/>
-          <ns2:ligatures ns2:val="none"/>
+          <w14:ligatures w14:val="none"/>
         </w:rPr>
         <w:t>la compañía aseguradora habría contratado indebidamente a favor de</w:t>
       </w:r>
@@ -4644,7 +4581,7 @@
           <w:kern w:val="0"/>
           <w:shd w:val="clear" w:color="auto" w:fill="FFFFFF"/>
           <w:lang w:eastAsia="es-PE"/>
-          <ns2:ligatures ns2:val="none"/>
+          <w14:ligatures w14:val="none"/>
         </w:rPr>
         <w:t xml:space="preserve"> </w:t>
       </w:r>
@@ -4654,7 +4591,7 @@
           <w:kern w:val="0"/>
           <w:shd w:val="clear" w:color="auto" w:fill="FFFFFF"/>
           <w:lang w:eastAsia="es-PE"/>
-          <ns2:ligatures ns2:val="none"/>
+          <w14:ligatures w14:val="none"/>
         </w:rPr>
         <w:t>l</w:t>
       </w:r>
@@ -4664,7 +4601,7 @@
           <w:kern w:val="0"/>
           <w:shd w:val="clear" w:color="auto" w:fill="FFFFFF"/>
           <w:lang w:eastAsia="es-PE"/>
-          <ns2:ligatures ns2:val="none"/>
+          <w14:ligatures w14:val="none"/>
         </w:rPr>
         <w:t>a</w:t>
       </w:r>
@@ -4674,7 +4611,7 @@
           <w:kern w:val="0"/>
           <w:shd w:val="clear" w:color="auto" w:fill="FFFFFF"/>
           <w:lang w:eastAsia="es-PE"/>
-          <ns2:ligatures ns2:val="none"/>
+          <w14:ligatures w14:val="none"/>
         </w:rPr>
         <w:t xml:space="preserve"> denunciante </w:t>
       </w:r>
@@ -4684,7 +4621,7 @@
           <w:kern w:val="0"/>
           <w:shd w:val="clear" w:color="auto" w:fill="FFFFFF"/>
           <w:lang w:eastAsia="es-PE"/>
-          <ns2:ligatures ns2:val="none"/>
+          <w14:ligatures w14:val="none"/>
         </w:rPr>
         <w:t xml:space="preserve">la póliza de Seguro de Vida Protección Familiar </w:t>
       </w:r>
@@ -4695,7 +4632,7 @@
           <w:kern w:val="0"/>
           <w:shd w:val="clear" w:color="auto" w:fill="FFFFFF"/>
           <w:lang w:eastAsia="es-PE"/>
-          <ns2:ligatures ns2:val="none"/>
+          <w14:ligatures w14:val="none"/>
         </w:rPr>
         <w:t/>
       </w:r>
@@ -4706,7 +4643,7 @@
           <w:kern w:val="0"/>
           <w:shd w:val="clear" w:color="auto" w:fill="FFFFFF"/>
           <w:lang w:eastAsia="es-PE"/>
-          <ns2:ligatures ns2:val="none"/>
+          <w14:ligatures w14:val="none"/>
         </w:rPr>
         <w:t xml:space="preserve"> V-214646</w:t>
       </w:r>
@@ -4716,7 +4653,7 @@
           <w:kern w:val="0"/>
           <w:shd w:val="clear" w:color="auto" w:fill="FFFFFF"/>
           <w:lang w:eastAsia="es-PE"/>
-          <ns2:ligatures ns2:val="none"/>
+          <w14:ligatures w14:val="none"/>
         </w:rPr>
         <w:t>, pese a no tener su consentimiento</w:t>
       </w:r>
@@ -4726,23 +4663,23 @@
           <w:kern w:val="0"/>
           <w:shd w:val="clear" w:color="auto" w:fill="FFFFFF"/>
           <w:lang w:eastAsia="es-PE"/>
-          <ns2:ligatures ns2:val="none"/>
+          <w14:ligatures w14:val="none"/>
         </w:rPr>
         <w:t>.</w:t>
       </w:r>
     </w:p>
-    <w:p ns2:paraId="7B6E06BB" ns2:textId="77777777">
+    <w:p>
       <w:pPr>
         <w:pStyle w:val="Prrafodelista"/>
         <w:rPr>
           <w:rFonts w:ascii="Arial Narrow" w:eastAsia="Calibri" w:hAnsi="Arial Narrow" w:cs="Arial Narrow"/>
           <w:kern w:val="0"/>
           <w:lang w:eastAsia="es-PE"/>
-          <ns2:ligatures ns2:val="none"/>
-        </w:rPr>
-      </w:pPr>
-    </w:p>
-    <w:p ns2:paraId="3337B6D6" ns2:textId="1F5D108D">
+          <w14:ligatures w14:val="none"/>
+        </w:rPr>
+      </w:pPr>
+    </w:p>
+    <w:p>
       <w:pPr>
         <w:pStyle w:val="Prrafodelista"/>
         <w:numPr>
@@ -4760,7 +4697,7 @@
           <w:rFonts w:ascii="Arial Narrow" w:eastAsia="Calibri" w:hAnsi="Arial Narrow" w:cs="Arial Narrow"/>
           <w:kern w:val="0"/>
           <w:lang w:eastAsia="es-PE"/>
-          <ns2:ligatures ns2:val="none"/>
+          <w14:ligatures w14:val="none"/>
         </w:rPr>
       </w:pPr>
       <w:r>
@@ -4769,7 +4706,7 @@
           <w:color w:val="000000"/>
           <w:kern w:val="0"/>
           <w:lang w:eastAsia="es-PE"/>
-          <ns2:ligatures ns2:val="none"/>
+          <w14:ligatures w14:val="none"/>
         </w:rPr>
         <w:t xml:space="preserve">Presunta infracción al </w:t>
       </w:r>
@@ -4779,7 +4716,7 @@
           <w:color w:val="000000"/>
           <w:kern w:val="0"/>
           <w:lang w:eastAsia="es-PE"/>
-          <ns2:ligatures ns2:val="none"/>
+          <w14:ligatures w14:val="none"/>
         </w:rPr>
         <w:t>literal b)</w:t>
       </w:r>
@@ -4789,7 +4726,7 @@
           <w:color w:val="000000"/>
           <w:kern w:val="0"/>
           <w:lang w:eastAsia="es-PE"/>
-          <ns2:ligatures ns2:val="none"/>
+          <w14:ligatures w14:val="none"/>
         </w:rPr>
         <w:t xml:space="preserve"> del artículo 56 de la Ley 29571, Código de Protección y Defensa del Consumidor</w:t>
       </w:r>
@@ -4799,7 +4736,7 @@
           <w:kern w:val="0"/>
           <w:shd w:val="clear" w:color="auto" w:fill="FFFFFF"/>
           <w:lang w:eastAsia="es-PE"/>
-          <ns2:ligatures ns2:val="none"/>
+          <w14:ligatures w14:val="none"/>
         </w:rPr>
         <w:t xml:space="preserve">, en tanto </w:t>
       </w:r>
@@ -4809,7 +4746,7 @@
           <w:kern w:val="0"/>
           <w:shd w:val="clear" w:color="auto" w:fill="FFFFFF"/>
           <w:lang w:eastAsia="es-PE"/>
-          <ns2:ligatures ns2:val="none"/>
+          <w14:ligatures w14:val="none"/>
         </w:rPr>
         <w:t>la compañía aseguradora habría contratado indebidamente a favor de</w:t>
       </w:r>
@@ -4819,7 +4756,7 @@
           <w:kern w:val="0"/>
           <w:shd w:val="clear" w:color="auto" w:fill="FFFFFF"/>
           <w:lang w:eastAsia="es-PE"/>
-          <ns2:ligatures ns2:val="none"/>
+          <w14:ligatures w14:val="none"/>
         </w:rPr>
         <w:t xml:space="preserve"> </w:t>
       </w:r>
@@ -4829,7 +4766,7 @@
           <w:kern w:val="0"/>
           <w:shd w:val="clear" w:color="auto" w:fill="FFFFFF"/>
           <w:lang w:eastAsia="es-PE"/>
-          <ns2:ligatures ns2:val="none"/>
+          <w14:ligatures w14:val="none"/>
         </w:rPr>
         <w:t>l</w:t>
       </w:r>
@@ -4839,7 +4776,7 @@
           <w:kern w:val="0"/>
           <w:shd w:val="clear" w:color="auto" w:fill="FFFFFF"/>
           <w:lang w:eastAsia="es-PE"/>
-          <ns2:ligatures ns2:val="none"/>
+          <w14:ligatures w14:val="none"/>
         </w:rPr>
         <w:t>a</w:t>
       </w:r>
@@ -4849,7 +4786,7 @@
           <w:kern w:val="0"/>
           <w:shd w:val="clear" w:color="auto" w:fill="FFFFFF"/>
           <w:lang w:eastAsia="es-PE"/>
-          <ns2:ligatures ns2:val="none"/>
+          <w14:ligatures w14:val="none"/>
         </w:rPr>
         <w:t xml:space="preserve"> denunciante la </w:t>
       </w:r>
@@ -4859,7 +4796,7 @@
           <w:kern w:val="0"/>
           <w:shd w:val="clear" w:color="auto" w:fill="FFFFFF"/>
           <w:lang w:eastAsia="es-PE"/>
-          <ns2:ligatures ns2:val="none"/>
+          <w14:ligatures w14:val="none"/>
         </w:rPr>
         <w:t xml:space="preserve">póliza de Seguro de Sepelio </w:t>
       </w:r>
@@ -4870,7 +4807,7 @@
           <w:kern w:val="0"/>
           <w:shd w:val="clear" w:color="auto" w:fill="FFFFFF"/>
           <w:lang w:eastAsia="es-PE"/>
-          <ns2:ligatures ns2:val="none"/>
+          <w14:ligatures w14:val="none"/>
         </w:rPr>
         <w:t/>
       </w:r>
@@ -4881,7 +4818,7 @@
           <w:kern w:val="0"/>
           <w:shd w:val="clear" w:color="auto" w:fill="FFFFFF"/>
           <w:lang w:eastAsia="es-PE"/>
-          <ns2:ligatures ns2:val="none"/>
+          <w14:ligatures w14:val="none"/>
         </w:rPr>
         <w:t xml:space="preserve"> V-1733547</w:t>
       </w:r>
@@ -4891,7 +4828,7 @@
           <w:kern w:val="0"/>
           <w:shd w:val="clear" w:color="auto" w:fill="FFFFFF"/>
           <w:lang w:eastAsia="es-PE"/>
-          <ns2:ligatures ns2:val="none"/>
+          <w14:ligatures w14:val="none"/>
         </w:rPr>
         <w:t xml:space="preserve">, </w:t>
       </w:r>
@@ -4901,7 +4838,7 @@
           <w:kern w:val="0"/>
           <w:shd w:val="clear" w:color="auto" w:fill="FFFFFF"/>
           <w:lang w:eastAsia="es-PE"/>
-          <ns2:ligatures ns2:val="none"/>
+          <w14:ligatures w14:val="none"/>
         </w:rPr>
         <w:t>generando cobro de las primas, pese a no tener su consentimiento</w:t>
       </w:r>
@@ -4911,23 +4848,23 @@
           <w:kern w:val="0"/>
           <w:shd w:val="clear" w:color="auto" w:fill="FFFFFF"/>
           <w:lang w:eastAsia="es-PE"/>
-          <ns2:ligatures ns2:val="none"/>
+          <w14:ligatures w14:val="none"/>
         </w:rPr>
         <w:t>.</w:t>
       </w:r>
     </w:p>
-    <w:p ns2:paraId="6AF4F8FE" ns2:textId="77777777">
+    <w:p>
       <w:pPr>
         <w:pStyle w:val="Prrafodelista"/>
         <w:rPr>
           <w:rFonts w:ascii="Arial Narrow" w:eastAsia="Calibri" w:hAnsi="Arial Narrow" w:cs="Arial Narrow"/>
           <w:kern w:val="0"/>
           <w:lang w:eastAsia="es-PE"/>
-          <ns2:ligatures ns2:val="none"/>
-        </w:rPr>
-      </w:pPr>
-    </w:p>
-    <w:p ns2:paraId="216997E5" ns2:textId="08430267">
+          <w14:ligatures w14:val="none"/>
+        </w:rPr>
+      </w:pPr>
+    </w:p>
+    <w:p>
       <w:pPr>
         <w:pStyle w:val="Prrafodelista"/>
         <w:numPr>
@@ -4945,7 +4882,7 @@
           <w:rFonts w:ascii="Arial Narrow" w:eastAsia="Calibri" w:hAnsi="Arial Narrow" w:cs="Arial Narrow"/>
           <w:kern w:val="0"/>
           <w:lang w:eastAsia="es-PE"/>
-          <ns2:ligatures ns2:val="none"/>
+          <w14:ligatures w14:val="none"/>
         </w:rPr>
       </w:pPr>
       <w:r>
@@ -4954,7 +4891,7 @@
           <w:color w:val="000000"/>
           <w:kern w:val="0"/>
           <w:lang w:eastAsia="es-PE"/>
-          <ns2:ligatures ns2:val="none"/>
+          <w14:ligatures w14:val="none"/>
         </w:rPr>
         <w:t xml:space="preserve">Presunta infracción al </w:t>
       </w:r>
@@ -4964,7 +4901,7 @@
           <w:color w:val="000000"/>
           <w:kern w:val="0"/>
           <w:lang w:eastAsia="es-PE"/>
-          <ns2:ligatures ns2:val="none"/>
+          <w14:ligatures w14:val="none"/>
         </w:rPr>
         <w:t>literal b)</w:t>
       </w:r>
@@ -4974,7 +4911,7 @@
           <w:color w:val="000000"/>
           <w:kern w:val="0"/>
           <w:lang w:eastAsia="es-PE"/>
-          <ns2:ligatures ns2:val="none"/>
+          <w14:ligatures w14:val="none"/>
         </w:rPr>
         <w:t xml:space="preserve"> del artículo 56 de la Ley 29571, Código de Protección y Defensa del Consumidor</w:t>
       </w:r>
@@ -4984,7 +4921,7 @@
           <w:kern w:val="0"/>
           <w:shd w:val="clear" w:color="auto" w:fill="FFFFFF"/>
           <w:lang w:eastAsia="es-PE"/>
-          <ns2:ligatures ns2:val="none"/>
+          <w14:ligatures w14:val="none"/>
         </w:rPr>
         <w:t xml:space="preserve">, en tanto </w:t>
       </w:r>
@@ -4994,7 +4931,7 @@
           <w:kern w:val="0"/>
           <w:shd w:val="clear" w:color="auto" w:fill="FFFFFF"/>
           <w:lang w:eastAsia="es-PE"/>
-          <ns2:ligatures ns2:val="none"/>
+          <w14:ligatures w14:val="none"/>
         </w:rPr>
         <w:t>la compañía aseguradora habría contratado indebidamente a favor de</w:t>
       </w:r>
@@ -5004,7 +4941,7 @@
           <w:kern w:val="0"/>
           <w:shd w:val="clear" w:color="auto" w:fill="FFFFFF"/>
           <w:lang w:eastAsia="es-PE"/>
-          <ns2:ligatures ns2:val="none"/>
+          <w14:ligatures w14:val="none"/>
         </w:rPr>
         <w:t xml:space="preserve"> </w:t>
       </w:r>
@@ -5014,7 +4951,7 @@
           <w:kern w:val="0"/>
           <w:shd w:val="clear" w:color="auto" w:fill="FFFFFF"/>
           <w:lang w:eastAsia="es-PE"/>
-          <ns2:ligatures ns2:val="none"/>
+          <w14:ligatures w14:val="none"/>
         </w:rPr>
         <w:t>l</w:t>
       </w:r>
@@ -5024,7 +4961,7 @@
           <w:kern w:val="0"/>
           <w:shd w:val="clear" w:color="auto" w:fill="FFFFFF"/>
           <w:lang w:eastAsia="es-PE"/>
-          <ns2:ligatures ns2:val="none"/>
+          <w14:ligatures w14:val="none"/>
         </w:rPr>
         <w:t>a</w:t>
       </w:r>
@@ -5034,7 +4971,7 @@
           <w:kern w:val="0"/>
           <w:shd w:val="clear" w:color="auto" w:fill="FFFFFF"/>
           <w:lang w:eastAsia="es-PE"/>
-          <ns2:ligatures ns2:val="none"/>
+          <w14:ligatures w14:val="none"/>
         </w:rPr>
         <w:t xml:space="preserve"> denunciante la </w:t>
       </w:r>
@@ -5044,7 +4981,7 @@
           <w:kern w:val="0"/>
           <w:shd w:val="clear" w:color="auto" w:fill="FFFFFF"/>
           <w:lang w:eastAsia="es-PE"/>
-          <ns2:ligatures ns2:val="none"/>
+          <w14:ligatures w14:val="none"/>
         </w:rPr>
         <w:t xml:space="preserve">póliza de Seguro </w:t>
       </w:r>
@@ -5054,7 +4991,7 @@
           <w:kern w:val="0"/>
           <w:shd w:val="clear" w:color="auto" w:fill="FFFFFF"/>
           <w:lang w:eastAsia="es-PE"/>
-          <ns2:ligatures ns2:val="none"/>
+          <w14:ligatures w14:val="none"/>
         </w:rPr>
         <w:t>Oncológico</w:t>
       </w:r>
@@ -5064,7 +5001,7 @@
           <w:kern w:val="0"/>
           <w:shd w:val="clear" w:color="auto" w:fill="FFFFFF"/>
           <w:lang w:eastAsia="es-PE"/>
-          <ns2:ligatures ns2:val="none"/>
+          <w14:ligatures w14:val="none"/>
         </w:rPr>
         <w:t xml:space="preserve"> </w:t>
       </w:r>
@@ -5075,7 +5012,7 @@
           <w:kern w:val="0"/>
           <w:shd w:val="clear" w:color="auto" w:fill="FFFFFF"/>
           <w:lang w:eastAsia="es-PE"/>
-          <ns2:ligatures ns2:val="none"/>
+          <w14:ligatures w14:val="none"/>
         </w:rPr>
         <w:t/>
       </w:r>
@@ -5086,7 +5023,7 @@
           <w:kern w:val="0"/>
           <w:shd w:val="clear" w:color="auto" w:fill="FFFFFF"/>
           <w:lang w:eastAsia="es-PE"/>
-          <ns2:ligatures ns2:val="none"/>
+          <w14:ligatures w14:val="none"/>
         </w:rPr>
         <w:t xml:space="preserve"> V-689928</w:t>
       </w:r>
@@ -5096,7 +5033,7 @@
           <w:kern w:val="0"/>
           <w:shd w:val="clear" w:color="auto" w:fill="FFFFFF"/>
           <w:lang w:eastAsia="es-PE"/>
-          <ns2:ligatures ns2:val="none"/>
+          <w14:ligatures w14:val="none"/>
         </w:rPr>
         <w:t xml:space="preserve">, </w:t>
       </w:r>
@@ -5106,7 +5043,7 @@
           <w:kern w:val="0"/>
           <w:shd w:val="clear" w:color="auto" w:fill="FFFFFF"/>
           <w:lang w:eastAsia="es-PE"/>
-          <ns2:ligatures ns2:val="none"/>
+          <w14:ligatures w14:val="none"/>
         </w:rPr>
         <w:t>generando cobro de las primas, pese a no tener su consentimiento</w:t>
       </w:r>
@@ -5116,23 +5053,23 @@
           <w:kern w:val="0"/>
           <w:shd w:val="clear" w:color="auto" w:fill="FFFFFF"/>
           <w:lang w:eastAsia="es-PE"/>
-          <ns2:ligatures ns2:val="none"/>
+          <w14:ligatures w14:val="none"/>
         </w:rPr>
         <w:t>.</w:t>
       </w:r>
     </w:p>
-    <w:p ns2:paraId="3259ED7A" ns2:textId="77777777">
+    <w:p>
       <w:pPr>
         <w:pStyle w:val="Prrafodelista"/>
         <w:rPr>
           <w:rFonts w:ascii="Arial Narrow" w:eastAsia="Calibri" w:hAnsi="Arial Narrow" w:cs="Arial Narrow"/>
           <w:kern w:val="0"/>
           <w:lang w:eastAsia="es-PE"/>
-          <ns2:ligatures ns2:val="none"/>
-        </w:rPr>
-      </w:pPr>
-    </w:p>
-    <w:p ns2:paraId="043CFA45" ns2:textId="7C52F137">
+          <w14:ligatures w14:val="none"/>
+        </w:rPr>
+      </w:pPr>
+    </w:p>
+    <w:p>
       <w:pPr>
         <w:pStyle w:val="Prrafodelista"/>
         <w:numPr>
@@ -5150,7 +5087,7 @@
           <w:rFonts w:ascii="Arial Narrow" w:eastAsia="Calibri" w:hAnsi="Arial Narrow" w:cs="Arial Narrow"/>
           <w:kern w:val="0"/>
           <w:lang w:eastAsia="es-PE"/>
-          <ns2:ligatures ns2:val="none"/>
+          <w14:ligatures w14:val="none"/>
         </w:rPr>
       </w:pPr>
       <w:r>
@@ -5159,7 +5096,7 @@
           <w:color w:val="000000"/>
           <w:kern w:val="0"/>
           <w:lang w:eastAsia="es-PE"/>
-          <ns2:ligatures ns2:val="none"/>
+          <w14:ligatures w14:val="none"/>
         </w:rPr>
         <w:t xml:space="preserve">Presunta infracción al </w:t>
       </w:r>
@@ -5169,7 +5106,7 @@
           <w:color w:val="000000"/>
           <w:kern w:val="0"/>
           <w:lang w:eastAsia="es-PE"/>
-          <ns2:ligatures ns2:val="none"/>
+          <w14:ligatures w14:val="none"/>
         </w:rPr>
         <w:t>literal b)</w:t>
       </w:r>
@@ -5179,7 +5116,7 @@
           <w:color w:val="000000"/>
           <w:kern w:val="0"/>
           <w:lang w:eastAsia="es-PE"/>
-          <ns2:ligatures ns2:val="none"/>
+          <w14:ligatures w14:val="none"/>
         </w:rPr>
         <w:t xml:space="preserve"> del artículo 56 de la Ley 29571, Código de Protección y Defensa del Consumidor</w:t>
       </w:r>
@@ -5189,7 +5126,7 @@
           <w:kern w:val="0"/>
           <w:shd w:val="clear" w:color="auto" w:fill="FFFFFF"/>
           <w:lang w:eastAsia="es-PE"/>
-          <ns2:ligatures ns2:val="none"/>
+          <w14:ligatures w14:val="none"/>
         </w:rPr>
         <w:t xml:space="preserve">, en tanto </w:t>
       </w:r>
@@ -5199,7 +5136,7 @@
           <w:kern w:val="0"/>
           <w:shd w:val="clear" w:color="auto" w:fill="FFFFFF"/>
           <w:lang w:eastAsia="es-PE"/>
-          <ns2:ligatures ns2:val="none"/>
+          <w14:ligatures w14:val="none"/>
         </w:rPr>
         <w:t>la compañía aseguradora habría contratado indebidamente a favor de</w:t>
       </w:r>
@@ -5209,7 +5146,7 @@
           <w:kern w:val="0"/>
           <w:shd w:val="clear" w:color="auto" w:fill="FFFFFF"/>
           <w:lang w:eastAsia="es-PE"/>
-          <ns2:ligatures ns2:val="none"/>
+          <w14:ligatures w14:val="none"/>
         </w:rPr>
         <w:t xml:space="preserve"> </w:t>
       </w:r>
@@ -5219,7 +5156,7 @@
           <w:kern w:val="0"/>
           <w:shd w:val="clear" w:color="auto" w:fill="FFFFFF"/>
           <w:lang w:eastAsia="es-PE"/>
-          <ns2:ligatures ns2:val="none"/>
+          <w14:ligatures w14:val="none"/>
         </w:rPr>
         <w:t>l</w:t>
       </w:r>
@@ -5229,7 +5166,7 @@
           <w:kern w:val="0"/>
           <w:shd w:val="clear" w:color="auto" w:fill="FFFFFF"/>
           <w:lang w:eastAsia="es-PE"/>
-          <ns2:ligatures ns2:val="none"/>
+          <w14:ligatures w14:val="none"/>
         </w:rPr>
         <w:t>a</w:t>
       </w:r>
@@ -5239,7 +5176,7 @@
           <w:kern w:val="0"/>
           <w:shd w:val="clear" w:color="auto" w:fill="FFFFFF"/>
           <w:lang w:eastAsia="es-PE"/>
-          <ns2:ligatures ns2:val="none"/>
+          <w14:ligatures w14:val="none"/>
         </w:rPr>
         <w:t xml:space="preserve"> denunciante la </w:t>
       </w:r>
@@ -5249,7 +5186,7 @@
           <w:color w:val="000000"/>
           <w:kern w:val="0"/>
           <w:lang w:val="es-ES" w:eastAsia="es-ES"/>
-          <ns2:ligatures ns2:val="none"/>
+          <w14:ligatures w14:val="none"/>
         </w:rPr>
         <w:t xml:space="preserve">póliza de Seguro </w:t>
       </w:r>
@@ -5259,7 +5196,7 @@
           <w:color w:val="000000"/>
           <w:kern w:val="0"/>
           <w:lang w:val="es-ES" w:eastAsia="es-ES"/>
-          <ns2:ligatures ns2:val="none"/>
+          <w14:ligatures w14:val="none"/>
         </w:rPr>
         <w:t>Oncológico</w:t>
       </w:r>
@@ -5269,7 +5206,7 @@
           <w:color w:val="000000"/>
           <w:kern w:val="0"/>
           <w:lang w:val="es-ES" w:eastAsia="es-ES"/>
-          <ns2:ligatures ns2:val="none"/>
+          <w14:ligatures w14:val="none"/>
         </w:rPr>
         <w:t xml:space="preserve"> </w:t>
       </w:r>
@@ -5280,7 +5217,7 @@
           <w:color w:val="000000"/>
           <w:kern w:val="0"/>
           <w:lang w:val="es-ES" w:eastAsia="es-ES"/>
-          <ns2:ligatures ns2:val="none"/>
+          <w14:ligatures w14:val="none"/>
         </w:rPr>
         <w:t/>
       </w:r>
@@ -5291,7 +5228,7 @@
           <w:color w:val="000000"/>
           <w:kern w:val="0"/>
           <w:lang w:val="es-ES" w:eastAsia="es-ES"/>
-          <ns2:ligatures ns2:val="none"/>
+          <w14:ligatures w14:val="none"/>
         </w:rPr>
         <w:t xml:space="preserve"> V-1719112</w:t>
       </w:r>
@@ -5301,7 +5238,7 @@
           <w:kern w:val="0"/>
           <w:shd w:val="clear" w:color="auto" w:fill="FFFFFF"/>
           <w:lang w:eastAsia="es-PE"/>
-          <ns2:ligatures ns2:val="none"/>
+          <w14:ligatures w14:val="none"/>
         </w:rPr>
         <w:t xml:space="preserve">, </w:t>
       </w:r>
@@ -5311,12 +5248,12 @@
           <w:kern w:val="0"/>
           <w:shd w:val="clear" w:color="auto" w:fill="FFFFFF"/>
           <w:lang w:eastAsia="es-PE"/>
-          <ns2:ligatures ns2:val="none"/>
+          <w14:ligatures w14:val="none"/>
         </w:rPr>
         <w:t>generando cobro de las primas, pese a no tener su consentimiento.</w:t>
       </w:r>
     </w:p>
-    <w:p ns2:paraId="163CBB5D" ns2:textId="77777777">
+    <w:p>
       <w:pPr>
         <w:spacing w:after="0" w:line="240" w:lineRule="auto"/>
         <w:jc w:val="both"/>
@@ -5324,11 +5261,11 @@
           <w:rFonts w:ascii="Arial Narrow" w:eastAsia="Calibri" w:hAnsi="Arial Narrow" w:cs="Arial Narrow"/>
           <w:kern w:val="0"/>
           <w:lang w:eastAsia="es-PE"/>
-          <ns2:ligatures ns2:val="none"/>
-        </w:rPr>
-      </w:pPr>
-    </w:p>
-    <w:p ns2:paraId="0B0291C5" ns2:textId="5D6F96AD">
+          <w14:ligatures w14:val="none"/>
+        </w:rPr>
+      </w:pPr>
+    </w:p>
+    <w:p>
       <w:pPr>
         <w:pStyle w:val="Prrafodelista"/>
         <w:numPr>
@@ -5345,14 +5282,14 @@
         <w:rPr>
           <w:rFonts w:ascii="Arial Narrow" w:eastAsia="Arial Narrow" w:hAnsi="Arial Narrow" w:cs="Arial Narrow"/>
           <w:kern w:val="0"/>
-          <ns2:ligatures ns2:val="none"/>
-        </w:rPr>
-      </w:pPr>
-      <w:r>
-        <w:rPr>
-          <w:rFonts w:ascii="Arial Narrow" w:eastAsia="Arial Narrow" w:hAnsi="Arial Narrow" w:cs="Arial Narrow"/>
-          <w:kern w:val="0"/>
-          <ns2:ligatures ns2:val="none"/>
+          <w14:ligatures w14:val="none"/>
+        </w:rPr>
+      </w:pPr>
+      <w:r>
+        <w:rPr>
+          <w:rFonts w:ascii="Arial Narrow" w:eastAsia="Arial Narrow" w:hAnsi="Arial Narrow" w:cs="Arial Narrow"/>
+          <w:kern w:val="0"/>
+          <w14:ligatures w14:val="none"/>
         </w:rPr>
         <w:t xml:space="preserve">Presunta </w:t>
       </w:r>
@@ -5362,7 +5299,7 @@
           <w:kern w:val="0"/>
           <w:shd w:val="clear" w:color="auto" w:fill="FFFFFF"/>
           <w:lang w:eastAsia="es-PE"/>
-          <ns2:ligatures ns2:val="none"/>
+          <w14:ligatures w14:val="none"/>
         </w:rPr>
         <w:t>infracción al literal e) del artículo 47</w:t>
       </w:r>
@@ -5373,7 +5310,7 @@
           <w:color w:val="000000"/>
           <w:kern w:val="0"/>
           <w:lang w:eastAsia="es-PE"/>
-          <ns2:ligatures ns2:val="none"/>
+          <w14:ligatures w14:val="none"/>
         </w:rPr>
         <w:t/>
       </w:r>
@@ -5383,7 +5320,7 @@
           <w:kern w:val="0"/>
           <w:shd w:val="clear" w:color="auto" w:fill="FFFFFF"/>
           <w:lang w:eastAsia="es-PE"/>
-          <ns2:ligatures ns2:val="none"/>
+          <w14:ligatures w14:val="none"/>
         </w:rPr>
         <w:t xml:space="preserve"> </w:t>
       </w:r>
@@ -5391,7 +5328,7 @@
         <w:rPr>
           <w:rFonts w:ascii="Arial Narrow" w:eastAsia="Calibri" w:hAnsi="Arial Narrow" w:cs="Arial"/>
           <w:kern w:val="0"/>
-          <ns2:ligatures ns2:val="none"/>
+          <w14:ligatures w14:val="none"/>
         </w:rPr>
         <w:t>de</w:t>
       </w:r>
@@ -5401,7 +5338,7 @@
           <w:kern w:val="0"/>
           <w:shd w:val="clear" w:color="auto" w:fill="FFFFFF"/>
           <w:lang w:eastAsia="es-PE"/>
-          <ns2:ligatures ns2:val="none"/>
+          <w14:ligatures w14:val="none"/>
         </w:rPr>
         <w:t xml:space="preserve"> la Ley 29571, Código de Protección y Defensa del Consumidor, </w:t>
       </w:r>
@@ -5412,7 +5349,7 @@
           <w:color w:val="000000"/>
           <w:kern w:val="0"/>
           <w:lang w:eastAsia="es-PE"/>
-          <ns2:ligatures ns2:val="none"/>
+          <w14:ligatures w14:val="none"/>
         </w:rPr>
         <w:t xml:space="preserve">en tanto </w:t>
       </w:r>
@@ -5420,7 +5357,7 @@
         <w:rPr>
           <w:rFonts w:ascii="Arial Narrow" w:eastAsia="Arial Narrow" w:hAnsi="Arial Narrow" w:cs="Arial Narrow"/>
           <w:kern w:val="0"/>
-          <ns2:ligatures ns2:val="none"/>
+          <w14:ligatures w14:val="none"/>
         </w:rPr>
         <w:t>la compañía aseguradora no habría cumplido oportunamente con entregar a</w:t>
       </w:r>
@@ -5428,7 +5365,7 @@
         <w:rPr>
           <w:rFonts w:ascii="Arial Narrow" w:eastAsia="Arial Narrow" w:hAnsi="Arial Narrow" w:cs="Arial Narrow"/>
           <w:kern w:val="0"/>
-          <ns2:ligatures ns2:val="none"/>
+          <w14:ligatures w14:val="none"/>
         </w:rPr>
         <w:t xml:space="preserve"> </w:t>
       </w:r>
@@ -5436,7 +5373,7 @@
         <w:rPr>
           <w:rFonts w:ascii="Arial Narrow" w:eastAsia="Arial Narrow" w:hAnsi="Arial Narrow" w:cs="Arial Narrow"/>
           <w:kern w:val="0"/>
-          <ns2:ligatures ns2:val="none"/>
+          <w14:ligatures w14:val="none"/>
         </w:rPr>
         <w:t>l</w:t>
       </w:r>
@@ -5444,7 +5381,7 @@
         <w:rPr>
           <w:rFonts w:ascii="Arial Narrow" w:eastAsia="Arial Narrow" w:hAnsi="Arial Narrow" w:cs="Arial Narrow"/>
           <w:kern w:val="0"/>
-          <ns2:ligatures ns2:val="none"/>
+          <w14:ligatures w14:val="none"/>
         </w:rPr>
         <w:t>a</w:t>
       </w:r>
@@ -5452,7 +5389,7 @@
         <w:rPr>
           <w:rFonts w:ascii="Arial Narrow" w:eastAsia="Arial Narrow" w:hAnsi="Arial Narrow" w:cs="Arial Narrow"/>
           <w:kern w:val="0"/>
-          <ns2:ligatures ns2:val="none"/>
+          <w14:ligatures w14:val="none"/>
         </w:rPr>
         <w:t xml:space="preserve"> denunciante la </w:t>
       </w:r>
@@ -5462,7 +5399,7 @@
           <w:kern w:val="0"/>
           <w:shd w:val="clear" w:color="auto" w:fill="FFFFFF"/>
           <w:lang w:eastAsia="es-PE"/>
-          <ns2:ligatures ns2:val="none"/>
+          <w14:ligatures w14:val="none"/>
         </w:rPr>
         <w:t xml:space="preserve">póliza de Seguro de Vida Protección Familiar </w:t>
       </w:r>
@@ -5473,7 +5410,7 @@
           <w:kern w:val="0"/>
           <w:shd w:val="clear" w:color="auto" w:fill="FFFFFF"/>
           <w:lang w:eastAsia="es-PE"/>
-          <ns2:ligatures ns2:val="none"/>
+          <w14:ligatures w14:val="none"/>
         </w:rPr>
         <w:t/>
       </w:r>
@@ -5484,7 +5421,7 @@
           <w:kern w:val="0"/>
           <w:shd w:val="clear" w:color="auto" w:fill="FFFFFF"/>
           <w:lang w:eastAsia="es-PE"/>
-          <ns2:ligatures ns2:val="none"/>
+          <w14:ligatures w14:val="none"/>
         </w:rPr>
         <w:t xml:space="preserve"> V-1516143</w:t>
       </w:r>
@@ -5494,22 +5431,22 @@
           <w:color w:val="000000"/>
           <w:kern w:val="0"/>
           <w:lang w:eastAsia="es-ES"/>
-          <ns2:ligatures ns2:val="none"/>
+          <w14:ligatures w14:val="none"/>
         </w:rPr>
         <w:t>.</w:t>
       </w:r>
     </w:p>
-    <w:p ns2:paraId="4AEA2F19" ns2:textId="77777777">
+    <w:p>
       <w:pPr>
         <w:pStyle w:val="Prrafodelista"/>
         <w:rPr>
           <w:rFonts w:ascii="Arial Narrow" w:eastAsia="Arial Narrow" w:hAnsi="Arial Narrow" w:cs="Arial Narrow"/>
           <w:kern w:val="0"/>
-          <ns2:ligatures ns2:val="none"/>
-        </w:rPr>
-      </w:pPr>
-    </w:p>
-    <w:p ns2:paraId="0245CD86" ns2:textId="04BC9A33">
+          <w14:ligatures w14:val="none"/>
+        </w:rPr>
+      </w:pPr>
+    </w:p>
+    <w:p>
       <w:pPr>
         <w:pStyle w:val="Prrafodelista"/>
         <w:numPr>
@@ -5526,14 +5463,14 @@
         <w:rPr>
           <w:rFonts w:ascii="Arial Narrow" w:eastAsia="Arial Narrow" w:hAnsi="Arial Narrow" w:cs="Arial Narrow"/>
           <w:kern w:val="0"/>
-          <ns2:ligatures ns2:val="none"/>
-        </w:rPr>
-      </w:pPr>
-      <w:r>
-        <w:rPr>
-          <w:rFonts w:ascii="Arial Narrow" w:eastAsia="Arial Narrow" w:hAnsi="Arial Narrow" w:cs="Arial Narrow"/>
-          <w:kern w:val="0"/>
-          <ns2:ligatures ns2:val="none"/>
+          <w14:ligatures w14:val="none"/>
+        </w:rPr>
+      </w:pPr>
+      <w:r>
+        <w:rPr>
+          <w:rFonts w:ascii="Arial Narrow" w:eastAsia="Arial Narrow" w:hAnsi="Arial Narrow" w:cs="Arial Narrow"/>
+          <w:kern w:val="0"/>
+          <w14:ligatures w14:val="none"/>
         </w:rPr>
         <w:t xml:space="preserve">Presunta </w:t>
       </w:r>
@@ -5543,7 +5480,7 @@
           <w:kern w:val="0"/>
           <w:shd w:val="clear" w:color="auto" w:fill="FFFFFF"/>
           <w:lang w:eastAsia="es-PE"/>
-          <ns2:ligatures ns2:val="none"/>
+          <w14:ligatures w14:val="none"/>
         </w:rPr>
         <w:t>infracción al literal e) del artículo 47</w:t>
       </w:r>
@@ -5554,7 +5491,7 @@
           <w:color w:val="000000"/>
           <w:kern w:val="0"/>
           <w:lang w:eastAsia="es-PE"/>
-          <ns2:ligatures ns2:val="none"/>
+          <w14:ligatures w14:val="none"/>
         </w:rPr>
         <w:t/>
       </w:r>
@@ -5564,7 +5501,7 @@
           <w:kern w:val="0"/>
           <w:shd w:val="clear" w:color="auto" w:fill="FFFFFF"/>
           <w:lang w:eastAsia="es-PE"/>
-          <ns2:ligatures ns2:val="none"/>
+          <w14:ligatures w14:val="none"/>
         </w:rPr>
         <w:t xml:space="preserve"> </w:t>
       </w:r>
@@ -5572,7 +5509,7 @@
         <w:rPr>
           <w:rFonts w:ascii="Arial Narrow" w:eastAsia="Calibri" w:hAnsi="Arial Narrow" w:cs="Arial"/>
           <w:kern w:val="0"/>
-          <ns2:ligatures ns2:val="none"/>
+          <w14:ligatures w14:val="none"/>
         </w:rPr>
         <w:t>de</w:t>
       </w:r>
@@ -5582,7 +5519,7 @@
           <w:kern w:val="0"/>
           <w:shd w:val="clear" w:color="auto" w:fill="FFFFFF"/>
           <w:lang w:eastAsia="es-PE"/>
-          <ns2:ligatures ns2:val="none"/>
+          <w14:ligatures w14:val="none"/>
         </w:rPr>
         <w:t xml:space="preserve"> la Ley 29571, Código de Protección y Defensa del Consumidor, </w:t>
       </w:r>
@@ -5593,7 +5530,7 @@
           <w:color w:val="000000"/>
           <w:kern w:val="0"/>
           <w:lang w:eastAsia="es-PE"/>
-          <ns2:ligatures ns2:val="none"/>
+          <w14:ligatures w14:val="none"/>
         </w:rPr>
         <w:t xml:space="preserve">en tanto </w:t>
       </w:r>
@@ -5601,7 +5538,7 @@
         <w:rPr>
           <w:rFonts w:ascii="Arial Narrow" w:eastAsia="Arial Narrow" w:hAnsi="Arial Narrow" w:cs="Arial Narrow"/>
           <w:kern w:val="0"/>
-          <ns2:ligatures ns2:val="none"/>
+          <w14:ligatures w14:val="none"/>
         </w:rPr>
         <w:t>la compañía aseguradora no habría cumplido oportunamente con entregar a</w:t>
       </w:r>
@@ -5609,7 +5546,7 @@
         <w:rPr>
           <w:rFonts w:ascii="Arial Narrow" w:eastAsia="Arial Narrow" w:hAnsi="Arial Narrow" w:cs="Arial Narrow"/>
           <w:kern w:val="0"/>
-          <ns2:ligatures ns2:val="none"/>
+          <w14:ligatures w14:val="none"/>
         </w:rPr>
         <w:t xml:space="preserve"> </w:t>
       </w:r>
@@ -5617,7 +5554,7 @@
         <w:rPr>
           <w:rFonts w:ascii="Arial Narrow" w:eastAsia="Arial Narrow" w:hAnsi="Arial Narrow" w:cs="Arial Narrow"/>
           <w:kern w:val="0"/>
-          <ns2:ligatures ns2:val="none"/>
+          <w14:ligatures w14:val="none"/>
         </w:rPr>
         <w:t>l</w:t>
       </w:r>
@@ -5625,7 +5562,7 @@
         <w:rPr>
           <w:rFonts w:ascii="Arial Narrow" w:eastAsia="Arial Narrow" w:hAnsi="Arial Narrow" w:cs="Arial Narrow"/>
           <w:kern w:val="0"/>
-          <ns2:ligatures ns2:val="none"/>
+          <w14:ligatures w14:val="none"/>
         </w:rPr>
         <w:t>a</w:t>
       </w:r>
@@ -5633,7 +5570,7 @@
         <w:rPr>
           <w:rFonts w:ascii="Arial Narrow" w:eastAsia="Arial Narrow" w:hAnsi="Arial Narrow" w:cs="Arial Narrow"/>
           <w:kern w:val="0"/>
-          <ns2:ligatures ns2:val="none"/>
+          <w14:ligatures w14:val="none"/>
         </w:rPr>
         <w:t xml:space="preserve"> denunciante </w:t>
       </w:r>
@@ -5643,7 +5580,7 @@
           <w:kern w:val="0"/>
           <w:shd w:val="clear" w:color="auto" w:fill="FFFFFF"/>
           <w:lang w:eastAsia="es-PE"/>
-          <ns2:ligatures ns2:val="none"/>
+          <w14:ligatures w14:val="none"/>
         </w:rPr>
         <w:t xml:space="preserve">la póliza de Seguro de Vida Protección Familiar </w:t>
       </w:r>
@@ -5654,7 +5591,7 @@
           <w:kern w:val="0"/>
           <w:shd w:val="clear" w:color="auto" w:fill="FFFFFF"/>
           <w:lang w:eastAsia="es-PE"/>
-          <ns2:ligatures ns2:val="none"/>
+          <w14:ligatures w14:val="none"/>
         </w:rPr>
         <w:t/>
       </w:r>
@@ -5665,7 +5602,7 @@
           <w:kern w:val="0"/>
           <w:shd w:val="clear" w:color="auto" w:fill="FFFFFF"/>
           <w:lang w:eastAsia="es-PE"/>
-          <ns2:ligatures ns2:val="none"/>
+          <w14:ligatures w14:val="none"/>
         </w:rPr>
         <w:t xml:space="preserve"> V-214646</w:t>
       </w:r>
@@ -5675,22 +5612,22 @@
           <w:color w:val="000000"/>
           <w:kern w:val="0"/>
           <w:lang w:eastAsia="es-ES"/>
-          <ns2:ligatures ns2:val="none"/>
+          <w14:ligatures w14:val="none"/>
         </w:rPr>
         <w:t>.</w:t>
       </w:r>
     </w:p>
-    <w:p ns2:paraId="1EB1F8AB" ns2:textId="77777777">
+    <w:p>
       <w:pPr>
         <w:pStyle w:val="Prrafodelista"/>
         <w:rPr>
           <w:rFonts w:ascii="Arial Narrow" w:eastAsia="Arial Narrow" w:hAnsi="Arial Narrow" w:cs="Arial Narrow"/>
           <w:kern w:val="0"/>
-          <ns2:ligatures ns2:val="none"/>
-        </w:rPr>
-      </w:pPr>
-    </w:p>
-    <w:p ns2:paraId="76A4788F" ns2:textId="522DFB33">
+          <w14:ligatures w14:val="none"/>
+        </w:rPr>
+      </w:pPr>
+    </w:p>
+    <w:p>
       <w:pPr>
         <w:pStyle w:val="Prrafodelista"/>
         <w:numPr>
@@ -5707,14 +5644,14 @@
         <w:rPr>
           <w:rFonts w:ascii="Arial Narrow" w:eastAsia="Arial Narrow" w:hAnsi="Arial Narrow" w:cs="Arial Narrow"/>
           <w:kern w:val="0"/>
-          <ns2:ligatures ns2:val="none"/>
-        </w:rPr>
-      </w:pPr>
-      <w:r>
-        <w:rPr>
-          <w:rFonts w:ascii="Arial Narrow" w:eastAsia="Arial Narrow" w:hAnsi="Arial Narrow" w:cs="Arial Narrow"/>
-          <w:kern w:val="0"/>
-          <ns2:ligatures ns2:val="none"/>
+          <w14:ligatures w14:val="none"/>
+        </w:rPr>
+      </w:pPr>
+      <w:r>
+        <w:rPr>
+          <w:rFonts w:ascii="Arial Narrow" w:eastAsia="Arial Narrow" w:hAnsi="Arial Narrow" w:cs="Arial Narrow"/>
+          <w:kern w:val="0"/>
+          <w14:ligatures w14:val="none"/>
         </w:rPr>
         <w:t xml:space="preserve">Presunta </w:t>
       </w:r>
@@ -5724,7 +5661,7 @@
           <w:kern w:val="0"/>
           <w:shd w:val="clear" w:color="auto" w:fill="FFFFFF"/>
           <w:lang w:eastAsia="es-PE"/>
-          <ns2:ligatures ns2:val="none"/>
+          <w14:ligatures w14:val="none"/>
         </w:rPr>
         <w:t>infracción al literal e) del artículo 47</w:t>
       </w:r>
@@ -5735,7 +5672,7 @@
           <w:color w:val="000000"/>
           <w:kern w:val="0"/>
           <w:lang w:eastAsia="es-PE"/>
-          <ns2:ligatures ns2:val="none"/>
+          <w14:ligatures w14:val="none"/>
         </w:rPr>
         <w:t/>
       </w:r>
@@ -5745,7 +5682,7 @@
           <w:kern w:val="0"/>
           <w:shd w:val="clear" w:color="auto" w:fill="FFFFFF"/>
           <w:lang w:eastAsia="es-PE"/>
-          <ns2:ligatures ns2:val="none"/>
+          <w14:ligatures w14:val="none"/>
         </w:rPr>
         <w:t xml:space="preserve"> </w:t>
       </w:r>
@@ -5753,7 +5690,7 @@
         <w:rPr>
           <w:rFonts w:ascii="Arial Narrow" w:eastAsia="Calibri" w:hAnsi="Arial Narrow" w:cs="Arial"/>
           <w:kern w:val="0"/>
-          <ns2:ligatures ns2:val="none"/>
+          <w14:ligatures w14:val="none"/>
         </w:rPr>
         <w:t>de</w:t>
       </w:r>
@@ -5763,7 +5700,7 @@
           <w:kern w:val="0"/>
           <w:shd w:val="clear" w:color="auto" w:fill="FFFFFF"/>
           <w:lang w:eastAsia="es-PE"/>
-          <ns2:ligatures ns2:val="none"/>
+          <w14:ligatures w14:val="none"/>
         </w:rPr>
         <w:t xml:space="preserve"> la Ley 29571, Código de Protección y Defensa del Consumidor, </w:t>
       </w:r>
@@ -5774,7 +5711,7 @@
           <w:color w:val="000000"/>
           <w:kern w:val="0"/>
           <w:lang w:eastAsia="es-PE"/>
-          <ns2:ligatures ns2:val="none"/>
+          <w14:ligatures w14:val="none"/>
         </w:rPr>
         <w:t xml:space="preserve">en tanto </w:t>
       </w:r>
@@ -5782,7 +5719,7 @@
         <w:rPr>
           <w:rFonts w:ascii="Arial Narrow" w:eastAsia="Arial Narrow" w:hAnsi="Arial Narrow" w:cs="Arial Narrow"/>
           <w:kern w:val="0"/>
-          <ns2:ligatures ns2:val="none"/>
+          <w14:ligatures w14:val="none"/>
         </w:rPr>
         <w:t>la compañía aseguradora no habría cumplido oportunamente con entregar a</w:t>
       </w:r>
@@ -5790,7 +5727,7 @@
         <w:rPr>
           <w:rFonts w:ascii="Arial Narrow" w:eastAsia="Arial Narrow" w:hAnsi="Arial Narrow" w:cs="Arial Narrow"/>
           <w:kern w:val="0"/>
-          <ns2:ligatures ns2:val="none"/>
+          <w14:ligatures w14:val="none"/>
         </w:rPr>
         <w:t xml:space="preserve"> </w:t>
       </w:r>
@@ -5798,7 +5735,7 @@
         <w:rPr>
           <w:rFonts w:ascii="Arial Narrow" w:eastAsia="Arial Narrow" w:hAnsi="Arial Narrow" w:cs="Arial Narrow"/>
           <w:kern w:val="0"/>
-          <ns2:ligatures ns2:val="none"/>
+          <w14:ligatures w14:val="none"/>
         </w:rPr>
         <w:t>l</w:t>
       </w:r>
@@ -5806,7 +5743,7 @@
         <w:rPr>
           <w:rFonts w:ascii="Arial Narrow" w:eastAsia="Arial Narrow" w:hAnsi="Arial Narrow" w:cs="Arial Narrow"/>
           <w:kern w:val="0"/>
-          <ns2:ligatures ns2:val="none"/>
+          <w14:ligatures w14:val="none"/>
         </w:rPr>
         <w:t>a</w:t>
       </w:r>
@@ -5814,7 +5751,7 @@
         <w:rPr>
           <w:rFonts w:ascii="Arial Narrow" w:eastAsia="Arial Narrow" w:hAnsi="Arial Narrow" w:cs="Arial Narrow"/>
           <w:kern w:val="0"/>
-          <ns2:ligatures ns2:val="none"/>
+          <w14:ligatures w14:val="none"/>
         </w:rPr>
         <w:t xml:space="preserve"> denunciante la </w:t>
       </w:r>
@@ -5824,7 +5761,7 @@
           <w:kern w:val="0"/>
           <w:shd w:val="clear" w:color="auto" w:fill="FFFFFF"/>
           <w:lang w:eastAsia="es-PE"/>
-          <ns2:ligatures ns2:val="none"/>
+          <w14:ligatures w14:val="none"/>
         </w:rPr>
         <w:t xml:space="preserve">póliza de Seguro de Sepelio </w:t>
       </w:r>
@@ -5835,7 +5772,7 @@
           <w:kern w:val="0"/>
           <w:shd w:val="clear" w:color="auto" w:fill="FFFFFF"/>
           <w:lang w:eastAsia="es-PE"/>
-          <ns2:ligatures ns2:val="none"/>
+          <w14:ligatures w14:val="none"/>
         </w:rPr>
         <w:t/>
       </w:r>
@@ -5846,7 +5783,7 @@
           <w:kern w:val="0"/>
           <w:shd w:val="clear" w:color="auto" w:fill="FFFFFF"/>
           <w:lang w:eastAsia="es-PE"/>
-          <ns2:ligatures ns2:val="none"/>
+          <w14:ligatures w14:val="none"/>
         </w:rPr>
         <w:t xml:space="preserve"> V-1733547</w:t>
       </w:r>
@@ -5856,22 +5793,22 @@
           <w:color w:val="000000"/>
           <w:kern w:val="0"/>
           <w:lang w:eastAsia="es-ES"/>
-          <ns2:ligatures ns2:val="none"/>
+          <w14:ligatures w14:val="none"/>
         </w:rPr>
         <w:t>.</w:t>
       </w:r>
     </w:p>
-    <w:p ns2:paraId="0935406F" ns2:textId="77777777">
+    <w:p>
       <w:pPr>
         <w:pStyle w:val="Prrafodelista"/>
         <w:rPr>
           <w:rFonts w:ascii="Arial Narrow" w:eastAsia="Arial Narrow" w:hAnsi="Arial Narrow" w:cs="Arial Narrow"/>
           <w:kern w:val="0"/>
-          <ns2:ligatures ns2:val="none"/>
-        </w:rPr>
-      </w:pPr>
-    </w:p>
-    <w:p ns2:paraId="68B1D495" ns2:textId="729CFE52">
+          <w14:ligatures w14:val="none"/>
+        </w:rPr>
+      </w:pPr>
+    </w:p>
+    <w:p>
       <w:pPr>
         <w:pStyle w:val="Prrafodelista"/>
         <w:numPr>
@@ -5888,14 +5825,14 @@
         <w:rPr>
           <w:rFonts w:ascii="Arial Narrow" w:eastAsia="Arial Narrow" w:hAnsi="Arial Narrow" w:cs="Arial Narrow"/>
           <w:kern w:val="0"/>
-          <ns2:ligatures ns2:val="none"/>
-        </w:rPr>
-      </w:pPr>
-      <w:r>
-        <w:rPr>
-          <w:rFonts w:ascii="Arial Narrow" w:eastAsia="Arial Narrow" w:hAnsi="Arial Narrow" w:cs="Arial Narrow"/>
-          <w:kern w:val="0"/>
-          <ns2:ligatures ns2:val="none"/>
+          <w14:ligatures w14:val="none"/>
+        </w:rPr>
+      </w:pPr>
+      <w:r>
+        <w:rPr>
+          <w:rFonts w:ascii="Arial Narrow" w:eastAsia="Arial Narrow" w:hAnsi="Arial Narrow" w:cs="Arial Narrow"/>
+          <w:kern w:val="0"/>
+          <w14:ligatures w14:val="none"/>
         </w:rPr>
         <w:t xml:space="preserve">Presunta </w:t>
       </w:r>
@@ -5905,7 +5842,7 @@
           <w:kern w:val="0"/>
           <w:shd w:val="clear" w:color="auto" w:fill="FFFFFF"/>
           <w:lang w:eastAsia="es-PE"/>
-          <ns2:ligatures ns2:val="none"/>
+          <w14:ligatures w14:val="none"/>
         </w:rPr>
         <w:t>infracción al literal e) del artículo 47</w:t>
       </w:r>
@@ -5916,7 +5853,7 @@
           <w:color w:val="000000"/>
           <w:kern w:val="0"/>
           <w:lang w:eastAsia="es-PE"/>
-          <ns2:ligatures ns2:val="none"/>
+          <w14:ligatures w14:val="none"/>
         </w:rPr>
         <w:t/>
       </w:r>
@@ -5926,7 +5863,7 @@
           <w:kern w:val="0"/>
           <w:shd w:val="clear" w:color="auto" w:fill="FFFFFF"/>
           <w:lang w:eastAsia="es-PE"/>
-          <ns2:ligatures ns2:val="none"/>
+          <w14:ligatures w14:val="none"/>
         </w:rPr>
         <w:t xml:space="preserve"> </w:t>
       </w:r>
@@ -5934,7 +5871,7 @@
         <w:rPr>
           <w:rFonts w:ascii="Arial Narrow" w:eastAsia="Calibri" w:hAnsi="Arial Narrow" w:cs="Arial"/>
           <w:kern w:val="0"/>
-          <ns2:ligatures ns2:val="none"/>
+          <w14:ligatures w14:val="none"/>
         </w:rPr>
         <w:t>de</w:t>
       </w:r>
@@ -5944,7 +5881,7 @@
           <w:kern w:val="0"/>
           <w:shd w:val="clear" w:color="auto" w:fill="FFFFFF"/>
           <w:lang w:eastAsia="es-PE"/>
-          <ns2:ligatures ns2:val="none"/>
+          <w14:ligatures w14:val="none"/>
         </w:rPr>
         <w:t xml:space="preserve"> la Ley 29571, Código de Protección y Defensa del Consumidor, </w:t>
       </w:r>
@@ -5955,7 +5892,7 @@
           <w:color w:val="000000"/>
           <w:kern w:val="0"/>
           <w:lang w:eastAsia="es-PE"/>
-          <ns2:ligatures ns2:val="none"/>
+          <w14:ligatures w14:val="none"/>
         </w:rPr>
         <w:t xml:space="preserve">en tanto </w:t>
       </w:r>
@@ -5963,7 +5900,7 @@
         <w:rPr>
           <w:rFonts w:ascii="Arial Narrow" w:eastAsia="Arial Narrow" w:hAnsi="Arial Narrow" w:cs="Arial Narrow"/>
           <w:kern w:val="0"/>
-          <ns2:ligatures ns2:val="none"/>
+          <w14:ligatures w14:val="none"/>
         </w:rPr>
         <w:t>la compañía aseguradora no habría cumplido oportunamente con entregar a</w:t>
       </w:r>
@@ -5971,7 +5908,7 @@
         <w:rPr>
           <w:rFonts w:ascii="Arial Narrow" w:eastAsia="Arial Narrow" w:hAnsi="Arial Narrow" w:cs="Arial Narrow"/>
           <w:kern w:val="0"/>
-          <ns2:ligatures ns2:val="none"/>
+          <w14:ligatures w14:val="none"/>
         </w:rPr>
         <w:t xml:space="preserve"> </w:t>
       </w:r>
@@ -5979,7 +5916,7 @@
         <w:rPr>
           <w:rFonts w:ascii="Arial Narrow" w:eastAsia="Arial Narrow" w:hAnsi="Arial Narrow" w:cs="Arial Narrow"/>
           <w:kern w:val="0"/>
-          <ns2:ligatures ns2:val="none"/>
+          <w14:ligatures w14:val="none"/>
         </w:rPr>
         <w:t>l</w:t>
       </w:r>
@@ -5987,7 +5924,7 @@
         <w:rPr>
           <w:rFonts w:ascii="Arial Narrow" w:eastAsia="Arial Narrow" w:hAnsi="Arial Narrow" w:cs="Arial Narrow"/>
           <w:kern w:val="0"/>
-          <ns2:ligatures ns2:val="none"/>
+          <w14:ligatures w14:val="none"/>
         </w:rPr>
         <w:t>a</w:t>
       </w:r>
@@ -5995,7 +5932,7 @@
         <w:rPr>
           <w:rFonts w:ascii="Arial Narrow" w:eastAsia="Arial Narrow" w:hAnsi="Arial Narrow" w:cs="Arial Narrow"/>
           <w:kern w:val="0"/>
-          <ns2:ligatures ns2:val="none"/>
+          <w14:ligatures w14:val="none"/>
         </w:rPr>
         <w:t xml:space="preserve"> denunciante la </w:t>
       </w:r>
@@ -6005,7 +5942,7 @@
           <w:kern w:val="0"/>
           <w:shd w:val="clear" w:color="auto" w:fill="FFFFFF"/>
           <w:lang w:eastAsia="es-PE"/>
-          <ns2:ligatures ns2:val="none"/>
+          <w14:ligatures w14:val="none"/>
         </w:rPr>
         <w:t xml:space="preserve">póliza de Seguro </w:t>
       </w:r>
@@ -6015,7 +5952,7 @@
           <w:kern w:val="0"/>
           <w:shd w:val="clear" w:color="auto" w:fill="FFFFFF"/>
           <w:lang w:eastAsia="es-PE"/>
-          <ns2:ligatures ns2:val="none"/>
+          <w14:ligatures w14:val="none"/>
         </w:rPr>
         <w:t>Oncológico</w:t>
       </w:r>
@@ -6025,7 +5962,7 @@
           <w:kern w:val="0"/>
           <w:shd w:val="clear" w:color="auto" w:fill="FFFFFF"/>
           <w:lang w:eastAsia="es-PE"/>
-          <ns2:ligatures ns2:val="none"/>
+          <w14:ligatures w14:val="none"/>
         </w:rPr>
         <w:t xml:space="preserve"> </w:t>
       </w:r>
@@ -6036,7 +5973,7 @@
           <w:kern w:val="0"/>
           <w:shd w:val="clear" w:color="auto" w:fill="FFFFFF"/>
           <w:lang w:eastAsia="es-PE"/>
-          <ns2:ligatures ns2:val="none"/>
+          <w14:ligatures w14:val="none"/>
         </w:rPr>
         <w:t/>
       </w:r>
@@ -6047,7 +5984,7 @@
           <w:kern w:val="0"/>
           <w:shd w:val="clear" w:color="auto" w:fill="FFFFFF"/>
           <w:lang w:eastAsia="es-PE"/>
-          <ns2:ligatures ns2:val="none"/>
+          <w14:ligatures w14:val="none"/>
         </w:rPr>
         <w:t xml:space="preserve"> V-689928</w:t>
       </w:r>
@@ -6057,22 +5994,22 @@
           <w:color w:val="000000"/>
           <w:kern w:val="0"/>
           <w:lang w:eastAsia="es-ES"/>
-          <ns2:ligatures ns2:val="none"/>
+          <w14:ligatures w14:val="none"/>
         </w:rPr>
         <w:t>.</w:t>
       </w:r>
     </w:p>
-    <w:p ns2:paraId="4AAD873A" ns2:textId="77777777">
+    <w:p>
       <w:pPr>
         <w:pStyle w:val="Prrafodelista"/>
         <w:rPr>
           <w:rFonts w:ascii="Arial Narrow" w:eastAsia="Arial Narrow" w:hAnsi="Arial Narrow" w:cs="Arial Narrow"/>
           <w:kern w:val="0"/>
-          <ns2:ligatures ns2:val="none"/>
-        </w:rPr>
-      </w:pPr>
-    </w:p>
-    <w:p ns2:paraId="67D3FD69" ns2:textId="18FF4C19">
+          <w14:ligatures w14:val="none"/>
+        </w:rPr>
+      </w:pPr>
+    </w:p>
+    <w:p>
       <w:pPr>
         <w:pStyle w:val="Prrafodelista"/>
         <w:numPr>
@@ -6089,14 +6026,14 @@
         <w:rPr>
           <w:rFonts w:ascii="Arial Narrow" w:eastAsia="Arial Narrow" w:hAnsi="Arial Narrow" w:cs="Arial Narrow"/>
           <w:kern w:val="0"/>
-          <ns2:ligatures ns2:val="none"/>
-        </w:rPr>
-      </w:pPr>
-      <w:r>
-        <w:rPr>
-          <w:rFonts w:ascii="Arial Narrow" w:eastAsia="Arial Narrow" w:hAnsi="Arial Narrow" w:cs="Arial Narrow"/>
-          <w:kern w:val="0"/>
-          <ns2:ligatures ns2:val="none"/>
+          <w14:ligatures w14:val="none"/>
+        </w:rPr>
+      </w:pPr>
+      <w:r>
+        <w:rPr>
+          <w:rFonts w:ascii="Arial Narrow" w:eastAsia="Arial Narrow" w:hAnsi="Arial Narrow" w:cs="Arial Narrow"/>
+          <w:kern w:val="0"/>
+          <w14:ligatures w14:val="none"/>
         </w:rPr>
         <w:t xml:space="preserve">Presunta </w:t>
       </w:r>
@@ -6106,7 +6043,7 @@
           <w:kern w:val="0"/>
           <w:shd w:val="clear" w:color="auto" w:fill="FFFFFF"/>
           <w:lang w:eastAsia="es-PE"/>
-          <ns2:ligatures ns2:val="none"/>
+          <w14:ligatures w14:val="none"/>
         </w:rPr>
         <w:t>infracción al literal e) del artículo 47</w:t>
       </w:r>
@@ -6117,7 +6054,7 @@
           <w:color w:val="000000"/>
           <w:kern w:val="0"/>
           <w:lang w:eastAsia="es-PE"/>
-          <ns2:ligatures ns2:val="none"/>
+          <w14:ligatures w14:val="none"/>
         </w:rPr>
         <w:t/>
       </w:r>
@@ -6127,7 +6064,7 @@
           <w:kern w:val="0"/>
           <w:shd w:val="clear" w:color="auto" w:fill="FFFFFF"/>
           <w:lang w:eastAsia="es-PE"/>
-          <ns2:ligatures ns2:val="none"/>
+          <w14:ligatures w14:val="none"/>
         </w:rPr>
         <w:t xml:space="preserve"> </w:t>
       </w:r>
@@ -6135,7 +6072,7 @@
         <w:rPr>
           <w:rFonts w:ascii="Arial Narrow" w:eastAsia="Calibri" w:hAnsi="Arial Narrow" w:cs="Arial"/>
           <w:kern w:val="0"/>
-          <ns2:ligatures ns2:val="none"/>
+          <w14:ligatures w14:val="none"/>
         </w:rPr>
         <w:t>de</w:t>
       </w:r>
@@ -6145,7 +6082,7 @@
           <w:kern w:val="0"/>
           <w:shd w:val="clear" w:color="auto" w:fill="FFFFFF"/>
           <w:lang w:eastAsia="es-PE"/>
-          <ns2:ligatures ns2:val="none"/>
+          <w14:ligatures w14:val="none"/>
         </w:rPr>
         <w:t xml:space="preserve"> la Ley 29571, Código de Protección y Defensa del Consumidor, </w:t>
       </w:r>
@@ -6156,7 +6093,7 @@
           <w:color w:val="000000"/>
           <w:kern w:val="0"/>
           <w:lang w:eastAsia="es-PE"/>
-          <ns2:ligatures ns2:val="none"/>
+          <w14:ligatures w14:val="none"/>
         </w:rPr>
         <w:t xml:space="preserve">en tanto </w:t>
       </w:r>
@@ -6164,7 +6101,7 @@
         <w:rPr>
           <w:rFonts w:ascii="Arial Narrow" w:eastAsia="Arial Narrow" w:hAnsi="Arial Narrow" w:cs="Arial Narrow"/>
           <w:kern w:val="0"/>
-          <ns2:ligatures ns2:val="none"/>
+          <w14:ligatures w14:val="none"/>
         </w:rPr>
         <w:t>la compañía aseguradora no habría cumplido oportunamente con entregar a</w:t>
       </w:r>
@@ -6172,7 +6109,7 @@
         <w:rPr>
           <w:rFonts w:ascii="Arial Narrow" w:eastAsia="Arial Narrow" w:hAnsi="Arial Narrow" w:cs="Arial Narrow"/>
           <w:kern w:val="0"/>
-          <ns2:ligatures ns2:val="none"/>
+          <w14:ligatures w14:val="none"/>
         </w:rPr>
         <w:t xml:space="preserve"> </w:t>
       </w:r>
@@ -6180,7 +6117,7 @@
         <w:rPr>
           <w:rFonts w:ascii="Arial Narrow" w:eastAsia="Arial Narrow" w:hAnsi="Arial Narrow" w:cs="Arial Narrow"/>
           <w:kern w:val="0"/>
-          <ns2:ligatures ns2:val="none"/>
+          <w14:ligatures w14:val="none"/>
         </w:rPr>
         <w:t>l</w:t>
       </w:r>
@@ -6188,7 +6125,7 @@
         <w:rPr>
           <w:rFonts w:ascii="Arial Narrow" w:eastAsia="Arial Narrow" w:hAnsi="Arial Narrow" w:cs="Arial Narrow"/>
           <w:kern w:val="0"/>
-          <ns2:ligatures ns2:val="none"/>
+          <w14:ligatures w14:val="none"/>
         </w:rPr>
         <w:t>a</w:t>
       </w:r>
@@ -6196,7 +6133,7 @@
         <w:rPr>
           <w:rFonts w:ascii="Arial Narrow" w:eastAsia="Arial Narrow" w:hAnsi="Arial Narrow" w:cs="Arial Narrow"/>
           <w:kern w:val="0"/>
-          <ns2:ligatures ns2:val="none"/>
+          <w14:ligatures w14:val="none"/>
         </w:rPr>
         <w:t xml:space="preserve"> denunciante la </w:t>
       </w:r>
@@ -6206,7 +6143,7 @@
           <w:color w:val="000000"/>
           <w:kern w:val="0"/>
           <w:lang w:val="es-ES" w:eastAsia="es-ES"/>
-          <ns2:ligatures ns2:val="none"/>
+          <w14:ligatures w14:val="none"/>
         </w:rPr>
         <w:t xml:space="preserve">póliza de Seguro </w:t>
       </w:r>
@@ -6216,7 +6153,7 @@
           <w:color w:val="000000"/>
           <w:kern w:val="0"/>
           <w:lang w:val="es-ES" w:eastAsia="es-ES"/>
-          <ns2:ligatures ns2:val="none"/>
+          <w14:ligatures w14:val="none"/>
         </w:rPr>
         <w:t>Oncológico</w:t>
       </w:r>
@@ -6226,7 +6163,7 @@
           <w:color w:val="000000"/>
           <w:kern w:val="0"/>
           <w:lang w:val="es-ES" w:eastAsia="es-ES"/>
-          <ns2:ligatures ns2:val="none"/>
+          <w14:ligatures w14:val="none"/>
         </w:rPr>
         <w:t xml:space="preserve"> </w:t>
       </w:r>
@@ -6237,7 +6174,7 @@
           <w:color w:val="000000"/>
           <w:kern w:val="0"/>
           <w:lang w:val="es-ES" w:eastAsia="es-ES"/>
-          <ns2:ligatures ns2:val="none"/>
+          <w14:ligatures w14:val="none"/>
         </w:rPr>
         <w:t/>
       </w:r>
@@ -6248,7 +6185,7 @@
           <w:color w:val="000000"/>
           <w:kern w:val="0"/>
           <w:lang w:val="es-ES" w:eastAsia="es-ES"/>
-          <ns2:ligatures ns2:val="none"/>
+          <w14:ligatures w14:val="none"/>
         </w:rPr>
         <w:t xml:space="preserve"> V-1719112</w:t>
       </w:r>
@@ -6258,23 +6195,23 @@
           <w:color w:val="000000"/>
           <w:kern w:val="0"/>
           <w:lang w:eastAsia="es-ES"/>
-          <ns2:ligatures ns2:val="none"/>
+          <w14:ligatures w14:val="none"/>
         </w:rPr>
         <w:t>.</w:t>
       </w:r>
     </w:p>
-    <w:p ns2:paraId="6EC511CF" ns2:textId="77777777">
-      <w:pPr>
-        <w:spacing w:after="0" w:line="240" w:lineRule="auto"/>
-        <w:jc w:val="both"/>
-        <w:rPr>
-          <w:rFonts w:ascii="Arial Narrow" w:eastAsia="Arial Narrow" w:hAnsi="Arial Narrow" w:cs="Arial Narrow"/>
-          <w:kern w:val="0"/>
-          <ns2:ligatures ns2:val="none"/>
-        </w:rPr>
-      </w:pPr>
-    </w:p>
-    <w:p ns2:paraId="25A8E39D" ns2:textId="0E0BE0B4">
+    <w:p>
+      <w:pPr>
+        <w:spacing w:after="0" w:line="240" w:lineRule="auto"/>
+        <w:jc w:val="both"/>
+        <w:rPr>
+          <w:rFonts w:ascii="Arial Narrow" w:eastAsia="Arial Narrow" w:hAnsi="Arial Narrow" w:cs="Arial Narrow"/>
+          <w:kern w:val="0"/>
+          <w14:ligatures w14:val="none"/>
+        </w:rPr>
+      </w:pPr>
+    </w:p>
+    <w:p>
       <w:pPr>
         <w:pStyle w:val="Prrafodelista"/>
         <w:numPr>
@@ -6291,7 +6228,7 @@
         <w:rPr>
           <w:rFonts w:ascii="Arial Narrow" w:eastAsia="Arial Narrow" w:hAnsi="Arial Narrow" w:cs="Arial Narrow"/>
           <w:kern w:val="0"/>
-          <ns2:ligatures ns2:val="none"/>
+          <w14:ligatures w14:val="none"/>
         </w:rPr>
       </w:pPr>
       <w:r>
@@ -6300,7 +6237,7 @@
           <w:color w:val="000000"/>
           <w:kern w:val="0"/>
           <w:lang w:eastAsia="es-PE"/>
-          <ns2:ligatures ns2:val="none"/>
+          <w14:ligatures w14:val="none"/>
         </w:rPr>
         <w:t>Presunta</w:t>
       </w:r>
@@ -6310,7 +6247,7 @@
           <w:kern w:val="0"/>
           <w:shd w:val="clear" w:color="auto" w:fill="FFFFFF"/>
           <w:lang w:eastAsia="es-PE"/>
-          <ns2:ligatures ns2:val="none"/>
+          <w14:ligatures w14:val="none"/>
         </w:rPr>
         <w:t xml:space="preserve"> infracción a los artículos 18 y 19</w:t>
       </w:r>
@@ -6319,7 +6256,7 @@
           <w:rFonts w:ascii="Arial Narrow" w:eastAsia="Calibri" w:hAnsi="Arial Narrow" w:cs="Arial Narrow"/>
           <w:kern w:val="0"/>
           <w:lang w:eastAsia="es-PE"/>
-          <ns2:ligatures ns2:val="none"/>
+          <w14:ligatures w14:val="none"/>
         </w:rPr>
         <w:t xml:space="preserve"> de </w:t>
       </w:r>
@@ -6329,7 +6266,7 @@
           <w:kern w:val="0"/>
           <w:shd w:val="clear" w:color="auto" w:fill="FFFFFF"/>
           <w:lang w:eastAsia="es-PE"/>
-          <ns2:ligatures ns2:val="none"/>
+          <w14:ligatures w14:val="none"/>
         </w:rPr>
         <w:t xml:space="preserve">la Ley 29571, Código de Protección y Defensa del Consumidor, en tanto </w:t>
       </w:r>
@@ -6339,7 +6276,7 @@
           <w:kern w:val="0"/>
           <w:shd w:val="clear" w:color="auto" w:fill="FFFFFF"/>
           <w:lang w:eastAsia="es-PE"/>
-          <ns2:ligatures ns2:val="none"/>
+          <w14:ligatures w14:val="none"/>
         </w:rPr>
         <w:t xml:space="preserve">la compañía aseguradora </w:t>
       </w:r>
@@ -6347,7 +6284,7 @@
         <w:rPr>
           <w:rFonts w:ascii="Arial Narrow" w:eastAsia="Arial Narrow" w:hAnsi="Arial Narrow" w:cs="Arial Narrow"/>
           <w:kern w:val="0"/>
-          <ns2:ligatures ns2:val="none"/>
+          <w14:ligatures w14:val="none"/>
         </w:rPr>
         <w:t xml:space="preserve">no habría cumplido con remitir a la denunciante las pólizas de Vida Protección Familiar </w:t>
       </w:r>
@@ -6356,7 +6293,7 @@
         <w:rPr>
           <w:rFonts w:ascii="Arial Narrow" w:eastAsia="Arial Narrow" w:hAnsi="Arial Narrow" w:cs="Arial Narrow"/>
           <w:kern w:val="0"/>
-          <ns2:ligatures ns2:val="none"/>
+          <w14:ligatures w14:val="none"/>
         </w:rPr>
         <w:t/>
       </w:r>
@@ -6365,7 +6302,7 @@
         <w:rPr>
           <w:rFonts w:ascii="Arial Narrow" w:eastAsia="Arial Narrow" w:hAnsi="Arial Narrow" w:cs="Arial Narrow"/>
           <w:kern w:val="0"/>
-          <ns2:ligatures ns2:val="none"/>
+          <w14:ligatures w14:val="none"/>
         </w:rPr>
         <w:t xml:space="preserve"> V-1516143, V-214646, Sepelio </w:t>
       </w:r>
@@ -6374,7 +6311,7 @@
         <w:rPr>
           <w:rFonts w:ascii="Arial Narrow" w:eastAsia="Arial Narrow" w:hAnsi="Arial Narrow" w:cs="Arial Narrow"/>
           <w:kern w:val="0"/>
-          <ns2:ligatures ns2:val="none"/>
+          <w14:ligatures w14:val="none"/>
         </w:rPr>
         <w:t/>
       </w:r>
@@ -6383,7 +6320,7 @@
         <w:rPr>
           <w:rFonts w:ascii="Arial Narrow" w:eastAsia="Arial Narrow" w:hAnsi="Arial Narrow" w:cs="Arial Narrow"/>
           <w:kern w:val="0"/>
-          <ns2:ligatures ns2:val="none"/>
+          <w14:ligatures w14:val="none"/>
         </w:rPr>
         <w:t xml:space="preserve"> V-1733547 y Oncológico </w:t>
       </w:r>
@@ -6392,7 +6329,7 @@
         <w:rPr>
           <w:rFonts w:ascii="Arial Narrow" w:eastAsia="Arial Narrow" w:hAnsi="Arial Narrow" w:cs="Arial Narrow"/>
           <w:kern w:val="0"/>
-          <ns2:ligatures ns2:val="none"/>
+          <w14:ligatures w14:val="none"/>
         </w:rPr>
         <w:t/>
       </w:r>
@@ -6401,7 +6338,7 @@
         <w:rPr>
           <w:rFonts w:ascii="Arial Narrow" w:eastAsia="Arial Narrow" w:hAnsi="Arial Narrow" w:cs="Arial Narrow"/>
           <w:kern w:val="0"/>
-          <ns2:ligatures ns2:val="none"/>
+          <w14:ligatures w14:val="none"/>
         </w:rPr>
         <w:t xml:space="preserve"> V-689928, V-1719112, pese a su solicitud</w:t>
       </w:r>
@@ -6409,22 +6346,22 @@
         <w:rPr>
           <w:rFonts w:ascii="Arial Narrow" w:eastAsia="Arial Narrow" w:hAnsi="Arial Narrow" w:cs="Arial Narrow"/>
           <w:kern w:val="0"/>
-          <ns2:ligatures ns2:val="none"/>
+          <w14:ligatures w14:val="none"/>
         </w:rPr>
         <w:t>.</w:t>
       </w:r>
     </w:p>
-    <w:p ns2:paraId="0E495C77" ns2:textId="77777777">
+    <w:p>
       <w:pPr>
         <w:pStyle w:val="Prrafodelista"/>
         <w:rPr>
           <w:rFonts w:ascii="Arial Narrow" w:eastAsia="Arial Narrow" w:hAnsi="Arial Narrow" w:cs="Arial Narrow"/>
           <w:kern w:val="0"/>
-          <ns2:ligatures ns2:val="none"/>
-        </w:rPr>
-      </w:pPr>
-    </w:p>
-    <w:p ns2:paraId="4F83CC81" ns2:textId="5D69D3AE">
+          <w14:ligatures w14:val="none"/>
+        </w:rPr>
+      </w:pPr>
+    </w:p>
+    <w:p>
       <w:pPr>
         <w:pStyle w:val="Prrafodelista"/>
         <w:numPr>
@@ -6441,7 +6378,7 @@
         <w:rPr>
           <w:rFonts w:ascii="Arial Narrow" w:eastAsia="Arial Narrow" w:hAnsi="Arial Narrow" w:cs="Arial Narrow"/>
           <w:kern w:val="0"/>
-          <ns2:ligatures ns2:val="none"/>
+          <w14:ligatures w14:val="none"/>
         </w:rPr>
       </w:pPr>
       <w:r>
@@ -6450,7 +6387,7 @@
           <w:color w:val="000000"/>
           <w:kern w:val="0"/>
           <w:lang w:eastAsia="es-PE"/>
-          <ns2:ligatures ns2:val="none"/>
+          <w14:ligatures w14:val="none"/>
         </w:rPr>
         <w:t>Presunta</w:t>
       </w:r>
@@ -6460,7 +6397,7 @@
           <w:kern w:val="0"/>
           <w:shd w:val="clear" w:color="auto" w:fill="FFFFFF"/>
           <w:lang w:eastAsia="es-PE"/>
-          <ns2:ligatures ns2:val="none"/>
+          <w14:ligatures w14:val="none"/>
         </w:rPr>
         <w:t xml:space="preserve"> infracción a los artículos 18 y 19</w:t>
       </w:r>
@@ -6469,7 +6406,7 @@
           <w:rFonts w:ascii="Arial Narrow" w:eastAsia="Calibri" w:hAnsi="Arial Narrow" w:cs="Arial Narrow"/>
           <w:kern w:val="0"/>
           <w:lang w:eastAsia="es-PE"/>
-          <ns2:ligatures ns2:val="none"/>
+          <w14:ligatures w14:val="none"/>
         </w:rPr>
         <w:t xml:space="preserve"> de </w:t>
       </w:r>
@@ -6479,7 +6416,7 @@
           <w:kern w:val="0"/>
           <w:shd w:val="clear" w:color="auto" w:fill="FFFFFF"/>
           <w:lang w:eastAsia="es-PE"/>
-          <ns2:ligatures ns2:val="none"/>
+          <w14:ligatures w14:val="none"/>
         </w:rPr>
         <w:t xml:space="preserve">la Ley 29571, Código de Protección y Defensa del Consumidor, en tanto </w:t>
       </w:r>
@@ -6489,7 +6426,7 @@
           <w:kern w:val="0"/>
           <w:shd w:val="clear" w:color="auto" w:fill="FFFFFF"/>
           <w:lang w:eastAsia="es-PE"/>
-          <ns2:ligatures ns2:val="none"/>
+          <w14:ligatures w14:val="none"/>
         </w:rPr>
         <w:t xml:space="preserve">la compañía aseguradora </w:t>
       </w:r>
@@ -6497,7 +6434,7 @@
         <w:rPr>
           <w:rFonts w:ascii="Arial Narrow" w:eastAsia="Arial Narrow" w:hAnsi="Arial Narrow" w:cs="Arial Narrow"/>
           <w:kern w:val="0"/>
-          <ns2:ligatures ns2:val="none"/>
+          <w14:ligatures w14:val="none"/>
         </w:rPr>
         <w:t>se habría negado a devolver</w:t>
       </w:r>
@@ -6505,7 +6442,7 @@
         <w:rPr>
           <w:rFonts w:ascii="Arial Narrow" w:eastAsia="Arial Narrow" w:hAnsi="Arial Narrow" w:cs="Arial Narrow"/>
           <w:kern w:val="0"/>
-          <ns2:ligatures ns2:val="none"/>
+          <w14:ligatures w14:val="none"/>
         </w:rPr>
         <w:t xml:space="preserve"> </w:t>
       </w:r>
@@ -6513,7 +6450,7 @@
         <w:rPr>
           <w:rFonts w:ascii="Arial Narrow" w:eastAsia="Arial Narrow" w:hAnsi="Arial Narrow" w:cs="Arial Narrow"/>
           <w:kern w:val="0"/>
-          <ns2:ligatures ns2:val="none"/>
+          <w14:ligatures w14:val="none"/>
         </w:rPr>
         <w:t xml:space="preserve">a la denunciante </w:t>
       </w:r>
@@ -6521,7 +6458,7 @@
         <w:rPr>
           <w:rFonts w:ascii="Arial Narrow" w:eastAsia="Arial Narrow" w:hAnsi="Arial Narrow" w:cs="Arial Narrow"/>
           <w:kern w:val="0"/>
-          <ns2:ligatures ns2:val="none"/>
+          <w14:ligatures w14:val="none"/>
         </w:rPr>
         <w:t xml:space="preserve">el total de los montos </w:t>
       </w:r>
@@ -6529,7 +6466,7 @@
         <w:rPr>
           <w:rFonts w:ascii="Arial Narrow" w:eastAsia="Arial Narrow" w:hAnsi="Arial Narrow" w:cs="Arial Narrow"/>
           <w:kern w:val="0"/>
-          <ns2:ligatures ns2:val="none"/>
+          <w14:ligatures w14:val="none"/>
         </w:rPr>
         <w:t xml:space="preserve">descontados </w:t>
       </w:r>
@@ -6537,7 +6474,7 @@
         <w:rPr>
           <w:rFonts w:ascii="Arial Narrow" w:eastAsia="Arial Narrow" w:hAnsi="Arial Narrow" w:cs="Arial Narrow"/>
           <w:kern w:val="0"/>
-          <ns2:ligatures ns2:val="none"/>
+          <w14:ligatures w14:val="none"/>
         </w:rPr>
         <w:t xml:space="preserve">por las pólizas de Vida Protección Familiar </w:t>
       </w:r>
@@ -6546,7 +6483,7 @@
         <w:rPr>
           <w:rFonts w:ascii="Arial Narrow" w:eastAsia="Arial Narrow" w:hAnsi="Arial Narrow" w:cs="Arial Narrow"/>
           <w:kern w:val="0"/>
-          <ns2:ligatures ns2:val="none"/>
+          <w14:ligatures w14:val="none"/>
         </w:rPr>
         <w:t/>
       </w:r>
@@ -6555,7 +6492,7 @@
         <w:rPr>
           <w:rFonts w:ascii="Arial Narrow" w:eastAsia="Arial Narrow" w:hAnsi="Arial Narrow" w:cs="Arial Narrow"/>
           <w:kern w:val="0"/>
-          <ns2:ligatures ns2:val="none"/>
+          <w14:ligatures w14:val="none"/>
         </w:rPr>
         <w:t xml:space="preserve"> V-1516143, V-214646, Sepelio </w:t>
       </w:r>
@@ -6564,7 +6501,7 @@
         <w:rPr>
           <w:rFonts w:ascii="Arial Narrow" w:eastAsia="Arial Narrow" w:hAnsi="Arial Narrow" w:cs="Arial Narrow"/>
           <w:kern w:val="0"/>
-          <ns2:ligatures ns2:val="none"/>
+          <w14:ligatures w14:val="none"/>
         </w:rPr>
         <w:t/>
       </w:r>
@@ -6573,7 +6510,7 @@
         <w:rPr>
           <w:rFonts w:ascii="Arial Narrow" w:eastAsia="Arial Narrow" w:hAnsi="Arial Narrow" w:cs="Arial Narrow"/>
           <w:kern w:val="0"/>
-          <ns2:ligatures ns2:val="none"/>
+          <w14:ligatures w14:val="none"/>
         </w:rPr>
         <w:t xml:space="preserve"> V-1733547 y </w:t>
       </w:r>
@@ -6581,7 +6518,7 @@
         <w:rPr>
           <w:rFonts w:ascii="Arial Narrow" w:eastAsia="Arial Narrow" w:hAnsi="Arial Narrow" w:cs="Arial Narrow"/>
           <w:kern w:val="0"/>
-          <ns2:ligatures ns2:val="none"/>
+          <w14:ligatures w14:val="none"/>
         </w:rPr>
         <w:t>Oncológico</w:t>
       </w:r>
@@ -6589,7 +6526,7 @@
         <w:rPr>
           <w:rFonts w:ascii="Arial Narrow" w:eastAsia="Arial Narrow" w:hAnsi="Arial Narrow" w:cs="Arial Narrow"/>
           <w:kern w:val="0"/>
-          <ns2:ligatures ns2:val="none"/>
+          <w14:ligatures w14:val="none"/>
         </w:rPr>
         <w:t xml:space="preserve"> </w:t>
       </w:r>
@@ -6598,7 +6535,7 @@
         <w:rPr>
           <w:rFonts w:ascii="Arial Narrow" w:eastAsia="Arial Narrow" w:hAnsi="Arial Narrow" w:cs="Arial Narrow"/>
           <w:kern w:val="0"/>
-          <ns2:ligatures ns2:val="none"/>
+          <w14:ligatures w14:val="none"/>
         </w:rPr>
         <w:t/>
       </w:r>
@@ -6607,7 +6544,7 @@
         <w:rPr>
           <w:rFonts w:ascii="Arial Narrow" w:eastAsia="Arial Narrow" w:hAnsi="Arial Narrow" w:cs="Arial Narrow"/>
           <w:kern w:val="0"/>
-          <ns2:ligatures ns2:val="none"/>
+          <w14:ligatures w14:val="none"/>
         </w:rPr>
         <w:t xml:space="preserve"> V-689928, V-1719112</w:t>
       </w:r>
@@ -6615,23 +6552,23 @@
         <w:rPr>
           <w:rFonts w:ascii="Arial Narrow" w:eastAsia="Arial Narrow" w:hAnsi="Arial Narrow" w:cs="Arial Narrow"/>
           <w:kern w:val="0"/>
-          <ns2:ligatures ns2:val="none"/>
+          <w14:ligatures w14:val="none"/>
         </w:rPr>
         <w:t>.</w:t>
       </w:r>
     </w:p>
-    <w:p ns2:paraId="042B3F54" ns2:textId="777BBF33">
-      <w:pPr>
-        <w:spacing w:after="0" w:line="240" w:lineRule="auto"/>
-        <w:jc w:val="both"/>
-        <w:rPr>
-          <w:rFonts w:ascii="Arial Narrow" w:eastAsia="Arial Narrow" w:hAnsi="Arial Narrow" w:cs="Arial Narrow"/>
-          <w:kern w:val="0"/>
-          <ns2:ligatures ns2:val="none"/>
-        </w:rPr>
-      </w:pPr>
-    </w:p>
-    <w:p ns2:paraId="0A292C9F" ns2:textId="6A972993">
+    <w:p>
+      <w:pPr>
+        <w:spacing w:after="0" w:line="240" w:lineRule="auto"/>
+        <w:jc w:val="both"/>
+        <w:rPr>
+          <w:rFonts w:ascii="Arial Narrow" w:eastAsia="Arial Narrow" w:hAnsi="Arial Narrow" w:cs="Arial Narrow"/>
+          <w:kern w:val="0"/>
+          <w14:ligatures w14:val="none"/>
+        </w:rPr>
+      </w:pPr>
+    </w:p>
+    <w:p>
       <w:pPr>
         <w:spacing w:line="240" w:lineRule="auto"/>
         <w:contextualSpacing/>
@@ -6639,7 +6576,7 @@
         <w:rPr>
           <w:rFonts w:ascii="Arial Narrow" w:eastAsia="Calibri" w:hAnsi="Arial Narrow" w:cs="Arial"/>
           <w:kern w:val="0"/>
-          <ns2:ligatures ns2:val="none"/>
+          <w14:ligatures w14:val="none"/>
         </w:rPr>
       </w:pPr>
       <w:r>
@@ -6649,7 +6586,7 @@
           <w:color w:val="000000"/>
           <w:kern w:val="0"/>
           <w:lang w:eastAsia="es-PE"/>
-          <ns2:ligatures ns2:val="none"/>
+          <w14:ligatures w14:val="none"/>
         </w:rPr>
         <w:t>SEGUNDO:</w:t>
       </w:r>
@@ -6659,7 +6596,7 @@
           <w:color w:val="000000"/>
           <w:kern w:val="0"/>
           <w:lang w:eastAsia="es-PE"/>
-          <ns2:ligatures ns2:val="none"/>
+          <w14:ligatures w14:val="none"/>
         </w:rPr>
         <w:t xml:space="preserve"> tener por ofrecidos los medios probatorios presentados en el escrito de denuncia </w:t>
       </w:r>
@@ -6669,7 +6606,7 @@
           <w:color w:val="000000"/>
           <w:kern w:val="0"/>
           <w:lang w:val="es-ES" w:eastAsia="es-ES"/>
-          <ns2:ligatures ns2:val="none"/>
+          <w14:ligatures w14:val="none"/>
         </w:rPr>
         <w:t xml:space="preserve">del </w:t>
       </w:r>
@@ -6679,7 +6616,7 @@
           <w:color w:val="000000"/>
           <w:kern w:val="0"/>
           <w:lang w:val="es-ES" w:eastAsia="es-ES"/>
-          <ns2:ligatures ns2:val="none"/>
+          <w14:ligatures w14:val="none"/>
         </w:rPr>
         <w:t xml:space="preserve">4 de julio de 2025</w:t>
       </w:r>
@@ -6687,12 +6624,12 @@
         <w:rPr>
           <w:rFonts w:ascii="Arial Narrow" w:eastAsia="Calibri" w:hAnsi="Arial Narrow" w:cs="Arial"/>
           <w:kern w:val="0"/>
-          <ns2:ligatures ns2:val="none"/>
+          <w14:ligatures w14:val="none"/>
         </w:rPr>
         <w:t>.</w:t>
       </w:r>
     </w:p>
-    <w:p ns2:paraId="68A17E97" ns2:textId="77777777">
+    <w:p>
       <w:pPr>
         <w:spacing w:line="240" w:lineRule="auto"/>
         <w:contextualSpacing/>
@@ -6702,20 +6639,20 @@
           <w:color w:val="000000"/>
           <w:kern w:val="0"/>
           <w:lang w:eastAsia="es-PE"/>
-          <ns2:ligatures ns2:val="none"/>
-        </w:rPr>
-      </w:pPr>
-    </w:p>
-    <w:p ns2:paraId="168254DA" ns2:textId="78E6FAFA">
-      <w:pPr>
-        <w:spacing w:after="0" w:line="240" w:lineRule="auto"/>
-        <w:jc w:val="both"/>
-        <w:rPr>
-          <w:rFonts w:ascii="Arial Narrow" w:eastAsia="Arial Narrow" w:hAnsi="Arial Narrow" w:cs="Arial Narrow"/>
-          <w:color w:val="000000"/>
-          <w:kern w:val="0"/>
-          <w:lang w:eastAsia="es-PE"/>
-          <ns2:ligatures ns2:val="none"/>
+          <w14:ligatures w14:val="none"/>
+        </w:rPr>
+      </w:pPr>
+    </w:p>
+    <w:p>
+      <w:pPr>
+        <w:spacing w:after="0" w:line="240" w:lineRule="auto"/>
+        <w:jc w:val="both"/>
+        <w:rPr>
+          <w:rFonts w:ascii="Arial Narrow" w:eastAsia="Arial Narrow" w:hAnsi="Arial Narrow" w:cs="Arial Narrow"/>
+          <w:color w:val="000000"/>
+          <w:kern w:val="0"/>
+          <w:lang w:eastAsia="es-PE"/>
+          <w14:ligatures w14:val="none"/>
         </w:rPr>
       </w:pPr>
       <w:r>
@@ -6725,7 +6662,7 @@
           <w:color w:val="000000"/>
           <w:kern w:val="0"/>
           <w:lang w:eastAsia="es-PE"/>
-          <ns2:ligatures ns2:val="none"/>
+          <w14:ligatures w14:val="none"/>
         </w:rPr>
         <w:t xml:space="preserve">TERCERO: </w:t>
       </w:r>
@@ -6735,7 +6672,7 @@
           <w:color w:val="000000"/>
           <w:kern w:val="0"/>
           <w:lang w:eastAsia="es-PE"/>
-          <ns2:ligatures ns2:val="none"/>
+          <w14:ligatures w14:val="none"/>
         </w:rPr>
         <w:t xml:space="preserve">requerir a </w:t>
       </w:r>
@@ -6746,7 +6683,7 @@
           <w:kern w:val="0"/>
           <w:shd w:val="clear" w:color="auto" w:fill="FFFFFF"/>
           <w:lang w:eastAsia="es-PE"/>
-          <ns2:ligatures ns2:val="none"/>
+          <w14:ligatures w14:val="none"/>
         </w:rPr>
         <w:t xml:space="preserve">Rímac Seguros Y Reaseguros S.A. </w:t>
       </w:r>
@@ -6756,12 +6693,12 @@
           <w:color w:val="000000"/>
           <w:kern w:val="0"/>
           <w:lang w:eastAsia="es-PE"/>
-          <ns2:ligatures ns2:val="none"/>
+          <w14:ligatures w14:val="none"/>
         </w:rPr>
         <w:t>que cumpla con lo siguiente:</w:t>
       </w:r>
     </w:p>
-    <w:p ns2:paraId="20FDFB8D" ns2:textId="77777777">
+    <w:p>
       <w:pPr>
         <w:spacing w:after="0" w:line="240" w:lineRule="auto"/>
         <w:jc w:val="both"/>
@@ -6770,11 +6707,11 @@
           <w:color w:val="000000"/>
           <w:kern w:val="0"/>
           <w:lang w:eastAsia="es-PE"/>
-          <ns2:ligatures ns2:val="none"/>
-        </w:rPr>
-      </w:pPr>
-    </w:p>
-    <w:p ns2:paraId="4AA80738" ns2:textId="77777777">
+          <w14:ligatures w14:val="none"/>
+        </w:rPr>
+      </w:pPr>
+    </w:p>
+    <w:p>
       <w:pPr>
         <w:numPr>
           <w:ilvl w:val="0"/>
@@ -6788,21 +6725,21 @@
           <w:color w:val="000000"/>
           <w:kern w:val="0"/>
           <w:lang w:eastAsia="es-PE"/>
-          <ns2:ligatures ns2:val="none"/>
-        </w:rPr>
-      </w:pPr>
-      <w:r>
-        <w:rPr>
-          <w:rFonts w:ascii="Arial Narrow" w:eastAsia="Arial Narrow" w:hAnsi="Arial Narrow" w:cs="Arial Narrow"/>
-          <w:color w:val="000000"/>
-          <w:kern w:val="0"/>
-          <w:lang w:eastAsia="es-PE"/>
-          <ns2:ligatures ns2:val="none"/>
+          <w14:ligatures w14:val="none"/>
+        </w:rPr>
+      </w:pPr>
+      <w:r>
+        <w:rPr>
+          <w:rFonts w:ascii="Arial Narrow" w:eastAsia="Arial Narrow" w:hAnsi="Arial Narrow" w:cs="Arial Narrow"/>
+          <w:color w:val="000000"/>
+          <w:kern w:val="0"/>
+          <w:lang w:eastAsia="es-PE"/>
+          <w14:ligatures w14:val="none"/>
         </w:rPr>
         <w:t>presentar documentos que acrediten su inscripción en los Registros Públicos o una declaración jurada que indique que cuenta con dicha inscripción;</w:t>
       </w:r>
     </w:p>
-    <w:p ns2:paraId="2B29D59F" ns2:textId="77777777">
+    <w:p>
       <w:pPr>
         <w:numPr>
           <w:ilvl w:val="0"/>
@@ -6816,21 +6753,21 @@
           <w:color w:val="000000"/>
           <w:kern w:val="0"/>
           <w:lang w:eastAsia="es-PE"/>
-          <ns2:ligatures ns2:val="none"/>
-        </w:rPr>
-      </w:pPr>
-      <w:r>
-        <w:rPr>
-          <w:rFonts w:ascii="Arial Narrow" w:eastAsia="Arial Narrow" w:hAnsi="Arial Narrow" w:cs="Arial Narrow"/>
-          <w:color w:val="000000"/>
-          <w:kern w:val="0"/>
-          <w:lang w:eastAsia="es-PE"/>
-          <ns2:ligatures ns2:val="none"/>
+          <w14:ligatures w14:val="none"/>
+        </w:rPr>
+      </w:pPr>
+      <w:r>
+        <w:rPr>
+          <w:rFonts w:ascii="Arial Narrow" w:eastAsia="Arial Narrow" w:hAnsi="Arial Narrow" w:cs="Arial Narrow"/>
+          <w:color w:val="000000"/>
+          <w:kern w:val="0"/>
+          <w:lang w:eastAsia="es-PE"/>
+          <w14:ligatures w14:val="none"/>
         </w:rPr>
         <w:t>presentar copia simple de las facultades de representación de su representante legal en el presente procedimiento o la declaración jurada que indique que cuenta con dichas facultades y que estas se encuentran vigentes;</w:t>
       </w:r>
     </w:p>
-    <w:p ns2:paraId="7EF50C46" ns2:textId="77777777">
+    <w:p>
       <w:pPr>
         <w:numPr>
           <w:ilvl w:val="0"/>
@@ -6844,21 +6781,21 @@
           <w:color w:val="000000"/>
           <w:kern w:val="0"/>
           <w:lang w:eastAsia="es-PE"/>
-          <ns2:ligatures ns2:val="none"/>
-        </w:rPr>
-      </w:pPr>
-      <w:r>
-        <w:rPr>
-          <w:rFonts w:ascii="Arial Narrow" w:eastAsia="Arial Narrow" w:hAnsi="Arial Narrow" w:cs="Arial Narrow"/>
-          <w:color w:val="000000"/>
-          <w:kern w:val="0"/>
-          <w:lang w:eastAsia="es-PE"/>
-          <ns2:ligatures ns2:val="none"/>
+          <w14:ligatures w14:val="none"/>
+        </w:rPr>
+      </w:pPr>
+      <w:r>
+        <w:rPr>
+          <w:rFonts w:ascii="Arial Narrow" w:eastAsia="Arial Narrow" w:hAnsi="Arial Narrow" w:cs="Arial Narrow"/>
+          <w:color w:val="000000"/>
+          <w:kern w:val="0"/>
+          <w:lang w:eastAsia="es-PE"/>
+          <w14:ligatures w14:val="none"/>
         </w:rPr>
         <w:t>consignar el Número de Registro Único de Contribuyentes (RUC); y,</w:t>
       </w:r>
     </w:p>
-    <w:p ns2:paraId="19E4DFA1" ns2:textId="77777777">
+    <w:p>
       <w:pPr>
         <w:numPr>
           <w:ilvl w:val="0"/>
@@ -6870,16 +6807,16 @@
         <w:rPr>
           <w:rFonts w:ascii="Arial Narrow" w:eastAsia="Calibri" w:hAnsi="Arial Narrow" w:cs="Arial"/>
           <w:kern w:val="0"/>
-          <ns2:ligatures ns2:val="none"/>
-        </w:rPr>
-      </w:pPr>
-      <w:r>
-        <w:rPr>
-          <w:rFonts w:ascii="Arial Narrow" w:eastAsia="Arial Narrow" w:hAnsi="Arial Narrow" w:cs="Arial Narrow"/>
-          <w:color w:val="000000"/>
-          <w:kern w:val="0"/>
-          <w:lang w:eastAsia="es-PE"/>
-          <ns2:ligatures ns2:val="none"/>
+          <w14:ligatures w14:val="none"/>
+        </w:rPr>
+      </w:pPr>
+      <w:r>
+        <w:rPr>
+          <w:rFonts w:ascii="Arial Narrow" w:eastAsia="Arial Narrow" w:hAnsi="Arial Narrow" w:cs="Arial Narrow"/>
+          <w:color w:val="000000"/>
+          <w:kern w:val="0"/>
+          <w:lang w:eastAsia="es-PE"/>
+          <w14:ligatures w14:val="none"/>
         </w:rPr>
         <w:t>fijar domicilio procesal para el procedimiento, de conformidad con el numeral 1 del artículo 442</w:t>
       </w:r>
@@ -6889,7 +6826,7 @@
           <w:color w:val="000000"/>
           <w:kern w:val="0"/>
           <w:lang w:eastAsia="es-PE"/>
-          <ns2:ligatures ns2:val="none"/>
+          <w14:ligatures w14:val="none"/>
         </w:rPr>
         <w:t/>
       </w:r>
@@ -6899,7 +6836,7 @@
           <w:color w:val="000000"/>
           <w:kern w:val="0"/>
           <w:lang w:eastAsia="es-PE"/>
-          <ns2:ligatures ns2:val="none"/>
+          <w14:ligatures w14:val="none"/>
         </w:rPr>
         <w:t xml:space="preserve"> del Código Procesal Civil. </w:t>
       </w:r>
@@ -6907,7 +6844,7 @@
         <w:rPr>
           <w:rFonts w:ascii="Arial Narrow" w:eastAsia="Calibri" w:hAnsi="Arial Narrow" w:cs="Arial"/>
           <w:kern w:val="0"/>
-          <ns2:ligatures ns2:val="none"/>
+          <w14:ligatures w14:val="none"/>
         </w:rPr>
         <w:t>Para ello podrá señalar domicilio físico o una dirección electrónica a la que pueda remitirse las notificaciones</w:t>
       </w:r>
@@ -6916,12 +6853,12 @@
           <w:rFonts w:ascii="Arial Narrow" w:eastAsia="Arial" w:hAnsi="Arial Narrow" w:cs="Arial"/>
           <w:kern w:val="0"/>
           <w:lang w:val="es"/>
-          <ns2:ligatures ns2:val="none"/>
+          <w14:ligatures w14:val="none"/>
         </w:rPr>
         <w:t>;</w:t>
       </w:r>
     </w:p>
-    <w:p ns2:paraId="7C63E340" ns2:textId="77777777">
+    <w:p>
       <w:pPr>
         <w:numPr>
           <w:ilvl w:val="0"/>
@@ -6933,14 +6870,14 @@
         <w:rPr>
           <w:rFonts w:ascii="Arial Narrow" w:eastAsia="Calibri" w:hAnsi="Arial Narrow" w:cs="Arial"/>
           <w:kern w:val="0"/>
-          <ns2:ligatures ns2:val="none"/>
+          <w14:ligatures w14:val="none"/>
         </w:rPr>
       </w:pPr>
       <w:r>
         <w:rPr>
           <w:rFonts w:ascii="Arial Narrow" w:eastAsia="Calibri" w:hAnsi="Arial Narrow" w:cs="Arial"/>
           <w:kern w:val="0"/>
-          <ns2:ligatures ns2:val="none"/>
+          <w14:ligatures w14:val="none"/>
         </w:rPr>
         <w:t xml:space="preserve">en caso califique como </w:t>
       </w:r>
@@ -6949,7 +6886,7 @@
         <w:rPr>
           <w:rFonts w:ascii="Arial Narrow" w:eastAsia="Calibri" w:hAnsi="Arial Narrow" w:cs="Arial"/>
           <w:kern w:val="0"/>
-          <ns2:ligatures ns2:val="none"/>
+          <w14:ligatures w14:val="none"/>
         </w:rPr>
         <w:t>micro empresa</w:t>
       </w:r>
@@ -6958,7 +6895,7 @@
         <w:rPr>
           <w:rFonts w:ascii="Arial Narrow" w:eastAsia="Calibri" w:hAnsi="Arial Narrow" w:cs="Arial"/>
           <w:kern w:val="0"/>
-          <ns2:ligatures ns2:val="none"/>
+          <w14:ligatures w14:val="none"/>
         </w:rPr>
         <w:t xml:space="preserve"> o pequeña empresa, presentar los documentos que acrediten su volumen de ventas o ingresos brutos percibidos el año anterior relativo a todas sus actividades económicas y el número de trabajadores con el que cuenta</w:t>
       </w:r>
@@ -6968,7 +6905,7 @@
           <w:rFonts w:ascii="Arial Narrow" w:eastAsia="Calibri" w:hAnsi="Arial Narrow" w:cs="Arial"/>
           <w:kern w:val="0"/>
           <w:vertAlign w:val="superscript"/>
-          <ns2:ligatures ns2:val="none"/>
+          <w14:ligatures w14:val="none"/>
         </w:rPr>
         <w:footnoteReference w:id="8"/>
       </w:r>
@@ -6976,7 +6913,7 @@
         <w:rPr>
           <w:rFonts w:ascii="Arial Narrow" w:eastAsia="Calibri" w:hAnsi="Arial Narrow" w:cs="Arial"/>
           <w:kern w:val="0"/>
-          <ns2:ligatures ns2:val="none"/>
+          <w14:ligatures w14:val="none"/>
         </w:rPr>
         <w:t>. Ello, a fin de que la Comisión pueda meritar dicha documentación, conforme lo establece el artículo 110</w:t>
       </w:r>
@@ -6986,7 +6923,7 @@
           <w:color w:val="000000"/>
           <w:kern w:val="0"/>
           <w:lang w:eastAsia="es-PE"/>
-          <ns2:ligatures ns2:val="none"/>
+          <w14:ligatures w14:val="none"/>
         </w:rPr>
         <w:t/>
       </w:r>
@@ -6994,7 +6931,7 @@
         <w:rPr>
           <w:rFonts w:ascii="Arial Narrow" w:eastAsia="Calibri" w:hAnsi="Arial Narrow" w:cs="Arial"/>
           <w:kern w:val="0"/>
-          <ns2:ligatures ns2:val="none"/>
+          <w14:ligatures w14:val="none"/>
         </w:rPr>
         <w:t xml:space="preserve"> del </w:t>
       </w:r>
@@ -7003,7 +6940,7 @@
           <w:rFonts w:ascii="Arial Narrow" w:eastAsia="Calibri" w:hAnsi="Arial Narrow" w:cs="Arial"/>
           <w:spacing w:val="-2"/>
           <w:kern w:val="0"/>
-          <ns2:ligatures ns2:val="none"/>
+          <w14:ligatures w14:val="none"/>
         </w:rPr>
         <w:t>Código</w:t>
       </w:r>
@@ -7014,7 +6951,7 @@
           <w:spacing w:val="-2"/>
           <w:kern w:val="0"/>
           <w:vertAlign w:val="superscript"/>
-          <ns2:ligatures ns2:val="none"/>
+          <w14:ligatures w14:val="none"/>
         </w:rPr>
         <w:footnoteReference w:id="9"/>
       </w:r>
@@ -7023,12 +6960,12 @@
           <w:rFonts w:ascii="Arial Narrow" w:eastAsia="Calibri" w:hAnsi="Arial Narrow" w:cs="Arial"/>
           <w:spacing w:val="-2"/>
           <w:kern w:val="0"/>
-          <ns2:ligatures ns2:val="none"/>
+          <w14:ligatures w14:val="none"/>
         </w:rPr>
         <w:t>.</w:t>
       </w:r>
     </w:p>
-    <w:p ns2:paraId="1F11FE32" ns2:textId="77777777">
+    <w:p>
       <w:pPr>
         <w:spacing w:after="0" w:line="240" w:lineRule="auto"/>
         <w:ind w:left="567"/>
@@ -7038,20 +6975,20 @@
           <w:color w:val="000000"/>
           <w:kern w:val="0"/>
           <w:lang w:eastAsia="es-PE"/>
-          <ns2:ligatures ns2:val="none"/>
-        </w:rPr>
-      </w:pPr>
-    </w:p>
-    <w:p>
-      <w:pPr>
-        <w:spacing w:after="0" w:line="240" w:lineRule="auto"/>
-        <w:jc w:val="both"/>
-        <w:rPr>
-          <w:rFonts w:ascii="Arial Narrow" w:eastAsia="Arial Narrow" w:hAnsi="Arial Narrow" w:cs="Arial Narrow"/>
-          <w:color w:val="000000"/>
-          <w:kern w:val="0"/>
-          <w:lang w:eastAsia="es-PE"/>
-          <ns2:ligatures ns2:val="none"/>
+          <w14:ligatures w14:val="none"/>
+        </w:rPr>
+      </w:pPr>
+    </w:p>
+    <w:p>
+      <w:pPr>
+        <w:spacing w:after="0" w:line="240" w:lineRule="auto"/>
+        <w:jc w:val="both"/>
+        <w:rPr>
+          <w:rFonts w:ascii="Arial Narrow" w:eastAsia="Arial Narrow" w:hAnsi="Arial Narrow" w:cs="Arial Narrow"/>
+          <w:color w:val="000000"/>
+          <w:kern w:val="0"/>
+          <w:lang w:eastAsia="es-PE"/>
+          <w14:ligatures w14:val="none"/>
         </w:rPr>
       </w:pPr>
       <w:r>
@@ -7070,32 +7007,72 @@
           <w:sz w:val="20"/>
           <w:szCs w:val="20"/>
         </w:rPr>
-        <w:t xml:space="preserve">correr traslado de la presente resolución a Rímac Seguros Y Reaseguros S.A. para que, de conformidad con lo dispuesto por el artículo 26 de la Ley sobre Facultades, Normas y Organización del Indecopi, aprobada por Decreto Legislativo 807, presente sus descargos sobre la imputación de cargos realizada en un plazo no mayor a cinco (5) días hábiles contado a partir del día siguiente de la notificación de la presente resolución, vencido el cual, el Secretario Técnico declarará en rebeldía al denunciado que no lo hubiera presentado. Debe precisarse que de conformidad con lo establecido por el artículo 223 del Texto Único Ordenado de la Ley 27444, Ley del Procedimiento Administrativo General, las alegaciones y los hechos relevantes de la reclamación, salvo que hayan sido específicamente negadas en la contestación, se tendrán por aceptadas o merituadas como ciertas.</w:t>
-      </w:r>
-    </w:p>
-    <w:p ns2:paraId="228F876C" ns2:textId="77777777">
-      <w:pPr>
-        <w:spacing w:after="0" w:line="240" w:lineRule="auto"/>
-        <w:jc w:val="both"/>
-        <w:rPr>
-          <w:rFonts w:ascii="Arial Narrow" w:eastAsia="Arial Narrow" w:hAnsi="Arial Narrow" w:cs="Arial Narrow"/>
-          <w:color w:val="000000"/>
-          <w:kern w:val="0"/>
-          <w:lang w:eastAsia="es-PE"/>
-          <ns2:ligatures ns2:val="none"/>
-        </w:rPr>
-      </w:pPr>
-    </w:p>
-    <w:p ns2:paraId="774AFBA5" ns2:textId="6C9E88FC">
-      <w:pPr>
-        <w:spacing w:after="0" w:line="240" w:lineRule="auto"/>
-        <w:jc w:val="both"/>
-        <w:rPr>
-          <w:rFonts w:ascii="Arial Narrow" w:eastAsia="Times New Roman" w:hAnsi="Arial Narrow" w:cs="Arial"/>
-          <w:color w:val="000000"/>
-          <w:kern w:val="0"/>
+        <w:t xml:space="preserve">correr traslado de la presente resolución a Rímac Seguros Y Reaseguros S.A. para que, de conformidad con lo dispuesto por el artículo 26 de la Ley sobre Facultades, Normas y Organización del Indecopi, aprobada por Decreto Legislativo 807</w:t>
+      </w:r>
+      <w:r>
+        <w:rPr>
+          <w:rStyle w:val="Refdenotaalpie"/>
+          <w:rFonts w:ascii="Arial Narrow" w:eastAsia="Times New Roman" w:hAnsi="Arial Narrow" w:cs="Times New Roman"/>
+          <w:color w:val="000000"/>
+          <w:kern w:val="0"/>
+          <w:vertAlign w:val="superscript"/>
           <w:lang w:val="es-ES" w:eastAsia="es-ES"/>
-          <ns2:ligatures ns2:val="none"/>
+          <w14:ligatures w14:val="none"/>
+        </w:rPr>
+        <w:footnoteReference w:id="15"/>
+      </w:r>
+      <w:r>
+        <w:rPr>
+          <w:rFonts w:ascii="Arial Narrow" w:hAnsi="Arial Narrow" w:cs="Arial Narrow"/>
+          <w:sz w:val="20"/>
+          <w:szCs w:val="20"/>
+        </w:rPr>
+        <w:t xml:space="preserve">, presente sus descargos sobre la imputación de cargos realizada en un plazo no mayor a cinco (5) días hábiles contado a partir del día siguiente de la notificación de la presente resolución, vencido el cual, el Secretario Técnico declarará en rebeldía al denunciado que no lo hubiera presentado. Debe precisarse que de conformidad con lo establecido por el artículo 223 del Texto Único Ordenado de la Ley 27444, Ley del Procedimiento Administrativo General</w:t>
+      </w:r>
+      <w:r>
+        <w:rPr>
+          <w:rStyle w:val="Refdenotaalpie"/>
+          <w:rFonts w:ascii="Arial Narrow" w:eastAsia="Times New Roman" w:hAnsi="Arial Narrow" w:cs="Times New Roman"/>
+          <w:color w:val="000000"/>
+          <w:kern w:val="0"/>
+          <w:vertAlign w:val="superscript"/>
+          <w:lang w:val="es-ES" w:eastAsia="es-ES"/>
+          <w14:ligatures w14:val="none"/>
+        </w:rPr>
+        <w:footnoteReference w:id="16"/>
+      </w:r>
+      <w:r>
+        <w:rPr>
+          <w:rFonts w:ascii="Arial Narrow" w:hAnsi="Arial Narrow" w:cs="Arial Narrow"/>
+          <w:sz w:val="20"/>
+          <w:szCs w:val="20"/>
+        </w:rPr>
+        <w:t xml:space="preserve">, las alegaciones y los hechos relevantes de la reclamación, salvo que hayan sido específicamente negadas en la contestación, se tendrán por aceptadas o merituadas como ciertas.</w:t>
+      </w:r>
+    </w:p>
+    <w:p>
+      <w:pPr>
+        <w:spacing w:after="0" w:line="240" w:lineRule="auto"/>
+        <w:jc w:val="both"/>
+        <w:rPr>
+          <w:rFonts w:ascii="Arial Narrow" w:eastAsia="Arial Narrow" w:hAnsi="Arial Narrow" w:cs="Arial Narrow"/>
+          <w:color w:val="000000"/>
+          <w:kern w:val="0"/>
+          <w:lang w:eastAsia="es-PE"/>
+          <w14:ligatures w14:val="none"/>
+        </w:rPr>
+      </w:pPr>
+    </w:p>
+    <w:p>
+      <w:pPr>
+        <w:spacing w:after="0" w:line="240" w:lineRule="auto"/>
+        <w:jc w:val="both"/>
+        <w:rPr>
+          <w:rFonts w:ascii="Arial Narrow" w:eastAsia="Times New Roman" w:hAnsi="Arial Narrow" w:cs="Arial"/>
+          <w:color w:val="000000"/>
+          <w:kern w:val="0"/>
+          <w:lang w:val="es-ES" w:eastAsia="es-ES"/>
+          <w14:ligatures w14:val="none"/>
         </w:rPr>
       </w:pPr>
       <w:r>
@@ -7105,7 +7082,7 @@
           <w:color w:val="000000"/>
           <w:kern w:val="0"/>
           <w:lang w:eastAsia="es-PE"/>
-          <ns2:ligatures ns2:val="none"/>
+          <w14:ligatures w14:val="none"/>
         </w:rPr>
         <w:t xml:space="preserve">QUINTO: </w:t>
       </w:r>
@@ -7116,7 +7093,7 @@
           <w:color w:val="000000"/>
           <w:kern w:val="0"/>
           <w:lang w:eastAsia="es-ES"/>
-          <ns2:ligatures ns2:val="none"/>
+          <w14:ligatures w14:val="none"/>
         </w:rPr>
         <w:t xml:space="preserve">requerir </w:t>
       </w:r>
@@ -7126,7 +7103,7 @@
           <w:color w:val="000000"/>
           <w:kern w:val="0"/>
           <w:lang w:val="es-ES" w:eastAsia="es-ES"/>
-          <ns2:ligatures ns2:val="none"/>
+          <w14:ligatures w14:val="none"/>
         </w:rPr>
         <w:t xml:space="preserve">que, en un </w:t>
       </w:r>
@@ -7136,7 +7113,7 @@
           <w:color w:val="000000"/>
           <w:kern w:val="0"/>
           <w:lang w:eastAsia="es-ES"/>
-          <ns2:ligatures ns2:val="none"/>
+          <w14:ligatures w14:val="none"/>
         </w:rPr>
         <w:t>plazo no mayor de cinco (5) días hábiles contado a partir del día siguiente de la notificación de la presente resolución</w:t>
       </w:r>
@@ -7147,7 +7124,7 @@
           <w:color w:val="000000"/>
           <w:kern w:val="0"/>
           <w:lang w:eastAsia="es-ES"/>
-          <ns2:ligatures ns2:val="none"/>
+          <w14:ligatures w14:val="none"/>
         </w:rPr>
         <w:t xml:space="preserve">, </w:t>
       </w:r>
@@ -7159,7 +7136,7 @@
           <w:kern w:val="0"/>
           <w:shd w:val="clear" w:color="auto" w:fill="FFFFFF"/>
           <w:lang w:eastAsia="es-PE"/>
-          <ns2:ligatures ns2:val="none"/>
+          <w14:ligatures w14:val="none"/>
         </w:rPr>
         <w:t>el proveedor denunciado</w:t>
       </w:r>
@@ -7169,7 +7146,7 @@
           <w:color w:val="000000"/>
           <w:kern w:val="0"/>
           <w:lang w:eastAsia="es-ES"/>
-          <ns2:ligatures ns2:val="none"/>
+          <w14:ligatures w14:val="none"/>
         </w:rPr>
         <w:t xml:space="preserve"> </w:t>
       </w:r>
@@ -7180,7 +7157,7 @@
           <w:color w:val="000000"/>
           <w:kern w:val="0"/>
           <w:lang w:val="es-ES" w:eastAsia="es-ES"/>
-          <ns2:ligatures ns2:val="none"/>
+          <w14:ligatures w14:val="none"/>
         </w:rPr>
         <w:t xml:space="preserve">cumpla con: </w:t>
       </w:r>
@@ -7190,7 +7167,7 @@
           <w:color w:val="000000"/>
           <w:kern w:val="0"/>
           <w:lang w:val="es-ES" w:eastAsia="es-ES"/>
-          <ns2:ligatures ns2:val="none"/>
+          <w14:ligatures w14:val="none"/>
         </w:rPr>
         <w:t xml:space="preserve">(i) presentar una copia completa, legible y debidamente suscrita de la </w:t>
       </w:r>
@@ -7200,7 +7177,7 @@
           <w:color w:val="000000"/>
           <w:kern w:val="0"/>
           <w:lang w:val="es-ES" w:eastAsia="es-ES"/>
-          <ns2:ligatures ns2:val="none"/>
+          <w14:ligatures w14:val="none"/>
         </w:rPr>
         <w:t>póliza</w:t>
       </w:r>
@@ -7210,7 +7187,7 @@
           <w:color w:val="000000"/>
           <w:kern w:val="0"/>
           <w:lang w:val="es-ES" w:eastAsia="es-ES"/>
-          <ns2:ligatures ns2:val="none"/>
+          <w14:ligatures w14:val="none"/>
         </w:rPr>
         <w:t xml:space="preserve"> </w:t>
       </w:r>
@@ -7220,7 +7197,7 @@
           <w:color w:val="000000"/>
           <w:kern w:val="0"/>
           <w:lang w:val="es-ES" w:eastAsia="es-ES"/>
-          <ns2:ligatures ns2:val="none"/>
+          <w14:ligatures w14:val="none"/>
         </w:rPr>
         <w:t xml:space="preserve">de </w:t>
       </w:r>
@@ -7230,7 +7207,7 @@
           <w:color w:val="000000"/>
           <w:kern w:val="0"/>
           <w:lang w:val="es-ES" w:eastAsia="es-ES"/>
-          <ns2:ligatures ns2:val="none"/>
+          <w14:ligatures w14:val="none"/>
         </w:rPr>
         <w:t xml:space="preserve">Seguro de </w:t>
       </w:r>
@@ -7240,7 +7217,7 @@
           <w:color w:val="000000"/>
           <w:kern w:val="0"/>
           <w:lang w:val="es-ES" w:eastAsia="es-ES"/>
-          <ns2:ligatures ns2:val="none"/>
+          <w14:ligatures w14:val="none"/>
         </w:rPr>
         <w:t xml:space="preserve">Vida Protección Familiar </w:t>
       </w:r>
@@ -7251,7 +7228,7 @@
           <w:color w:val="000000"/>
           <w:kern w:val="0"/>
           <w:lang w:val="es-ES" w:eastAsia="es-ES"/>
-          <ns2:ligatures ns2:val="none"/>
+          <w14:ligatures w14:val="none"/>
         </w:rPr>
         <w:t/>
       </w:r>
@@ -7262,7 +7239,7 @@
           <w:color w:val="000000"/>
           <w:kern w:val="0"/>
           <w:lang w:val="es-ES" w:eastAsia="es-ES"/>
-          <ns2:ligatures ns2:val="none"/>
+          <w14:ligatures w14:val="none"/>
         </w:rPr>
         <w:t xml:space="preserve"> V-1516143</w:t>
       </w:r>
@@ -7272,7 +7249,7 @@
           <w:color w:val="000000"/>
           <w:kern w:val="0"/>
           <w:lang w:val="es-ES" w:eastAsia="es-ES"/>
-          <ns2:ligatures ns2:val="none"/>
+          <w14:ligatures w14:val="none"/>
         </w:rPr>
         <w:t>, así como el cargo de remisión de la póliza;</w:t>
       </w:r>
@@ -7282,7 +7259,7 @@
           <w:color w:val="000000"/>
           <w:kern w:val="0"/>
           <w:lang w:val="es-ES" w:eastAsia="es-ES"/>
-          <ns2:ligatures ns2:val="none"/>
+          <w14:ligatures w14:val="none"/>
         </w:rPr>
         <w:t xml:space="preserve"> </w:t>
       </w:r>
@@ -7292,7 +7269,7 @@
           <w:color w:val="000000"/>
           <w:kern w:val="0"/>
           <w:lang w:val="es-ES" w:eastAsia="es-ES"/>
-          <ns2:ligatures ns2:val="none"/>
+          <w14:ligatures w14:val="none"/>
         </w:rPr>
         <w:t>(</w:t>
       </w:r>
@@ -7303,7 +7280,7 @@
           <w:color w:val="000000"/>
           <w:kern w:val="0"/>
           <w:lang w:val="es-ES" w:eastAsia="es-ES"/>
-          <ns2:ligatures ns2:val="none"/>
+          <w14:ligatures w14:val="none"/>
         </w:rPr>
         <w:t>i</w:t>
       </w:r>
@@ -7313,7 +7290,7 @@
           <w:color w:val="000000"/>
           <w:kern w:val="0"/>
           <w:lang w:val="es-ES" w:eastAsia="es-ES"/>
-          <ns2:ligatures ns2:val="none"/>
+          <w14:ligatures w14:val="none"/>
         </w:rPr>
         <w:t>i</w:t>
       </w:r>
@@ -7324,7 +7301,7 @@
           <w:color w:val="000000"/>
           <w:kern w:val="0"/>
           <w:lang w:val="es-ES" w:eastAsia="es-ES"/>
-          <ns2:ligatures ns2:val="none"/>
+          <w14:ligatures w14:val="none"/>
         </w:rPr>
         <w:t xml:space="preserve">) presentar una copia completa, legible y debidamente suscrita de la </w:t>
       </w:r>
@@ -7334,7 +7311,7 @@
           <w:color w:val="000000"/>
           <w:kern w:val="0"/>
           <w:lang w:val="es-ES" w:eastAsia="es-ES"/>
-          <ns2:ligatures ns2:val="none"/>
+          <w14:ligatures w14:val="none"/>
         </w:rPr>
         <w:t>póliza</w:t>
       </w:r>
@@ -7344,7 +7321,7 @@
           <w:color w:val="000000"/>
           <w:kern w:val="0"/>
           <w:lang w:val="es-ES" w:eastAsia="es-ES"/>
-          <ns2:ligatures ns2:val="none"/>
+          <w14:ligatures w14:val="none"/>
         </w:rPr>
         <w:t xml:space="preserve"> </w:t>
       </w:r>
@@ -7354,7 +7331,7 @@
           <w:color w:val="000000"/>
           <w:kern w:val="0"/>
           <w:lang w:val="es-ES" w:eastAsia="es-ES"/>
-          <ns2:ligatures ns2:val="none"/>
+          <w14:ligatures w14:val="none"/>
         </w:rPr>
         <w:t xml:space="preserve">de </w:t>
       </w:r>
@@ -7364,7 +7341,7 @@
           <w:color w:val="000000"/>
           <w:kern w:val="0"/>
           <w:lang w:val="es-ES" w:eastAsia="es-ES"/>
-          <ns2:ligatures ns2:val="none"/>
+          <w14:ligatures w14:val="none"/>
         </w:rPr>
         <w:t xml:space="preserve">Seguro de </w:t>
       </w:r>
@@ -7374,7 +7351,7 @@
           <w:color w:val="000000"/>
           <w:kern w:val="0"/>
           <w:lang w:val="es-ES" w:eastAsia="es-ES"/>
-          <ns2:ligatures ns2:val="none"/>
+          <w14:ligatures w14:val="none"/>
         </w:rPr>
         <w:t xml:space="preserve">Vida Protección Familiar </w:t>
       </w:r>
@@ -7385,7 +7362,7 @@
           <w:color w:val="000000"/>
           <w:kern w:val="0"/>
           <w:lang w:val="es-ES" w:eastAsia="es-ES"/>
-          <ns2:ligatures ns2:val="none"/>
+          <w14:ligatures w14:val="none"/>
         </w:rPr>
         <w:t/>
       </w:r>
@@ -7396,7 +7373,7 @@
           <w:color w:val="000000"/>
           <w:kern w:val="0"/>
           <w:lang w:val="es-ES" w:eastAsia="es-ES"/>
-          <ns2:ligatures ns2:val="none"/>
+          <w14:ligatures w14:val="none"/>
         </w:rPr>
         <w:t xml:space="preserve"> </w:t>
       </w:r>
@@ -7406,7 +7383,7 @@
           <w:color w:val="000000"/>
           <w:kern w:val="0"/>
           <w:lang w:val="es-ES" w:eastAsia="es-ES"/>
-          <ns2:ligatures ns2:val="none"/>
+          <w14:ligatures w14:val="none"/>
         </w:rPr>
         <w:t>V</w:t>
       </w:r>
@@ -7416,7 +7393,7 @@
           <w:color w:val="000000"/>
           <w:kern w:val="0"/>
           <w:lang w:val="es-ES" w:eastAsia="es-ES"/>
-          <ns2:ligatures ns2:val="none"/>
+          <w14:ligatures w14:val="none"/>
         </w:rPr>
         <w:t>-214646, así como el cargo de remisión de la póliza</w:t>
       </w:r>
@@ -7426,7 +7403,7 @@
           <w:color w:val="000000"/>
           <w:kern w:val="0"/>
           <w:lang w:val="es-ES" w:eastAsia="es-ES"/>
-          <ns2:ligatures ns2:val="none"/>
+          <w14:ligatures w14:val="none"/>
         </w:rPr>
         <w:t>; (</w:t>
       </w:r>
@@ -7437,7 +7414,7 @@
           <w:color w:val="000000"/>
           <w:kern w:val="0"/>
           <w:lang w:val="es-ES" w:eastAsia="es-ES"/>
-          <ns2:ligatures ns2:val="none"/>
+          <w14:ligatures w14:val="none"/>
         </w:rPr>
         <w:t>iii</w:t>
       </w:r>
@@ -7448,7 +7425,7 @@
           <w:color w:val="000000"/>
           <w:kern w:val="0"/>
           <w:lang w:val="es-ES" w:eastAsia="es-ES"/>
-          <ns2:ligatures ns2:val="none"/>
+          <w14:ligatures w14:val="none"/>
         </w:rPr>
         <w:t>)</w:t>
       </w:r>
@@ -7458,7 +7435,7 @@
           <w:color w:val="000000"/>
           <w:kern w:val="0"/>
           <w:lang w:val="es-ES" w:eastAsia="es-ES"/>
-          <ns2:ligatures ns2:val="none"/>
+          <w14:ligatures w14:val="none"/>
         </w:rPr>
         <w:t xml:space="preserve"> </w:t>
       </w:r>
@@ -7468,7 +7445,7 @@
           <w:color w:val="000000"/>
           <w:kern w:val="0"/>
           <w:lang w:val="es-ES" w:eastAsia="es-ES"/>
-          <ns2:ligatures ns2:val="none"/>
+          <w14:ligatures w14:val="none"/>
         </w:rPr>
         <w:t xml:space="preserve">presentar una </w:t>
       </w:r>
@@ -7478,7 +7455,7 @@
           <w:color w:val="000000"/>
           <w:kern w:val="0"/>
           <w:lang w:val="es-ES" w:eastAsia="es-ES"/>
-          <ns2:ligatures ns2:val="none"/>
+          <w14:ligatures w14:val="none"/>
         </w:rPr>
         <w:t xml:space="preserve">copia completa, legible y debidamente suscrita de la </w:t>
       </w:r>
@@ -7488,7 +7465,7 @@
           <w:color w:val="000000"/>
           <w:kern w:val="0"/>
           <w:lang w:val="es-ES" w:eastAsia="es-ES"/>
-          <ns2:ligatures ns2:val="none"/>
+          <w14:ligatures w14:val="none"/>
         </w:rPr>
         <w:t>p</w:t>
       </w:r>
@@ -7498,7 +7475,7 @@
           <w:color w:val="000000"/>
           <w:kern w:val="0"/>
           <w:lang w:val="es-ES" w:eastAsia="es-ES"/>
-          <ns2:ligatures ns2:val="none"/>
+          <w14:ligatures w14:val="none"/>
         </w:rPr>
         <w:t xml:space="preserve">óliza de Seguro de Sepelio </w:t>
       </w:r>
@@ -7509,7 +7486,7 @@
           <w:color w:val="000000"/>
           <w:kern w:val="0"/>
           <w:lang w:val="es-ES" w:eastAsia="es-ES"/>
-          <ns2:ligatures ns2:val="none"/>
+          <w14:ligatures w14:val="none"/>
         </w:rPr>
         <w:t/>
       </w:r>
@@ -7520,7 +7497,7 @@
           <w:color w:val="000000"/>
           <w:kern w:val="0"/>
           <w:lang w:val="es-ES" w:eastAsia="es-ES"/>
-          <ns2:ligatures ns2:val="none"/>
+          <w14:ligatures w14:val="none"/>
         </w:rPr>
         <w:t xml:space="preserve"> V-1733547</w:t>
       </w:r>
@@ -7530,7 +7507,7 @@
           <w:color w:val="000000"/>
           <w:kern w:val="0"/>
           <w:lang w:val="es-ES" w:eastAsia="es-ES"/>
-          <ns2:ligatures ns2:val="none"/>
+          <w14:ligatures w14:val="none"/>
         </w:rPr>
         <w:t>, así como el cargo de remisión de la póliza</w:t>
       </w:r>
@@ -7540,7 +7517,7 @@
           <w:color w:val="000000"/>
           <w:kern w:val="0"/>
           <w:lang w:val="es-ES" w:eastAsia="es-ES"/>
-          <ns2:ligatures ns2:val="none"/>
+          <w14:ligatures w14:val="none"/>
         </w:rPr>
         <w:t xml:space="preserve">; </w:t>
       </w:r>
@@ -7550,7 +7527,7 @@
           <w:color w:val="000000"/>
           <w:kern w:val="0"/>
           <w:lang w:val="es-ES" w:eastAsia="es-ES"/>
-          <ns2:ligatures ns2:val="none"/>
+          <w14:ligatures w14:val="none"/>
         </w:rPr>
         <w:t>(</w:t>
       </w:r>
@@ -7561,7 +7538,7 @@
           <w:color w:val="000000"/>
           <w:kern w:val="0"/>
           <w:lang w:val="es-ES" w:eastAsia="es-ES"/>
-          <ns2:ligatures ns2:val="none"/>
+          <w14:ligatures w14:val="none"/>
         </w:rPr>
         <w:t>i</w:t>
       </w:r>
@@ -7571,7 +7548,7 @@
           <w:color w:val="000000"/>
           <w:kern w:val="0"/>
           <w:lang w:val="es-ES" w:eastAsia="es-ES"/>
-          <ns2:ligatures ns2:val="none"/>
+          <w14:ligatures w14:val="none"/>
         </w:rPr>
         <w:t>v</w:t>
       </w:r>
@@ -7582,7 +7559,7 @@
           <w:color w:val="000000"/>
           <w:kern w:val="0"/>
           <w:lang w:val="es-ES" w:eastAsia="es-ES"/>
-          <ns2:ligatures ns2:val="none"/>
+          <w14:ligatures w14:val="none"/>
         </w:rPr>
         <w:t xml:space="preserve">) presentar una copia completa, legible y debidamente suscrita </w:t>
       </w:r>
@@ -7592,7 +7569,7 @@
           <w:color w:val="000000"/>
           <w:kern w:val="0"/>
           <w:lang w:val="es-ES" w:eastAsia="es-ES"/>
-          <ns2:ligatures ns2:val="none"/>
+          <w14:ligatures w14:val="none"/>
         </w:rPr>
         <w:t xml:space="preserve">de la </w:t>
       </w:r>
@@ -7602,7 +7579,7 @@
           <w:color w:val="000000"/>
           <w:kern w:val="0"/>
           <w:lang w:val="es-ES" w:eastAsia="es-ES"/>
-          <ns2:ligatures ns2:val="none"/>
+          <w14:ligatures w14:val="none"/>
         </w:rPr>
         <w:t>p</w:t>
       </w:r>
@@ -7612,7 +7589,7 @@
           <w:color w:val="000000"/>
           <w:kern w:val="0"/>
           <w:lang w:val="es-ES" w:eastAsia="es-ES"/>
-          <ns2:ligatures ns2:val="none"/>
+          <w14:ligatures w14:val="none"/>
         </w:rPr>
         <w:t>óliza de</w:t>
       </w:r>
@@ -7622,7 +7599,7 @@
           <w:color w:val="000000"/>
           <w:kern w:val="0"/>
           <w:lang w:val="es-ES" w:eastAsia="es-ES"/>
-          <ns2:ligatures ns2:val="none"/>
+          <w14:ligatures w14:val="none"/>
         </w:rPr>
         <w:t xml:space="preserve"> Seguro </w:t>
       </w:r>
@@ -7632,7 +7609,7 @@
           <w:color w:val="000000"/>
           <w:kern w:val="0"/>
           <w:lang w:val="es-ES" w:eastAsia="es-ES"/>
-          <ns2:ligatures ns2:val="none"/>
+          <w14:ligatures w14:val="none"/>
         </w:rPr>
         <w:t>Oncológico</w:t>
       </w:r>
@@ -7642,7 +7619,7 @@
           <w:color w:val="000000"/>
           <w:kern w:val="0"/>
           <w:lang w:val="es-ES" w:eastAsia="es-ES"/>
-          <ns2:ligatures ns2:val="none"/>
+          <w14:ligatures w14:val="none"/>
         </w:rPr>
         <w:t xml:space="preserve"> </w:t>
       </w:r>
@@ -7653,7 +7630,7 @@
           <w:color w:val="000000"/>
           <w:kern w:val="0"/>
           <w:lang w:val="es-ES" w:eastAsia="es-ES"/>
-          <ns2:ligatures ns2:val="none"/>
+          <w14:ligatures w14:val="none"/>
         </w:rPr>
         <w:t/>
       </w:r>
@@ -7664,7 +7641,7 @@
           <w:color w:val="000000"/>
           <w:kern w:val="0"/>
           <w:lang w:val="es-ES" w:eastAsia="es-ES"/>
-          <ns2:ligatures ns2:val="none"/>
+          <w14:ligatures w14:val="none"/>
         </w:rPr>
         <w:t xml:space="preserve"> V-689928, así como el cargo de remisión de la póliza</w:t>
       </w:r>
@@ -7674,7 +7651,7 @@
           <w:color w:val="000000"/>
           <w:kern w:val="0"/>
           <w:lang w:val="es-ES" w:eastAsia="es-ES"/>
-          <ns2:ligatures ns2:val="none"/>
+          <w14:ligatures w14:val="none"/>
         </w:rPr>
         <w:t>;</w:t>
       </w:r>
@@ -7684,7 +7661,7 @@
           <w:color w:val="000000"/>
           <w:kern w:val="0"/>
           <w:lang w:val="es-ES" w:eastAsia="es-ES"/>
-          <ns2:ligatures ns2:val="none"/>
+          <w14:ligatures w14:val="none"/>
         </w:rPr>
         <w:t xml:space="preserve"> </w:t>
       </w:r>
@@ -7694,7 +7671,7 @@
           <w:color w:val="000000"/>
           <w:kern w:val="0"/>
           <w:lang w:val="es-ES" w:eastAsia="es-ES"/>
-          <ns2:ligatures ns2:val="none"/>
+          <w14:ligatures w14:val="none"/>
         </w:rPr>
         <w:t>(</w:t>
       </w:r>
@@ -7704,7 +7681,7 @@
           <w:color w:val="000000"/>
           <w:kern w:val="0"/>
           <w:lang w:val="es-ES" w:eastAsia="es-ES"/>
-          <ns2:ligatures ns2:val="none"/>
+          <w14:ligatures w14:val="none"/>
         </w:rPr>
         <w:t>v</w:t>
       </w:r>
@@ -7714,7 +7691,7 @@
           <w:color w:val="000000"/>
           <w:kern w:val="0"/>
           <w:lang w:val="es-ES" w:eastAsia="es-ES"/>
-          <ns2:ligatures ns2:val="none"/>
+          <w14:ligatures w14:val="none"/>
         </w:rPr>
         <w:t xml:space="preserve">) </w:t>
       </w:r>
@@ -7724,7 +7701,7 @@
           <w:color w:val="000000"/>
           <w:kern w:val="0"/>
           <w:lang w:val="es-ES" w:eastAsia="es-ES"/>
-          <ns2:ligatures ns2:val="none"/>
+          <w14:ligatures w14:val="none"/>
         </w:rPr>
         <w:t xml:space="preserve">presentar una copia completa, legible y debidamente suscrita de la </w:t>
       </w:r>
@@ -7734,7 +7711,7 @@
           <w:color w:val="000000"/>
           <w:kern w:val="0"/>
           <w:lang w:val="es-ES" w:eastAsia="es-ES"/>
-          <ns2:ligatures ns2:val="none"/>
+          <w14:ligatures w14:val="none"/>
         </w:rPr>
         <w:t>p</w:t>
       </w:r>
@@ -7744,7 +7721,7 @@
           <w:color w:val="000000"/>
           <w:kern w:val="0"/>
           <w:lang w:val="es-ES" w:eastAsia="es-ES"/>
-          <ns2:ligatures ns2:val="none"/>
+          <w14:ligatures w14:val="none"/>
         </w:rPr>
         <w:t xml:space="preserve">óliza de Seguro </w:t>
       </w:r>
@@ -7754,7 +7731,7 @@
           <w:color w:val="000000"/>
           <w:kern w:val="0"/>
           <w:lang w:val="es-ES" w:eastAsia="es-ES"/>
-          <ns2:ligatures ns2:val="none"/>
+          <w14:ligatures w14:val="none"/>
         </w:rPr>
         <w:t>Oncológico</w:t>
       </w:r>
@@ -7764,7 +7741,7 @@
           <w:color w:val="000000"/>
           <w:kern w:val="0"/>
           <w:lang w:val="es-ES" w:eastAsia="es-ES"/>
-          <ns2:ligatures ns2:val="none"/>
+          <w14:ligatures w14:val="none"/>
         </w:rPr>
         <w:t xml:space="preserve"> </w:t>
       </w:r>
@@ -7775,7 +7752,7 @@
           <w:color w:val="000000"/>
           <w:kern w:val="0"/>
           <w:lang w:val="es-ES" w:eastAsia="es-ES"/>
-          <ns2:ligatures ns2:val="none"/>
+          <w14:ligatures w14:val="none"/>
         </w:rPr>
         <w:t/>
       </w:r>
@@ -7786,7 +7763,7 @@
           <w:color w:val="000000"/>
           <w:kern w:val="0"/>
           <w:lang w:val="es-ES" w:eastAsia="es-ES"/>
-          <ns2:ligatures ns2:val="none"/>
+          <w14:ligatures w14:val="none"/>
         </w:rPr>
         <w:t xml:space="preserve"> V-1719112, así como el cargo de remisión de la póliza; (vi) presentar los medios probatorios que acr</w:t>
       </w:r>
@@ -7796,7 +7773,7 @@
           <w:color w:val="000000"/>
           <w:kern w:val="0"/>
           <w:lang w:val="es-ES" w:eastAsia="es-ES"/>
-          <ns2:ligatures ns2:val="none"/>
+          <w14:ligatures w14:val="none"/>
         </w:rPr>
         <w:t xml:space="preserve">editen que remitió </w:t>
       </w:r>
@@ -7806,7 +7783,7 @@
           <w:color w:val="000000"/>
           <w:kern w:val="0"/>
           <w:lang w:val="es-ES" w:eastAsia="es-ES"/>
-          <ns2:ligatures ns2:val="none"/>
+          <w14:ligatures w14:val="none"/>
         </w:rPr>
         <w:t xml:space="preserve">oportunamente </w:t>
       </w:r>
@@ -7816,7 +7793,7 @@
           <w:color w:val="000000"/>
           <w:kern w:val="0"/>
           <w:lang w:val="es-ES" w:eastAsia="es-ES"/>
-          <ns2:ligatures ns2:val="none"/>
+          <w14:ligatures w14:val="none"/>
         </w:rPr>
         <w:t xml:space="preserve">las pólizas de Vida Protección Familiar </w:t>
       </w:r>
@@ -7827,7 +7804,7 @@
           <w:color w:val="000000"/>
           <w:kern w:val="0"/>
           <w:lang w:val="es-ES" w:eastAsia="es-ES"/>
-          <ns2:ligatures ns2:val="none"/>
+          <w14:ligatures w14:val="none"/>
         </w:rPr>
         <w:t/>
       </w:r>
@@ -7838,7 +7815,7 @@
           <w:color w:val="000000"/>
           <w:kern w:val="0"/>
           <w:lang w:val="es-ES" w:eastAsia="es-ES"/>
-          <ns2:ligatures ns2:val="none"/>
+          <w14:ligatures w14:val="none"/>
         </w:rPr>
         <w:t xml:space="preserve"> V-1516143, V</w:t>
       </w:r>
@@ -7848,7 +7825,7 @@
           <w:color w:val="000000"/>
           <w:kern w:val="0"/>
           <w:lang w:val="es-ES" w:eastAsia="es-ES"/>
-          <ns2:ligatures ns2:val="none"/>
+          <w14:ligatures w14:val="none"/>
         </w:rPr>
         <w:t xml:space="preserve">-214646, Sepelio </w:t>
       </w:r>
@@ -7859,7 +7836,7 @@
           <w:color w:val="000000"/>
           <w:kern w:val="0"/>
           <w:lang w:val="es-ES" w:eastAsia="es-ES"/>
-          <ns2:ligatures ns2:val="none"/>
+          <w14:ligatures w14:val="none"/>
         </w:rPr>
         <w:t/>
       </w:r>
@@ -7870,7 +7847,7 @@
           <w:color w:val="000000"/>
           <w:kern w:val="0"/>
           <w:lang w:val="es-ES" w:eastAsia="es-ES"/>
-          <ns2:ligatures ns2:val="none"/>
+          <w14:ligatures w14:val="none"/>
         </w:rPr>
         <w:t xml:space="preserve"> V-1733547 y </w:t>
       </w:r>
@@ -7880,7 +7857,7 @@
           <w:color w:val="000000"/>
           <w:kern w:val="0"/>
           <w:lang w:val="es-ES" w:eastAsia="es-ES"/>
-          <ns2:ligatures ns2:val="none"/>
+          <w14:ligatures w14:val="none"/>
         </w:rPr>
         <w:t>Oncológico</w:t>
       </w:r>
@@ -7890,7 +7867,7 @@
           <w:color w:val="000000"/>
           <w:kern w:val="0"/>
           <w:lang w:val="es-ES" w:eastAsia="es-ES"/>
-          <ns2:ligatures ns2:val="none"/>
+          <w14:ligatures w14:val="none"/>
         </w:rPr>
         <w:t xml:space="preserve"> </w:t>
       </w:r>
@@ -7901,7 +7878,7 @@
           <w:color w:val="000000"/>
           <w:kern w:val="0"/>
           <w:lang w:val="es-ES" w:eastAsia="es-ES"/>
-          <ns2:ligatures ns2:val="none"/>
+          <w14:ligatures w14:val="none"/>
         </w:rPr>
         <w:t/>
       </w:r>
@@ -7912,7 +7889,7 @@
           <w:color w:val="000000"/>
           <w:kern w:val="0"/>
           <w:lang w:val="es-ES" w:eastAsia="es-ES"/>
-          <ns2:ligatures ns2:val="none"/>
+          <w14:ligatures w14:val="none"/>
         </w:rPr>
         <w:t xml:space="preserve"> V-689928, V-1719112 a la denunciante; y, (</w:t>
       </w:r>
@@ -7923,7 +7900,7 @@
           <w:color w:val="000000"/>
           <w:kern w:val="0"/>
           <w:lang w:val="es-ES" w:eastAsia="es-ES"/>
-          <ns2:ligatures ns2:val="none"/>
+          <w14:ligatures w14:val="none"/>
         </w:rPr>
         <w:t>vii</w:t>
       </w:r>
@@ -7934,7 +7911,7 @@
           <w:color w:val="000000"/>
           <w:kern w:val="0"/>
           <w:lang w:val="es-ES" w:eastAsia="es-ES"/>
-          <ns2:ligatures ns2:val="none"/>
+          <w14:ligatures w14:val="none"/>
         </w:rPr>
         <w:t>) presentar todas las comunicaciones cursadas con la parte denunciante en virtud del hecho materia de denuncia</w:t>
       </w:r>
@@ -7944,12 +7921,12 @@
           <w:color w:val="000000"/>
           <w:kern w:val="0"/>
           <w:lang w:val="es-ES" w:eastAsia="es-ES"/>
-          <ns2:ligatures ns2:val="none"/>
+          <w14:ligatures w14:val="none"/>
         </w:rPr>
         <w:t>.</w:t>
       </w:r>
     </w:p>
-    <w:p ns2:paraId="12A4D8BD" ns2:textId="77777777">
+    <w:p>
       <w:pPr>
         <w:spacing w:after="0" w:line="240" w:lineRule="auto"/>
         <w:jc w:val="both"/>
@@ -7959,20 +7936,20 @@
           <w:color w:val="000000"/>
           <w:kern w:val="0"/>
           <w:lang w:val="es-ES" w:eastAsia="es-PE"/>
-          <ns2:ligatures ns2:val="none"/>
-        </w:rPr>
-      </w:pPr>
-    </w:p>
-    <w:p ns2:paraId="591B7E6F" ns2:textId="77777777">
-      <w:pPr>
-        <w:spacing w:after="0" w:line="240" w:lineRule="auto"/>
-        <w:jc w:val="both"/>
-        <w:rPr>
-          <w:rFonts w:ascii="Arial Narrow" w:eastAsia="Arial Narrow" w:hAnsi="Arial Narrow" w:cs="Arial Narrow"/>
-          <w:color w:val="000000"/>
-          <w:kern w:val="0"/>
-          <w:lang w:eastAsia="es-PE"/>
-          <ns2:ligatures ns2:val="none"/>
+          <w14:ligatures w14:val="none"/>
+        </w:rPr>
+      </w:pPr>
+    </w:p>
+    <w:p>
+      <w:pPr>
+        <w:spacing w:after="0" w:line="240" w:lineRule="auto"/>
+        <w:jc w:val="both"/>
+        <w:rPr>
+          <w:rFonts w:ascii="Arial Narrow" w:eastAsia="Arial Narrow" w:hAnsi="Arial Narrow" w:cs="Arial Narrow"/>
+          <w:color w:val="000000"/>
+          <w:kern w:val="0"/>
+          <w:lang w:eastAsia="es-PE"/>
+          <w14:ligatures w14:val="none"/>
         </w:rPr>
       </w:pPr>
       <w:r>
@@ -7982,7 +7959,7 @@
           <w:color w:val="000000"/>
           <w:kern w:val="0"/>
           <w:lang w:eastAsia="es-PE"/>
-          <ns2:ligatures ns2:val="none"/>
+          <w14:ligatures w14:val="none"/>
         </w:rPr>
         <w:t>SEXTO:</w:t>
       </w:r>
@@ -7992,7 +7969,7 @@
           <w:color w:val="000000"/>
           <w:kern w:val="0"/>
           <w:lang w:eastAsia="es-PE"/>
-          <ns2:ligatures ns2:val="none"/>
+          <w14:ligatures w14:val="none"/>
         </w:rPr>
         <w:t xml:space="preserve"> </w:t>
       </w:r>
@@ -8003,7 +7980,7 @@
           <w:color w:val="000000"/>
           <w:kern w:val="0"/>
           <w:lang w:eastAsia="es-PE"/>
-          <ns2:ligatures ns2:val="none"/>
+          <w14:ligatures w14:val="none"/>
         </w:rPr>
         <w:t>informar a las partes que el artículo 110</w:t>
       </w:r>
@@ -8013,7 +7990,7 @@
           <w:color w:val="000000"/>
           <w:kern w:val="0"/>
           <w:lang w:eastAsia="es-PE"/>
-          <ns2:ligatures ns2:val="none"/>
+          <w14:ligatures w14:val="none"/>
         </w:rPr>
         <w:t/>
       </w:r>
@@ -8023,7 +8000,7 @@
           <w:color w:val="000000"/>
           <w:kern w:val="0"/>
           <w:lang w:eastAsia="es-PE"/>
-          <ns2:ligatures ns2:val="none"/>
+          <w14:ligatures w14:val="none"/>
         </w:rPr>
         <w:t xml:space="preserve"> de la Ley 29571, Código de Protección y Defensa del Consumidor</w:t>
       </w:r>
@@ -8035,7 +8012,7 @@
           <w:kern w:val="0"/>
           <w:vertAlign w:val="superscript"/>
           <w:lang w:eastAsia="es-PE"/>
-          <ns2:ligatures ns2:val="none"/>
+          <w14:ligatures w14:val="none"/>
         </w:rPr>
         <w:footnoteReference w:id="10"/>
       </w:r>
@@ -8045,7 +8022,7 @@
           <w:color w:val="000000"/>
           <w:kern w:val="0"/>
           <w:lang w:eastAsia="es-PE"/>
-          <ns2:ligatures ns2:val="none"/>
+          <w14:ligatures w14:val="none"/>
         </w:rPr>
         <w:t>, faculta a la Comisión a calificar las infracciones de la referida norma como leves, graves o muy graves e imponer sanciones que van desde una amonestación hasta una multa por un máximo de 450 Unidades Impositivas Tributarias, sin perjuicio de las medidas correctivas, reparadoras y complementarias, que puedan ordenarse de acuerdo a lo estipulado en los artículos 114</w:t>
       </w:r>
@@ -8055,7 +8032,7 @@
           <w:color w:val="000000"/>
           <w:kern w:val="0"/>
           <w:lang w:eastAsia="es-PE"/>
-          <ns2:ligatures ns2:val="none"/>
+          <w14:ligatures w14:val="none"/>
         </w:rPr>
         <w:t/>
       </w:r>
@@ -8065,7 +8042,7 @@
           <w:color w:val="000000"/>
           <w:kern w:val="0"/>
           <w:lang w:eastAsia="es-PE"/>
-          <ns2:ligatures ns2:val="none"/>
+          <w14:ligatures w14:val="none"/>
         </w:rPr>
         <w:t>, 115</w:t>
       </w:r>
@@ -8075,7 +8052,7 @@
           <w:color w:val="000000"/>
           <w:kern w:val="0"/>
           <w:lang w:eastAsia="es-PE"/>
-          <ns2:ligatures ns2:val="none"/>
+          <w14:ligatures w14:val="none"/>
         </w:rPr>
         <w:t/>
       </w:r>
@@ -8085,7 +8062,7 @@
           <w:color w:val="000000"/>
           <w:kern w:val="0"/>
           <w:lang w:eastAsia="es-PE"/>
-          <ns2:ligatures ns2:val="none"/>
+          <w14:ligatures w14:val="none"/>
         </w:rPr>
         <w:t xml:space="preserve"> y 116</w:t>
       </w:r>
@@ -8095,7 +8072,7 @@
           <w:color w:val="000000"/>
           <w:kern w:val="0"/>
           <w:lang w:eastAsia="es-PE"/>
-          <ns2:ligatures ns2:val="none"/>
+          <w14:ligatures w14:val="none"/>
         </w:rPr>
         <w:t/>
       </w:r>
@@ -8105,7 +8082,7 @@
           <w:color w:val="000000"/>
           <w:kern w:val="0"/>
           <w:lang w:eastAsia="es-PE"/>
-          <ns2:ligatures ns2:val="none"/>
+          <w14:ligatures w14:val="none"/>
         </w:rPr>
         <w:t xml:space="preserve"> de la referida norma</w:t>
       </w:r>
@@ -8117,7 +8094,7 @@
           <w:kern w:val="0"/>
           <w:vertAlign w:val="superscript"/>
           <w:lang w:eastAsia="es-PE"/>
-          <ns2:ligatures ns2:val="none"/>
+          <w14:ligatures w14:val="none"/>
         </w:rPr>
         <w:footnoteReference w:id="11"/>
       </w:r>
@@ -8127,7 +8104,7 @@
           <w:color w:val="000000"/>
           <w:kern w:val="0"/>
           <w:lang w:eastAsia="es-PE"/>
-          <ns2:ligatures ns2:val="none"/>
+          <w14:ligatures w14:val="none"/>
         </w:rPr>
         <w:t xml:space="preserve">. </w:t>
       </w:r>
@@ -8138,7 +8115,7 @@
           <w:color w:val="000000"/>
           <w:kern w:val="0"/>
           <w:lang w:eastAsia="es-PE"/>
-          <ns2:ligatures ns2:val="none"/>
+          <w14:ligatures w14:val="none"/>
         </w:rPr>
         <w:lastRenderedPageBreak/>
         <w:t>Asimismo, se consideran circunstancias atenuantes para la graduación de la sanción, el allanamiento de la denuncia o el reconocimiento de las pretensiones en ella contenidas, de acuerdo con el artículo 112</w:t>
@@ -8149,7 +8126,7 @@
           <w:color w:val="000000"/>
           <w:kern w:val="0"/>
           <w:lang w:eastAsia="es-PE"/>
-          <ns2:ligatures ns2:val="none"/>
+          <w14:ligatures w14:val="none"/>
         </w:rPr>
         <w:t/>
       </w:r>
@@ -8159,7 +8136,7 @@
           <w:color w:val="000000"/>
           <w:kern w:val="0"/>
           <w:lang w:eastAsia="es-PE"/>
-          <ns2:ligatures ns2:val="none"/>
+          <w14:ligatures w14:val="none"/>
         </w:rPr>
         <w:t xml:space="preserve"> del Código</w:t>
       </w:r>
@@ -8171,7 +8148,7 @@
           <w:kern w:val="0"/>
           <w:vertAlign w:val="superscript"/>
           <w:lang w:eastAsia="es-PE"/>
-          <ns2:ligatures ns2:val="none"/>
+          <w14:ligatures w14:val="none"/>
         </w:rPr>
         <w:footnoteReference w:id="12"/>
       </w:r>
@@ -8181,12 +8158,12 @@
           <w:color w:val="000000"/>
           <w:kern w:val="0"/>
           <w:lang w:eastAsia="es-PE"/>
-          <ns2:ligatures ns2:val="none"/>
+          <w14:ligatures w14:val="none"/>
         </w:rPr>
         <w:t>.</w:t>
       </w:r>
     </w:p>
-    <w:p ns2:paraId="0ECE55DF" ns2:textId="77777777">
+    <w:p>
       <w:pPr>
         <w:shd w:val="clear" w:color="auto" w:fill="FFFFFF"/>
         <w:spacing w:after="0" w:line="240" w:lineRule="auto"/>
@@ -8197,11 +8174,11 @@
           <w:color w:val="000000"/>
           <w:kern w:val="0"/>
           <w:lang w:eastAsia="es-PE"/>
-          <ns2:ligatures ns2:val="none"/>
-        </w:rPr>
-      </w:pPr>
-    </w:p>
-    <w:p ns2:paraId="1CC114EB" ns2:textId="77777777">
+          <w14:ligatures w14:val="none"/>
+        </w:rPr>
+      </w:pPr>
+    </w:p>
+    <w:p>
       <w:pPr>
         <w:shd w:val="clear" w:color="auto" w:fill="FFFFFF"/>
         <w:spacing w:after="0" w:line="240" w:lineRule="auto"/>
@@ -8211,7 +8188,7 @@
           <w:color w:val="000000"/>
           <w:kern w:val="0"/>
           <w:lang w:eastAsia="es-PE"/>
-          <ns2:ligatures ns2:val="none"/>
+          <w14:ligatures w14:val="none"/>
         </w:rPr>
       </w:pPr>
       <w:r>
@@ -8221,7 +8198,7 @@
           <w:color w:val="000000"/>
           <w:kern w:val="0"/>
           <w:lang w:eastAsia="es-PE"/>
-          <ns2:ligatures ns2:val="none"/>
+          <w14:ligatures w14:val="none"/>
         </w:rPr>
         <w:t>SÉTIMO:</w:t>
       </w:r>
@@ -8231,7 +8208,7 @@
           <w:color w:val="000000"/>
           <w:kern w:val="0"/>
           <w:lang w:eastAsia="es-PE"/>
-          <ns2:ligatures ns2:val="none"/>
+          <w14:ligatures w14:val="none"/>
         </w:rPr>
         <w:t xml:space="preserve"> informar a las partes que conforme a lo establecido en el artículo 39</w:t>
       </w:r>
@@ -8241,7 +8218,7 @@
           <w:color w:val="000000"/>
           <w:kern w:val="0"/>
           <w:lang w:eastAsia="es-PE"/>
-          <ns2:ligatures ns2:val="none"/>
+          <w14:ligatures w14:val="none"/>
         </w:rPr>
         <w:t/>
       </w:r>
@@ -8251,12 +8228,12 @@
           <w:color w:val="000000"/>
           <w:kern w:val="0"/>
           <w:lang w:eastAsia="es-PE"/>
-          <ns2:ligatures ns2:val="none"/>
+          <w14:ligatures w14:val="none"/>
         </w:rPr>
         <w:t xml:space="preserve"> de la Ley sobre Facultades, Normas y Organización del Indecopi, aprobada por Decreto Legislativo 807, los gastos por los peritajes realizados, actuación de pruebas, inspecciones y otros derivados de la tramitación del proceso serán de cargo de la parte que solicita la prueba, salvo pacto en contrario. En todos los casos, la resolución final determinará si los gastos deben ser asumidos por alguna de las partes, o reembolsados a la otra parte o al Indecopi, según sea el caso, de manera adicional a la sanción que haya podido imponerse. </w:t>
       </w:r>
     </w:p>
-    <w:p ns2:paraId="364C4B19" ns2:textId="77777777">
+    <w:p>
       <w:pPr>
         <w:shd w:val="clear" w:color="auto" w:fill="FFFFFF"/>
         <w:spacing w:after="0" w:line="240" w:lineRule="auto"/>
@@ -8266,11 +8243,11 @@
           <w:color w:val="000000"/>
           <w:kern w:val="0"/>
           <w:lang w:eastAsia="es-PE"/>
-          <ns2:ligatures ns2:val="none"/>
-        </w:rPr>
-      </w:pPr>
-    </w:p>
-    <w:p ns2:paraId="27E9BBC0" ns2:textId="77777777">
+          <w14:ligatures w14:val="none"/>
+        </w:rPr>
+      </w:pPr>
+    </w:p>
+    <w:p>
       <w:pPr>
         <w:suppressAutoHyphens/>
         <w:spacing w:after="0" w:line="240" w:lineRule="auto"/>
@@ -8279,7 +8256,7 @@
           <w:rFonts w:ascii="Arial Narrow" w:eastAsia="Calibri" w:hAnsi="Arial Narrow" w:cs="Arial"/>
           <w:kern w:val="0"/>
           <w:u w:val="single"/>
-          <ns2:ligatures ns2:val="none"/>
+          <w14:ligatures w14:val="none"/>
         </w:rPr>
       </w:pPr>
       <w:r>
@@ -8288,7 +8265,7 @@
           <w:b/>
           <w:bCs/>
           <w:kern w:val="0"/>
-          <ns2:ligatures ns2:val="none"/>
+          <w14:ligatures w14:val="none"/>
         </w:rPr>
         <w:t>OCTAVO</w:t>
       </w:r>
@@ -8297,7 +8274,7 @@
           <w:rFonts w:ascii="Arial Narrow" w:eastAsia="Calibri" w:hAnsi="Arial Narrow" w:cs="Arial"/>
           <w:b/>
           <w:kern w:val="0"/>
-          <ns2:ligatures ns2:val="none"/>
+          <w14:ligatures w14:val="none"/>
         </w:rPr>
         <w:t>:</w:t>
       </w:r>
@@ -8305,7 +8282,7 @@
         <w:rPr>
           <w:rFonts w:ascii="Arial Narrow" w:eastAsia="Calibri" w:hAnsi="Arial Narrow" w:cs="Arial"/>
           <w:kern w:val="0"/>
-          <ns2:ligatures ns2:val="none"/>
+          <w14:ligatures w14:val="none"/>
         </w:rPr>
         <w:t xml:space="preserve"> comunicar a las partes que, </w:t>
       </w:r>
@@ -8314,7 +8291,7 @@
         <w:rPr>
           <w:rFonts w:ascii="Arial Narrow" w:eastAsia="Calibri" w:hAnsi="Arial Narrow" w:cs="Arial"/>
           <w:kern w:val="0"/>
-          <ns2:ligatures ns2:val="none"/>
+          <w14:ligatures w14:val="none"/>
         </w:rPr>
         <w:t>de acuerdo a</w:t>
       </w:r>
@@ -8323,7 +8300,7 @@
         <w:rPr>
           <w:rFonts w:ascii="Arial Narrow" w:eastAsia="Calibri" w:hAnsi="Arial Narrow" w:cs="Arial"/>
           <w:kern w:val="0"/>
-          <ns2:ligatures ns2:val="none"/>
+          <w14:ligatures w14:val="none"/>
         </w:rPr>
         <w:t xml:space="preserve"> lo señalado por el artículo 29</w:t>
       </w:r>
@@ -8333,7 +8310,7 @@
           <w:color w:val="000000"/>
           <w:kern w:val="0"/>
           <w:lang w:eastAsia="es-PE"/>
-          <ns2:ligatures ns2:val="none"/>
+          <w14:ligatures w14:val="none"/>
         </w:rPr>
         <w:t/>
       </w:r>
@@ -8341,7 +8318,7 @@
         <w:rPr>
           <w:rFonts w:ascii="Arial Narrow" w:eastAsia="Calibri" w:hAnsi="Arial Narrow" w:cs="Arial"/>
           <w:kern w:val="0"/>
-          <ns2:ligatures ns2:val="none"/>
+          <w14:ligatures w14:val="none"/>
         </w:rPr>
         <w:t xml:space="preserve"> del Decreto Legislativo </w:t>
       </w:r>
@@ -8350,7 +8327,7 @@
         <w:rPr>
           <w:rFonts w:ascii="Arial Narrow" w:eastAsia="Calibri" w:hAnsi="Arial Narrow" w:cs="Arial"/>
           <w:kern w:val="0"/>
-          <ns2:ligatures ns2:val="none"/>
+          <w14:ligatures w14:val="none"/>
         </w:rPr>
         <w:t/>
       </w:r>
@@ -8359,7 +8336,7 @@
         <w:rPr>
           <w:rFonts w:ascii="Arial Narrow" w:eastAsia="Calibri" w:hAnsi="Arial Narrow" w:cs="Arial"/>
           <w:kern w:val="0"/>
-          <ns2:ligatures ns2:val="none"/>
+          <w14:ligatures w14:val="none"/>
         </w:rPr>
         <w:t xml:space="preserve"> 807</w:t>
       </w:r>
@@ -8369,7 +8346,7 @@
           <w:rFonts w:ascii="Arial Narrow" w:eastAsia="Calibri" w:hAnsi="Arial Narrow" w:cs="Arial"/>
           <w:kern w:val="0"/>
           <w:vertAlign w:val="superscript"/>
-          <ns2:ligatures ns2:val="none"/>
+          <w14:ligatures w14:val="none"/>
         </w:rPr>
         <w:footnoteReference w:id="13"/>
       </w:r>
@@ -8377,7 +8354,7 @@
         <w:rPr>
           <w:rFonts w:ascii="Arial Narrow" w:eastAsia="Calibri" w:hAnsi="Arial Narrow" w:cs="Arial"/>
           <w:kern w:val="0"/>
-          <ns2:ligatures ns2:val="none"/>
+          <w14:ligatures w14:val="none"/>
         </w:rPr>
         <w:t xml:space="preserve">, hasta antes de la emisión de la Resolución Final tienen la posibilidad de solicitar una audiencia de conciliación. En caso deleguen a favor de una tercera persona su actuación en la diligencia programada, esta deberá presentar un poder especial con firma legalizada ante Notario Público, donde conste </w:t>
       </w:r>
@@ -8386,7 +8363,7 @@
           <w:rFonts w:ascii="Arial Narrow" w:eastAsia="Calibri" w:hAnsi="Arial Narrow" w:cs="Arial"/>
           <w:kern w:val="0"/>
           <w:u w:val="single"/>
-          <ns2:ligatures ns2:val="none"/>
+          <w14:ligatures w14:val="none"/>
         </w:rPr>
         <w:t>expresamente su facultad para asistir y conciliar en su representación</w:t>
       </w:r>
@@ -8395,7 +8372,7 @@
           <w:rFonts w:ascii="Arial Narrow" w:eastAsia="Calibri" w:hAnsi="Arial Narrow" w:cs="Arial"/>
           <w:bCs/>
           <w:kern w:val="0"/>
-          <ns2:ligatures ns2:val="none"/>
+          <w14:ligatures w14:val="none"/>
         </w:rPr>
         <w:t>.</w:t>
       </w:r>
@@ -8405,7 +8382,7 @@
           <w:b/>
           <w:bCs/>
           <w:kern w:val="0"/>
-          <ns2:ligatures ns2:val="none"/>
+          <w14:ligatures w14:val="none"/>
         </w:rPr>
         <w:t xml:space="preserve"> </w:t>
       </w:r>
@@ -8414,12 +8391,12 @@
           <w:rFonts w:ascii="Arial Narrow" w:eastAsia="Calibri" w:hAnsi="Arial Narrow" w:cs="Arial"/>
           <w:kern w:val="0"/>
           <w:u w:val="single"/>
-          <ns2:ligatures ns2:val="none"/>
+          <w14:ligatures w14:val="none"/>
         </w:rPr>
         <w:t xml:space="preserve">Ello bajo apercibimiento de no realizar la audiencia de conciliación y levantar el acta de inasistencia correspondiente. </w:t>
       </w:r>
     </w:p>
-    <w:p ns2:paraId="4CD47B08" ns2:textId="77777777">
+    <w:p>
       <w:pPr>
         <w:suppressAutoHyphens/>
         <w:spacing w:after="0" w:line="240" w:lineRule="auto"/>
@@ -8428,11 +8405,11 @@
           <w:rFonts w:ascii="Arial Narrow" w:eastAsia="Calibri" w:hAnsi="Arial Narrow" w:cs="Arial"/>
           <w:kern w:val="0"/>
           <w:u w:val="single"/>
-          <ns2:ligatures ns2:val="none"/>
-        </w:rPr>
-      </w:pPr>
-    </w:p>
-    <w:p ns2:paraId="0E80CA49" ns2:textId="77777777">
+          <w14:ligatures w14:val="none"/>
+        </w:rPr>
+      </w:pPr>
+    </w:p>
+    <w:p>
       <w:pPr>
         <w:suppressAutoHyphens/>
         <w:spacing w:after="0" w:line="240" w:lineRule="auto"/>
@@ -8442,7 +8419,7 @@
           <w:color w:val="000000"/>
           <w:kern w:val="0"/>
           <w:lang w:eastAsia="es-PE"/>
-          <ns2:ligatures ns2:val="none"/>
+          <w14:ligatures w14:val="none"/>
         </w:rPr>
       </w:pPr>
       <w:r>
@@ -8452,7 +8429,7 @@
           <w:color w:val="000000"/>
           <w:kern w:val="0"/>
           <w:lang w:eastAsia="es-PE"/>
-          <ns2:ligatures ns2:val="none"/>
+          <w14:ligatures w14:val="none"/>
         </w:rPr>
         <w:lastRenderedPageBreak/>
         <w:t>NOVENO:</w:t>
@@ -8463,14 +8440,14 @@
           <w:color w:val="000000"/>
           <w:kern w:val="0"/>
           <w:lang w:eastAsia="es-PE"/>
-          <ns2:ligatures ns2:val="none"/>
+          <w14:ligatures w14:val="none"/>
         </w:rPr>
         <w:t xml:space="preserve"> poner en conocimiento de las partes que, antes de la emisión de la Resolución Final, tienen la posibilidad de formular su desistimiento o presentar el acuerdo arribado mediante la conciliación, mediación, transacción o cualquier otro que, de forma indubitable, deje constancia que se ha solucionado la controversia materia de denuncia.</w:t>
       </w:r>
       <w:bookmarkStart w:id="7" w:name="h.gjdgxs" w:colFirst="0" w:colLast="0"/>
       <w:bookmarkEnd w:id="7"/>
     </w:p>
-    <w:p ns2:paraId="7DDD06F7" ns2:textId="77777777">
+    <w:p>
       <w:pPr>
         <w:suppressAutoHyphens/>
         <w:spacing w:after="0" w:line="240" w:lineRule="auto"/>
@@ -8480,11 +8457,11 @@
           <w:color w:val="000000"/>
           <w:kern w:val="0"/>
           <w:lang w:eastAsia="es-PE"/>
-          <ns2:ligatures ns2:val="none"/>
-        </w:rPr>
-      </w:pPr>
-    </w:p>
-    <w:p ns2:paraId="236137A1" ns2:textId="560F1F3B">
+          <w14:ligatures w14:val="none"/>
+        </w:rPr>
+      </w:pPr>
+    </w:p>
+    <w:p>
       <w:pPr>
         <w:suppressAutoHyphens/>
         <w:spacing w:after="0" w:line="240" w:lineRule="auto"/>
@@ -8507,7 +8484,7 @@
           <w:b/>
           <w:spacing w:val="-3"/>
           <w:kern w:val="0"/>
-          <ns2:ligatures ns2:val="none"/>
+          <w14:ligatures w14:val="none"/>
         </w:rPr>
         <w:t/>
       </w:r>
@@ -8517,7 +8494,7 @@
           <w:bCs/>
           <w:spacing w:val="-3"/>
           <w:kern w:val="0"/>
-          <ns2:ligatures ns2:val="none"/>
+          <w14:ligatures w14:val="none"/>
         </w:rPr>
         <w:t xml:space="preserve"/>
       </w:r>
@@ -8527,7 +8504,7 @@
           <w:bCs/>
           <w:spacing w:val="-3"/>
           <w:kern w:val="0"/>
-          <ns2:ligatures ns2:val="none"/>
+          <w14:ligatures w14:val="none"/>
         </w:rPr>
         <w:t xml:space="preserve"/>
       </w:r>
@@ -8538,7 +8515,7 @@
           <w:kern w:val="0"/>
           <w:shd w:val="clear" w:color="auto" w:fill="FFFFFF"/>
           <w:lang w:eastAsia="es-PE"/>
-          <ns2:ligatures ns2:val="none"/>
+          <w14:ligatures w14:val="none"/>
         </w:rPr>
         <w:t xml:space="preserve"/>
       </w:r>
@@ -8550,7 +8527,7 @@
           <w:kern w:val="0"/>
           <w:shd w:val="clear" w:color="auto" w:fill="FFFFFF"/>
           <w:lang w:eastAsia="es-PE"/>
-          <ns2:ligatures ns2:val="none"/>
+          <w14:ligatures w14:val="none"/>
         </w:rPr>
         <w:t/>
       </w:r>
@@ -8562,7 +8539,7 @@
           <w:kern w:val="0"/>
           <w:shd w:val="clear" w:color="auto" w:fill="FFFFFF"/>
           <w:lang w:eastAsia="es-PE"/>
-          <ns2:ligatures ns2:val="none"/>
+          <w14:ligatures w14:val="none"/>
         </w:rPr>
         <w:t xml:space="preserve"/>
       </w:r>
@@ -8677,7 +8654,7 @@
           <w:color w:val="000000"/>
           <w:kern w:val="0"/>
           <w:lang w:eastAsia="es-PE"/>
-          <ns2:ligatures ns2:val="none"/>
+          <w14:ligatures w14:val="none"/>
         </w:rPr>
         <w:t/>
       </w:r>
@@ -8717,7 +8694,7 @@
           <w:color w:val="000000"/>
           <w:kern w:val="0"/>
           <w:lang w:eastAsia="es-PE"/>
-          <ns2:ligatures ns2:val="none"/>
+          <w14:ligatures w14:val="none"/>
         </w:rPr>
         <w:t/>
       </w:r>
@@ -8743,7 +8720,7 @@
         <w:t/>
       </w:r>
     </w:p>
-    <w:p ns2:paraId="639FE5BE" ns2:textId="77777777">
+    <w:p>
       <w:pPr>
         <w:suppressAutoHyphens/>
         <w:spacing w:after="0" w:line="240" w:lineRule="auto"/>
@@ -8753,7 +8730,7 @@
         </w:rPr>
       </w:pPr>
     </w:p>
-    <w:p ns2:paraId="36317C11" ns2:textId="77777777">
+    <w:p>
       <w:pPr>
         <w:suppressAutoHyphens/>
         <w:spacing w:after="0" w:line="240" w:lineRule="auto"/>
@@ -8766,7 +8743,7 @@
       <w:bookmarkStart w:id="8" w:name="_Hlk198890962"/>
     </w:p>
     <w:bookmarkEnd w:id="8"/>
-    <w:p ns2:paraId="418E1D52" ns2:textId="77777777">
+    <w:p>
       <w:pPr>
         <w:spacing w:after="0" w:line="240" w:lineRule="auto"/>
         <w:jc w:val="both"/>
@@ -8776,11 +8753,11 @@
           <w:color w:val="000000"/>
           <w:kern w:val="0"/>
           <w:lang w:eastAsia="es-PE"/>
-          <ns2:ligatures ns2:val="none"/>
-        </w:rPr>
-      </w:pPr>
-    </w:p>
-    <w:p ns2:paraId="0407B94C" ns2:textId="77777777">
+          <w14:ligatures w14:val="none"/>
+        </w:rPr>
+      </w:pPr>
+    </w:p>
+    <w:p>
       <w:pPr>
         <w:spacing w:after="0" w:line="240" w:lineRule="auto"/>
         <w:jc w:val="both"/>
@@ -8790,11 +8767,11 @@
           <w:color w:val="000000"/>
           <w:kern w:val="0"/>
           <w:lang w:eastAsia="es-PE"/>
-          <ns2:ligatures ns2:val="none"/>
-        </w:rPr>
-      </w:pPr>
-    </w:p>
-    <w:p ns2:paraId="375C384E" ns2:textId="77777777">
+          <w14:ligatures w14:val="none"/>
+        </w:rPr>
+      </w:pPr>
+    </w:p>
+    <w:p>
       <w:pPr>
         <w:spacing w:after="0" w:line="240" w:lineRule="auto"/>
         <w:jc w:val="both"/>
@@ -8804,12 +8781,12 @@
           <w:color w:val="000000"/>
           <w:kern w:val="0"/>
           <w:lang w:eastAsia="es-PE"/>
-          <ns2:ligatures ns2:val="none"/>
+          <w14:ligatures w14:val="none"/>
         </w:rPr>
       </w:pPr>
     </w:p>
     <w:bookmarkEnd w:id="0"/>
-    <w:p ns2:paraId="7609987B" ns2:textId="77777777">
+    <w:p>
       <w:pPr>
         <w:shd w:val="clear" w:color="auto" w:fill="FFFFFF"/>
         <w:spacing w:after="0" w:line="240" w:lineRule="auto"/>
@@ -8818,7 +8795,7 @@
           <w:rFonts w:ascii="Arial Narrow" w:eastAsia="Calibri" w:hAnsi="Arial Narrow" w:cs="Times New Roman"/>
           <w:color w:val="000000"/>
           <w:kern w:val="0"/>
-          <ns2:ligatures ns2:val="none"/>
+          <w14:ligatures w14:val="none"/>
         </w:rPr>
       </w:pPr>
       <w:r>
@@ -8828,12 +8805,12 @@
           <w:bCs/>
           <w:color w:val="000000"/>
           <w:kern w:val="0"/>
-          <ns2:ligatures ns2:val="none"/>
+          <w14:ligatures w14:val="none"/>
         </w:rPr>
         <w:t xml:space="preserve">LUISA ANALÍ SILVA MALPARTIDA</w:t>
       </w:r>
     </w:p>
-    <w:p ns2:paraId="692BA8AF" ns2:textId="77777777">
+    <w:p>
       <w:pPr>
         <w:shd w:val="clear" w:color="auto" w:fill="FFFFFF"/>
         <w:spacing w:after="0" w:line="240" w:lineRule="auto"/>
@@ -8844,7 +8821,7 @@
           <w:bCs/>
           <w:color w:val="000000"/>
           <w:kern w:val="0"/>
-          <ns2:ligatures ns2:val="none"/>
+          <w14:ligatures w14:val="none"/>
         </w:rPr>
       </w:pPr>
       <w:r>
@@ -8854,12 +8831,12 @@
           <w:bCs/>
           <w:color w:val="000000"/>
           <w:kern w:val="0"/>
-          <ns2:ligatures ns2:val="none"/>
+          <w14:ligatures w14:val="none"/>
         </w:rPr>
         <w:t xml:space="preserve">Secretaria Técnica Ad Hoc</w:t>
       </w:r>
     </w:p>
-    <w:p ns2:paraId="4AF3211C" ns2:textId="77777777">
+    <w:p>
       <w:pPr>
         <w:shd w:val="clear" w:color="auto" w:fill="FFFFFF"/>
         <w:spacing w:after="0" w:line="240" w:lineRule="auto"/>
@@ -8870,7 +8847,7 @@
           <w:bCs/>
           <w:color w:val="000000"/>
           <w:kern w:val="0"/>
-          <ns2:ligatures ns2:val="none"/>
+          <w14:ligatures w14:val="none"/>
         </w:rPr>
       </w:pPr>
       <w:r>
@@ -8880,7 +8857,7 @@
           <w:bCs/>
           <w:color w:val="000000"/>
           <w:kern w:val="0"/>
-          <ns2:ligatures ns2:val="none"/>
+          <w14:ligatures w14:val="none"/>
         </w:rPr>
         <w:t>Comisión </w:t>
       </w:r>
@@ -8892,7 +8869,7 @@
           <w:color w:val="000000"/>
           <w:kern w:val="0"/>
           <w:shd w:val="clear" w:color="auto" w:fill="FFFFFF"/>
-          <ns2:ligatures ns2:val="none"/>
+          <w14:ligatures w14:val="none"/>
         </w:rPr>
         <w:t>de</w:t>
       </w:r>
@@ -8903,7 +8880,7 @@
           <w:bCs/>
           <w:color w:val="000000"/>
           <w:kern w:val="0"/>
-          <ns2:ligatures ns2:val="none"/>
+          <w14:ligatures w14:val="none"/>
         </w:rPr>
         <w:t xml:space="preserve"> Protección al Consumidor </w:t>
       </w:r>
@@ -8915,7 +8892,7 @@
           <w:bCs/>
           <w:color w:val="000000"/>
           <w:kern w:val="0"/>
-          <ns2:ligatures ns2:val="none"/>
+          <w14:ligatures w14:val="none"/>
         </w:rPr>
         <w:t/>
       </w:r>
@@ -8927,12 +8904,12 @@
           <w:bCs/>
           <w:color w:val="000000"/>
           <w:kern w:val="0"/>
-          <ns2:ligatures ns2:val="none"/>
+          <w14:ligatures w14:val="none"/>
         </w:rPr>
         <w:t xml:space="preserve"> 1</w:t>
       </w:r>
     </w:p>
-    <w:p ns2:paraId="602C43F9" ns2:textId="77777777">
+    <w:p>
       <w:pPr>
         <w:spacing w:after="0" w:line="240" w:lineRule="auto"/>
         <w:jc w:val="both"/>
@@ -8942,11 +8919,11 @@
           <w:color w:val="000000"/>
           <w:kern w:val="0"/>
           <w:lang w:eastAsia="es-PE"/>
-          <ns2:ligatures ns2:val="none"/>
-        </w:rPr>
-      </w:pPr>
-    </w:p>
-    <w:p ns2:paraId="1D3884F8" ns2:textId="77777777">
+          <w14:ligatures w14:val="none"/>
+        </w:rPr>
+      </w:pPr>
+    </w:p>
+    <w:p>
       <w:pPr>
         <w:spacing w:after="0" w:line="240" w:lineRule="auto"/>
         <w:jc w:val="both"/>
@@ -8964,12 +8941,12 @@
           <w:sz w:val="16"/>
           <w:szCs w:val="16"/>
           <w:lang w:eastAsia="es-PE"/>
-          <ns2:ligatures ns2:val="none"/>
+          <w14:ligatures w14:val="none"/>
         </w:rPr>
         <w:t>LSM/JCQ</w:t>
       </w:r>
     </w:p>
-    <w:p ns2:paraId="08D2E184" ns2:textId="77777777">
+    <w:p>
       <w:pPr>
         <w:spacing w:line="240" w:lineRule="auto"/>
         <w:rPr>
@@ -8977,7 +8954,7 @@
         </w:rPr>
       </w:pPr>
     </w:p>
-    <w:p ns2:paraId="1D2233A3" ns2:textId="77777777">
+    <w:p>
       <w:pPr>
         <w:spacing w:line="240" w:lineRule="auto"/>
         <w:rPr>
@@ -8985,17 +8962,17 @@
         </w:rPr>
       </w:pPr>
     </w:p>
-    <w:p ns2:paraId="4423ADE9" ns2:textId="77777777">
+    <w:p>
       <w:pPr>
         <w:rPr>
           <w:rFonts w:ascii="Arial Narrow" w:hAnsi="Arial Narrow"/>
         </w:rPr>
       </w:pPr>
     </w:p>
-    <w:p ns2:paraId="74AAB5F4" ns2:textId="77777777"/>
+    <w:p/>
     <w:sectPr>
-      <w:headerReference w:type="default" ns3:id="rId8"/>
-      <w:footerReference w:type="default" ns3:id="rId9"/>
+      <w:headerReference w:type="default" r:id="rId8"/>
+      <w:footerReference w:type="default" r:id="rId9"/>
       <w:pgSz w:w="11906" w:h="16838"/>
       <w:pgMar w:top="1417" w:right="1701" w:bottom="1417" w:left="1701" w:header="708" w:footer="708" w:gutter="0"/>
       <w:cols w:space="708"/>
@@ -9006,7 +8983,7 @@
 </file>
 
 <file path=word/endnotes.xml><?xml version="1.0" encoding="utf-8"?>
-<w:endnotes xmlns:wpc="http://schemas.microsoft.com/office/word/2010/wordprocessingCanvas" xmlns:cx="http://schemas.microsoft.com/office/drawing/2014/chartex" xmlns:cx1="http://schemas.microsoft.com/office/drawing/2015/9/8/chartex" xmlns:cx2="http://schemas.microsoft.com/office/drawing/2015/10/21/chartex" xmlns:cx3="http://schemas.microsoft.com/office/drawing/2016/5/9/chartex" xmlns:cx4="http://schemas.microsoft.com/office/drawing/2016/5/10/chartex" xmlns:cx5="http://schemas.microsoft.com/office/drawing/2016/5/11/chartex" xmlns:cx6="http://schemas.microsoft.com/office/drawing/2016/5/12/chartex" xmlns:cx7="http://schemas.microsoft.com/office/drawing/2016/5/13/chartex" xmlns:cx8="http://schemas.microsoft.com/office/drawing/2016/5/14/chartex" xmlns:mc="http://schemas.openxmlformats.org/markup-compatibility/2006" xmlns:aink="http://schemas.microsoft.com/office/drawing/2016/ink" xmlns:am3d="http://schemas.microsoft.com/office/drawing/2017/model3d" xmlns:o="urn:schemas-microsoft-com:office:office" xmlns:oel="http://schemas.microsoft.com/office/2019/extlst" xmlns:r="http://schemas.openxmlformats.org/officeDocument/2006/relationships" xmlns:m="http://schemas.openxmlformats.org/officeDocument/2006/math" xmlns:v="urn:schemas-microsoft-com:vml" xmlns:wp14="http://schemas.microsoft.com/office/word/2010/wordprocessingDrawing" xmlns:wp="http://schemas.openxmlformats.org/drawingml/2006/wordprocessingDrawing" xmlns:w10="urn:schemas-microsoft-com:office:word" xmlns:w="http://schemas.openxmlformats.org/wordprocessingml/2006/main" xmlns:w14="http://schemas.microsoft.com/office/word/2010/wordml" xmlns:w15="http://schemas.microsoft.com/office/word/2012/wordml" xmlns:w16cex="http://schemas.microsoft.com/office/word/2018/wordml/cex" xmlns:w16cid="http://schemas.microsoft.com/office/word/2016/wordml/cid" xmlns:w16="http://schemas.microsoft.com/office/word/2018/wordml" xmlns:w16du="http://schemas.microsoft.com/office/word/2023/wordml/word16du" xmlns:w16sdtdh="http://schemas.microsoft.com/office/word/2020/wordml/sdtdatahash" xmlns:w16sdtfl="http://schemas.microsoft.com/office/word/2024/wordml/sdtformatlock" xmlns:w16se="http://schemas.microsoft.com/office/word/2015/wordml/symex" xmlns:wpg="http://schemas.microsoft.com/office/word/2010/wordprocessingGroup" xmlns:wpi="http://schemas.microsoft.com/office/word/2010/wordprocessingInk" xmlns:wne="http://schemas.microsoft.com/office/word/2006/wordml" xmlns:wps="http://schemas.microsoft.com/office/word/2010/wordprocessingShape" mc:Ignorable="w14 w15 w16se w16cid w16 w16cex w16sdtdh w16sdtfl w16du wp14">
+<w:endnotes xmlns:mc="http://schemas.openxmlformats.org/markup-compatibility/2006" xmlns:r="http://schemas.openxmlformats.org/officeDocument/2006/relationships" xmlns:w="http://schemas.openxmlformats.org/wordprocessingml/2006/main" xmlns:w14="http://schemas.microsoft.com/office/word/2010/wordml" xmlns:w15="http://schemas.microsoft.com/office/word/2012/wordml" xmlns:w16="http://schemas.microsoft.com/office/word/2018/wordml" xmlns:w16cex="http://schemas.microsoft.com/office/word/2018/wordml/cex" xmlns:w16cid="http://schemas.microsoft.com/office/word/2016/wordml/cid" xmlns:w16du="http://schemas.microsoft.com/office/word/2023/wordml/word16du" xmlns:w16sdtdh="http://schemas.microsoft.com/office/word/2020/wordml/sdtdatahash" xmlns:w16se="http://schemas.microsoft.com/office/word/2015/wordml/symex" xmlns:wp14="http://schemas.microsoft.com/office/word/2010/wordprocessingDrawing" mc:Ignorable="w14 w15 w16se w16cid w16 w16cex w16sdtdh w16du wp14">
   <w:endnote w:type="separator" w:id="-1">
     <w:p>
       <w:pPr>
@@ -9031,7 +9008,7 @@
 </file>
 
 <file path=word/footer1.xml><?xml version="1.0" encoding="utf-8"?>
-<w:ftr xmlns:wpc="http://schemas.microsoft.com/office/word/2010/wordprocessingCanvas" xmlns:cx="http://schemas.microsoft.com/office/drawing/2014/chartex" xmlns:cx1="http://schemas.microsoft.com/office/drawing/2015/9/8/chartex" xmlns:cx2="http://schemas.microsoft.com/office/drawing/2015/10/21/chartex" xmlns:cx3="http://schemas.microsoft.com/office/drawing/2016/5/9/chartex" xmlns:cx4="http://schemas.microsoft.com/office/drawing/2016/5/10/chartex" xmlns:cx5="http://schemas.microsoft.com/office/drawing/2016/5/11/chartex" xmlns:cx6="http://schemas.microsoft.com/office/drawing/2016/5/12/chartex" xmlns:cx7="http://schemas.microsoft.com/office/drawing/2016/5/13/chartex" xmlns:cx8="http://schemas.microsoft.com/office/drawing/2016/5/14/chartex" xmlns:mc="http://schemas.openxmlformats.org/markup-compatibility/2006" xmlns:aink="http://schemas.microsoft.com/office/drawing/2016/ink" xmlns:am3d="http://schemas.microsoft.com/office/drawing/2017/model3d" xmlns:o="urn:schemas-microsoft-com:office:office" xmlns:oel="http://schemas.microsoft.com/office/2019/extlst" xmlns:r="http://schemas.openxmlformats.org/officeDocument/2006/relationships" xmlns:m="http://schemas.openxmlformats.org/officeDocument/2006/math" xmlns:v="urn:schemas-microsoft-com:vml" xmlns:wp14="http://schemas.microsoft.com/office/word/2010/wordprocessingDrawing" xmlns:wp="http://schemas.openxmlformats.org/drawingml/2006/wordprocessingDrawing" xmlns:w10="urn:schemas-microsoft-com:office:word" xmlns:w="http://schemas.openxmlformats.org/wordprocessingml/2006/main" xmlns:w14="http://schemas.microsoft.com/office/word/2010/wordml" xmlns:w15="http://schemas.microsoft.com/office/word/2012/wordml" xmlns:w16cex="http://schemas.microsoft.com/office/word/2018/wordml/cex" xmlns:w16cid="http://schemas.microsoft.com/office/word/2016/wordml/cid" xmlns:w16="http://schemas.microsoft.com/office/word/2018/wordml" xmlns:w16du="http://schemas.microsoft.com/office/word/2023/wordml/word16du" xmlns:w16sdtdh="http://schemas.microsoft.com/office/word/2020/wordml/sdtdatahash" xmlns:w16sdtfl="http://schemas.microsoft.com/office/word/2024/wordml/sdtformatlock" xmlns:w16se="http://schemas.microsoft.com/office/word/2015/wordml/symex" xmlns:wpg="http://schemas.microsoft.com/office/word/2010/wordprocessingGroup" xmlns:wpi="http://schemas.microsoft.com/office/word/2010/wordprocessingInk" xmlns:wne="http://schemas.microsoft.com/office/word/2006/wordml" xmlns:wps="http://schemas.microsoft.com/office/word/2010/wordprocessingShape" mc:Ignorable="w14 w15 w16se w16cid w16 w16cex w16sdtdh w16sdtfl w16du wp14">
+<w:ftr xmlns:mc="http://schemas.openxmlformats.org/markup-compatibility/2006" xmlns:r="http://schemas.openxmlformats.org/officeDocument/2006/relationships" xmlns:w="http://schemas.openxmlformats.org/wordprocessingml/2006/main" xmlns:w14="http://schemas.microsoft.com/office/word/2010/wordml" xmlns:w15="http://schemas.microsoft.com/office/word/2012/wordml" xmlns:w16="http://schemas.microsoft.com/office/word/2018/wordml" xmlns:w16cex="http://schemas.microsoft.com/office/word/2018/wordml/cex" xmlns:w16cid="http://schemas.microsoft.com/office/word/2016/wordml/cid" xmlns:w16du="http://schemas.microsoft.com/office/word/2023/wordml/word16du" xmlns:w16sdtdh="http://schemas.microsoft.com/office/word/2020/wordml/sdtdatahash" xmlns:w16se="http://schemas.microsoft.com/office/word/2015/wordml/symex" xmlns:wp14="http://schemas.microsoft.com/office/word/2010/wordprocessingDrawing" mc:Ignorable="w14 w15 w16se w16cid w16 w16cex w16sdtdh w16du wp14">
   <w:p>
     <w:pPr>
       <w:pBdr>
@@ -9110,7 +9087,7 @@
 </file>
 
 <file path=word/footnotes.xml><?xml version="1.0" encoding="utf-8"?>
-<w:footnotes xmlns:wpc="http://schemas.microsoft.com/office/word/2010/wordprocessingCanvas" xmlns:cx="http://schemas.microsoft.com/office/drawing/2014/chartex" xmlns:cx1="http://schemas.microsoft.com/office/drawing/2015/9/8/chartex" xmlns:cx2="http://schemas.microsoft.com/office/drawing/2015/10/21/chartex" xmlns:cx3="http://schemas.microsoft.com/office/drawing/2016/5/9/chartex" xmlns:cx4="http://schemas.microsoft.com/office/drawing/2016/5/10/chartex" xmlns:cx5="http://schemas.microsoft.com/office/drawing/2016/5/11/chartex" xmlns:cx6="http://schemas.microsoft.com/office/drawing/2016/5/12/chartex" xmlns:cx7="http://schemas.microsoft.com/office/drawing/2016/5/13/chartex" xmlns:cx8="http://schemas.microsoft.com/office/drawing/2016/5/14/chartex" xmlns:mc="http://schemas.openxmlformats.org/markup-compatibility/2006" xmlns:aink="http://schemas.microsoft.com/office/drawing/2016/ink" xmlns:am3d="http://schemas.microsoft.com/office/drawing/2017/model3d" xmlns:o="urn:schemas-microsoft-com:office:office" xmlns:oel="http://schemas.microsoft.com/office/2019/extlst" xmlns:r="http://schemas.openxmlformats.org/officeDocument/2006/relationships" xmlns:m="http://schemas.openxmlformats.org/officeDocument/2006/math" xmlns:v="urn:schemas-microsoft-com:vml" xmlns:wp14="http://schemas.microsoft.com/office/word/2010/wordprocessingDrawing" xmlns:wp="http://schemas.openxmlformats.org/drawingml/2006/wordprocessingDrawing" xmlns:w10="urn:schemas-microsoft-com:office:word" xmlns:w="http://schemas.openxmlformats.org/wordprocessingml/2006/main" xmlns:w14="http://schemas.microsoft.com/office/word/2010/wordml" xmlns:w15="http://schemas.microsoft.com/office/word/2012/wordml" xmlns:w16cex="http://schemas.microsoft.com/office/word/2018/wordml/cex" xmlns:w16cid="http://schemas.microsoft.com/office/word/2016/wordml/cid" xmlns:w16="http://schemas.microsoft.com/office/word/2018/wordml" xmlns:w16du="http://schemas.microsoft.com/office/word/2023/wordml/word16du" xmlns:w16sdtdh="http://schemas.microsoft.com/office/word/2020/wordml/sdtdatahash" xmlns:w16sdtfl="http://schemas.microsoft.com/office/word/2024/wordml/sdtformatlock" xmlns:w16se="http://schemas.microsoft.com/office/word/2015/wordml/symex" xmlns:wpg="http://schemas.microsoft.com/office/word/2010/wordprocessingGroup" xmlns:wpi="http://schemas.microsoft.com/office/word/2010/wordprocessingInk" xmlns:wne="http://schemas.microsoft.com/office/word/2006/wordml" xmlns:wps="http://schemas.microsoft.com/office/word/2010/wordprocessingShape" mc:Ignorable="w14 w15 w16se w16cid w16 w16cex w16sdtdh w16sdtfl w16du wp14">
+<w:footnotes xmlns:mc="http://schemas.openxmlformats.org/markup-compatibility/2006" xmlns:r="http://schemas.openxmlformats.org/officeDocument/2006/relationships" xmlns:w="http://schemas.openxmlformats.org/wordprocessingml/2006/main" xmlns:w14="http://schemas.microsoft.com/office/word/2010/wordml" xmlns:w15="http://schemas.microsoft.com/office/word/2012/wordml" xmlns:w16="http://schemas.microsoft.com/office/word/2018/wordml" xmlns:w16cex="http://schemas.microsoft.com/office/word/2018/wordml/cex" xmlns:w16cid="http://schemas.microsoft.com/office/word/2016/wordml/cid" xmlns:w16du="http://schemas.microsoft.com/office/word/2023/wordml/word16du" xmlns:w16sdtdh="http://schemas.microsoft.com/office/word/2020/wordml/sdtdatahash" xmlns:w16se="http://schemas.microsoft.com/office/word/2015/wordml/symex" xmlns:wp14="http://schemas.microsoft.com/office/word/2010/wordprocessingDrawing" mc:Ignorable="w14 w15 w16se w16cid w16 w16cex w16sdtdh w16du wp14">
   <w:footnote w:type="separator" w:id="-1">
     <w:p>
       <w:pPr>
@@ -9177,7 +9154,7 @@
           <w:sz w:val="14"/>
           <w:szCs w:val="14"/>
         </w:rPr>
-        <w:t/>
+        <w:t xml:space="preserve"/>
       </w:r>
       <w:proofErr w:type="spellEnd"/>
       <w:r>
@@ -9186,7 +9163,7 @@
           <w:sz w:val="14"/>
           <w:szCs w:val="14"/>
         </w:rPr>
-        <w:t xml:space="preserve"> </w:t>
+        <w:t xml:space="preserve"/>
       </w:r>
       <w:r>
         <w:rPr>
@@ -9252,7 +9229,7 @@
           <w:sz w:val="14"/>
           <w:szCs w:val="14"/>
         </w:rPr>
-        <w:t>.</w:t>
+        <w:t xml:space="preserve">.</w:t>
       </w:r>
     </w:p>
     <w:p>
@@ -10857,6 +10834,161 @@
       </w:pPr>
     </w:p>
   </w:footnote>
+  <w:footnote w:id="15">
+    <w:p>
+      <w:pPr>
+        <w:pStyle w:val="Textonotapie"/>
+        <w:ind w:left="567" w:hanging="567"/>
+        <w:jc w:val="both"/>
+      </w:pPr>
+      <w:r>
+        <w:rPr>
+          <w:rStyle w:val="Refdenotaalpie"/>
+          <w:rFonts w:ascii="Arial Narrow" w:hAnsi="Arial Narrow" w:cs="Arial"/>
+          <w:sz w:val="16"/>
+          <w:szCs w:val="14"/>
+          <w:vertAlign w:val="superscript"/>
+        </w:rPr>
+        <w:footnoteRef/>
+      </w:r>
+      <w:r>
+        <w:rPr>
+          <w:rFonts w:ascii="Arial Narrow" w:hAnsi="Arial Narrow" w:cs="Arial"/>
+          <w:sz w:val="14"/>
+          <w:szCs w:val="14"/>
+        </w:rPr>
+        <w:tab/>
+      </w:r>
+      <w:r>
+        <w:rPr>
+          <w:rFonts w:ascii="Arial Narrow" w:hAnsi="Arial Narrow" w:cs="Arial"/>
+          <w:b/>
+          <w:bCs/>
+          <w:sz w:val="14"/>
+          <w:szCs w:val="14"/>
+        </w:rPr>
+        <w:t xml:space="preserve">DECRETO LEGISLATIVO 807, LEY SOBRE FACULTADES, NORMAS Y ORGANIZACIÓN DEL INDECOPI, publicado el 18 de abril de 1996</w:t>
+      </w:r>
+    </w:p>
+    <w:p>
+      <w:pPr>
+        <w:pStyle w:val="Textonotapie"/>
+        <w:ind w:left="567" w:hanging="567"/>
+        <w:jc w:val="both"/>
+      </w:pPr>
+      <w:r>
+        <w:rPr>
+          <w:rFonts w:ascii="Arial Narrow" w:hAnsi="Arial Narrow" w:cs="Arial"/>
+          <w:sz w:val="14"/>
+          <w:szCs w:val="14"/>
+        </w:rPr>
+        <w:tab/>
+      </w:r>
+      <w:r>
+        <w:rPr>
+          <w:rFonts w:ascii="Arial Narrow" w:hAnsi="Arial Narrow" w:cs="Arial"/>
+          <w:b/>
+          <w:bCs/>
+          <w:sz w:val="14"/>
+          <w:szCs w:val="14"/>
+        </w:rPr>
+        <w:t xml:space="preserve">Artículo 26.-</w:t>
+      </w:r>
+      <w:r>
+        <w:rPr>
+          <w:rFonts w:ascii="Arial Narrow" w:hAnsi="Arial Narrow" w:cs="Arial"/>
+          <w:sz w:val="14"/>
+          <w:szCs w:val="14"/>
+        </w:rPr>
+        <w:t xml:space="preserve"> Una vez admitida a trámite la denuncia, se correrá traslado de la misma al denunciado, a fin de que éste presente su descargo. El plazo para la presentación del descargo será de cinco (5) días contados desde la notificación, vencido el cual, el Secretario Técnico declarará en rebeldía al denunciado que no lo hubiera presentado.</w:t>
+      </w:r>
+    </w:p>
+  </w:footnote>
+  <w:footnote w:id="16">
+    <w:p>
+      <w:pPr>
+        <w:pStyle w:val="Textonotapie"/>
+        <w:ind w:left="567" w:hanging="567"/>
+        <w:jc w:val="both"/>
+      </w:pPr>
+      <w:r>
+        <w:rPr>
+          <w:rStyle w:val="Refdenotaalpie"/>
+          <w:rFonts w:ascii="Arial Narrow" w:hAnsi="Arial Narrow" w:cs="Arial"/>
+          <w:sz w:val="16"/>
+          <w:szCs w:val="14"/>
+          <w:vertAlign w:val="superscript"/>
+        </w:rPr>
+        <w:footnoteRef/>
+      </w:r>
+      <w:r>
+        <w:rPr>
+          <w:rFonts w:ascii="Arial Narrow" w:hAnsi="Arial Narrow" w:cs="Arial"/>
+          <w:sz w:val="14"/>
+          <w:szCs w:val="14"/>
+        </w:rPr>
+        <w:tab/>
+      </w:r>
+      <w:r>
+        <w:rPr>
+          <w:rFonts w:ascii="Arial Narrow" w:hAnsi="Arial Narrow" w:cs="Arial"/>
+          <w:b/>
+          <w:bCs/>
+          <w:sz w:val="14"/>
+          <w:szCs w:val="14"/>
+        </w:rPr>
+        <w:t xml:space="preserve">DECRETO SUPREMO 006-2026-JUS, TEXTO ÚNICO ORDENADO DE LA LEY 27444, LEY DEL PROCEDIMIENTO ADMINISTRATIVO GENERAL, publicado el 30 de abril de 2026</w:t>
+      </w:r>
+    </w:p>
+    <w:p>
+      <w:pPr>
+        <w:pStyle w:val="Textonotapie"/>
+        <w:ind w:left="567" w:hanging="567"/>
+        <w:jc w:val="both"/>
+      </w:pPr>
+      <w:r>
+        <w:rPr>
+          <w:rFonts w:ascii="Arial Narrow" w:hAnsi="Arial Narrow" w:cs="Arial"/>
+          <w:sz w:val="14"/>
+          <w:szCs w:val="14"/>
+        </w:rPr>
+        <w:tab/>
+      </w:r>
+      <w:r>
+        <w:rPr>
+          <w:rFonts w:ascii="Arial Narrow" w:hAnsi="Arial Narrow" w:cs="Arial"/>
+          <w:b/>
+          <w:bCs/>
+          <w:sz w:val="14"/>
+          <w:szCs w:val="14"/>
+        </w:rPr>
+        <w:t xml:space="preserve">Artículo 223.- Contestación de la reclamación</w:t>
+      </w:r>
+    </w:p>
+    <w:p>
+      <w:pPr>
+        <w:pStyle w:val="Textonotapie"/>
+        <w:ind w:left="567" w:hanging="567"/>
+        <w:jc w:val="both"/>
+      </w:pPr>
+      <w:r>
+        <w:rPr>
+          <w:rFonts w:ascii="Arial Narrow" w:hAnsi="Arial Narrow" w:cs="Arial"/>
+          <w:sz w:val="14"/>
+          <w:szCs w:val="14"/>
+        </w:rPr>
+        <w:tab/>
+      </w:r>
+      <w:r>
+        <w:rPr>
+          <w:rFonts w:ascii="Arial Narrow" w:hAnsi="Arial Narrow" w:cs="Arial"/>
+          <w:sz w:val="14"/>
+          <w:szCs w:val="14"/>
+        </w:rPr>
+        <w:t xml:space="preserve">223.1 El reclamado deberá presentar la contestación de la reclamación dentro de los quince (15) días posteriores a la notificación de ésta; vencido este plazo, la Administración declarará en rebeldía al reclamado que no la hubiera presentado. La contestación deberá contener los requisitos de los escritos previstos en el artículo 113 de la presente Ley, así como la absolución de todos los asuntos controvertidos de hecho y de derecho, Las alegaciones y los hechos relevantes de la reclamación, salvo que hayan sido específicamente negadas en la contestación, se tendrán por aceptadas o merituadas como ciertas.</w:t>
+      </w:r>
+    </w:p>
+  </w:footnote>
   <w:footnote w:id="10">
     <w:p>
       <w:pPr>
@@ -12479,7 +12611,7 @@
 </file>
 
 <file path=word/header1.xml><?xml version="1.0" encoding="utf-8"?>
-<w:hdr xmlns:wpc="http://schemas.microsoft.com/office/word/2010/wordprocessingCanvas" xmlns:cx="http://schemas.microsoft.com/office/drawing/2014/chartex" xmlns:cx1="http://schemas.microsoft.com/office/drawing/2015/9/8/chartex" xmlns:cx2="http://schemas.microsoft.com/office/drawing/2015/10/21/chartex" xmlns:cx3="http://schemas.microsoft.com/office/drawing/2016/5/9/chartex" xmlns:cx4="http://schemas.microsoft.com/office/drawing/2016/5/10/chartex" xmlns:cx5="http://schemas.microsoft.com/office/drawing/2016/5/11/chartex" xmlns:cx6="http://schemas.microsoft.com/office/drawing/2016/5/12/chartex" xmlns:cx7="http://schemas.microsoft.com/office/drawing/2016/5/13/chartex" xmlns:cx8="http://schemas.microsoft.com/office/drawing/2016/5/14/chartex" xmlns:mc="http://schemas.openxmlformats.org/markup-compatibility/2006" xmlns:aink="http://schemas.microsoft.com/office/drawing/2016/ink" xmlns:am3d="http://schemas.microsoft.com/office/drawing/2017/model3d" xmlns:o="urn:schemas-microsoft-com:office:office" xmlns:oel="http://schemas.microsoft.com/office/2019/extlst" xmlns:r="http://schemas.openxmlformats.org/officeDocument/2006/relationships" xmlns:m="http://schemas.openxmlformats.org/officeDocument/2006/math" xmlns:v="urn:schemas-microsoft-com:vml" xmlns:wp14="http://schemas.microsoft.com/office/word/2010/wordprocessingDrawing" xmlns:wp="http://schemas.openxmlformats.org/drawingml/2006/wordprocessingDrawing" xmlns:w10="urn:schemas-microsoft-com:office:word" xmlns:w="http://schemas.openxmlformats.org/wordprocessingml/2006/main" xmlns:w14="http://schemas.microsoft.com/office/word/2010/wordml" xmlns:w15="http://schemas.microsoft.com/office/word/2012/wordml" xmlns:w16cex="http://schemas.microsoft.com/office/word/2018/wordml/cex" xmlns:w16cid="http://schemas.microsoft.com/office/word/2016/wordml/cid" xmlns:w16="http://schemas.microsoft.com/office/word/2018/wordml" xmlns:w16du="http://schemas.microsoft.com/office/word/2023/wordml/word16du" xmlns:w16sdtdh="http://schemas.microsoft.com/office/word/2020/wordml/sdtdatahash" xmlns:w16sdtfl="http://schemas.microsoft.com/office/word/2024/wordml/sdtformatlock" xmlns:w16se="http://schemas.microsoft.com/office/word/2015/wordml/symex" xmlns:wpg="http://schemas.microsoft.com/office/word/2010/wordprocessingGroup" xmlns:wpi="http://schemas.microsoft.com/office/word/2010/wordprocessingInk" xmlns:wne="http://schemas.microsoft.com/office/word/2006/wordml" xmlns:wps="http://schemas.microsoft.com/office/word/2010/wordprocessingShape" mc:Ignorable="w14 w15 w16se w16cid w16 w16cex w16sdtdh w16sdtfl w16du wp14">
+<w:hdr xmlns:a="http://schemas.openxmlformats.org/drawingml/2006/main" xmlns:a14="http://schemas.microsoft.com/office/drawing/2010/main" xmlns:mc="http://schemas.openxmlformats.org/markup-compatibility/2006" xmlns:pic="http://schemas.openxmlformats.org/drawingml/2006/picture" xmlns:r="http://schemas.openxmlformats.org/officeDocument/2006/relationships" xmlns:w="http://schemas.openxmlformats.org/wordprocessingml/2006/main" xmlns:w14="http://schemas.microsoft.com/office/word/2010/wordml" xmlns:w15="http://schemas.microsoft.com/office/word/2012/wordml" xmlns:w16="http://schemas.microsoft.com/office/word/2018/wordml" xmlns:w16cex="http://schemas.microsoft.com/office/word/2018/wordml/cex" xmlns:w16cid="http://schemas.microsoft.com/office/word/2016/wordml/cid" xmlns:w16du="http://schemas.microsoft.com/office/word/2023/wordml/word16du" xmlns:w16sdtdh="http://schemas.microsoft.com/office/word/2020/wordml/sdtdatahash" xmlns:w16se="http://schemas.microsoft.com/office/word/2015/wordml/symex" xmlns:wp="http://schemas.openxmlformats.org/drawingml/2006/wordprocessingDrawing" xmlns:wp14="http://schemas.microsoft.com/office/word/2010/wordprocessingDrawing" mc:Ignorable="w14 w15 w16se w16cid w16 w16cex w16sdtdh w16du wp14">
   <w:tbl>
     <w:tblPr>
       <w:tblW w:w="8645" w:type="dxa"/>

--- a/plantillas_maestras/17_seguro_no_especificado/contratacion_no_consentida/2_o_mas_ddos_varios/mujer/TPL_1890_2025_SEGURO_NO_ESPECIFICADO_CONTRATACION_NO_CONSENTIDA_ASEGURADORA_MUJER_R2.docx
+++ b/plantillas_maestras/17_seguro_no_especificado/contratacion_no_consentida/2_o_mas_ddos_varios/mujer/TPL_1890_2025_SEGURO_NO_ESPECIFICADO_CONTRATACION_NO_CONSENTIDA_ASEGURADORA_MUJER_R2.docx
@@ -583,19 +583,7 @@
           <w:lang w:val="es-ES" w:eastAsia="es-ES"/>
           <w14:ligatures w14:val="none"/>
         </w:rPr>
-        <w:t xml:space="preserve">Mediante el escrito del 4 de julio de 2025, la señora [APELLIDO] denunció a Rímac por presuntas infracciones a la Ley 29571, Código de Protección y Defensa del Consumidor (en adelante, Código), señalando lo siguiente:</w:t>
-      </w:r>
-      <w:r>
-        <w:rPr>
-          <w:rFonts w:ascii="Arial Narrow" w:eastAsia="Arial Narrow" w:hAnsi="Arial Narrow" w:cs="Arial Narrow"/>
-          <w:color w:val="000000"/>
-          <w:kern w:val="0"/>
-          <w:sz w:val="22"/>
-          <w:szCs w:val="22"/>
-          <w:lang w:val="es-ES" w:eastAsia="es-ES"/>
-          <w14:ligatures w14:val="none"/>
-        </w:rPr>
-        <w:t/>
+        <w:t xml:space="preserve">Mediante el escrito del 4 de julio de 2025, la señora [APELLIDO] denunció a Rímac por presuntas infracciones a la Ley 29571, Código de Protección y Defensa del Consumidor</w:t>
       </w:r>
       <w:r>
         <w:rPr>
@@ -614,78 +602,26 @@
       <w:r>
         <w:rPr>
           <w:rFonts w:ascii="Arial Narrow" w:eastAsia="Arial Narrow" w:hAnsi="Arial Narrow" w:cs="Arial Narrow"/>
-          <w:kern w:val="0"/>
-          <w14:ligatures w14:val="none"/>
-          <w:sz w:val="22"/>
-          <w:szCs w:val="22"/>
+          <w:color w:val="000000"/>
+          <w:kern w:val="0"/>
+          <w:sz w:val="22"/>
+          <w:szCs w:val="22"/>
+          <w:lang w:val="es-ES" w:eastAsia="es-ES"/>
+          <w14:ligatures w14:val="none"/>
+        </w:rPr>
+        <w:t xml:space="preserve"> (en adelante, Código), señalando lo siguiente:</w:t>
+      </w:r>
+      <w:r>
+        <w:rPr>
+          <w:rFonts w:ascii="Arial Narrow" w:eastAsia="Arial Narrow" w:hAnsi="Arial Narrow" w:cs="Arial Narrow"/>
+          <w:color w:val="000000"/>
+          <w:kern w:val="0"/>
+          <w:sz w:val="22"/>
+          <w:szCs w:val="22"/>
+          <w:lang w:val="es-ES" w:eastAsia="es-ES"/>
+          <w14:ligatures w14:val="none"/>
         </w:rPr>
         <w:t/>
-      </w:r>
-      <w:r>
-        <w:rPr>
-          <w:rFonts w:ascii="Arial Narrow" w:eastAsia="Arial Narrow" w:hAnsi="Arial Narrow" w:cs="Arial Narrow"/>
-          <w:kern w:val="0"/>
-          <w14:ligatures w14:val="none"/>
-          <w:sz w:val="22"/>
-          <w:szCs w:val="22"/>
-        </w:rPr>
-        <w:t xml:space="preserve"/>
-      </w:r>
-      <w:proofErr w:type="spellStart"/>
-      <w:r>
-        <w:rPr>
-          <w:rFonts w:ascii="Arial Narrow" w:eastAsia="Arial Narrow" w:hAnsi="Arial Narrow" w:cs="Arial Narrow"/>
-          <w:kern w:val="0"/>
-          <w14:ligatures w14:val="none"/>
-          <w:sz w:val="22"/>
-          <w:szCs w:val="22"/>
-        </w:rPr>
-        <w:t/>
-      </w:r>
-      <w:proofErr w:type="spellEnd"/>
-      <w:r>
-        <w:rPr>
-          <w:rFonts w:ascii="Arial Narrow" w:eastAsia="Arial Narrow" w:hAnsi="Arial Narrow" w:cs="Arial Narrow"/>
-          <w:kern w:val="0"/>
-          <w14:ligatures w14:val="none"/>
-          <w:sz w:val="22"/>
-          <w:szCs w:val="22"/>
-        </w:rPr>
-        <w:t xml:space="preserve"/>
-      </w:r>
-      <w:r>
-        <w:rPr>
-          <w:rFonts w:ascii="Arial Narrow" w:eastAsia="Arial Narrow" w:hAnsi="Arial Narrow" w:cs="Arial Narrow"/>
-          <w:kern w:val="0"/>
-          <w14:ligatures w14:val="none"/>
-          <w:sz w:val="22"/>
-          <w:szCs w:val="22"/>
-        </w:rPr>
-        <w:t/>
-      </w:r>
-      <w:r>
-        <w:rPr>
-          <w:rFonts w:ascii="Arial Narrow" w:eastAsia="Arial Narrow" w:hAnsi="Arial Narrow" w:cs="Arial Narrow"/>
-          <w:color w:val="000000"/>
-          <w:kern w:val="0"/>
-          <w:sz w:val="22"/>
-          <w:szCs w:val="22"/>
-          <w:lang w:val="es-ES" w:eastAsia="es-ES"/>
-          <w14:ligatures w14:val="none"/>
-        </w:rPr>
-        <w:t/>
-      </w:r>
-      <w:r>
-        <w:rPr>
-          <w:rFonts w:ascii="Arial Narrow" w:eastAsia="Arial Narrow" w:hAnsi="Arial Narrow" w:cs="Arial Narrow"/>
-          <w:color w:val="000000"/>
-          <w:kern w:val="0"/>
-          <w:sz w:val="22"/>
-          <w:szCs w:val="22"/>
-          <w:lang w:val="es-ES" w:eastAsia="es-ES"/>
-          <w14:ligatures w14:val="none"/>
-        </w:rPr>
-        <w:t xml:space="preserve"/>
       </w:r>
       <w:r>
         <w:rPr>
@@ -700,6 +636,82 @@
           <w14:ligatures w14:val="none"/>
         </w:rPr>
         <w:footnoteReference w:id="2"/>
+      </w:r>
+      <w:r>
+        <w:rPr>
+          <w:rFonts w:ascii="Arial Narrow" w:eastAsia="Arial Narrow" w:hAnsi="Arial Narrow" w:cs="Arial Narrow"/>
+          <w:kern w:val="0"/>
+          <w14:ligatures w14:val="none"/>
+          <w:sz w:val="22"/>
+          <w:szCs w:val="22"/>
+        </w:rPr>
+        <w:t/>
+      </w:r>
+      <w:r>
+        <w:rPr>
+          <w:rFonts w:ascii="Arial Narrow" w:eastAsia="Arial Narrow" w:hAnsi="Arial Narrow" w:cs="Arial Narrow"/>
+          <w:kern w:val="0"/>
+          <w14:ligatures w14:val="none"/>
+          <w:sz w:val="22"/>
+          <w:szCs w:val="22"/>
+        </w:rPr>
+        <w:t xml:space="preserve"/>
+      </w:r>
+      <w:proofErr w:type="spellStart"/>
+      <w:r>
+        <w:rPr>
+          <w:rFonts w:ascii="Arial Narrow" w:eastAsia="Arial Narrow" w:hAnsi="Arial Narrow" w:cs="Arial Narrow"/>
+          <w:kern w:val="0"/>
+          <w14:ligatures w14:val="none"/>
+          <w:sz w:val="22"/>
+          <w:szCs w:val="22"/>
+        </w:rPr>
+        <w:t/>
+      </w:r>
+      <w:proofErr w:type="spellEnd"/>
+      <w:r>
+        <w:rPr>
+          <w:rFonts w:ascii="Arial Narrow" w:eastAsia="Arial Narrow" w:hAnsi="Arial Narrow" w:cs="Arial Narrow"/>
+          <w:kern w:val="0"/>
+          <w14:ligatures w14:val="none"/>
+          <w:sz w:val="22"/>
+          <w:szCs w:val="22"/>
+        </w:rPr>
+        <w:t xml:space="preserve"/>
+      </w:r>
+      <w:r>
+        <w:rPr>
+          <w:rFonts w:ascii="Arial Narrow" w:eastAsia="Arial Narrow" w:hAnsi="Arial Narrow" w:cs="Arial Narrow"/>
+          <w:kern w:val="0"/>
+          <w14:ligatures w14:val="none"/>
+          <w:sz w:val="22"/>
+          <w:szCs w:val="22"/>
+        </w:rPr>
+        <w:t/>
+      </w:r>
+      <w:r>
+        <w:rPr>
+          <w:rFonts w:ascii="Arial Narrow" w:eastAsia="Arial Narrow" w:hAnsi="Arial Narrow" w:cs="Arial Narrow"/>
+          <w:color w:val="000000"/>
+          <w:kern w:val="0"/>
+          <w:sz w:val="22"/>
+          <w:szCs w:val="22"/>
+          <w:lang w:val="es-ES" w:eastAsia="es-ES"/>
+          <w14:ligatures w14:val="none"/>
+        </w:rPr>
+        <w:t/>
+      </w:r>
+      <w:r>
+        <w:rPr>
+          <w:rFonts w:ascii="Arial Narrow" w:eastAsia="Arial Narrow" w:hAnsi="Arial Narrow" w:cs="Arial Narrow"/>
+          <w:color w:val="000000"/>
+          <w:kern w:val="0"/>
+          <w:sz w:val="22"/>
+          <w:szCs w:val="22"/>
+          <w:lang w:val="es-ES" w:eastAsia="es-ES"/>
+          <w14:ligatures w14:val="none"/>
+        </w:rPr>
+        <w:t xml:space="preserve"/>
       </w:r>
       <w:r>
         <w:rPr>
@@ -4909,7 +4921,19 @@
           <w:lang w:eastAsia="es-PE"/>
           <w14:ligatures w14:val="none"/>
         </w:rPr>
-        <w:t xml:space="preserve">PRIMERO: admitir a trámite la denuncia del 4 de julio de 2025 interpuesta por la señora [DENUNCIANTE] contra Rímac Seguros Y Reaseguros S.A., por lo siguiente:</w:t>
+        <w:t xml:space="preserve">PRIMERO:</w:t>
+      </w:r>
+      <w:r>
+        <w:rPr>
+          <w:rFonts w:ascii="Arial Narrow" w:eastAsia="Arial Narrow" w:hAnsi="Arial Narrow" w:cs="Arial Narrow"/>
+          <w:color w:val="000000"/>
+          <w:kern w:val="0"/>
+          <w:sz w:val="22"/>
+          <w:szCs w:val="22"/>
+          <w:lang w:eastAsia="es-PE"/>
+          <w14:ligatures w14:val="none"/>
+        </w:rPr>
+        <w:t xml:space="preserve"> admitir a trámite la denuncia del 4 de julio de 2025 interpuesta por la señora [DENUNCIANTE] contra Rímac Seguros Y Reaseguros S.A., por lo siguiente:</w:t>
       </w:r>
       <w:r>
         <w:rPr>
@@ -4966,7 +4990,6 @@
       <w:r>
         <w:rPr>
           <w:rFonts w:ascii="Arial Narrow" w:eastAsia="Arial Narrow" w:hAnsi="Arial Narrow" w:cs="Arial Narrow"/>
-          <w:bCs/>
           <w:spacing w:val="-3"/>
           <w:kern w:val="0"/>
           <w14:ligatures w14:val="none"/>
@@ -7895,7 +7918,19 @@
           <w:lang w:eastAsia="es-PE"/>
           <w14:ligatures w14:val="none"/>
         </w:rPr>
-        <w:t xml:space="preserve">TERCERO: </w:t>
+        <w:t xml:space="preserve">TERCERO:</w:t>
+      </w:r>
+      <w:r>
+        <w:rPr>
+          <w:rFonts w:ascii="Arial Narrow" w:eastAsia="Arial Narrow" w:hAnsi="Arial Narrow" w:cs="Arial Narrow"/>
+          <w:color w:val="000000"/>
+          <w:kern w:val="0"/>
+          <w:sz w:val="22"/>
+          <w:szCs w:val="22"/>
+          <w:lang w:eastAsia="es-PE"/>
+          <w14:ligatures w14:val="none"/>
+        </w:rPr>
+        <w:t xml:space="preserve"> </w:t>
       </w:r>
       <w:r>
         <w:rPr>
@@ -8288,7 +8323,15 @@
           <w:sz w:val="22"/>
           <w:szCs w:val="22"/>
         </w:rPr>
-        <w:t xml:space="preserve">CUARTO: </w:t>
+        <w:t xml:space="preserve">CUARTO:</w:t>
+      </w:r>
+      <w:r>
+        <w:rPr>
+          <w:rFonts w:ascii="Arial Narrow" w:eastAsia="Arial Narrow" w:hAnsi="Arial Narrow" w:cs="Arial Narrow"/>
+          <w:sz w:val="22"/>
+          <w:szCs w:val="22"/>
+        </w:rPr>
+        <w:t xml:space="preserve"> </w:t>
       </w:r>
       <w:r>
         <w:rPr>
@@ -8310,7 +8353,7 @@
           <w:lang w:val="es-ES" w:eastAsia="es-ES"/>
           <w14:ligatures w14:val="none"/>
         </w:rPr>
-        <w:footnoteReference w:id="15"/>
+        <w:footnoteReference w:id="10"/>
       </w:r>
       <w:r>
         <w:rPr>
@@ -8332,7 +8375,7 @@
           <w:lang w:val="es-ES" w:eastAsia="es-ES"/>
           <w14:ligatures w14:val="none"/>
         </w:rPr>
-        <w:footnoteReference w:id="16"/>
+        <w:footnoteReference w:id="11"/>
       </w:r>
       <w:r>
         <w:rPr>
@@ -8383,7 +8426,19 @@
           <w:lang w:eastAsia="es-PE"/>
           <w14:ligatures w14:val="none"/>
         </w:rPr>
-        <w:t xml:space="preserve">QUINTO: </w:t>
+        <w:t xml:space="preserve">QUINTO:</w:t>
+      </w:r>
+      <w:r>
+        <w:rPr>
+          <w:rFonts w:ascii="Arial Narrow" w:eastAsia="Arial Narrow" w:hAnsi="Arial Narrow" w:cs="Arial Narrow"/>
+          <w:color w:val="000000"/>
+          <w:kern w:val="0"/>
+          <w:sz w:val="22"/>
+          <w:szCs w:val="22"/>
+          <w:lang w:eastAsia="es-PE"/>
+          <w14:ligatures w14:val="none"/>
+        </w:rPr>
+        <w:t xml:space="preserve"> </w:t>
       </w:r>
       <w:bookmarkStart w:id="4" w:name="_Hlk188286813"/>
       <w:r>
@@ -9491,7 +9546,7 @@
           <w:lang w:eastAsia="es-PE"/>
           <w14:ligatures w14:val="none"/>
         </w:rPr>
-        <w:footnoteReference w:id="10"/>
+        <w:footnoteReference w:id="12"/>
       </w:r>
       <w:r>
         <w:rPr>
@@ -9589,7 +9644,7 @@
           <w:lang w:eastAsia="es-PE"/>
           <w14:ligatures w14:val="none"/>
         </w:rPr>
-        <w:footnoteReference w:id="11"/>
+        <w:footnoteReference w:id="13"/>
       </w:r>
       <w:r>
         <w:rPr>
@@ -9653,7 +9708,7 @@
           <w:lang w:eastAsia="es-PE"/>
           <w14:ligatures w14:val="none"/>
         </w:rPr>
-        <w:footnoteReference w:id="12"/>
+        <w:footnoteReference w:id="14"/>
       </w:r>
       <w:r>
         <w:rPr>
@@ -9889,7 +9944,7 @@
           <w:vertAlign w:val="superscript"/>
           <w14:ligatures w14:val="none"/>
         </w:rPr>
-        <w:footnoteReference w:id="13"/>
+        <w:footnoteReference w:id="15"/>
       </w:r>
       <w:r>
         <w:rPr>
@@ -9907,29 +9962,140 @@
           <w:kern w:val="0"/>
           <w:sz w:val="22"/>
           <w:szCs w:val="22"/>
+          <w14:ligatures w14:val="none"/>
+        </w:rPr>
+        <w:t>expresamente su facultad para asistir y conciliar en su representación</w:t>
+      </w:r>
+      <w:r>
+        <w:rPr>
+          <w:rFonts w:ascii="Arial Narrow" w:eastAsia="Arial Narrow" w:hAnsi="Arial Narrow" w:cs="Arial Narrow"/>
+          <w:kern w:val="0"/>
+          <w14:ligatures w14:val="none"/>
+          <w:sz w:val="22"/>
+          <w:szCs w:val="22"/>
+        </w:rPr>
+        <w:t>.</w:t>
+      </w:r>
+      <w:r>
+        <w:rPr>
+          <w:rFonts w:ascii="Arial Narrow" w:eastAsia="Arial Narrow" w:hAnsi="Arial Narrow" w:cs="Arial Narrow"/>
+          <w:kern w:val="0"/>
+          <w14:ligatures w14:val="none"/>
+          <w:sz w:val="22"/>
+          <w:szCs w:val="22"/>
+        </w:rPr>
+        <w:t xml:space="preserve"> </w:t>
+      </w:r>
+      <w:r>
+        <w:rPr>
+          <w:rFonts w:ascii="Arial Narrow" w:eastAsia="Arial Narrow" w:hAnsi="Arial Narrow" w:cs="Arial Narrow"/>
+          <w:kern w:val="0"/>
+          <w:sz w:val="22"/>
+          <w:szCs w:val="22"/>
+          <w14:ligatures w14:val="none"/>
+        </w:rPr>
+        <w:t xml:space="preserve">Ello bajo apercibimiento de no realizar la audiencia de conciliación y levantar el acta de inasistencia correspondiente. </w:t>
+      </w:r>
+    </w:p>
+    <w:p>
+      <w:pPr>
+        <w:suppressAutoHyphens/>
+        <w:spacing w:after="0" w:line="240" w:lineRule="auto"/>
+        <w:jc w:val="both"/>
+        <w:rPr>
+          <w:rFonts w:ascii="Arial Narrow" w:eastAsia="Arial Narrow" w:hAnsi="Arial Narrow" w:cs="Arial Narrow"/>
+          <w:kern w:val="0"/>
+          <w:sz w:val="22"/>
+          <w:szCs w:val="22"/>
           <w:u w:val="single"/>
           <w14:ligatures w14:val="none"/>
         </w:rPr>
-        <w:t>expresamente su facultad para asistir y conciliar en su representación</w:t>
-      </w:r>
-      <w:r>
-        <w:rPr>
-          <w:rFonts w:ascii="Arial Narrow" w:eastAsia="Arial Narrow" w:hAnsi="Arial Narrow" w:cs="Arial Narrow"/>
-          <w:bCs/>
-          <w:kern w:val="0"/>
-          <w14:ligatures w14:val="none"/>
-          <w:sz w:val="22"/>
-          <w:szCs w:val="22"/>
-        </w:rPr>
-        <w:t>.</w:t>
-      </w:r>
+      </w:pPr>
+    </w:p>
+    <w:p>
+      <w:pPr>
+        <w:suppressAutoHyphens/>
+        <w:spacing w:after="0" w:line="240" w:lineRule="auto"/>
+        <w:jc w:val="both"/>
+        <w:rPr>
+          <w:rFonts w:ascii="Arial Narrow" w:eastAsia="Arial Narrow" w:hAnsi="Arial Narrow" w:cs="Arial Narrow"/>
+          <w:color w:val="000000"/>
+          <w:kern w:val="0"/>
+          <w:sz w:val="22"/>
+          <w:szCs w:val="22"/>
+          <w:lang w:eastAsia="es-PE"/>
+          <w14:ligatures w14:val="none"/>
+        </w:rPr>
+      </w:pPr>
+      <w:r>
+        <w:rPr>
+          <w:rFonts w:ascii="Arial Narrow" w:eastAsia="Arial Narrow" w:hAnsi="Arial Narrow" w:cs="Arial Narrow"/>
+          <w:b/>
+          <w:color w:val="000000"/>
+          <w:kern w:val="0"/>
+          <w:sz w:val="22"/>
+          <w:szCs w:val="22"/>
+          <w:lang w:eastAsia="es-PE"/>
+          <w14:ligatures w14:val="none"/>
+        </w:rPr>
+        <w:lastRenderedPageBreak/>
+        <w:t>NOVENO:</w:t>
+      </w:r>
+      <w:r>
+        <w:rPr>
+          <w:rFonts w:ascii="Arial Narrow" w:eastAsia="Arial Narrow" w:hAnsi="Arial Narrow" w:cs="Arial Narrow"/>
+          <w:color w:val="000000"/>
+          <w:kern w:val="0"/>
+          <w:sz w:val="22"/>
+          <w:szCs w:val="22"/>
+          <w:lang w:eastAsia="es-PE"/>
+          <w14:ligatures w14:val="none"/>
+        </w:rPr>
+        <w:t xml:space="preserve"> poner en conocimiento de las partes que, antes de la emisión de la Resolución Final, tienen la posibilidad de formular su desistimiento o presentar el acuerdo arribado mediante la conciliación, mediación, transacción o cualquier otro que, de forma indubitable, deje constancia que se ha solucionado la controversia materia de denuncia.</w:t>
+      </w:r>
+      <w:bookmarkStart w:id="7" w:name="h.gjdgxs" w:colFirst="0" w:colLast="0"/>
+      <w:bookmarkEnd w:id="7"/>
+    </w:p>
+    <w:p>
+      <w:pPr>
+        <w:suppressAutoHyphens/>
+        <w:spacing w:after="0" w:line="240" w:lineRule="auto"/>
+        <w:jc w:val="both"/>
+        <w:rPr>
+          <w:rFonts w:ascii="Arial Narrow" w:eastAsia="Arial Narrow" w:hAnsi="Arial Narrow" w:cs="Arial Narrow"/>
+          <w:color w:val="000000"/>
+          <w:kern w:val="0"/>
+          <w:sz w:val="22"/>
+          <w:szCs w:val="22"/>
+          <w:lang w:eastAsia="es-PE"/>
+          <w14:ligatures w14:val="none"/>
+        </w:rPr>
+      </w:pPr>
+    </w:p>
+    <w:p>
+      <w:pPr>
+        <w:suppressAutoHyphens/>
+        <w:spacing w:after="0" w:line="240" w:lineRule="auto"/>
+        <w:jc w:val="both"/>
+        <w:rPr>
+          <w:rFonts w:ascii="Arial Narrow" w:eastAsia="Arial Narrow" w:hAnsi="Arial Narrow" w:cs="Arial Narrow"/>
+          <w:sz w:val="22"/>
+          <w:szCs w:val="22"/>
+        </w:rPr>
+      </w:pPr>
       <w:r>
         <w:rPr>
           <w:rFonts w:ascii="Arial Narrow" w:eastAsia="Arial Narrow" w:hAnsi="Arial Narrow" w:cs="Arial Narrow"/>
           <w:b/>
           <w:bCs/>
-          <w:kern w:val="0"/>
-          <w14:ligatures w14:val="none"/>
+          <w:sz w:val="22"/>
+          <w:szCs w:val="22"/>
+        </w:rPr>
+        <w:t xml:space="preserve">DÉCIMO:</w:t>
+      </w:r>
+      <w:r>
+        <w:rPr>
+          <w:rFonts w:ascii="Arial Narrow" w:eastAsia="Arial Narrow" w:hAnsi="Arial Narrow" w:cs="Arial Narrow"/>
           <w:sz w:val="22"/>
           <w:szCs w:val="22"/>
         </w:rPr>
@@ -9938,13 +10104,308 @@
       <w:r>
         <w:rPr>
           <w:rFonts w:ascii="Arial Narrow" w:eastAsia="Arial Narrow" w:hAnsi="Arial Narrow" w:cs="Arial Narrow"/>
-          <w:kern w:val="0"/>
-          <w:sz w:val="22"/>
-          <w:szCs w:val="22"/>
-          <w:u w:val="single"/>
-          <w14:ligatures w14:val="none"/>
-        </w:rPr>
-        <w:t xml:space="preserve">Ello bajo apercibimiento de no realizar la audiencia de conciliación y levantar el acta de inasistencia correspondiente. </w:t>
+          <w:sz w:val="22"/>
+          <w:szCs w:val="22"/>
+        </w:rPr>
+        <w:t xml:space="preserve">requerir a la señora [DENUNCIANTE] y a Rímac Seguros Y Reaseguros S.A. para que, dentro del plazo de dos (2) días hábiles siguientes a la fecha en que reciban la notificación en sus bandejas de correo electrónico, efectúen la confirmación de recepción de la notificación remitida por este despacho a sus correos electrónicos, de conformidad con el segundo párrafo del numeral 4 del artículo 20 del Texto Único Ordenado de la Ley del Procedimiento Administrativo General, aprobado mediante Decreto Supremo 006-2026-JUS, bajo apercibimiento de rehacer el acto de notificación y notificarles conforme al numeral 1 del artículo 20 del citado cuerpo normativo.</w:t>
+      </w:r>
+      <w:r>
+        <w:rPr>
+          <w:rFonts w:ascii="Arial Narrow" w:eastAsia="Arial Narrow" w:hAnsi="Arial Narrow" w:cs="Arial Narrow"/>
+          <w:spacing w:val="-3"/>
+          <w:kern w:val="0"/>
+          <w14:ligatures w14:val="none"/>
+          <w:sz w:val="22"/>
+          <w:szCs w:val="22"/>
+        </w:rPr>
+        <w:t/>
+      </w:r>
+      <w:r>
+        <w:rPr>
+          <w:rFonts w:ascii="Arial Narrow" w:eastAsia="Arial Narrow" w:hAnsi="Arial Narrow" w:cs="Arial Narrow"/>
+          <w:spacing w:val="-3"/>
+          <w:kern w:val="0"/>
+          <w14:ligatures w14:val="none"/>
+          <w:sz w:val="22"/>
+          <w:szCs w:val="22"/>
+        </w:rPr>
+        <w:t xml:space="preserve"/>
+      </w:r>
+      <w:r>
+        <w:rPr>
+          <w:rFonts w:ascii="Arial Narrow" w:eastAsia="Arial Narrow" w:hAnsi="Arial Narrow" w:cs="Arial Narrow"/>
+          <w:spacing w:val="-3"/>
+          <w:kern w:val="0"/>
+          <w14:ligatures w14:val="none"/>
+          <w:sz w:val="22"/>
+          <w:szCs w:val="22"/>
+        </w:rPr>
+        <w:t xml:space="preserve"/>
+      </w:r>
+      <w:r>
+        <w:rPr>
+          <w:rFonts w:ascii="Arial Narrow" w:eastAsia="Arial Narrow" w:hAnsi="Arial Narrow" w:cs="Arial Narrow"/>
+          <w:color w:val="000000"/>
+          <w:kern w:val="0"/>
+          <w:sz w:val="22"/>
+          <w:szCs w:val="22"/>
+          <w:shd w:val="clear" w:color="auto" w:fill="FFFFFF"/>
+          <w:lang w:eastAsia="es-PE"/>
+          <w14:ligatures w14:val="none"/>
+        </w:rPr>
+        <w:t xml:space="preserve"/>
+      </w:r>
+      <w:proofErr w:type="spellStart"/>
+      <w:r>
+        <w:rPr>
+          <w:rFonts w:ascii="Arial Narrow" w:eastAsia="Arial Narrow" w:hAnsi="Arial Narrow" w:cs="Arial Narrow"/>
+          <w:color w:val="000000"/>
+          <w:kern w:val="0"/>
+          <w:sz w:val="22"/>
+          <w:szCs w:val="22"/>
+          <w:shd w:val="clear" w:color="auto" w:fill="FFFFFF"/>
+          <w:lang w:eastAsia="es-PE"/>
+          <w14:ligatures w14:val="none"/>
+        </w:rPr>
+        <w:t/>
+      </w:r>
+      <w:proofErr w:type="spellEnd"/>
+      <w:r>
+        <w:rPr>
+          <w:rFonts w:ascii="Arial Narrow" w:eastAsia="Arial Narrow" w:hAnsi="Arial Narrow" w:cs="Arial Narrow"/>
+          <w:color w:val="000000"/>
+          <w:kern w:val="0"/>
+          <w:sz w:val="22"/>
+          <w:szCs w:val="22"/>
+          <w:shd w:val="clear" w:color="auto" w:fill="FFFFFF"/>
+          <w:lang w:eastAsia="es-PE"/>
+          <w14:ligatures w14:val="none"/>
+        </w:rPr>
+        <w:t xml:space="preserve"/>
+      </w:r>
+      <w:r>
+        <w:rPr>
+          <w:rFonts w:ascii="Arial Narrow" w:eastAsia="Arial Narrow" w:hAnsi="Arial Narrow" w:cs="Arial Narrow"/>
+          <w:color w:val="000000"/>
+          <w:sz w:val="22"/>
+          <w:szCs w:val="22"/>
+        </w:rPr>
+        <w:t/>
+      </w:r>
+      <w:r>
+        <w:rPr>
+          <w:rFonts w:ascii="Arial Narrow" w:eastAsia="Arial Narrow" w:hAnsi="Arial Narrow" w:cs="Arial Narrow"/>
+          <w:color w:val="000000"/>
+          <w:sz w:val="22"/>
+          <w:szCs w:val="22"/>
+        </w:rPr>
+        <w:t/>
+      </w:r>
+      <w:r>
+        <w:rPr>
+          <w:rFonts w:ascii="Arial Narrow" w:eastAsia="Arial Narrow" w:hAnsi="Arial Narrow" w:cs="Arial Narrow"/>
+          <w:color w:val="000000"/>
+          <w:sz w:val="22"/>
+          <w:szCs w:val="22"/>
+        </w:rPr>
+        <w:t xml:space="preserve"/>
+      </w:r>
+      <w:r>
+        <w:rPr>
+          <w:rFonts w:ascii="Arial Narrow" w:eastAsia="Arial Narrow" w:hAnsi="Arial Narrow" w:cs="Arial Narrow"/>
+          <w:color w:val="000000"/>
+          <w:sz w:val="22"/>
+          <w:szCs w:val="22"/>
+        </w:rPr>
+        <w:t/>
+      </w:r>
+      <w:r>
+        <w:rPr>
+          <w:rFonts w:ascii="Arial Narrow" w:eastAsia="Arial Narrow" w:hAnsi="Arial Narrow" w:cs="Arial Narrow"/>
+          <w:color w:val="000000"/>
+          <w:sz w:val="22"/>
+          <w:szCs w:val="22"/>
+        </w:rPr>
+        <w:t xml:space="preserve"/>
+      </w:r>
+      <w:r>
+        <w:rPr>
+          <w:rFonts w:ascii="Arial Narrow" w:eastAsia="Arial Narrow" w:hAnsi="Arial Narrow" w:cs="Arial Narrow"/>
+          <w:color w:val="000000"/>
+          <w:sz w:val="22"/>
+          <w:szCs w:val="22"/>
+        </w:rPr>
+        <w:t/>
+      </w:r>
+      <w:r>
+        <w:rPr>
+          <w:rFonts w:ascii="Arial Narrow" w:eastAsia="Arial Narrow" w:hAnsi="Arial Narrow" w:cs="Arial Narrow"/>
+          <w:color w:val="000000"/>
+          <w:sz w:val="22"/>
+          <w:szCs w:val="22"/>
+        </w:rPr>
+        <w:t xml:space="preserve"/>
+      </w:r>
+      <w:r>
+        <w:rPr>
+          <w:rFonts w:ascii="Arial Narrow" w:eastAsia="Arial Narrow" w:hAnsi="Arial Narrow" w:cs="Arial Narrow"/>
+          <w:color w:val="000000"/>
+          <w:sz w:val="22"/>
+          <w:szCs w:val="22"/>
+        </w:rPr>
+        <w:t/>
+      </w:r>
+      <w:r>
+        <w:rPr>
+          <w:rFonts w:ascii="Arial Narrow" w:eastAsia="Arial Narrow" w:hAnsi="Arial Narrow" w:cs="Arial Narrow"/>
+          <w:color w:val="000000"/>
+          <w:sz w:val="22"/>
+          <w:szCs w:val="22"/>
+        </w:rPr>
+        <w:t xml:space="preserve"/>
+      </w:r>
+      <w:r>
+        <w:rPr>
+          <w:rFonts w:ascii="Arial Narrow" w:eastAsia="Arial Narrow" w:hAnsi="Arial Narrow" w:cs="Arial Narrow"/>
+          <w:color w:val="000000"/>
+          <w:sz w:val="22"/>
+          <w:szCs w:val="22"/>
+        </w:rPr>
+        <w:t/>
+      </w:r>
+      <w:r>
+        <w:rPr>
+          <w:rFonts w:ascii="Arial Narrow" w:eastAsia="Arial Narrow" w:hAnsi="Arial Narrow" w:cs="Arial Narrow"/>
+          <w:color w:val="000000"/>
+          <w:sz w:val="22"/>
+          <w:szCs w:val="22"/>
+        </w:rPr>
+        <w:t xml:space="preserve"/>
+      </w:r>
+      <w:r>
+        <w:rPr>
+          <w:rFonts w:ascii="Arial Narrow" w:eastAsia="Arial Narrow" w:hAnsi="Arial Narrow" w:cs="Arial Narrow"/>
+          <w:color w:val="000000"/>
+          <w:sz w:val="22"/>
+          <w:szCs w:val="22"/>
+        </w:rPr>
+        <w:t/>
+      </w:r>
+      <w:r>
+        <w:rPr>
+          <w:rFonts w:ascii="Arial Narrow" w:eastAsia="Arial Narrow" w:hAnsi="Arial Narrow" w:cs="Arial Narrow"/>
+          <w:color w:val="000000"/>
+          <w:sz w:val="22"/>
+          <w:szCs w:val="22"/>
+        </w:rPr>
+        <w:t xml:space="preserve"/>
+      </w:r>
+      <w:r>
+        <w:rPr>
+          <w:rFonts w:ascii="Arial Narrow" w:eastAsia="Arial Narrow" w:hAnsi="Arial Narrow" w:cs="Arial Narrow"/>
+          <w:color w:val="000000"/>
+          <w:sz w:val="22"/>
+          <w:szCs w:val="22"/>
+        </w:rPr>
+        <w:t/>
+      </w:r>
+      <w:r>
+        <w:rPr>
+          <w:rFonts w:ascii="Arial Narrow" w:eastAsia="Arial Narrow" w:hAnsi="Arial Narrow" w:cs="Arial Narrow"/>
+          <w:color w:val="000000"/>
+          <w:sz w:val="22"/>
+          <w:szCs w:val="22"/>
+        </w:rPr>
+        <w:t/>
+      </w:r>
+      <w:r>
+        <w:rPr>
+          <w:rFonts w:ascii="Arial Narrow" w:eastAsia="Arial Narrow" w:hAnsi="Arial Narrow" w:cs="Arial Narrow"/>
+          <w:color w:val="000000"/>
+          <w:kern w:val="0"/>
+          <w:sz w:val="22"/>
+          <w:szCs w:val="22"/>
+          <w:lang w:eastAsia="es-PE"/>
+          <w14:ligatures w14:val="none"/>
+        </w:rPr>
+        <w:t/>
+      </w:r>
+      <w:r>
+        <w:rPr>
+          <w:rFonts w:ascii="Arial Narrow" w:eastAsia="Arial Narrow" w:hAnsi="Arial Narrow" w:cs="Arial Narrow"/>
+          <w:color w:val="000000"/>
+          <w:sz w:val="22"/>
+          <w:szCs w:val="22"/>
+        </w:rPr>
+        <w:t xml:space="preserve"/>
+      </w:r>
+      <w:r>
+        <w:rPr>
+          <w:rFonts w:ascii="Arial Narrow" w:eastAsia="Arial Narrow" w:hAnsi="Arial Narrow" w:cs="Arial Narrow"/>
+          <w:color w:val="000000"/>
+          <w:sz w:val="22"/>
+          <w:szCs w:val="22"/>
+        </w:rPr>
+        <w:t xml:space="preserve"/>
+      </w:r>
+      <w:proofErr w:type="spellStart"/>
+      <w:r>
+        <w:rPr>
+          <w:rFonts w:ascii="Arial Narrow" w:eastAsia="Arial Narrow" w:hAnsi="Arial Narrow" w:cs="Arial Narrow"/>
+          <w:color w:val="000000"/>
+          <w:sz w:val="22"/>
+          <w:szCs w:val="22"/>
+        </w:rPr>
+        <w:t/>
+      </w:r>
+      <w:proofErr w:type="spellEnd"/>
+      <w:r>
+        <w:rPr>
+          <w:rFonts w:ascii="Arial Narrow" w:eastAsia="Arial Narrow" w:hAnsi="Arial Narrow" w:cs="Arial Narrow"/>
+          <w:color w:val="000000"/>
+          <w:sz w:val="22"/>
+          <w:szCs w:val="22"/>
+        </w:rPr>
+        <w:t xml:space="preserve"/>
+      </w:r>
+      <w:r>
+        <w:rPr>
+          <w:rFonts w:ascii="Arial Narrow" w:eastAsia="Arial Narrow" w:hAnsi="Arial Narrow" w:cs="Arial Narrow"/>
+          <w:color w:val="000000"/>
+          <w:kern w:val="0"/>
+          <w:sz w:val="22"/>
+          <w:szCs w:val="22"/>
+          <w:lang w:eastAsia="es-PE"/>
+          <w14:ligatures w14:val="none"/>
+        </w:rPr>
+        <w:t/>
+      </w:r>
+      <w:r>
+        <w:rPr>
+          <w:rFonts w:ascii="Arial Narrow" w:eastAsia="Arial Narrow" w:hAnsi="Arial Narrow" w:cs="Arial Narrow"/>
+          <w:color w:val="000000"/>
+          <w:sz w:val="22"/>
+          <w:szCs w:val="22"/>
+        </w:rPr>
+        <w:t xml:space="preserve"/>
+      </w:r>
+      <w:r>
+        <w:rPr>
+          <w:rStyle w:val="Refdenotaalpie"/>
+          <w:rFonts w:ascii="Arial Narrow" w:eastAsia="Arial Narrow" w:hAnsi="Arial Narrow" w:cs="Arial Narrow"/>
+          <w:sz w:val="22"/>
+          <w:szCs w:val="22"/>
+          <w:vertAlign w:val="superscript"/>
+        </w:rPr>
+        <w:footnoteReference w:id="16"/>
+      </w:r>
+      <w:r>
+        <w:rPr>
+          <w:rFonts w:ascii="Arial Narrow" w:eastAsia="Arial Narrow" w:hAnsi="Arial Narrow" w:cs="Arial Narrow"/>
+          <w:sz w:val="22"/>
+          <w:szCs w:val="22"/>
+        </w:rPr>
+        <w:t/>
       </w:r>
     </w:p>
     <w:p>
@@ -9954,11 +10415,8 @@
         <w:jc w:val="both"/>
         <w:rPr>
           <w:rFonts w:ascii="Arial Narrow" w:eastAsia="Arial Narrow" w:hAnsi="Arial Narrow" w:cs="Arial Narrow"/>
-          <w:kern w:val="0"/>
-          <w:sz w:val="22"/>
-          <w:szCs w:val="22"/>
-          <w:u w:val="single"/>
-          <w14:ligatures w14:val="none"/>
+          <w:sz w:val="22"/>
+          <w:szCs w:val="22"/>
         </w:rPr>
       </w:pPr>
     </w:p>
@@ -9969,15 +10427,18 @@
         <w:jc w:val="both"/>
         <w:rPr>
           <w:rFonts w:ascii="Arial Narrow" w:eastAsia="Arial Narrow" w:hAnsi="Arial Narrow" w:cs="Arial Narrow"/>
-          <w:color w:val="000000"/>
-          <w:kern w:val="0"/>
-          <w:sz w:val="22"/>
-          <w:szCs w:val="22"/>
-          <w:lang w:eastAsia="es-PE"/>
-          <w14:ligatures w14:val="none"/>
-        </w:rPr>
-      </w:pPr>
-      <w:r>
+          <w:bCs/>
+          <w:sz w:val="22"/>
+          <w:szCs w:val="22"/>
+        </w:rPr>
+      </w:pPr>
+      <w:bookmarkStart w:id="8" w:name="_Hlk198890962"/>
+    </w:p>
+    <w:bookmarkEnd w:id="8"/>
+    <w:p>
+      <w:pPr>
+        <w:spacing w:after="0" w:line="240" w:lineRule="auto"/>
+        <w:jc w:val="both"/>
         <w:rPr>
           <w:rFonts w:ascii="Arial Narrow" w:eastAsia="Arial Narrow" w:hAnsi="Arial Narrow" w:cs="Arial Narrow"/>
           <w:b/>
@@ -9988,47 +10449,51 @@
           <w:lang w:eastAsia="es-PE"/>
           <w14:ligatures w14:val="none"/>
         </w:rPr>
-        <w:lastRenderedPageBreak/>
-        <w:t>NOVENO:</w:t>
-      </w:r>
-      <w:r>
-        <w:rPr>
-          <w:rFonts w:ascii="Arial Narrow" w:eastAsia="Arial Narrow" w:hAnsi="Arial Narrow" w:cs="Arial Narrow"/>
-          <w:color w:val="000000"/>
-          <w:kern w:val="0"/>
-          <w:sz w:val="22"/>
-          <w:szCs w:val="22"/>
-          <w:lang w:eastAsia="es-PE"/>
-          <w14:ligatures w14:val="none"/>
-        </w:rPr>
-        <w:t xml:space="preserve"> poner en conocimiento de las partes que, antes de la emisión de la Resolución Final, tienen la posibilidad de formular su desistimiento o presentar el acuerdo arribado mediante la conciliación, mediación, transacción o cualquier otro que, de forma indubitable, deje constancia que se ha solucionado la controversia materia de denuncia.</w:t>
-      </w:r>
-      <w:bookmarkStart w:id="7" w:name="h.gjdgxs" w:colFirst="0" w:colLast="0"/>
-      <w:bookmarkEnd w:id="7"/>
-    </w:p>
-    <w:p>
-      <w:pPr>
-        <w:suppressAutoHyphens/>
+      </w:pPr>
+    </w:p>
+    <w:p>
+      <w:pPr>
         <w:spacing w:after="0" w:line="240" w:lineRule="auto"/>
         <w:jc w:val="both"/>
         <w:rPr>
           <w:rFonts w:ascii="Arial Narrow" w:eastAsia="Arial Narrow" w:hAnsi="Arial Narrow" w:cs="Arial Narrow"/>
-          <w:color w:val="000000"/>
-          <w:kern w:val="0"/>
-          <w:sz w:val="22"/>
-          <w:szCs w:val="22"/>
-          <w:lang w:eastAsia="es-PE"/>
-          <w14:ligatures w14:val="none"/>
-        </w:rPr>
-      </w:pPr>
-    </w:p>
-    <w:p>
-      <w:pPr>
-        <w:suppressAutoHyphens/>
+          <w:b/>
+          <w:color w:val="000000"/>
+          <w:kern w:val="0"/>
+          <w:sz w:val="22"/>
+          <w:szCs w:val="22"/>
+          <w:lang w:eastAsia="es-PE"/>
+          <w14:ligatures w14:val="none"/>
+        </w:rPr>
+      </w:pPr>
+    </w:p>
+    <w:p>
+      <w:pPr>
         <w:spacing w:after="0" w:line="240" w:lineRule="auto"/>
         <w:jc w:val="both"/>
         <w:rPr>
           <w:rFonts w:ascii="Arial Narrow" w:eastAsia="Arial Narrow" w:hAnsi="Arial Narrow" w:cs="Arial Narrow"/>
+          <w:b/>
+          <w:color w:val="000000"/>
+          <w:kern w:val="0"/>
+          <w:sz w:val="22"/>
+          <w:szCs w:val="22"/>
+          <w:lang w:eastAsia="es-PE"/>
+          <w14:ligatures w14:val="none"/>
+        </w:rPr>
+      </w:pPr>
+    </w:p>
+    <w:bookmarkEnd w:id="0"/>
+    <w:p>
+      <w:pPr>
+        <w:shd w:val="clear" w:color="auto" w:fill="FFFFFF"/>
+        <w:spacing w:after="0" w:line="240" w:lineRule="auto"/>
+        <w:jc w:val="center"/>
+        <w:rPr>
+          <w:rFonts w:ascii="Arial Narrow" w:eastAsia="Arial Narrow" w:hAnsi="Arial Narrow" w:cs="Arial Narrow"/>
+          <w:color w:val="000000"/>
+          <w:kern w:val="0"/>
+          <w14:ligatures w14:val="none"/>
           <w:sz w:val="22"/>
           <w:szCs w:val="22"/>
         </w:rPr>
@@ -10038,394 +10503,15 @@
           <w:rFonts w:ascii="Arial Narrow" w:eastAsia="Arial Narrow" w:hAnsi="Arial Narrow" w:cs="Arial Narrow"/>
           <w:b/>
           <w:bCs/>
-          <w:sz w:val="22"/>
-          <w:szCs w:val="22"/>
-        </w:rPr>
-        <w:t xml:space="preserve">DÉCIMO: </w:t>
-      </w:r>
-      <w:r>
-        <w:rPr>
-          <w:rFonts w:ascii="Arial Narrow" w:eastAsia="Arial Narrow" w:hAnsi="Arial Narrow" w:cs="Arial Narrow"/>
-          <w:sz w:val="22"/>
-          <w:szCs w:val="22"/>
-        </w:rPr>
-        <w:t xml:space="preserve">requerir a la señora [DENUNCIANTE] y a Rímac Seguros Y Reaseguros S.A. para que, dentro del plazo de dos (2) días hábiles siguientes a la fecha en que reciban la notificación en sus bandejas de correo electrónico, efectúen la confirmación de recepción de la notificación remitida por este despacho a sus correos electrónicos, de conformidad con el segundo párrafo del numeral 4 del artículo 20 del Texto Único Ordenado de la Ley del Procedimiento Administrativo General, aprobado mediante Decreto Supremo 006-2026-JUS, bajo apercibimiento de rehacer el acto de notificación y notificarle conforme al numeral 1 del artículo 20 del citado cuerpo normativo.</w:t>
-      </w:r>
-      <w:r>
-        <w:rPr>
-          <w:rFonts w:ascii="Arial Narrow" w:eastAsia="Arial Narrow" w:hAnsi="Arial Narrow" w:cs="Arial Narrow"/>
-          <w:spacing w:val="-3"/>
-          <w:kern w:val="0"/>
-          <w14:ligatures w14:val="none"/>
-          <w:sz w:val="22"/>
-          <w:szCs w:val="22"/>
-        </w:rPr>
-        <w:t/>
-      </w:r>
-      <w:r>
-        <w:rPr>
-          <w:rFonts w:ascii="Arial Narrow" w:eastAsia="Arial Narrow" w:hAnsi="Arial Narrow" w:cs="Arial Narrow"/>
-          <w:spacing w:val="-3"/>
-          <w:kern w:val="0"/>
-          <w14:ligatures w14:val="none"/>
-          <w:sz w:val="22"/>
-          <w:szCs w:val="22"/>
-        </w:rPr>
-        <w:t xml:space="preserve"/>
-      </w:r>
-      <w:r>
-        <w:rPr>
-          <w:rFonts w:ascii="Arial Narrow" w:eastAsia="Arial Narrow" w:hAnsi="Arial Narrow" w:cs="Arial Narrow"/>
-          <w:spacing w:val="-3"/>
-          <w:kern w:val="0"/>
-          <w14:ligatures w14:val="none"/>
-          <w:sz w:val="22"/>
-          <w:szCs w:val="22"/>
-        </w:rPr>
-        <w:t xml:space="preserve"/>
-      </w:r>
-      <w:r>
-        <w:rPr>
-          <w:rFonts w:ascii="Arial Narrow" w:eastAsia="Arial Narrow" w:hAnsi="Arial Narrow" w:cs="Arial Narrow"/>
-          <w:color w:val="000000"/>
-          <w:kern w:val="0"/>
-          <w:sz w:val="22"/>
-          <w:szCs w:val="22"/>
-          <w:shd w:val="clear" w:color="auto" w:fill="FFFFFF"/>
-          <w:lang w:eastAsia="es-PE"/>
-          <w14:ligatures w14:val="none"/>
-        </w:rPr>
-        <w:t xml:space="preserve"/>
-      </w:r>
-      <w:proofErr w:type="spellStart"/>
-      <w:r>
-        <w:rPr>
-          <w:rFonts w:ascii="Arial Narrow" w:eastAsia="Arial Narrow" w:hAnsi="Arial Narrow" w:cs="Arial Narrow"/>
-          <w:color w:val="000000"/>
-          <w:kern w:val="0"/>
-          <w:sz w:val="22"/>
-          <w:szCs w:val="22"/>
-          <w:shd w:val="clear" w:color="auto" w:fill="FFFFFF"/>
-          <w:lang w:eastAsia="es-PE"/>
-          <w14:ligatures w14:val="none"/>
-        </w:rPr>
-        <w:t/>
-      </w:r>
-      <w:proofErr w:type="spellEnd"/>
-      <w:r>
-        <w:rPr>
-          <w:rFonts w:ascii="Arial Narrow" w:eastAsia="Arial Narrow" w:hAnsi="Arial Narrow" w:cs="Arial Narrow"/>
-          <w:color w:val="000000"/>
-          <w:kern w:val="0"/>
-          <w:sz w:val="22"/>
-          <w:szCs w:val="22"/>
-          <w:shd w:val="clear" w:color="auto" w:fill="FFFFFF"/>
-          <w:lang w:eastAsia="es-PE"/>
-          <w14:ligatures w14:val="none"/>
-        </w:rPr>
-        <w:t xml:space="preserve"/>
-      </w:r>
-      <w:r>
-        <w:rPr>
-          <w:rFonts w:ascii="Arial Narrow" w:eastAsia="Arial Narrow" w:hAnsi="Arial Narrow" w:cs="Arial Narrow"/>
-          <w:color w:val="000000"/>
-          <w:sz w:val="22"/>
-          <w:szCs w:val="22"/>
-        </w:rPr>
-        <w:t/>
-      </w:r>
-      <w:r>
-        <w:rPr>
-          <w:rFonts w:ascii="Arial Narrow" w:eastAsia="Arial Narrow" w:hAnsi="Arial Narrow" w:cs="Arial Narrow"/>
-          <w:color w:val="000000"/>
-          <w:sz w:val="22"/>
-          <w:szCs w:val="22"/>
-        </w:rPr>
-        <w:t/>
-      </w:r>
-      <w:r>
-        <w:rPr>
-          <w:rFonts w:ascii="Arial Narrow" w:eastAsia="Arial Narrow" w:hAnsi="Arial Narrow" w:cs="Arial Narrow"/>
-          <w:color w:val="000000"/>
-          <w:sz w:val="22"/>
-          <w:szCs w:val="22"/>
-        </w:rPr>
-        <w:t xml:space="preserve"/>
-      </w:r>
-      <w:r>
-        <w:rPr>
-          <w:rFonts w:ascii="Arial Narrow" w:eastAsia="Arial Narrow" w:hAnsi="Arial Narrow" w:cs="Arial Narrow"/>
-          <w:color w:val="000000"/>
-          <w:sz w:val="22"/>
-          <w:szCs w:val="22"/>
-        </w:rPr>
-        <w:t/>
-      </w:r>
-      <w:r>
-        <w:rPr>
-          <w:rFonts w:ascii="Arial Narrow" w:eastAsia="Arial Narrow" w:hAnsi="Arial Narrow" w:cs="Arial Narrow"/>
-          <w:color w:val="000000"/>
-          <w:sz w:val="22"/>
-          <w:szCs w:val="22"/>
-        </w:rPr>
-        <w:t xml:space="preserve"/>
-      </w:r>
-      <w:r>
-        <w:rPr>
-          <w:rFonts w:ascii="Arial Narrow" w:eastAsia="Arial Narrow" w:hAnsi="Arial Narrow" w:cs="Arial Narrow"/>
-          <w:color w:val="000000"/>
-          <w:sz w:val="22"/>
-          <w:szCs w:val="22"/>
-        </w:rPr>
-        <w:t/>
-      </w:r>
-      <w:r>
-        <w:rPr>
-          <w:rFonts w:ascii="Arial Narrow" w:eastAsia="Arial Narrow" w:hAnsi="Arial Narrow" w:cs="Arial Narrow"/>
-          <w:color w:val="000000"/>
-          <w:sz w:val="22"/>
-          <w:szCs w:val="22"/>
-        </w:rPr>
-        <w:t xml:space="preserve"/>
-      </w:r>
-      <w:r>
-        <w:rPr>
-          <w:rFonts w:ascii="Arial Narrow" w:eastAsia="Arial Narrow" w:hAnsi="Arial Narrow" w:cs="Arial Narrow"/>
-          <w:color w:val="000000"/>
-          <w:sz w:val="22"/>
-          <w:szCs w:val="22"/>
-        </w:rPr>
-        <w:t/>
-      </w:r>
-      <w:r>
-        <w:rPr>
-          <w:rFonts w:ascii="Arial Narrow" w:eastAsia="Arial Narrow" w:hAnsi="Arial Narrow" w:cs="Arial Narrow"/>
-          <w:color w:val="000000"/>
-          <w:sz w:val="22"/>
-          <w:szCs w:val="22"/>
-        </w:rPr>
-        <w:t xml:space="preserve"/>
-      </w:r>
-      <w:r>
-        <w:rPr>
-          <w:rFonts w:ascii="Arial Narrow" w:eastAsia="Arial Narrow" w:hAnsi="Arial Narrow" w:cs="Arial Narrow"/>
-          <w:color w:val="000000"/>
-          <w:sz w:val="22"/>
-          <w:szCs w:val="22"/>
-        </w:rPr>
-        <w:t/>
-      </w:r>
-      <w:r>
-        <w:rPr>
-          <w:rFonts w:ascii="Arial Narrow" w:eastAsia="Arial Narrow" w:hAnsi="Arial Narrow" w:cs="Arial Narrow"/>
-          <w:color w:val="000000"/>
-          <w:sz w:val="22"/>
-          <w:szCs w:val="22"/>
-        </w:rPr>
-        <w:t xml:space="preserve"/>
-      </w:r>
-      <w:r>
-        <w:rPr>
-          <w:rFonts w:ascii="Arial Narrow" w:eastAsia="Arial Narrow" w:hAnsi="Arial Narrow" w:cs="Arial Narrow"/>
-          <w:color w:val="000000"/>
-          <w:sz w:val="22"/>
-          <w:szCs w:val="22"/>
-        </w:rPr>
-        <w:t/>
-      </w:r>
-      <w:r>
-        <w:rPr>
-          <w:rFonts w:ascii="Arial Narrow" w:eastAsia="Arial Narrow" w:hAnsi="Arial Narrow" w:cs="Arial Narrow"/>
-          <w:color w:val="000000"/>
-          <w:sz w:val="22"/>
-          <w:szCs w:val="22"/>
-        </w:rPr>
-        <w:t xml:space="preserve"/>
-      </w:r>
-      <w:r>
-        <w:rPr>
-          <w:rFonts w:ascii="Arial Narrow" w:eastAsia="Arial Narrow" w:hAnsi="Arial Narrow" w:cs="Arial Narrow"/>
-          <w:color w:val="000000"/>
-          <w:sz w:val="22"/>
-          <w:szCs w:val="22"/>
-        </w:rPr>
-        <w:t/>
-      </w:r>
-      <w:r>
-        <w:rPr>
-          <w:rFonts w:ascii="Arial Narrow" w:eastAsia="Arial Narrow" w:hAnsi="Arial Narrow" w:cs="Arial Narrow"/>
-          <w:color w:val="000000"/>
-          <w:sz w:val="22"/>
-          <w:szCs w:val="22"/>
-        </w:rPr>
-        <w:t/>
-      </w:r>
-      <w:r>
-        <w:rPr>
-          <w:rFonts w:ascii="Arial Narrow" w:eastAsia="Arial Narrow" w:hAnsi="Arial Narrow" w:cs="Arial Narrow"/>
-          <w:color w:val="000000"/>
-          <w:kern w:val="0"/>
-          <w:sz w:val="22"/>
-          <w:szCs w:val="22"/>
-          <w:lang w:eastAsia="es-PE"/>
-          <w14:ligatures w14:val="none"/>
-        </w:rPr>
-        <w:t/>
-      </w:r>
-      <w:r>
-        <w:rPr>
-          <w:rFonts w:ascii="Arial Narrow" w:eastAsia="Arial Narrow" w:hAnsi="Arial Narrow" w:cs="Arial Narrow"/>
-          <w:color w:val="000000"/>
-          <w:sz w:val="22"/>
-          <w:szCs w:val="22"/>
-        </w:rPr>
-        <w:t xml:space="preserve"/>
-      </w:r>
-      <w:r>
-        <w:rPr>
-          <w:rFonts w:ascii="Arial Narrow" w:eastAsia="Arial Narrow" w:hAnsi="Arial Narrow" w:cs="Arial Narrow"/>
-          <w:color w:val="000000"/>
-          <w:sz w:val="22"/>
-          <w:szCs w:val="22"/>
-        </w:rPr>
-        <w:t xml:space="preserve"/>
-      </w:r>
-      <w:proofErr w:type="spellStart"/>
-      <w:r>
-        <w:rPr>
-          <w:rFonts w:ascii="Arial Narrow" w:eastAsia="Arial Narrow" w:hAnsi="Arial Narrow" w:cs="Arial Narrow"/>
-          <w:color w:val="000000"/>
-          <w:sz w:val="22"/>
-          <w:szCs w:val="22"/>
-        </w:rPr>
-        <w:t/>
-      </w:r>
-      <w:proofErr w:type="spellEnd"/>
-      <w:r>
-        <w:rPr>
-          <w:rFonts w:ascii="Arial Narrow" w:eastAsia="Arial Narrow" w:hAnsi="Arial Narrow" w:cs="Arial Narrow"/>
-          <w:color w:val="000000"/>
-          <w:sz w:val="22"/>
-          <w:szCs w:val="22"/>
-        </w:rPr>
-        <w:t xml:space="preserve"/>
-      </w:r>
-      <w:r>
-        <w:rPr>
-          <w:rFonts w:ascii="Arial Narrow" w:eastAsia="Arial Narrow" w:hAnsi="Arial Narrow" w:cs="Arial Narrow"/>
-          <w:color w:val="000000"/>
-          <w:kern w:val="0"/>
-          <w:sz w:val="22"/>
-          <w:szCs w:val="22"/>
-          <w:lang w:eastAsia="es-PE"/>
-          <w14:ligatures w14:val="none"/>
-        </w:rPr>
-        <w:t/>
-      </w:r>
-      <w:r>
-        <w:rPr>
-          <w:rFonts w:ascii="Arial Narrow" w:eastAsia="Arial Narrow" w:hAnsi="Arial Narrow" w:cs="Arial Narrow"/>
-          <w:color w:val="000000"/>
-          <w:sz w:val="22"/>
-          <w:szCs w:val="22"/>
-        </w:rPr>
-        <w:t xml:space="preserve"/>
-      </w:r>
-      <w:r>
-        <w:rPr>
-          <w:rStyle w:val="Refdenotaalpie"/>
-          <w:rFonts w:ascii="Arial Narrow" w:eastAsia="Arial Narrow" w:hAnsi="Arial Narrow" w:cs="Arial Narrow"/>
-          <w:sz w:val="22"/>
-          <w:szCs w:val="22"/>
-          <w:vertAlign w:val="superscript"/>
-        </w:rPr>
-        <w:footnoteReference w:id="14"/>
-      </w:r>
-      <w:r>
-        <w:rPr>
-          <w:rFonts w:ascii="Arial Narrow" w:eastAsia="Arial Narrow" w:hAnsi="Arial Narrow" w:cs="Arial Narrow"/>
-          <w:sz w:val="22"/>
-          <w:szCs w:val="22"/>
-        </w:rPr>
-        <w:t/>
-      </w:r>
-    </w:p>
-    <w:p>
-      <w:pPr>
-        <w:suppressAutoHyphens/>
-        <w:spacing w:after="0" w:line="240" w:lineRule="auto"/>
-        <w:jc w:val="both"/>
-        <w:rPr>
-          <w:rFonts w:ascii="Arial Narrow" w:eastAsia="Arial Narrow" w:hAnsi="Arial Narrow" w:cs="Arial Narrow"/>
-          <w:sz w:val="22"/>
-          <w:szCs w:val="22"/>
-        </w:rPr>
-      </w:pPr>
-    </w:p>
-    <w:p>
-      <w:pPr>
-        <w:suppressAutoHyphens/>
-        <w:spacing w:after="0" w:line="240" w:lineRule="auto"/>
-        <w:jc w:val="both"/>
-        <w:rPr>
-          <w:rFonts w:ascii="Arial Narrow" w:eastAsia="Arial Narrow" w:hAnsi="Arial Narrow" w:cs="Arial Narrow"/>
-          <w:bCs/>
-          <w:sz w:val="22"/>
-          <w:szCs w:val="22"/>
-        </w:rPr>
-      </w:pPr>
-      <w:bookmarkStart w:id="8" w:name="_Hlk198890962"/>
-    </w:p>
-    <w:bookmarkEnd w:id="8"/>
-    <w:p>
-      <w:pPr>
-        <w:spacing w:after="0" w:line="240" w:lineRule="auto"/>
-        <w:jc w:val="both"/>
-        <w:rPr>
-          <w:rFonts w:ascii="Arial Narrow" w:eastAsia="Arial Narrow" w:hAnsi="Arial Narrow" w:cs="Arial Narrow"/>
-          <w:b/>
-          <w:color w:val="000000"/>
-          <w:kern w:val="0"/>
-          <w:sz w:val="22"/>
-          <w:szCs w:val="22"/>
-          <w:lang w:eastAsia="es-PE"/>
-          <w14:ligatures w14:val="none"/>
-        </w:rPr>
-      </w:pPr>
-    </w:p>
-    <w:p>
-      <w:pPr>
-        <w:spacing w:after="0" w:line="240" w:lineRule="auto"/>
-        <w:jc w:val="both"/>
-        <w:rPr>
-          <w:rFonts w:ascii="Arial Narrow" w:eastAsia="Arial Narrow" w:hAnsi="Arial Narrow" w:cs="Arial Narrow"/>
-          <w:b/>
-          <w:color w:val="000000"/>
-          <w:kern w:val="0"/>
-          <w:sz w:val="22"/>
-          <w:szCs w:val="22"/>
-          <w:lang w:eastAsia="es-PE"/>
-          <w14:ligatures w14:val="none"/>
-        </w:rPr>
-      </w:pPr>
-    </w:p>
-    <w:p>
-      <w:pPr>
-        <w:spacing w:after="0" w:line="240" w:lineRule="auto"/>
-        <w:jc w:val="both"/>
-        <w:rPr>
-          <w:rFonts w:ascii="Arial Narrow" w:eastAsia="Arial Narrow" w:hAnsi="Arial Narrow" w:cs="Arial Narrow"/>
-          <w:b/>
-          <w:color w:val="000000"/>
-          <w:kern w:val="0"/>
-          <w:sz w:val="22"/>
-          <w:szCs w:val="22"/>
-          <w:lang w:eastAsia="es-PE"/>
-          <w14:ligatures w14:val="none"/>
-        </w:rPr>
-      </w:pPr>
-    </w:p>
-    <w:bookmarkEnd w:id="0"/>
+          <w:color w:val="000000"/>
+          <w:kern w:val="0"/>
+          <w14:ligatures w14:val="none"/>
+          <w:sz w:val="22"/>
+          <w:szCs w:val="22"/>
+        </w:rPr>
+        <w:t xml:space="preserve">Firmado digitalmente por</w:t>
+      </w:r>
+    </w:p>
     <w:p>
       <w:pPr>
         <w:shd w:val="clear" w:color="auto" w:fill="FFFFFF"/>
@@ -10780,6 +10866,9 @@
     <w:p>
       <w:pPr>
         <w:pStyle w:val="Textonotapie"/>
+        <w:tabs>
+          <w:tab w:val="left" w:pos="567"/>
+        </w:tabs>
         <w:ind w:left="567" w:hanging="567"/>
         <w:jc w:val="both"/>
         <w:rPr>
@@ -10804,7 +10893,82 @@
           <w:sz w:val="16"/>
           <w:szCs w:val="16"/>
         </w:rPr>
+        <w:tab/>
+        <w:t xml:space="preserve"/>
+      </w:r>
+      <w:r>
+        <w:rPr>
+          <w:rFonts w:ascii="Arial Narrow" w:eastAsia="Arial Narrow" w:hAnsi="Arial Narrow" w:cs="Arial Narrow"/>
+          <w:sz w:val="16"/>
+          <w:szCs w:val="16"/>
+        </w:rPr>
+        <w:tab/>
+        <w:t>Publicado</w:t>
+      </w:r>
+      <w:r>
+        <w:rPr>
+          <w:rFonts w:ascii="Arial Narrow" w:eastAsia="Arial Narrow" w:hAnsi="Arial Narrow" w:cs="Arial Narrow"/>
+          <w:b/>
+          <w:sz w:val="16"/>
+          <w:szCs w:val="16"/>
+        </w:rPr>
         <w:t xml:space="preserve"> </w:t>
+      </w:r>
+      <w:r>
+        <w:rPr>
+          <w:rFonts w:ascii="Arial Narrow" w:eastAsia="Arial Narrow" w:hAnsi="Arial Narrow" w:cs="Arial Narrow"/>
+          <w:sz w:val="16"/>
+          <w:szCs w:val="16"/>
+        </w:rPr>
+        <w:t xml:space="preserve">el 2 de setiembre de 2010 en el Diario Oficial El Peruano, vigente desde el 2 de octubre de 2010 y modificado por Decreto Legislativo 1308.</w:t>
+      </w:r>
+    </w:p>
+    <w:p>
+      <w:pPr>
+        <w:pStyle w:val="Textonotapie"/>
+        <w:ind w:left="567" w:hanging="567"/>
+        <w:jc w:val="both"/>
+        <w:rPr>
+          <w:rFonts w:ascii="Arial Narrow" w:eastAsia="Arial Narrow" w:hAnsi="Arial Narrow" w:cs="Arial Narrow"/>
+          <w:sz w:val="16"/>
+          <w:szCs w:val="16"/>
+        </w:rPr>
+      </w:pPr>
+    </w:p>
+  </w:footnote>
+  <w:footnote w:id="2">
+    <w:p>
+      <w:pPr>
+        <w:pStyle w:val="Textonotapie"/>
+        <w:tabs>
+          <w:tab w:val="left" w:pos="567"/>
+        </w:tabs>
+        <w:ind w:left="567" w:hanging="567"/>
+        <w:jc w:val="both"/>
+        <w:rPr>
+          <w:rFonts w:ascii="Arial Narrow" w:eastAsia="Arial Narrow" w:hAnsi="Arial Narrow" w:cs="Arial Narrow"/>
+          <w:sz w:val="16"/>
+          <w:szCs w:val="16"/>
+        </w:rPr>
+      </w:pPr>
+      <w:r>
+        <w:rPr>
+          <w:rStyle w:val="Refdenotaalpie"/>
+          <w:rFonts w:ascii="Arial Narrow" w:eastAsia="Arial Narrow" w:hAnsi="Arial Narrow" w:cs="Arial Narrow"/>
+          <w:sz w:val="16"/>
+          <w:szCs w:val="16"/>
+          <w:vertAlign w:val="superscript"/>
+        </w:rPr>
+        <w:footnoteRef/>
+      </w:r>
+      <w:r>
+        <w:rPr>
+          <w:rFonts w:ascii="Arial Narrow" w:eastAsia="Arial Narrow" w:hAnsi="Arial Narrow" w:cs="Arial Narrow"/>
+          <w:sz w:val="16"/>
+          <w:szCs w:val="16"/>
+        </w:rPr>
+        <w:tab/>
+        <w:t xml:space="preserve"/>
       </w:r>
       <w:r>
         <w:rPr>
@@ -10898,76 +11062,6 @@
           <w:szCs w:val="16"/>
         </w:rPr>
         <w:t xml:space="preserve">.</w:t>
-      </w:r>
-    </w:p>
-    <w:p>
-      <w:pPr>
-        <w:pStyle w:val="Textonotapie"/>
-        <w:ind w:left="567" w:hanging="567"/>
-        <w:jc w:val="both"/>
-        <w:rPr>
-          <w:rFonts w:ascii="Arial Narrow" w:eastAsia="Arial Narrow" w:hAnsi="Arial Narrow" w:cs="Arial Narrow"/>
-          <w:sz w:val="16"/>
-          <w:szCs w:val="16"/>
-        </w:rPr>
-      </w:pPr>
-    </w:p>
-  </w:footnote>
-  <w:footnote w:id="2">
-    <w:p>
-      <w:pPr>
-        <w:pStyle w:val="Textonotapie"/>
-        <w:ind w:left="567" w:hanging="567"/>
-        <w:jc w:val="both"/>
-        <w:rPr>
-          <w:rFonts w:ascii="Arial Narrow" w:eastAsia="Arial Narrow" w:hAnsi="Arial Narrow" w:cs="Arial Narrow"/>
-          <w:sz w:val="16"/>
-          <w:szCs w:val="16"/>
-        </w:rPr>
-      </w:pPr>
-      <w:r>
-        <w:rPr>
-          <w:rStyle w:val="Refdenotaalpie"/>
-          <w:rFonts w:ascii="Arial Narrow" w:eastAsia="Arial Narrow" w:hAnsi="Arial Narrow" w:cs="Arial Narrow"/>
-          <w:sz w:val="16"/>
-          <w:szCs w:val="16"/>
-          <w:vertAlign w:val="superscript"/>
-        </w:rPr>
-        <w:footnoteRef/>
-      </w:r>
-      <w:r>
-        <w:rPr>
-          <w:rFonts w:ascii="Arial Narrow" w:eastAsia="Arial Narrow" w:hAnsi="Arial Narrow" w:cs="Arial Narrow"/>
-          <w:sz w:val="16"/>
-          <w:szCs w:val="16"/>
-        </w:rPr>
-        <w:t xml:space="preserve"> </w:t>
-      </w:r>
-      <w:r>
-        <w:rPr>
-          <w:rFonts w:ascii="Arial Narrow" w:eastAsia="Arial Narrow" w:hAnsi="Arial Narrow" w:cs="Arial Narrow"/>
-          <w:sz w:val="16"/>
-          <w:szCs w:val="16"/>
-        </w:rPr>
-        <w:tab/>
-        <w:t>Publicado</w:t>
-      </w:r>
-      <w:r>
-        <w:rPr>
-          <w:rFonts w:ascii="Arial Narrow" w:eastAsia="Arial Narrow" w:hAnsi="Arial Narrow" w:cs="Arial Narrow"/>
-          <w:b/>
-          <w:sz w:val="16"/>
-          <w:szCs w:val="16"/>
-        </w:rPr>
-        <w:t xml:space="preserve"> </w:t>
-      </w:r>
-      <w:r>
-        <w:rPr>
-          <w:rFonts w:ascii="Arial Narrow" w:eastAsia="Arial Narrow" w:hAnsi="Arial Narrow" w:cs="Arial Narrow"/>
-          <w:sz w:val="16"/>
-          <w:szCs w:val="16"/>
-        </w:rPr>
-        <w:t xml:space="preserve">el 2 de setiembre de 2010 en el Diario Oficial El Peruano, vigente desde el 2 de octubre de 2010 y modificado por Decreto Legislativo 1308.</w:t>
       </w:r>
     </w:p>
     <w:p>
@@ -11016,7 +11110,8 @@
           <w:sz w:val="16"/>
           <w:szCs w:val="16"/>
         </w:rPr>
-        <w:t xml:space="preserve"> </w:t>
+        <w:tab/>
+        <w:t xml:space="preserve"/>
       </w:r>
       <w:r>
         <w:rPr>
@@ -11056,7 +11151,7 @@
           <w:sz w:val="16"/>
           <w:szCs w:val="16"/>
         </w:rPr>
-        <w:t xml:space="preserve"> 29571, CÓDIGO DE PROTECCIÓN Y DEFENSA DEL CONSUMIDOR, publicado el 2 de setiembre de 2010 y modificado por Decreto Legislativo </w:t>
+        <w:t xml:space="preserve">29571, CÓDIGO DE PROTECCIÓN Y DEFENSA DEL CONSUMIDOR, publicado el 2 de setiembre de 2010 y modificado por Decreto Legislativo </w:t>
       </w:r>
       <w:proofErr w:type="spellStart"/>
       <w:r>
@@ -11078,7 +11173,7 @@
           <w:sz w:val="16"/>
           <w:szCs w:val="16"/>
         </w:rPr>
-        <w:t xml:space="preserve"> 1308 </w:t>
+        <w:t xml:space="preserve">1308 </w:t>
       </w:r>
     </w:p>
     <w:p>
@@ -11148,7 +11243,7 @@
           <w:sz w:val="16"/>
           <w:szCs w:val="16"/>
         </w:rPr>
-        <w:t xml:space="preserve"> 1033, Ley de Organización y Funciones del Indecopi. Dicha competencia solo puede ser negada cuando ella haya sido asignada o se asigne a favor de otro organismo por norma expresa con rango de ley. </w:t>
+        <w:t xml:space="preserve">1033, Ley de Organización y Funciones del Indecopi. Dicha competencia solo puede ser negada cuando ella haya sido asignada o se asigne a favor de otro organismo por norma expresa con rango de ley. </w:t>
       </w:r>
     </w:p>
     <w:p>
@@ -11185,10 +11280,52 @@
         <w:jc w:val="both"/>
         <w:rPr>
           <w:rFonts w:ascii="Arial Narrow" w:eastAsia="Arial Narrow" w:hAnsi="Arial Narrow" w:cs="Arial Narrow"/>
-          <w:sz w:val="16"/>
-          <w:szCs w:val="16"/>
-        </w:rPr>
-      </w:pPr>
+          <w:b/>
+          <w:bCs/>
+          <w:sz w:val="16"/>
+          <w:szCs w:val="16"/>
+        </w:rPr>
+      </w:pPr>
+      <w:r>
+        <w:rPr>
+          <w:rFonts w:ascii="Arial Narrow" w:eastAsia="Arial Narrow" w:hAnsi="Arial Narrow" w:cs="Arial Narrow"/>
+          <w:sz w:val="16"/>
+          <w:szCs w:val="16"/>
+        </w:rPr>
+        <w:tab/>
+      </w:r>
+      <w:r>
+        <w:rPr>
+          <w:rFonts w:ascii="Arial Narrow" w:eastAsia="Arial Narrow" w:hAnsi="Arial Narrow" w:cs="Arial Narrow"/>
+          <w:b/>
+          <w:bCs/>
+          <w:sz w:val="16"/>
+          <w:szCs w:val="16"/>
+        </w:rPr>
+        <w:t xml:space="preserve">LEY DE ORGANIZACIÓN Y FUNCIONES DEL INDECOPI, APROBADA POR DECRETO LEGISLATIVO </w:t>
+      </w:r>
+      <w:proofErr w:type="spellStart"/>
+      <w:r>
+        <w:rPr>
+          <w:rFonts w:ascii="Arial Narrow" w:eastAsia="Arial Narrow" w:hAnsi="Arial Narrow" w:cs="Arial Narrow"/>
+          <w:b/>
+          <w:bCs/>
+          <w:sz w:val="16"/>
+          <w:szCs w:val="16"/>
+        </w:rPr>
+        <w:t/>
+      </w:r>
+      <w:proofErr w:type="spellEnd"/>
+      <w:r>
+        <w:rPr>
+          <w:rFonts w:ascii="Arial Narrow" w:eastAsia="Arial Narrow" w:hAnsi="Arial Narrow" w:cs="Arial Narrow"/>
+          <w:b/>
+          <w:bCs/>
+          <w:sz w:val="16"/>
+          <w:szCs w:val="16"/>
+        </w:rPr>
+        <w:t xml:space="preserve">1033 </w:t>
+      </w:r>
     </w:p>
     <w:p>
       <w:pPr>
@@ -11200,51 +11337,46 @@
         <w:jc w:val="both"/>
         <w:rPr>
           <w:rFonts w:ascii="Arial Narrow" w:eastAsia="Arial Narrow" w:hAnsi="Arial Narrow" w:cs="Arial Narrow"/>
+          <w:sz w:val="16"/>
+          <w:szCs w:val="16"/>
+        </w:rPr>
+      </w:pPr>
+      <w:r>
+        <w:rPr>
+          <w:rFonts w:ascii="Arial Narrow" w:eastAsia="Arial Narrow" w:hAnsi="Arial Narrow" w:cs="Arial Narrow"/>
           <w:b/>
           <w:bCs/>
           <w:sz w:val="16"/>
           <w:szCs w:val="16"/>
         </w:rPr>
-      </w:pPr>
-      <w:r>
-        <w:rPr>
-          <w:rFonts w:ascii="Arial Narrow" w:eastAsia="Arial Narrow" w:hAnsi="Arial Narrow" w:cs="Arial Narrow"/>
-          <w:sz w:val="16"/>
-          <w:szCs w:val="16"/>
-        </w:rPr>
         <w:tab/>
-      </w:r>
-      <w:r>
-        <w:rPr>
-          <w:rFonts w:ascii="Arial Narrow" w:eastAsia="Arial Narrow" w:hAnsi="Arial Narrow" w:cs="Arial Narrow"/>
-          <w:b/>
-          <w:bCs/>
-          <w:sz w:val="16"/>
-          <w:szCs w:val="16"/>
-        </w:rPr>
-        <w:t xml:space="preserve">LEY DE ORGANIZACIÓN Y FUNCIONES DEL INDECOPI, APROBADA POR DECRETO LEGISLATIVO </w:t>
-      </w:r>
-      <w:proofErr w:type="spellStart"/>
-      <w:r>
-        <w:rPr>
-          <w:rFonts w:ascii="Arial Narrow" w:eastAsia="Arial Narrow" w:hAnsi="Arial Narrow" w:cs="Arial Narrow"/>
-          <w:b/>
-          <w:bCs/>
-          <w:sz w:val="16"/>
-          <w:szCs w:val="16"/>
-        </w:rPr>
-        <w:t/>
-      </w:r>
-      <w:proofErr w:type="spellEnd"/>
-      <w:r>
-        <w:rPr>
-          <w:rFonts w:ascii="Arial Narrow" w:eastAsia="Arial Narrow" w:hAnsi="Arial Narrow" w:cs="Arial Narrow"/>
-          <w:b/>
-          <w:bCs/>
-          <w:sz w:val="16"/>
-          <w:szCs w:val="16"/>
-        </w:rPr>
-        <w:t xml:space="preserve"> 1033 </w:t>
+        <w:t>Artículo 27.-</w:t>
+      </w:r>
+      <w:r>
+        <w:rPr>
+          <w:rFonts w:ascii="Arial Narrow" w:eastAsia="Arial Narrow" w:hAnsi="Arial Narrow" w:cs="Arial Narrow"/>
+          <w:sz w:val="16"/>
+          <w:szCs w:val="16"/>
+        </w:rPr>
+        <w:t xml:space="preserve"> De la Comisión de Protección al </w:t>
+      </w:r>
+      <w:proofErr w:type="gramStart"/>
+      <w:r>
+        <w:rPr>
+          <w:rFonts w:ascii="Arial Narrow" w:eastAsia="Arial Narrow" w:hAnsi="Arial Narrow" w:cs="Arial Narrow"/>
+          <w:sz w:val="16"/>
+          <w:szCs w:val="16"/>
+        </w:rPr>
+        <w:t>Consumidor.-</w:t>
+      </w:r>
+      <w:proofErr w:type="gramEnd"/>
+      <w:r>
+        <w:rPr>
+          <w:rFonts w:ascii="Arial Narrow" w:eastAsia="Arial Narrow" w:hAnsi="Arial Narrow" w:cs="Arial Narrow"/>
+          <w:sz w:val="16"/>
+          <w:szCs w:val="16"/>
+        </w:rPr>
+        <w:t xml:space="preserve"> </w:t>
       </w:r>
     </w:p>
     <w:p>
@@ -11264,39 +11396,11 @@
       <w:r>
         <w:rPr>
           <w:rFonts w:ascii="Arial Narrow" w:eastAsia="Arial Narrow" w:hAnsi="Arial Narrow" w:cs="Arial Narrow"/>
-          <w:b/>
-          <w:bCs/>
           <w:sz w:val="16"/>
           <w:szCs w:val="16"/>
         </w:rPr>
         <w:tab/>
-        <w:t>Artículo 27.-</w:t>
-      </w:r>
-      <w:r>
-        <w:rPr>
-          <w:rFonts w:ascii="Arial Narrow" w:eastAsia="Arial Narrow" w:hAnsi="Arial Narrow" w:cs="Arial Narrow"/>
-          <w:sz w:val="16"/>
-          <w:szCs w:val="16"/>
-        </w:rPr>
-        <w:t xml:space="preserve"> De la Comisión de Protección al </w:t>
-      </w:r>
-      <w:proofErr w:type="gramStart"/>
-      <w:r>
-        <w:rPr>
-          <w:rFonts w:ascii="Arial Narrow" w:eastAsia="Arial Narrow" w:hAnsi="Arial Narrow" w:cs="Arial Narrow"/>
-          <w:sz w:val="16"/>
-          <w:szCs w:val="16"/>
-        </w:rPr>
-        <w:t>Consumidor.-</w:t>
-      </w:r>
-      <w:proofErr w:type="gramEnd"/>
-      <w:r>
-        <w:rPr>
-          <w:rFonts w:ascii="Arial Narrow" w:eastAsia="Arial Narrow" w:hAnsi="Arial Narrow" w:cs="Arial Narrow"/>
-          <w:sz w:val="16"/>
-          <w:szCs w:val="16"/>
-        </w:rPr>
-        <w:t xml:space="preserve"> </w:t>
+        <w:t>Corresponde a la Comisión de Protección al Consumidor velar por el cumplimiento de la Ley de Protección al Consumidor y de las leyes que, en general, protegen a los consumidores de la falta de idoneidad de los bienes y servicios en función de la información brindada, de las omisiones de información y de la discriminación en el consumo, así como de aquellas que complementen o sustituyan a las anteriores.</w:t>
       </w:r>
     </w:p>
     <w:p>
@@ -11309,20 +11413,15 @@
         <w:jc w:val="both"/>
         <w:rPr>
           <w:rFonts w:ascii="Arial Narrow" w:eastAsia="Arial Narrow" w:hAnsi="Arial Narrow" w:cs="Arial Narrow"/>
-          <w:sz w:val="16"/>
-          <w:szCs w:val="16"/>
-        </w:rPr>
-      </w:pPr>
-      <w:r>
-        <w:rPr>
-          <w:rFonts w:ascii="Arial Narrow" w:eastAsia="Arial Narrow" w:hAnsi="Arial Narrow" w:cs="Arial Narrow"/>
-          <w:sz w:val="16"/>
-          <w:szCs w:val="16"/>
-        </w:rPr>
-        <w:tab/>
-        <w:t>Corresponde a la Comisión de Protección al Consumidor velar por el cumplimiento de la Ley de Protección al Consumidor y de las leyes que, en general, protegen a los consumidores de la falta de idoneidad de los bienes y servicios en función de la información brindada, de las omisiones de información y de la discriminación en el consumo, así como de aquellas que complementen o sustituyan a las anteriores.</w:t>
-      </w:r>
-    </w:p>
+          <w:b/>
+          <w:bCs/>
+          <w:sz w:val="16"/>
+          <w:szCs w:val="16"/>
+        </w:rPr>
+      </w:pPr>
+    </w:p>
+  </w:footnote>
+  <w:footnote w:id="4">
     <w:p>
       <w:pPr>
         <w:pStyle w:val="Textonotapie"/>
@@ -11339,9 +11438,177 @@
           <w:szCs w:val="16"/>
         </w:rPr>
       </w:pPr>
-    </w:p>
-  </w:footnote>
-  <w:footnote w:id="4">
+      <w:r>
+        <w:rPr>
+          <w:rStyle w:val="Refdenotaalpie"/>
+          <w:rFonts w:ascii="Arial Narrow" w:eastAsia="Arial Narrow" w:hAnsi="Arial Narrow" w:cs="Arial Narrow"/>
+          <w:sz w:val="16"/>
+          <w:szCs w:val="16"/>
+          <w:vertAlign w:val="superscript"/>
+        </w:rPr>
+        <w:footnoteRef/>
+      </w:r>
+      <w:r>
+        <w:rPr>
+          <w:rFonts w:ascii="Arial Narrow" w:eastAsia="Arial Narrow" w:hAnsi="Arial Narrow" w:cs="Arial Narrow"/>
+          <w:sz w:val="16"/>
+          <w:szCs w:val="16"/>
+        </w:rPr>
+        <w:tab/>
+        <w:t xml:space="preserve"/>
+      </w:r>
+      <w:r>
+        <w:rPr>
+          <w:rFonts w:ascii="Arial Narrow" w:eastAsia="Arial Narrow" w:hAnsi="Arial Narrow" w:cs="Arial Narrow"/>
+          <w:sz w:val="16"/>
+          <w:szCs w:val="16"/>
+        </w:rPr>
+        <w:tab/>
+      </w:r>
+      <w:r>
+        <w:rPr>
+          <w:rFonts w:ascii="Arial Narrow" w:eastAsia="Arial Narrow" w:hAnsi="Arial Narrow" w:cs="Arial Narrow"/>
+          <w:b/>
+          <w:bCs/>
+          <w:sz w:val="16"/>
+          <w:szCs w:val="16"/>
+        </w:rPr>
+        <w:t xml:space="preserve">LEY </w:t>
+      </w:r>
+      <w:proofErr w:type="spellStart"/>
+      <w:r>
+        <w:rPr>
+          <w:rFonts w:ascii="Arial Narrow" w:eastAsia="Arial Narrow" w:hAnsi="Arial Narrow" w:cs="Arial Narrow"/>
+          <w:b/>
+          <w:bCs/>
+          <w:sz w:val="16"/>
+          <w:szCs w:val="16"/>
+        </w:rPr>
+        <w:t/>
+      </w:r>
+      <w:proofErr w:type="spellEnd"/>
+      <w:r>
+        <w:rPr>
+          <w:rFonts w:ascii="Arial Narrow" w:eastAsia="Arial Narrow" w:hAnsi="Arial Narrow" w:cs="Arial Narrow"/>
+          <w:b/>
+          <w:bCs/>
+          <w:sz w:val="16"/>
+          <w:szCs w:val="16"/>
+        </w:rPr>
+        <w:t xml:space="preserve">29571, CÓDIGO DE PROTECCIÓN Y DEFENSA DEL CONSUMIDOR, publicado el 2 de setiembre de 2010 y modificado por Decreto Legislativo </w:t>
+      </w:r>
+      <w:proofErr w:type="spellStart"/>
+      <w:r>
+        <w:rPr>
+          <w:rFonts w:ascii="Arial Narrow" w:eastAsia="Arial Narrow" w:hAnsi="Arial Narrow" w:cs="Arial Narrow"/>
+          <w:b/>
+          <w:bCs/>
+          <w:sz w:val="16"/>
+          <w:szCs w:val="16"/>
+        </w:rPr>
+        <w:t/>
+      </w:r>
+      <w:proofErr w:type="spellEnd"/>
+      <w:r>
+        <w:rPr>
+          <w:rFonts w:ascii="Arial Narrow" w:eastAsia="Arial Narrow" w:hAnsi="Arial Narrow" w:cs="Arial Narrow"/>
+          <w:b/>
+          <w:bCs/>
+          <w:sz w:val="16"/>
+          <w:szCs w:val="16"/>
+        </w:rPr>
+        <w:t xml:space="preserve">1308 </w:t>
+      </w:r>
+    </w:p>
+    <w:p>
+      <w:pPr>
+        <w:pStyle w:val="Textonotapie"/>
+        <w:tabs>
+          <w:tab w:val="left" w:pos="567"/>
+        </w:tabs>
+        <w:rPr>
+          <w:rFonts w:ascii="Arial Narrow" w:eastAsia="Arial Narrow" w:hAnsi="Arial Narrow" w:cs="Arial Narrow"/>
+          <w:sz w:val="16"/>
+          <w:szCs w:val="16"/>
+        </w:rPr>
+      </w:pPr>
+      <w:r>
+        <w:rPr>
+          <w:rFonts w:ascii="Arial Narrow" w:eastAsia="Arial Narrow" w:hAnsi="Arial Narrow" w:cs="Arial Narrow"/>
+          <w:b/>
+          <w:bCs/>
+          <w:sz w:val="16"/>
+          <w:szCs w:val="16"/>
+        </w:rPr>
+        <w:tab/>
+        <w:t>Artículo 56.- Métodos comerciales coercitivos</w:t>
+      </w:r>
+    </w:p>
+    <w:p>
+      <w:pPr>
+        <w:pStyle w:val="Textonotapie"/>
+        <w:ind w:left="567"/>
+        <w:rPr>
+          <w:rFonts w:ascii="Arial Narrow" w:eastAsia="Arial Narrow" w:hAnsi="Arial Narrow" w:cs="Arial Narrow"/>
+          <w:sz w:val="16"/>
+          <w:szCs w:val="16"/>
+        </w:rPr>
+      </w:pPr>
+      <w:r>
+        <w:rPr>
+          <w:rFonts w:ascii="Arial Narrow" w:eastAsia="Arial Narrow" w:hAnsi="Arial Narrow" w:cs="Arial Narrow"/>
+          <w:sz w:val="16"/>
+          <w:szCs w:val="16"/>
+        </w:rPr>
+        <w:t>56.1 De manera enunciativa y no limitativa, el derecho de todo consumidor a la protección contra los métodos comerciales coercitivos implica que los proveedores no pueden:</w:t>
+      </w:r>
+    </w:p>
+    <w:p>
+      <w:pPr>
+        <w:pStyle w:val="Textonotapie"/>
+        <w:ind w:left="567"/>
+        <w:rPr>
+          <w:rFonts w:ascii="Arial Narrow" w:eastAsia="Arial Narrow" w:hAnsi="Arial Narrow" w:cs="Arial Narrow"/>
+          <w:sz w:val="16"/>
+          <w:szCs w:val="16"/>
+        </w:rPr>
+      </w:pPr>
+      <w:r>
+        <w:rPr>
+          <w:rFonts w:ascii="Arial Narrow" w:eastAsia="Arial Narrow" w:hAnsi="Arial Narrow" w:cs="Arial Narrow"/>
+          <w:sz w:val="16"/>
+          <w:szCs w:val="16"/>
+        </w:rPr>
+        <w:t>(…)</w:t>
+      </w:r>
+    </w:p>
+    <w:p>
+      <w:pPr>
+        <w:pStyle w:val="Textonotapie"/>
+        <w:ind w:left="567"/>
+        <w:rPr>
+          <w:rFonts w:ascii="Arial Narrow" w:eastAsia="Arial Narrow" w:hAnsi="Arial Narrow" w:cs="Arial Narrow"/>
+          <w:sz w:val="16"/>
+          <w:szCs w:val="16"/>
+        </w:rPr>
+      </w:pPr>
+      <w:r>
+        <w:rPr>
+          <w:rFonts w:ascii="Arial Narrow" w:eastAsia="Arial Narrow" w:hAnsi="Arial Narrow" w:cs="Arial Narrow"/>
+          <w:sz w:val="16"/>
+          <w:szCs w:val="16"/>
+        </w:rPr>
+        <w:t>b. Obligar al consumidor a asumir prestaciones que no ha pactado o a efectuar pagos por productos o servicios que no han sido requeridos previamente. En ningún caso puede interpretarse el silencio del consumidor como aceptación de dichas prestaciones o pagos, salvo que lo haya autorizado previamente de manera expresa</w:t>
+      </w:r>
+      <w:r>
+        <w:rPr>
+          <w:rFonts w:ascii="Arial Narrow" w:eastAsia="Arial Narrow" w:hAnsi="Arial Narrow" w:cs="Arial Narrow"/>
+          <w:sz w:val="16"/>
+          <w:szCs w:val="16"/>
+        </w:rPr>
+        <w:t>.</w:t>
+      </w:r>
+    </w:p>
     <w:p>
       <w:pPr>
         <w:pStyle w:val="Textonotapie"/>
@@ -11358,176 +11625,9 @@
           <w:szCs w:val="16"/>
         </w:rPr>
       </w:pPr>
-      <w:r>
-        <w:rPr>
-          <w:rStyle w:val="Refdenotaalpie"/>
-          <w:rFonts w:ascii="Arial Narrow" w:eastAsia="Arial Narrow" w:hAnsi="Arial Narrow" w:cs="Arial Narrow"/>
-          <w:sz w:val="16"/>
-          <w:szCs w:val="16"/>
-          <w:vertAlign w:val="superscript"/>
-        </w:rPr>
-        <w:footnoteRef/>
-      </w:r>
-      <w:r>
-        <w:rPr>
-          <w:rFonts w:ascii="Arial Narrow" w:eastAsia="Arial Narrow" w:hAnsi="Arial Narrow" w:cs="Arial Narrow"/>
-          <w:sz w:val="16"/>
-          <w:szCs w:val="16"/>
-        </w:rPr>
-        <w:t xml:space="preserve"> </w:t>
-      </w:r>
-      <w:r>
-        <w:rPr>
-          <w:rFonts w:ascii="Arial Narrow" w:eastAsia="Arial Narrow" w:hAnsi="Arial Narrow" w:cs="Arial Narrow"/>
-          <w:sz w:val="16"/>
-          <w:szCs w:val="16"/>
-        </w:rPr>
-        <w:tab/>
-      </w:r>
-      <w:r>
-        <w:rPr>
-          <w:rFonts w:ascii="Arial Narrow" w:eastAsia="Arial Narrow" w:hAnsi="Arial Narrow" w:cs="Arial Narrow"/>
-          <w:b/>
-          <w:bCs/>
-          <w:sz w:val="16"/>
-          <w:szCs w:val="16"/>
-        </w:rPr>
-        <w:t xml:space="preserve">LEY </w:t>
-      </w:r>
-      <w:proofErr w:type="spellStart"/>
-      <w:r>
-        <w:rPr>
-          <w:rFonts w:ascii="Arial Narrow" w:eastAsia="Arial Narrow" w:hAnsi="Arial Narrow" w:cs="Arial Narrow"/>
-          <w:b/>
-          <w:bCs/>
-          <w:sz w:val="16"/>
-          <w:szCs w:val="16"/>
-        </w:rPr>
-        <w:t/>
-      </w:r>
-      <w:proofErr w:type="spellEnd"/>
-      <w:r>
-        <w:rPr>
-          <w:rFonts w:ascii="Arial Narrow" w:eastAsia="Arial Narrow" w:hAnsi="Arial Narrow" w:cs="Arial Narrow"/>
-          <w:b/>
-          <w:bCs/>
-          <w:sz w:val="16"/>
-          <w:szCs w:val="16"/>
-        </w:rPr>
-        <w:t xml:space="preserve"> 29571, CÓDIGO DE PROTECCIÓN Y DEFENSA DEL CONSUMIDOR, publicado el 2 de setiembre de 2010 y modificado por Decreto Legislativo </w:t>
-      </w:r>
-      <w:proofErr w:type="spellStart"/>
-      <w:r>
-        <w:rPr>
-          <w:rFonts w:ascii="Arial Narrow" w:eastAsia="Arial Narrow" w:hAnsi="Arial Narrow" w:cs="Arial Narrow"/>
-          <w:b/>
-          <w:bCs/>
-          <w:sz w:val="16"/>
-          <w:szCs w:val="16"/>
-        </w:rPr>
-        <w:t/>
-      </w:r>
-      <w:proofErr w:type="spellEnd"/>
-      <w:r>
-        <w:rPr>
-          <w:rFonts w:ascii="Arial Narrow" w:eastAsia="Arial Narrow" w:hAnsi="Arial Narrow" w:cs="Arial Narrow"/>
-          <w:b/>
-          <w:bCs/>
-          <w:sz w:val="16"/>
-          <w:szCs w:val="16"/>
-        </w:rPr>
-        <w:t xml:space="preserve"> 1308 </w:t>
-      </w:r>
-    </w:p>
-    <w:p>
-      <w:pPr>
-        <w:pStyle w:val="Textonotapie"/>
-        <w:tabs>
-          <w:tab w:val="left" w:pos="567"/>
-        </w:tabs>
-        <w:rPr>
-          <w:rFonts w:ascii="Arial Narrow" w:eastAsia="Arial Narrow" w:hAnsi="Arial Narrow" w:cs="Arial Narrow"/>
-          <w:sz w:val="16"/>
-          <w:szCs w:val="16"/>
-        </w:rPr>
-      </w:pPr>
-      <w:r>
-        <w:rPr>
-          <w:rFonts w:ascii="Arial Narrow" w:eastAsia="Arial Narrow" w:hAnsi="Arial Narrow" w:cs="Arial Narrow"/>
-          <w:b/>
-          <w:bCs/>
-          <w:sz w:val="16"/>
-          <w:szCs w:val="16"/>
-        </w:rPr>
-        <w:tab/>
-        <w:t>Artículo 56.- Métodos comerciales coercitivos</w:t>
-      </w:r>
-    </w:p>
-    <w:p>
-      <w:pPr>
-        <w:pStyle w:val="Textonotapie"/>
-        <w:ind w:left="567"/>
-        <w:rPr>
-          <w:rFonts w:ascii="Arial Narrow" w:eastAsia="Arial Narrow" w:hAnsi="Arial Narrow" w:cs="Arial Narrow"/>
-          <w:sz w:val="16"/>
-          <w:szCs w:val="16"/>
-        </w:rPr>
-      </w:pPr>
-      <w:r>
-        <w:rPr>
-          <w:rFonts w:ascii="Arial Narrow" w:eastAsia="Arial Narrow" w:hAnsi="Arial Narrow" w:cs="Arial Narrow"/>
-          <w:sz w:val="16"/>
-          <w:szCs w:val="16"/>
-        </w:rPr>
-        <w:t>56.1 De manera enunciativa y no limitativa, el derecho de todo consumidor a la protección contra los métodos comerciales coercitivos implica que los proveedores no pueden:</w:t>
-      </w:r>
-    </w:p>
-    <w:p>
-      <w:pPr>
-        <w:pStyle w:val="Textonotapie"/>
-        <w:ind w:left="567"/>
-        <w:rPr>
-          <w:rFonts w:ascii="Arial Narrow" w:eastAsia="Arial Narrow" w:hAnsi="Arial Narrow" w:cs="Arial Narrow"/>
-          <w:sz w:val="16"/>
-          <w:szCs w:val="16"/>
-        </w:rPr>
-      </w:pPr>
-      <w:r>
-        <w:rPr>
-          <w:rFonts w:ascii="Arial Narrow" w:eastAsia="Arial Narrow" w:hAnsi="Arial Narrow" w:cs="Arial Narrow"/>
-          <w:sz w:val="16"/>
-          <w:szCs w:val="16"/>
-        </w:rPr>
-        <w:t>(…)</w:t>
-      </w:r>
-    </w:p>
-    <w:p>
-      <w:pPr>
-        <w:pStyle w:val="Textonotapie"/>
-        <w:ind w:left="567"/>
-        <w:rPr>
-          <w:rFonts w:ascii="Arial Narrow" w:eastAsia="Arial Narrow" w:hAnsi="Arial Narrow" w:cs="Arial Narrow"/>
-          <w:sz w:val="16"/>
-          <w:szCs w:val="16"/>
-        </w:rPr>
-      </w:pPr>
-      <w:r>
-        <w:rPr>
-          <w:rFonts w:ascii="Arial Narrow" w:eastAsia="Arial Narrow" w:hAnsi="Arial Narrow" w:cs="Arial Narrow"/>
-          <w:sz w:val="16"/>
-          <w:szCs w:val="16"/>
-        </w:rPr>
-        <w:t>b. Obligar al consumidor a asumir prestaciones que no ha pactado o a efectuar pagos por productos o servicios que no han sido requeridos previamente. En ningún caso puede interpretarse el silencio del consumidor como aceptación de dichas prestaciones o pagos, salvo que lo haya autorizado previamente de manera expresa</w:t>
-      </w:r>
-      <w:r>
-        <w:rPr>
-          <w:rFonts w:ascii="Arial Narrow" w:eastAsia="Arial Narrow" w:hAnsi="Arial Narrow" w:cs="Arial Narrow"/>
-          <w:sz w:val="16"/>
-          <w:szCs w:val="16"/>
-        </w:rPr>
-        <w:t>.</w:t>
-      </w:r>
-    </w:p>
+    </w:p>
+  </w:footnote>
+  <w:footnote w:id="5">
     <w:p>
       <w:pPr>
         <w:pStyle w:val="Textonotapie"/>
@@ -11544,9 +11644,172 @@
           <w:szCs w:val="16"/>
         </w:rPr>
       </w:pPr>
-    </w:p>
-  </w:footnote>
-  <w:footnote w:id="5">
+      <w:r>
+        <w:rPr>
+          <w:rStyle w:val="Refdenotaalpie"/>
+          <w:rFonts w:ascii="Arial Narrow" w:eastAsia="Arial Narrow" w:hAnsi="Arial Narrow" w:cs="Arial Narrow"/>
+          <w:sz w:val="16"/>
+          <w:szCs w:val="16"/>
+          <w:vertAlign w:val="superscript"/>
+        </w:rPr>
+        <w:footnoteRef/>
+      </w:r>
+      <w:r>
+        <w:rPr>
+          <w:rFonts w:ascii="Arial Narrow" w:eastAsia="Arial Narrow" w:hAnsi="Arial Narrow" w:cs="Arial Narrow"/>
+          <w:sz w:val="16"/>
+          <w:szCs w:val="16"/>
+        </w:rPr>
+        <w:tab/>
+        <w:t xml:space="preserve"/>
+      </w:r>
+      <w:r>
+        <w:rPr>
+          <w:rFonts w:ascii="Arial Narrow" w:eastAsia="Arial Narrow" w:hAnsi="Arial Narrow" w:cs="Arial Narrow"/>
+          <w:sz w:val="16"/>
+          <w:szCs w:val="16"/>
+        </w:rPr>
+        <w:tab/>
+      </w:r>
+      <w:r>
+        <w:rPr>
+          <w:rFonts w:ascii="Arial Narrow" w:eastAsia="Arial Narrow" w:hAnsi="Arial Narrow" w:cs="Arial Narrow"/>
+          <w:b/>
+          <w:bCs/>
+          <w:sz w:val="16"/>
+          <w:szCs w:val="16"/>
+        </w:rPr>
+        <w:t xml:space="preserve">LEY </w:t>
+      </w:r>
+      <w:proofErr w:type="spellStart"/>
+      <w:r>
+        <w:rPr>
+          <w:rFonts w:ascii="Arial Narrow" w:eastAsia="Arial Narrow" w:hAnsi="Arial Narrow" w:cs="Arial Narrow"/>
+          <w:b/>
+          <w:bCs/>
+          <w:sz w:val="16"/>
+          <w:szCs w:val="16"/>
+        </w:rPr>
+        <w:t/>
+      </w:r>
+      <w:proofErr w:type="spellEnd"/>
+      <w:r>
+        <w:rPr>
+          <w:rFonts w:ascii="Arial Narrow" w:eastAsia="Arial Narrow" w:hAnsi="Arial Narrow" w:cs="Arial Narrow"/>
+          <w:b/>
+          <w:bCs/>
+          <w:sz w:val="16"/>
+          <w:szCs w:val="16"/>
+        </w:rPr>
+        <w:t xml:space="preserve">29571, CÓDIGO DE PROTECCIÓN Y DEFENSA DEL CONSUMIDOR, publicado el 2 de setiembre de 2010 y modificado por Decreto Legislativo </w:t>
+      </w:r>
+      <w:proofErr w:type="spellStart"/>
+      <w:r>
+        <w:rPr>
+          <w:rFonts w:ascii="Arial Narrow" w:eastAsia="Arial Narrow" w:hAnsi="Arial Narrow" w:cs="Arial Narrow"/>
+          <w:b/>
+          <w:bCs/>
+          <w:sz w:val="16"/>
+          <w:szCs w:val="16"/>
+        </w:rPr>
+        <w:t/>
+      </w:r>
+      <w:proofErr w:type="spellEnd"/>
+      <w:r>
+        <w:rPr>
+          <w:rFonts w:ascii="Arial Narrow" w:eastAsia="Arial Narrow" w:hAnsi="Arial Narrow" w:cs="Arial Narrow"/>
+          <w:b/>
+          <w:bCs/>
+          <w:sz w:val="16"/>
+          <w:szCs w:val="16"/>
+        </w:rPr>
+        <w:t xml:space="preserve">1308 </w:t>
+      </w:r>
+    </w:p>
+    <w:p>
+      <w:pPr>
+        <w:pStyle w:val="Textonotapie"/>
+        <w:ind w:left="567" w:right="-1"/>
+        <w:jc w:val="both"/>
+        <w:rPr>
+          <w:rFonts w:ascii="Arial Narrow" w:eastAsia="Arial Narrow" w:hAnsi="Arial Narrow" w:cs="Arial Narrow"/>
+          <w:b/>
+          <w:bCs/>
+          <w:sz w:val="16"/>
+          <w:szCs w:val="16"/>
+        </w:rPr>
+      </w:pPr>
+      <w:r>
+        <w:rPr>
+          <w:rFonts w:ascii="Arial Narrow" w:eastAsia="Arial Narrow" w:hAnsi="Arial Narrow" w:cs="Arial Narrow"/>
+          <w:b/>
+          <w:bCs/>
+          <w:sz w:val="16"/>
+          <w:szCs w:val="16"/>
+        </w:rPr>
+        <w:t>Artículo 47.- Protección mínima del contrato de consumo</w:t>
+      </w:r>
+    </w:p>
+    <w:p>
+      <w:pPr>
+        <w:pStyle w:val="Textonotapie"/>
+        <w:ind w:left="567" w:right="-1"/>
+        <w:jc w:val="both"/>
+        <w:rPr>
+          <w:rFonts w:ascii="Arial Narrow" w:eastAsia="Arial Narrow" w:hAnsi="Arial Narrow" w:cs="Arial Narrow"/>
+          <w:sz w:val="16"/>
+          <w:szCs w:val="16"/>
+        </w:rPr>
+      </w:pPr>
+      <w:r>
+        <w:rPr>
+          <w:rFonts w:ascii="Arial Narrow" w:eastAsia="Arial Narrow" w:hAnsi="Arial Narrow" w:cs="Arial Narrow"/>
+          <w:sz w:val="16"/>
+          <w:szCs w:val="16"/>
+        </w:rPr>
+        <w:t>En los contratos de consumo se observa lo siguiente:</w:t>
+      </w:r>
+    </w:p>
+    <w:p>
+      <w:pPr>
+        <w:pStyle w:val="Textonotapie"/>
+        <w:ind w:left="567" w:right="-1"/>
+        <w:jc w:val="both"/>
+        <w:rPr>
+          <w:rFonts w:ascii="Arial Narrow" w:eastAsia="Arial Narrow" w:hAnsi="Arial Narrow" w:cs="Arial Narrow"/>
+          <w:sz w:val="16"/>
+          <w:szCs w:val="16"/>
+        </w:rPr>
+      </w:pPr>
+      <w:r>
+        <w:rPr>
+          <w:rFonts w:ascii="Arial Narrow" w:eastAsia="Arial Narrow" w:hAnsi="Arial Narrow" w:cs="Arial Narrow"/>
+          <w:sz w:val="16"/>
+          <w:szCs w:val="16"/>
+        </w:rPr>
+        <w:t>(…)</w:t>
+      </w:r>
+    </w:p>
+    <w:p>
+      <w:pPr>
+        <w:pStyle w:val="Textonotapie"/>
+        <w:ind w:left="567" w:right="-1"/>
+        <w:jc w:val="both"/>
+        <w:rPr>
+          <w:rFonts w:ascii="Arial Narrow" w:eastAsia="Arial Narrow" w:hAnsi="Arial Narrow" w:cs="Arial Narrow"/>
+          <w:sz w:val="16"/>
+          <w:szCs w:val="16"/>
+        </w:rPr>
+      </w:pPr>
+      <w:r>
+        <w:rPr>
+          <w:rFonts w:ascii="Arial Narrow" w:eastAsia="Arial Narrow" w:hAnsi="Arial Narrow" w:cs="Arial Narrow"/>
+          <w:sz w:val="16"/>
+          <w:szCs w:val="16"/>
+        </w:rPr>
+        <w:t>e. Los proveedores deben entregar a los usuarios copia de los contratos y demás documentación relacionada con dichos actos jurídicos cuando estos hayan sido celebrados por escrito, incluidas las condiciones generales de la contratación. Asimismo, cuando el consumidor solicite copia física o virtual de estos, el proveedor debe entregar los documentos en un plazo máximo de quince días hábiles contados desde que recibió la solicitud. Los proveedores son responsables de dejar constancia de la entrega de los documentos al consumidor.</w:t>
+      </w:r>
+    </w:p>
     <w:p>
       <w:pPr>
         <w:pStyle w:val="Textonotapie"/>
@@ -11563,171 +11826,9 @@
           <w:szCs w:val="16"/>
         </w:rPr>
       </w:pPr>
-      <w:r>
-        <w:rPr>
-          <w:rStyle w:val="Refdenotaalpie"/>
-          <w:rFonts w:ascii="Arial Narrow" w:eastAsia="Arial Narrow" w:hAnsi="Arial Narrow" w:cs="Arial Narrow"/>
-          <w:sz w:val="16"/>
-          <w:szCs w:val="16"/>
-          <w:vertAlign w:val="superscript"/>
-        </w:rPr>
-        <w:footnoteRef/>
-      </w:r>
-      <w:r>
-        <w:rPr>
-          <w:rFonts w:ascii="Arial Narrow" w:eastAsia="Arial Narrow" w:hAnsi="Arial Narrow" w:cs="Arial Narrow"/>
-          <w:sz w:val="16"/>
-          <w:szCs w:val="16"/>
-        </w:rPr>
-        <w:t xml:space="preserve"> </w:t>
-      </w:r>
-      <w:r>
-        <w:rPr>
-          <w:rFonts w:ascii="Arial Narrow" w:eastAsia="Arial Narrow" w:hAnsi="Arial Narrow" w:cs="Arial Narrow"/>
-          <w:sz w:val="16"/>
-          <w:szCs w:val="16"/>
-        </w:rPr>
-        <w:tab/>
-      </w:r>
-      <w:r>
-        <w:rPr>
-          <w:rFonts w:ascii="Arial Narrow" w:eastAsia="Arial Narrow" w:hAnsi="Arial Narrow" w:cs="Arial Narrow"/>
-          <w:b/>
-          <w:bCs/>
-          <w:sz w:val="16"/>
-          <w:szCs w:val="16"/>
-        </w:rPr>
-        <w:t xml:space="preserve">LEY </w:t>
-      </w:r>
-      <w:proofErr w:type="spellStart"/>
-      <w:r>
-        <w:rPr>
-          <w:rFonts w:ascii="Arial Narrow" w:eastAsia="Arial Narrow" w:hAnsi="Arial Narrow" w:cs="Arial Narrow"/>
-          <w:b/>
-          <w:bCs/>
-          <w:sz w:val="16"/>
-          <w:szCs w:val="16"/>
-        </w:rPr>
-        <w:t/>
-      </w:r>
-      <w:proofErr w:type="spellEnd"/>
-      <w:r>
-        <w:rPr>
-          <w:rFonts w:ascii="Arial Narrow" w:eastAsia="Arial Narrow" w:hAnsi="Arial Narrow" w:cs="Arial Narrow"/>
-          <w:b/>
-          <w:bCs/>
-          <w:sz w:val="16"/>
-          <w:szCs w:val="16"/>
-        </w:rPr>
-        <w:t xml:space="preserve"> 29571, CÓDIGO DE PROTECCIÓN Y DEFENSA DEL CONSUMIDOR, publicado el 2 de setiembre de 2010 y modificado por Decreto Legislativo </w:t>
-      </w:r>
-      <w:proofErr w:type="spellStart"/>
-      <w:r>
-        <w:rPr>
-          <w:rFonts w:ascii="Arial Narrow" w:eastAsia="Arial Narrow" w:hAnsi="Arial Narrow" w:cs="Arial Narrow"/>
-          <w:b/>
-          <w:bCs/>
-          <w:sz w:val="16"/>
-          <w:szCs w:val="16"/>
-        </w:rPr>
-        <w:t/>
-      </w:r>
-      <w:proofErr w:type="spellEnd"/>
-      <w:r>
-        <w:rPr>
-          <w:rFonts w:ascii="Arial Narrow" w:eastAsia="Arial Narrow" w:hAnsi="Arial Narrow" w:cs="Arial Narrow"/>
-          <w:b/>
-          <w:bCs/>
-          <w:sz w:val="16"/>
-          <w:szCs w:val="16"/>
-        </w:rPr>
-        <w:t xml:space="preserve"> 1308 </w:t>
-      </w:r>
-    </w:p>
-    <w:p>
-      <w:pPr>
-        <w:pStyle w:val="Textonotapie"/>
-        <w:ind w:left="567" w:right="-1"/>
-        <w:jc w:val="both"/>
-        <w:rPr>
-          <w:rFonts w:ascii="Arial Narrow" w:eastAsia="Arial Narrow" w:hAnsi="Arial Narrow" w:cs="Arial Narrow"/>
-          <w:b/>
-          <w:bCs/>
-          <w:sz w:val="16"/>
-          <w:szCs w:val="16"/>
-        </w:rPr>
-      </w:pPr>
-      <w:r>
-        <w:rPr>
-          <w:rFonts w:ascii="Arial Narrow" w:eastAsia="Arial Narrow" w:hAnsi="Arial Narrow" w:cs="Arial Narrow"/>
-          <w:b/>
-          <w:bCs/>
-          <w:sz w:val="16"/>
-          <w:szCs w:val="16"/>
-        </w:rPr>
-        <w:t>Artículo 47.- Protección mínima del contrato de consumo</w:t>
-      </w:r>
-    </w:p>
-    <w:p>
-      <w:pPr>
-        <w:pStyle w:val="Textonotapie"/>
-        <w:ind w:left="567" w:right="-1"/>
-        <w:jc w:val="both"/>
-        <w:rPr>
-          <w:rFonts w:ascii="Arial Narrow" w:eastAsia="Arial Narrow" w:hAnsi="Arial Narrow" w:cs="Arial Narrow"/>
-          <w:sz w:val="16"/>
-          <w:szCs w:val="16"/>
-        </w:rPr>
-      </w:pPr>
-      <w:r>
-        <w:rPr>
-          <w:rFonts w:ascii="Arial Narrow" w:eastAsia="Arial Narrow" w:hAnsi="Arial Narrow" w:cs="Arial Narrow"/>
-          <w:sz w:val="16"/>
-          <w:szCs w:val="16"/>
-        </w:rPr>
-        <w:t>En los contratos de consumo se observa lo siguiente:</w:t>
-      </w:r>
-    </w:p>
-    <w:p>
-      <w:pPr>
-        <w:pStyle w:val="Textonotapie"/>
-        <w:ind w:left="567" w:right="-1"/>
-        <w:jc w:val="both"/>
-        <w:rPr>
-          <w:rFonts w:ascii="Arial Narrow" w:eastAsia="Arial Narrow" w:hAnsi="Arial Narrow" w:cs="Arial Narrow"/>
-          <w:sz w:val="16"/>
-          <w:szCs w:val="16"/>
-        </w:rPr>
-      </w:pPr>
-      <w:r>
-        <w:rPr>
-          <w:rFonts w:ascii="Arial Narrow" w:eastAsia="Arial Narrow" w:hAnsi="Arial Narrow" w:cs="Arial Narrow"/>
-          <w:sz w:val="16"/>
-          <w:szCs w:val="16"/>
-        </w:rPr>
-        <w:t>(…)</w:t>
-      </w:r>
-    </w:p>
-    <w:p>
-      <w:pPr>
-        <w:pStyle w:val="Textonotapie"/>
-        <w:ind w:left="567" w:right="-1"/>
-        <w:jc w:val="both"/>
-        <w:rPr>
-          <w:rFonts w:ascii="Arial Narrow" w:eastAsia="Arial Narrow" w:hAnsi="Arial Narrow" w:cs="Arial Narrow"/>
-          <w:sz w:val="16"/>
-          <w:szCs w:val="16"/>
-        </w:rPr>
-      </w:pPr>
-      <w:r>
-        <w:rPr>
-          <w:rFonts w:ascii="Arial Narrow" w:eastAsia="Arial Narrow" w:hAnsi="Arial Narrow" w:cs="Arial Narrow"/>
-          <w:sz w:val="16"/>
-          <w:szCs w:val="16"/>
-        </w:rPr>
-        <w:t>e. Los proveedores deben entregar a los usuarios copia de los contratos y demás documentación relacionada con dichos actos jurídicos cuando estos hayan sido celebrados por escrito, incluidas las condiciones generales de la contratación. Asimismo, cuando el consumidor solicite copia física o virtual de estos, el proveedor debe entregar los documentos en un plazo máximo de quince días hábiles contados desde que recibió la solicitud. Los proveedores son responsables de dejar constancia de la entrega de los documentos al consumidor.</w:t>
-      </w:r>
-    </w:p>
+    </w:p>
+  </w:footnote>
+  <w:footnote w:id="6">
     <w:p>
       <w:pPr>
         <w:pStyle w:val="Textonotapie"/>
@@ -11744,9 +11845,194 @@
           <w:szCs w:val="16"/>
         </w:rPr>
       </w:pPr>
-    </w:p>
-  </w:footnote>
-  <w:footnote w:id="6">
+      <w:r>
+        <w:rPr>
+          <w:rStyle w:val="Refdenotaalpie"/>
+          <w:rFonts w:ascii="Arial Narrow" w:eastAsia="Arial Narrow" w:hAnsi="Arial Narrow" w:cs="Arial Narrow"/>
+          <w:sz w:val="16"/>
+          <w:szCs w:val="16"/>
+          <w:vertAlign w:val="superscript"/>
+        </w:rPr>
+        <w:footnoteRef/>
+      </w:r>
+      <w:r>
+        <w:rPr>
+          <w:rFonts w:ascii="Arial Narrow" w:eastAsia="Arial Narrow" w:hAnsi="Arial Narrow" w:cs="Arial Narrow"/>
+          <w:sz w:val="16"/>
+          <w:szCs w:val="16"/>
+        </w:rPr>
+        <w:tab/>
+        <w:t xml:space="preserve"/>
+      </w:r>
+      <w:r>
+        <w:rPr>
+          <w:rFonts w:ascii="Arial Narrow" w:eastAsia="Arial Narrow" w:hAnsi="Arial Narrow" w:cs="Arial Narrow"/>
+          <w:sz w:val="16"/>
+          <w:szCs w:val="16"/>
+        </w:rPr>
+        <w:tab/>
+      </w:r>
+      <w:r>
+        <w:rPr>
+          <w:rFonts w:ascii="Arial Narrow" w:eastAsia="Arial Narrow" w:hAnsi="Arial Narrow" w:cs="Arial Narrow"/>
+          <w:b/>
+          <w:bCs/>
+          <w:sz w:val="16"/>
+          <w:szCs w:val="16"/>
+        </w:rPr>
+        <w:t xml:space="preserve">LEY </w:t>
+      </w:r>
+      <w:proofErr w:type="spellStart"/>
+      <w:r>
+        <w:rPr>
+          <w:rFonts w:ascii="Arial Narrow" w:eastAsia="Arial Narrow" w:hAnsi="Arial Narrow" w:cs="Arial Narrow"/>
+          <w:b/>
+          <w:bCs/>
+          <w:sz w:val="16"/>
+          <w:szCs w:val="16"/>
+        </w:rPr>
+        <w:t/>
+      </w:r>
+      <w:proofErr w:type="spellEnd"/>
+      <w:r>
+        <w:rPr>
+          <w:rFonts w:ascii="Arial Narrow" w:eastAsia="Arial Narrow" w:hAnsi="Arial Narrow" w:cs="Arial Narrow"/>
+          <w:b/>
+          <w:bCs/>
+          <w:sz w:val="16"/>
+          <w:szCs w:val="16"/>
+        </w:rPr>
+        <w:t xml:space="preserve">29571, CÓDIGO DE PROTECCIÓN Y DEFENSA DEL CONSUMIDOR, publicado el 2 de setiembre de 2010 y modificado por Decreto Legislativo </w:t>
+      </w:r>
+      <w:proofErr w:type="spellStart"/>
+      <w:r>
+        <w:rPr>
+          <w:rFonts w:ascii="Arial Narrow" w:eastAsia="Arial Narrow" w:hAnsi="Arial Narrow" w:cs="Arial Narrow"/>
+          <w:b/>
+          <w:bCs/>
+          <w:sz w:val="16"/>
+          <w:szCs w:val="16"/>
+        </w:rPr>
+        <w:t/>
+      </w:r>
+      <w:proofErr w:type="spellEnd"/>
+      <w:r>
+        <w:rPr>
+          <w:rFonts w:ascii="Arial Narrow" w:eastAsia="Arial Narrow" w:hAnsi="Arial Narrow" w:cs="Arial Narrow"/>
+          <w:b/>
+          <w:bCs/>
+          <w:sz w:val="16"/>
+          <w:szCs w:val="16"/>
+        </w:rPr>
+        <w:t xml:space="preserve">1308 </w:t>
+      </w:r>
+    </w:p>
+    <w:p>
+      <w:pPr>
+        <w:pStyle w:val="Textonotapie"/>
+        <w:ind w:left="567" w:right="-1"/>
+        <w:jc w:val="both"/>
+        <w:rPr>
+          <w:rFonts w:ascii="Arial Narrow" w:eastAsia="Arial Narrow" w:hAnsi="Arial Narrow" w:cs="Arial Narrow"/>
+          <w:b/>
+          <w:bCs/>
+          <w:sz w:val="16"/>
+          <w:szCs w:val="16"/>
+        </w:rPr>
+      </w:pPr>
+      <w:r>
+        <w:rPr>
+          <w:rFonts w:ascii="Arial Narrow" w:eastAsia="Arial Narrow" w:hAnsi="Arial Narrow" w:cs="Arial Narrow"/>
+          <w:b/>
+          <w:bCs/>
+          <w:sz w:val="16"/>
+          <w:szCs w:val="16"/>
+        </w:rPr>
+        <w:t xml:space="preserve">Artículo 18.- Idoneidad </w:t>
+      </w:r>
+    </w:p>
+    <w:p>
+      <w:pPr>
+        <w:pStyle w:val="Textonotapie"/>
+        <w:ind w:left="567" w:right="-1"/>
+        <w:jc w:val="both"/>
+        <w:rPr>
+          <w:rFonts w:ascii="Arial Narrow" w:eastAsia="Arial Narrow" w:hAnsi="Arial Narrow" w:cs="Arial Narrow"/>
+          <w:sz w:val="16"/>
+          <w:szCs w:val="16"/>
+        </w:rPr>
+      </w:pPr>
+      <w:r>
+        <w:rPr>
+          <w:rFonts w:ascii="Arial Narrow" w:eastAsia="Arial Narrow" w:hAnsi="Arial Narrow" w:cs="Arial Narrow"/>
+          <w:sz w:val="16"/>
+          <w:szCs w:val="16"/>
+        </w:rPr>
+        <w:t xml:space="preserve">Se entiende por idoneidad la correspondencia entre lo que un consumidor espera y lo que efectivamente recibe, en función a lo que se le hubiera ofrecido, la publicidad e información transmitida, las condiciones y circunstancias de la transacción, las características y naturaleza del producto o servicio, el precio, entre otros factores, atendiendo a las circunstancias del caso. </w:t>
+      </w:r>
+    </w:p>
+    <w:p>
+      <w:pPr>
+        <w:pStyle w:val="Textonotapie"/>
+        <w:ind w:left="567" w:right="-1"/>
+        <w:jc w:val="both"/>
+        <w:rPr>
+          <w:rFonts w:ascii="Arial Narrow" w:eastAsia="Arial Narrow" w:hAnsi="Arial Narrow" w:cs="Arial Narrow"/>
+          <w:sz w:val="16"/>
+          <w:szCs w:val="16"/>
+        </w:rPr>
+      </w:pPr>
+      <w:r>
+        <w:rPr>
+          <w:rFonts w:ascii="Arial Narrow" w:eastAsia="Arial Narrow" w:hAnsi="Arial Narrow" w:cs="Arial Narrow"/>
+          <w:sz w:val="16"/>
+          <w:szCs w:val="16"/>
+        </w:rPr>
+        <w:t xml:space="preserve">La idoneidad es evaluada en función a la propia naturaleza del producto o servicio y a su aptitud para satisfacer la finalidad para la cual ha sido puesto en el mercado. Las autorizaciones por parte de los organismos del Estado para la fabricación de un producto o la prestación de un servicio, en los casos que sea necesario, no eximen de responsabilidad al proveedor frente al consumidor. </w:t>
+      </w:r>
+    </w:p>
+    <w:p>
+      <w:pPr>
+        <w:pStyle w:val="Textonotapie"/>
+        <w:ind w:left="567" w:right="-1"/>
+        <w:jc w:val="both"/>
+        <w:rPr>
+          <w:rFonts w:ascii="Arial Narrow" w:eastAsia="Arial Narrow" w:hAnsi="Arial Narrow" w:cs="Arial Narrow"/>
+          <w:sz w:val="16"/>
+          <w:szCs w:val="16"/>
+        </w:rPr>
+      </w:pPr>
+      <w:r>
+        <w:rPr>
+          <w:rFonts w:ascii="Arial Narrow" w:eastAsia="Arial Narrow" w:hAnsi="Arial Narrow" w:cs="Arial Narrow"/>
+          <w:b/>
+          <w:bCs/>
+          <w:sz w:val="16"/>
+          <w:szCs w:val="16"/>
+        </w:rPr>
+        <w:t xml:space="preserve">Artículo 19.- Obligación de los proveedores </w:t>
+      </w:r>
+    </w:p>
+    <w:p>
+      <w:pPr>
+        <w:pStyle w:val="Textonotapie"/>
+        <w:ind w:left="567" w:right="-1"/>
+        <w:jc w:val="both"/>
+        <w:rPr>
+          <w:rFonts w:ascii="Arial Narrow" w:eastAsia="Arial Narrow" w:hAnsi="Arial Narrow" w:cs="Arial Narrow"/>
+          <w:sz w:val="16"/>
+          <w:szCs w:val="16"/>
+        </w:rPr>
+      </w:pPr>
+      <w:r>
+        <w:rPr>
+          <w:rFonts w:ascii="Arial Narrow" w:eastAsia="Arial Narrow" w:hAnsi="Arial Narrow" w:cs="Arial Narrow"/>
+          <w:sz w:val="16"/>
+          <w:szCs w:val="16"/>
+        </w:rPr>
+        <w:t>El proveedor responde por la idoneidad y calidad de los productos y servicios ofrecidos; por la autenticidad de las marcas y leyendas que exhiben sus productos o del signo que respalda al prestador del servicio, por la falta de conformidad entre la publicidad comercial de los productos y servicios y estos, así como por el contenido y la vida útil del producto indicado en el envase, en lo que corresponda.</w:t>
+      </w:r>
+    </w:p>
     <w:p>
       <w:pPr>
         <w:pStyle w:val="Textonotapie"/>
@@ -11763,205 +12049,9 @@
           <w:szCs w:val="16"/>
         </w:rPr>
       </w:pPr>
-      <w:r>
-        <w:rPr>
-          <w:rStyle w:val="Refdenotaalpie"/>
-          <w:rFonts w:ascii="Arial Narrow" w:eastAsia="Arial Narrow" w:hAnsi="Arial Narrow" w:cs="Arial Narrow"/>
-          <w:sz w:val="16"/>
-          <w:szCs w:val="16"/>
-          <w:vertAlign w:val="superscript"/>
-        </w:rPr>
-        <w:footnoteRef/>
-      </w:r>
-      <w:r>
-        <w:rPr>
-          <w:rFonts w:ascii="Arial Narrow" w:eastAsia="Arial Narrow" w:hAnsi="Arial Narrow" w:cs="Arial Narrow"/>
-          <w:sz w:val="16"/>
-          <w:szCs w:val="16"/>
-        </w:rPr>
-        <w:t xml:space="preserve"> </w:t>
-      </w:r>
-      <w:r>
-        <w:rPr>
-          <w:rFonts w:ascii="Arial Narrow" w:eastAsia="Arial Narrow" w:hAnsi="Arial Narrow" w:cs="Arial Narrow"/>
-          <w:sz w:val="16"/>
-          <w:szCs w:val="16"/>
-        </w:rPr>
-        <w:tab/>
-      </w:r>
-      <w:r>
-        <w:rPr>
-          <w:rFonts w:ascii="Arial Narrow" w:eastAsia="Arial Narrow" w:hAnsi="Arial Narrow" w:cs="Arial Narrow"/>
-          <w:b/>
-          <w:bCs/>
-          <w:sz w:val="16"/>
-          <w:szCs w:val="16"/>
-        </w:rPr>
-        <w:t xml:space="preserve">LEY </w:t>
-      </w:r>
-      <w:proofErr w:type="spellStart"/>
-      <w:r>
-        <w:rPr>
-          <w:rFonts w:ascii="Arial Narrow" w:eastAsia="Arial Narrow" w:hAnsi="Arial Narrow" w:cs="Arial Narrow"/>
-          <w:b/>
-          <w:bCs/>
-          <w:sz w:val="16"/>
-          <w:szCs w:val="16"/>
-        </w:rPr>
-        <w:t/>
-      </w:r>
-      <w:proofErr w:type="spellEnd"/>
-      <w:r>
-        <w:rPr>
-          <w:rFonts w:ascii="Arial Narrow" w:eastAsia="Arial Narrow" w:hAnsi="Arial Narrow" w:cs="Arial Narrow"/>
-          <w:b/>
-          <w:bCs/>
-          <w:sz w:val="16"/>
-          <w:szCs w:val="16"/>
-        </w:rPr>
-        <w:t xml:space="preserve"> 29571, CÓDIGO DE PROTECCIÓN Y DEFENSA DEL CONSUMIDOR, publicado el 2 de setiembre de 2010 y modificado por Decreto Legislativo </w:t>
-      </w:r>
-      <w:proofErr w:type="spellStart"/>
-      <w:r>
-        <w:rPr>
-          <w:rFonts w:ascii="Arial Narrow" w:eastAsia="Arial Narrow" w:hAnsi="Arial Narrow" w:cs="Arial Narrow"/>
-          <w:b/>
-          <w:bCs/>
-          <w:sz w:val="16"/>
-          <w:szCs w:val="16"/>
-        </w:rPr>
-        <w:t/>
-      </w:r>
-      <w:proofErr w:type="spellEnd"/>
-      <w:r>
-        <w:rPr>
-          <w:rFonts w:ascii="Arial Narrow" w:eastAsia="Arial Narrow" w:hAnsi="Arial Narrow" w:cs="Arial Narrow"/>
-          <w:b/>
-          <w:bCs/>
-          <w:sz w:val="16"/>
-          <w:szCs w:val="16"/>
-        </w:rPr>
-        <w:t xml:space="preserve"> 1308 </w:t>
-      </w:r>
-    </w:p>
-    <w:p>
-      <w:pPr>
-        <w:pStyle w:val="Textonotapie"/>
-        <w:ind w:left="567" w:right="-1"/>
-        <w:jc w:val="both"/>
-        <w:rPr>
-          <w:rFonts w:ascii="Arial Narrow" w:eastAsia="Arial Narrow" w:hAnsi="Arial Narrow" w:cs="Arial Narrow"/>
-          <w:b/>
-          <w:bCs/>
-          <w:sz w:val="16"/>
-          <w:szCs w:val="16"/>
-        </w:rPr>
-      </w:pPr>
-      <w:r>
-        <w:rPr>
-          <w:rFonts w:ascii="Arial Narrow" w:eastAsia="Arial Narrow" w:hAnsi="Arial Narrow" w:cs="Arial Narrow"/>
-          <w:b/>
-          <w:bCs/>
-          <w:sz w:val="16"/>
-          <w:szCs w:val="16"/>
-        </w:rPr>
-        <w:t xml:space="preserve">Artículo 18.- Idoneidad </w:t>
-      </w:r>
-    </w:p>
-    <w:p>
-      <w:pPr>
-        <w:pStyle w:val="Textonotapie"/>
-        <w:ind w:left="567" w:right="-1"/>
-        <w:jc w:val="both"/>
-        <w:rPr>
-          <w:rFonts w:ascii="Arial Narrow" w:eastAsia="Arial Narrow" w:hAnsi="Arial Narrow" w:cs="Arial Narrow"/>
-          <w:sz w:val="16"/>
-          <w:szCs w:val="16"/>
-        </w:rPr>
-      </w:pPr>
-      <w:r>
-        <w:rPr>
-          <w:rFonts w:ascii="Arial Narrow" w:eastAsia="Arial Narrow" w:hAnsi="Arial Narrow" w:cs="Arial Narrow"/>
-          <w:sz w:val="16"/>
-          <w:szCs w:val="16"/>
-        </w:rPr>
-        <w:t xml:space="preserve">Se entiende por idoneidad la correspondencia entre lo que un consumidor espera y lo que efectivamente recibe, en función a lo que se le hubiera ofrecido, la publicidad e información transmitida, las condiciones y circunstancias de la transacción, las características y naturaleza del producto o servicio, el precio, entre otros factores, atendiendo a las circunstancias del caso. </w:t>
-      </w:r>
-    </w:p>
-    <w:p>
-      <w:pPr>
-        <w:pStyle w:val="Textonotapie"/>
-        <w:ind w:left="567" w:right="-1"/>
-        <w:jc w:val="both"/>
-        <w:rPr>
-          <w:rFonts w:ascii="Arial Narrow" w:eastAsia="Arial Narrow" w:hAnsi="Arial Narrow" w:cs="Arial Narrow"/>
-          <w:sz w:val="16"/>
-          <w:szCs w:val="16"/>
-        </w:rPr>
-      </w:pPr>
-      <w:r>
-        <w:rPr>
-          <w:rFonts w:ascii="Arial Narrow" w:eastAsia="Arial Narrow" w:hAnsi="Arial Narrow" w:cs="Arial Narrow"/>
-          <w:sz w:val="16"/>
-          <w:szCs w:val="16"/>
-        </w:rPr>
-        <w:t xml:space="preserve">La idoneidad es evaluada en función a la propia naturaleza del producto o servicio y a su aptitud para satisfacer la finalidad para la cual ha sido puesto en el mercado. Las autorizaciones por parte de los organismos del Estado para la fabricación de un producto o la prestación de un servicio, en los casos que sea necesario, no eximen de responsabilidad al proveedor frente al consumidor. </w:t>
-      </w:r>
-    </w:p>
-    <w:p>
-      <w:pPr>
-        <w:pStyle w:val="Textonotapie"/>
-        <w:ind w:left="567" w:right="-1"/>
-        <w:jc w:val="both"/>
-        <w:rPr>
-          <w:rFonts w:ascii="Arial Narrow" w:eastAsia="Arial Narrow" w:hAnsi="Arial Narrow" w:cs="Arial Narrow"/>
-          <w:sz w:val="16"/>
-          <w:szCs w:val="16"/>
-        </w:rPr>
-      </w:pPr>
-    </w:p>
-    <w:p>
-      <w:pPr>
-        <w:pStyle w:val="Textonotapie"/>
-        <w:ind w:left="567" w:right="-1"/>
-        <w:jc w:val="both"/>
-        <w:rPr>
-          <w:rFonts w:ascii="Arial Narrow" w:eastAsia="Arial Narrow" w:hAnsi="Arial Narrow" w:cs="Arial Narrow"/>
-          <w:sz w:val="16"/>
-          <w:szCs w:val="16"/>
-        </w:rPr>
-      </w:pPr>
-      <w:r>
-        <w:rPr>
-          <w:rFonts w:ascii="Arial Narrow" w:eastAsia="Arial Narrow" w:hAnsi="Arial Narrow" w:cs="Arial Narrow"/>
-          <w:b/>
-          <w:bCs/>
-          <w:sz w:val="16"/>
-          <w:szCs w:val="16"/>
-        </w:rPr>
-        <w:t xml:space="preserve">Artículo 19.- Obligación de los proveedores </w:t>
-      </w:r>
-    </w:p>
-    <w:p>
-      <w:pPr>
-        <w:pStyle w:val="Textonotapie"/>
-        <w:ind w:left="567" w:right="-1"/>
-        <w:jc w:val="both"/>
-        <w:rPr>
-          <w:rFonts w:ascii="Arial Narrow" w:eastAsia="Arial Narrow" w:hAnsi="Arial Narrow" w:cs="Arial Narrow"/>
-          <w:sz w:val="16"/>
-          <w:szCs w:val="16"/>
-        </w:rPr>
-      </w:pPr>
-      <w:r>
-        <w:rPr>
-          <w:rFonts w:ascii="Arial Narrow" w:eastAsia="Arial Narrow" w:hAnsi="Arial Narrow" w:cs="Arial Narrow"/>
-          <w:sz w:val="16"/>
-          <w:szCs w:val="16"/>
-        </w:rPr>
-        <w:t>El proveedor responde por la idoneidad y calidad de los productos y servicios ofrecidos; por la autenticidad de las marcas y leyendas que exhiben sus productos o del signo que respalda al prestador del servicio, por la falta de conformidad entre la publicidad comercial de los productos y servicios y estos, así como por el contenido y la vida útil del producto indicado en el envase, en lo que corresponda.</w:t>
-      </w:r>
-    </w:p>
+    </w:p>
+  </w:footnote>
+  <w:footnote w:id="7">
     <w:p>
       <w:pPr>
         <w:pStyle w:val="Textonotapie"/>
@@ -11972,15 +12062,96 @@
         <w:jc w:val="both"/>
         <w:rPr>
           <w:rFonts w:ascii="Arial Narrow" w:eastAsia="Arial Narrow" w:hAnsi="Arial Narrow" w:cs="Arial Narrow"/>
+          <w:sz w:val="16"/>
+          <w:szCs w:val="16"/>
+        </w:rPr>
+      </w:pPr>
+      <w:r>
+        <w:rPr>
+          <w:rStyle w:val="Refdenotaalpie"/>
+          <w:rFonts w:ascii="Arial Narrow" w:eastAsia="Arial Narrow" w:hAnsi="Arial Narrow" w:cs="Arial Narrow"/>
+          <w:sz w:val="16"/>
+          <w:szCs w:val="16"/>
+          <w:vertAlign w:val="superscript"/>
+        </w:rPr>
+        <w:footnoteRef/>
+      </w:r>
+      <w:r>
+        <w:rPr>
+          <w:rFonts w:ascii="Arial Narrow" w:eastAsia="Arial Narrow" w:hAnsi="Arial Narrow" w:cs="Arial Narrow"/>
+          <w:sz w:val="16"/>
+          <w:szCs w:val="16"/>
+        </w:rPr>
+        <w:tab/>
+        <w:t xml:space="preserve"/>
+      </w:r>
+      <w:r>
+        <w:rPr>
+          <w:rFonts w:ascii="Arial Narrow" w:eastAsia="Arial Narrow" w:hAnsi="Arial Narrow" w:cs="Arial Narrow"/>
+          <w:sz w:val="16"/>
+          <w:szCs w:val="16"/>
+        </w:rPr>
+        <w:tab/>
+      </w:r>
+      <w:r>
+        <w:rPr>
+          <w:rFonts w:ascii="Arial Narrow" w:eastAsia="Arial Narrow" w:hAnsi="Arial Narrow" w:cs="Arial Narrow"/>
           <w:b/>
           <w:bCs/>
           <w:sz w:val="16"/>
           <w:szCs w:val="16"/>
         </w:rPr>
-      </w:pPr>
-    </w:p>
-  </w:footnote>
-  <w:footnote w:id="7">
+        <w:t xml:space="preserve">LEY SOBRE FACULTADES, NORMAS Y ORGANIZACIÓN DEL INDECOPI, APROBADA POR DECRETO LEGISLATIVO </w:t>
+      </w:r>
+      <w:proofErr w:type="spellStart"/>
+      <w:r>
+        <w:rPr>
+          <w:rFonts w:ascii="Arial Narrow" w:eastAsia="Arial Narrow" w:hAnsi="Arial Narrow" w:cs="Arial Narrow"/>
+          <w:b/>
+          <w:bCs/>
+          <w:sz w:val="16"/>
+          <w:szCs w:val="16"/>
+        </w:rPr>
+        <w:t/>
+      </w:r>
+      <w:proofErr w:type="spellEnd"/>
+      <w:r>
+        <w:rPr>
+          <w:rFonts w:ascii="Arial Narrow" w:eastAsia="Arial Narrow" w:hAnsi="Arial Narrow" w:cs="Arial Narrow"/>
+          <w:b/>
+          <w:bCs/>
+          <w:sz w:val="16"/>
+          <w:szCs w:val="16"/>
+        </w:rPr>
+        <w:t xml:space="preserve">807 Artículo 24.-</w:t>
+      </w:r>
+      <w:r>
+        <w:rPr>
+          <w:rFonts w:ascii="Arial Narrow" w:eastAsia="Arial Narrow" w:hAnsi="Arial Narrow" w:cs="Arial Narrow"/>
+          <w:sz w:val="16"/>
+          <w:szCs w:val="16"/>
+        </w:rPr>
+        <w:t xml:space="preserve"> El </w:t>
+      </w:r>
+      <w:proofErr w:type="gramStart"/>
+      <w:r>
+        <w:rPr>
+          <w:rFonts w:ascii="Arial Narrow" w:eastAsia="Arial Narrow" w:hAnsi="Arial Narrow" w:cs="Arial Narrow"/>
+          <w:sz w:val="16"/>
+          <w:szCs w:val="16"/>
+        </w:rPr>
+        <w:t>Secretario Técnico</w:t>
+      </w:r>
+      <w:proofErr w:type="gramEnd"/>
+      <w:r>
+        <w:rPr>
+          <w:rFonts w:ascii="Arial Narrow" w:eastAsia="Arial Narrow" w:hAnsi="Arial Narrow" w:cs="Arial Narrow"/>
+          <w:sz w:val="16"/>
+          <w:szCs w:val="16"/>
+        </w:rPr>
+        <w:t xml:space="preserve"> se encargará de la tramitación del procedimiento. Para ello, cuenta con las siguientes facultades:</w:t>
+      </w:r>
+    </w:p>
     <w:p>
       <w:pPr>
         <w:pStyle w:val="Textonotapie"/>
@@ -11997,87 +12168,12 @@
       </w:pPr>
       <w:r>
         <w:rPr>
-          <w:rStyle w:val="Refdenotaalpie"/>
-          <w:rFonts w:ascii="Arial Narrow" w:eastAsia="Arial Narrow" w:hAnsi="Arial Narrow" w:cs="Arial Narrow"/>
-          <w:sz w:val="16"/>
-          <w:szCs w:val="16"/>
-          <w:vertAlign w:val="superscript"/>
-        </w:rPr>
-        <w:footnoteRef/>
-      </w:r>
-      <w:r>
-        <w:rPr>
-          <w:rFonts w:ascii="Arial Narrow" w:eastAsia="Arial Narrow" w:hAnsi="Arial Narrow" w:cs="Arial Narrow"/>
-          <w:sz w:val="16"/>
-          <w:szCs w:val="16"/>
-        </w:rPr>
-        <w:t xml:space="preserve"> </w:t>
-      </w:r>
-      <w:r>
-        <w:rPr>
           <w:rFonts w:ascii="Arial Narrow" w:eastAsia="Arial Narrow" w:hAnsi="Arial Narrow" w:cs="Arial Narrow"/>
           <w:sz w:val="16"/>
           <w:szCs w:val="16"/>
         </w:rPr>
         <w:tab/>
-      </w:r>
-      <w:r>
-        <w:rPr>
-          <w:rFonts w:ascii="Arial Narrow" w:eastAsia="Arial Narrow" w:hAnsi="Arial Narrow" w:cs="Arial Narrow"/>
-          <w:b/>
-          <w:bCs/>
-          <w:sz w:val="16"/>
-          <w:szCs w:val="16"/>
-        </w:rPr>
-        <w:t xml:space="preserve">LEY SOBRE FACULTADES, NORMAS Y ORGANIZACIÓN DEL INDECOPI, APROBADA POR DECRETO LEGISLATIVO </w:t>
-      </w:r>
-      <w:proofErr w:type="spellStart"/>
-      <w:r>
-        <w:rPr>
-          <w:rFonts w:ascii="Arial Narrow" w:eastAsia="Arial Narrow" w:hAnsi="Arial Narrow" w:cs="Arial Narrow"/>
-          <w:b/>
-          <w:bCs/>
-          <w:sz w:val="16"/>
-          <w:szCs w:val="16"/>
-        </w:rPr>
-        <w:t/>
-      </w:r>
-      <w:proofErr w:type="spellEnd"/>
-      <w:r>
-        <w:rPr>
-          <w:rFonts w:ascii="Arial Narrow" w:eastAsia="Arial Narrow" w:hAnsi="Arial Narrow" w:cs="Arial Narrow"/>
-          <w:b/>
-          <w:bCs/>
-          <w:sz w:val="16"/>
-          <w:szCs w:val="16"/>
-        </w:rPr>
-        <w:t xml:space="preserve"> 807 Artículo 24.-</w:t>
-      </w:r>
-      <w:r>
-        <w:rPr>
-          <w:rFonts w:ascii="Arial Narrow" w:eastAsia="Arial Narrow" w:hAnsi="Arial Narrow" w:cs="Arial Narrow"/>
-          <w:sz w:val="16"/>
-          <w:szCs w:val="16"/>
-        </w:rPr>
-        <w:t xml:space="preserve"> El </w:t>
-      </w:r>
-      <w:proofErr w:type="gramStart"/>
-      <w:r>
-        <w:rPr>
-          <w:rFonts w:ascii="Arial Narrow" w:eastAsia="Arial Narrow" w:hAnsi="Arial Narrow" w:cs="Arial Narrow"/>
-          <w:sz w:val="16"/>
-          <w:szCs w:val="16"/>
-        </w:rPr>
-        <w:t>Secretario Técnico</w:t>
-      </w:r>
-      <w:proofErr w:type="gramEnd"/>
-      <w:r>
-        <w:rPr>
-          <w:rFonts w:ascii="Arial Narrow" w:eastAsia="Arial Narrow" w:hAnsi="Arial Narrow" w:cs="Arial Narrow"/>
-          <w:sz w:val="16"/>
-          <w:szCs w:val="16"/>
-        </w:rPr>
-        <w:t xml:space="preserve"> se encargará de la tramitación del procedimiento. Para ello, cuenta con las siguientes facultades:</w:t>
+        <w:t xml:space="preserve">(...) </w:t>
       </w:r>
     </w:p>
     <w:p>
@@ -12101,7 +12197,7 @@
           <w:szCs w:val="16"/>
         </w:rPr>
         <w:tab/>
-        <w:t xml:space="preserve">(...) </w:t>
+        <w:t xml:space="preserve">c) Admitir denuncias a trámite, en aquellos casos en que la Comisión le haya delegado esta facultad. </w:t>
       </w:r>
     </w:p>
     <w:p>
@@ -12125,7 +12221,7 @@
           <w:szCs w:val="16"/>
         </w:rPr>
         <w:tab/>
-        <w:t xml:space="preserve">c) Admitir denuncias a trámite, en aquellos casos en que la Comisión le haya delegado esta facultad. </w:t>
+        <w:t>(...).</w:t>
       </w:r>
     </w:p>
     <w:p>
@@ -12142,59 +12238,108 @@
           <w:szCs w:val="16"/>
         </w:rPr>
       </w:pPr>
-      <w:r>
-        <w:rPr>
-          <w:rFonts w:ascii="Arial Narrow" w:eastAsia="Arial Narrow" w:hAnsi="Arial Narrow" w:cs="Arial Narrow"/>
-          <w:sz w:val="16"/>
-          <w:szCs w:val="16"/>
-        </w:rPr>
-        <w:tab/>
-        <w:t>(...).</w:t>
-      </w:r>
-    </w:p>
+    </w:p>
+  </w:footnote>
+  <w:footnote w:id="8">
     <w:p>
       <w:pPr>
         <w:pStyle w:val="Textonotapie"/>
         <w:tabs>
           <w:tab w:val="left" w:pos="567"/>
         </w:tabs>
-        <w:ind w:left="567" w:right="-1" w:hanging="567"/>
-        <w:jc w:val="both"/>
-        <w:rPr>
-          <w:rFonts w:ascii="Arial Narrow" w:eastAsia="Arial Narrow" w:hAnsi="Arial Narrow" w:cs="Arial Narrow"/>
-          <w:sz w:val="16"/>
-          <w:szCs w:val="16"/>
-        </w:rPr>
-      </w:pPr>
-      <w:r>
-        <w:rPr>
-          <w:rFonts w:ascii="Arial Narrow" w:eastAsia="Arial Narrow" w:hAnsi="Arial Narrow" w:cs="Arial Narrow"/>
-          <w:sz w:val="16"/>
-          <w:szCs w:val="16"/>
-        </w:rPr>
-        <w:t xml:space="preserve">. </w:t>
-      </w:r>
-    </w:p>
+        <w:ind w:left="567" w:hanging="567"/>
+        <w:jc w:val="both"/>
+        <w:rPr>
+          <w:rFonts w:ascii="Arial Narrow" w:eastAsia="Arial Narrow" w:hAnsi="Arial Narrow" w:cs="Arial Narrow"/>
+          <w:sz w:val="16"/>
+          <w:szCs w:val="16"/>
+        </w:rPr>
+      </w:pPr>
+      <w:r>
+        <w:rPr>
+          <w:rStyle w:val="Refdenotaalpie"/>
+          <w:rFonts w:ascii="Arial Narrow" w:eastAsia="Arial Narrow" w:hAnsi="Arial Narrow" w:cs="Arial Narrow"/>
+          <w:sz w:val="16"/>
+          <w:szCs w:val="16"/>
+          <w:vertAlign w:val="superscript"/>
+        </w:rPr>
+        <w:footnoteRef/>
+      </w:r>
+      <w:r>
+        <w:rPr>
+          <w:rFonts w:ascii="Arial Narrow" w:eastAsia="Arial Narrow" w:hAnsi="Arial Narrow" w:cs="Arial Narrow"/>
+          <w:sz w:val="16"/>
+          <w:szCs w:val="16"/>
+        </w:rPr>
+        <w:tab/>
+        <w:t xml:space="preserve"/>
+      </w:r>
+      <w:r>
+        <w:rPr>
+          <w:rFonts w:ascii="Arial Narrow" w:eastAsia="Arial Narrow" w:hAnsi="Arial Narrow" w:cs="Arial Narrow"/>
+          <w:sz w:val="16"/>
+          <w:szCs w:val="16"/>
+        </w:rPr>
+        <w:tab/>
+        <w:t xml:space="preserve">El número de trabajadores se atenderá siempre que la empresa haya sido constituida antes de la vigencia de la Ley </w:t>
+      </w:r>
+      <w:proofErr w:type="spellStart"/>
+      <w:r>
+        <w:rPr>
+          <w:rFonts w:ascii="Arial Narrow" w:eastAsia="Arial Narrow" w:hAnsi="Arial Narrow" w:cs="Arial Narrow"/>
+          <w:sz w:val="16"/>
+          <w:szCs w:val="16"/>
+        </w:rPr>
+        <w:t/>
+      </w:r>
+      <w:proofErr w:type="spellEnd"/>
+      <w:r>
+        <w:rPr>
+          <w:rFonts w:ascii="Arial Narrow" w:eastAsia="Arial Narrow" w:hAnsi="Arial Narrow" w:cs="Arial Narrow"/>
+          <w:sz w:val="16"/>
+          <w:szCs w:val="16"/>
+        </w:rPr>
+        <w:t xml:space="preserve">30056, publicada el 2 de julio de 2013, que modificó el artículo 5 del Texto Único Ordenado de la Ley de Promoción de la Competitividad, Formalización y Desarrollo de la Micro y Pequeña Empresa y de Acceso al Empleo Decente (LEY MYPE). Ello, en la medida que la Tercera Disposición Complementaria Transitoria de la norma modificatoria precisa que las empresas constituidas antes de la </w:t>
+      </w:r>
+      <w:proofErr w:type="gramStart"/>
+      <w:r>
+        <w:rPr>
+          <w:rFonts w:ascii="Arial Narrow" w:eastAsia="Arial Narrow" w:hAnsi="Arial Narrow" w:cs="Arial Narrow"/>
+          <w:sz w:val="16"/>
+          <w:szCs w:val="16"/>
+        </w:rPr>
+        <w:t>entrada en vigencia</w:t>
+      </w:r>
+      <w:proofErr w:type="gramEnd"/>
+      <w:r>
+        <w:rPr>
+          <w:rFonts w:ascii="Arial Narrow" w:eastAsia="Arial Narrow" w:hAnsi="Arial Narrow" w:cs="Arial Narrow"/>
+          <w:sz w:val="16"/>
+          <w:szCs w:val="16"/>
+        </w:rPr>
+        <w:t xml:space="preserve"> de dicha Ley se rigen por los requisitos de acogimiento al régimen de las micro y pequeñas empresas regulados en el Decreto Legislativo 1086.</w:t>
+      </w:r>
+    </w:p>
+    <w:p>
+      <w:pPr>
+        <w:pStyle w:val="Textonotapie"/>
+        <w:ind w:left="567" w:hanging="567"/>
+        <w:jc w:val="both"/>
+        <w:rPr>
+          <w:rFonts w:ascii="Arial Narrow" w:eastAsia="Arial Narrow" w:hAnsi="Arial Narrow" w:cs="Arial Narrow"/>
+          <w:sz w:val="16"/>
+          <w:szCs w:val="16"/>
+        </w:rPr>
+      </w:pPr>
+    </w:p>
+  </w:footnote>
+  <w:footnote w:id="9">
     <w:p>
       <w:pPr>
         <w:pStyle w:val="Textonotapie"/>
         <w:tabs>
           <w:tab w:val="left" w:pos="567"/>
         </w:tabs>
-        <w:ind w:left="567" w:right="-1" w:hanging="567"/>
-        <w:jc w:val="both"/>
-        <w:rPr>
-          <w:rFonts w:ascii="Arial Narrow" w:eastAsia="Arial Narrow" w:hAnsi="Arial Narrow" w:cs="Arial Narrow"/>
-          <w:sz w:val="16"/>
-          <w:szCs w:val="16"/>
-        </w:rPr>
-      </w:pPr>
-    </w:p>
-  </w:footnote>
-  <w:footnote w:id="8">
-    <w:p>
-      <w:pPr>
-        <w:pStyle w:val="Textonotapie"/>
         <w:ind w:left="567" w:hanging="567"/>
         <w:jc w:val="both"/>
         <w:rPr>
@@ -12219,96 +12364,8 @@
           <w:sz w:val="16"/>
           <w:szCs w:val="16"/>
         </w:rPr>
-        <w:t xml:space="preserve"> </w:t>
-      </w:r>
-      <w:r>
-        <w:rPr>
-          <w:rFonts w:ascii="Arial Narrow" w:eastAsia="Arial Narrow" w:hAnsi="Arial Narrow" w:cs="Arial Narrow"/>
-          <w:sz w:val="16"/>
-          <w:szCs w:val="16"/>
-        </w:rPr>
         <w:tab/>
-        <w:t xml:space="preserve">El número de trabajadores se atenderá siempre que la empresa haya sido constituida antes de la vigencia de la Ley </w:t>
-      </w:r>
-      <w:proofErr w:type="spellStart"/>
-      <w:r>
-        <w:rPr>
-          <w:rFonts w:ascii="Arial Narrow" w:eastAsia="Arial Narrow" w:hAnsi="Arial Narrow" w:cs="Arial Narrow"/>
-          <w:sz w:val="16"/>
-          <w:szCs w:val="16"/>
-        </w:rPr>
-        <w:t/>
-      </w:r>
-      <w:proofErr w:type="spellEnd"/>
-      <w:r>
-        <w:rPr>
-          <w:rFonts w:ascii="Arial Narrow" w:eastAsia="Arial Narrow" w:hAnsi="Arial Narrow" w:cs="Arial Narrow"/>
-          <w:sz w:val="16"/>
-          <w:szCs w:val="16"/>
-        </w:rPr>
-        <w:t xml:space="preserve"> 30056, publicada el 2 de julio de 2013, que modificó el artículo 5 del Texto Único Ordenado de la Ley de Promoción de la Competitividad, Formalización y Desarrollo de la Micro y Pequeña Empresa y de Acceso al Empleo Decente (LEY MYPE). Ello, en la medida que la Tercera Disposición Complementaria Transitoria de la norma modificatoria precisa que las empresas constituidas antes de la </w:t>
-      </w:r>
-      <w:proofErr w:type="gramStart"/>
-      <w:r>
-        <w:rPr>
-          <w:rFonts w:ascii="Arial Narrow" w:eastAsia="Arial Narrow" w:hAnsi="Arial Narrow" w:cs="Arial Narrow"/>
-          <w:sz w:val="16"/>
-          <w:szCs w:val="16"/>
-        </w:rPr>
-        <w:t>entrada en vigencia</w:t>
-      </w:r>
-      <w:proofErr w:type="gramEnd"/>
-      <w:r>
-        <w:rPr>
-          <w:rFonts w:ascii="Arial Narrow" w:eastAsia="Arial Narrow" w:hAnsi="Arial Narrow" w:cs="Arial Narrow"/>
-          <w:sz w:val="16"/>
-          <w:szCs w:val="16"/>
-        </w:rPr>
-        <w:t xml:space="preserve"> de dicha Ley se rigen por los requisitos de acogimiento al régimen de las micro y pequeñas empresas regulados en el Decreto Legislativo 1086.</w:t>
-      </w:r>
-    </w:p>
-    <w:p>
-      <w:pPr>
-        <w:pStyle w:val="Textonotapie"/>
-        <w:ind w:left="567" w:hanging="567"/>
-        <w:jc w:val="both"/>
-        <w:rPr>
-          <w:rFonts w:ascii="Arial Narrow" w:eastAsia="Arial Narrow" w:hAnsi="Arial Narrow" w:cs="Arial Narrow"/>
-          <w:sz w:val="16"/>
-          <w:szCs w:val="16"/>
-        </w:rPr>
-      </w:pPr>
-    </w:p>
-  </w:footnote>
-  <w:footnote w:id="9">
-    <w:p>
-      <w:pPr>
-        <w:pStyle w:val="Textonotapie"/>
-        <w:ind w:left="567" w:hanging="567"/>
-        <w:jc w:val="both"/>
-        <w:rPr>
-          <w:rFonts w:ascii="Arial Narrow" w:eastAsia="Arial Narrow" w:hAnsi="Arial Narrow" w:cs="Arial Narrow"/>
-          <w:sz w:val="16"/>
-          <w:szCs w:val="16"/>
-        </w:rPr>
-      </w:pPr>
-      <w:r>
-        <w:rPr>
-          <w:rStyle w:val="Refdenotaalpie"/>
-          <w:rFonts w:ascii="Arial Narrow" w:eastAsia="Arial Narrow" w:hAnsi="Arial Narrow" w:cs="Arial Narrow"/>
-          <w:sz w:val="16"/>
-          <w:szCs w:val="16"/>
-          <w:vertAlign w:val="superscript"/>
-        </w:rPr>
-        <w:footnoteRef/>
-      </w:r>
-      <w:r>
-        <w:rPr>
-          <w:rFonts w:ascii="Arial Narrow" w:eastAsia="Arial Narrow" w:hAnsi="Arial Narrow" w:cs="Arial Narrow"/>
-          <w:sz w:val="16"/>
-          <w:szCs w:val="16"/>
-        </w:rPr>
-        <w:t xml:space="preserve"> </w:t>
+        <w:t xml:space="preserve"/>
       </w:r>
       <w:r>
         <w:rPr>
@@ -12364,7 +12421,7 @@
           <w:sz w:val="16"/>
           <w:szCs w:val="16"/>
         </w:rPr>
-        <w:t xml:space="preserve"> 1308</w:t>
+        <w:t xml:space="preserve">1308</w:t>
       </w:r>
     </w:p>
     <w:p>
@@ -12487,7 +12544,50 @@
       </w:pPr>
     </w:p>
   </w:footnote>
-  <w:footnote w:id="15">
+  <w:footnote w:id="10">
+    <w:p>
+      <w:pPr>
+        <w:pStyle w:val="Textonotapie"/>
+        <w:tabs>
+          <w:tab w:val="left" w:pos="567"/>
+        </w:tabs>
+        <w:ind w:left="567" w:hanging="567"/>
+        <w:jc w:val="both"/>
+        <w:rPr>
+          <w:rFonts w:ascii="Arial Narrow" w:eastAsia="Arial Narrow" w:hAnsi="Arial Narrow" w:cs="Arial Narrow"/>
+          <w:sz w:val="16"/>
+          <w:szCs w:val="16"/>
+        </w:rPr>
+      </w:pPr>
+      <w:r>
+        <w:rPr>
+          <w:rStyle w:val="Refdenotaalpie"/>
+          <w:rFonts w:ascii="Arial Narrow" w:eastAsia="Arial Narrow" w:hAnsi="Arial Narrow" w:cs="Arial Narrow"/>
+          <w:sz w:val="16"/>
+          <w:szCs w:val="16"/>
+          <w:vertAlign w:val="superscript"/>
+        </w:rPr>
+        <w:footnoteRef/>
+      </w:r>
+      <w:r>
+        <w:rPr>
+          <w:rFonts w:ascii="Arial Narrow" w:eastAsia="Arial Narrow" w:hAnsi="Arial Narrow" w:cs="Arial Narrow"/>
+          <w:sz w:val="16"/>
+          <w:szCs w:val="16"/>
+        </w:rPr>
+        <w:tab/>
+      </w:r>
+      <w:r>
+        <w:rPr>
+          <w:rFonts w:ascii="Arial Narrow" w:eastAsia="Arial Narrow" w:hAnsi="Arial Narrow" w:cs="Arial Narrow"/>
+          <w:b/>
+          <w:bCs/>
+          <w:sz w:val="16"/>
+          <w:szCs w:val="16"/>
+        </w:rPr>
+        <w:t xml:space="preserve">DECRETO LEGISLATIVO 807, LEY SOBRE FACULTADES, NORMAS Y ORGANIZACIÓN DEL INDECOPI, publicado el 18 de abril de 1996</w:t>
+      </w:r>
+    </w:p>
     <w:p>
       <w:pPr>
         <w:pStyle w:val="Textonotapie"/>
@@ -12501,16 +12601,6 @@
       </w:pPr>
       <w:r>
         <w:rPr>
-          <w:rStyle w:val="Refdenotaalpie"/>
-          <w:rFonts w:ascii="Arial Narrow" w:eastAsia="Arial Narrow" w:hAnsi="Arial Narrow" w:cs="Arial Narrow"/>
-          <w:sz w:val="16"/>
-          <w:szCs w:val="16"/>
-          <w:vertAlign w:val="superscript"/>
-        </w:rPr>
-        <w:footnoteRef/>
-      </w:r>
-      <w:r>
-        <w:rPr>
           <w:rFonts w:ascii="Arial Narrow" w:eastAsia="Arial Narrow" w:hAnsi="Arial Narrow" w:cs="Arial Narrow"/>
           <w:sz w:val="16"/>
           <w:szCs w:val="16"/>
@@ -12525,7 +12615,15 @@
           <w:sz w:val="16"/>
           <w:szCs w:val="16"/>
         </w:rPr>
-        <w:t xml:space="preserve">DECRETO LEGISLATIVO 807, LEY SOBRE FACULTADES, NORMAS Y ORGANIZACIÓN DEL INDECOPI, publicado el 18 de abril de 1996</w:t>
+        <w:t xml:space="preserve">Artículo 26.-</w:t>
+      </w:r>
+      <w:r>
+        <w:rPr>
+          <w:rFonts w:ascii="Arial Narrow" w:eastAsia="Arial Narrow" w:hAnsi="Arial Narrow" w:cs="Arial Narrow"/>
+          <w:sz w:val="16"/>
+          <w:szCs w:val="16"/>
+        </w:rPr>
+        <w:t xml:space="preserve"> Una vez admitida a trámite la denuncia, se correrá traslado de la misma al denunciado, a fin de que éste presente su descargo. El plazo para la presentación del descargo será de cinco (5) días contados desde la notificación, vencido el cual, el Secretario Técnico declarará en rebeldía al denunciado que no lo hubiera presentado.</w:t>
       </w:r>
     </w:p>
     <w:p>
@@ -12539,6 +12637,33 @@
           <w:szCs w:val="16"/>
         </w:rPr>
       </w:pPr>
+    </w:p>
+  </w:footnote>
+  <w:footnote w:id="11">
+    <w:p>
+      <w:pPr>
+        <w:pStyle w:val="Textonotapie"/>
+        <w:tabs>
+          <w:tab w:val="left" w:pos="567"/>
+        </w:tabs>
+        <w:ind w:left="567" w:hanging="567"/>
+        <w:jc w:val="both"/>
+        <w:rPr>
+          <w:rFonts w:ascii="Arial Narrow" w:eastAsia="Arial Narrow" w:hAnsi="Arial Narrow" w:cs="Arial Narrow"/>
+          <w:sz w:val="16"/>
+          <w:szCs w:val="16"/>
+        </w:rPr>
+      </w:pPr>
+      <w:r>
+        <w:rPr>
+          <w:rStyle w:val="Refdenotaalpie"/>
+          <w:rFonts w:ascii="Arial Narrow" w:eastAsia="Arial Narrow" w:hAnsi="Arial Narrow" w:cs="Arial Narrow"/>
+          <w:sz w:val="16"/>
+          <w:szCs w:val="16"/>
+          <w:vertAlign w:val="superscript"/>
+        </w:rPr>
+        <w:footnoteRef/>
+      </w:r>
       <w:r>
         <w:rPr>
           <w:rFonts w:ascii="Arial Narrow" w:eastAsia="Arial Narrow" w:hAnsi="Arial Narrow" w:cs="Arial Narrow"/>
@@ -12555,15 +12680,7 @@
           <w:sz w:val="16"/>
           <w:szCs w:val="16"/>
         </w:rPr>
-        <w:t xml:space="preserve">Artículo 26.-</w:t>
-      </w:r>
-      <w:r>
-        <w:rPr>
-          <w:rFonts w:ascii="Arial Narrow" w:eastAsia="Arial Narrow" w:hAnsi="Arial Narrow" w:cs="Arial Narrow"/>
-          <w:sz w:val="16"/>
-          <w:szCs w:val="16"/>
-        </w:rPr>
-        <w:t xml:space="preserve"> Una vez admitida a trámite la denuncia, se correrá traslado de la misma al denunciado, a fin de que éste presente su descargo. El plazo para la presentación del descargo será de cinco (5) días contados desde la notificación, vencido el cual, el Secretario Técnico declarará en rebeldía al denunciado que no lo hubiera presentado.</w:t>
+        <w:t xml:space="preserve">DECRETO SUPREMO 006-2026-JUS, TEXTO ÚNICO ORDENADO DE LA LEY 27444, LEY DEL PROCEDIMIENTO ADMINISTRATIVO GENERAL, publicado el 30 de abril de 2026</w:t>
       </w:r>
     </w:p>
     <w:p>
@@ -12577,9 +12694,25 @@
           <w:szCs w:val="16"/>
         </w:rPr>
       </w:pPr>
-    </w:p>
-  </w:footnote>
-  <w:footnote w:id="16">
+      <w:r>
+        <w:rPr>
+          <w:rFonts w:ascii="Arial Narrow" w:eastAsia="Arial Narrow" w:hAnsi="Arial Narrow" w:cs="Arial Narrow"/>
+          <w:sz w:val="16"/>
+          <w:szCs w:val="16"/>
+        </w:rPr>
+        <w:tab/>
+      </w:r>
+      <w:r>
+        <w:rPr>
+          <w:rFonts w:ascii="Arial Narrow" w:eastAsia="Arial Narrow" w:hAnsi="Arial Narrow" w:cs="Arial Narrow"/>
+          <w:b/>
+          <w:bCs/>
+          <w:sz w:val="16"/>
+          <w:szCs w:val="16"/>
+        </w:rPr>
+        <w:t xml:space="preserve">Artículo 223.- Contestación de la reclamación</w:t>
+      </w:r>
+    </w:p>
     <w:p>
       <w:pPr>
         <w:pStyle w:val="Textonotapie"/>
@@ -12593,6 +12726,51 @@
       </w:pPr>
       <w:r>
         <w:rPr>
+          <w:rFonts w:ascii="Arial Narrow" w:eastAsia="Arial Narrow" w:hAnsi="Arial Narrow" w:cs="Arial Narrow"/>
+          <w:sz w:val="16"/>
+          <w:szCs w:val="16"/>
+        </w:rPr>
+        <w:tab/>
+      </w:r>
+      <w:r>
+        <w:rPr>
+          <w:rFonts w:ascii="Arial Narrow" w:eastAsia="Arial Narrow" w:hAnsi="Arial Narrow" w:cs="Arial Narrow"/>
+          <w:sz w:val="16"/>
+          <w:szCs w:val="16"/>
+        </w:rPr>
+        <w:t xml:space="preserve">223.1 El reclamado deberá presentar la contestación de la reclamación dentro de los quince (15) días posteriores a la notificación de ésta; vencido este plazo, la Administración declarará en rebeldía al reclamado que no la hubiera presentado. La contestación deberá contener los requisitos de los escritos previstos en el artículo 113 de la presente Ley, así como la absolución de todos los asuntos controvertidos de hecho y de derecho, Las alegaciones y los hechos relevantes de la reclamación, salvo que hayan sido específicamente negadas en la contestación, se tendrán por aceptadas o merituadas como ciertas.</w:t>
+      </w:r>
+    </w:p>
+    <w:p>
+      <w:pPr>
+        <w:pStyle w:val="Textonotapie"/>
+        <w:ind w:left="567" w:hanging="567"/>
+        <w:jc w:val="both"/>
+        <w:rPr>
+          <w:rFonts w:ascii="Arial Narrow" w:eastAsia="Arial Narrow" w:hAnsi="Arial Narrow" w:cs="Arial Narrow"/>
+          <w:sz w:val="16"/>
+          <w:szCs w:val="16"/>
+        </w:rPr>
+      </w:pPr>
+    </w:p>
+  </w:footnote>
+  <w:footnote w:id="12">
+    <w:p>
+      <w:pPr>
+        <w:tabs>
+          <w:tab w:val="left" w:pos="567"/>
+        </w:tabs>
+        <w:spacing w:after="0" w:line="240" w:lineRule="auto"/>
+        <w:ind w:left="567" w:hanging="567"/>
+        <w:jc w:val="both"/>
+        <w:rPr>
+          <w:rFonts w:ascii="Arial Narrow" w:eastAsia="Arial Narrow" w:hAnsi="Arial Narrow" w:cs="Arial Narrow"/>
+          <w:sz w:val="16"/>
+          <w:szCs w:val="16"/>
+        </w:rPr>
+      </w:pPr>
+      <w:r>
+        <w:rPr>
           <w:rStyle w:val="Refdenotaalpie"/>
           <w:rFonts w:ascii="Arial Narrow" w:eastAsia="Arial Narrow" w:hAnsi="Arial Narrow" w:cs="Arial Narrow"/>
           <w:sz w:val="16"/>
@@ -12606,8 +12784,35 @@
           <w:rFonts w:ascii="Arial Narrow" w:eastAsia="Arial Narrow" w:hAnsi="Arial Narrow" w:cs="Arial Narrow"/>
           <w:sz w:val="16"/>
           <w:szCs w:val="16"/>
+          <w:vertAlign w:val="superscript"/>
         </w:rPr>
         <w:tab/>
+        <w:t xml:space="preserve"/>
+      </w:r>
+      <w:r>
+        <w:rPr>
+          <w:rFonts w:ascii="Arial Narrow" w:eastAsia="Arial Narrow" w:hAnsi="Arial Narrow" w:cs="Arial Narrow"/>
+          <w:sz w:val="16"/>
+          <w:szCs w:val="16"/>
+        </w:rPr>
+        <w:t xml:space="preserve"> </w:t>
+      </w:r>
+      <w:r>
+        <w:rPr>
+          <w:rFonts w:ascii="Arial Narrow" w:eastAsia="Arial Narrow" w:hAnsi="Arial Narrow" w:cs="Arial Narrow"/>
+          <w:sz w:val="16"/>
+          <w:szCs w:val="16"/>
+        </w:rPr>
+        <w:tab/>
+      </w:r>
+      <w:r>
+        <w:rPr>
+          <w:rFonts w:ascii="Arial Narrow" w:eastAsia="Arial Narrow" w:hAnsi="Arial Narrow" w:cs="Arial Narrow"/>
+          <w:b/>
+          <w:sz w:val="16"/>
+          <w:szCs w:val="16"/>
+        </w:rPr>
+        <w:t>LEY 29571, CÓDIGO DE PROTECCIÓN Y DEFENSA DEL CONSUMIDOR</w:t>
       </w:r>
       <w:r>
         <w:rPr>
@@ -12617,127 +12822,18 @@
           <w:sz w:val="16"/>
           <w:szCs w:val="16"/>
         </w:rPr>
-        <w:t xml:space="preserve">DECRETO SUPREMO 006-2026-JUS, TEXTO ÚNICO ORDENADO DE LA LEY 27444, LEY DEL PROCEDIMIENTO ADMINISTRATIVO GENERAL, publicado el 30 de abril de 2026</w:t>
-      </w:r>
-    </w:p>
-    <w:p>
-      <w:pPr>
-        <w:pStyle w:val="Textonotapie"/>
-        <w:ind w:left="567" w:hanging="567"/>
-        <w:jc w:val="both"/>
-        <w:rPr>
-          <w:rFonts w:ascii="Arial Narrow" w:eastAsia="Arial Narrow" w:hAnsi="Arial Narrow" w:cs="Arial Narrow"/>
-          <w:sz w:val="16"/>
-          <w:szCs w:val="16"/>
-        </w:rPr>
-      </w:pPr>
-      <w:r>
-        <w:rPr>
-          <w:rFonts w:ascii="Arial Narrow" w:eastAsia="Arial Narrow" w:hAnsi="Arial Narrow" w:cs="Arial Narrow"/>
-          <w:sz w:val="16"/>
-          <w:szCs w:val="16"/>
-        </w:rPr>
-        <w:tab/>
+        <w:t xml:space="preserve">, </w:t>
       </w:r>
       <w:r>
         <w:rPr>
           <w:rFonts w:ascii="Arial Narrow" w:eastAsia="Arial Narrow" w:hAnsi="Arial Narrow" w:cs="Arial Narrow"/>
           <w:b/>
-          <w:bCs/>
-          <w:sz w:val="16"/>
-          <w:szCs w:val="16"/>
-        </w:rPr>
-        <w:t xml:space="preserve">Artículo 223.- Contestación de la reclamación</w:t>
-      </w:r>
-    </w:p>
-    <w:p>
-      <w:pPr>
-        <w:pStyle w:val="Textonotapie"/>
-        <w:ind w:left="567" w:hanging="567"/>
-        <w:jc w:val="both"/>
-        <w:rPr>
-          <w:rFonts w:ascii="Arial Narrow" w:eastAsia="Arial Narrow" w:hAnsi="Arial Narrow" w:cs="Arial Narrow"/>
-          <w:sz w:val="16"/>
-          <w:szCs w:val="16"/>
-        </w:rPr>
-      </w:pPr>
-      <w:r>
-        <w:rPr>
-          <w:rFonts w:ascii="Arial Narrow" w:eastAsia="Arial Narrow" w:hAnsi="Arial Narrow" w:cs="Arial Narrow"/>
-          <w:sz w:val="16"/>
-          <w:szCs w:val="16"/>
-        </w:rPr>
-        <w:tab/>
-      </w:r>
-      <w:r>
-        <w:rPr>
-          <w:rFonts w:ascii="Arial Narrow" w:eastAsia="Arial Narrow" w:hAnsi="Arial Narrow" w:cs="Arial Narrow"/>
-          <w:sz w:val="16"/>
-          <w:szCs w:val="16"/>
-        </w:rPr>
-        <w:t xml:space="preserve">223.1 El reclamado deberá presentar la contestación de la reclamación dentro de los quince (15) días posteriores a la notificación de ésta; vencido este plazo, la Administración declarará en rebeldía al reclamado que no la hubiera presentado. La contestación deberá contener los requisitos de los escritos previstos en el artículo 113 de la presente Ley, así como la absolución de todos los asuntos controvertidos de hecho y de derecho, Las alegaciones y los hechos relevantes de la reclamación, salvo que hayan sido específicamente negadas en la contestación, se tendrán por aceptadas o merituadas como ciertas.</w:t>
-      </w:r>
-    </w:p>
-    <w:p>
-      <w:pPr>
-        <w:pStyle w:val="Textonotapie"/>
-        <w:ind w:left="567" w:hanging="567"/>
-        <w:jc w:val="both"/>
-        <w:rPr>
-          <w:rFonts w:ascii="Arial Narrow" w:eastAsia="Arial Narrow" w:hAnsi="Arial Narrow" w:cs="Arial Narrow"/>
-          <w:sz w:val="16"/>
-          <w:szCs w:val="16"/>
-        </w:rPr>
-      </w:pPr>
-    </w:p>
-  </w:footnote>
-  <w:footnote w:id="10">
-    <w:p>
-      <w:pPr>
-        <w:spacing w:after="0" w:line="240" w:lineRule="auto"/>
-        <w:ind w:left="567" w:hanging="567"/>
-        <w:jc w:val="both"/>
-        <w:rPr>
-          <w:rFonts w:ascii="Arial Narrow" w:eastAsia="Arial Narrow" w:hAnsi="Arial Narrow" w:cs="Arial Narrow"/>
-          <w:sz w:val="16"/>
-          <w:szCs w:val="16"/>
-        </w:rPr>
-      </w:pPr>
-      <w:r>
-        <w:rPr>
-          <w:rStyle w:val="Refdenotaalpie"/>
-          <w:rFonts w:ascii="Arial Narrow" w:eastAsia="Arial Narrow" w:hAnsi="Arial Narrow" w:cs="Arial Narrow"/>
-          <w:sz w:val="16"/>
-          <w:szCs w:val="16"/>
-          <w:vertAlign w:val="superscript"/>
-        </w:rPr>
-        <w:footnoteRef/>
-      </w:r>
-      <w:r>
-        <w:rPr>
-          <w:rFonts w:ascii="Arial Narrow" w:eastAsia="Arial Narrow" w:hAnsi="Arial Narrow" w:cs="Arial Narrow"/>
-          <w:sz w:val="16"/>
-          <w:szCs w:val="16"/>
-          <w:vertAlign w:val="superscript"/>
-        </w:rPr>
-        <w:t xml:space="preserve"> </w:t>
-      </w:r>
-      <w:r>
-        <w:rPr>
-          <w:rFonts w:ascii="Arial Narrow" w:eastAsia="Arial Narrow" w:hAnsi="Arial Narrow" w:cs="Arial Narrow"/>
-          <w:sz w:val="16"/>
-          <w:szCs w:val="16"/>
-        </w:rPr>
-        <w:t xml:space="preserve"> </w:t>
-      </w:r>
-      <w:r>
-        <w:rPr>
-          <w:rFonts w:ascii="Arial Narrow" w:eastAsia="Arial Narrow" w:hAnsi="Arial Narrow" w:cs="Arial Narrow"/>
-          <w:sz w:val="16"/>
-          <w:szCs w:val="16"/>
-        </w:rPr>
-        <w:tab/>
-      </w:r>
+          <w:sz w:val="16"/>
+          <w:szCs w:val="16"/>
+        </w:rPr>
+        <w:t xml:space="preserve">publicado el 2 de setiembre de 2010 y modificado por Decreto Legislativo </w:t>
+      </w:r>
+      <w:proofErr w:type="spellStart"/>
       <w:r>
         <w:rPr>
           <w:rFonts w:ascii="Arial Narrow" w:eastAsia="Arial Narrow" w:hAnsi="Arial Narrow" w:cs="Arial Narrow"/>
@@ -12745,46 +12841,17 @@
           <w:sz w:val="16"/>
           <w:szCs w:val="16"/>
         </w:rPr>
-        <w:t>LEY 29571, CÓDIGO DE PROTECCIÓN Y DEFENSA DEL CONSUMIDOR</w:t>
-      </w:r>
+        <w:t/>
+      </w:r>
+      <w:proofErr w:type="spellEnd"/>
       <w:r>
         <w:rPr>
           <w:rFonts w:ascii="Arial Narrow" w:eastAsia="Arial Narrow" w:hAnsi="Arial Narrow" w:cs="Arial Narrow"/>
           <w:b/>
-          <w:bCs/>
-          <w:sz w:val="16"/>
-          <w:szCs w:val="16"/>
-        </w:rPr>
-        <w:t xml:space="preserve">, </w:t>
-      </w:r>
-      <w:r>
-        <w:rPr>
-          <w:rFonts w:ascii="Arial Narrow" w:eastAsia="Arial Narrow" w:hAnsi="Arial Narrow" w:cs="Arial Narrow"/>
-          <w:b/>
-          <w:sz w:val="16"/>
-          <w:szCs w:val="16"/>
-        </w:rPr>
-        <w:t xml:space="preserve">publicado el 2 de setiembre de 2010 y modificado por Decreto Legislativo </w:t>
-      </w:r>
-      <w:proofErr w:type="spellStart"/>
-      <w:r>
-        <w:rPr>
-          <w:rFonts w:ascii="Arial Narrow" w:eastAsia="Arial Narrow" w:hAnsi="Arial Narrow" w:cs="Arial Narrow"/>
-          <w:b/>
-          <w:sz w:val="16"/>
-          <w:szCs w:val="16"/>
-        </w:rPr>
-        <w:t/>
-      </w:r>
-      <w:proofErr w:type="spellEnd"/>
-      <w:r>
-        <w:rPr>
-          <w:rFonts w:ascii="Arial Narrow" w:eastAsia="Arial Narrow" w:hAnsi="Arial Narrow" w:cs="Arial Narrow"/>
-          <w:b/>
-          <w:sz w:val="16"/>
-          <w:szCs w:val="16"/>
-        </w:rPr>
-        <w:t xml:space="preserve"> 1308</w:t>
+          <w:sz w:val="16"/>
+          <w:szCs w:val="16"/>
+        </w:rPr>
+        <w:t xml:space="preserve">1308</w:t>
       </w:r>
     </w:p>
     <w:p>
@@ -12935,9 +13002,110 @@
       </w:pPr>
     </w:p>
   </w:footnote>
-  <w:footnote w:id="11">
-    <w:p>
-      <w:pPr>
+  <w:footnote w:id="13">
+    <w:p>
+      <w:pPr>
+        <w:pStyle w:val="Textonotapie"/>
+        <w:tabs>
+          <w:tab w:val="left" w:pos="567"/>
+        </w:tabs>
+        <w:ind w:left="567" w:right="-1" w:hanging="567"/>
+        <w:jc w:val="both"/>
+        <w:rPr>
+          <w:rFonts w:ascii="Arial Narrow" w:eastAsia="Arial Narrow" w:hAnsi="Arial Narrow" w:cs="Arial Narrow"/>
+          <w:b/>
+          <w:bCs/>
+          <w:sz w:val="16"/>
+          <w:szCs w:val="16"/>
+        </w:rPr>
+      </w:pPr>
+      <w:r>
+        <w:rPr>
+          <w:rStyle w:val="Refdenotaalpie"/>
+          <w:rFonts w:ascii="Arial Narrow" w:eastAsia="Arial Narrow" w:hAnsi="Arial Narrow" w:cs="Arial Narrow"/>
+          <w:sz w:val="16"/>
+          <w:szCs w:val="16"/>
+          <w:vertAlign w:val="superscript"/>
+        </w:rPr>
+        <w:footnoteRef/>
+      </w:r>
+      <w:r>
+        <w:rPr>
+          <w:rFonts w:ascii="Arial Narrow" w:eastAsia="Arial Narrow" w:hAnsi="Arial Narrow" w:cs="Arial Narrow"/>
+          <w:sz w:val="16"/>
+          <w:szCs w:val="16"/>
+        </w:rPr>
+        <w:tab/>
+        <w:t xml:space="preserve"/>
+      </w:r>
+      <w:r>
+        <w:rPr>
+          <w:rFonts w:ascii="Arial Narrow" w:eastAsia="Arial Narrow" w:hAnsi="Arial Narrow" w:cs="Arial Narrow"/>
+          <w:sz w:val="16"/>
+          <w:szCs w:val="16"/>
+        </w:rPr>
+        <w:tab/>
+      </w:r>
+      <w:r>
+        <w:rPr>
+          <w:rFonts w:ascii="Arial Narrow" w:eastAsia="Arial Narrow" w:hAnsi="Arial Narrow" w:cs="Arial Narrow"/>
+          <w:b/>
+          <w:bCs/>
+          <w:sz w:val="16"/>
+          <w:szCs w:val="16"/>
+        </w:rPr>
+        <w:t xml:space="preserve">LEY </w:t>
+      </w:r>
+      <w:proofErr w:type="spellStart"/>
+      <w:r>
+        <w:rPr>
+          <w:rFonts w:ascii="Arial Narrow" w:eastAsia="Arial Narrow" w:hAnsi="Arial Narrow" w:cs="Arial Narrow"/>
+          <w:b/>
+          <w:bCs/>
+          <w:sz w:val="16"/>
+          <w:szCs w:val="16"/>
+        </w:rPr>
+        <w:t/>
+      </w:r>
+      <w:proofErr w:type="spellEnd"/>
+      <w:r>
+        <w:rPr>
+          <w:rFonts w:ascii="Arial Narrow" w:eastAsia="Arial Narrow" w:hAnsi="Arial Narrow" w:cs="Arial Narrow"/>
+          <w:b/>
+          <w:bCs/>
+          <w:sz w:val="16"/>
+          <w:szCs w:val="16"/>
+        </w:rPr>
+        <w:t xml:space="preserve">29571, CÓDIGO DE PROTECCIÓN Y DEFENSA DEL CONSUMIDOR, publicado el 2 de setiembre de 2010 y modificado por Decreto Legislativo </w:t>
+      </w:r>
+      <w:proofErr w:type="spellStart"/>
+      <w:r>
+        <w:rPr>
+          <w:rFonts w:ascii="Arial Narrow" w:eastAsia="Arial Narrow" w:hAnsi="Arial Narrow" w:cs="Arial Narrow"/>
+          <w:b/>
+          <w:bCs/>
+          <w:sz w:val="16"/>
+          <w:szCs w:val="16"/>
+        </w:rPr>
+        <w:t/>
+      </w:r>
+      <w:proofErr w:type="spellEnd"/>
+      <w:r>
+        <w:rPr>
+          <w:rFonts w:ascii="Arial Narrow" w:eastAsia="Arial Narrow" w:hAnsi="Arial Narrow" w:cs="Arial Narrow"/>
+          <w:b/>
+          <w:bCs/>
+          <w:sz w:val="16"/>
+          <w:szCs w:val="16"/>
+        </w:rPr>
+        <w:t xml:space="preserve">1308 </w:t>
+      </w:r>
+    </w:p>
+    <w:p>
+      <w:pPr>
+        <w:tabs>
+          <w:tab w:val="left" w:pos="567"/>
+        </w:tabs>
         <w:spacing w:after="0" w:line="240" w:lineRule="auto"/>
         <w:ind w:left="567" w:hanging="567"/>
         <w:jc w:val="both"/>
@@ -12949,29 +13117,12 @@
       </w:pPr>
       <w:r>
         <w:rPr>
-          <w:rStyle w:val="Refdenotaalpie"/>
-          <w:rFonts w:ascii="Arial Narrow" w:eastAsia="Arial Narrow" w:hAnsi="Arial Narrow" w:cs="Arial Narrow"/>
-          <w:sz w:val="16"/>
-          <w:szCs w:val="16"/>
-          <w:vertAlign w:val="superscript"/>
-        </w:rPr>
-        <w:footnoteRef/>
-      </w:r>
-      <w:r>
-        <w:rPr>
-          <w:rFonts w:ascii="Arial Narrow" w:eastAsia="Arial Narrow" w:hAnsi="Arial Narrow" w:cs="Arial Narrow"/>
-          <w:sz w:val="16"/>
-          <w:szCs w:val="16"/>
-        </w:rPr>
-        <w:t xml:space="preserve"> </w:t>
-      </w:r>
-      <w:r>
-        <w:rPr>
           <w:rFonts w:ascii="Arial Narrow" w:eastAsia="Arial Narrow" w:hAnsi="Arial Narrow" w:cs="Arial Narrow"/>
           <w:sz w:val="16"/>
           <w:szCs w:val="16"/>
         </w:rPr>
         <w:tab/>
+        <w:t xml:space="preserve"/>
       </w:r>
       <w:r>
         <w:rPr>
@@ -13044,18 +13195,6 @@
         <w:tab/>
         <w:t>Las medidas correctivas complementarias pueden dictarse de oficio o a pedido de parte.</w:t>
       </w:r>
-    </w:p>
-    <w:p>
-      <w:pPr>
-        <w:spacing w:after="0" w:line="240" w:lineRule="auto"/>
-        <w:ind w:left="567" w:hanging="567"/>
-        <w:jc w:val="both"/>
-        <w:rPr>
-          <w:rFonts w:ascii="Arial Narrow" w:eastAsia="Arial Narrow" w:hAnsi="Arial Narrow" w:cs="Arial Narrow"/>
-          <w:sz w:val="16"/>
-          <w:szCs w:val="16"/>
-        </w:rPr>
-      </w:pPr>
     </w:p>
     <w:p>
       <w:pPr>
@@ -13270,8 +13409,12 @@
     </w:p>
     <w:p>
       <w:pPr>
-        <w:pStyle w:val="Sinespaciado"/>
-        <w:ind w:firstLine="567"/>
+        <w:numPr>
+          <w:ilvl w:val="0"/>
+          <w:numId w:val="1"/>
+        </w:numPr>
+        <w:spacing w:after="0" w:line="240" w:lineRule="auto"/>
+        <w:ind w:left="567" w:firstLine="0"/>
         <w:jc w:val="both"/>
         <w:rPr>
           <w:rFonts w:ascii="Arial Narrow" w:eastAsia="Arial Narrow" w:hAnsi="Arial Narrow" w:cs="Arial Narrow"/>
@@ -13290,8 +13433,12 @@
     </w:p>
     <w:p>
       <w:pPr>
-        <w:pStyle w:val="Sinespaciado"/>
-        <w:ind w:firstLine="567"/>
+        <w:numPr>
+          <w:ilvl w:val="0"/>
+          <w:numId w:val="1"/>
+        </w:numPr>
+        <w:spacing w:after="0" w:line="240" w:lineRule="auto"/>
+        <w:ind w:left="567" w:firstLine="0"/>
         <w:jc w:val="both"/>
         <w:rPr>
           <w:rFonts w:ascii="Arial Narrow" w:eastAsia="Arial Narrow" w:hAnsi="Arial Narrow" w:cs="Arial Narrow"/>
@@ -13453,10 +13600,22 @@
         <w:jc w:val="both"/>
         <w:rPr>
           <w:rFonts w:ascii="Arial Narrow" w:eastAsia="Arial Narrow" w:hAnsi="Arial Narrow" w:cs="Arial Narrow"/>
-          <w:sz w:val="16"/>
-          <w:szCs w:val="16"/>
-        </w:rPr>
-      </w:pPr>
+          <w:b/>
+          <w:bCs/>
+          <w:sz w:val="16"/>
+          <w:szCs w:val="16"/>
+        </w:rPr>
+      </w:pPr>
+      <w:r>
+        <w:rPr>
+          <w:rFonts w:ascii="Arial Narrow" w:eastAsia="Arial Narrow" w:hAnsi="Arial Narrow" w:cs="Arial Narrow"/>
+          <w:b/>
+          <w:bCs/>
+          <w:sz w:val="16"/>
+          <w:szCs w:val="16"/>
+        </w:rPr>
+        <w:t>Artículo 116.- Medidas correctivas complementarias</w:t>
+      </w:r>
     </w:p>
     <w:p>
       <w:pPr>
@@ -13465,21 +13624,17 @@
         <w:jc w:val="both"/>
         <w:rPr>
           <w:rFonts w:ascii="Arial Narrow" w:eastAsia="Arial Narrow" w:hAnsi="Arial Narrow" w:cs="Arial Narrow"/>
-          <w:b/>
-          <w:bCs/>
-          <w:sz w:val="16"/>
-          <w:szCs w:val="16"/>
-        </w:rPr>
-      </w:pPr>
-      <w:r>
-        <w:rPr>
-          <w:rFonts w:ascii="Arial Narrow" w:eastAsia="Arial Narrow" w:hAnsi="Arial Narrow" w:cs="Arial Narrow"/>
-          <w:b/>
-          <w:bCs/>
-          <w:sz w:val="16"/>
-          <w:szCs w:val="16"/>
-        </w:rPr>
-        <w:t>Artículo 116.- Medidas correctivas complementarias</w:t>
+          <w:sz w:val="16"/>
+          <w:szCs w:val="16"/>
+        </w:rPr>
+      </w:pPr>
+      <w:r>
+        <w:rPr>
+          <w:rFonts w:ascii="Arial Narrow" w:eastAsia="Arial Narrow" w:hAnsi="Arial Narrow" w:cs="Arial Narrow"/>
+          <w:sz w:val="16"/>
+          <w:szCs w:val="16"/>
+        </w:rPr>
+        <w:t xml:space="preserve">Las medidas correctivas complementarias tienen el objeto de revertir los efectos de la conducta infractora o evitar que esta se produzca nuevamente en el futuro y pueden ser, entre otras, las siguientes: </w:t>
       </w:r>
     </w:p>
     <w:p>
@@ -13499,7 +13654,7 @@
           <w:sz w:val="16"/>
           <w:szCs w:val="16"/>
         </w:rPr>
-        <w:t xml:space="preserve">Las medidas correctivas complementarias tienen el objeto de revertir los efectos de la conducta infractora o evitar que esta se produzca nuevamente en el futuro y pueden ser, entre otras, las siguientes: </w:t>
+        <w:t xml:space="preserve">a. Que el proveedor cumpla con atender la solicitud de información requerida por el consumidor, siempre que dicho requerimiento guarde relación con el producto adquirido o servicio contratado. </w:t>
       </w:r>
     </w:p>
     <w:p>
@@ -13519,7 +13674,7 @@
           <w:sz w:val="16"/>
           <w:szCs w:val="16"/>
         </w:rPr>
-        <w:t xml:space="preserve">a. Que el proveedor cumpla con atender la solicitud de información requerida por el consumidor, siempre que dicho requerimiento guarde relación con el producto adquirido o servicio contratado. </w:t>
+        <w:t xml:space="preserve">b. Declarar inexigibles las cláusulas que han sido identificadas como abusivas en el procedimiento. </w:t>
       </w:r>
     </w:p>
     <w:p>
@@ -13539,7 +13694,7 @@
           <w:sz w:val="16"/>
           <w:szCs w:val="16"/>
         </w:rPr>
-        <w:t xml:space="preserve">b. Declarar inexigibles las cláusulas que han sido identificadas como abusivas en el procedimiento. </w:t>
+        <w:t xml:space="preserve">c. El decomiso y destrucción de la mercadería, envases, envolturas o etiquetas. </w:t>
       </w:r>
     </w:p>
     <w:p>
@@ -13559,7 +13714,25 @@
           <w:sz w:val="16"/>
           <w:szCs w:val="16"/>
         </w:rPr>
-        <w:t xml:space="preserve">c. El decomiso y destrucción de la mercadería, envases, envolturas o etiquetas. </w:t>
+        <w:t xml:space="preserve">d. En caso de infracciones muy graves y de reincidencia o </w:t>
+      </w:r>
+      <w:proofErr w:type="spellStart"/>
+      <w:r>
+        <w:rPr>
+          <w:rFonts w:ascii="Arial Narrow" w:eastAsia="Arial Narrow" w:hAnsi="Arial Narrow" w:cs="Arial Narrow"/>
+          <w:sz w:val="16"/>
+          <w:szCs w:val="16"/>
+        </w:rPr>
+        <w:t>reiterancia</w:t>
+      </w:r>
+      <w:proofErr w:type="spellEnd"/>
+      <w:r>
+        <w:rPr>
+          <w:rFonts w:ascii="Arial Narrow" w:eastAsia="Arial Narrow" w:hAnsi="Arial Narrow" w:cs="Arial Narrow"/>
+          <w:sz w:val="16"/>
+          <w:szCs w:val="16"/>
+        </w:rPr>
+        <w:t xml:space="preserve">: </w:t>
       </w:r>
     </w:p>
     <w:p>
@@ -13579,25 +13752,7 @@
           <w:sz w:val="16"/>
           <w:szCs w:val="16"/>
         </w:rPr>
-        <w:t xml:space="preserve">d. En caso de infracciones muy graves y de reincidencia o </w:t>
-      </w:r>
-      <w:proofErr w:type="spellStart"/>
-      <w:r>
-        <w:rPr>
-          <w:rFonts w:ascii="Arial Narrow" w:eastAsia="Arial Narrow" w:hAnsi="Arial Narrow" w:cs="Arial Narrow"/>
-          <w:sz w:val="16"/>
-          <w:szCs w:val="16"/>
-        </w:rPr>
-        <w:t>reiterancia</w:t>
-      </w:r>
-      <w:proofErr w:type="spellEnd"/>
-      <w:r>
-        <w:rPr>
-          <w:rFonts w:ascii="Arial Narrow" w:eastAsia="Arial Narrow" w:hAnsi="Arial Narrow" w:cs="Arial Narrow"/>
-          <w:sz w:val="16"/>
-          <w:szCs w:val="16"/>
-        </w:rPr>
-        <w:t xml:space="preserve">: </w:t>
+        <w:t xml:space="preserve">(i) Solicitar a la autoridad correspondiente la clausura temporal del establecimiento industrial, comercial o de servicios por un plazo máximo de seis (6) meses. </w:t>
       </w:r>
     </w:p>
     <w:p>
@@ -13617,7 +13772,25 @@
           <w:sz w:val="16"/>
           <w:szCs w:val="16"/>
         </w:rPr>
-        <w:t xml:space="preserve">(i) Solicitar a la autoridad correspondiente la clausura temporal del establecimiento industrial, comercial o de servicios por un plazo máximo de seis (6) meses. </w:t>
+        <w:t>(</w:t>
+      </w:r>
+      <w:proofErr w:type="spellStart"/>
+      <w:r>
+        <w:rPr>
+          <w:rFonts w:ascii="Arial Narrow" w:eastAsia="Arial Narrow" w:hAnsi="Arial Narrow" w:cs="Arial Narrow"/>
+          <w:sz w:val="16"/>
+          <w:szCs w:val="16"/>
+        </w:rPr>
+        <w:t>ii</w:t>
+      </w:r>
+      <w:proofErr w:type="spellEnd"/>
+      <w:r>
+        <w:rPr>
+          <w:rFonts w:ascii="Arial Narrow" w:eastAsia="Arial Narrow" w:hAnsi="Arial Narrow" w:cs="Arial Narrow"/>
+          <w:sz w:val="16"/>
+          <w:szCs w:val="16"/>
+        </w:rPr>
+        <w:t xml:space="preserve">) Solicitar a la autoridad competente la inhabilitación, temporal o permanente, del proveedor en función de los alcances de la infracción sancionada. </w:t>
       </w:r>
     </w:p>
     <w:p>
@@ -13637,7 +13810,7 @@
           <w:sz w:val="16"/>
           <w:szCs w:val="16"/>
         </w:rPr>
-        <w:t>(</w:t>
+        <w:t xml:space="preserve">e. Publicación de avisos </w:t>
       </w:r>
       <w:proofErr w:type="spellStart"/>
       <w:r>
@@ -13646,7 +13819,7 @@
           <w:sz w:val="16"/>
           <w:szCs w:val="16"/>
         </w:rPr>
-        <w:t>ii</w:t>
+        <w:t>rectificatorios</w:t>
       </w:r>
       <w:proofErr w:type="spellEnd"/>
       <w:r>
@@ -13655,7 +13828,7 @@
           <w:sz w:val="16"/>
           <w:szCs w:val="16"/>
         </w:rPr>
-        <w:t xml:space="preserve">) Solicitar a la autoridad competente la inhabilitación, temporal o permanente, del proveedor en función de los alcances de la infracción sancionada. </w:t>
+        <w:t xml:space="preserve"> o informativos en la forma que determine el Indecopi, tomando en consideración los medios que resulten idóneos para revertir los efectos que el acto objeto de sanción ha ocasionado. </w:t>
       </w:r>
     </w:p>
     <w:p>
@@ -13675,25 +13848,7 @@
           <w:sz w:val="16"/>
           <w:szCs w:val="16"/>
         </w:rPr>
-        <w:t xml:space="preserve">e. Publicación de avisos </w:t>
-      </w:r>
-      <w:proofErr w:type="spellStart"/>
-      <w:r>
-        <w:rPr>
-          <w:rFonts w:ascii="Arial Narrow" w:eastAsia="Arial Narrow" w:hAnsi="Arial Narrow" w:cs="Arial Narrow"/>
-          <w:sz w:val="16"/>
-          <w:szCs w:val="16"/>
-        </w:rPr>
-        <w:t>rectificatorios</w:t>
-      </w:r>
-      <w:proofErr w:type="spellEnd"/>
-      <w:r>
-        <w:rPr>
-          <w:rFonts w:ascii="Arial Narrow" w:eastAsia="Arial Narrow" w:hAnsi="Arial Narrow" w:cs="Arial Narrow"/>
-          <w:sz w:val="16"/>
-          <w:szCs w:val="16"/>
-        </w:rPr>
-        <w:t xml:space="preserve"> o informativos en la forma que determine el Indecopi, tomando en consideración los medios que resulten idóneos para revertir los efectos que el acto objeto de sanción ha ocasionado. </w:t>
+        <w:t xml:space="preserve">f. Cualquier otra medida correctiva que tenga el objeto de revertir los efectos de la conducta infractora o evitar que esta se produzca nuevamente en el futuro. </w:t>
       </w:r>
     </w:p>
     <w:p>
@@ -13713,26 +13868,6 @@
           <w:sz w:val="16"/>
           <w:szCs w:val="16"/>
         </w:rPr>
-        <w:t xml:space="preserve">f. Cualquier otra medida correctiva que tenga el objeto de revertir los efectos de la conducta infractora o evitar que esta se produzca nuevamente en el futuro. </w:t>
-      </w:r>
-    </w:p>
-    <w:p>
-      <w:pPr>
-        <w:spacing w:after="0" w:line="240" w:lineRule="auto"/>
-        <w:ind w:left="567"/>
-        <w:jc w:val="both"/>
-        <w:rPr>
-          <w:rFonts w:ascii="Arial Narrow" w:eastAsia="Arial Narrow" w:hAnsi="Arial Narrow" w:cs="Arial Narrow"/>
-          <w:sz w:val="16"/>
-          <w:szCs w:val="16"/>
-        </w:rPr>
-      </w:pPr>
-      <w:r>
-        <w:rPr>
-          <w:rFonts w:ascii="Arial Narrow" w:eastAsia="Arial Narrow" w:hAnsi="Arial Narrow" w:cs="Arial Narrow"/>
-          <w:sz w:val="16"/>
-          <w:szCs w:val="16"/>
-        </w:rPr>
         <w:t>El Indecopi está facultado para solicitar a la autoridad municipal y policial el apoyo respectivo para la ejecución de las medidas correctivas complementarias correspondientes.</w:t>
       </w:r>
     </w:p>
@@ -13749,7 +13884,7 @@
       </w:pPr>
     </w:p>
   </w:footnote>
-  <w:footnote w:id="12">
+  <w:footnote w:id="14">
     <w:p>
       <w:pPr>
         <w:pStyle w:val="Textonotapie"/>
@@ -13781,7 +13916,8 @@
           <w:sz w:val="16"/>
           <w:szCs w:val="16"/>
         </w:rPr>
-        <w:t xml:space="preserve"> </w:t>
+        <w:tab/>
+        <w:t xml:space="preserve"/>
       </w:r>
       <w:r>
         <w:rPr>
@@ -13837,7 +13973,7 @@
           <w:sz w:val="16"/>
           <w:szCs w:val="16"/>
         </w:rPr>
-        <w:t xml:space="preserve"> 1308</w:t>
+        <w:t xml:space="preserve">1308</w:t>
       </w:r>
     </w:p>
     <w:p>
@@ -13992,7 +14128,155 @@
       </w:pPr>
     </w:p>
   </w:footnote>
-  <w:footnote w:id="13">
+  <w:footnote w:id="15">
+    <w:p>
+      <w:pPr>
+        <w:autoSpaceDE w:val="0"/>
+        <w:autoSpaceDN w:val="0"/>
+        <w:adjustRightInd w:val="0"/>
+        <w:tabs>
+          <w:tab w:val="left" w:pos="567"/>
+        </w:tabs>
+        <w:spacing w:after="0" w:line="240" w:lineRule="auto"/>
+        <w:ind w:left="567" w:hanging="567"/>
+        <w:jc w:val="both"/>
+        <w:rPr>
+          <w:rFonts w:ascii="Arial Narrow" w:eastAsia="Arial Narrow" w:hAnsi="Arial Narrow" w:cs="Arial Narrow"/>
+          <w:b/>
+          <w:bCs/>
+          <w:sz w:val="16"/>
+          <w:szCs w:val="16"/>
+        </w:rPr>
+      </w:pPr>
+      <w:r>
+        <w:rPr>
+          <w:rStyle w:val="Refdenotaalpie"/>
+          <w:rFonts w:ascii="Arial Narrow" w:eastAsia="Arial Narrow" w:hAnsi="Arial Narrow" w:cs="Arial Narrow"/>
+          <w:b/>
+          <w:bCs/>
+          <w:sz w:val="16"/>
+          <w:szCs w:val="16"/>
+          <w:vertAlign w:val="superscript"/>
+        </w:rPr>
+        <w:footnoteRef/>
+      </w:r>
+      <w:r>
+        <w:rPr>
+          <w:rFonts w:ascii="Arial Narrow" w:eastAsia="Arial Narrow" w:hAnsi="Arial Narrow" w:cs="Arial Narrow"/>
+          <w:b/>
+          <w:bCs/>
+          <w:sz w:val="16"/>
+          <w:szCs w:val="16"/>
+        </w:rPr>
+        <w:tab/>
+        <w:t xml:space="preserve"/>
+      </w:r>
+      <w:r>
+        <w:rPr>
+          <w:rFonts w:ascii="Arial Narrow" w:eastAsia="Arial Narrow" w:hAnsi="Arial Narrow" w:cs="Arial Narrow"/>
+          <w:b/>
+          <w:bCs/>
+          <w:sz w:val="16"/>
+          <w:szCs w:val="16"/>
+        </w:rPr>
+        <w:tab/>
+        <w:t xml:space="preserve">DECRETO LEGISLATIVO </w:t>
+      </w:r>
+      <w:proofErr w:type="spellStart"/>
+      <w:r>
+        <w:rPr>
+          <w:rFonts w:ascii="Arial Narrow" w:eastAsia="Arial Narrow" w:hAnsi="Arial Narrow" w:cs="Arial Narrow"/>
+          <w:b/>
+          <w:bCs/>
+          <w:sz w:val="16"/>
+          <w:szCs w:val="16"/>
+        </w:rPr>
+        <w:t/>
+      </w:r>
+      <w:proofErr w:type="spellEnd"/>
+      <w:r>
+        <w:rPr>
+          <w:rFonts w:ascii="Arial Narrow" w:eastAsia="Arial Narrow" w:hAnsi="Arial Narrow" w:cs="Arial Narrow"/>
+          <w:b/>
+          <w:bCs/>
+          <w:sz w:val="16"/>
+          <w:szCs w:val="16"/>
+        </w:rPr>
+        <w:t xml:space="preserve">807, LEY SOBRE FACULTADES, NORMAS Y ORGANIZACIÓN DEL INDECOPI FACULTADES DE LAS COMISIONES Y OFICINAS DEL INDECOPI</w:t>
+      </w:r>
+    </w:p>
+    <w:p>
+      <w:pPr>
+        <w:pStyle w:val="NormalWeb"/>
+        <w:spacing w:after="0" w:line="240" w:lineRule="auto"/>
+        <w:ind w:left="567"/>
+        <w:jc w:val="both"/>
+        <w:rPr>
+          <w:rFonts w:ascii="Arial Narrow" w:eastAsia="Arial Narrow" w:hAnsi="Arial Narrow" w:cs="Arial Narrow"/>
+          <w:bCs/>
+          <w:sz w:val="16"/>
+          <w:szCs w:val="16"/>
+        </w:rPr>
+      </w:pPr>
+      <w:r>
+        <w:rPr>
+          <w:rFonts w:ascii="Arial Narrow" w:eastAsia="Arial Narrow" w:hAnsi="Arial Narrow" w:cs="Arial Narrow"/>
+          <w:b/>
+          <w:sz w:val="16"/>
+          <w:szCs w:val="16"/>
+        </w:rPr>
+        <w:t xml:space="preserve">Artículo 29.- </w:t>
+      </w:r>
+      <w:r>
+        <w:rPr>
+          <w:rFonts w:ascii="Arial Narrow" w:eastAsia="Arial Narrow" w:hAnsi="Arial Narrow" w:cs="Arial Narrow"/>
+          <w:bCs/>
+          <w:sz w:val="16"/>
+          <w:szCs w:val="16"/>
+        </w:rPr>
+        <w:t xml:space="preserve">En cualquier estado del procedimiento, e incluso antes de admitirse a trámite la denuncia, el </w:t>
+      </w:r>
+      <w:proofErr w:type="gramStart"/>
+      <w:r>
+        <w:rPr>
+          <w:rFonts w:ascii="Arial Narrow" w:eastAsia="Arial Narrow" w:hAnsi="Arial Narrow" w:cs="Arial Narrow"/>
+          <w:bCs/>
+          <w:sz w:val="16"/>
+          <w:szCs w:val="16"/>
+        </w:rPr>
+        <w:t>Secretario Técnico</w:t>
+      </w:r>
+      <w:proofErr w:type="gramEnd"/>
+      <w:r>
+        <w:rPr>
+          <w:rFonts w:ascii="Arial Narrow" w:eastAsia="Arial Narrow" w:hAnsi="Arial Narrow" w:cs="Arial Narrow"/>
+          <w:bCs/>
+          <w:sz w:val="16"/>
+          <w:szCs w:val="16"/>
+        </w:rPr>
+        <w:t xml:space="preserve"> podrá citar a las partes a audiencia de conciliación. La audiencia se desarrollará ante el </w:t>
+      </w:r>
+      <w:proofErr w:type="gramStart"/>
+      <w:r>
+        <w:rPr>
+          <w:rFonts w:ascii="Arial Narrow" w:eastAsia="Arial Narrow" w:hAnsi="Arial Narrow" w:cs="Arial Narrow"/>
+          <w:bCs/>
+          <w:sz w:val="16"/>
+          <w:szCs w:val="16"/>
+        </w:rPr>
+        <w:t>Secretario Técnico</w:t>
+      </w:r>
+      <w:proofErr w:type="gramEnd"/>
+      <w:r>
+        <w:rPr>
+          <w:rFonts w:ascii="Arial Narrow" w:eastAsia="Arial Narrow" w:hAnsi="Arial Narrow" w:cs="Arial Narrow"/>
+          <w:bCs/>
+          <w:sz w:val="16"/>
+          <w:szCs w:val="16"/>
+        </w:rPr>
+        <w:t xml:space="preserve"> o ante la persona que este designe. Si ambas partes arribaran a un acuerdo respecto de la denuncia, se levantará un acta donde conste el acuerdo respectivo, el mismo que tendrá efectos de transacción extrajudicial. En cualquier caso, la Comisión podrá continuar de oficio el procedimiento, si del análisis de los hechos denunciados considera que podría estarse afectando intereses de terceros.</w:t>
+      </w:r>
+    </w:p>
     <w:p>
       <w:pPr>
         <w:autoSpaceDE w:val="0"/>
@@ -14009,218 +14293,78 @@
           <w:szCs w:val="16"/>
         </w:rPr>
       </w:pPr>
+    </w:p>
+  </w:footnote>
+  <w:footnote w:id="16">
+    <w:p>
+      <w:pPr>
+        <w:pStyle w:val="Textonotapie"/>
+        <w:tabs>
+          <w:tab w:val="left" w:pos="567"/>
+        </w:tabs>
+        <w:ind w:left="567" w:hanging="567"/>
+        <w:jc w:val="both"/>
+        <w:rPr>
+          <w:rFonts w:ascii="Arial Narrow" w:eastAsia="Arial Narrow" w:hAnsi="Arial Narrow" w:cs="Arial Narrow"/>
+          <w:sz w:val="16"/>
+          <w:szCs w:val="16"/>
+        </w:rPr>
+      </w:pPr>
       <w:r>
         <w:rPr>
           <w:rStyle w:val="Refdenotaalpie"/>
           <w:rFonts w:ascii="Arial Narrow" w:eastAsia="Arial Narrow" w:hAnsi="Arial Narrow" w:cs="Arial Narrow"/>
+          <w:sz w:val="16"/>
+          <w:szCs w:val="16"/>
+          <w:vertAlign w:val="superscript"/>
+        </w:rPr>
+        <w:footnoteRef/>
+      </w:r>
+      <w:r>
+        <w:rPr>
+          <w:rFonts w:ascii="Arial Narrow" w:eastAsia="Arial Narrow" w:hAnsi="Arial Narrow" w:cs="Arial Narrow"/>
+          <w:sz w:val="16"/>
+          <w:szCs w:val="16"/>
+        </w:rPr>
+        <w:tab/>
+        <w:t xml:space="preserve"/>
+      </w:r>
+      <w:r>
+        <w:rPr>
+          <w:rFonts w:ascii="Arial Narrow" w:eastAsia="Arial Narrow" w:hAnsi="Arial Narrow" w:cs="Arial Narrow"/>
+          <w:sz w:val="16"/>
+          <w:szCs w:val="16"/>
+        </w:rPr>
+        <w:tab/>
+      </w:r>
+      <w:r>
+        <w:rPr>
+          <w:rFonts w:ascii="Arial Narrow" w:eastAsia="Arial Narrow" w:hAnsi="Arial Narrow" w:cs="Arial Narrow"/>
           <w:b/>
-          <w:bCs/>
-          <w:sz w:val="16"/>
-          <w:szCs w:val="16"/>
-          <w:vertAlign w:val="superscript"/>
-        </w:rPr>
-        <w:footnoteRef/>
-      </w:r>
+          <w:sz w:val="16"/>
+          <w:szCs w:val="16"/>
+        </w:rPr>
+        <w:t xml:space="preserve">TEXTO ÚNICO ORDENADO DE LA LEY DEL PROCEDIMIENTO ADMINISTRATIVO GENERAL, aprobado mediante DECRETO SUPREMO </w:t>
+      </w:r>
+      <w:proofErr w:type="spellStart"/>
       <w:r>
         <w:rPr>
           <w:rFonts w:ascii="Arial Narrow" w:eastAsia="Arial Narrow" w:hAnsi="Arial Narrow" w:cs="Arial Narrow"/>
           <w:b/>
-          <w:bCs/>
-          <w:sz w:val="16"/>
-          <w:szCs w:val="16"/>
-        </w:rPr>
-        <w:t xml:space="preserve"> </w:t>
-      </w:r>
+          <w:sz w:val="16"/>
+          <w:szCs w:val="16"/>
+        </w:rPr>
+        <w:t/>
+      </w:r>
+      <w:proofErr w:type="spellEnd"/>
       <w:r>
         <w:rPr>
           <w:rFonts w:ascii="Arial Narrow" w:eastAsia="Arial Narrow" w:hAnsi="Arial Narrow" w:cs="Arial Narrow"/>
           <w:b/>
-          <w:bCs/>
-          <w:sz w:val="16"/>
-          <w:szCs w:val="16"/>
-        </w:rPr>
-        <w:tab/>
-        <w:t xml:space="preserve">DECRETO LEGISLATIVO </w:t>
-      </w:r>
-      <w:proofErr w:type="spellStart"/>
-      <w:r>
-        <w:rPr>
-          <w:rFonts w:ascii="Arial Narrow" w:eastAsia="Arial Narrow" w:hAnsi="Arial Narrow" w:cs="Arial Narrow"/>
-          <w:b/>
-          <w:bCs/>
-          <w:sz w:val="16"/>
-          <w:szCs w:val="16"/>
-        </w:rPr>
-        <w:t/>
-      </w:r>
-      <w:proofErr w:type="spellEnd"/>
-      <w:r>
-        <w:rPr>
-          <w:rFonts w:ascii="Arial Narrow" w:eastAsia="Arial Narrow" w:hAnsi="Arial Narrow" w:cs="Arial Narrow"/>
-          <w:b/>
-          <w:bCs/>
-          <w:sz w:val="16"/>
-          <w:szCs w:val="16"/>
-        </w:rPr>
-        <w:t xml:space="preserve"> 807, LEY SOBRE FACULTADES, NORMAS Y ORGANIZACIÓN DEL INDECOPI FACULTADES DE LAS COMISIONES Y OFICINAS DEL INDECOPI</w:t>
-      </w:r>
-    </w:p>
-    <w:p>
-      <w:pPr>
-        <w:pStyle w:val="NormalWeb"/>
-        <w:spacing w:after="0" w:line="240" w:lineRule="auto"/>
-        <w:ind w:left="567"/>
-        <w:jc w:val="both"/>
-        <w:rPr>
-          <w:rFonts w:ascii="Arial Narrow" w:eastAsia="Arial Narrow" w:hAnsi="Arial Narrow" w:cs="Arial Narrow"/>
-          <w:bCs/>
-          <w:sz w:val="16"/>
-          <w:szCs w:val="16"/>
-        </w:rPr>
-      </w:pPr>
-      <w:r>
-        <w:rPr>
-          <w:rFonts w:ascii="Arial Narrow" w:eastAsia="Arial Narrow" w:hAnsi="Arial Narrow" w:cs="Arial Narrow"/>
-          <w:b/>
-          <w:sz w:val="16"/>
-          <w:szCs w:val="16"/>
-        </w:rPr>
-        <w:t xml:space="preserve">Artículo 29.- </w:t>
-      </w:r>
-      <w:r>
-        <w:rPr>
-          <w:rFonts w:ascii="Arial Narrow" w:eastAsia="Arial Narrow" w:hAnsi="Arial Narrow" w:cs="Arial Narrow"/>
-          <w:bCs/>
-          <w:sz w:val="16"/>
-          <w:szCs w:val="16"/>
-        </w:rPr>
-        <w:t xml:space="preserve">En cualquier estado del procedimiento, e incluso antes de admitirse a trámite la denuncia, el </w:t>
-      </w:r>
-      <w:proofErr w:type="gramStart"/>
-      <w:r>
-        <w:rPr>
-          <w:rFonts w:ascii="Arial Narrow" w:eastAsia="Arial Narrow" w:hAnsi="Arial Narrow" w:cs="Arial Narrow"/>
-          <w:bCs/>
-          <w:sz w:val="16"/>
-          <w:szCs w:val="16"/>
-        </w:rPr>
-        <w:t>Secretario Técnico</w:t>
-      </w:r>
-      <w:proofErr w:type="gramEnd"/>
-      <w:r>
-        <w:rPr>
-          <w:rFonts w:ascii="Arial Narrow" w:eastAsia="Arial Narrow" w:hAnsi="Arial Narrow" w:cs="Arial Narrow"/>
-          <w:bCs/>
-          <w:sz w:val="16"/>
-          <w:szCs w:val="16"/>
-        </w:rPr>
-        <w:t xml:space="preserve"> podrá citar a las partes a audiencia de conciliación. La audiencia se desarrollará ante el </w:t>
-      </w:r>
-      <w:proofErr w:type="gramStart"/>
-      <w:r>
-        <w:rPr>
-          <w:rFonts w:ascii="Arial Narrow" w:eastAsia="Arial Narrow" w:hAnsi="Arial Narrow" w:cs="Arial Narrow"/>
-          <w:bCs/>
-          <w:sz w:val="16"/>
-          <w:szCs w:val="16"/>
-        </w:rPr>
-        <w:t>Secretario Técnico</w:t>
-      </w:r>
-      <w:proofErr w:type="gramEnd"/>
-      <w:r>
-        <w:rPr>
-          <w:rFonts w:ascii="Arial Narrow" w:eastAsia="Arial Narrow" w:hAnsi="Arial Narrow" w:cs="Arial Narrow"/>
-          <w:bCs/>
-          <w:sz w:val="16"/>
-          <w:szCs w:val="16"/>
-        </w:rPr>
-        <w:t xml:space="preserve"> o ante la persona que este designe. Si ambas partes arribaran a un acuerdo respecto de la denuncia, se levantará un acta donde conste el acuerdo respectivo, el mismo que tendrá efectos de transacción extrajudicial. En cualquier caso, la Comisión podrá continuar de oficio el procedimiento, si del análisis de los hechos denunciados considera que podría estarse afectando intereses de terceros.</w:t>
-      </w:r>
-    </w:p>
-    <w:p>
-      <w:pPr>
-        <w:autoSpaceDE w:val="0"/>
-        <w:autoSpaceDN w:val="0"/>
-        <w:adjustRightInd w:val="0"/>
-        <w:spacing w:after="0" w:line="240" w:lineRule="auto"/>
-        <w:ind w:left="567" w:hanging="567"/>
-        <w:jc w:val="both"/>
-        <w:rPr>
-          <w:rFonts w:ascii="Arial Narrow" w:eastAsia="Arial Narrow" w:hAnsi="Arial Narrow" w:cs="Arial Narrow"/>
-          <w:b/>
-          <w:bCs/>
-          <w:sz w:val="16"/>
-          <w:szCs w:val="16"/>
-        </w:rPr>
-      </w:pPr>
-    </w:p>
-  </w:footnote>
-  <w:footnote w:id="14">
-    <w:p>
-      <w:pPr>
-        <w:pStyle w:val="Textonotapie"/>
-        <w:ind w:left="567" w:hanging="567"/>
-        <w:jc w:val="both"/>
-        <w:rPr>
-          <w:rFonts w:ascii="Arial Narrow" w:eastAsia="Arial Narrow" w:hAnsi="Arial Narrow" w:cs="Arial Narrow"/>
-          <w:sz w:val="16"/>
-          <w:szCs w:val="16"/>
-        </w:rPr>
-      </w:pPr>
-      <w:r>
-        <w:rPr>
-          <w:rStyle w:val="Refdenotaalpie"/>
-          <w:rFonts w:ascii="Arial Narrow" w:eastAsia="Arial Narrow" w:hAnsi="Arial Narrow" w:cs="Arial Narrow"/>
-          <w:sz w:val="16"/>
-          <w:szCs w:val="16"/>
-          <w:vertAlign w:val="superscript"/>
-        </w:rPr>
-        <w:footnoteRef/>
-      </w:r>
-      <w:r>
-        <w:rPr>
-          <w:rFonts w:ascii="Arial Narrow" w:eastAsia="Arial Narrow" w:hAnsi="Arial Narrow" w:cs="Arial Narrow"/>
-          <w:sz w:val="16"/>
-          <w:szCs w:val="16"/>
-        </w:rPr>
-        <w:t xml:space="preserve"> </w:t>
-      </w:r>
-      <w:r>
-        <w:rPr>
-          <w:rFonts w:ascii="Arial Narrow" w:eastAsia="Arial Narrow" w:hAnsi="Arial Narrow" w:cs="Arial Narrow"/>
-          <w:sz w:val="16"/>
-          <w:szCs w:val="16"/>
-        </w:rPr>
-        <w:tab/>
-      </w:r>
-      <w:r>
-        <w:rPr>
-          <w:rFonts w:ascii="Arial Narrow" w:eastAsia="Arial Narrow" w:hAnsi="Arial Narrow" w:cs="Arial Narrow"/>
-          <w:b/>
-          <w:sz w:val="16"/>
-          <w:szCs w:val="16"/>
-        </w:rPr>
-        <w:t xml:space="preserve">TEXTO ÚNICO ORDENADO DE LA LEY DEL PROCEDIMIENTO ADMINISTRATIVO GENERAL, aprobado mediante DECRETO SUPREMO </w:t>
-      </w:r>
-      <w:proofErr w:type="spellStart"/>
-      <w:r>
-        <w:rPr>
-          <w:rFonts w:ascii="Arial Narrow" w:eastAsia="Arial Narrow" w:hAnsi="Arial Narrow" w:cs="Arial Narrow"/>
-          <w:b/>
-          <w:sz w:val="16"/>
-          <w:szCs w:val="16"/>
-        </w:rPr>
-        <w:t/>
-      </w:r>
-      <w:proofErr w:type="spellEnd"/>
-      <w:r>
-        <w:rPr>
-          <w:rFonts w:ascii="Arial Narrow" w:eastAsia="Arial Narrow" w:hAnsi="Arial Narrow" w:cs="Arial Narrow"/>
-          <w:b/>
-          <w:sz w:val="16"/>
-          <w:szCs w:val="16"/>
-        </w:rPr>
-        <w:t xml:space="preserve"> 006-2026-JUS y publicado el 30 de abril de 2026</w:t>
+          <w:sz w:val="16"/>
+          <w:szCs w:val="16"/>
+        </w:rPr>
+        <w:t xml:space="preserve">006-2026-JUS y publicado el 30 de abril de 2026</w:t>
       </w:r>
     </w:p>
     <w:p>

--- a/plantillas_maestras/17_seguro_no_especificado/contratacion_no_consentida/2_o_mas_ddos_varios/mujer/TPL_1890_2025_SEGURO_NO_ESPECIFICADO_CONTRATACION_NO_CONSENTIDA_ASEGURADORA_MUJER_R2.docx
+++ b/plantillas_maestras/17_seguro_no_especificado/contratacion_no_consentida/2_o_mas_ddos_varios/mujer/TPL_1890_2025_SEGURO_NO_ESPECIFICADO_CONTRATACION_NO_CONSENTIDA_ASEGURADORA_MUJER_R2.docx
@@ -541,7 +541,7 @@
     </w:p>
     <w:p>
       <w:pPr>
-        <w:spacing w:after="0" w:line="240" w:lineRule="auto"/>
+        <w:spacing w:before="0" w:after="0" w:line="240" w:lineRule="auto"/>
         <w:jc w:val="both"/>
         <w:rPr>
           <w:rFonts w:ascii="Arial Narrow" w:eastAsia="Arial Narrow" w:hAnsi="Arial Narrow" w:cs="Arial Narrow"/>
@@ -583,7 +583,7 @@
           <w:lang w:val="es-ES" w:eastAsia="es-ES"/>
           <w14:ligatures w14:val="none"/>
         </w:rPr>
-        <w:t xml:space="preserve">Mediante el escrito del 4 de julio de 2025, la señora [APELLIDO] denunció a Rímac por presuntas infracciones a la Ley 29571, Código de Protección y Defensa del Consumidor</w:t>
+        <w:t xml:space="preserve">Mediante el escrito del 4 de julio de 2025</w:t>
       </w:r>
       <w:r>
         <w:rPr>
@@ -609,19 +609,7 @@
           <w:lang w:val="es-ES" w:eastAsia="es-ES"/>
           <w14:ligatures w14:val="none"/>
         </w:rPr>
-        <w:t xml:space="preserve"> (en adelante, Código), señalando lo siguiente:</w:t>
-      </w:r>
-      <w:r>
-        <w:rPr>
-          <w:rFonts w:ascii="Arial Narrow" w:eastAsia="Arial Narrow" w:hAnsi="Arial Narrow" w:cs="Arial Narrow"/>
-          <w:color w:val="000000"/>
-          <w:kern w:val="0"/>
-          <w:sz w:val="22"/>
-          <w:szCs w:val="22"/>
-          <w:lang w:val="es-ES" w:eastAsia="es-ES"/>
-          <w14:ligatures w14:val="none"/>
-        </w:rPr>
-        <w:t/>
+        <w:t xml:space="preserve">, la señora [APELLIDO] denunció a Rímac por presuntas infracciones a la Ley 29571, Código de Protección y Defensa del Consumidor</w:t>
       </w:r>
       <w:r>
         <w:rPr>
@@ -640,10 +628,24 @@
       <w:r>
         <w:rPr>
           <w:rFonts w:ascii="Arial Narrow" w:eastAsia="Arial Narrow" w:hAnsi="Arial Narrow" w:cs="Arial Narrow"/>
-          <w:kern w:val="0"/>
-          <w14:ligatures w14:val="none"/>
-          <w:sz w:val="22"/>
-          <w:szCs w:val="22"/>
+          <w:color w:val="000000"/>
+          <w:kern w:val="0"/>
+          <w:sz w:val="22"/>
+          <w:szCs w:val="22"/>
+          <w:lang w:val="es-ES" w:eastAsia="es-ES"/>
+          <w14:ligatures w14:val="none"/>
+        </w:rPr>
+        <w:t xml:space="preserve"> (en adelante, Código), señalando lo siguiente:</w:t>
+      </w:r>
+      <w:r>
+        <w:rPr>
+          <w:rFonts w:ascii="Arial Narrow" w:eastAsia="Arial Narrow" w:hAnsi="Arial Narrow" w:cs="Arial Narrow"/>
+          <w:color w:val="000000"/>
+          <w:kern w:val="0"/>
+          <w:sz w:val="22"/>
+          <w:szCs w:val="22"/>
+          <w:lang w:val="es-ES" w:eastAsia="es-ES"/>
+          <w14:ligatures w14:val="none"/>
         </w:rPr>
         <w:t/>
       </w:r>
@@ -655,6 +657,16 @@
           <w:sz w:val="22"/>
           <w:szCs w:val="22"/>
         </w:rPr>
+        <w:t/>
+      </w:r>
+      <w:r>
+        <w:rPr>
+          <w:rFonts w:ascii="Arial Narrow" w:eastAsia="Arial Narrow" w:hAnsi="Arial Narrow" w:cs="Arial Narrow"/>
+          <w:kern w:val="0"/>
+          <w14:ligatures w14:val="none"/>
+          <w:sz w:val="22"/>
+          <w:szCs w:val="22"/>
+        </w:rPr>
         <w:t xml:space="preserve"/>
       </w:r>
       <w:proofErr w:type="spellStart"/>
@@ -741,10 +753,10 @@
     </w:p>
     <w:p>
       <w:pPr>
+        <w:spacing w:before="0" w:after="0" w:line="240" w:lineRule="auto"/>
         <w:tabs>
           <w:tab w:val="left" w:pos="1134"/>
         </w:tabs>
-        <w:spacing w:after="0" w:line="240" w:lineRule="auto"/>
         <w:jc w:val="both"/>
         <w:rPr>
           <w:rFonts w:ascii="Arial Narrow" w:eastAsia="Arial Narrow" w:hAnsi="Arial Narrow" w:cs="Arial Narrow"/>
@@ -820,7 +832,7 @@
     <w:p>
       <w:pPr>
         <w:pStyle w:val="Prrafodelista"/>
-        <w:spacing w:after="0" w:line="240" w:lineRule="auto"/>
+        <w:spacing w:before="0" w:after="0" w:line="240" w:lineRule="auto"/>
         <w:ind w:left="1134"/>
         <w:jc w:val="both"/>
         <w:rPr>
@@ -1101,7 +1113,7 @@
     <w:p>
       <w:pPr>
         <w:pStyle w:val="Prrafodelista"/>
-        <w:spacing w:after="0" w:line="240" w:lineRule="auto"/>
+        <w:spacing w:before="0" w:after="0" w:line="240" w:lineRule="auto"/>
         <w:ind w:left="1134"/>
         <w:jc w:val="both"/>
         <w:rPr>
@@ -1237,7 +1249,7 @@
     </w:p>
     <w:p>
       <w:pPr>
-        <w:spacing w:after="0" w:line="240" w:lineRule="auto"/>
+        <w:spacing w:before="0" w:after="0" w:line="240" w:lineRule="auto"/>
         <w:jc w:val="both"/>
         <w:rPr>
           <w:rFonts w:ascii="Arial Narrow" w:eastAsia="Arial Narrow" w:hAnsi="Arial Narrow" w:cs="Arial Narrow"/>
@@ -1408,7 +1420,7 @@
     </w:p>
     <w:p>
       <w:pPr>
-        <w:spacing w:after="0" w:line="240" w:lineRule="auto"/>
+        <w:spacing w:before="0" w:after="0" w:line="240" w:lineRule="auto"/>
         <w:jc w:val="both"/>
         <w:rPr>
           <w:rFonts w:ascii="Arial Narrow" w:eastAsia="Arial Narrow" w:hAnsi="Arial Narrow" w:cs="Arial Narrow"/>
@@ -1533,7 +1545,7 @@
     </w:p>
     <w:p>
       <w:pPr>
-        <w:spacing w:after="0" w:line="240" w:lineRule="auto"/>
+        <w:spacing w:before="0" w:after="0" w:line="240" w:lineRule="auto"/>
         <w:ind w:left="567"/>
         <w:jc w:val="both"/>
         <w:rPr>
@@ -1633,7 +1645,7 @@
     </w:p>
     <w:p>
       <w:pPr>
-        <w:spacing w:after="0" w:line="240" w:lineRule="auto"/>
+        <w:spacing w:before="0" w:after="0" w:line="240" w:lineRule="auto"/>
         <w:ind w:left="567"/>
         <w:jc w:val="both"/>
         <w:rPr>
@@ -1747,7 +1759,7 @@
     <w:p>
       <w:pPr>
         <w:pStyle w:val="Prrafodelista"/>
-        <w:spacing w:after="0" w:line="240" w:lineRule="auto"/>
+        <w:spacing w:before="0" w:after="0" w:line="240" w:lineRule="auto"/>
         <w:ind w:left="1134"/>
         <w:jc w:val="both"/>
         <w:rPr>
@@ -1908,7 +1920,7 @@
     <w:p>
       <w:pPr>
         <w:pStyle w:val="Prrafodelista"/>
-        <w:spacing w:after="0" w:line="240" w:lineRule="auto"/>
+        <w:spacing w:before="0" w:after="0" w:line="240" w:lineRule="auto"/>
         <w:ind w:left="1134"/>
         <w:jc w:val="both"/>
         <w:rPr>
@@ -2056,10 +2068,10 @@
     </w:p>
     <w:p>
       <w:pPr>
+        <w:spacing w:before="0" w:after="0" w:line="240" w:lineRule="auto"/>
         <w:tabs>
           <w:tab w:val="left" w:pos="1134"/>
         </w:tabs>
-        <w:spacing w:after="0" w:line="240" w:lineRule="auto"/>
         <w:jc w:val="both"/>
         <w:rPr>
           <w:rFonts w:ascii="Arial Narrow" w:eastAsia="Arial Narrow" w:hAnsi="Arial Narrow" w:cs="Arial Narrow"/>
@@ -2154,7 +2166,7 @@
     </w:p>
     <w:p>
       <w:pPr>
-        <w:spacing w:after="0" w:line="240" w:lineRule="auto"/>
+        <w:spacing w:before="0" w:after="0" w:line="240" w:lineRule="auto"/>
         <w:contextualSpacing/>
         <w:jc w:val="both"/>
         <w:rPr>
@@ -2223,7 +2235,7 @@
     </w:p>
     <w:p>
       <w:pPr>
-        <w:spacing w:after="0" w:line="240" w:lineRule="auto"/>
+        <w:spacing w:before="0" w:after="0" w:line="240" w:lineRule="auto"/>
         <w:ind w:left="567"/>
         <w:contextualSpacing/>
         <w:jc w:val="both"/>
@@ -2477,6 +2489,7 @@
     <w:p>
       <w:pPr>
         <w:pStyle w:val="Prrafodelista"/>
+        <w:spacing w:before="0" w:after="0" w:line="240" w:lineRule="auto"/>
         <w:rPr>
           <w:rFonts w:ascii="Arial Narrow" w:eastAsia="Arial Narrow" w:hAnsi="Arial Narrow" w:cs="Arial Narrow"/>
           <w:kern w:val="0"/>
@@ -2647,6 +2660,7 @@
     <w:p>
       <w:pPr>
         <w:pStyle w:val="Prrafodelista"/>
+        <w:spacing w:before="0" w:after="0" w:line="240" w:lineRule="auto"/>
         <w:rPr>
           <w:rFonts w:ascii="Arial Narrow" w:eastAsia="Arial Narrow" w:hAnsi="Arial Narrow" w:cs="Arial Narrow"/>
           <w:kern w:val="0"/>
@@ -2815,6 +2829,7 @@
     <w:p>
       <w:pPr>
         <w:pStyle w:val="Prrafodelista"/>
+        <w:spacing w:before="0" w:after="0" w:line="240" w:lineRule="auto"/>
         <w:rPr>
           <w:rFonts w:ascii="Arial Narrow" w:eastAsia="Arial Narrow" w:hAnsi="Arial Narrow" w:cs="Arial Narrow"/>
           <w:kern w:val="0"/>
@@ -2978,6 +2993,7 @@
     <w:p>
       <w:pPr>
         <w:pStyle w:val="Prrafodelista"/>
+        <w:spacing w:before="0" w:after="0" w:line="240" w:lineRule="auto"/>
         <w:rPr>
           <w:rFonts w:ascii="Arial Narrow" w:eastAsia="Arial Narrow" w:hAnsi="Arial Narrow" w:cs="Arial Narrow"/>
           <w:kern w:val="0"/>
@@ -3153,7 +3169,7 @@
     </w:p>
     <w:p>
       <w:pPr>
-        <w:spacing w:after="0" w:line="240" w:lineRule="auto"/>
+        <w:spacing w:before="0" w:after="0" w:line="240" w:lineRule="auto"/>
         <w:jc w:val="both"/>
         <w:rPr>
           <w:rFonts w:ascii="Arial Narrow" w:eastAsia="Arial Narrow" w:hAnsi="Arial Narrow" w:cs="Arial Narrow"/>
@@ -3282,6 +3298,7 @@
     <w:p>
       <w:pPr>
         <w:pStyle w:val="Prrafodelista"/>
+        <w:spacing w:before="0" w:after="0" w:line="240" w:lineRule="auto"/>
         <w:rPr>
           <w:rFonts w:ascii="Arial Narrow" w:eastAsia="Arial Narrow" w:hAnsi="Arial Narrow" w:cs="Arial Narrow"/>
           <w:kern w:val="0"/>
@@ -3397,6 +3414,7 @@
     <w:p>
       <w:pPr>
         <w:pStyle w:val="Prrafodelista"/>
+        <w:spacing w:before="0" w:after="0" w:line="240" w:lineRule="auto"/>
         <w:rPr>
           <w:rFonts w:ascii="Arial Narrow" w:eastAsia="Arial Narrow" w:hAnsi="Arial Narrow" w:cs="Arial Narrow"/>
           <w:kern w:val="0"/>
@@ -3502,6 +3520,7 @@
     <w:p>
       <w:pPr>
         <w:pStyle w:val="Prrafodelista"/>
+        <w:spacing w:before="0" w:after="0" w:line="240" w:lineRule="auto"/>
         <w:rPr>
           <w:rFonts w:ascii="Arial Narrow" w:eastAsia="Arial Narrow" w:hAnsi="Arial Narrow" w:cs="Arial Narrow"/>
           <w:kern w:val="0"/>
@@ -3628,6 +3647,7 @@
     <w:p>
       <w:pPr>
         <w:pStyle w:val="Prrafodelista"/>
+        <w:spacing w:before="0" w:after="0" w:line="240" w:lineRule="auto"/>
         <w:rPr>
           <w:rFonts w:ascii="Arial Narrow" w:eastAsia="Arial Narrow" w:hAnsi="Arial Narrow" w:cs="Arial Narrow"/>
           <w:kern w:val="0"/>
@@ -3732,7 +3752,7 @@
     </w:p>
     <w:p>
       <w:pPr>
-        <w:spacing w:after="0" w:line="240" w:lineRule="auto"/>
+        <w:spacing w:before="0" w:after="0" w:line="240" w:lineRule="auto"/>
         <w:jc w:val="both"/>
         <w:rPr>
           <w:rFonts w:ascii="Arial Narrow" w:eastAsia="Arial Narrow" w:hAnsi="Arial Narrow" w:cs="Arial Narrow"/>
@@ -3985,6 +4005,7 @@
     <w:p>
       <w:pPr>
         <w:pStyle w:val="Prrafodelista"/>
+        <w:spacing w:before="0" w:after="0" w:line="240" w:lineRule="auto"/>
         <w:rPr>
           <w:rFonts w:ascii="Arial Narrow" w:eastAsia="Arial Narrow" w:hAnsi="Arial Narrow" w:cs="Arial Narrow"/>
           <w:kern w:val="0"/>
@@ -4192,7 +4213,7 @@
     <w:p>
       <w:pPr>
         <w:pStyle w:val="Prrafodelista"/>
-        <w:spacing w:after="0" w:line="240" w:lineRule="auto"/>
+        <w:spacing w:before="0" w:after="0" w:line="240" w:lineRule="auto"/>
         <w:ind w:left="567"/>
         <w:jc w:val="both"/>
         <w:rPr>
@@ -4263,7 +4284,7 @@
     </w:p>
     <w:p>
       <w:pPr>
-        <w:spacing w:after="0" w:line="240" w:lineRule="auto"/>
+        <w:spacing w:before="0" w:after="0" w:line="240" w:lineRule="auto"/>
         <w:ind w:left="567"/>
         <w:contextualSpacing/>
         <w:jc w:val="both"/>
@@ -4345,7 +4366,7 @@
     </w:p>
     <w:p>
       <w:pPr>
-        <w:spacing w:after="0" w:line="240" w:lineRule="auto"/>
+        <w:spacing w:before="0" w:after="0" w:line="240" w:lineRule="auto"/>
         <w:jc w:val="both"/>
         <w:rPr>
           <w:rFonts w:ascii="Arial Narrow" w:eastAsia="Arial Narrow" w:hAnsi="Arial Narrow" w:cs="Arial Narrow"/>
@@ -4827,7 +4848,7 @@
     <w:p>
       <w:pPr>
         <w:pStyle w:val="Prrafodelista"/>
-        <w:spacing w:after="0" w:line="240" w:lineRule="auto"/>
+        <w:spacing w:before="0" w:after="0" w:line="240" w:lineRule="auto"/>
         <w:ind w:left="567"/>
         <w:jc w:val="both"/>
         <w:rPr>
@@ -4882,10 +4903,37 @@
     </w:p>
     <w:p>
       <w:pPr>
+        <w:spacing w:before="0" w:after="0" w:line="240" w:lineRule="auto"/>
+        <w:jc w:val="both"/>
+        <w:rPr>
+          <w:rFonts w:ascii="Arial Narrow" w:eastAsia="Arial Narrow" w:hAnsi="Arial Narrow" w:cs="Arial Narrow"/>
+          <w:b/>
+          <w:color w:val="000000"/>
+          <w:kern w:val="0"/>
+          <w:sz w:val="22"/>
+          <w:szCs w:val="22"/>
+          <w:lang w:eastAsia="es-PE"/>
+          <w14:ligatures w14:val="none"/>
+        </w:rPr>
+      </w:pPr>
+    </w:p>
+    <w:p>
+      <w:pPr>
         <w:spacing w:after="0" w:line="240" w:lineRule="auto"/>
         <w:jc w:val="both"/>
         <w:rPr>
           <w:rFonts w:ascii="Arial Narrow" w:eastAsia="Arial Narrow" w:hAnsi="Arial Narrow" w:cs="Arial Narrow"/>
+          <w:color w:val="000000"/>
+          <w:kern w:val="0"/>
+          <w:sz w:val="22"/>
+          <w:szCs w:val="22"/>
+          <w:lang w:eastAsia="es-PE"/>
+          <w14:ligatures w14:val="none"/>
+        </w:rPr>
+      </w:pPr>
+      <w:r>
+        <w:rPr>
+          <w:rFonts w:ascii="Arial Narrow" w:eastAsia="Arial Narrow" w:hAnsi="Arial Narrow" w:cs="Arial Narrow"/>
           <w:b/>
           <w:color w:val="000000"/>
           <w:kern w:val="0"/>
@@ -4894,33 +4942,6 @@
           <w:lang w:eastAsia="es-PE"/>
           <w14:ligatures w14:val="none"/>
         </w:rPr>
-      </w:pPr>
-    </w:p>
-    <w:p>
-      <w:pPr>
-        <w:spacing w:after="0" w:line="240" w:lineRule="auto"/>
-        <w:jc w:val="both"/>
-        <w:rPr>
-          <w:rFonts w:ascii="Arial Narrow" w:eastAsia="Arial Narrow" w:hAnsi="Arial Narrow" w:cs="Arial Narrow"/>
-          <w:color w:val="000000"/>
-          <w:kern w:val="0"/>
-          <w:sz w:val="22"/>
-          <w:szCs w:val="22"/>
-          <w:lang w:eastAsia="es-PE"/>
-          <w14:ligatures w14:val="none"/>
-        </w:rPr>
-      </w:pPr>
-      <w:r>
-        <w:rPr>
-          <w:rFonts w:ascii="Arial Narrow" w:eastAsia="Arial Narrow" w:hAnsi="Arial Narrow" w:cs="Arial Narrow"/>
-          <w:b/>
-          <w:color w:val="000000"/>
-          <w:kern w:val="0"/>
-          <w:sz w:val="22"/>
-          <w:szCs w:val="22"/>
-          <w:lang w:eastAsia="es-PE"/>
-          <w14:ligatures w14:val="none"/>
-        </w:rPr>
         <w:t xml:space="preserve">PRIMERO:</w:t>
       </w:r>
       <w:r>
@@ -5107,7 +5128,7 @@
     </w:p>
     <w:p>
       <w:pPr>
-        <w:spacing w:after="0" w:line="240" w:lineRule="auto"/>
+        <w:spacing w:before="0" w:after="0" w:line="240" w:lineRule="auto"/>
         <w:jc w:val="both"/>
         <w:rPr>
           <w:rFonts w:ascii="Arial Narrow" w:eastAsia="Arial Narrow" w:hAnsi="Arial Narrow" w:cs="Arial Narrow"/>
@@ -5328,6 +5349,7 @@
     <w:p>
       <w:pPr>
         <w:pStyle w:val="Prrafodelista"/>
+        <w:spacing w:before="0" w:after="0" w:line="240" w:lineRule="auto"/>
         <w:rPr>
           <w:rFonts w:ascii="Arial Narrow" w:eastAsia="Arial Narrow" w:hAnsi="Arial Narrow" w:cs="Arial Narrow"/>
           <w:kern w:val="0"/>
@@ -5535,6 +5557,7 @@
     <w:p>
       <w:pPr>
         <w:pStyle w:val="Prrafodelista"/>
+        <w:spacing w:before="0" w:after="0" w:line="240" w:lineRule="auto"/>
         <w:rPr>
           <w:rFonts w:ascii="Arial Narrow" w:eastAsia="Arial Narrow" w:hAnsi="Arial Narrow" w:cs="Arial Narrow"/>
           <w:kern w:val="0"/>
@@ -5754,6 +5777,7 @@
     <w:p>
       <w:pPr>
         <w:pStyle w:val="Prrafodelista"/>
+        <w:spacing w:before="0" w:after="0" w:line="240" w:lineRule="auto"/>
         <w:rPr>
           <w:rFonts w:ascii="Arial Narrow" w:eastAsia="Arial Narrow" w:hAnsi="Arial Narrow" w:cs="Arial Narrow"/>
           <w:kern w:val="0"/>
@@ -5997,6 +6021,7 @@
     <w:p>
       <w:pPr>
         <w:pStyle w:val="Prrafodelista"/>
+        <w:spacing w:before="0" w:after="0" w:line="240" w:lineRule="auto"/>
         <w:rPr>
           <w:rFonts w:ascii="Arial Narrow" w:eastAsia="Arial Narrow" w:hAnsi="Arial Narrow" w:cs="Arial Narrow"/>
           <w:kern w:val="0"/>
@@ -6227,7 +6252,7 @@
     </w:p>
     <w:p>
       <w:pPr>
-        <w:spacing w:after="0" w:line="240" w:lineRule="auto"/>
+        <w:spacing w:before="0" w:after="0" w:line="240" w:lineRule="auto"/>
         <w:jc w:val="both"/>
         <w:rPr>
           <w:rFonts w:ascii="Arial Narrow" w:eastAsia="Arial Narrow" w:hAnsi="Arial Narrow" w:cs="Arial Narrow"/>
@@ -6447,6 +6472,7 @@
     <w:p>
       <w:pPr>
         <w:pStyle w:val="Prrafodelista"/>
+        <w:spacing w:before="0" w:after="0" w:line="240" w:lineRule="auto"/>
         <w:rPr>
           <w:rFonts w:ascii="Arial Narrow" w:eastAsia="Arial Narrow" w:hAnsi="Arial Narrow" w:cs="Arial Narrow"/>
           <w:kern w:val="0"/>
@@ -6664,6 +6690,7 @@
     <w:p>
       <w:pPr>
         <w:pStyle w:val="Prrafodelista"/>
+        <w:spacing w:before="0" w:after="0" w:line="240" w:lineRule="auto"/>
         <w:rPr>
           <w:rFonts w:ascii="Arial Narrow" w:eastAsia="Arial Narrow" w:hAnsi="Arial Narrow" w:cs="Arial Narrow"/>
           <w:kern w:val="0"/>
@@ -6881,6 +6908,7 @@
     <w:p>
       <w:pPr>
         <w:pStyle w:val="Prrafodelista"/>
+        <w:spacing w:before="0" w:after="0" w:line="240" w:lineRule="auto"/>
         <w:rPr>
           <w:rFonts w:ascii="Arial Narrow" w:eastAsia="Arial Narrow" w:hAnsi="Arial Narrow" w:cs="Arial Narrow"/>
           <w:kern w:val="0"/>
@@ -7122,6 +7150,7 @@
     <w:p>
       <w:pPr>
         <w:pStyle w:val="Prrafodelista"/>
+        <w:spacing w:before="0" w:after="0" w:line="240" w:lineRule="auto"/>
         <w:rPr>
           <w:rFonts w:ascii="Arial Narrow" w:eastAsia="Arial Narrow" w:hAnsi="Arial Narrow" w:cs="Arial Narrow"/>
           <w:kern w:val="0"/>
@@ -7362,7 +7391,7 @@
     </w:p>
     <w:p>
       <w:pPr>
-        <w:spacing w:after="0" w:line="240" w:lineRule="auto"/>
+        <w:spacing w:before="0" w:after="0" w:line="240" w:lineRule="auto"/>
         <w:jc w:val="both"/>
         <w:rPr>
           <w:rFonts w:ascii="Arial Narrow" w:eastAsia="Arial Narrow" w:hAnsi="Arial Narrow" w:cs="Arial Narrow"/>
@@ -7544,6 +7573,7 @@
     <w:p>
       <w:pPr>
         <w:pStyle w:val="Prrafodelista"/>
+        <w:spacing w:before="0" w:after="0" w:line="240" w:lineRule="auto"/>
         <w:rPr>
           <w:rFonts w:ascii="Arial Narrow" w:eastAsia="Arial Narrow" w:hAnsi="Arial Narrow" w:cs="Arial Narrow"/>
           <w:kern w:val="0"/>
@@ -7793,7 +7823,7 @@
     </w:p>
     <w:p>
       <w:pPr>
-        <w:spacing w:after="0" w:line="240" w:lineRule="auto"/>
+        <w:spacing w:before="0" w:after="0" w:line="240" w:lineRule="auto"/>
         <w:jc w:val="both"/>
         <w:rPr>
           <w:rFonts w:ascii="Arial Narrow" w:eastAsia="Arial Narrow" w:hAnsi="Arial Narrow" w:cs="Arial Narrow"/>
@@ -7879,7 +7909,7 @@
     </w:p>
     <w:p>
       <w:pPr>
-        <w:spacing w:line="240" w:lineRule="auto"/>
+        <w:spacing w:before="0" w:after="0" w:line="240" w:lineRule="auto"/>
         <w:contextualSpacing/>
         <w:jc w:val="both"/>
         <w:rPr>
@@ -7972,7 +8002,7 @@
     </w:p>
     <w:p>
       <w:pPr>
-        <w:spacing w:after="0" w:line="240" w:lineRule="auto"/>
+        <w:spacing w:before="0" w:after="0" w:line="240" w:lineRule="auto"/>
         <w:jc w:val="both"/>
         <w:rPr>
           <w:rFonts w:ascii="Arial Narrow" w:eastAsia="Arial Narrow" w:hAnsi="Arial Narrow" w:cs="Arial Narrow"/>
@@ -8287,7 +8317,7 @@
     </w:p>
     <w:p>
       <w:pPr>
-        <w:spacing w:after="0" w:line="240" w:lineRule="auto"/>
+        <w:spacing w:before="0" w:after="0" w:line="240" w:lineRule="auto"/>
         <w:ind w:left="567"/>
         <w:jc w:val="both"/>
         <w:rPr>
@@ -8388,6 +8418,21 @@
     </w:p>
     <w:p>
       <w:pPr>
+        <w:spacing w:before="0" w:after="0" w:line="240" w:lineRule="auto"/>
+        <w:jc w:val="both"/>
+        <w:rPr>
+          <w:rFonts w:ascii="Arial Narrow" w:eastAsia="Arial Narrow" w:hAnsi="Arial Narrow" w:cs="Arial Narrow"/>
+          <w:color w:val="000000"/>
+          <w:kern w:val="0"/>
+          <w:sz w:val="22"/>
+          <w:szCs w:val="22"/>
+          <w:lang w:eastAsia="es-PE"/>
+          <w14:ligatures w14:val="none"/>
+        </w:rPr>
+      </w:pPr>
+    </w:p>
+    <w:p>
+      <w:pPr>
         <w:spacing w:after="0" w:line="240" w:lineRule="auto"/>
         <w:jc w:val="both"/>
         <w:rPr>
@@ -8396,21 +8441,6 @@
           <w:kern w:val="0"/>
           <w:sz w:val="22"/>
           <w:szCs w:val="22"/>
-          <w:lang w:eastAsia="es-PE"/>
-          <w14:ligatures w14:val="none"/>
-        </w:rPr>
-      </w:pPr>
-    </w:p>
-    <w:p>
-      <w:pPr>
-        <w:spacing w:after="0" w:line="240" w:lineRule="auto"/>
-        <w:jc w:val="both"/>
-        <w:rPr>
-          <w:rFonts w:ascii="Arial Narrow" w:eastAsia="Arial Narrow" w:hAnsi="Arial Narrow" w:cs="Arial Narrow"/>
-          <w:color w:val="000000"/>
-          <w:kern w:val="0"/>
-          <w:sz w:val="22"/>
-          <w:szCs w:val="22"/>
           <w:lang w:val="es-ES" w:eastAsia="es-ES"/>
           <w14:ligatures w14:val="none"/>
         </w:rPr>
@@ -9444,7 +9474,7 @@
     </w:p>
     <w:p>
       <w:pPr>
-        <w:spacing w:after="0" w:line="240" w:lineRule="auto"/>
+        <w:spacing w:before="0" w:after="0" w:line="240" w:lineRule="auto"/>
         <w:jc w:val="both"/>
         <w:rPr>
           <w:rFonts w:ascii="Arial Narrow" w:eastAsia="Arial Narrow" w:hAnsi="Arial Narrow" w:cs="Arial Narrow"/>
@@ -9725,11 +9755,39 @@
     </w:p>
     <w:p>
       <w:pPr>
+        <w:spacing w:before="0" w:after="0" w:line="240" w:lineRule="auto"/>
+        <w:shd w:val="clear" w:color="auto" w:fill="FFFFFF"/>
+        <w:jc w:val="both"/>
+        <w:rPr>
+          <w:rFonts w:ascii="Arial Narrow" w:eastAsia="Arial Narrow" w:hAnsi="Arial Narrow" w:cs="Arial Narrow"/>
+          <w:b/>
+          <w:color w:val="000000"/>
+          <w:kern w:val="0"/>
+          <w:sz w:val="22"/>
+          <w:szCs w:val="22"/>
+          <w:lang w:eastAsia="es-PE"/>
+          <w14:ligatures w14:val="none"/>
+        </w:rPr>
+      </w:pPr>
+    </w:p>
+    <w:p>
+      <w:pPr>
         <w:shd w:val="clear" w:color="auto" w:fill="FFFFFF"/>
         <w:spacing w:after="0" w:line="240" w:lineRule="auto"/>
         <w:jc w:val="both"/>
         <w:rPr>
           <w:rFonts w:ascii="Arial Narrow" w:eastAsia="Arial Narrow" w:hAnsi="Arial Narrow" w:cs="Arial Narrow"/>
+          <w:color w:val="000000"/>
+          <w:kern w:val="0"/>
+          <w:sz w:val="22"/>
+          <w:szCs w:val="22"/>
+          <w:lang w:eastAsia="es-PE"/>
+          <w14:ligatures w14:val="none"/>
+        </w:rPr>
+      </w:pPr>
+      <w:r>
+        <w:rPr>
+          <w:rFonts w:ascii="Arial Narrow" w:eastAsia="Arial Narrow" w:hAnsi="Arial Narrow" w:cs="Arial Narrow"/>
           <w:b/>
           <w:color w:val="000000"/>
           <w:kern w:val="0"/>
@@ -9738,77 +9796,49 @@
           <w:lang w:eastAsia="es-PE"/>
           <w14:ligatures w14:val="none"/>
         </w:rPr>
-      </w:pPr>
-    </w:p>
-    <w:p>
-      <w:pPr>
+        <w:t>SÉTIMO:</w:t>
+      </w:r>
+      <w:r>
+        <w:rPr>
+          <w:rFonts w:ascii="Arial Narrow" w:eastAsia="Arial Narrow" w:hAnsi="Arial Narrow" w:cs="Arial Narrow"/>
+          <w:color w:val="000000"/>
+          <w:kern w:val="0"/>
+          <w:sz w:val="22"/>
+          <w:szCs w:val="22"/>
+          <w:lang w:eastAsia="es-PE"/>
+          <w14:ligatures w14:val="none"/>
+        </w:rPr>
+        <w:t xml:space="preserve"> informar a las partes que conforme a lo establecido en el artículo 39</w:t>
+      </w:r>
+      <w:r>
+        <w:rPr>
+          <w:rFonts w:ascii="Arial Narrow" w:eastAsia="Arial Narrow" w:hAnsi="Arial Narrow" w:cs="Arial Narrow"/>
+          <w:color w:val="000000"/>
+          <w:kern w:val="0"/>
+          <w:sz w:val="22"/>
+          <w:szCs w:val="22"/>
+          <w:lang w:eastAsia="es-PE"/>
+          <w14:ligatures w14:val="none"/>
+        </w:rPr>
+        <w:t/>
+      </w:r>
+      <w:r>
+        <w:rPr>
+          <w:rFonts w:ascii="Arial Narrow" w:eastAsia="Arial Narrow" w:hAnsi="Arial Narrow" w:cs="Arial Narrow"/>
+          <w:color w:val="000000"/>
+          <w:kern w:val="0"/>
+          <w:sz w:val="22"/>
+          <w:szCs w:val="22"/>
+          <w:lang w:eastAsia="es-PE"/>
+          <w14:ligatures w14:val="none"/>
+        </w:rPr>
+        <w:t xml:space="preserve"> de la Ley sobre Facultades, Normas y Organización del Indecopi, aprobada por Decreto Legislativo 807, los gastos por los peritajes realizados, actuación de pruebas, inspecciones y otros derivados de la tramitación del proceso serán de cargo de la parte que solicita la prueba, salvo pacto en contrario. En todos los casos, la resolución final determinará si los gastos deben ser asumidos por alguna de las partes, o reembolsados a la otra parte o al Indecopi, según sea el caso, de manera adicional a la sanción que haya podido imponerse. </w:t>
+      </w:r>
+    </w:p>
+    <w:p>
+      <w:pPr>
+        <w:spacing w:before="0" w:after="0" w:line="240" w:lineRule="auto"/>
         <w:shd w:val="clear" w:color="auto" w:fill="FFFFFF"/>
-        <w:spacing w:after="0" w:line="240" w:lineRule="auto"/>
-        <w:jc w:val="both"/>
-        <w:rPr>
-          <w:rFonts w:ascii="Arial Narrow" w:eastAsia="Arial Narrow" w:hAnsi="Arial Narrow" w:cs="Arial Narrow"/>
-          <w:color w:val="000000"/>
-          <w:kern w:val="0"/>
-          <w:sz w:val="22"/>
-          <w:szCs w:val="22"/>
-          <w:lang w:eastAsia="es-PE"/>
-          <w14:ligatures w14:val="none"/>
-        </w:rPr>
-      </w:pPr>
-      <w:r>
-        <w:rPr>
-          <w:rFonts w:ascii="Arial Narrow" w:eastAsia="Arial Narrow" w:hAnsi="Arial Narrow" w:cs="Arial Narrow"/>
-          <w:b/>
-          <w:color w:val="000000"/>
-          <w:kern w:val="0"/>
-          <w:sz w:val="22"/>
-          <w:szCs w:val="22"/>
-          <w:lang w:eastAsia="es-PE"/>
-          <w14:ligatures w14:val="none"/>
-        </w:rPr>
-        <w:t>SÉTIMO:</w:t>
-      </w:r>
-      <w:r>
-        <w:rPr>
-          <w:rFonts w:ascii="Arial Narrow" w:eastAsia="Arial Narrow" w:hAnsi="Arial Narrow" w:cs="Arial Narrow"/>
-          <w:color w:val="000000"/>
-          <w:kern w:val="0"/>
-          <w:sz w:val="22"/>
-          <w:szCs w:val="22"/>
-          <w:lang w:eastAsia="es-PE"/>
-          <w14:ligatures w14:val="none"/>
-        </w:rPr>
-        <w:t xml:space="preserve"> informar a las partes que conforme a lo establecido en el artículo 39</w:t>
-      </w:r>
-      <w:r>
-        <w:rPr>
-          <w:rFonts w:ascii="Arial Narrow" w:eastAsia="Arial Narrow" w:hAnsi="Arial Narrow" w:cs="Arial Narrow"/>
-          <w:color w:val="000000"/>
-          <w:kern w:val="0"/>
-          <w:sz w:val="22"/>
-          <w:szCs w:val="22"/>
-          <w:lang w:eastAsia="es-PE"/>
-          <w14:ligatures w14:val="none"/>
-        </w:rPr>
-        <w:t/>
-      </w:r>
-      <w:r>
-        <w:rPr>
-          <w:rFonts w:ascii="Arial Narrow" w:eastAsia="Arial Narrow" w:hAnsi="Arial Narrow" w:cs="Arial Narrow"/>
-          <w:color w:val="000000"/>
-          <w:kern w:val="0"/>
-          <w:sz w:val="22"/>
-          <w:szCs w:val="22"/>
-          <w:lang w:eastAsia="es-PE"/>
-          <w14:ligatures w14:val="none"/>
-        </w:rPr>
-        <w:t xml:space="preserve"> de la Ley sobre Facultades, Normas y Organización del Indecopi, aprobada por Decreto Legislativo 807, los gastos por los peritajes realizados, actuación de pruebas, inspecciones y otros derivados de la tramitación del proceso serán de cargo de la parte que solicita la prueba, salvo pacto en contrario. En todos los casos, la resolución final determinará si los gastos deben ser asumidos por alguna de las partes, o reembolsados a la otra parte o al Indecopi, según sea el caso, de manera adicional a la sanción que haya podido imponerse. </w:t>
-      </w:r>
-    </w:p>
-    <w:p>
-      <w:pPr>
-        <w:shd w:val="clear" w:color="auto" w:fill="FFFFFF"/>
-        <w:spacing w:after="0" w:line="240" w:lineRule="auto"/>
         <w:jc w:val="both"/>
         <w:rPr>
           <w:rFonts w:ascii="Arial Narrow" w:eastAsia="Arial Narrow" w:hAnsi="Arial Narrow" w:cs="Arial Narrow"/>
@@ -9999,26 +10029,26 @@
     </w:p>
     <w:p>
       <w:pPr>
+        <w:spacing w:before="0" w:after="0" w:line="240" w:lineRule="auto"/>
+        <w:suppressAutoHyphens/>
+        <w:jc w:val="both"/>
+        <w:rPr>
+          <w:rFonts w:ascii="Arial Narrow" w:eastAsia="Arial Narrow" w:hAnsi="Arial Narrow" w:cs="Arial Narrow"/>
+          <w:kern w:val="0"/>
+          <w:sz w:val="22"/>
+          <w:szCs w:val="22"/>
+          <w:u w:val="single"/>
+          <w14:ligatures w14:val="none"/>
+        </w:rPr>
+      </w:pPr>
+    </w:p>
+    <w:p>
+      <w:pPr>
         <w:suppressAutoHyphens/>
         <w:spacing w:after="0" w:line="240" w:lineRule="auto"/>
         <w:jc w:val="both"/>
         <w:rPr>
           <w:rFonts w:ascii="Arial Narrow" w:eastAsia="Arial Narrow" w:hAnsi="Arial Narrow" w:cs="Arial Narrow"/>
-          <w:kern w:val="0"/>
-          <w:sz w:val="22"/>
-          <w:szCs w:val="22"/>
-          <w:u w:val="single"/>
-          <w14:ligatures w14:val="none"/>
-        </w:rPr>
-      </w:pPr>
-    </w:p>
-    <w:p>
-      <w:pPr>
-        <w:suppressAutoHyphens/>
-        <w:spacing w:after="0" w:line="240" w:lineRule="auto"/>
-        <w:jc w:val="both"/>
-        <w:rPr>
-          <w:rFonts w:ascii="Arial Narrow" w:eastAsia="Arial Narrow" w:hAnsi="Arial Narrow" w:cs="Arial Narrow"/>
           <w:color w:val="000000"/>
           <w:kern w:val="0"/>
           <w:sz w:val="22"/>
@@ -10058,8 +10088,8 @@
     </w:p>
     <w:p>
       <w:pPr>
+        <w:spacing w:before="0" w:after="0" w:line="240" w:lineRule="auto"/>
         <w:suppressAutoHyphens/>
-        <w:spacing w:after="0" w:line="240" w:lineRule="auto"/>
         <w:jc w:val="both"/>
         <w:rPr>
           <w:rFonts w:ascii="Arial Narrow" w:eastAsia="Arial Narrow" w:hAnsi="Arial Narrow" w:cs="Arial Narrow"/>
@@ -10893,34 +10923,100 @@
           <w:sz w:val="16"/>
           <w:szCs w:val="16"/>
         </w:rPr>
+        <w:t xml:space="preserve"/>
+      </w:r>
+      <w:r>
+        <w:rPr>
+          <w:rFonts w:ascii="Arial Narrow" w:eastAsia="Arial Narrow" w:hAnsi="Arial Narrow" w:cs="Arial Narrow"/>
+          <w:sz w:val="16"/>
+          <w:szCs w:val="16"/>
+        </w:rPr>
         <w:tab/>
+        <w:t xml:space="preserve">Denuncia remitida a esta Comisión mediante MEMORANDUM </w:t>
+      </w:r>
+      <w:proofErr w:type="spellStart"/>
+      <w:r>
+        <w:rPr>
+          <w:rFonts w:ascii="Arial Narrow" w:eastAsia="Arial Narrow" w:hAnsi="Arial Narrow" w:cs="Arial Narrow"/>
+          <w:sz w:val="16"/>
+          <w:szCs w:val="16"/>
+        </w:rPr>
         <w:t xml:space="preserve"/>
       </w:r>
-      <w:r>
-        <w:rPr>
-          <w:rFonts w:ascii="Arial Narrow" w:eastAsia="Arial Narrow" w:hAnsi="Arial Narrow" w:cs="Arial Narrow"/>
-          <w:sz w:val="16"/>
-          <w:szCs w:val="16"/>
-        </w:rPr>
-        <w:tab/>
-        <w:t>Publicado</w:t>
-      </w:r>
-      <w:r>
-        <w:rPr>
-          <w:rFonts w:ascii="Arial Narrow" w:eastAsia="Arial Narrow" w:hAnsi="Arial Narrow" w:cs="Arial Narrow"/>
-          <w:b/>
-          <w:sz w:val="16"/>
-          <w:szCs w:val="16"/>
-        </w:rPr>
-        <w:t xml:space="preserve"> </w:t>
-      </w:r>
-      <w:r>
-        <w:rPr>
-          <w:rFonts w:ascii="Arial Narrow" w:eastAsia="Arial Narrow" w:hAnsi="Arial Narrow" w:cs="Arial Narrow"/>
-          <w:sz w:val="16"/>
-          <w:szCs w:val="16"/>
-        </w:rPr>
-        <w:t xml:space="preserve">el 2 de setiembre de 2010 en el Diario Oficial El Peruano, vigente desde el 2 de octubre de 2010 y modificado por Decreto Legislativo 1308.</w:t>
+      <w:proofErr w:type="spellEnd"/>
+      <w:r>
+        <w:rPr>
+          <w:rFonts w:ascii="Arial Narrow" w:eastAsia="Arial Narrow" w:hAnsi="Arial Narrow" w:cs="Arial Narrow"/>
+          <w:sz w:val="16"/>
+          <w:szCs w:val="16"/>
+        </w:rPr>
+        <w:t xml:space="preserve"/>
+      </w:r>
+      <w:r>
+        <w:rPr>
+          <w:rFonts w:ascii="Arial Narrow" w:eastAsia="Arial Narrow" w:hAnsi="Arial Narrow" w:cs="Arial Narrow"/>
+          <w:sz w:val="16"/>
+          <w:szCs w:val="16"/>
+        </w:rPr>
+        <w:t xml:space="preserve">1726-2025-PS1/INDECOPI </w:t>
+      </w:r>
+      <w:r>
+        <w:rPr>
+          <w:rFonts w:ascii="Arial Narrow" w:eastAsia="Arial Narrow" w:hAnsi="Arial Narrow" w:cs="Arial Narrow"/>
+          <w:sz w:val="16"/>
+          <w:szCs w:val="16"/>
+        </w:rPr>
+        <w:t xml:space="preserve">de fecha </w:t>
+      </w:r>
+      <w:r>
+        <w:rPr>
+          <w:rFonts w:ascii="Arial Narrow" w:eastAsia="Arial Narrow" w:hAnsi="Arial Narrow" w:cs="Arial Narrow"/>
+          <w:sz w:val="16"/>
+          <w:szCs w:val="16"/>
+        </w:rPr>
+        <w:t xml:space="preserve">8 de agosto de 2025</w:t>
+      </w:r>
+      <w:r>
+        <w:rPr>
+          <w:rFonts w:ascii="Arial Narrow" w:eastAsia="Arial Narrow" w:hAnsi="Arial Narrow" w:cs="Arial Narrow"/>
+          <w:sz w:val="16"/>
+          <w:szCs w:val="16"/>
+        </w:rPr>
+        <w:t xml:space="preserve">, </w:t>
+      </w:r>
+      <w:proofErr w:type="spellStart"/>
+      <w:r>
+        <w:rPr>
+          <w:rFonts w:ascii="Arial Narrow" w:eastAsia="Arial Narrow" w:hAnsi="Arial Narrow" w:cs="Arial Narrow"/>
+          <w:sz w:val="16"/>
+          <w:szCs w:val="16"/>
+        </w:rPr>
+        <w:t xml:space="preserve">recibida</w:t>
+      </w:r>
+      <w:proofErr w:type="spellEnd"/>
+      <w:r>
+        <w:rPr>
+          <w:rFonts w:ascii="Arial Narrow" w:eastAsia="Arial Narrow" w:hAnsi="Arial Narrow" w:cs="Arial Narrow"/>
+          <w:sz w:val="16"/>
+          <w:szCs w:val="16"/>
+        </w:rPr>
+        <w:t xml:space="preserve"> el </w:t>
+      </w:r>
+      <w:r>
+        <w:rPr>
+          <w:rFonts w:ascii="Arial Narrow" w:eastAsia="Arial Narrow" w:hAnsi="Arial Narrow" w:cs="Arial Narrow"/>
+          <w:sz w:val="16"/>
+          <w:szCs w:val="16"/>
+        </w:rPr>
+        <w:t xml:space="preserve">8 de agosto de 2025</w:t>
+      </w:r>
+      <w:r>
+        <w:rPr>
+          <w:rFonts w:ascii="Arial Narrow" w:eastAsia="Arial Narrow" w:hAnsi="Arial Narrow" w:cs="Arial Narrow"/>
+          <w:sz w:val="16"/>
+          <w:szCs w:val="16"/>
+        </w:rPr>
+        <w:t xml:space="preserve">.</w:t>
       </w:r>
     </w:p>
     <w:p>
@@ -10967,101 +11063,33 @@
           <w:sz w:val="16"/>
           <w:szCs w:val="16"/>
         </w:rPr>
+        <w:t xml:space="preserve"/>
+      </w:r>
+      <w:r>
+        <w:rPr>
+          <w:rFonts w:ascii="Arial Narrow" w:eastAsia="Arial Narrow" w:hAnsi="Arial Narrow" w:cs="Arial Narrow"/>
+          <w:sz w:val="16"/>
+          <w:szCs w:val="16"/>
+        </w:rPr>
         <w:tab/>
-        <w:t xml:space="preserve"/>
-      </w:r>
-      <w:r>
-        <w:rPr>
-          <w:rFonts w:ascii="Arial Narrow" w:eastAsia="Arial Narrow" w:hAnsi="Arial Narrow" w:cs="Arial Narrow"/>
-          <w:sz w:val="16"/>
-          <w:szCs w:val="16"/>
-        </w:rPr>
-        <w:tab/>
-        <w:t xml:space="preserve">Denuncia remitida a esta Comisión mediante MEMORANDUM </w:t>
-      </w:r>
-      <w:proofErr w:type="spellStart"/>
-      <w:r>
-        <w:rPr>
-          <w:rFonts w:ascii="Arial Narrow" w:eastAsia="Arial Narrow" w:hAnsi="Arial Narrow" w:cs="Arial Narrow"/>
-          <w:sz w:val="16"/>
-          <w:szCs w:val="16"/>
-        </w:rPr>
-        <w:t xml:space="preserve"/>
-      </w:r>
-      <w:proofErr w:type="spellEnd"/>
-      <w:r>
-        <w:rPr>
-          <w:rFonts w:ascii="Arial Narrow" w:eastAsia="Arial Narrow" w:hAnsi="Arial Narrow" w:cs="Arial Narrow"/>
-          <w:sz w:val="16"/>
-          <w:szCs w:val="16"/>
-        </w:rPr>
-        <w:t xml:space="preserve"/>
-      </w:r>
-      <w:r>
-        <w:rPr>
-          <w:rFonts w:ascii="Arial Narrow" w:eastAsia="Arial Narrow" w:hAnsi="Arial Narrow" w:cs="Arial Narrow"/>
-          <w:sz w:val="16"/>
-          <w:szCs w:val="16"/>
-        </w:rPr>
-        <w:t xml:space="preserve">1726-2025-PS1/INDECOPI </w:t>
-      </w:r>
-      <w:r>
-        <w:rPr>
-          <w:rFonts w:ascii="Arial Narrow" w:eastAsia="Arial Narrow" w:hAnsi="Arial Narrow" w:cs="Arial Narrow"/>
-          <w:sz w:val="16"/>
-          <w:szCs w:val="16"/>
-        </w:rPr>
-        <w:t xml:space="preserve">de fecha </w:t>
-      </w:r>
-      <w:r>
-        <w:rPr>
-          <w:rFonts w:ascii="Arial Narrow" w:eastAsia="Arial Narrow" w:hAnsi="Arial Narrow" w:cs="Arial Narrow"/>
-          <w:sz w:val="16"/>
-          <w:szCs w:val="16"/>
-        </w:rPr>
-        <w:t xml:space="preserve">8 de agosto de 2025</w:t>
-      </w:r>
-      <w:r>
-        <w:rPr>
-          <w:rFonts w:ascii="Arial Narrow" w:eastAsia="Arial Narrow" w:hAnsi="Arial Narrow" w:cs="Arial Narrow"/>
-          <w:sz w:val="16"/>
-          <w:szCs w:val="16"/>
-        </w:rPr>
-        <w:t xml:space="preserve">, </w:t>
-      </w:r>
-      <w:proofErr w:type="spellStart"/>
-      <w:r>
-        <w:rPr>
-          <w:rFonts w:ascii="Arial Narrow" w:eastAsia="Arial Narrow" w:hAnsi="Arial Narrow" w:cs="Arial Narrow"/>
-          <w:sz w:val="16"/>
-          <w:szCs w:val="16"/>
-        </w:rPr>
-        <w:t xml:space="preserve">recibida</w:t>
-      </w:r>
-      <w:proofErr w:type="spellEnd"/>
-      <w:r>
-        <w:rPr>
-          <w:rFonts w:ascii="Arial Narrow" w:eastAsia="Arial Narrow" w:hAnsi="Arial Narrow" w:cs="Arial Narrow"/>
-          <w:sz w:val="16"/>
-          <w:szCs w:val="16"/>
-        </w:rPr>
-        <w:t xml:space="preserve"> el </w:t>
-      </w:r>
-      <w:r>
-        <w:rPr>
-          <w:rFonts w:ascii="Arial Narrow" w:eastAsia="Arial Narrow" w:hAnsi="Arial Narrow" w:cs="Arial Narrow"/>
-          <w:sz w:val="16"/>
-          <w:szCs w:val="16"/>
-        </w:rPr>
-        <w:t xml:space="preserve">8 de agosto de 2025</w:t>
-      </w:r>
-      <w:r>
-        <w:rPr>
-          <w:rFonts w:ascii="Arial Narrow" w:eastAsia="Arial Narrow" w:hAnsi="Arial Narrow" w:cs="Arial Narrow"/>
-          <w:sz w:val="16"/>
-          <w:szCs w:val="16"/>
-        </w:rPr>
-        <w:t xml:space="preserve">.</w:t>
+        <w:t>Publicado</w:t>
+      </w:r>
+      <w:r>
+        <w:rPr>
+          <w:rFonts w:ascii="Arial Narrow" w:eastAsia="Arial Narrow" w:hAnsi="Arial Narrow" w:cs="Arial Narrow"/>
+          <w:b/>
+          <w:sz w:val="16"/>
+          <w:szCs w:val="16"/>
+        </w:rPr>
+        <w:t xml:space="preserve"> </w:t>
+      </w:r>
+      <w:r>
+        <w:rPr>
+          <w:rFonts w:ascii="Arial Narrow" w:eastAsia="Arial Narrow" w:hAnsi="Arial Narrow" w:cs="Arial Narrow"/>
+          <w:sz w:val="16"/>
+          <w:szCs w:val="16"/>
+        </w:rPr>
+        <w:t xml:space="preserve">el 2 de setiembre de 2010 en el Diario Oficial El Peruano, vigente desde el 2 de octubre de 2010 y modificado por Decreto Legislativo 1308.</w:t>
       </w:r>
     </w:p>
     <w:p>
@@ -11110,7 +11138,6 @@
           <w:sz w:val="16"/>
           <w:szCs w:val="16"/>
         </w:rPr>
-        <w:tab/>
         <w:t xml:space="preserve"/>
       </w:r>
       <w:r>
@@ -11119,7 +11146,6 @@
           <w:sz w:val="16"/>
           <w:szCs w:val="16"/>
         </w:rPr>
-        <w:tab/>
       </w:r>
       <w:r>
         <w:rPr>
@@ -11129,6 +11155,7 @@
           <w:sz w:val="16"/>
           <w:szCs w:val="16"/>
         </w:rPr>
+        <w:tab/>
         <w:t xml:space="preserve">LEY </w:t>
       </w:r>
       <w:proofErr w:type="spellStart"/>
@@ -11454,7 +11481,6 @@
           <w:sz w:val="16"/>
           <w:szCs w:val="16"/>
         </w:rPr>
-        <w:tab/>
         <w:t xml:space="preserve"/>
       </w:r>
       <w:r>
@@ -11463,7 +11489,6 @@
           <w:sz w:val="16"/>
           <w:szCs w:val="16"/>
         </w:rPr>
-        <w:tab/>
       </w:r>
       <w:r>
         <w:rPr>
@@ -11473,6 +11498,7 @@
           <w:sz w:val="16"/>
           <w:szCs w:val="16"/>
         </w:rPr>
+        <w:tab/>
         <w:t xml:space="preserve">LEY </w:t>
       </w:r>
       <w:proofErr w:type="spellStart"/>
@@ -11660,7 +11686,6 @@
           <w:sz w:val="16"/>
           <w:szCs w:val="16"/>
         </w:rPr>
-        <w:tab/>
         <w:t xml:space="preserve"/>
       </w:r>
       <w:r>
@@ -11669,7 +11694,6 @@
           <w:sz w:val="16"/>
           <w:szCs w:val="16"/>
         </w:rPr>
-        <w:tab/>
       </w:r>
       <w:r>
         <w:rPr>
@@ -11679,6 +11703,7 @@
           <w:sz w:val="16"/>
           <w:szCs w:val="16"/>
         </w:rPr>
+        <w:tab/>
         <w:t xml:space="preserve">LEY </w:t>
       </w:r>
       <w:proofErr w:type="spellStart"/>
@@ -11861,7 +11886,6 @@
           <w:sz w:val="16"/>
           <w:szCs w:val="16"/>
         </w:rPr>
-        <w:tab/>
         <w:t xml:space="preserve"/>
       </w:r>
       <w:r>
@@ -11870,7 +11894,6 @@
           <w:sz w:val="16"/>
           <w:szCs w:val="16"/>
         </w:rPr>
-        <w:tab/>
       </w:r>
       <w:r>
         <w:rPr>
@@ -11880,6 +11903,7 @@
           <w:sz w:val="16"/>
           <w:szCs w:val="16"/>
         </w:rPr>
+        <w:tab/>
         <w:t xml:space="preserve">LEY </w:t>
       </w:r>
       <w:proofErr w:type="spellStart"/>
@@ -12082,7 +12106,6 @@
           <w:sz w:val="16"/>
           <w:szCs w:val="16"/>
         </w:rPr>
-        <w:tab/>
         <w:t xml:space="preserve"/>
       </w:r>
       <w:r>
@@ -12091,7 +12114,6 @@
           <w:sz w:val="16"/>
           <w:szCs w:val="16"/>
         </w:rPr>
-        <w:tab/>
       </w:r>
       <w:r>
         <w:rPr>
@@ -12101,6 +12123,7 @@
           <w:sz w:val="16"/>
           <w:szCs w:val="16"/>
         </w:rPr>
+        <w:tab/>
         <w:t xml:space="preserve">LEY SOBRE FACULTADES, NORMAS Y ORGANIZACIÓN DEL INDECOPI, APROBADA POR DECRETO LEGISLATIVO </w:t>
       </w:r>
       <w:proofErr w:type="spellStart"/>
@@ -12271,7 +12294,6 @@
           <w:sz w:val="16"/>
           <w:szCs w:val="16"/>
         </w:rPr>
-        <w:tab/>
         <w:t xml:space="preserve"/>
       </w:r>
       <w:r>
@@ -12364,24 +12386,23 @@
           <w:sz w:val="16"/>
           <w:szCs w:val="16"/>
         </w:rPr>
+        <w:t xml:space="preserve"/>
+      </w:r>
+      <w:r>
+        <w:rPr>
+          <w:rFonts w:ascii="Arial Narrow" w:eastAsia="Arial Narrow" w:hAnsi="Arial Narrow" w:cs="Arial Narrow"/>
+          <w:sz w:val="16"/>
+          <w:szCs w:val="16"/>
+        </w:rPr>
+      </w:r>
+      <w:r>
+        <w:rPr>
+          <w:rFonts w:ascii="Arial Narrow" w:eastAsia="Arial Narrow" w:hAnsi="Arial Narrow" w:cs="Arial Narrow"/>
+          <w:b/>
+          <w:sz w:val="16"/>
+          <w:szCs w:val="16"/>
+        </w:rPr>
         <w:tab/>
-        <w:t xml:space="preserve"/>
-      </w:r>
-      <w:r>
-        <w:rPr>
-          <w:rFonts w:ascii="Arial Narrow" w:eastAsia="Arial Narrow" w:hAnsi="Arial Narrow" w:cs="Arial Narrow"/>
-          <w:sz w:val="16"/>
-          <w:szCs w:val="16"/>
-        </w:rPr>
-        <w:tab/>
-      </w:r>
-      <w:r>
-        <w:rPr>
-          <w:rFonts w:ascii="Arial Narrow" w:eastAsia="Arial Narrow" w:hAnsi="Arial Narrow" w:cs="Arial Narrow"/>
-          <w:b/>
-          <w:sz w:val="16"/>
-          <w:szCs w:val="16"/>
-        </w:rPr>
         <w:t>LEY 29571, CÓDIGO DE PROTECCIÓN Y DEFENSA DEL CONSUMIDOR</w:t>
       </w:r>
       <w:r>
@@ -12786,32 +12807,31 @@
           <w:szCs w:val="16"/>
           <w:vertAlign w:val="superscript"/>
         </w:rPr>
+        <w:t xml:space="preserve"/>
+      </w:r>
+      <w:r>
+        <w:rPr>
+          <w:rFonts w:ascii="Arial Narrow" w:eastAsia="Arial Narrow" w:hAnsi="Arial Narrow" w:cs="Arial Narrow"/>
+          <w:sz w:val="16"/>
+          <w:szCs w:val="16"/>
+        </w:rPr>
+        <w:t xml:space="preserve"/>
+      </w:r>
+      <w:r>
+        <w:rPr>
+          <w:rFonts w:ascii="Arial Narrow" w:eastAsia="Arial Narrow" w:hAnsi="Arial Narrow" w:cs="Arial Narrow"/>
+          <w:sz w:val="16"/>
+          <w:szCs w:val="16"/>
+        </w:rPr>
+      </w:r>
+      <w:r>
+        <w:rPr>
+          <w:rFonts w:ascii="Arial Narrow" w:eastAsia="Arial Narrow" w:hAnsi="Arial Narrow" w:cs="Arial Narrow"/>
+          <w:b/>
+          <w:sz w:val="16"/>
+          <w:szCs w:val="16"/>
+        </w:rPr>
         <w:tab/>
-        <w:t xml:space="preserve"/>
-      </w:r>
-      <w:r>
-        <w:rPr>
-          <w:rFonts w:ascii="Arial Narrow" w:eastAsia="Arial Narrow" w:hAnsi="Arial Narrow" w:cs="Arial Narrow"/>
-          <w:sz w:val="16"/>
-          <w:szCs w:val="16"/>
-        </w:rPr>
-        <w:t xml:space="preserve"> </w:t>
-      </w:r>
-      <w:r>
-        <w:rPr>
-          <w:rFonts w:ascii="Arial Narrow" w:eastAsia="Arial Narrow" w:hAnsi="Arial Narrow" w:cs="Arial Narrow"/>
-          <w:sz w:val="16"/>
-          <w:szCs w:val="16"/>
-        </w:rPr>
-        <w:tab/>
-      </w:r>
-      <w:r>
-        <w:rPr>
-          <w:rFonts w:ascii="Arial Narrow" w:eastAsia="Arial Narrow" w:hAnsi="Arial Narrow" w:cs="Arial Narrow"/>
-          <w:b/>
-          <w:sz w:val="16"/>
-          <w:szCs w:val="16"/>
-        </w:rPr>
         <w:t>LEY 29571, CÓDIGO DE PROTECCIÓN Y DEFENSA DEL CONSUMIDOR</w:t>
       </w:r>
       <w:r>
@@ -13035,7 +13055,6 @@
           <w:sz w:val="16"/>
           <w:szCs w:val="16"/>
         </w:rPr>
-        <w:tab/>
         <w:t xml:space="preserve"/>
       </w:r>
       <w:r>
@@ -13044,7 +13063,6 @@
           <w:sz w:val="16"/>
           <w:szCs w:val="16"/>
         </w:rPr>
-        <w:tab/>
       </w:r>
       <w:r>
         <w:rPr>
@@ -13054,6 +13072,7 @@
           <w:sz w:val="16"/>
           <w:szCs w:val="16"/>
         </w:rPr>
+        <w:tab/>
         <w:t xml:space="preserve">LEY </w:t>
       </w:r>
       <w:proofErr w:type="spellStart"/>
@@ -13916,24 +13935,23 @@
           <w:sz w:val="16"/>
           <w:szCs w:val="16"/>
         </w:rPr>
+        <w:t xml:space="preserve"/>
+      </w:r>
+      <w:r>
+        <w:rPr>
+          <w:rFonts w:ascii="Arial Narrow" w:eastAsia="Arial Narrow" w:hAnsi="Arial Narrow" w:cs="Arial Narrow"/>
+          <w:sz w:val="16"/>
+          <w:szCs w:val="16"/>
+        </w:rPr>
+      </w:r>
+      <w:r>
+        <w:rPr>
+          <w:rFonts w:ascii="Arial Narrow" w:eastAsia="Arial Narrow" w:hAnsi="Arial Narrow" w:cs="Arial Narrow"/>
+          <w:b/>
+          <w:sz w:val="16"/>
+          <w:szCs w:val="16"/>
+        </w:rPr>
         <w:tab/>
-        <w:t xml:space="preserve"/>
-      </w:r>
-      <w:r>
-        <w:rPr>
-          <w:rFonts w:ascii="Arial Narrow" w:eastAsia="Arial Narrow" w:hAnsi="Arial Narrow" w:cs="Arial Narrow"/>
-          <w:sz w:val="16"/>
-          <w:szCs w:val="16"/>
-        </w:rPr>
-        <w:tab/>
-      </w:r>
-      <w:r>
-        <w:rPr>
-          <w:rFonts w:ascii="Arial Narrow" w:eastAsia="Arial Narrow" w:hAnsi="Arial Narrow" w:cs="Arial Narrow"/>
-          <w:b/>
-          <w:sz w:val="16"/>
-          <w:szCs w:val="16"/>
-        </w:rPr>
         <w:t>LEY 29571, CÓDIGO DE PROTECCIÓN Y DEFENSA DEL CONSUMIDOR</w:t>
       </w:r>
       <w:r>
@@ -14168,7 +14186,6 @@
           <w:sz w:val="16"/>
           <w:szCs w:val="16"/>
         </w:rPr>
-        <w:tab/>
         <w:t xml:space="preserve"/>
       </w:r>
       <w:r>
@@ -14326,17 +14343,26 @@
           <w:sz w:val="16"/>
           <w:szCs w:val="16"/>
         </w:rPr>
+        <w:t xml:space="preserve"/>
+      </w:r>
+      <w:r>
+        <w:rPr>
+          <w:rFonts w:ascii="Arial Narrow" w:eastAsia="Arial Narrow" w:hAnsi="Arial Narrow" w:cs="Arial Narrow"/>
+          <w:sz w:val="16"/>
+          <w:szCs w:val="16"/>
+        </w:rPr>
+      </w:r>
+      <w:r>
+        <w:rPr>
+          <w:rFonts w:ascii="Arial Narrow" w:eastAsia="Arial Narrow" w:hAnsi="Arial Narrow" w:cs="Arial Narrow"/>
+          <w:b/>
+          <w:sz w:val="16"/>
+          <w:szCs w:val="16"/>
+        </w:rPr>
         <w:tab/>
-        <w:t xml:space="preserve"/>
-      </w:r>
-      <w:r>
-        <w:rPr>
-          <w:rFonts w:ascii="Arial Narrow" w:eastAsia="Arial Narrow" w:hAnsi="Arial Narrow" w:cs="Arial Narrow"/>
-          <w:sz w:val="16"/>
-          <w:szCs w:val="16"/>
-        </w:rPr>
-        <w:tab/>
-      </w:r>
+        <w:t xml:space="preserve">TEXTO ÚNICO ORDENADO DE LA LEY DEL PROCEDIMIENTO ADMINISTRATIVO GENERAL, aprobado mediante DECRETO SUPREMO </w:t>
+      </w:r>
+      <w:proofErr w:type="spellStart"/>
       <w:r>
         <w:rPr>
           <w:rFonts w:ascii="Arial Narrow" w:eastAsia="Arial Narrow" w:hAnsi="Arial Narrow" w:cs="Arial Narrow"/>
@@ -14344,9 +14370,9 @@
           <w:sz w:val="16"/>
           <w:szCs w:val="16"/>
         </w:rPr>
-        <w:t xml:space="preserve">TEXTO ÚNICO ORDENADO DE LA LEY DEL PROCEDIMIENTO ADMINISTRATIVO GENERAL, aprobado mediante DECRETO SUPREMO </w:t>
-      </w:r>
-      <w:proofErr w:type="spellStart"/>
+        <w:t/>
+      </w:r>
+      <w:proofErr w:type="spellEnd"/>
       <w:r>
         <w:rPr>
           <w:rFonts w:ascii="Arial Narrow" w:eastAsia="Arial Narrow" w:hAnsi="Arial Narrow" w:cs="Arial Narrow"/>
@@ -14354,23 +14380,13 @@
           <w:sz w:val="16"/>
           <w:szCs w:val="16"/>
         </w:rPr>
-        <w:t/>
-      </w:r>
-      <w:proofErr w:type="spellEnd"/>
-      <w:r>
-        <w:rPr>
-          <w:rFonts w:ascii="Arial Narrow" w:eastAsia="Arial Narrow" w:hAnsi="Arial Narrow" w:cs="Arial Narrow"/>
-          <w:b/>
-          <w:sz w:val="16"/>
-          <w:szCs w:val="16"/>
-        </w:rPr>
         <w:t xml:space="preserve">006-2026-JUS y publicado el 30 de abril de 2026</w:t>
       </w:r>
     </w:p>
     <w:p>
       <w:pPr>
         <w:pStyle w:val="Textonotapie"/>
-        <w:ind w:left="1134" w:hanging="567"/>
+        <w:ind w:left="1134"/>
         <w:jc w:val="both"/>
         <w:rPr>
           <w:rFonts w:ascii="Arial Narrow" w:eastAsia="Arial Narrow" w:hAnsi="Arial Narrow" w:cs="Arial Narrow"/>
@@ -14394,7 +14410,7 @@
     <w:p>
       <w:pPr>
         <w:pStyle w:val="Textonotapie"/>
-        <w:ind w:left="1134" w:hanging="567"/>
+        <w:ind w:left="1134" w:hanging="1134"/>
         <w:jc w:val="both"/>
         <w:rPr>
           <w:rFonts w:ascii="Arial Narrow" w:eastAsia="Arial Narrow" w:hAnsi="Arial Narrow" w:cs="Arial Narrow"/>

--- a/plantillas_maestras/17_seguro_no_especificado/contratacion_no_consentida/2_o_mas_ddos_varios/mujer/TPL_1890_2025_SEGURO_NO_ESPECIFICADO_CONTRATACION_NO_CONSENTIDA_ASEGURADORA_MUJER_R2.docx
+++ b/plantillas_maestras/17_seguro_no_especificado/contratacion_no_consentida/2_o_mas_ddos_varios/mujer/TPL_1890_2025_SEGURO_NO_ESPECIFICADO_CONTRATACION_NO_CONSENTIDA_ASEGURADORA_MUJER_R2.docx
@@ -8369,7 +8369,7 @@
           <w:sz w:val="22"/>
           <w:szCs w:val="22"/>
         </w:rPr>
-        <w:t xml:space="preserve">correr traslado de la presente resolución a Rímac Seguros Y Reaseguros S.A. para que, de conformidad con lo dispuesto por el artículo 26 de la Ley sobre Facultades, Normas y Organización del Indecopi, aprobada por Decreto Legislativo 807</w:t>
+        <w:t xml:space="preserve">correr traslado de la denuncia del 4 de julio de 2025 a Rímac Seguros Y Reaseguros S.A. para que, de conformidad con lo dispuesto por el artículo 26 de la Ley sobre Facultades, Normas y Organización del Indecopi, aprobada por Decreto Legislativo 807</w:t>
       </w:r>
       <w:r>
         <w:rPr>
